--- a/电商223_张纵宇_毕业论文.docx
+++ b/电商223_张纵宇_毕业论文.docx
@@ -1774,20 +1774,17 @@
         <w:rPr>
           <w:color w:val="000000"/>
         </w:rPr>
-        <w:fldChar w:fldCharType="begin"/>
-      </w:r>
-      <w:r>
-        <w:instrText xml:space="preserve"> HYPERLINK \l _Toc21158 </w:instrText>
-      </w:r>
-      <w:r>
-        <w:fldChar w:fldCharType="separate"/>
-      </w:r>
+        <w:t>1.1研究背景及意义</w:t>
+        <w:tab/>
+        <w:t>1</w:t>
+      </w:r>
+      <w:r/>
+      <w:r/>
       <w:r>
         <w:rPr>
           <w:szCs w:val="21"/>
           <w:lang w:val="en-US"/>
         </w:rPr>
-        <w:t>1.1</w:t>
       </w:r>
       <w:r>
         <w:rPr>
@@ -1795,31 +1792,17 @@
           <w:szCs w:val="21"/>
           <w:lang w:val="en-US" w:eastAsia="zh-CN"/>
         </w:rPr>
-        <w:t>研究背景</w:t>
-      </w:r>
-      <w:r>
-        <w:tab/>
-      </w:r>
-      <w:r>
-        <w:fldChar w:fldCharType="begin"/>
-      </w:r>
-      <w:r>
-        <w:instrText xml:space="preserve"> PAGEREF _Toc21158 \h </w:instrText>
-      </w:r>
-      <w:r>
-        <w:fldChar w:fldCharType="separate"/>
-      </w:r>
-      <w:r>
-        <w:t>1</w:t>
-      </w:r>
-      <w:r>
-        <w:fldChar w:fldCharType="end"/>
-      </w:r>
-      <w:r>
-        <w:rPr>
-          <w:color w:val="000000"/>
-        </w:rPr>
-        <w:fldChar w:fldCharType="end"/>
+      </w:r>
+      <w:r/>
+      <w:r/>
+      <w:r/>
+      <w:r/>
+      <w:r/>
+      <w:r/>
+      <w:r>
+        <w:rPr>
+          <w:color w:val="000000"/>
+        </w:rPr>
       </w:r>
     </w:p>
     <w:p>
@@ -1833,20 +1816,17 @@
         <w:rPr>
           <w:color w:val="000000"/>
         </w:rPr>
-        <w:fldChar w:fldCharType="begin"/>
-      </w:r>
-      <w:r>
-        <w:instrText xml:space="preserve"> HYPERLINK \l _Toc2208 </w:instrText>
-      </w:r>
-      <w:r>
-        <w:fldChar w:fldCharType="separate"/>
-      </w:r>
+        <w:t>1.2国内外研究现状（文献综述）</w:t>
+        <w:tab/>
+        <w:t>2</w:t>
+      </w:r>
+      <w:r/>
+      <w:r/>
       <w:r>
         <w:rPr>
           <w:szCs w:val="21"/>
           <w:lang w:val="en-US"/>
         </w:rPr>
-        <w:t>1.2</w:t>
       </w:r>
       <w:r>
         <w:rPr>
@@ -1854,31 +1834,17 @@
           <w:szCs w:val="21"/>
           <w:lang w:val="en-US" w:eastAsia="zh-CN"/>
         </w:rPr>
-        <w:t>研究目的与意义</w:t>
-      </w:r>
-      <w:r>
-        <w:tab/>
-      </w:r>
-      <w:r>
-        <w:fldChar w:fldCharType="begin"/>
-      </w:r>
-      <w:r>
-        <w:instrText xml:space="preserve"> PAGEREF _Toc2208 \h </w:instrText>
-      </w:r>
-      <w:r>
-        <w:fldChar w:fldCharType="separate"/>
-      </w:r>
-      <w:r>
-        <w:t>1</w:t>
-      </w:r>
-      <w:r>
-        <w:fldChar w:fldCharType="end"/>
-      </w:r>
-      <w:r>
-        <w:rPr>
-          <w:color w:val="000000"/>
-        </w:rPr>
-        <w:fldChar w:fldCharType="end"/>
+      </w:r>
+      <w:r/>
+      <w:r/>
+      <w:r/>
+      <w:r/>
+      <w:r/>
+      <w:r/>
+      <w:r>
+        <w:rPr>
+          <w:color w:val="000000"/>
+        </w:rPr>
       </w:r>
     </w:p>
     <w:p>
@@ -1892,20 +1858,17 @@
         <w:rPr>
           <w:color w:val="000000"/>
         </w:rPr>
-        <w:fldChar w:fldCharType="begin"/>
-      </w:r>
-      <w:r>
-        <w:instrText xml:space="preserve"> HYPERLINK \l _Toc1812 </w:instrText>
-      </w:r>
-      <w:r>
-        <w:fldChar w:fldCharType="separate"/>
-      </w:r>
+        <w:t>1.3研究内容</w:t>
+        <w:tab/>
+        <w:t>5</w:t>
+      </w:r>
+      <w:r/>
+      <w:r/>
       <w:r>
         <w:rPr>
           <w:szCs w:val="21"/>
           <w:lang w:val="en-US"/>
         </w:rPr>
-        <w:t>1.3</w:t>
       </w:r>
       <w:r>
         <w:rPr>
@@ -1913,31 +1876,17 @@
           <w:szCs w:val="21"/>
           <w:lang w:val="en-US" w:eastAsia="zh-CN"/>
         </w:rPr>
-        <w:t>研究内容与技术路线</w:t>
-      </w:r>
-      <w:r>
-        <w:tab/>
-      </w:r>
-      <w:r>
-        <w:fldChar w:fldCharType="begin"/>
-      </w:r>
-      <w:r>
-        <w:instrText xml:space="preserve"> PAGEREF _Toc1812 \h </w:instrText>
-      </w:r>
-      <w:r>
-        <w:fldChar w:fldCharType="separate"/>
-      </w:r>
-      <w:r>
-        <w:t>2</w:t>
-      </w:r>
-      <w:r>
-        <w:fldChar w:fldCharType="end"/>
-      </w:r>
-      <w:r>
-        <w:rPr>
-          <w:color w:val="000000"/>
-        </w:rPr>
-        <w:fldChar w:fldCharType="end"/>
+      </w:r>
+      <w:r/>
+      <w:r/>
+      <w:r/>
+      <w:r/>
+      <w:r/>
+      <w:r/>
+      <w:r>
+        <w:rPr>
+          <w:color w:val="000000"/>
+        </w:rPr>
       </w:r>
     </w:p>
     <w:p>
@@ -1951,20 +1900,17 @@
         <w:rPr>
           <w:color w:val="000000"/>
         </w:rPr>
-        <w:fldChar w:fldCharType="begin"/>
-      </w:r>
-      <w:r>
-        <w:instrText xml:space="preserve"> HYPERLINK \l _Toc1599 </w:instrText>
-      </w:r>
-      <w:r>
-        <w:fldChar w:fldCharType="separate"/>
-      </w:r>
+        <w:t>1.4研究创新点</w:t>
+        <w:tab/>
+        <w:t>6</w:t>
+      </w:r>
+      <w:r/>
+      <w:r/>
       <w:r>
         <w:rPr>
           <w:szCs w:val="21"/>
           <w:lang w:val="en-US"/>
         </w:rPr>
-        <w:t>1.</w:t>
       </w:r>
       <w:r>
         <w:rPr>
@@ -1972,31 +1918,17 @@
           <w:szCs w:val="21"/>
           <w:lang w:val="en-US" w:eastAsia="zh-CN"/>
         </w:rPr>
-        <w:t>4研究方法</w:t>
-      </w:r>
-      <w:r>
-        <w:tab/>
-      </w:r>
-      <w:r>
-        <w:fldChar w:fldCharType="begin"/>
-      </w:r>
-      <w:r>
-        <w:instrText xml:space="preserve"> PAGEREF _Toc1599 \h </w:instrText>
-      </w:r>
-      <w:r>
-        <w:fldChar w:fldCharType="separate"/>
-      </w:r>
-      <w:r>
-        <w:t>3</w:t>
-      </w:r>
-      <w:r>
-        <w:fldChar w:fldCharType="end"/>
-      </w:r>
-      <w:r>
-        <w:rPr>
-          <w:color w:val="000000"/>
-        </w:rPr>
-        <w:fldChar w:fldCharType="end"/>
+      </w:r>
+      <w:r/>
+      <w:r/>
+      <w:r/>
+      <w:r/>
+      <w:r/>
+      <w:r/>
+      <w:r>
+        <w:rPr>
+          <w:color w:val="000000"/>
+        </w:rPr>
       </w:r>
     </w:p>
     <w:p>
@@ -2010,44 +1942,28 @@
         <w:rPr>
           <w:color w:val="000000"/>
         </w:rPr>
-        <w:fldChar w:fldCharType="begin"/>
-      </w:r>
-      <w:r>
-        <w:instrText xml:space="preserve"> HYPERLINK \l _Toc17945 </w:instrText>
-      </w:r>
-      <w:r>
-        <w:fldChar w:fldCharType="separate"/>
-      </w:r>
+        <w:t>1.5研究方法与技术路线</w:t>
+        <w:tab/>
+        <w:t>7</w:t>
+      </w:r>
+      <w:r/>
+      <w:r/>
       <w:r>
         <w:rPr>
           <w:szCs w:val="21"/>
           <w:lang w:val="en-US"/>
         </w:rPr>
-        <w:t>1.5 研究创新点</w:t>
-      </w:r>
-      <w:r>
-        <w:tab/>
-      </w:r>
-      <w:r>
-        <w:fldChar w:fldCharType="begin"/>
-      </w:r>
-      <w:r>
-        <w:instrText xml:space="preserve"> PAGEREF _Toc17945 \h </w:instrText>
-      </w:r>
-      <w:r>
-        <w:fldChar w:fldCharType="separate"/>
-      </w:r>
-      <w:r>
-        <w:t>4</w:t>
-      </w:r>
-      <w:r>
-        <w:fldChar w:fldCharType="end"/>
-      </w:r>
-      <w:r>
-        <w:rPr>
-          <w:color w:val="000000"/>
-        </w:rPr>
-        <w:fldChar w:fldCharType="end"/>
+      </w:r>
+      <w:r/>
+      <w:r/>
+      <w:r/>
+      <w:r/>
+      <w:r/>
+      <w:r/>
+      <w:r>
+        <w:rPr>
+          <w:color w:val="000000"/>
+        </w:rPr>
       </w:r>
     </w:p>
     <w:p>
@@ -2062,47 +1978,29 @@
         <w:rPr>
           <w:color w:val="000000"/>
         </w:rPr>
-        <w:fldChar w:fldCharType="begin"/>
-      </w:r>
-      <w:r>
-        <w:instrText xml:space="preserve"> HYPERLINK \l _Toc1959 </w:instrText>
-      </w:r>
-      <w:r>
-        <w:fldChar w:fldCharType="separate"/>
-      </w:r>
+        <w:t>第二章 理论基础</w:t>
+        <w:tab/>
+        <w:t>8</w:t>
+      </w:r>
+      <w:r/>
+      <w:r/>
       <w:r>
         <w:rPr>
           <w:rFonts w:hint="eastAsia"/>
           <w:lang w:val="en-US" w:eastAsia="zh-CN"/>
         </w:rPr>
-        <w:t xml:space="preserve">第二章 </w:t>
-      </w:r>
-      <w:r>
-        <w:t>理论基础与文献综述</w:t>
-      </w:r>
-      <w:r>
-        <w:tab/>
-      </w:r>
-      <w:r>
-        <w:fldChar w:fldCharType="begin"/>
-      </w:r>
-      <w:r>
-        <w:instrText xml:space="preserve"> PAGEREF _Toc1959 \h </w:instrText>
-      </w:r>
-      <w:r>
-        <w:fldChar w:fldCharType="separate"/>
-      </w:r>
-      <w:r>
-        <w:t>5</w:t>
-      </w:r>
-      <w:r>
-        <w:fldChar w:fldCharType="end"/>
-      </w:r>
-      <w:r>
-        <w:rPr>
-          <w:color w:val="000000"/>
-        </w:rPr>
-        <w:fldChar w:fldCharType="end"/>
+      </w:r>
+      <w:r/>
+      <w:r/>
+      <w:r/>
+      <w:r/>
+      <w:r/>
+      <w:r/>
+      <w:r/>
+      <w:r>
+        <w:rPr>
+          <w:color w:val="000000"/>
+        </w:rPr>
       </w:r>
     </w:p>
     <w:p>
@@ -2170,101 +2068,29 @@
         <w:rPr>
           <w:color w:val="000000"/>
         </w:rPr>
-        <w:fldChar w:fldCharType="begin"/>
-      </w:r>
-      <w:r>
-        <w:instrText xml:space="preserve"> HYPERLINK \l _Toc15879 </w:instrText>
-      </w:r>
-      <w:r>
-        <w:fldChar w:fldCharType="separate"/>
-      </w:r>
-      <w:r>
-        <w:t>2.2</w:t>
-      </w:r>
+        <w:t>2.2理论基础</w:t>
+        <w:tab/>
+        <w:t>8</w:t>
+      </w:r>
+      <w:r/>
+      <w:r/>
+      <w:r/>
       <w:r>
         <w:rPr>
           <w:rFonts w:hint="eastAsia"/>
           <w:lang w:val="en-US" w:eastAsia="zh-CN"/>
         </w:rPr>
-        <w:t>核心理论基础</w:t>
-      </w:r>
-      <w:r>
-        <w:tab/>
-      </w:r>
-      <w:r>
-        <w:fldChar w:fldCharType="begin"/>
-      </w:r>
-      <w:r>
-        <w:instrText xml:space="preserve"> PAGEREF _Toc15879 \h </w:instrText>
-      </w:r>
-      <w:r>
-        <w:fldChar w:fldCharType="separate"/>
-      </w:r>
-      <w:r>
-        <w:t>5</w:t>
-      </w:r>
-      <w:r>
-        <w:fldChar w:fldCharType="end"/>
-      </w:r>
-      <w:r>
-        <w:rPr>
-          <w:color w:val="000000"/>
-        </w:rPr>
-        <w:fldChar w:fldCharType="end"/>
-      </w:r>
-    </w:p>
-    <w:p>
-      <w:pPr>
-        <w:pStyle w:val="26"/>
-        <w:tabs>
-          <w:tab w:val="right" w:leader="dot" w:pos="8787"/>
-        </w:tabs>
-      </w:pPr>
-      <w:r>
-        <w:rPr>
-          <w:color w:val="000000"/>
-        </w:rPr>
-        <w:fldChar w:fldCharType="begin"/>
-      </w:r>
-      <w:r>
-        <w:instrText xml:space="preserve"> HYPERLINK \l _Toc19027 </w:instrText>
-      </w:r>
-      <w:r>
-        <w:fldChar w:fldCharType="separate"/>
-      </w:r>
-      <w:r>
-        <w:t>2.3</w:t>
-      </w:r>
-      <w:r>
-        <w:rPr>
-          <w:rFonts w:hint="eastAsia"/>
-          <w:lang w:val="en-US" w:eastAsia="zh-CN"/>
-        </w:rPr>
-        <w:t>国内外研究现状</w:t>
-      </w:r>
-      <w:r>
-        <w:tab/>
-      </w:r>
-      <w:r>
-        <w:fldChar w:fldCharType="begin"/>
-      </w:r>
-      <w:r>
-        <w:instrText xml:space="preserve"> PAGEREF _Toc19027 \h </w:instrText>
-      </w:r>
-      <w:r>
-        <w:fldChar w:fldCharType="separate"/>
-      </w:r>
-      <w:r>
-        <w:t>6</w:t>
-      </w:r>
-      <w:r>
-        <w:fldChar w:fldCharType="end"/>
-      </w:r>
-      <w:r>
-        <w:rPr>
-          <w:color w:val="000000"/>
-        </w:rPr>
-        <w:fldChar w:fldCharType="end"/>
+      </w:r>
+      <w:r/>
+      <w:r/>
+      <w:r/>
+      <w:r/>
+      <w:r/>
+      <w:r/>
+      <w:r>
+        <w:rPr>
+          <w:color w:val="000000"/>
+        </w:rPr>
       </w:r>
     </w:p>
     <w:p>
@@ -2805,7 +2631,7 @@
           <w:szCs w:val="21"/>
           <w:lang w:val="en-US"/>
         </w:rPr>
-        <w:t>1.1</w:t>
+        <w:t>1.1研究背景及意义</w:t>
       </w:r>
       <w:r>
         <w:rPr>
@@ -2813,7 +2639,6 @@
           <w:szCs w:val="21"/>
           <w:lang w:val="en-US" w:eastAsia="zh-CN"/>
         </w:rPr>
-        <w:t>研究背景</w:t>
       </w:r>
       <w:bookmarkEnd w:id="38"/>
     </w:p>
@@ -2847,7 +2672,7 @@
           <w:szCs w:val="24"/>
           <w:lang w:val="en-US" w:eastAsia="zh-CN" w:bidi="ar"/>
         </w:rPr>
-        <w:t>数字经济的全面渗透，推动我国电子商务产业从分散化经营向集群化、生态化发展转型，集群电商已成为激活县域经济、推动乡村产业振兴的核心抓手。烟台作为胶东半岛经济圈的核心城市，拥有得天独厚的特色产业资源，栖霞苹果、福山大樱桃、蓬莱海参等国家地理标志产品全国知名，海洋渔业、高端制造业、文旅产业优势突出，为集群电商发展奠定了坚实的产业基础。</w:t>
+        <w:t>时代背景：当前，数字经济已成为驱动我国经济高质量发展的重要引擎。《中华人民共和国国民经济和社会发展第十四个五年规划和2035年远景目标纲要》明确提出"加快数字化发展，建设数字中国"，数字经济与实体产业的深度融合已成为国家战略方向。电子商务作为数字经济的核心业态，正从分散化经营向集群化、生态化方向加速演进，农村电商集群已成为激活县域经济、推动乡村产业振兴的重要抓手。</w:t>
       </w:r>
     </w:p>
     <w:p>
@@ -2880,7 +2705,7 @@
           <w:szCs w:val="24"/>
           <w:lang w:val="en-US" w:eastAsia="zh-CN" w:bidi="ar"/>
         </w:rPr>
-        <w:t>近年来，烟台市政府先后出台《烟台市数字经济发展规划》《烟台市农村电商提质增效实施方案》等多项政策，大力推动电商产业集群化发展，截至 2025 年底，烟台已培育省级电商示范镇 22 个、示范村 86 个，形成了以特色农产品、海产品为核心的多个电商集聚区域，集群电商已成为带动本地农户增收、产业升级的重要力量。但与此同时，烟台集群电商发展仍面临诸多现实瓶颈：一是政策落地效果区域差异显著，部分区县政策扶持与产业需求匹配度不足；二是专业电商人才供给缺口大，运营、直播、技术类人才招聘与留存难度高；三是物流仓储、冷链配套等基础设施布局不均衡，中西部县域与沿海区县差距明显；四是数字化技术应用程度不高，多数经营主体仍停留在基础运营层面，大数据、智能化工具应用不足；五是本地特色资源整合利用效率偏低，资源优势未能完全转化为产业竞争优势。</w:t>
+        <w:t>政策背景：党的二十大报告明确提出"全面推进乡村振兴""加快建设农业强国"的战略目标，农村电商被纳入乡村产业振兴的核心政策工具体系。国家商务部相继推出电子商务进农村综合示范工程、农村电商高质量发展工程等专项政策，从资金、平台、人才、物流等多维度系统支持农村电商集群发展。2024年，国务院办公厅印发《关于促进农村电商高质量发展的指导意见》，进一步强化了政策支撑体系。烟台市亦出台《烟台市数字经济发展规划》《烟台市农村电商提质增效实施方案》等配套政策，积极推动电商产业集群化发展，截至2025年底，烟台已培育省级电商示范镇22个、示范村86个，电商集群化格局初步形成。</w:t>
       </w:r>
     </w:p>
     <w:p>
@@ -2913,7 +2738,23 @@
           <w:szCs w:val="24"/>
           <w:lang w:val="en-US" w:eastAsia="zh-CN" w:bidi="ar"/>
         </w:rPr>
-        <w:t>现有关于集群电商的研究，多以浙江、江苏等南方电商发达地区为样本，针对烟台地区的本土化实证研究较为匮乏；同时，多数研究聚焦于单因素的线性影响，难以揭示多因素联动匹配的复杂因果机制，无法为烟台集群电商发展提供精准的实践指引。基于此，本文以烟台地区集群电商为研究对象，围绕其发展影响因素与高绩效发展路径展开系统性研究，具有重要的理论与现实意义。</w:t>
+        <w:t>地区背景与现实问题：烟台作为胶东半岛经济圈的核心城市，拥有栖霞苹果、蓬莱葡萄酒、长岛海产等具有全国影响力的特色产业资源，为农村电商集群的形成与发展奠定了坚实的物质基础。然而，烟台农村电商集群发展面临三方面突出问题：一是政策落地与产业需求之间存在错位，集群内部治理机制尚不健全；二是专业电商运营人才稀缺，从业者数字技能水平参差不齐，制约集群整体运营效能；三是现有研究多聚焦南方电商发达地区，针对烟台北方沿海特色产业产区的本土化实证研究极为匮乏，多因素联动驱动集群发展的复杂因果机制尚待厘清。上述问题的存在，制约了烟台农村电商集群的高质量、可持续发展，亟需通过系统性的实证研究加以解答。本文的研究，正是回应这一现实需求的具体尝试。</w:t>
+      </w:r>
+    </w:p>
+    <w:p>
+      <w:pPr>
+        <w:pStyle w:val="Normal"/>
+      </w:pPr>
+      <w:r>
+        <w:t xml:space="preserve">研究意义：从理论意义而言，本文以烟台北方沿海特色产业产区为研究样本，填补了现有农村电商集群研究的区域空白；引入资源编排理论解释集群电商发展中多维资源整合转化的内在机制，拓展了该理论在区域产业集群领域的应用边界；构建包含资源基底、中介转化、绩效产出三层次的整合分析模型，完善了集群电商发展影响因素的理论解释框架。</w:t>
+      </w:r>
+    </w:p>
+    <w:p>
+      <w:pPr>
+        <w:pStyle w:val="Normal"/>
+      </w:pPr>
+      <w:r>
+        <w:t xml:space="preserve">从实践意义而言，本文明确了各维度因素对集群电商发展的影响程度与作用路径，能够帮助烟台地方政府精准施策，优化政策扶持、基建投入、人才培育等工作的针对性与有效性；识别的多元等效组态路径，能够为不同类型、不同发展阶段的集群提供差异化的发展策略参考，为电商经营主体的发展决策提供实证依据。</w:t>
       </w:r>
     </w:p>
     <w:p>
@@ -2933,7 +2774,7 @@
           <w:szCs w:val="21"/>
           <w:lang w:val="en-US"/>
         </w:rPr>
-        <w:t>1.2</w:t>
+        <w:t>1.2国内外研究现状（文献综述）</w:t>
       </w:r>
       <w:r>
         <w:rPr>
@@ -2941,47 +2782,245 @@
           <w:szCs w:val="21"/>
           <w:lang w:val="en-US" w:eastAsia="zh-CN"/>
         </w:rPr>
-        <w:t>研究目的与意义</w:t>
       </w:r>
       <w:bookmarkEnd w:id="39"/>
     </w:p>
     <w:p>
       <w:pPr>
-        <w:spacing w:line="400" w:lineRule="exact"/>
-        <w:ind w:left="0" w:leftChars="0" w:firstLine="0" w:firstLineChars="0"/>
-        <w:rPr>
-          <w:rFonts w:hint="eastAsia" w:ascii="Times New Roman" w:hAnsi="Times New Roman" w:eastAsia="黑体" w:cs="Times New Roman"/>
-          <w:kern w:val="2"/>
-          <w:sz w:val="24"/>
-          <w:szCs w:val="20"/>
-          <w:lang w:val="en-US" w:eastAsia="zh-CN" w:bidi="ar-SA"/>
-        </w:rPr>
-      </w:pPr>
-      <w:bookmarkStart w:id="40" w:name="_Toc485048984"/>
-      <w:bookmarkStart w:id="41" w:name="_Toc484182515"/>
-      <w:bookmarkStart w:id="42" w:name="_Toc485389071"/>
-      <w:r>
-        <w:rPr>
-          <w:rFonts w:ascii="Times New Roman" w:hAnsi="Times New Roman" w:eastAsia="黑体" w:cs="Times New Roman"/>
-          <w:kern w:val="2"/>
-          <w:sz w:val="24"/>
-          <w:szCs w:val="20"/>
-          <w:lang w:val="en-US" w:eastAsia="zh-CN" w:bidi="ar-SA"/>
-        </w:rPr>
-        <w:t>1.2.1</w:t>
-      </w:r>
-      <w:bookmarkEnd w:id="40"/>
-      <w:bookmarkEnd w:id="41"/>
-      <w:bookmarkEnd w:id="42"/>
-      <w:r>
-        <w:rPr>
-          <w:rFonts w:hint="eastAsia" w:ascii="Times New Roman" w:hAnsi="Times New Roman" w:eastAsia="黑体" w:cs="Times New Roman"/>
-          <w:kern w:val="2"/>
-          <w:sz w:val="24"/>
-          <w:szCs w:val="20"/>
-          <w:lang w:val="en-US" w:eastAsia="zh-CN" w:bidi="ar-SA"/>
-        </w:rPr>
-        <w:t>研究目的</w:t>
+        <w:pStyle w:val="Normal"/>
+        <w:spacing w:before="240" w:after="240" w:line="400" w:lineRule="exact"/>
+        <w:ind w:firstLine="0" w:firstLineChars="0"/>
+        <w:rPr>
+          <w:rFonts w:hint="eastAsia"/>
+          <w:szCs w:val="21"/>
+          <w:lang w:val="en-US" w:eastAsia="zh-CN"/>
+        </w:rPr>
+      </w:pPr>
+      <w:bookmarkStart w:id="39" w:name="_Toc2208"/>
+      <w:bookmarkEnd w:id="39"/>
+      <w:r>
+        <w:t xml:space="preserve">本文围绕研究核心议题，以"农村电商集群""县域电商""集群发展影响因素""资源编排""SEM""fsQCA"等为核心关键词，综合检索中国知网（CNKI）、万方数据、Web of Science等数据库中的期刊论文、学位论文及相关理论著作，遵循"时间就近原则、期刊与作者权威原则、内容差异化原则、与选题相关性原则"筛选文献，按照"搜集文献→整理文献→阅读文献→梳理文献→评述文献"的规范化流程，系统梳理如下。</w:t>
+      </w:r>
+    </w:p>
+    <w:p>
+      <w:pPr>
+        <w:pStyle w:val="4"/>
+        <w:spacing w:before="240" w:after="240" w:line="400" w:lineRule="exact"/>
+        <w:ind w:firstLine="0" w:firstLineChars="0"/>
+        <w:rPr>
+          <w:rFonts w:hint="eastAsia"/>
+          <w:szCs w:val="21"/>
+          <w:lang w:val="en-US" w:eastAsia="zh-CN"/>
+        </w:rPr>
+      </w:pPr>
+      <w:bookmarkStart w:id="39" w:name="_Toc2208"/>
+      <w:bookmarkEnd w:id="39"/>
+      <w:r>
+        <w:t xml:space="preserve">1.2.1集群电商发展相关研究</w:t>
+      </w:r>
+    </w:p>
+    <w:p>
+      <w:pPr>
+        <w:pStyle w:val="Normal"/>
+        <w:spacing w:before="240" w:after="240" w:line="400" w:lineRule="exact"/>
+        <w:ind w:firstLine="0" w:firstLineChars="0"/>
+        <w:rPr>
+          <w:rFonts w:hint="eastAsia"/>
+          <w:szCs w:val="21"/>
+          <w:lang w:val="en-US" w:eastAsia="zh-CN"/>
+        </w:rPr>
+      </w:pPr>
+      <w:bookmarkStart w:id="39" w:name="_Toc2208"/>
+      <w:bookmarkEnd w:id="39"/>
+      <w:r>
+        <w:t xml:space="preserve">国外关于集群电商的研究，最早可追溯至产业集群理论在电子商务领域的应用。Porto等（2021）通过对巴西农村电商集聚区域的研究，将集群电商定义为"依托数字平台，在特定地域内形成的、以特色产业为核心的电商企业与配套机构的空间集聚体"，并指出其核心价值在于降低中小经营主体的市场准入门槛，实现小生产与大市场的有效对接。Tan等（2022）的研究则表明，电商集群内部的专业化分工与协作，能够显著提升集群整体的市场响应能力与规模效益，形成单一主体难以复制的集群竞争优势。</w:t>
+      </w:r>
+    </w:p>
+    <w:p>
+      <w:pPr>
+        <w:pStyle w:val="Normal"/>
+        <w:spacing w:before="240" w:after="240" w:line="400" w:lineRule="exact"/>
+        <w:ind w:firstLine="0" w:firstLineChars="0"/>
+        <w:rPr>
+          <w:rFonts w:hint="eastAsia"/>
+          <w:szCs w:val="21"/>
+          <w:lang w:val="en-US" w:eastAsia="zh-CN"/>
+        </w:rPr>
+      </w:pPr>
+      <w:bookmarkStart w:id="39" w:name="_Toc2208"/>
+      <w:bookmarkEnd w:id="39"/>
+      <w:r>
+        <w:t xml:space="preserve">国内关于集群电商的研究，伴随淘宝村、电商产业带的快速发展逐步深化。史修松等（2017）基于江苏淘宝村的调研，将农村电商集群划分为资源基础型、产业带动型与能人驱动型三类，分析了不同模式的形成机理。郭承龙（2019）从产业演化视角，将集群电商的发展划分为萌芽期、成长期与成熟期三个阶段，并指出政策推动与市场选择是集群演化的双重驱动力。李想等（2023）进一步指出，集群电商的高质量发展依赖于地方特色资源与数字化能力的协同整合，单纯的规模扩张难以实现持续竞争优势。</w:t>
+      </w:r>
+    </w:p>
+    <w:p>
+      <w:pPr>
+        <w:pStyle w:val="4"/>
+        <w:spacing w:before="240" w:after="240" w:line="400" w:lineRule="exact"/>
+        <w:ind w:firstLine="0" w:firstLineChars="0"/>
+        <w:rPr>
+          <w:rFonts w:hint="eastAsia"/>
+          <w:szCs w:val="21"/>
+          <w:lang w:val="en-US" w:eastAsia="zh-CN"/>
+        </w:rPr>
+      </w:pPr>
+      <w:bookmarkStart w:id="39" w:name="_Toc2208"/>
+      <w:bookmarkEnd w:id="39"/>
+      <w:r>
+        <w:t xml:space="preserve">1.2.2电商发展影响因素相关研究</w:t>
+      </w:r>
+    </w:p>
+    <w:p>
+      <w:pPr>
+        <w:pStyle w:val="Normal"/>
+        <w:spacing w:before="240" w:after="240" w:line="400" w:lineRule="exact"/>
+        <w:ind w:firstLine="0" w:firstLineChars="0"/>
+        <w:rPr>
+          <w:rFonts w:hint="eastAsia"/>
+          <w:szCs w:val="21"/>
+          <w:lang w:val="en-US" w:eastAsia="zh-CN"/>
+        </w:rPr>
+      </w:pPr>
+      <w:bookmarkStart w:id="39" w:name="_Toc2208"/>
+      <w:bookmarkEnd w:id="39"/>
+      <w:r>
+        <w:t xml:space="preserve">国内外学者围绕电商发展的影响因素，开展了大量实证研究，相关成果与本文的研究模型高度契合。在政府政策与集群治理方面，梁强等（2016）基于广东军埔电商集群的案例研究，指出政府的政策扶持、产业规划与公共服务供给，对集群电商的形成与发展具有关键推动作用。Cui等（2019）强调，完善的集群内部治理机制是集群电商实现可持续发展的核心组织保障。</w:t>
+      </w:r>
+    </w:p>
+    <w:p>
+      <w:pPr>
+        <w:pStyle w:val="Normal"/>
+        <w:spacing w:before="240" w:after="240" w:line="400" w:lineRule="exact"/>
+        <w:ind w:firstLine="0" w:firstLineChars="0"/>
+        <w:rPr>
+          <w:rFonts w:hint="eastAsia"/>
+          <w:szCs w:val="21"/>
+          <w:lang w:val="en-US" w:eastAsia="zh-CN"/>
+        </w:rPr>
+      </w:pPr>
+      <w:bookmarkStart w:id="39" w:name="_Toc2208"/>
+      <w:bookmarkEnd w:id="39"/>
+      <w:r>
+        <w:t xml:space="preserve">在人才支撑方面，邱泽奇等（2021）指出，电商专业人才的供给不足是制约县域电商发展的核心瓶颈，从业者的数字技能与运营能力直接决定了集群发展水平。在基础设施建设方面，董坤祥等（2016）的研究表明，交通物流、仓储冷链、网络通信等基础设施是集群电商发展的基础保障。在技术创新水平方面，易法敏等（2022）指出，大数据、人工智能、直播技术等数字化技术的应用，能够显著提升集群电商的转型升级能力。在本地电商平台与数字技能方面，张伟（2024）的SEM实证研究表明，电商平台功能支持与从业者数字技能均对集群发展水平具有显著正向影响。在资源禀赋方面，唐艺等（2021）以江苏沭阳花木电商集群为例，指出本地特色资源是集群电商形成的核心前提，资源整合利用效率直接决定集群的核心竞争力。</w:t>
+      </w:r>
+    </w:p>
+    <w:p>
+      <w:pPr>
+        <w:pStyle w:val="4"/>
+        <w:spacing w:before="240" w:after="240" w:line="400" w:lineRule="exact"/>
+        <w:ind w:firstLine="0" w:firstLineChars="0"/>
+        <w:rPr>
+          <w:rFonts w:hint="eastAsia"/>
+          <w:szCs w:val="21"/>
+          <w:lang w:val="en-US" w:eastAsia="zh-CN"/>
+        </w:rPr>
+      </w:pPr>
+      <w:bookmarkStart w:id="39" w:name="_Toc2208"/>
+      <w:bookmarkEnd w:id="39"/>
+      <w:r>
+        <w:t xml:space="preserve">1.2.3 SEM与fsQCA混合方法的应用研究</w:t>
+      </w:r>
+    </w:p>
+    <w:p>
+      <w:pPr>
+        <w:pStyle w:val="Normal"/>
+        <w:spacing w:before="240" w:after="240" w:line="400" w:lineRule="exact"/>
+        <w:ind w:firstLine="0" w:firstLineChars="0"/>
+        <w:rPr>
+          <w:rFonts w:hint="eastAsia"/>
+          <w:szCs w:val="21"/>
+          <w:lang w:val="en-US" w:eastAsia="zh-CN"/>
+        </w:rPr>
+      </w:pPr>
+      <w:bookmarkStart w:id="39" w:name="_Toc2208"/>
+      <w:bookmarkEnd w:id="39"/>
+      <w:r>
+        <w:t xml:space="preserve">SEM与fsQCA混合方法能够同时实现线性因果验证与组态效应分析，近年来被广泛应用于管理学、经济学等领域。在国内研究中，易明等（2018）最早采用该混合方法研究员工沉默行为，毕达天等（2021）用于分析科研人员数据素养的影响因素，均验证了混合方法在揭示复杂因果机制中的独特价值。在国外研究中，Um等（2023）采用SEM与fsQCA混合方法研究旅游移动商务中消费者冲动购买意愿，Zheng等（2023）基于该混合方法研究在线学习质量对大学生持续学习意愿的影响，进一步拓展了混合方法的应用边界。</w:t>
+      </w:r>
+    </w:p>
+    <w:p>
+      <w:pPr>
+        <w:pStyle w:val="4"/>
+        <w:spacing w:before="240" w:after="240" w:line="400" w:lineRule="exact"/>
+        <w:ind w:firstLine="0" w:firstLineChars="0"/>
+        <w:rPr>
+          <w:rFonts w:hint="eastAsia"/>
+          <w:szCs w:val="21"/>
+          <w:lang w:val="en-US" w:eastAsia="zh-CN"/>
+        </w:rPr>
+      </w:pPr>
+      <w:bookmarkStart w:id="39" w:name="_Toc2208"/>
+      <w:bookmarkEnd w:id="39"/>
+      <w:r>
+        <w:t xml:space="preserve">1.2.4研究述评与研究切入点</w:t>
+      </w:r>
+    </w:p>
+    <w:p>
+      <w:pPr>
+        <w:pStyle w:val="Normal"/>
+        <w:spacing w:before="240" w:after="240" w:line="400" w:lineRule="exact"/>
+        <w:ind w:firstLine="0" w:firstLineChars="0"/>
+        <w:rPr>
+          <w:rFonts w:hint="eastAsia"/>
+          <w:szCs w:val="21"/>
+          <w:lang w:val="en-US" w:eastAsia="zh-CN"/>
+        </w:rPr>
+      </w:pPr>
+      <w:bookmarkStart w:id="39" w:name="_Toc2208"/>
+      <w:bookmarkEnd w:id="39"/>
+      <w:r>
+        <w:t xml:space="preserve">综上所述，国内外关于集群电商的研究已取得丰硕成果，为本文奠定了坚实的理论基础，但现有研究仍存在三方面不足：</w:t>
+      </w:r>
+    </w:p>
+    <w:p>
+      <w:pPr>
+        <w:pStyle w:val="Normal"/>
+        <w:spacing w:before="240" w:after="240" w:line="400" w:lineRule="exact"/>
+        <w:ind w:firstLine="0" w:firstLineChars="0"/>
+        <w:rPr>
+          <w:rFonts w:hint="eastAsia"/>
+          <w:szCs w:val="21"/>
+          <w:lang w:val="en-US" w:eastAsia="zh-CN"/>
+        </w:rPr>
+      </w:pPr>
+      <w:bookmarkStart w:id="39" w:name="_Toc2208"/>
+      <w:bookmarkEnd w:id="39"/>
+      <w:r>
+        <w:t xml:space="preserve">第一，研究情境存在区域空白。现有研究多以浙江、江苏等南方电商发达地区为样本，针对烟台北方沿海特色产业产区的本土化实证研究极为匮乏，现有结论的本土化适配性不足。</w:t>
+      </w:r>
+    </w:p>
+    <w:p>
+      <w:pPr>
+        <w:pStyle w:val="Normal"/>
+        <w:spacing w:before="240" w:after="240" w:line="400" w:lineRule="exact"/>
+        <w:ind w:firstLine="0" w:firstLineChars="0"/>
+        <w:rPr>
+          <w:rFonts w:hint="eastAsia"/>
+          <w:szCs w:val="21"/>
+          <w:lang w:val="en-US" w:eastAsia="zh-CN"/>
+        </w:rPr>
+      </w:pPr>
+      <w:bookmarkStart w:id="39" w:name="_Toc2208"/>
+      <w:bookmarkEnd w:id="39"/>
+      <w:r>
+        <w:t xml:space="preserve">第二，研究维度存在同质化局限。现有研究多聚焦政策、基建、技术等通用维度，鲜有研究将本地资源禀赋、特色平台建设等区域特色变量纳入整合分析框架，难以精准解释烟台集群电商的独特发展逻辑。</w:t>
+      </w:r>
+    </w:p>
+    <w:p>
+      <w:pPr>
+        <w:pStyle w:val="Normal"/>
+        <w:spacing w:before="240" w:after="240" w:line="400" w:lineRule="exact"/>
+        <w:ind w:firstLine="0" w:firstLineChars="0"/>
+        <w:rPr>
+          <w:rFonts w:hint="eastAsia"/>
+          <w:szCs w:val="21"/>
+          <w:lang w:val="en-US" w:eastAsia="zh-CN"/>
+        </w:rPr>
+      </w:pPr>
+      <w:bookmarkStart w:id="39" w:name="_Toc2208"/>
+      <w:bookmarkEnd w:id="39"/>
+      <w:r>
+        <w:t xml:space="preserve">第三，研究方法存在单一化局限。现有研究多单独采用SEM或fsQCA，采用二者混合设计的研究仍较匮乏，难以同时揭示普遍线性影响机制与本土化多元组态路径。基于此，本文以烟台地区集群电商为研究对象，采用SEM与fsQCA混合研究方法，系统探究其发展的影响因素与高绩效组态路径，弥补现有研究不足。</w:t>
       </w:r>
     </w:p>
     <w:p>
@@ -3010,13 +3049,6 @@
         <w:ind w:left="0" w:right="0"/>
         <w:jc w:val="left"/>
         <w:rPr>
-          <w:color w:val="000000"/>
-          <w:sz w:val="24"/>
-          <w:szCs w:val="24"/>
-        </w:rPr>
-      </w:pPr>
-      <w:r>
-        <w:rPr>
           <w:rFonts w:ascii="宋体" w:hAnsi="宋体" w:eastAsia="宋体" w:cs="宋体"/>
           <w:color w:val="000000"/>
           <w:kern w:val="0"/>
@@ -3024,213 +3056,57 @@
           <w:szCs w:val="24"/>
           <w:lang w:val="en-US" w:eastAsia="zh-CN" w:bidi="ar"/>
         </w:rPr>
-        <w:t>本文立足烟台集群电商发展的实际情况，力图实现以下核心研究目的：</w:t>
-      </w:r>
-    </w:p>
-    <w:p>
-      <w:pPr>
-        <w:keepNext w:val="0"/>
-        <w:keepLines w:val="0"/>
-        <w:widowControl/>
-        <w:numPr>
-          <w:ilvl w:val="0"/>
-          <w:numId w:val="3"/>
-        </w:numPr>
-        <w:suppressLineNumbers w:val="0"/>
-        <w:pBdr>
-          <w:top w:val="none" w:color="auto" w:sz="0" w:space="0"/>
-          <w:left w:val="none" w:color="auto" w:sz="0" w:space="0"/>
-          <w:bottom w:val="none" w:color="auto" w:sz="0" w:space="0"/>
-          <w:right w:val="none" w:color="auto" w:sz="0" w:space="0"/>
-        </w:pBdr>
-        <w:spacing w:before="0" w:beforeAutospacing="0" w:after="0" w:afterAutospacing="0" w:line="360" w:lineRule="atLeast"/>
-        <w:ind w:left="0" w:right="0" w:hanging="360"/>
-        <w:rPr>
-          <w:color w:val="000000"/>
-          <w:sz w:val="24"/>
-          <w:szCs w:val="24"/>
-        </w:rPr>
-      </w:pPr>
-      <w:r>
-        <w:rPr>
-          <w:color w:val="000000"/>
-          <w:sz w:val="24"/>
-          <w:szCs w:val="24"/>
-        </w:rPr>
-        <w:t>系统梳理烟台集群电商发展的现状与瓶颈，识别影响其发展的核心维度与关键变量，构建适配烟台本地实际的集群电商发展影响因素分析模型。</w:t>
-      </w:r>
-    </w:p>
-    <w:p>
-      <w:pPr>
-        <w:keepNext w:val="0"/>
-        <w:keepLines w:val="0"/>
-        <w:widowControl/>
-        <w:numPr>
-          <w:ilvl w:val="0"/>
-          <w:numId w:val="3"/>
-        </w:numPr>
-        <w:suppressLineNumbers w:val="0"/>
-        <w:pBdr>
-          <w:top w:val="none" w:color="auto" w:sz="0" w:space="0"/>
-          <w:left w:val="none" w:color="auto" w:sz="0" w:space="0"/>
-          <w:bottom w:val="none" w:color="auto" w:sz="0" w:space="0"/>
-          <w:right w:val="none" w:color="auto" w:sz="0" w:space="0"/>
-        </w:pBdr>
-        <w:spacing w:before="0" w:beforeAutospacing="0" w:after="0" w:afterAutospacing="0" w:line="360" w:lineRule="atLeast"/>
-        <w:ind w:left="0" w:right="0" w:hanging="360"/>
-        <w:rPr>
-          <w:color w:val="000000"/>
-          <w:sz w:val="24"/>
-          <w:szCs w:val="24"/>
-        </w:rPr>
-      </w:pPr>
-      <w:r>
-        <w:rPr>
-          <w:color w:val="000000"/>
-          <w:sz w:val="24"/>
-          <w:szCs w:val="24"/>
-        </w:rPr>
-        <w:t>运用结构方程模型（SEM），验证政府政策与集群治理、人才支撑、基础设施建设等六大维度变量对烟台集群电商发展的直接影响，明确各因素的作用强度与显著性。</w:t>
-      </w:r>
-    </w:p>
-    <w:p>
-      <w:pPr>
-        <w:keepNext w:val="0"/>
-        <w:keepLines w:val="0"/>
-        <w:widowControl/>
-        <w:numPr>
-          <w:ilvl w:val="0"/>
-          <w:numId w:val="3"/>
-        </w:numPr>
-        <w:suppressLineNumbers w:val="0"/>
-        <w:pBdr>
-          <w:top w:val="none" w:color="auto" w:sz="0" w:space="0"/>
-          <w:left w:val="none" w:color="auto" w:sz="0" w:space="0"/>
-          <w:bottom w:val="none" w:color="auto" w:sz="0" w:space="0"/>
-          <w:right w:val="none" w:color="auto" w:sz="0" w:space="0"/>
-        </w:pBdr>
-        <w:spacing w:before="0" w:beforeAutospacing="0" w:after="0" w:afterAutospacing="0" w:line="360" w:lineRule="atLeast"/>
-        <w:ind w:left="0" w:right="0" w:hanging="360"/>
-        <w:rPr>
-          <w:color w:val="000000"/>
-          <w:sz w:val="24"/>
-          <w:szCs w:val="24"/>
-        </w:rPr>
-      </w:pPr>
-      <w:r>
-        <w:rPr>
-          <w:color w:val="000000"/>
-          <w:sz w:val="24"/>
-          <w:szCs w:val="24"/>
-        </w:rPr>
-        <w:t>运用模糊集定性比较分析（fsQCA），从组态视角探究多维度变量的联动匹配效应，识别驱动烟台集群电商高绩效发展的多元等效路径。</w:t>
-      </w:r>
-    </w:p>
-    <w:p>
-      <w:pPr>
-        <w:keepNext w:val="0"/>
-        <w:keepLines w:val="0"/>
-        <w:widowControl/>
-        <w:numPr>
-          <w:ilvl w:val="0"/>
-          <w:numId w:val="3"/>
-        </w:numPr>
-        <w:suppressLineNumbers w:val="0"/>
-        <w:pBdr>
-          <w:top w:val="none" w:color="auto" w:sz="0" w:space="0"/>
-          <w:left w:val="none" w:color="auto" w:sz="0" w:space="0"/>
-          <w:bottom w:val="none" w:color="auto" w:sz="0" w:space="0"/>
-          <w:right w:val="none" w:color="auto" w:sz="0" w:space="0"/>
-        </w:pBdr>
-        <w:spacing w:before="0" w:beforeAutospacing="0" w:after="0" w:afterAutospacing="0" w:line="360" w:lineRule="atLeast"/>
-        <w:ind w:left="0" w:right="0" w:hanging="360"/>
-        <w:rPr>
-          <w:color w:val="000000"/>
-          <w:sz w:val="24"/>
-          <w:szCs w:val="24"/>
-        </w:rPr>
-      </w:pPr>
-      <w:r>
-        <w:rPr>
-          <w:color w:val="000000"/>
-          <w:sz w:val="24"/>
-          <w:szCs w:val="24"/>
-        </w:rPr>
-        <w:t>基于实证研究结果，提出贴合烟台实际、可落地的集群电商高质量发展对策建议，为地方政府、行业协会与电商经营主体提供决策参考。</w:t>
-      </w:r>
+      </w:pPr>
+    </w:p>
+    <w:p>
+      <w:pPr>
+        <w:pStyle w:val="3"/>
+        <w:spacing w:before="240" w:after="240" w:line="400" w:lineRule="exact"/>
+        <w:ind w:firstLine="0" w:firstLineChars="0"/>
+        <w:rPr>
+          <w:rFonts w:hint="default"/>
+          <w:szCs w:val="21"/>
+          <w:lang w:val="en-US" w:eastAsia="zh-CN"/>
+        </w:rPr>
+      </w:pPr>
+      <w:bookmarkStart w:id="43" w:name="_Toc1812"/>
+      <w:r>
+        <w:rPr>
+          <w:szCs w:val="21"/>
+          <w:lang w:val="en-US"/>
+        </w:rPr>
+        <w:t>1.3研究内容</w:t>
+      </w:r>
+      <w:r>
+        <w:rPr>
+          <w:rFonts w:hint="eastAsia"/>
+          <w:szCs w:val="21"/>
+          <w:lang w:val="en-US" w:eastAsia="zh-CN"/>
+        </w:rPr>
+      </w:r>
+      <w:bookmarkEnd w:id="43"/>
     </w:p>
     <w:p>
       <w:pPr>
         <w:pStyle w:val="4"/>
-        <w:keepNext w:val="0"/>
-        <w:keepLines w:val="0"/>
-        <w:widowControl/>
-        <w:suppressLineNumbers w:val="0"/>
-        <w:pBdr>
-          <w:top w:val="none" w:color="auto" w:sz="0" w:space="0"/>
-          <w:left w:val="none" w:color="auto" w:sz="0" w:space="0"/>
-          <w:bottom w:val="none" w:color="auto" w:sz="0" w:space="0"/>
-          <w:right w:val="none" w:color="auto" w:sz="0" w:space="0"/>
-        </w:pBdr>
-        <w:spacing w:before="0" w:beforeAutospacing="0" w:after="0" w:afterAutospacing="0" w:line="360" w:lineRule="atLeast"/>
-        <w:ind w:left="0" w:right="0"/>
-        <w:rPr>
-          <w:color w:val="000000"/>
-          <w:sz w:val="24"/>
-          <w:szCs w:val="24"/>
-        </w:rPr>
-      </w:pPr>
-      <w:r>
-        <w:rPr>
-          <w:color w:val="000000"/>
-          <w:sz w:val="24"/>
-          <w:szCs w:val="24"/>
-        </w:rPr>
-        <w:t>1.2.2 研究意义</w:t>
-      </w:r>
-    </w:p>
-    <w:p>
-      <w:pPr>
-        <w:keepNext w:val="0"/>
-        <w:keepLines w:val="0"/>
-        <w:widowControl/>
-        <w:suppressLineNumbers w:val="0"/>
-        <w:pBdr>
-          <w:top w:val="none" w:color="auto" w:sz="0" w:space="0"/>
-          <w:left w:val="none" w:color="auto" w:sz="0" w:space="0"/>
-          <w:bottom w:val="none" w:color="auto" w:sz="0" w:space="0"/>
-          <w:right w:val="none" w:color="auto" w:sz="0" w:space="0"/>
-        </w:pBdr>
-        <w:spacing w:before="0" w:beforeAutospacing="0" w:after="0" w:afterAutospacing="0" w:line="360" w:lineRule="atLeast"/>
-        <w:ind w:left="0" w:leftChars="0" w:right="0" w:firstLine="420" w:firstLineChars="0"/>
-        <w:jc w:val="left"/>
-        <w:rPr>
-          <w:color w:val="000000"/>
-          <w:sz w:val="24"/>
-          <w:szCs w:val="24"/>
-        </w:rPr>
-      </w:pPr>
-      <w:r>
-        <w:rPr>
-          <w:rFonts w:hint="eastAsia" w:ascii="宋体" w:hAnsi="宋体" w:eastAsia="宋体" w:cs="宋体"/>
-          <w:color w:val="000000"/>
-          <w:kern w:val="0"/>
-          <w:sz w:val="24"/>
-          <w:szCs w:val="24"/>
-          <w:lang w:val="en-US" w:eastAsia="zh-CN" w:bidi="ar"/>
-        </w:rPr>
-        <w:t>理论意义：</w:t>
-      </w:r>
-      <w:r>
-        <w:rPr>
-          <w:rFonts w:ascii="宋体" w:hAnsi="宋体" w:eastAsia="宋体" w:cs="宋体"/>
-          <w:color w:val="000000"/>
-          <w:kern w:val="0"/>
-          <w:sz w:val="24"/>
-          <w:szCs w:val="24"/>
-          <w:lang w:val="en-US" w:eastAsia="zh-CN" w:bidi="ar"/>
-        </w:rPr>
-        <w:t>第一，丰富县域集群电商的本土化研究成果。现有研究多聚焦南方电商发达地区，本文以烟台北方沿海特色产业产区为研究样本，填补了区域研究空白，拓展了集群电商研究的情境边界。第二，完善集群电商发展的影响因素分析框架。本文结合烟台本地特征，纳入资源禀赋、本地平台建设等特色变量，构建了六大维度的整合分析模型，丰富了集群电商影响因素的理论研究体系。第三，示范 SEM 与 fsQCA 混合方法在区域电商研究中的应用。本文同时验证单因素的线性影响与多因素的组合效应，突破了传统单一研究方法的局限，为同类研究提供了方法参考。</w:t>
+        <w:spacing w:line="400" w:lineRule="exact"/>
+        <w:rPr>
+          <w:rFonts w:hint="eastAsia" w:ascii="Times New Roman" w:hAnsi="Times New Roman"/>
+          <w:lang w:val="en-US" w:eastAsia="zh-CN"/>
+        </w:rPr>
+      </w:pPr>
+      <w:r>
+        <w:rPr>
+          <w:rFonts w:ascii="Times New Roman" w:hAnsi="Times New Roman"/>
+          <w:lang w:val="en-US"/>
+        </w:rPr>
+        <w:t>1.3.1研究内容概述</w:t>
+      </w:r>
+      <w:r>
+        <w:rPr>
+          <w:rFonts w:hint="eastAsia" w:ascii="Times New Roman" w:hAnsi="Times New Roman"/>
+          <w:lang w:val="en-US" w:eastAsia="zh-CN"/>
+        </w:rPr>
       </w:r>
     </w:p>
     <w:p>
@@ -3249,6 +3125,13 @@
         <w:ind w:left="0" w:right="0"/>
         <w:jc w:val="left"/>
         <w:rPr>
+          <w:color w:val="000000"/>
+          <w:sz w:val="24"/>
+          <w:szCs w:val="24"/>
+        </w:rPr>
+      </w:pPr>
+      <w:r>
+        <w:rPr>
           <w:rFonts w:ascii="宋体" w:hAnsi="宋体" w:eastAsia="宋体" w:cs="宋体"/>
           <w:color w:val="000000"/>
           <w:kern w:val="0"/>
@@ -3256,29 +3139,38 @@
           <w:szCs w:val="24"/>
           <w:lang w:val="en-US" w:eastAsia="zh-CN" w:bidi="ar"/>
         </w:rPr>
-      </w:pPr>
-      <w:r>
-        <w:rPr>
-          <w:rFonts w:hint="eastAsia" w:ascii="宋体" w:hAnsi="宋体" w:cs="宋体"/>
-          <w:color w:val="000000"/>
-          <w:kern w:val="0"/>
-          <w:sz w:val="24"/>
-          <w:szCs w:val="24"/>
-          <w:lang w:val="en-US" w:eastAsia="zh-CN" w:bidi="ar"/>
-        </w:rPr>
-        <w:t>实践意义：</w:t>
-      </w:r>
-      <w:r>
-        <w:rPr>
-          <w:rFonts w:ascii="宋体" w:hAnsi="宋体" w:eastAsia="宋体" w:cs="宋体"/>
-          <w:color w:val="000000"/>
-          <w:kern w:val="0"/>
-          <w:sz w:val="24"/>
-          <w:szCs w:val="24"/>
-          <w:lang w:val="en-US" w:eastAsia="zh-CN" w:bidi="ar"/>
-        </w:rPr>
-        <w:t>第一，为烟台地方政府优化政策供给提供决策依据。本文明确了各维度因素对集群电商发展的影响程度，能够帮助地方政府精准施策，优化政策扶持、基建投入、人才培育等工作的针对性与有效性。第二，为烟台电商经营主体提供发展方向指引。本文识别的高绩效发展路径，能够帮助不同类型、不同发展阶段的电商经营主体，明确自身升级方向，提升数字化运营能力与市场竞争力。第三，为同类北方沿海城市集群电商发展提供参考范式。本文针对烟台特色产业型集群电商的研究结论，能够为山东、辽宁等北方沿海省份的同类城市，提供集群电商发展的实践镜鉴。</w:t>
-      </w:r>
+        <w:t>本文共分为五个章节，各章主要内容如下：</w:t>
+        <w:br/>
+        <w:t>第一章为绪论，是全文的逻辑起点。本章首先从时代背景、政策背景、地区背景与现实问题四个维度，系统阐述本文的研究背景，明确烟台农村电商集群发展面临的核心困境；其次对国内外相关研究成果进行全面梳理与评述，揭示现有研究的成果积累与不足之处，明确本文的研究切入点；再次以分章简介的形式呈现全文研究内容；最后阐述本文的研究创新点与研究方法体系。</w:t>
+        <w:br/>
+        <w:t>第二章为理论基础，是全文的理论支柱。本章首先界定集群电商、资源禀赋、数字技能等核心概念；其次系统阐述资源编排理论、TOE框架与组态理论三大核心理论基础，重点阐明资源编排理论与本文变量结构和模型设计的内在逻辑关联，为后续模型构建与假设提出提供理论依据。</w:t>
+        <w:br/>
+        <w:t>第三章为研究设计，是全文的方法支撑。本章基于资源编排理论与TOE框架，构建包含六大维度变量的整合分析模型，提出SEM直接效应研究假设与fsQCA组态路径研究猜想；阐述问卷设计原则与核心变量的测量方案；介绍数据收集对象、方式与数量方案；设计SEM与fsQCA的完整分析流程，为后续实证分析奠定基础。</w:t>
+        <w:br/>
+        <w:t>第四章为实证分析，是全文的核心章节。本章依次完成描述性统计分析、信度与效度检验、SEM模型拟合度检验与路径分析、fsQCA必要性检验与组态路径分析，分别从线性效应与组态效应两个维度，揭示各维度变量对烟台集群电商发展水平的影响机制与多元驱动路径。</w:t>
+        <w:br/>
+        <w:t>第五章为结论与建议，是全文的落脚点。本章归纳汇总实证分析的核心发现，提炼主要研究结论；基于实证结果，分别从政府政策、基础设施建设、人才培育、数字技术应用、本地资源整合等维度，提出贴合烟台实际的集群电商高质量发展对策建议；最后指出本文研究的局限性，并展望未来研究方向。</w:t>
+      </w:r>
+    </w:p>
+    <w:p>
+      <w:pPr>
+        <w:pStyle w:val="3"/>
+        <w:spacing w:before="240" w:after="240" w:line="400" w:lineRule="exact"/>
+        <w:ind w:firstLine="0" w:firstLineChars="0"/>
+        <w:rPr>
+          <w:szCs w:val="21"/>
+          <w:lang w:val="en-US"/>
+        </w:rPr>
+      </w:pPr>
+      <w:bookmarkStart w:id="45" w:name="_Toc17945"/>
+      <w:r>
+        <w:rPr>
+          <w:szCs w:val="21"/>
+          <w:lang w:val="en-US"/>
+        </w:rPr>
+        <w:t>1.4研究创新点</w:t>
+      </w:r>
+      <w:bookmarkEnd w:id="45"/>
     </w:p>
     <w:p>
       <w:pPr>
@@ -3296,6 +3188,13 @@
         <w:ind w:left="0" w:right="0"/>
         <w:jc w:val="left"/>
         <w:rPr>
+          <w:color w:val="000000"/>
+          <w:sz w:val="24"/>
+          <w:szCs w:val="24"/>
+        </w:rPr>
+      </w:pPr>
+      <w:r>
+        <w:rPr>
           <w:rFonts w:ascii="宋体" w:hAnsi="宋体" w:eastAsia="宋体" w:cs="宋体"/>
           <w:color w:val="000000"/>
           <w:kern w:val="0"/>
@@ -3303,6 +3202,162 @@
           <w:szCs w:val="24"/>
           <w:lang w:val="en-US" w:eastAsia="zh-CN" w:bidi="ar"/>
         </w:rPr>
+        <w:t>本文的研究创新点主要体现在以下三个方面：</w:t>
+      </w:r>
+    </w:p>
+    <w:p>
+      <w:pPr>
+        <w:keepNext w:val="0"/>
+        <w:keepLines w:val="0"/>
+        <w:widowControl/>
+        <w:numPr>
+          <w:ilvl w:val="0"/>
+          <w:numId w:val="5"/>
+        </w:numPr>
+        <w:suppressLineNumbers w:val="0"/>
+        <w:pBdr>
+          <w:top w:val="none" w:color="auto" w:sz="0" w:space="0"/>
+          <w:left w:val="none" w:color="auto" w:sz="0" w:space="0"/>
+          <w:bottom w:val="none" w:color="auto" w:sz="0" w:space="0"/>
+          <w:right w:val="none" w:color="auto" w:sz="0" w:space="0"/>
+        </w:pBdr>
+        <w:spacing w:before="0" w:beforeAutospacing="0" w:after="0" w:afterAutospacing="0" w:line="360" w:lineRule="atLeast"/>
+        <w:ind w:left="0" w:right="0" w:hanging="360"/>
+        <w:rPr>
+          <w:color w:val="000000"/>
+          <w:sz w:val="24"/>
+          <w:szCs w:val="24"/>
+        </w:rPr>
+      </w:pPr>
+      <w:r>
+        <w:rPr>
+          <w:rStyle w:val="36"/>
+          <w:b/>
+          <w:bCs/>
+          <w:color w:val="000000"/>
+          <w:sz w:val="24"/>
+          <w:szCs w:val="24"/>
+        </w:rPr>
+        <w:t>研究维度的本土化创新</w:t>
+      </w:r>
+      <w:r>
+        <w:rPr>
+          <w:color w:val="000000"/>
+          <w:sz w:val="24"/>
+          <w:szCs w:val="24"/>
+        </w:rPr>
+        <w:t>：本文结合烟台集群电商发展的实际特征，构建了包含政府政策与集群治理、人才支撑、基础设施建设、技术创新水平、本地电商平台与数字技能、自然环境与资源禀赋六大维度的整合分析模型，纳入了资源禀赋、本地平台建设等特色变量，更贴合烟台本地产业发展实际，突破了现有研究维度同质化的局限。</w:t>
+      </w:r>
+    </w:p>
+    <w:p>
+      <w:pPr>
+        <w:keepNext w:val="0"/>
+        <w:keepLines w:val="0"/>
+        <w:widowControl/>
+        <w:numPr>
+          <w:ilvl w:val="0"/>
+          <w:numId w:val="5"/>
+        </w:numPr>
+        <w:suppressLineNumbers w:val="0"/>
+        <w:pBdr>
+          <w:top w:val="none" w:color="auto" w:sz="0" w:space="0"/>
+          <w:left w:val="none" w:color="auto" w:sz="0" w:space="0"/>
+          <w:bottom w:val="none" w:color="auto" w:sz="0" w:space="0"/>
+          <w:right w:val="none" w:color="auto" w:sz="0" w:space="0"/>
+        </w:pBdr>
+        <w:spacing w:before="0" w:beforeAutospacing="0" w:after="0" w:afterAutospacing="0" w:line="360" w:lineRule="atLeast"/>
+        <w:ind w:left="0" w:right="0" w:hanging="360"/>
+        <w:rPr>
+          <w:color w:val="000000"/>
+          <w:sz w:val="24"/>
+          <w:szCs w:val="24"/>
+        </w:rPr>
+      </w:pPr>
+      <w:r>
+        <w:rPr>
+          <w:rStyle w:val="36"/>
+          <w:b/>
+          <w:bCs/>
+          <w:color w:val="000000"/>
+          <w:sz w:val="24"/>
+          <w:szCs w:val="24"/>
+        </w:rPr>
+        <w:t>研究方法的融合创新</w:t>
+      </w:r>
+      <w:r>
+        <w:rPr>
+          <w:color w:val="000000"/>
+          <w:sz w:val="24"/>
+          <w:szCs w:val="24"/>
+        </w:rPr>
+        <w:t>：本文采用 “先变量、后组态” 的 SEM 与 fsQCA 混合研究设计，既通过 SEM 验证了单因素的线性影响机制，又通过 fsQCA 揭示了多因素联动的非线性组态效应，实现了两种方法的优势互补，研究结论兼具严谨性与实践适配性。</w:t>
+      </w:r>
+    </w:p>
+    <w:p>
+      <w:pPr>
+        <w:keepNext w:val="0"/>
+        <w:keepLines w:val="0"/>
+        <w:widowControl/>
+        <w:numPr>
+          <w:ilvl w:val="0"/>
+          <w:numId w:val="5"/>
+        </w:numPr>
+        <w:suppressLineNumbers w:val="0"/>
+        <w:pBdr>
+          <w:top w:val="none" w:color="auto" w:sz="0" w:space="0"/>
+          <w:left w:val="none" w:color="auto" w:sz="0" w:space="0"/>
+          <w:bottom w:val="none" w:color="auto" w:sz="0" w:space="0"/>
+          <w:right w:val="none" w:color="auto" w:sz="0" w:space="0"/>
+        </w:pBdr>
+        <w:spacing w:before="0" w:beforeAutospacing="0" w:after="0" w:afterAutospacing="0" w:line="360" w:lineRule="atLeast"/>
+        <w:ind w:left="0" w:right="0" w:hanging="360"/>
+        <w:rPr>
+          <w:color w:val="000000"/>
+          <w:sz w:val="24"/>
+          <w:szCs w:val="24"/>
+        </w:rPr>
+      </w:pPr>
+      <w:r>
+        <w:rPr>
+          <w:rStyle w:val="36"/>
+          <w:b/>
+          <w:bCs/>
+          <w:color w:val="000000"/>
+          <w:sz w:val="24"/>
+          <w:szCs w:val="24"/>
+        </w:rPr>
+        <w:t>研究场景的精准化创新</w:t>
+      </w:r>
+      <w:r>
+        <w:rPr>
+          <w:color w:val="000000"/>
+          <w:sz w:val="24"/>
+          <w:szCs w:val="24"/>
+        </w:rPr>
+        <w:t>：本文聚焦烟台地区集群电商这一具体场景，深入挖掘北方沿海特色产业产区电商发展的独特性与瓶颈问题，避免了现有研究结论的 “平均化”，提出的对策建议更具针对性与可落地性，填补了区域本土化研究的空白。</w:t>
+      </w:r>
+    </w:p>
+    <w:p>
+      <w:pPr>
+        <w:rPr>
+          <w:rFonts w:hint="eastAsia"/>
+        </w:rPr>
+      </w:pPr>
+    </w:p>
+    <w:p>
+      <w:pPr>
+        <w:ind w:firstLine="480"/>
+        <w:sectPr>
+          <w:headerReference r:id="rId21" w:type="default"/>
+          <w:footerReference r:id="rId23" w:type="default"/>
+          <w:headerReference r:id="rId22" w:type="even"/>
+          <w:footerReference r:id="rId24" w:type="even"/>
+          <w:pgSz w:w="11906" w:h="16838"/>
+          <w:pgMar w:top="1701" w:right="1418" w:bottom="1418" w:left="1701" w:header="1304" w:footer="1021" w:gutter="0"/>
+          <w:pgNumType w:fmt="decimal" w:start="1"/>
+          <w:cols w:space="425" w:num="1"/>
+          <w:docGrid w:linePitch="326" w:charSpace="0"/>
+        </w:sectPr>
       </w:pPr>
     </w:p>
     <w:p>
@@ -3316,13 +3371,13 @@
           <w:lang w:val="en-US" w:eastAsia="zh-CN"/>
         </w:rPr>
       </w:pPr>
-      <w:bookmarkStart w:id="43" w:name="_Toc1812"/>
+      <w:bookmarkStart w:id="44" w:name="_Toc1599"/>
       <w:r>
         <w:rPr>
           <w:szCs w:val="21"/>
           <w:lang w:val="en-US"/>
         </w:rPr>
-        <w:t>1.3</w:t>
+        <w:t>1.5研究方法与技术路线</w:t>
       </w:r>
       <w:r>
         <w:rPr>
@@ -3330,32 +3385,15 @@
           <w:szCs w:val="21"/>
           <w:lang w:val="en-US" w:eastAsia="zh-CN"/>
         </w:rPr>
-        <w:t>研究内容与技术路线</w:t>
-      </w:r>
-      <w:bookmarkEnd w:id="43"/>
+      </w:r>
+      <w:bookmarkEnd w:id="44"/>
     </w:p>
     <w:p>
       <w:pPr>
         <w:pStyle w:val="4"/>
-        <w:spacing w:line="400" w:lineRule="exact"/>
-        <w:rPr>
-          <w:rFonts w:hint="eastAsia" w:ascii="Times New Roman" w:hAnsi="Times New Roman"/>
-          <w:lang w:val="en-US" w:eastAsia="zh-CN"/>
-        </w:rPr>
-      </w:pPr>
-      <w:r>
-        <w:rPr>
-          <w:rFonts w:ascii="Times New Roman" w:hAnsi="Times New Roman"/>
-          <w:lang w:val="en-US"/>
-        </w:rPr>
-        <w:t>1.3.1</w:t>
-      </w:r>
-      <w:r>
-        <w:rPr>
-          <w:rFonts w:hint="eastAsia" w:ascii="Times New Roman" w:hAnsi="Times New Roman"/>
-          <w:lang w:val="en-US" w:eastAsia="zh-CN"/>
-        </w:rPr>
-        <w:t>核心研究内容</w:t>
+      </w:pPr>
+      <w:r>
+        <w:t>1.5.1研究方法</w:t>
       </w:r>
     </w:p>
     <w:p>
@@ -3388,15 +3426,18 @@
           <w:szCs w:val="24"/>
           <w:lang w:val="en-US" w:eastAsia="zh-CN" w:bidi="ar"/>
         </w:rPr>
-        <w:t>本文的核心研究内容分为六个部分：第一部分为绪论，系统阐述研究背景、研究目的与意义，明确核心研究内容、技术路线、研究方法与创新点，奠定全文的研究基础。第二部分为理论基础与文献综述，界定集群电商、资源禀赋、数字技能等核心概念，梳理 TOE 框架、组态理论等核心理论，系统回顾国内外相关研究成果，通过文献述评明确本文的研究切入点。第三部分为研究设计，基于 TOE 框架构建理论模型，提出对应的研究假设，详细介绍问卷设计、变量测量、数据收集方案，设计 SEM 与 fsQCA 的具体分析流程。第四部分为基于 SEM 的实证分析，通过问卷调研收集一手数据，完成数据预处理、信效度检验、模型拟合与假设检验，验证各维度变量对集群电商发展的线性影响机制。第五部分为基于 fsQCA 的组态分析，完成变量校准、必要性检验、真值表构建与组态分析，识别驱动烟台集群电商高绩效发展的多元组态路径，并完成稳健性检验。第六部分为研究结论与政策建议，整合实证分析结果，总结全文核心研究结论，提出烟台集群电商高质量发展的对策建议，同时反思研究不足，提出未来研究方向。</w:t>
-      </w:r>
-    </w:p>
-    <w:p>
-      <w:pPr>
-        <w:pStyle w:val="4"/>
+        <w:t>本文综合采用以下四种研究方法，形成完整的研究方法体系：</w:t>
+      </w:r>
+    </w:p>
+    <w:p>
+      <w:pPr>
         <w:keepNext w:val="0"/>
         <w:keepLines w:val="0"/>
         <w:widowControl/>
+        <w:numPr>
+          <w:ilvl w:val="0"/>
+          <w:numId w:val="4"/>
+        </w:numPr>
         <w:suppressLineNumbers w:val="0"/>
         <w:pBdr>
           <w:top w:val="none" w:color="auto" w:sz="0" w:space="0"/>
@@ -3405,94 +3446,259 @@
           <w:right w:val="none" w:color="auto" w:sz="0" w:space="0"/>
         </w:pBdr>
         <w:spacing w:before="0" w:beforeAutospacing="0" w:after="0" w:afterAutospacing="0" w:line="360" w:lineRule="atLeast"/>
-        <w:ind w:left="0" w:right="0"/>
-        <w:rPr>
-          <w:szCs w:val="21"/>
-        </w:rPr>
-      </w:pPr>
-      <w:r>
-        <w:rPr>
-          <w:color w:val="000000"/>
-          <w:sz w:val="24"/>
-          <w:szCs w:val="24"/>
-        </w:rPr>
-        <w:t>1.3.</w:t>
-      </w:r>
-      <w:r>
-        <w:rPr>
-          <w:rFonts w:hint="eastAsia"/>
-          <w:color w:val="000000"/>
-          <w:sz w:val="24"/>
-          <w:szCs w:val="24"/>
-          <w:lang w:val="en-US" w:eastAsia="zh-CN"/>
-        </w:rPr>
-        <w:t>2</w:t>
-      </w:r>
-      <w:r>
-        <w:rPr>
-          <w:color w:val="000000"/>
-          <w:sz w:val="24"/>
-          <w:szCs w:val="24"/>
-        </w:rPr>
-        <w:t xml:space="preserve"> </w:t>
-      </w:r>
-      <w:r>
-        <w:rPr>
-          <w:rFonts w:hint="eastAsia"/>
-          <w:color w:val="000000"/>
-          <w:sz w:val="24"/>
-          <w:szCs w:val="24"/>
-          <w:lang w:val="en-US" w:eastAsia="zh-CN"/>
-        </w:rPr>
-        <w:t>技术路线</w:t>
-      </w:r>
-    </w:p>
-    <w:p>
-      <w:pPr>
-        <w:spacing w:line="400" w:lineRule="exact"/>
-        <w:ind w:firstLine="480"/>
-        <w:rPr>
-          <w:rFonts w:hint="eastAsia" w:eastAsia="宋体"/>
-          <w:lang w:eastAsia="zh-CN"/>
-        </w:rPr>
-      </w:pPr>
-      <w:r>
-        <w:rPr>
-          <w:rFonts w:ascii="宋体" w:hAnsi="宋体" w:eastAsia="宋体" w:cs="宋体"/>
-          <w:sz w:val="24"/>
-          <w:szCs w:val="24"/>
-        </w:rPr>
-        <w:t>本文严格遵循 “理论构建 - 研究设计 - 数据收集 - 实证分析 - 结论建议” 的学术研究流程，技术路线如下：</w:t>
-      </w:r>
-      <w:r>
-        <w:rPr>
-          <w:rFonts w:hint="eastAsia" w:ascii="宋体" w:hAnsi="宋体" w:cs="宋体"/>
-          <w:sz w:val="24"/>
-          <w:szCs w:val="24"/>
-          <w:lang w:eastAsia="zh-CN"/>
-        </w:rPr>
-        <w:t>（</w:t>
-      </w:r>
-      <w:r>
-        <w:rPr>
-          <w:rFonts w:hint="eastAsia" w:ascii="宋体" w:hAnsi="宋体" w:cs="宋体"/>
+        <w:ind w:left="0" w:right="0" w:hanging="360"/>
+        <w:rPr>
+          <w:color w:val="000000"/>
+          <w:sz w:val="24"/>
+          <w:szCs w:val="24"/>
+        </w:rPr>
+      </w:pPr>
+      <w:r>
+        <w:rPr>
+          <w:rStyle w:val="36"/>
           <w:b/>
           <w:bCs/>
-          <w:color w:val="FF0000"/>
-          <w:sz w:val="24"/>
-          <w:szCs w:val="24"/>
+          <w:color w:val="000000"/>
+          <w:sz w:val="24"/>
+          <w:szCs w:val="24"/>
+        </w:rPr>
+        <w:t>文献研究法</w:t>
+      </w:r>
+      <w:r>
+        <w:rPr>
+          <w:color w:val="000000"/>
+          <w:sz w:val="24"/>
+          <w:szCs w:val="24"/>
+        </w:rPr>
+        <w:t>：系统梳理 CNKI、Web of Science 等数据库中集群电商、县域电商、TOE 框架、组态分析等相关领域的核心文献、政策文件与行业报告，把握国内外研究脉络与前沿动态，奠定研究的理论基础，明确研究缺口与切入点。</w:t>
+      </w:r>
+    </w:p>
+    <w:p>
+      <w:pPr>
+        <w:keepNext w:val="0"/>
+        <w:keepLines w:val="0"/>
+        <w:widowControl/>
+        <w:numPr>
+          <w:ilvl w:val="0"/>
+          <w:numId w:val="4"/>
+        </w:numPr>
+        <w:suppressLineNumbers w:val="0"/>
+        <w:pBdr>
+          <w:top w:val="none" w:color="auto" w:sz="0" w:space="0"/>
+          <w:left w:val="none" w:color="auto" w:sz="0" w:space="0"/>
+          <w:bottom w:val="none" w:color="auto" w:sz="0" w:space="0"/>
+          <w:right w:val="none" w:color="auto" w:sz="0" w:space="0"/>
+        </w:pBdr>
+        <w:spacing w:before="0" w:beforeAutospacing="0" w:after="0" w:afterAutospacing="0" w:line="360" w:lineRule="atLeast"/>
+        <w:ind w:left="0" w:right="0" w:hanging="360"/>
+        <w:rPr>
+          <w:color w:val="000000"/>
+          <w:sz w:val="24"/>
+          <w:szCs w:val="24"/>
+        </w:rPr>
+      </w:pPr>
+      <w:r>
+        <w:rPr>
+          <w:rStyle w:val="36"/>
+          <w:b/>
+          <w:bCs/>
+          <w:color w:val="000000"/>
+          <w:sz w:val="24"/>
+          <w:szCs w:val="24"/>
+        </w:rPr>
+        <w:t>问卷调查法</w:t>
+      </w:r>
+      <w:r>
+        <w:rPr>
+          <w:color w:val="000000"/>
+          <w:sz w:val="24"/>
+          <w:szCs w:val="24"/>
+        </w:rPr>
+        <w:t>：基于本文的研究模型与变量设计，结合烟台集群电商发展实际，开发结构化调研问卷，以烟台各区市的电商从业者、企业管理者、配套服务商、政府相关工作人员为调研对象，通过线上线下结合的方式收集一手数据，为实证分析提供数据支撑。</w:t>
+      </w:r>
+    </w:p>
+    <w:p>
+      <w:pPr>
+        <w:keepNext w:val="0"/>
+        <w:keepLines w:val="0"/>
+        <w:widowControl/>
+        <w:numPr>
+          <w:ilvl w:val="0"/>
+          <w:numId w:val="4"/>
+        </w:numPr>
+        <w:suppressLineNumbers w:val="0"/>
+        <w:pBdr>
+          <w:top w:val="none" w:color="auto" w:sz="0" w:space="0"/>
+          <w:left w:val="none" w:color="auto" w:sz="0" w:space="0"/>
+          <w:bottom w:val="none" w:color="auto" w:sz="0" w:space="0"/>
+          <w:right w:val="none" w:color="auto" w:sz="0" w:space="0"/>
+        </w:pBdr>
+        <w:spacing w:before="0" w:beforeAutospacing="0" w:after="0" w:afterAutospacing="0" w:line="360" w:lineRule="atLeast"/>
+        <w:ind w:left="0" w:right="0" w:hanging="360"/>
+        <w:rPr>
+          <w:color w:val="000000"/>
+          <w:sz w:val="24"/>
+          <w:szCs w:val="24"/>
+        </w:rPr>
+      </w:pPr>
+      <w:r>
+        <w:rPr>
+          <w:rStyle w:val="36"/>
+          <w:b/>
+          <w:bCs/>
+          <w:color w:val="000000"/>
+          <w:sz w:val="24"/>
+          <w:szCs w:val="24"/>
+        </w:rPr>
+        <w:t>结构方程模型（SEM）</w:t>
+      </w:r>
+      <w:r>
+        <w:rPr>
+          <w:color w:val="000000"/>
+          <w:sz w:val="24"/>
+          <w:szCs w:val="24"/>
+        </w:rPr>
+        <w:t>：采用 AMOS 软件开展 SEM 分析，用于检验六大维度潜变量之间的因果关系，验证各维度变量对烟台集群电商发展的直接影响，明确各因素的作用强度与显著性。</w:t>
+      </w:r>
+    </w:p>
+    <w:p>
+      <w:pPr>
+        <w:keepNext w:val="0"/>
+        <w:keepLines w:val="0"/>
+        <w:widowControl/>
+        <w:numPr>
+          <w:ilvl w:val="0"/>
+          <w:numId w:val="4"/>
+        </w:numPr>
+        <w:suppressLineNumbers w:val="0"/>
+        <w:pBdr>
+          <w:top w:val="none" w:color="auto" w:sz="0" w:space="0"/>
+          <w:left w:val="none" w:color="auto" w:sz="0" w:space="0"/>
+          <w:bottom w:val="none" w:color="auto" w:sz="0" w:space="0"/>
+          <w:right w:val="none" w:color="auto" w:sz="0" w:space="0"/>
+        </w:pBdr>
+        <w:spacing w:before="0" w:beforeAutospacing="0" w:after="0" w:afterAutospacing="0" w:line="360" w:lineRule="atLeast"/>
+        <w:ind w:left="0" w:right="0" w:hanging="360"/>
+        <w:rPr>
+          <w:rFonts w:hint="eastAsia"/>
+        </w:rPr>
+      </w:pPr>
+      <w:r>
+        <w:rPr>
+          <w:rStyle w:val="36"/>
+          <w:b/>
+          <w:bCs/>
+          <w:color w:val="000000"/>
+          <w:sz w:val="24"/>
+          <w:szCs w:val="24"/>
+        </w:rPr>
+        <w:t>模糊集定性比较分析（fsQCA）</w:t>
+      </w:r>
+      <w:r>
+        <w:rPr>
+          <w:color w:val="000000"/>
+          <w:sz w:val="24"/>
+          <w:szCs w:val="24"/>
+        </w:rPr>
+        <w:t>：采用 fsQCA 软件开展组态分析，基于集合论与组态理论，处理多因素并发的复杂因果问题，识别驱动烟台集群电商高绩效发展的多元条件组合与等效发展路径，为分类施策提供依据。</w:t>
+      </w:r>
+    </w:p>
+    <w:p>
+      <w:pPr>
+        <w:pStyle w:val="12"/>
+        <w:spacing w:line="240" w:lineRule="auto"/>
+        <w:ind w:firstLine="0" w:firstLineChars="0"/>
+        <w:jc w:val="center"/>
+        <w:rPr>
+          <w:rFonts w:hint="default" w:ascii="宋体" w:hAnsi="宋体" w:eastAsia="宋体" w:cs="宋体"/>
+          <w:b/>
+          <w:bCs/>
+          <w:sz w:val="21"/>
+          <w:szCs w:val="21"/>
           <w:lang w:val="en-US" w:eastAsia="zh-CN"/>
         </w:rPr>
-        <w:t>根据后续分析结果 有待修改</w:t>
-      </w:r>
-      <w:r>
-        <w:rPr>
-          <w:rFonts w:hint="eastAsia" w:ascii="宋体" w:hAnsi="宋体" w:cs="宋体"/>
-          <w:sz w:val="24"/>
-          <w:szCs w:val="24"/>
+      </w:pPr>
+      <w:r>
+        <w:rPr>
+          <w:rFonts w:hint="eastAsia" w:ascii="宋体" w:hAnsi="宋体" w:eastAsia="宋体" w:cs="宋体"/>
+          <w:b/>
+          <w:bCs/>
+          <w:sz w:val="21"/>
+          <w:szCs w:val="21"/>
+        </w:rPr>
+        <w:t xml:space="preserve">图 </w:t>
+      </w:r>
+      <w:r>
+        <w:rPr>
+          <w:rFonts w:hint="eastAsia" w:ascii="宋体" w:hAnsi="宋体" w:eastAsia="宋体" w:cs="宋体"/>
+          <w:b/>
+          <w:bCs/>
+          <w:sz w:val="21"/>
+          <w:szCs w:val="21"/>
+        </w:rPr>
+        <w:fldChar w:fldCharType="begin"/>
+      </w:r>
+      <w:r>
+        <w:rPr>
+          <w:rFonts w:hint="eastAsia" w:ascii="宋体" w:hAnsi="宋体" w:eastAsia="宋体" w:cs="宋体"/>
+          <w:b/>
+          <w:bCs/>
+          <w:sz w:val="21"/>
+          <w:szCs w:val="21"/>
+        </w:rPr>
+        <w:instrText xml:space="preserve"> SEQ 图 \* ARABIC </w:instrText>
+      </w:r>
+      <w:r>
+        <w:rPr>
+          <w:rFonts w:hint="eastAsia" w:ascii="宋体" w:hAnsi="宋体" w:eastAsia="宋体" w:cs="宋体"/>
+          <w:b/>
+          <w:bCs/>
+          <w:sz w:val="21"/>
+          <w:szCs w:val="21"/>
+        </w:rPr>
+        <w:fldChar w:fldCharType="separate"/>
+      </w:r>
+      <w:r>
+        <w:rPr>
+          <w:rFonts w:hint="eastAsia" w:ascii="宋体" w:hAnsi="宋体" w:eastAsia="宋体" w:cs="宋体"/>
+          <w:b/>
+          <w:bCs/>
+          <w:sz w:val="21"/>
+          <w:szCs w:val="21"/>
+        </w:rPr>
+        <w:t>1</w:t>
+      </w:r>
+      <w:r>
+        <w:rPr>
+          <w:rFonts w:hint="eastAsia" w:ascii="宋体" w:hAnsi="宋体" w:eastAsia="宋体" w:cs="宋体"/>
+          <w:b/>
+          <w:bCs/>
+          <w:sz w:val="21"/>
+          <w:szCs w:val="21"/>
+        </w:rPr>
+        <w:fldChar w:fldCharType="end"/>
+      </w:r>
+      <w:r>
+        <w:rPr>
+          <w:rFonts w:hint="eastAsia" w:ascii="宋体" w:hAnsi="宋体" w:eastAsia="宋体" w:cs="宋体"/>
+          <w:b/>
+          <w:bCs/>
+          <w:sz w:val="21"/>
+          <w:szCs w:val="21"/>
           <w:lang w:eastAsia="zh-CN"/>
         </w:rPr>
-        <w:t>）</w:t>
+        <w:t>-1</w:t>
+      </w:r>
+      <w:r>
+        <w:rPr>
+          <w:rFonts w:hint="eastAsia" w:ascii="宋体" w:hAnsi="宋体" w:eastAsia="宋体" w:cs="宋体"/>
+          <w:b/>
+          <w:bCs/>
+          <w:sz w:val="21"/>
+          <w:szCs w:val="21"/>
+          <w:lang w:val="en-US" w:eastAsia="zh-CN"/>
+        </w:rPr>
+        <w:t xml:space="preserve"> 技术路线图</w:t>
       </w:r>
     </w:p>
     <w:p>
@@ -3551,101 +3757,120 @@
     </w:p>
     <w:p>
       <w:pPr>
-        <w:pStyle w:val="12"/>
-        <w:spacing w:line="240" w:lineRule="auto"/>
-        <w:ind w:firstLine="0" w:firstLineChars="0"/>
-        <w:jc w:val="center"/>
-        <w:rPr>
-          <w:rFonts w:hint="default" w:ascii="宋体" w:hAnsi="宋体" w:eastAsia="宋体" w:cs="宋体"/>
+        <w:spacing w:line="400" w:lineRule="exact"/>
+        <w:ind w:firstLine="480"/>
+        <w:rPr>
+          <w:rFonts w:hint="eastAsia" w:eastAsia="宋体"/>
+          <w:lang w:eastAsia="zh-CN"/>
+        </w:rPr>
+      </w:pPr>
+      <w:r>
+        <w:rPr>
+          <w:rFonts w:ascii="宋体" w:hAnsi="宋体" w:eastAsia="宋体" w:cs="宋体"/>
+          <w:sz w:val="24"/>
+          <w:szCs w:val="24"/>
+        </w:rPr>
+        <w:t>本文严格遵循 “理论构建 - 研究设计 - 数据收集 - 实证分析 - 结论建议” 的学术研究流程，技术路线如下：</w:t>
+      </w:r>
+      <w:r>
+        <w:rPr>
+          <w:rFonts w:hint="eastAsia" w:ascii="宋体" w:hAnsi="宋体" w:cs="宋体"/>
+          <w:sz w:val="24"/>
+          <w:szCs w:val="24"/>
+          <w:lang w:eastAsia="zh-CN"/>
+        </w:rPr>
+        <w:t>（</w:t>
+      </w:r>
+      <w:r>
+        <w:rPr>
+          <w:rFonts w:hint="eastAsia" w:ascii="宋体" w:hAnsi="宋体" w:cs="宋体"/>
           <w:b/>
           <w:bCs/>
-          <w:sz w:val="21"/>
-          <w:szCs w:val="21"/>
+          <w:color w:val="FF0000"/>
+          <w:sz w:val="24"/>
+          <w:szCs w:val="24"/>
           <w:lang w:val="en-US" w:eastAsia="zh-CN"/>
         </w:rPr>
-      </w:pPr>
-      <w:r>
-        <w:rPr>
-          <w:rFonts w:hint="eastAsia" w:ascii="宋体" w:hAnsi="宋体" w:eastAsia="宋体" w:cs="宋体"/>
-          <w:b/>
-          <w:bCs/>
-          <w:sz w:val="21"/>
-          <w:szCs w:val="21"/>
-        </w:rPr>
-        <w:t xml:space="preserve">图 </w:t>
-      </w:r>
-      <w:r>
-        <w:rPr>
-          <w:rFonts w:hint="eastAsia" w:ascii="宋体" w:hAnsi="宋体" w:eastAsia="宋体" w:cs="宋体"/>
-          <w:b/>
-          <w:bCs/>
-          <w:sz w:val="21"/>
-          <w:szCs w:val="21"/>
-        </w:rPr>
-        <w:fldChar w:fldCharType="begin"/>
-      </w:r>
-      <w:r>
-        <w:rPr>
-          <w:rFonts w:hint="eastAsia" w:ascii="宋体" w:hAnsi="宋体" w:eastAsia="宋体" w:cs="宋体"/>
-          <w:b/>
-          <w:bCs/>
-          <w:sz w:val="21"/>
-          <w:szCs w:val="21"/>
-        </w:rPr>
-        <w:instrText xml:space="preserve"> SEQ 图 \* ARABIC </w:instrText>
-      </w:r>
-      <w:r>
-        <w:rPr>
-          <w:rFonts w:hint="eastAsia" w:ascii="宋体" w:hAnsi="宋体" w:eastAsia="宋体" w:cs="宋体"/>
-          <w:b/>
-          <w:bCs/>
-          <w:sz w:val="21"/>
-          <w:szCs w:val="21"/>
-        </w:rPr>
-        <w:fldChar w:fldCharType="separate"/>
-      </w:r>
-      <w:r>
-        <w:rPr>
-          <w:rFonts w:hint="eastAsia" w:ascii="宋体" w:hAnsi="宋体" w:eastAsia="宋体" w:cs="宋体"/>
-          <w:b/>
-          <w:bCs/>
-          <w:sz w:val="21"/>
-          <w:szCs w:val="21"/>
-        </w:rPr>
-        <w:t>1</w:t>
-      </w:r>
-      <w:r>
-        <w:rPr>
-          <w:rFonts w:hint="eastAsia" w:ascii="宋体" w:hAnsi="宋体" w:eastAsia="宋体" w:cs="宋体"/>
-          <w:b/>
-          <w:bCs/>
-          <w:sz w:val="21"/>
-          <w:szCs w:val="21"/>
-        </w:rPr>
-        <w:fldChar w:fldCharType="end"/>
-      </w:r>
-      <w:r>
-        <w:rPr>
-          <w:rFonts w:hint="eastAsia" w:ascii="宋体" w:hAnsi="宋体" w:eastAsia="宋体" w:cs="宋体"/>
-          <w:b/>
-          <w:bCs/>
-          <w:sz w:val="21"/>
-          <w:szCs w:val="21"/>
+        <w:t>根据后续分析结果 有待修改</w:t>
+      </w:r>
+      <w:r>
+        <w:rPr>
+          <w:rFonts w:hint="eastAsia" w:ascii="宋体" w:hAnsi="宋体" w:cs="宋体"/>
+          <w:sz w:val="24"/>
+          <w:szCs w:val="24"/>
           <w:lang w:eastAsia="zh-CN"/>
         </w:rPr>
-        <w:t>-1</w:t>
-      </w:r>
-      <w:r>
-        <w:rPr>
-          <w:rFonts w:hint="eastAsia" w:ascii="宋体" w:hAnsi="宋体" w:eastAsia="宋体" w:cs="宋体"/>
-          <w:b/>
-          <w:bCs/>
-          <w:sz w:val="21"/>
-          <w:szCs w:val="21"/>
+        <w:t>）</w:t>
+      </w:r>
+    </w:p>
+    <w:p>
+      <w:pPr>
+        <w:pStyle w:val="4"/>
+        <w:keepNext w:val="0"/>
+        <w:keepLines w:val="0"/>
+        <w:widowControl/>
+        <w:suppressLineNumbers w:val="0"/>
+        <w:pBdr>
+          <w:top w:val="none" w:color="auto" w:sz="0" w:space="0"/>
+          <w:left w:val="none" w:color="auto" w:sz="0" w:space="0"/>
+          <w:bottom w:val="none" w:color="auto" w:sz="0" w:space="0"/>
+          <w:right w:val="none" w:color="auto" w:sz="0" w:space="0"/>
+        </w:pBdr>
+        <w:spacing w:before="0" w:beforeAutospacing="0" w:after="0" w:afterAutospacing="0" w:line="360" w:lineRule="atLeast"/>
+        <w:ind w:left="0" w:right="0"/>
+        <w:rPr>
+          <w:szCs w:val="21"/>
+        </w:rPr>
+      </w:pPr>
+      <w:r>
+        <w:rPr>
+          <w:color w:val="000000"/>
+          <w:sz w:val="24"/>
+          <w:szCs w:val="24"/>
+        </w:rPr>
+        <w:t>1.5.2技术路线</w:t>
+      </w:r>
+      <w:r>
+        <w:rPr>
+          <w:rFonts w:hint="eastAsia"/>
+          <w:color w:val="000000"/>
+          <w:sz w:val="24"/>
+          <w:szCs w:val="24"/>
           <w:lang w:val="en-US" w:eastAsia="zh-CN"/>
         </w:rPr>
-        <w:t xml:space="preserve"> 技术路线图</w:t>
-      </w:r>
+      </w:r>
+      <w:r>
+        <w:rPr>
+          <w:color w:val="000000"/>
+          <w:sz w:val="24"/>
+          <w:szCs w:val="24"/>
+        </w:rPr>
+      </w:r>
+      <w:r>
+        <w:rPr>
+          <w:rFonts w:hint="eastAsia"/>
+          <w:color w:val="000000"/>
+          <w:sz w:val="24"/>
+          <w:szCs w:val="24"/>
+          <w:lang w:val="en-US" w:eastAsia="zh-CN"/>
+        </w:rPr>
+      </w:r>
+    </w:p>
+    <w:p>
+      <w:pPr>
+        <w:pStyle w:val="2"/>
+        <w:spacing w:line="400" w:lineRule="exact"/>
+      </w:pPr>
+      <w:bookmarkStart w:id="46" w:name="_Toc1959"/>
+      <w:r>
+        <w:rPr>
+          <w:rFonts w:hint="eastAsia"/>
+          <w:lang w:val="en-US" w:eastAsia="zh-CN"/>
+        </w:rPr>
+        <w:t>第二章 理论基础</w:t>
+      </w:r>
+      <w:r/>
+      <w:bookmarkEnd w:id="46"/>
     </w:p>
     <w:p>
       <w:pPr>
@@ -3653,28 +3878,219 @@
         <w:spacing w:before="240" w:after="240" w:line="400" w:lineRule="exact"/>
         <w:ind w:firstLine="0" w:firstLineChars="0"/>
         <w:rPr>
-          <w:rFonts w:hint="default"/>
-          <w:szCs w:val="21"/>
+          <w:rFonts w:hint="default" w:eastAsia="黑体"/>
           <w:lang w:val="en-US" w:eastAsia="zh-CN"/>
         </w:rPr>
       </w:pPr>
-      <w:bookmarkStart w:id="44" w:name="_Toc1599"/>
-      <w:r>
-        <w:rPr>
-          <w:szCs w:val="21"/>
-          <w:lang w:val="en-US"/>
-        </w:rPr>
-        <w:t>1.</w:t>
+      <w:bookmarkStart w:id="47" w:name="_Toc21534"/>
+      <w:r>
+        <w:t>2.1</w:t>
       </w:r>
       <w:r>
         <w:rPr>
           <w:rFonts w:hint="eastAsia"/>
-          <w:szCs w:val="21"/>
           <w:lang w:val="en-US" w:eastAsia="zh-CN"/>
         </w:rPr>
-        <w:t>4研究方法</w:t>
-      </w:r>
-      <w:bookmarkEnd w:id="44"/>
+        <w:t>核心概念界定</w:t>
+      </w:r>
+      <w:bookmarkEnd w:id="47"/>
+    </w:p>
+    <w:p>
+      <w:pPr>
+        <w:pStyle w:val="4"/>
+        <w:spacing w:line="400" w:lineRule="exact"/>
+        <w:rPr>
+          <w:rFonts w:hint="eastAsia" w:ascii="Times New Roman" w:hAnsi="Times New Roman" w:eastAsia="黑体"/>
+          <w:szCs w:val="21"/>
+          <w:lang w:eastAsia="zh-CN"/>
+        </w:rPr>
+      </w:pPr>
+      <w:bookmarkStart w:id="48" w:name="_Toc448094852"/>
+      <w:bookmarkStart w:id="49" w:name="_Toc485048993"/>
+      <w:bookmarkStart w:id="50" w:name="_Toc485389080"/>
+      <w:bookmarkStart w:id="51" w:name="_Toc484182524"/>
+      <w:r>
+        <w:rPr>
+          <w:rFonts w:ascii="Times New Roman" w:hAnsi="Times New Roman"/>
+          <w:szCs w:val="21"/>
+        </w:rPr>
+        <w:t>2.1</w:t>
+      </w:r>
+      <w:bookmarkEnd w:id="48"/>
+      <w:r>
+        <w:rPr>
+          <w:rFonts w:ascii="Times New Roman" w:hAnsi="Times New Roman"/>
+          <w:szCs w:val="21"/>
+        </w:rPr>
+        <w:t>.1</w:t>
+      </w:r>
+      <w:bookmarkEnd w:id="49"/>
+      <w:bookmarkEnd w:id="50"/>
+      <w:bookmarkEnd w:id="51"/>
+      <w:r>
+        <w:rPr>
+          <w:rFonts w:hint="eastAsia" w:ascii="Times New Roman" w:hAnsi="Times New Roman"/>
+          <w:szCs w:val="21"/>
+          <w:lang w:val="en-US" w:eastAsia="zh-CN"/>
+        </w:rPr>
+        <w:t>集群电商</w:t>
+      </w:r>
+    </w:p>
+    <w:p>
+      <w:pPr>
+        <w:spacing w:line="400" w:lineRule="exact"/>
+        <w:ind w:firstLine="480"/>
+        <w:rPr>
+          <w:rFonts w:ascii="宋体" w:hAnsi="宋体" w:eastAsia="宋体" w:cs="宋体"/>
+          <w:sz w:val="24"/>
+          <w:szCs w:val="24"/>
+        </w:rPr>
+      </w:pPr>
+      <w:r>
+        <w:rPr>
+          <w:rFonts w:ascii="宋体" w:hAnsi="宋体" w:eastAsia="宋体" w:cs="宋体"/>
+          <w:sz w:val="24"/>
+          <w:szCs w:val="24"/>
+        </w:rPr>
+        <w:t>本文所指的集群电商，是指在烟台特定区域范围内，以本地特色产业为核心依托，大量相互关联的电商经营主体、配套服务企业、物流机构、行业协会及相关管理部门在空间上集聚，通过专业化分工与网络化协作形成的，具有持续竞争优势的电商产业组织形态。其核心特征包括：以本地特色产业为根基、空间集聚性显著、内部形成完善的分工协作网络、兼具规模效应与协同效应、能够带动区域经济与产业协同发展。</w:t>
+      </w:r>
+    </w:p>
+    <w:p>
+      <w:pPr>
+        <w:pStyle w:val="4"/>
+        <w:spacing w:line="400" w:lineRule="exact"/>
+        <w:rPr>
+          <w:rFonts w:hint="default" w:ascii="Times New Roman" w:hAnsi="Times New Roman" w:eastAsia="黑体"/>
+          <w:szCs w:val="21"/>
+          <w:lang w:val="en-US" w:eastAsia="zh-CN"/>
+        </w:rPr>
+      </w:pPr>
+      <w:r>
+        <w:rPr>
+          <w:rFonts w:ascii="Times New Roman" w:hAnsi="Times New Roman"/>
+          <w:szCs w:val="21"/>
+        </w:rPr>
+        <w:t>2.1.</w:t>
+      </w:r>
+      <w:r>
+        <w:rPr>
+          <w:rFonts w:hint="eastAsia" w:ascii="Times New Roman" w:hAnsi="Times New Roman"/>
+          <w:szCs w:val="21"/>
+          <w:lang w:val="en-US" w:eastAsia="zh-CN"/>
+        </w:rPr>
+        <w:t>2资源禀赋</w:t>
+      </w:r>
+    </w:p>
+    <w:p>
+      <w:pPr>
+        <w:spacing w:line="400" w:lineRule="exact"/>
+        <w:ind w:firstLine="480"/>
+        <w:rPr>
+          <w:rFonts w:ascii="宋体" w:hAnsi="宋体" w:eastAsia="宋体" w:cs="宋体"/>
+          <w:sz w:val="24"/>
+          <w:szCs w:val="24"/>
+        </w:rPr>
+      </w:pPr>
+      <w:r>
+        <w:rPr>
+          <w:rFonts w:ascii="宋体" w:hAnsi="宋体" w:eastAsia="宋体" w:cs="宋体"/>
+          <w:sz w:val="24"/>
+          <w:szCs w:val="24"/>
+        </w:rPr>
+        <w:t>本文所指的资源禀赋，是指烟台地区能够支撑集群电商发展的各类天然与产业资源，核心包括特色农产品资源、海洋渔业资源、文旅资源、制造业产业资源、港口物流资源等，是烟台集群电商形成与发展的核心基础，也是构建区域产业核心竞争力的关键依托。</w:t>
+      </w:r>
+    </w:p>
+    <w:p>
+      <w:pPr>
+        <w:pStyle w:val="4"/>
+        <w:spacing w:line="400" w:lineRule="exact"/>
+        <w:rPr>
+          <w:rFonts w:hint="default" w:ascii="Times New Roman" w:hAnsi="Times New Roman" w:eastAsia="黑体"/>
+          <w:szCs w:val="21"/>
+          <w:lang w:val="en-US" w:eastAsia="zh-CN"/>
+        </w:rPr>
+      </w:pPr>
+      <w:r>
+        <w:rPr>
+          <w:rFonts w:ascii="Times New Roman" w:hAnsi="Times New Roman"/>
+          <w:szCs w:val="21"/>
+        </w:rPr>
+        <w:t>2.1.</w:t>
+      </w:r>
+      <w:r>
+        <w:rPr>
+          <w:rFonts w:hint="eastAsia" w:ascii="Times New Roman" w:hAnsi="Times New Roman"/>
+          <w:szCs w:val="21"/>
+          <w:lang w:val="en-US" w:eastAsia="zh-CN"/>
+        </w:rPr>
+        <w:t>3数字技能</w:t>
+      </w:r>
+    </w:p>
+    <w:p>
+      <w:pPr>
+        <w:spacing w:line="400" w:lineRule="exact"/>
+        <w:ind w:firstLine="480"/>
+        <w:rPr>
+          <w:rFonts w:ascii="宋体" w:hAnsi="宋体" w:eastAsia="宋体" w:cs="宋体"/>
+          <w:sz w:val="24"/>
+          <w:szCs w:val="24"/>
+        </w:rPr>
+      </w:pPr>
+      <w:r>
+        <w:rPr>
+          <w:rFonts w:ascii="宋体" w:hAnsi="宋体" w:eastAsia="宋体" w:cs="宋体"/>
+          <w:sz w:val="24"/>
+          <w:szCs w:val="24"/>
+        </w:rPr>
+        <w:t>本文所指的数字技能，是指电商从业者在电商经营过程中，运用各类数字化工具的综合能力，核心包括电商平台运营、直播与短视频营销、数据分析、数字化管理、品牌线上推广等核心能力，是数字技术赋能转化为电商经营效益的核心载体。</w:t>
+      </w:r>
+    </w:p>
+    <w:p>
+      <w:pPr>
+        <w:pStyle w:val="3"/>
+        <w:spacing w:before="240" w:after="240" w:line="400" w:lineRule="exact"/>
+        <w:ind w:firstLine="0" w:firstLineChars="0"/>
+        <w:rPr>
+          <w:rFonts w:hint="eastAsia" w:eastAsia="黑体"/>
+          <w:lang w:eastAsia="zh-CN"/>
+        </w:rPr>
+      </w:pPr>
+      <w:bookmarkStart w:id="52" w:name="_Toc15879"/>
+      <w:r>
+        <w:t>2.2理论基础</w:t>
+      </w:r>
+      <w:r>
+        <w:rPr>
+          <w:rFonts w:hint="eastAsia"/>
+          <w:lang w:val="en-US" w:eastAsia="zh-CN"/>
+        </w:rPr>
+      </w:r>
+      <w:bookmarkEnd w:id="52"/>
+    </w:p>
+    <w:p>
+      <w:pPr>
+        <w:pStyle w:val="4"/>
+        <w:spacing w:line="400" w:lineRule="exact"/>
+        <w:rPr>
+          <w:rFonts w:hint="default" w:ascii="Times New Roman" w:hAnsi="Times New Roman" w:eastAsia="黑体"/>
+          <w:szCs w:val="21"/>
+          <w:lang w:val="en-US" w:eastAsia="zh-CN"/>
+        </w:rPr>
+      </w:pPr>
+      <w:r>
+        <w:rPr>
+          <w:rFonts w:ascii="Times New Roman" w:hAnsi="Times New Roman"/>
+          <w:szCs w:val="21"/>
+        </w:rPr>
+        <w:t>2.2.1资源编排理论（Resource Orchestration Theory）</w:t>
+      </w:r>
+      <w:r>
+        <w:rPr>
+          <w:rFonts w:hint="eastAsia" w:ascii="Times New Roman" w:hAnsi="Times New Roman"/>
+          <w:szCs w:val="21"/>
+          <w:lang w:val="en-US" w:eastAsia="zh-CN"/>
+        </w:rPr>
+      </w:r>
     </w:p>
     <w:p>
       <w:pPr>
@@ -3706,202 +4122,8 @@
           <w:szCs w:val="24"/>
           <w:lang w:val="en-US" w:eastAsia="zh-CN" w:bidi="ar"/>
         </w:rPr>
-        <w:t>本文综合采用以下四种研究方法，形成完整的研究方法体系：</w:t>
-      </w:r>
-    </w:p>
-    <w:p>
-      <w:pPr>
-        <w:keepNext w:val="0"/>
-        <w:keepLines w:val="0"/>
-        <w:widowControl/>
-        <w:numPr>
-          <w:ilvl w:val="0"/>
-          <w:numId w:val="4"/>
-        </w:numPr>
-        <w:suppressLineNumbers w:val="0"/>
-        <w:pBdr>
-          <w:top w:val="none" w:color="auto" w:sz="0" w:space="0"/>
-          <w:left w:val="none" w:color="auto" w:sz="0" w:space="0"/>
-          <w:bottom w:val="none" w:color="auto" w:sz="0" w:space="0"/>
-          <w:right w:val="none" w:color="auto" w:sz="0" w:space="0"/>
-        </w:pBdr>
-        <w:spacing w:before="0" w:beforeAutospacing="0" w:after="0" w:afterAutospacing="0" w:line="360" w:lineRule="atLeast"/>
-        <w:ind w:left="0" w:right="0" w:hanging="360"/>
-        <w:rPr>
-          <w:color w:val="000000"/>
-          <w:sz w:val="24"/>
-          <w:szCs w:val="24"/>
-        </w:rPr>
-      </w:pPr>
-      <w:r>
-        <w:rPr>
-          <w:rStyle w:val="36"/>
-          <w:b/>
-          <w:bCs/>
-          <w:color w:val="000000"/>
-          <w:sz w:val="24"/>
-          <w:szCs w:val="24"/>
-        </w:rPr>
-        <w:t>文献研究法</w:t>
-      </w:r>
-      <w:r>
-        <w:rPr>
-          <w:color w:val="000000"/>
-          <w:sz w:val="24"/>
-          <w:szCs w:val="24"/>
-        </w:rPr>
-        <w:t>：系统梳理 CNKI、Web of Science 等数据库中集群电商、县域电商、TOE 框架、组态分析等相关领域的核心文献、政策文件与行业报告，把握国内外研究脉络与前沿动态，奠定研究的理论基础，明确研究缺口与切入点。</w:t>
-      </w:r>
-    </w:p>
-    <w:p>
-      <w:pPr>
-        <w:keepNext w:val="0"/>
-        <w:keepLines w:val="0"/>
-        <w:widowControl/>
-        <w:numPr>
-          <w:ilvl w:val="0"/>
-          <w:numId w:val="4"/>
-        </w:numPr>
-        <w:suppressLineNumbers w:val="0"/>
-        <w:pBdr>
-          <w:top w:val="none" w:color="auto" w:sz="0" w:space="0"/>
-          <w:left w:val="none" w:color="auto" w:sz="0" w:space="0"/>
-          <w:bottom w:val="none" w:color="auto" w:sz="0" w:space="0"/>
-          <w:right w:val="none" w:color="auto" w:sz="0" w:space="0"/>
-        </w:pBdr>
-        <w:spacing w:before="0" w:beforeAutospacing="0" w:after="0" w:afterAutospacing="0" w:line="360" w:lineRule="atLeast"/>
-        <w:ind w:left="0" w:right="0" w:hanging="360"/>
-        <w:rPr>
-          <w:color w:val="000000"/>
-          <w:sz w:val="24"/>
-          <w:szCs w:val="24"/>
-        </w:rPr>
-      </w:pPr>
-      <w:r>
-        <w:rPr>
-          <w:rStyle w:val="36"/>
-          <w:b/>
-          <w:bCs/>
-          <w:color w:val="000000"/>
-          <w:sz w:val="24"/>
-          <w:szCs w:val="24"/>
-        </w:rPr>
-        <w:t>问卷调查法</w:t>
-      </w:r>
-      <w:r>
-        <w:rPr>
-          <w:color w:val="000000"/>
-          <w:sz w:val="24"/>
-          <w:szCs w:val="24"/>
-        </w:rPr>
-        <w:t>：基于本文的研究模型与变量设计，结合烟台集群电商发展实际，开发结构化调研问卷，以烟台各区市的电商从业者、企业管理者、配套服务商、政府相关工作人员为调研对象，通过线上线下结合的方式收集一手数据，为实证分析提供数据支撑。</w:t>
-      </w:r>
-    </w:p>
-    <w:p>
-      <w:pPr>
-        <w:keepNext w:val="0"/>
-        <w:keepLines w:val="0"/>
-        <w:widowControl/>
-        <w:numPr>
-          <w:ilvl w:val="0"/>
-          <w:numId w:val="4"/>
-        </w:numPr>
-        <w:suppressLineNumbers w:val="0"/>
-        <w:pBdr>
-          <w:top w:val="none" w:color="auto" w:sz="0" w:space="0"/>
-          <w:left w:val="none" w:color="auto" w:sz="0" w:space="0"/>
-          <w:bottom w:val="none" w:color="auto" w:sz="0" w:space="0"/>
-          <w:right w:val="none" w:color="auto" w:sz="0" w:space="0"/>
-        </w:pBdr>
-        <w:spacing w:before="0" w:beforeAutospacing="0" w:after="0" w:afterAutospacing="0" w:line="360" w:lineRule="atLeast"/>
-        <w:ind w:left="0" w:right="0" w:hanging="360"/>
-        <w:rPr>
-          <w:color w:val="000000"/>
-          <w:sz w:val="24"/>
-          <w:szCs w:val="24"/>
-        </w:rPr>
-      </w:pPr>
-      <w:r>
-        <w:rPr>
-          <w:rStyle w:val="36"/>
-          <w:b/>
-          <w:bCs/>
-          <w:color w:val="000000"/>
-          <w:sz w:val="24"/>
-          <w:szCs w:val="24"/>
-        </w:rPr>
-        <w:t>结构方程模型（SEM）</w:t>
-      </w:r>
-      <w:r>
-        <w:rPr>
-          <w:color w:val="000000"/>
-          <w:sz w:val="24"/>
-          <w:szCs w:val="24"/>
-        </w:rPr>
-        <w:t>：采用 AMOS 软件开展 SEM 分析，用于检验六大维度潜变量之间的因果关系，验证各维度变量对烟台集群电商发展的直接影响，明确各因素的作用强度与显著性。</w:t>
-      </w:r>
-    </w:p>
-    <w:p>
-      <w:pPr>
-        <w:keepNext w:val="0"/>
-        <w:keepLines w:val="0"/>
-        <w:widowControl/>
-        <w:numPr>
-          <w:ilvl w:val="0"/>
-          <w:numId w:val="4"/>
-        </w:numPr>
-        <w:suppressLineNumbers w:val="0"/>
-        <w:pBdr>
-          <w:top w:val="none" w:color="auto" w:sz="0" w:space="0"/>
-          <w:left w:val="none" w:color="auto" w:sz="0" w:space="0"/>
-          <w:bottom w:val="none" w:color="auto" w:sz="0" w:space="0"/>
-          <w:right w:val="none" w:color="auto" w:sz="0" w:space="0"/>
-        </w:pBdr>
-        <w:spacing w:before="0" w:beforeAutospacing="0" w:after="0" w:afterAutospacing="0" w:line="360" w:lineRule="atLeast"/>
-        <w:ind w:left="0" w:right="0" w:hanging="360"/>
-        <w:rPr>
-          <w:rFonts w:hint="eastAsia"/>
-        </w:rPr>
-      </w:pPr>
-      <w:r>
-        <w:rPr>
-          <w:rStyle w:val="36"/>
-          <w:b/>
-          <w:bCs/>
-          <w:color w:val="000000"/>
-          <w:sz w:val="24"/>
-          <w:szCs w:val="24"/>
-        </w:rPr>
-        <w:t>模糊集定性比较分析（fsQCA）</w:t>
-      </w:r>
-      <w:r>
-        <w:rPr>
-          <w:color w:val="000000"/>
-          <w:sz w:val="24"/>
-          <w:szCs w:val="24"/>
-        </w:rPr>
-        <w:t>：采用 fsQCA 软件开展组态分析，基于集合论与组态理论，处理多因素并发的复杂因果问题，识别驱动烟台集群电商高绩效发展的多元条件组合与等效发展路径，为分类施策提供依据。</w:t>
-      </w:r>
-    </w:p>
-    <w:p>
-      <w:pPr>
-        <w:pStyle w:val="3"/>
-        <w:spacing w:before="240" w:after="240" w:line="400" w:lineRule="exact"/>
-        <w:ind w:firstLine="0" w:firstLineChars="0"/>
-        <w:rPr>
-          <w:szCs w:val="21"/>
-          <w:lang w:val="en-US"/>
-        </w:rPr>
-      </w:pPr>
-      <w:bookmarkStart w:id="45" w:name="_Toc17945"/>
-      <w:r>
-        <w:rPr>
-          <w:szCs w:val="21"/>
-          <w:lang w:val="en-US"/>
-        </w:rPr>
-        <w:t>1.5 研究创新点</w:t>
-      </w:r>
-      <w:bookmarkEnd w:id="45"/>
+        <w:t>资源编排理论（Resource Orchestration Theory）由Sirmon、Hitt与Ireland（2007）在《管理学评论》（Academy of Management Review）中系统提出，并经Sirmon等（2011）在《管理学学报》（Academy of Management Journal）中进一步完善。该理论的核心命题是：资源优势的形成并不取决于资源的单独持有量，而是取决于管理者能否对资源组合进行系统性编排——通过"结构化（structuring）——捆绑（bundling）——杠杆化（leveraging）"三个递进阶段，将分散的异质性资源转化为持续竞争优势与绩效产出（Sirmon et al.，2011）。</w:t>
+      </w:r>
     </w:p>
     <w:p>
       <w:pPr>
@@ -3919,13 +4141,6 @@
         <w:ind w:left="0" w:right="0"/>
         <w:jc w:val="left"/>
         <w:rPr>
-          <w:color w:val="000000"/>
-          <w:sz w:val="24"/>
-          <w:szCs w:val="24"/>
-        </w:rPr>
-      </w:pPr>
-      <w:r>
-        <w:rPr>
           <w:rFonts w:ascii="宋体" w:hAnsi="宋体" w:eastAsia="宋体" w:cs="宋体"/>
           <w:color w:val="000000"/>
           <w:kern w:val="0"/>
@@ -3933,402 +4148,50 @@
           <w:szCs w:val="24"/>
           <w:lang w:val="en-US" w:eastAsia="zh-CN" w:bidi="ar"/>
         </w:rPr>
-        <w:t>本文的研究创新点主要体现在以下三个方面：</w:t>
-      </w:r>
-    </w:p>
-    <w:p>
-      <w:pPr>
-        <w:keepNext w:val="0"/>
-        <w:keepLines w:val="0"/>
-        <w:widowControl/>
-        <w:numPr>
-          <w:ilvl w:val="0"/>
-          <w:numId w:val="5"/>
-        </w:numPr>
-        <w:suppressLineNumbers w:val="0"/>
-        <w:pBdr>
-          <w:top w:val="none" w:color="auto" w:sz="0" w:space="0"/>
-          <w:left w:val="none" w:color="auto" w:sz="0" w:space="0"/>
-          <w:bottom w:val="none" w:color="auto" w:sz="0" w:space="0"/>
-          <w:right w:val="none" w:color="auto" w:sz="0" w:space="0"/>
-        </w:pBdr>
-        <w:spacing w:before="0" w:beforeAutospacing="0" w:after="0" w:afterAutospacing="0" w:line="360" w:lineRule="atLeast"/>
-        <w:ind w:left="0" w:right="0" w:hanging="360"/>
-        <w:rPr>
-          <w:color w:val="000000"/>
-          <w:sz w:val="24"/>
-          <w:szCs w:val="24"/>
-        </w:rPr>
-      </w:pPr>
-      <w:r>
-        <w:rPr>
-          <w:rStyle w:val="36"/>
-          <w:b/>
-          <w:bCs/>
-          <w:color w:val="000000"/>
-          <w:sz w:val="24"/>
-          <w:szCs w:val="24"/>
-        </w:rPr>
-        <w:t>研究维度的本土化创新</w:t>
-      </w:r>
-      <w:r>
-        <w:rPr>
-          <w:color w:val="000000"/>
-          <w:sz w:val="24"/>
-          <w:szCs w:val="24"/>
-        </w:rPr>
-        <w:t>：本文结合烟台集群电商发展的实际特征，构建了包含政府政策与集群治理、人才支撑、基础设施建设、技术创新水平、本地电商平台与数字技能、自然环境与资源禀赋六大维度的整合分析模型，纳入了资源禀赋、本地平台建设等特色变量，更贴合烟台本地产业发展实际，突破了现有研究维度同质化的局限。</w:t>
-      </w:r>
-    </w:p>
-    <w:p>
-      <w:pPr>
-        <w:keepNext w:val="0"/>
-        <w:keepLines w:val="0"/>
-        <w:widowControl/>
-        <w:numPr>
-          <w:ilvl w:val="0"/>
-          <w:numId w:val="5"/>
-        </w:numPr>
-        <w:suppressLineNumbers w:val="0"/>
-        <w:pBdr>
-          <w:top w:val="none" w:color="auto" w:sz="0" w:space="0"/>
-          <w:left w:val="none" w:color="auto" w:sz="0" w:space="0"/>
-          <w:bottom w:val="none" w:color="auto" w:sz="0" w:space="0"/>
-          <w:right w:val="none" w:color="auto" w:sz="0" w:space="0"/>
-        </w:pBdr>
-        <w:spacing w:before="0" w:beforeAutospacing="0" w:after="0" w:afterAutospacing="0" w:line="360" w:lineRule="atLeast"/>
-        <w:ind w:left="0" w:right="0" w:hanging="360"/>
-        <w:rPr>
-          <w:color w:val="000000"/>
-          <w:sz w:val="24"/>
-          <w:szCs w:val="24"/>
-        </w:rPr>
-      </w:pPr>
-      <w:r>
-        <w:rPr>
-          <w:rStyle w:val="36"/>
-          <w:b/>
-          <w:bCs/>
-          <w:color w:val="000000"/>
-          <w:sz w:val="24"/>
-          <w:szCs w:val="24"/>
-        </w:rPr>
-        <w:t>研究方法的融合创新</w:t>
-      </w:r>
-      <w:r>
-        <w:rPr>
-          <w:color w:val="000000"/>
-          <w:sz w:val="24"/>
-          <w:szCs w:val="24"/>
-        </w:rPr>
-        <w:t>：本文采用 “先变量、后组态” 的 SEM 与 fsQCA 混合研究设计，既通过 SEM 验证了单因素的线性影响机制，又通过 fsQCA 揭示了多因素联动的非线性组态效应，实现了两种方法的优势互补，研究结论兼具严谨性与实践适配性。</w:t>
-      </w:r>
-    </w:p>
-    <w:p>
-      <w:pPr>
-        <w:keepNext w:val="0"/>
-        <w:keepLines w:val="0"/>
-        <w:widowControl/>
-        <w:numPr>
-          <w:ilvl w:val="0"/>
-          <w:numId w:val="5"/>
-        </w:numPr>
-        <w:suppressLineNumbers w:val="0"/>
-        <w:pBdr>
-          <w:top w:val="none" w:color="auto" w:sz="0" w:space="0"/>
-          <w:left w:val="none" w:color="auto" w:sz="0" w:space="0"/>
-          <w:bottom w:val="none" w:color="auto" w:sz="0" w:space="0"/>
-          <w:right w:val="none" w:color="auto" w:sz="0" w:space="0"/>
-        </w:pBdr>
-        <w:spacing w:before="0" w:beforeAutospacing="0" w:after="0" w:afterAutospacing="0" w:line="360" w:lineRule="atLeast"/>
-        <w:ind w:left="0" w:right="0" w:hanging="360"/>
-        <w:rPr>
-          <w:color w:val="000000"/>
-          <w:sz w:val="24"/>
-          <w:szCs w:val="24"/>
-        </w:rPr>
-      </w:pPr>
-      <w:r>
-        <w:rPr>
-          <w:rStyle w:val="36"/>
-          <w:b/>
-          <w:bCs/>
-          <w:color w:val="000000"/>
-          <w:sz w:val="24"/>
-          <w:szCs w:val="24"/>
-        </w:rPr>
-        <w:t>研究场景的精准化创新</w:t>
-      </w:r>
-      <w:r>
-        <w:rPr>
-          <w:color w:val="000000"/>
-          <w:sz w:val="24"/>
-          <w:szCs w:val="24"/>
-        </w:rPr>
-        <w:t>：本文聚焦烟台地区集群电商这一具体场景，深入挖掘北方沿海特色产业产区电商发展的独特性与瓶颈问题，避免了现有研究结论的 “平均化”，提出的对策建议更具针对性与可落地性，填补了区域本土化研究的空白。</w:t>
-      </w:r>
-    </w:p>
-    <w:p>
-      <w:pPr>
-        <w:rPr>
-          <w:rFonts w:hint="eastAsia"/>
-        </w:rPr>
-      </w:pPr>
-    </w:p>
-    <w:p>
-      <w:pPr>
-        <w:ind w:firstLine="480"/>
-        <w:sectPr>
-          <w:headerReference r:id="rId21" w:type="default"/>
-          <w:footerReference r:id="rId23" w:type="default"/>
-          <w:headerReference r:id="rId22" w:type="even"/>
-          <w:footerReference r:id="rId24" w:type="even"/>
-          <w:pgSz w:w="11906" w:h="16838"/>
-          <w:pgMar w:top="1701" w:right="1418" w:bottom="1418" w:left="1701" w:header="1304" w:footer="1021" w:gutter="0"/>
-          <w:pgNumType w:fmt="decimal" w:start="1"/>
-          <w:cols w:space="425" w:num="1"/>
-          <w:docGrid w:linePitch="326" w:charSpace="0"/>
-        </w:sectPr>
-      </w:pPr>
-    </w:p>
-    <w:p>
-      <w:pPr>
-        <w:pStyle w:val="2"/>
-        <w:spacing w:line="400" w:lineRule="exact"/>
-      </w:pPr>
-      <w:bookmarkStart w:id="46" w:name="_Toc1959"/>
-      <w:r>
-        <w:rPr>
-          <w:rFonts w:hint="eastAsia"/>
-          <w:lang w:val="en-US" w:eastAsia="zh-CN"/>
-        </w:rPr>
-        <w:t xml:space="preserve">第二章 </w:t>
-      </w:r>
-      <w:r>
-        <w:t>理论基础与文献综述</w:t>
-      </w:r>
-      <w:bookmarkEnd w:id="46"/>
-    </w:p>
-    <w:p>
-      <w:pPr>
-        <w:pStyle w:val="3"/>
-        <w:spacing w:before="240" w:after="240" w:line="400" w:lineRule="exact"/>
-        <w:ind w:firstLine="0" w:firstLineChars="0"/>
-        <w:rPr>
-          <w:rFonts w:hint="default" w:eastAsia="黑体"/>
-          <w:lang w:val="en-US" w:eastAsia="zh-CN"/>
-        </w:rPr>
-      </w:pPr>
-      <w:bookmarkStart w:id="47" w:name="_Toc21534"/>
-      <w:r>
-        <w:t>2.1</w:t>
-      </w:r>
-      <w:r>
-        <w:rPr>
-          <w:rFonts w:hint="eastAsia"/>
-          <w:lang w:val="en-US" w:eastAsia="zh-CN"/>
-        </w:rPr>
-        <w:t>核心概念界定</w:t>
-      </w:r>
-      <w:bookmarkEnd w:id="47"/>
+      </w:pPr>
+      <w:r>
+        <w:rPr>
+          <w:rFonts w:ascii="宋体" w:hAnsi="宋体" w:eastAsia="宋体" w:cs="宋体"/>
+          <w:color w:val="000000"/>
+          <w:kern w:val="0"/>
+          <w:sz w:val="24"/>
+          <w:szCs w:val="24"/>
+          <w:lang w:val="en-US" w:eastAsia="zh-CN" w:bidi="ar"/>
+        </w:rPr>
+        <w:t>资源编排理论的三个核心阶段各有侧重：结构化阶段关注资源的获取、积累与优化配置，即确保组织拥有必要的资源基底；捆绑阶段关注不同资源要素如何通过组合协作形成综合能力，单一资源的价值在此阶段得以放大；杠杆化阶段则强调能力如何在具体情境中部署，最终实现价值创造与绩效兑现（Hitt et al.，2011）。该理论明确指出，单一资源的丰裕并不必然产生竞争优势，绩效突破的实现依赖于多种资源要素的"组合协同"，不同的资源组合结构可以产生等效的竞争优势。</w:t>
+      </w:r>
+    </w:p>
+    <w:p>
+      <w:pPr>
+        <w:pStyle w:val="Normal"/>
+      </w:pPr>
+      <w:r>
+        <w:t xml:space="preserve">资源编排理论与本文研究框架的内在逻辑高度契合。在资源编排视角下，烟台农村电商集群的发展可被理解为一个"多层次资源编排"过程：政府政策（GP）、人才支撑（TS）、技术创新水平（TI）、自然环境与资源禀赋（EN）四类外生变量，构成集群可动员的原始资源基底，对应资源编排的"结构化"阶段；基础设施（IF）将政策性资源与人力资源捆绑为集群运作的物质能力支撑，本地电商平台与数字技能（DS）将技术资源与禀赋资源捆绑为集群的数字化市场运营能力，两者共同构成资源编排的"捆绑"阶段——这直接解释了IF与DS在本文SEM模型中担任中介变量的理论依据；集群电商发展水平（CDL）则是资源编排完成后通过持续竞争绩效兑现的"杠杆化"产出。资源编排理论还强调多种资源组合协同产生绩效的理念，与fsQCA"多条件联动驱动结果、多条等效组态路径并存"的配置性逻辑深度呼应，为本文混合方法设计提供了统一的理论底座。</w:t>
+      </w:r>
     </w:p>
     <w:p>
       <w:pPr>
         <w:pStyle w:val="4"/>
         <w:spacing w:line="400" w:lineRule="exact"/>
         <w:rPr>
-          <w:rFonts w:hint="eastAsia" w:ascii="Times New Roman" w:hAnsi="Times New Roman" w:eastAsia="黑体"/>
-          <w:szCs w:val="21"/>
-          <w:lang w:eastAsia="zh-CN"/>
-        </w:rPr>
-      </w:pPr>
-      <w:bookmarkStart w:id="48" w:name="_Toc448094852"/>
-      <w:bookmarkStart w:id="49" w:name="_Toc485048993"/>
-      <w:bookmarkStart w:id="50" w:name="_Toc485389080"/>
-      <w:bookmarkStart w:id="51" w:name="_Toc484182524"/>
+          <w:rFonts w:hint="default" w:ascii="Times New Roman" w:hAnsi="Times New Roman" w:eastAsia="黑体"/>
+          <w:szCs w:val="21"/>
+          <w:lang w:val="en-US" w:eastAsia="zh-CN"/>
+        </w:rPr>
+      </w:pPr>
       <w:r>
         <w:rPr>
           <w:rFonts w:ascii="Times New Roman" w:hAnsi="Times New Roman"/>
           <w:szCs w:val="21"/>
         </w:rPr>
-        <w:t>2.1</w:t>
-      </w:r>
-      <w:bookmarkEnd w:id="48"/>
-      <w:r>
-        <w:rPr>
-          <w:rFonts w:ascii="Times New Roman" w:hAnsi="Times New Roman"/>
-          <w:szCs w:val="21"/>
-        </w:rPr>
-        <w:t>.1</w:t>
-      </w:r>
-      <w:bookmarkEnd w:id="49"/>
-      <w:bookmarkEnd w:id="50"/>
-      <w:bookmarkEnd w:id="51"/>
+        <w:t>2.2.2技术-组织-环境（TOE）框架</w:t>
+      </w:r>
       <w:r>
         <w:rPr>
           <w:rFonts w:hint="eastAsia" w:ascii="Times New Roman" w:hAnsi="Times New Roman"/>
           <w:szCs w:val="21"/>
           <w:lang w:val="en-US" w:eastAsia="zh-CN"/>
         </w:rPr>
-        <w:t>集群电商</w:t>
-      </w:r>
-    </w:p>
-    <w:p>
-      <w:pPr>
-        <w:spacing w:line="400" w:lineRule="exact"/>
-        <w:ind w:firstLine="480"/>
-        <w:rPr>
-          <w:rFonts w:ascii="宋体" w:hAnsi="宋体" w:eastAsia="宋体" w:cs="宋体"/>
-          <w:sz w:val="24"/>
-          <w:szCs w:val="24"/>
-        </w:rPr>
-      </w:pPr>
-      <w:r>
-        <w:rPr>
-          <w:rFonts w:ascii="宋体" w:hAnsi="宋体" w:eastAsia="宋体" w:cs="宋体"/>
-          <w:sz w:val="24"/>
-          <w:szCs w:val="24"/>
-        </w:rPr>
-        <w:t>本文所指的集群电商，是指在烟台特定区域范围内，以本地特色产业为核心依托，大量相互关联的电商经营主体、配套服务企业、物流机构、行业协会及相关管理部门在空间上集聚，通过专业化分工与网络化协作形成的，具有持续竞争优势的电商产业组织形态。其核心特征包括：以本地特色产业为根基、空间集聚性显著、内部形成完善的分工协作网络、兼具规模效应与协同效应、能够带动区域经济与产业协同发展。</w:t>
-      </w:r>
-    </w:p>
-    <w:p>
-      <w:pPr>
-        <w:pStyle w:val="4"/>
-        <w:spacing w:line="400" w:lineRule="exact"/>
-        <w:rPr>
-          <w:rFonts w:hint="default" w:ascii="Times New Roman" w:hAnsi="Times New Roman" w:eastAsia="黑体"/>
-          <w:szCs w:val="21"/>
-          <w:lang w:val="en-US" w:eastAsia="zh-CN"/>
-        </w:rPr>
-      </w:pPr>
-      <w:r>
-        <w:rPr>
-          <w:rFonts w:ascii="Times New Roman" w:hAnsi="Times New Roman"/>
-          <w:szCs w:val="21"/>
-        </w:rPr>
-        <w:t>2.1.</w:t>
-      </w:r>
-      <w:r>
-        <w:rPr>
-          <w:rFonts w:hint="eastAsia" w:ascii="Times New Roman" w:hAnsi="Times New Roman"/>
-          <w:szCs w:val="21"/>
-          <w:lang w:val="en-US" w:eastAsia="zh-CN"/>
-        </w:rPr>
-        <w:t>2资源禀赋</w:t>
-      </w:r>
-    </w:p>
-    <w:p>
-      <w:pPr>
-        <w:spacing w:line="400" w:lineRule="exact"/>
-        <w:ind w:firstLine="480"/>
-        <w:rPr>
-          <w:rFonts w:ascii="宋体" w:hAnsi="宋体" w:eastAsia="宋体" w:cs="宋体"/>
-          <w:sz w:val="24"/>
-          <w:szCs w:val="24"/>
-        </w:rPr>
-      </w:pPr>
-      <w:r>
-        <w:rPr>
-          <w:rFonts w:ascii="宋体" w:hAnsi="宋体" w:eastAsia="宋体" w:cs="宋体"/>
-          <w:sz w:val="24"/>
-          <w:szCs w:val="24"/>
-        </w:rPr>
-        <w:t>本文所指的资源禀赋，是指烟台地区能够支撑集群电商发展的各类天然与产业资源，核心包括特色农产品资源、海洋渔业资源、文旅资源、制造业产业资源、港口物流资源等，是烟台集群电商形成与发展的核心基础，也是构建区域产业核心竞争力的关键依托。</w:t>
-      </w:r>
-    </w:p>
-    <w:p>
-      <w:pPr>
-        <w:pStyle w:val="4"/>
-        <w:spacing w:line="400" w:lineRule="exact"/>
-        <w:rPr>
-          <w:rFonts w:hint="default" w:ascii="Times New Roman" w:hAnsi="Times New Roman" w:eastAsia="黑体"/>
-          <w:szCs w:val="21"/>
-          <w:lang w:val="en-US" w:eastAsia="zh-CN"/>
-        </w:rPr>
-      </w:pPr>
-      <w:r>
-        <w:rPr>
-          <w:rFonts w:ascii="Times New Roman" w:hAnsi="Times New Roman"/>
-          <w:szCs w:val="21"/>
-        </w:rPr>
-        <w:t>2.1.</w:t>
-      </w:r>
-      <w:r>
-        <w:rPr>
-          <w:rFonts w:hint="eastAsia" w:ascii="Times New Roman" w:hAnsi="Times New Roman"/>
-          <w:szCs w:val="21"/>
-          <w:lang w:val="en-US" w:eastAsia="zh-CN"/>
-        </w:rPr>
-        <w:t>3数字技能</w:t>
-      </w:r>
-    </w:p>
-    <w:p>
-      <w:pPr>
-        <w:spacing w:line="400" w:lineRule="exact"/>
-        <w:ind w:firstLine="480"/>
-        <w:rPr>
-          <w:rFonts w:ascii="宋体" w:hAnsi="宋体" w:eastAsia="宋体" w:cs="宋体"/>
-          <w:sz w:val="24"/>
-          <w:szCs w:val="24"/>
-        </w:rPr>
-      </w:pPr>
-      <w:r>
-        <w:rPr>
-          <w:rFonts w:ascii="宋体" w:hAnsi="宋体" w:eastAsia="宋体" w:cs="宋体"/>
-          <w:sz w:val="24"/>
-          <w:szCs w:val="24"/>
-        </w:rPr>
-        <w:t>本文所指的数字技能，是指电商从业者在电商经营过程中，运用各类数字化工具的综合能力，核心包括电商平台运营、直播与短视频营销、数据分析、数字化管理、品牌线上推广等核心能力，是数字技术赋能转化为电商经营效益的核心载体。</w:t>
-      </w:r>
-    </w:p>
-    <w:p>
-      <w:pPr>
-        <w:pStyle w:val="3"/>
-        <w:spacing w:before="240" w:after="240" w:line="400" w:lineRule="exact"/>
-        <w:ind w:firstLine="0" w:firstLineChars="0"/>
-        <w:rPr>
-          <w:rFonts w:hint="eastAsia" w:eastAsia="黑体"/>
-          <w:lang w:eastAsia="zh-CN"/>
-        </w:rPr>
-      </w:pPr>
-      <w:bookmarkStart w:id="52" w:name="_Toc15879"/>
-      <w:r>
-        <w:t>2.2</w:t>
-      </w:r>
-      <w:r>
-        <w:rPr>
-          <w:rFonts w:hint="eastAsia"/>
-          <w:lang w:val="en-US" w:eastAsia="zh-CN"/>
-        </w:rPr>
-        <w:t>核心理论基础</w:t>
-      </w:r>
-      <w:bookmarkEnd w:id="52"/>
-    </w:p>
-    <w:p>
-      <w:pPr>
-        <w:pStyle w:val="4"/>
-        <w:spacing w:line="400" w:lineRule="exact"/>
-        <w:rPr>
-          <w:rFonts w:hint="default" w:ascii="Times New Roman" w:hAnsi="Times New Roman" w:eastAsia="黑体"/>
-          <w:szCs w:val="21"/>
-          <w:lang w:val="en-US" w:eastAsia="zh-CN"/>
-        </w:rPr>
-      </w:pPr>
-      <w:r>
-        <w:rPr>
-          <w:rFonts w:ascii="Times New Roman" w:hAnsi="Times New Roman"/>
-          <w:szCs w:val="21"/>
-        </w:rPr>
-        <w:t>2.2.1</w:t>
-      </w:r>
-      <w:r>
-        <w:rPr>
-          <w:rFonts w:hint="eastAsia" w:ascii="Times New Roman" w:hAnsi="Times New Roman"/>
-          <w:szCs w:val="21"/>
-          <w:lang w:val="en-US" w:eastAsia="zh-CN"/>
-        </w:rPr>
-        <w:t>技术-组织-环境（TOE）框架</w:t>
       </w:r>
     </w:p>
     <w:p>
@@ -4347,13 +4210,6 @@
         <w:ind w:left="0" w:right="0"/>
         <w:jc w:val="left"/>
         <w:rPr>
-          <w:color w:val="000000"/>
-          <w:sz w:val="24"/>
-          <w:szCs w:val="24"/>
-        </w:rPr>
-      </w:pPr>
-      <w:r>
-        <w:rPr>
           <w:rFonts w:ascii="宋体" w:hAnsi="宋体" w:eastAsia="宋体" w:cs="宋体"/>
           <w:color w:val="000000"/>
           <w:kern w:val="0"/>
@@ -4361,7 +4217,17 @@
           <w:szCs w:val="24"/>
           <w:lang w:val="en-US" w:eastAsia="zh-CN" w:bidi="ar"/>
         </w:rPr>
-        <w:t>TOE 框架由 Tornatzky 和 Fleischer 于 1990 年提出，该理论认为，组织的技术创新与应用行为，受到技术、组织、环境三个维度因素的共同影响，三个维度的因素并非独立作用，而是相互联动、协同影响组织行为与发展结果。其中，技术维度指组织可获取的技术资源、技术应用能力与相关配套工具；组织维度指组织的治理结构、制度安排、人才资源与管理模式；环境维度指组织所处的宏观政策、基础设施、市场环境、资源禀赋等外部情境。</w:t>
+      </w:pPr>
+      <w:r>
+        <w:rPr>
+          <w:rFonts w:ascii="宋体" w:hAnsi="宋体" w:eastAsia="宋体" w:cs="宋体"/>
+          <w:color w:val="000000"/>
+          <w:kern w:val="0"/>
+          <w:sz w:val="24"/>
+          <w:szCs w:val="24"/>
+          <w:lang w:val="en-US" w:eastAsia="zh-CN" w:bidi="ar"/>
+        </w:rPr>
+        <w:t>TOE框架由Tornatzky和Fleischer（1990）提出，认为组织的技术创新与应用行为受到技术（Technology）、组织（Organization）、环境（Environment）三个维度因素的共同影响。本文以TOE框架作为变量选取与分类的补充性参照框架，将六大核心影响维度系统整合到技术、组织、环境三个维度中：技术维度包含技术创新水平（TI）与本地电商平台及数字技能（DS）；组织维度包含政府政策与集群治理（GP）和人才支撑（TS）；环境维度包含基础设施建设（IF）与自然环境及资源禀赋（EN）。TOE框架在此发挥变量体系分类与研究情境适配的辅助作用，其系统性与整体性为六维度变量的整合提供了分析坐标。</w:t>
       </w:r>
     </w:p>
     <w:p>
@@ -4397,33 +4263,6 @@
           <w:szCs w:val="24"/>
           <w:lang w:val="en-US" w:eastAsia="zh-CN" w:bidi="ar"/>
         </w:rPr>
-        <w:t>TOE 框架具有系统性、整体性与场景适配性强的特点，与集群电商这一复杂产业组织系统的发展逻辑高度契合。本文基于 TOE 框架，结合烟台集群电商发展的实际特征，将六大核心影响维度整合到技术、组织、环境三个维度中，构建本文的整合分析模型：技术维度包含技术创新水平、本地电商平台与数字技能；组织维度包含政府政策与集群治理、人才支撑；环境维度包含基础设施建设、自然环境与资源禀赋。</w:t>
-      </w:r>
-    </w:p>
-    <w:p>
-      <w:pPr>
-        <w:pStyle w:val="4"/>
-        <w:spacing w:line="400" w:lineRule="exact"/>
-        <w:rPr>
-          <w:rFonts w:hint="default" w:ascii="Times New Roman" w:hAnsi="Times New Roman" w:eastAsia="黑体"/>
-          <w:szCs w:val="21"/>
-          <w:lang w:val="en-US" w:eastAsia="zh-CN"/>
-        </w:rPr>
-      </w:pPr>
-      <w:r>
-        <w:rPr>
-          <w:rFonts w:ascii="Times New Roman" w:hAnsi="Times New Roman"/>
-          <w:szCs w:val="21"/>
-        </w:rPr>
-        <w:t>2.2.</w:t>
-      </w:r>
-      <w:r>
-        <w:rPr>
-          <w:rFonts w:hint="eastAsia" w:ascii="Times New Roman" w:hAnsi="Times New Roman"/>
-          <w:szCs w:val="21"/>
-          <w:lang w:val="en-US" w:eastAsia="zh-CN"/>
-        </w:rPr>
-        <w:t>2组态理论</w:t>
       </w:r>
     </w:p>
     <w:p>
@@ -4450,78 +4289,48 @@
           <w:lang w:val="en-US" w:eastAsia="zh-CN" w:bidi="ar"/>
         </w:rPr>
       </w:pPr>
-      <w:r>
-        <w:rPr>
-          <w:rFonts w:ascii="宋体" w:hAnsi="宋体" w:eastAsia="宋体" w:cs="宋体"/>
-          <w:color w:val="000000"/>
-          <w:kern w:val="0"/>
-          <w:sz w:val="24"/>
-          <w:szCs w:val="24"/>
-          <w:lang w:val="en-US" w:eastAsia="zh-CN" w:bidi="ar"/>
-        </w:rPr>
-        <w:t>组态理论诞生于 20 世纪初的战略管理领域，其核心思想是：组织的高绩效结果并非由单一因素独立决定，而是由多个相互关联、相互依赖的前因条件，以特定的组合方式协同作用产生的。该理论以整体论为核心，突破了传统还原论 “单因素独立影响” 的线性思维局限，强调因果关系的三大核心特征：一是多重并发，结果的发生由多个前因条件共同驱动，不存在单一的决定性因素；二是等效性，不同的前因条件组合可以产生相同的高绩效结果，即存在 “殊途同归” 的多条发展路径；三是因果非对称性，导致高绩效的条件组合，与导致低绩效的条件组合并非简单的对立关系，不能通过反向推导得出发展策略。</w:t>
-      </w:r>
-    </w:p>
-    <w:p>
-      <w:pPr>
-        <w:keepNext w:val="0"/>
-        <w:keepLines w:val="0"/>
-        <w:widowControl/>
-        <w:suppressLineNumbers w:val="0"/>
-        <w:pBdr>
-          <w:top w:val="none" w:color="auto" w:sz="0" w:space="0"/>
-          <w:left w:val="none" w:color="auto" w:sz="0" w:space="0"/>
-          <w:bottom w:val="none" w:color="auto" w:sz="0" w:space="0"/>
-          <w:right w:val="none" w:color="auto" w:sz="0" w:space="0"/>
-        </w:pBdr>
-        <w:spacing w:before="0" w:beforeAutospacing="0" w:after="0" w:afterAutospacing="0" w:line="360" w:lineRule="atLeast"/>
-        <w:ind w:left="0" w:right="0"/>
-        <w:jc w:val="left"/>
-        <w:rPr>
-          <w:rFonts w:ascii="宋体" w:hAnsi="宋体" w:eastAsia="宋体" w:cs="宋体"/>
-          <w:color w:val="000000"/>
-          <w:kern w:val="0"/>
-          <w:sz w:val="24"/>
-          <w:szCs w:val="24"/>
-          <w:lang w:val="en-US" w:eastAsia="zh-CN" w:bidi="ar"/>
-        </w:rPr>
-      </w:pPr>
-      <w:r>
-        <w:rPr>
-          <w:rFonts w:ascii="宋体" w:hAnsi="宋体" w:eastAsia="宋体" w:cs="宋体"/>
-          <w:color w:val="000000"/>
-          <w:kern w:val="0"/>
-          <w:sz w:val="24"/>
-          <w:szCs w:val="24"/>
-          <w:lang w:val="en-US" w:eastAsia="zh-CN" w:bidi="ar"/>
-        </w:rPr>
-        <w:t>组态理论与集群电商发展的现实特征高度契合，烟台集群电商的高质量发展，是技术、组织、环境多维度因素共同作用的结果，单一因素的作用依赖于其他因素的匹配与协同，不存在普适性的 “最优单因素”。本文基于组态理论，运用 fsQCA 方法，探究驱动烟台集群电商高绩效发展的多元条件组态与等效发展路径，破解集群发展的复杂因果机制。</w:t>
-      </w:r>
-    </w:p>
-    <w:p>
-      <w:pPr>
-        <w:keepNext w:val="0"/>
-        <w:keepLines w:val="0"/>
-        <w:widowControl/>
-        <w:suppressLineNumbers w:val="0"/>
-        <w:pBdr>
-          <w:top w:val="none" w:color="auto" w:sz="0" w:space="0"/>
-          <w:left w:val="none" w:color="auto" w:sz="0" w:space="0"/>
-          <w:bottom w:val="none" w:color="auto" w:sz="0" w:space="0"/>
-          <w:right w:val="none" w:color="auto" w:sz="0" w:space="0"/>
-        </w:pBdr>
-        <w:spacing w:before="0" w:beforeAutospacing="0" w:after="0" w:afterAutospacing="0" w:line="360" w:lineRule="atLeast"/>
-        <w:ind w:left="0" w:right="0"/>
-        <w:jc w:val="left"/>
-        <w:rPr>
-          <w:rFonts w:ascii="宋体" w:hAnsi="宋体" w:eastAsia="宋体" w:cs="宋体"/>
-          <w:color w:val="000000"/>
-          <w:kern w:val="0"/>
-          <w:sz w:val="24"/>
-          <w:szCs w:val="24"/>
-          <w:lang w:val="en-US" w:eastAsia="zh-CN" w:bidi="ar"/>
-        </w:rPr>
-      </w:pPr>
+    </w:p>
+    <w:p>
+      <w:pPr>
+        <w:pStyle w:val="4"/>
+      </w:pPr>
+      <w:r>
+        <w:t xml:space="preserve">2.2.3组态理论</w:t>
+      </w:r>
+    </w:p>
+    <w:p>
+      <w:pPr>
+        <w:pStyle w:val="Normal"/>
+      </w:pPr>
+      <w:r>
+        <w:t xml:space="preserve">组态理论诞生于20世纪初的战略管理领域，其核心思想是：组织的高绩效结果并非由单一因素独立决定，而是由多个相互关联、相互依赖的前因条件，以特定的组合方式协同作用产生的。该理论以整体论为核心，突破了传统还原论"单因素独立影响"的线性思维局限，强调因果关系的三大核心特征：一是多重并发，结果的发生由多个前因条件共同作用；二是等效性，不同的条件组合可以产生相同的结果，即"殊途同归"；三是非对称性，高绩效结果的前因条件组合与低绩效结果的前因条件组合往往并不对称（Ragin，2008）。</w:t>
+      </w:r>
+    </w:p>
+    <w:p>
+      <w:pPr>
+        <w:pStyle w:val="Normal"/>
+      </w:pPr>
+      <w:r>
+        <w:t xml:space="preserve">组态理论与资源编排理论在底层逻辑上高度契合：两者均强调多要素的组合协同而非单一要素的独立作用，前者从方法论层面提供了识别不同要素组合路径的分析工具，后者从理论层面阐明了多资源组合产生竞争优势的内在机制。本文基于组态理论，运用fsQCA方法，探究驱动烟台集群电商高绩效发展的多元条件组态与等效发展路径。</w:t>
+      </w:r>
+    </w:p>
+    <w:p>
+      <w:pPr>
+        <w:pStyle w:val="2"/>
+        <w:spacing w:line="400" w:lineRule="exact"/>
+        <w:rPr>
+          <w:lang w:val="zh-CN"/>
+        </w:rPr>
+      </w:pPr>
+      <w:bookmarkStart w:id="54" w:name="_Toc24454"/>
+      <w:r>
+        <w:rPr>
+          <w:rFonts w:hint="eastAsia"/>
+          <w:lang w:val="en-US" w:eastAsia="zh-CN"/>
+        </w:rPr>
+        <w:t>第三章 研究设计</w:t>
+      </w:r>
+      <w:bookmarkEnd w:id="54"/>
     </w:p>
     <w:p>
       <w:pPr>
@@ -4529,753 +4338,6 @@
         <w:spacing w:before="240" w:after="240" w:line="400" w:lineRule="exact"/>
         <w:ind w:firstLine="0" w:firstLineChars="0"/>
         <w:rPr>
-          <w:rFonts w:hint="default" w:eastAsia="黑体"/>
-          <w:lang w:val="en-US" w:eastAsia="zh-CN"/>
-        </w:rPr>
-      </w:pPr>
-      <w:bookmarkStart w:id="53" w:name="_Toc19027"/>
-      <w:r>
-        <w:t>2.3</w:t>
-      </w:r>
-      <w:r>
-        <w:rPr>
-          <w:rFonts w:hint="eastAsia"/>
-          <w:lang w:val="en-US" w:eastAsia="zh-CN"/>
-        </w:rPr>
-        <w:t>国内外研究现状</w:t>
-      </w:r>
-      <w:bookmarkEnd w:id="53"/>
-    </w:p>
-    <w:p>
-      <w:pPr>
-        <w:pStyle w:val="4"/>
-        <w:spacing w:line="400" w:lineRule="exact"/>
-        <w:rPr>
-          <w:rFonts w:hint="default" w:ascii="Times New Roman" w:hAnsi="Times New Roman" w:eastAsia="黑体"/>
-          <w:szCs w:val="21"/>
-          <w:lang w:val="en-US" w:eastAsia="zh-CN"/>
-        </w:rPr>
-      </w:pPr>
-      <w:r>
-        <w:rPr>
-          <w:rFonts w:ascii="Times New Roman" w:hAnsi="Times New Roman"/>
-          <w:szCs w:val="21"/>
-        </w:rPr>
-        <w:t>2.3.1</w:t>
-      </w:r>
-      <w:r>
-        <w:rPr>
-          <w:rFonts w:hint="eastAsia" w:ascii="Times New Roman" w:hAnsi="Times New Roman"/>
-          <w:szCs w:val="21"/>
-          <w:lang w:val="en-US" w:eastAsia="zh-CN"/>
-        </w:rPr>
-        <w:t>集群电商发展相关研究</w:t>
-      </w:r>
-    </w:p>
-    <w:p>
-      <w:pPr>
-        <w:keepNext w:val="0"/>
-        <w:keepLines w:val="0"/>
-        <w:widowControl/>
-        <w:suppressLineNumbers w:val="0"/>
-        <w:pBdr>
-          <w:top w:val="none" w:color="auto" w:sz="0" w:space="0"/>
-          <w:left w:val="none" w:color="auto" w:sz="0" w:space="0"/>
-          <w:bottom w:val="none" w:color="auto" w:sz="0" w:space="0"/>
-          <w:right w:val="none" w:color="auto" w:sz="0" w:space="0"/>
-        </w:pBdr>
-        <w:spacing w:before="0" w:beforeAutospacing="0" w:after="0" w:afterAutospacing="0" w:line="360" w:lineRule="atLeast"/>
-        <w:ind w:left="0" w:right="0"/>
-        <w:jc w:val="left"/>
-        <w:rPr>
-          <w:color w:val="000000"/>
-          <w:sz w:val="24"/>
-          <w:szCs w:val="24"/>
-        </w:rPr>
-      </w:pPr>
-      <w:r>
-        <w:rPr>
-          <w:rFonts w:ascii="宋体" w:hAnsi="宋体" w:eastAsia="宋体" w:cs="宋体"/>
-          <w:color w:val="000000"/>
-          <w:kern w:val="0"/>
-          <w:sz w:val="24"/>
-          <w:szCs w:val="24"/>
-          <w:lang w:val="en-US" w:eastAsia="zh-CN" w:bidi="ar"/>
-        </w:rPr>
-        <w:t>国外关于集群电商的研究，最早可追溯至产业集群理论在电子商务领域的应用。Porto 等（2021）通过对巴西农村电商集聚区域的研究，将集群电商定义为 “依托数字平台，在特定地域内形成的、以特色产业为核心的电商企业与配套机构的空间集聚体”，并指出其核心价值在于降低中小经营主体的市场准入门槛，实现小生产与大市场的有效链接。Milicevic 等（2022）基于中东欧国家的研究，将集群电商的发展模式划分为政府主导型、市场驱动型与产业引领型三类，并指出产业引领型模式更具可持续发展能力。</w:t>
-      </w:r>
-    </w:p>
-    <w:p>
-      <w:pPr>
-        <w:keepNext w:val="0"/>
-        <w:keepLines w:val="0"/>
-        <w:widowControl/>
-        <w:suppressLineNumbers w:val="0"/>
-        <w:pBdr>
-          <w:top w:val="none" w:color="auto" w:sz="0" w:space="0"/>
-          <w:left w:val="none" w:color="auto" w:sz="0" w:space="0"/>
-          <w:bottom w:val="none" w:color="auto" w:sz="0" w:space="0"/>
-          <w:right w:val="none" w:color="auto" w:sz="0" w:space="0"/>
-        </w:pBdr>
-        <w:spacing w:before="0" w:beforeAutospacing="0" w:after="0" w:afterAutospacing="0" w:line="360" w:lineRule="atLeast"/>
-        <w:ind w:left="0" w:right="0"/>
-        <w:jc w:val="left"/>
-        <w:rPr>
-          <w:color w:val="000000"/>
-          <w:sz w:val="24"/>
-          <w:szCs w:val="24"/>
-        </w:rPr>
-      </w:pPr>
-      <w:r>
-        <w:rPr>
-          <w:rFonts w:ascii="宋体" w:hAnsi="宋体" w:eastAsia="宋体" w:cs="宋体"/>
-          <w:color w:val="000000"/>
-          <w:kern w:val="0"/>
-          <w:sz w:val="24"/>
-          <w:szCs w:val="24"/>
-          <w:lang w:val="en-US" w:eastAsia="zh-CN" w:bidi="ar"/>
-        </w:rPr>
-        <w:t>国内关于集群电商的研究，伴随淘宝村、电商产业带的快速发展逐步深化。早期研究多聚焦于集群电商的形成机制与发展模式，史修松等（2017）基于江苏淘宝村的调研，将农村电商集群划分为资源基础型、产业带动型与能人驱动型三类，分析了不同模式的形成机理。郭承龙（2019）从产业演化视角，将集群电商的发展划分为萌芽期、成长期、成熟期与转型期四个阶段，指出不同阶段的核心驱动因素存在显著差异。近年来，研究逐步转向集群电商的高质量发展，王志辉等（2021）指出，集群电商高质量发展的核心是完善产业链、提升品牌化水平与强化协同创新能力，实现从规模扩张向价值提升的转型。</w:t>
-      </w:r>
-    </w:p>
-    <w:p>
-      <w:pPr>
-        <w:pStyle w:val="4"/>
-        <w:spacing w:line="400" w:lineRule="exact"/>
-        <w:rPr>
-          <w:rFonts w:hint="default" w:ascii="Times New Roman" w:hAnsi="Times New Roman" w:eastAsia="黑体"/>
-          <w:szCs w:val="21"/>
-          <w:lang w:val="en-US" w:eastAsia="zh-CN"/>
-        </w:rPr>
-      </w:pPr>
-      <w:r>
-        <w:rPr>
-          <w:rFonts w:ascii="Times New Roman" w:hAnsi="Times New Roman"/>
-          <w:szCs w:val="21"/>
-        </w:rPr>
-        <w:t>2.3.</w:t>
-      </w:r>
-      <w:r>
-        <w:rPr>
-          <w:rFonts w:hint="eastAsia" w:ascii="Times New Roman" w:hAnsi="Times New Roman"/>
-          <w:szCs w:val="21"/>
-          <w:lang w:val="en-US" w:eastAsia="zh-CN"/>
-        </w:rPr>
-        <w:t>2电商发展影响因素相关研究</w:t>
-      </w:r>
-    </w:p>
-    <w:p>
-      <w:pPr>
-        <w:keepNext w:val="0"/>
-        <w:keepLines w:val="0"/>
-        <w:widowControl/>
-        <w:suppressLineNumbers w:val="0"/>
-        <w:pBdr>
-          <w:top w:val="none" w:color="auto" w:sz="0" w:space="0"/>
-          <w:left w:val="none" w:color="auto" w:sz="0" w:space="0"/>
-          <w:bottom w:val="none" w:color="auto" w:sz="0" w:space="0"/>
-          <w:right w:val="none" w:color="auto" w:sz="0" w:space="0"/>
-        </w:pBdr>
-        <w:spacing w:before="0" w:beforeAutospacing="0" w:after="0" w:afterAutospacing="0" w:line="360" w:lineRule="atLeast"/>
-        <w:ind w:left="0" w:right="0"/>
-        <w:jc w:val="left"/>
-        <w:rPr>
-          <w:color w:val="000000"/>
-          <w:sz w:val="24"/>
-          <w:szCs w:val="24"/>
-        </w:rPr>
-      </w:pPr>
-      <w:r>
-        <w:rPr>
-          <w:rFonts w:ascii="宋体" w:hAnsi="宋体" w:eastAsia="宋体" w:cs="宋体"/>
-          <w:color w:val="000000"/>
-          <w:kern w:val="0"/>
-          <w:sz w:val="24"/>
-          <w:szCs w:val="24"/>
-          <w:lang w:val="en-US" w:eastAsia="zh-CN" w:bidi="ar"/>
-        </w:rPr>
-        <w:t>国内外学者围绕电商发展的影响因素，开展了大量实证研究，相关成果可归纳为六大维度，与本文的研究模型高度契合。</w:t>
-      </w:r>
-    </w:p>
-    <w:p>
-      <w:pPr>
-        <w:keepNext w:val="0"/>
-        <w:keepLines w:val="0"/>
-        <w:widowControl/>
-        <w:suppressLineNumbers w:val="0"/>
-        <w:pBdr>
-          <w:top w:val="none" w:color="auto" w:sz="0" w:space="0"/>
-          <w:left w:val="none" w:color="auto" w:sz="0" w:space="0"/>
-          <w:bottom w:val="none" w:color="auto" w:sz="0" w:space="0"/>
-          <w:right w:val="none" w:color="auto" w:sz="0" w:space="0"/>
-        </w:pBdr>
-        <w:spacing w:before="0" w:beforeAutospacing="0" w:after="0" w:afterAutospacing="0" w:line="360" w:lineRule="atLeast"/>
-        <w:ind w:left="0" w:right="0"/>
-        <w:jc w:val="left"/>
-        <w:rPr>
-          <w:color w:val="000000"/>
-          <w:sz w:val="24"/>
-          <w:szCs w:val="24"/>
-        </w:rPr>
-      </w:pPr>
-      <w:r>
-        <w:rPr>
-          <w:rFonts w:ascii="宋体" w:hAnsi="宋体" w:eastAsia="宋体" w:cs="宋体"/>
-          <w:color w:val="000000"/>
-          <w:kern w:val="0"/>
-          <w:sz w:val="24"/>
-          <w:szCs w:val="24"/>
-          <w:lang w:val="en-US" w:eastAsia="zh-CN" w:bidi="ar"/>
-        </w:rPr>
-        <w:t>在政府政策与集群治理方面，梁强等（2016）基于广东军埔电商集群的案例研究，指出政府的政策扶持、产业规划与公共服务供给，对集群电商的形成与发展具有关键推动作用。Cui 等（2019）则强调，完善的集群内部治理机制，包括行业自律、利益协调、协同创新等，是集群电商实现可持续发展的核心组织保障。</w:t>
-      </w:r>
-    </w:p>
-    <w:p>
-      <w:pPr>
-        <w:keepNext w:val="0"/>
-        <w:keepLines w:val="0"/>
-        <w:widowControl/>
-        <w:suppressLineNumbers w:val="0"/>
-        <w:pBdr>
-          <w:top w:val="none" w:color="auto" w:sz="0" w:space="0"/>
-          <w:left w:val="none" w:color="auto" w:sz="0" w:space="0"/>
-          <w:bottom w:val="none" w:color="auto" w:sz="0" w:space="0"/>
-          <w:right w:val="none" w:color="auto" w:sz="0" w:space="0"/>
-        </w:pBdr>
-        <w:spacing w:before="0" w:beforeAutospacing="0" w:after="0" w:afterAutospacing="0" w:line="360" w:lineRule="atLeast"/>
-        <w:ind w:left="0" w:right="0"/>
-        <w:jc w:val="left"/>
-        <w:rPr>
-          <w:color w:val="000000"/>
-          <w:sz w:val="24"/>
-          <w:szCs w:val="24"/>
-        </w:rPr>
-      </w:pPr>
-      <w:r>
-        <w:rPr>
-          <w:rFonts w:ascii="宋体" w:hAnsi="宋体" w:eastAsia="宋体" w:cs="宋体"/>
-          <w:color w:val="000000"/>
-          <w:kern w:val="0"/>
-          <w:sz w:val="24"/>
-          <w:szCs w:val="24"/>
-          <w:lang w:val="en-US" w:eastAsia="zh-CN" w:bidi="ar"/>
-        </w:rPr>
-        <w:t>在人才支撑方面，邱泽奇等（2021）指出，电商专业人才的供给不足，是制约县域电商发展的核心瓶颈，从业者的数字技能与运营能力，直接决定了电商经营的效益与集群发展的水平。Zang 等（2020）的研究表明，完善的人才培育体系，能够显著提升集群内从业者的综合能力，进而推动集群电商的高质量发展。</w:t>
-      </w:r>
-    </w:p>
-    <w:p>
-      <w:pPr>
-        <w:keepNext w:val="0"/>
-        <w:keepLines w:val="0"/>
-        <w:widowControl/>
-        <w:suppressLineNumbers w:val="0"/>
-        <w:pBdr>
-          <w:top w:val="none" w:color="auto" w:sz="0" w:space="0"/>
-          <w:left w:val="none" w:color="auto" w:sz="0" w:space="0"/>
-          <w:bottom w:val="none" w:color="auto" w:sz="0" w:space="0"/>
-          <w:right w:val="none" w:color="auto" w:sz="0" w:space="0"/>
-        </w:pBdr>
-        <w:spacing w:before="0" w:beforeAutospacing="0" w:after="0" w:afterAutospacing="0" w:line="360" w:lineRule="atLeast"/>
-        <w:ind w:left="0" w:right="0"/>
-        <w:jc w:val="left"/>
-        <w:rPr>
-          <w:color w:val="000000"/>
-          <w:sz w:val="24"/>
-          <w:szCs w:val="24"/>
-        </w:rPr>
-      </w:pPr>
-      <w:r>
-        <w:rPr>
-          <w:rFonts w:ascii="宋体" w:hAnsi="宋体" w:eastAsia="宋体" w:cs="宋体"/>
-          <w:color w:val="000000"/>
-          <w:kern w:val="0"/>
-          <w:sz w:val="24"/>
-          <w:szCs w:val="24"/>
-          <w:lang w:val="en-US" w:eastAsia="zh-CN" w:bidi="ar"/>
-        </w:rPr>
-        <w:t>在基础设施建设方面，董坤祥等（2016）的研究表明，交通物流、仓储冷链、网络通信等基础设施，是集群电商发展的基础保障，对集群发展水平具有显著正向影响。Jiang 等（2017）则指出，物流配送 “最后一公里” 的服务质量，直接影响农村电商集群的用户体验与市场竞争力。</w:t>
-      </w:r>
-    </w:p>
-    <w:p>
-      <w:pPr>
-        <w:keepNext w:val="0"/>
-        <w:keepLines w:val="0"/>
-        <w:widowControl/>
-        <w:suppressLineNumbers w:val="0"/>
-        <w:pBdr>
-          <w:top w:val="none" w:color="auto" w:sz="0" w:space="0"/>
-          <w:left w:val="none" w:color="auto" w:sz="0" w:space="0"/>
-          <w:bottom w:val="none" w:color="auto" w:sz="0" w:space="0"/>
-          <w:right w:val="none" w:color="auto" w:sz="0" w:space="0"/>
-        </w:pBdr>
-        <w:spacing w:before="0" w:beforeAutospacing="0" w:after="0" w:afterAutospacing="0" w:line="360" w:lineRule="atLeast"/>
-        <w:ind w:left="0" w:right="0"/>
-        <w:jc w:val="left"/>
-        <w:rPr>
-          <w:color w:val="000000"/>
-          <w:sz w:val="24"/>
-          <w:szCs w:val="24"/>
-        </w:rPr>
-      </w:pPr>
-      <w:r>
-        <w:rPr>
-          <w:rFonts w:ascii="宋体" w:hAnsi="宋体" w:eastAsia="宋体" w:cs="宋体"/>
-          <w:color w:val="000000"/>
-          <w:kern w:val="0"/>
-          <w:sz w:val="24"/>
-          <w:szCs w:val="24"/>
-          <w:lang w:val="en-US" w:eastAsia="zh-CN" w:bidi="ar"/>
-        </w:rPr>
-        <w:t>在技术创新水平方面，易法敏等（2022）指出，大数据、人工智能、直播技术等数字化技术的应用，能够显著提升电商经营的效率与精准度，是驱动集群电商转型升级的核心动力。黄益平等（2019）的研究表明，数字化技术的普及应用，能够有效降低集群内中小主体的经营成本，提升集群的整体竞争优势。</w:t>
-      </w:r>
-    </w:p>
-    <w:p>
-      <w:pPr>
-        <w:keepNext w:val="0"/>
-        <w:keepLines w:val="0"/>
-        <w:widowControl/>
-        <w:suppressLineNumbers w:val="0"/>
-        <w:pBdr>
-          <w:top w:val="none" w:color="auto" w:sz="0" w:space="0"/>
-          <w:left w:val="none" w:color="auto" w:sz="0" w:space="0"/>
-          <w:bottom w:val="none" w:color="auto" w:sz="0" w:space="0"/>
-          <w:right w:val="none" w:color="auto" w:sz="0" w:space="0"/>
-        </w:pBdr>
-        <w:spacing w:before="0" w:beforeAutospacing="0" w:after="0" w:afterAutospacing="0" w:line="360" w:lineRule="atLeast"/>
-        <w:ind w:left="0" w:right="0"/>
-        <w:jc w:val="left"/>
-        <w:rPr>
-          <w:color w:val="000000"/>
-          <w:sz w:val="24"/>
-          <w:szCs w:val="24"/>
-        </w:rPr>
-      </w:pPr>
-      <w:r>
-        <w:rPr>
-          <w:rFonts w:ascii="宋体" w:hAnsi="宋体" w:eastAsia="宋体" w:cs="宋体"/>
-          <w:color w:val="000000"/>
-          <w:kern w:val="0"/>
-          <w:sz w:val="24"/>
-          <w:szCs w:val="24"/>
-          <w:lang w:val="en-US" w:eastAsia="zh-CN" w:bidi="ar"/>
-        </w:rPr>
-        <w:t>在本地电商平台与数字技能方面，张伟（2024）的 SEM 实证研究表明，电商平台的功能支持与从业者的数字技能，均对电商集群发展水平具有显著正向影响，且数字技能在平台功能与集群绩效之间存在显著中介作用。陈雨苏（2024）则指出，本地特色电商平台的建设，能够更好地适配本地产业特征，提升集群的区域品牌影响力。</w:t>
-      </w:r>
-    </w:p>
-    <w:p>
-      <w:pPr>
-        <w:keepNext w:val="0"/>
-        <w:keepLines w:val="0"/>
-        <w:widowControl/>
-        <w:suppressLineNumbers w:val="0"/>
-        <w:pBdr>
-          <w:top w:val="none" w:color="auto" w:sz="0" w:space="0"/>
-          <w:left w:val="none" w:color="auto" w:sz="0" w:space="0"/>
-          <w:bottom w:val="none" w:color="auto" w:sz="0" w:space="0"/>
-          <w:right w:val="none" w:color="auto" w:sz="0" w:space="0"/>
-        </w:pBdr>
-        <w:spacing w:before="0" w:beforeAutospacing="0" w:after="0" w:afterAutospacing="0" w:line="360" w:lineRule="atLeast"/>
-        <w:ind w:left="0" w:right="0"/>
-        <w:jc w:val="left"/>
-        <w:rPr>
-          <w:color w:val="000000"/>
-          <w:sz w:val="24"/>
-          <w:szCs w:val="24"/>
-        </w:rPr>
-      </w:pPr>
-      <w:r>
-        <w:rPr>
-          <w:rFonts w:ascii="宋体" w:hAnsi="宋体" w:eastAsia="宋体" w:cs="宋体"/>
-          <w:color w:val="000000"/>
-          <w:kern w:val="0"/>
-          <w:sz w:val="24"/>
-          <w:szCs w:val="24"/>
-          <w:lang w:val="en-US" w:eastAsia="zh-CN" w:bidi="ar"/>
-        </w:rPr>
-        <w:t>在资源禀赋方面，唐艺等（2021）以江苏沭阳花木电商集群为案例，指出本地特色资源是集群电商形成的核心前提，资源的整合利用效率，直接决定了集群的核心竞争力与可持续发展能力。李想等（2023）的研究表明，依托本地特色资源形成的差异化竞争优势，是电商集群避免同质化竞争、实现高质量发展的关键。</w:t>
-      </w:r>
-    </w:p>
-    <w:p>
-      <w:pPr>
-        <w:pStyle w:val="4"/>
-        <w:keepNext w:val="0"/>
-        <w:keepLines w:val="0"/>
-        <w:widowControl/>
-        <w:suppressLineNumbers w:val="0"/>
-        <w:pBdr>
-          <w:top w:val="none" w:color="auto" w:sz="0" w:space="0"/>
-          <w:left w:val="none" w:color="auto" w:sz="0" w:space="0"/>
-          <w:bottom w:val="none" w:color="auto" w:sz="0" w:space="0"/>
-          <w:right w:val="none" w:color="auto" w:sz="0" w:space="0"/>
-        </w:pBdr>
-        <w:spacing w:before="0" w:beforeAutospacing="0" w:after="0" w:afterAutospacing="0" w:line="360" w:lineRule="atLeast"/>
-        <w:ind w:left="0" w:right="0"/>
-        <w:rPr>
-          <w:color w:val="000000"/>
-          <w:sz w:val="24"/>
-          <w:szCs w:val="24"/>
-        </w:rPr>
-      </w:pPr>
-      <w:r>
-        <w:rPr>
-          <w:color w:val="000000"/>
-          <w:sz w:val="24"/>
-          <w:szCs w:val="24"/>
-        </w:rPr>
-        <w:t>2.3.3 SEM 与 fsQCA 混合方法的应用研究</w:t>
-      </w:r>
-    </w:p>
-    <w:p>
-      <w:pPr>
-        <w:keepNext w:val="0"/>
-        <w:keepLines w:val="0"/>
-        <w:widowControl/>
-        <w:suppressLineNumbers w:val="0"/>
-        <w:pBdr>
-          <w:top w:val="none" w:color="auto" w:sz="0" w:space="0"/>
-          <w:left w:val="none" w:color="auto" w:sz="0" w:space="0"/>
-          <w:bottom w:val="none" w:color="auto" w:sz="0" w:space="0"/>
-          <w:right w:val="none" w:color="auto" w:sz="0" w:space="0"/>
-        </w:pBdr>
-        <w:spacing w:before="0" w:beforeAutospacing="0" w:after="0" w:afterAutospacing="0" w:line="360" w:lineRule="atLeast"/>
-        <w:ind w:left="0" w:right="0"/>
-        <w:jc w:val="left"/>
-        <w:rPr>
-          <w:color w:val="000000"/>
-          <w:sz w:val="24"/>
-          <w:szCs w:val="24"/>
-        </w:rPr>
-      </w:pPr>
-      <w:r>
-        <w:rPr>
-          <w:rFonts w:ascii="宋体" w:hAnsi="宋体" w:eastAsia="宋体" w:cs="宋体"/>
-          <w:color w:val="000000"/>
-          <w:kern w:val="0"/>
-          <w:sz w:val="24"/>
-          <w:szCs w:val="24"/>
-          <w:lang w:val="en-US" w:eastAsia="zh-CN" w:bidi="ar"/>
-        </w:rPr>
-        <w:t>SEM 与 fsQCA 混合方法，能够同时实现线性因果验证与组态效应分析，实现两种方法的优势互补，近年来被广泛应用于管理学、经济学等领域的研究。</w:t>
-      </w:r>
-    </w:p>
-    <w:p>
-      <w:pPr>
-        <w:keepNext w:val="0"/>
-        <w:keepLines w:val="0"/>
-        <w:widowControl/>
-        <w:suppressLineNumbers w:val="0"/>
-        <w:pBdr>
-          <w:top w:val="none" w:color="auto" w:sz="0" w:space="0"/>
-          <w:left w:val="none" w:color="auto" w:sz="0" w:space="0"/>
-          <w:bottom w:val="none" w:color="auto" w:sz="0" w:space="0"/>
-          <w:right w:val="none" w:color="auto" w:sz="0" w:space="0"/>
-        </w:pBdr>
-        <w:spacing w:before="0" w:beforeAutospacing="0" w:after="0" w:afterAutospacing="0" w:line="360" w:lineRule="atLeast"/>
-        <w:ind w:left="0" w:right="0"/>
-        <w:jc w:val="left"/>
-        <w:rPr>
-          <w:color w:val="000000"/>
-          <w:sz w:val="24"/>
-          <w:szCs w:val="24"/>
-        </w:rPr>
-      </w:pPr>
-      <w:r>
-        <w:rPr>
-          <w:rFonts w:ascii="宋体" w:hAnsi="宋体" w:eastAsia="宋体" w:cs="宋体"/>
-          <w:color w:val="000000"/>
-          <w:kern w:val="0"/>
-          <w:sz w:val="24"/>
-          <w:szCs w:val="24"/>
-          <w:lang w:val="en-US" w:eastAsia="zh-CN" w:bidi="ar"/>
-        </w:rPr>
-        <w:t>在国内研究中，易明等（2018）最早采用该混合方法，研究了时间压力对员工沉默行为的影响机制，通过 SEM 验证了变量间的中介效应，再通过 fsQCA 识别了多元组态路径，为混合方法的应用提供了范例。毕达天等（2021）采用该混合方法，分析了科研人员数据素养的影响因素，既验证了各变量的净效应，又识别了驱动高数据素养的多元组态，拓展了混合方法的应用场景。在电商研究领域，鲁夏平（2022）采用 SEM 与 fsQCA 混合方法，探究了农村电商发展的影响因素与多元路径，验证了该方法在电商研究领域的适用性。</w:t>
-      </w:r>
-    </w:p>
-    <w:p>
-      <w:pPr>
-        <w:keepNext w:val="0"/>
-        <w:keepLines w:val="0"/>
-        <w:widowControl/>
-        <w:suppressLineNumbers w:val="0"/>
-        <w:pBdr>
-          <w:top w:val="none" w:color="auto" w:sz="0" w:space="0"/>
-          <w:left w:val="none" w:color="auto" w:sz="0" w:space="0"/>
-          <w:bottom w:val="none" w:color="auto" w:sz="0" w:space="0"/>
-          <w:right w:val="none" w:color="auto" w:sz="0" w:space="0"/>
-        </w:pBdr>
-        <w:spacing w:before="0" w:beforeAutospacing="0" w:after="0" w:afterAutospacing="0" w:line="360" w:lineRule="atLeast"/>
-        <w:ind w:left="0" w:right="0"/>
-        <w:jc w:val="left"/>
-        <w:rPr>
-          <w:color w:val="000000"/>
-          <w:sz w:val="24"/>
-          <w:szCs w:val="24"/>
-        </w:rPr>
-      </w:pPr>
-      <w:r>
-        <w:rPr>
-          <w:rFonts w:ascii="宋体" w:hAnsi="宋体" w:eastAsia="宋体" w:cs="宋体"/>
-          <w:color w:val="000000"/>
-          <w:kern w:val="0"/>
-          <w:sz w:val="24"/>
-          <w:szCs w:val="24"/>
-          <w:lang w:val="en-US" w:eastAsia="zh-CN" w:bidi="ar"/>
-        </w:rPr>
-        <w:t>在国外研究中，Um 等（2023）采用 SEM 与 fsQCA 混合方法，研究了旅游移动商务中消费者冲动购买意愿的影响因素，通过 SEM 验证了动机因素的线性影响，再通过 fsQCA 识别了驱动冲动购买的多元组态。Zheng 等（2023）则基于该混合方法，研究了在线学习质量对大学生持续学习意愿的影响，进一步验证了该混合方法的有效性与适用性。</w:t>
-      </w:r>
-    </w:p>
-    <w:p>
-      <w:pPr>
-        <w:pStyle w:val="4"/>
-        <w:keepNext w:val="0"/>
-        <w:keepLines w:val="0"/>
-        <w:widowControl/>
-        <w:suppressLineNumbers w:val="0"/>
-        <w:pBdr>
-          <w:top w:val="none" w:color="auto" w:sz="0" w:space="0"/>
-          <w:left w:val="none" w:color="auto" w:sz="0" w:space="0"/>
-          <w:bottom w:val="none" w:color="auto" w:sz="0" w:space="0"/>
-          <w:right w:val="none" w:color="auto" w:sz="0" w:space="0"/>
-        </w:pBdr>
-        <w:spacing w:before="0" w:beforeAutospacing="0" w:after="0" w:afterAutospacing="0" w:line="360" w:lineRule="atLeast"/>
-        <w:ind w:left="0" w:right="0"/>
-        <w:rPr>
-          <w:rFonts w:hint="default" w:eastAsia="黑体"/>
-          <w:color w:val="000000"/>
-          <w:sz w:val="24"/>
-          <w:szCs w:val="24"/>
-          <w:lang w:val="en-US" w:eastAsia="zh-CN"/>
-        </w:rPr>
-      </w:pPr>
-      <w:r>
-        <w:rPr>
-          <w:color w:val="000000"/>
-          <w:sz w:val="24"/>
-          <w:szCs w:val="24"/>
-        </w:rPr>
-        <w:t>2.3.</w:t>
-      </w:r>
-      <w:r>
-        <w:rPr>
-          <w:rFonts w:hint="eastAsia"/>
-          <w:color w:val="000000"/>
-          <w:sz w:val="24"/>
-          <w:szCs w:val="24"/>
-          <w:lang w:val="en-US" w:eastAsia="zh-CN"/>
-        </w:rPr>
-        <w:t>4研究述评与研究切入点</w:t>
-      </w:r>
-    </w:p>
-    <w:p>
-      <w:pPr>
-        <w:keepNext w:val="0"/>
-        <w:keepLines w:val="0"/>
-        <w:widowControl/>
-        <w:suppressLineNumbers w:val="0"/>
-        <w:pBdr>
-          <w:top w:val="none" w:color="auto" w:sz="0" w:space="0"/>
-          <w:left w:val="none" w:color="auto" w:sz="0" w:space="0"/>
-          <w:bottom w:val="none" w:color="auto" w:sz="0" w:space="0"/>
-          <w:right w:val="none" w:color="auto" w:sz="0" w:space="0"/>
-        </w:pBdr>
-        <w:spacing w:before="0" w:beforeAutospacing="0" w:after="0" w:afterAutospacing="0" w:line="360" w:lineRule="atLeast"/>
-        <w:ind w:left="0" w:right="0"/>
-        <w:jc w:val="left"/>
-        <w:rPr>
-          <w:color w:val="000000"/>
-          <w:sz w:val="24"/>
-          <w:szCs w:val="24"/>
-        </w:rPr>
-      </w:pPr>
-      <w:r>
-        <w:rPr>
-          <w:rFonts w:ascii="宋体" w:hAnsi="宋体" w:eastAsia="宋体" w:cs="宋体"/>
-          <w:color w:val="000000"/>
-          <w:kern w:val="0"/>
-          <w:sz w:val="24"/>
-          <w:szCs w:val="24"/>
-          <w:lang w:val="en-US" w:eastAsia="zh-CN" w:bidi="ar"/>
-        </w:rPr>
-        <w:t>综上所述，国内外关于集群电商的研究已取得丰硕成果，为本文奠定了坚实的理论基础与研究范式，但现有研究仍存在三方面的不足，这也构成了本文的核心研究切入点：</w:t>
-      </w:r>
-    </w:p>
-    <w:p>
-      <w:pPr>
-        <w:keepNext w:val="0"/>
-        <w:keepLines w:val="0"/>
-        <w:widowControl/>
-        <w:suppressLineNumbers w:val="0"/>
-        <w:pBdr>
-          <w:top w:val="none" w:color="auto" w:sz="0" w:space="0"/>
-          <w:left w:val="none" w:color="auto" w:sz="0" w:space="0"/>
-          <w:bottom w:val="none" w:color="auto" w:sz="0" w:space="0"/>
-          <w:right w:val="none" w:color="auto" w:sz="0" w:space="0"/>
-        </w:pBdr>
-        <w:spacing w:before="0" w:beforeAutospacing="0" w:after="0" w:afterAutospacing="0" w:line="360" w:lineRule="atLeast"/>
-        <w:ind w:left="0" w:right="0"/>
-        <w:jc w:val="left"/>
-        <w:rPr>
-          <w:color w:val="000000"/>
-          <w:sz w:val="24"/>
-          <w:szCs w:val="24"/>
-        </w:rPr>
-      </w:pPr>
-      <w:r>
-        <w:rPr>
-          <w:rFonts w:ascii="宋体" w:hAnsi="宋体" w:eastAsia="宋体" w:cs="宋体"/>
-          <w:color w:val="000000"/>
-          <w:kern w:val="0"/>
-          <w:sz w:val="24"/>
-          <w:szCs w:val="24"/>
-          <w:lang w:val="en-US" w:eastAsia="zh-CN" w:bidi="ar"/>
-        </w:rPr>
-        <w:t>第一，研究情境存在区域空白。现有研究多以浙江、江苏等南方电商发达地区为样本，针对烟台北方沿海特色产业产区的本土化实证研究较为匮乏，而烟台的产业结构、资源禀赋与南方地区存在显著差异，现有研究结论的本土化适配性不足。</w:t>
-      </w:r>
-    </w:p>
-    <w:p>
-      <w:pPr>
-        <w:keepNext w:val="0"/>
-        <w:keepLines w:val="0"/>
-        <w:widowControl/>
-        <w:suppressLineNumbers w:val="0"/>
-        <w:pBdr>
-          <w:top w:val="none" w:color="auto" w:sz="0" w:space="0"/>
-          <w:left w:val="none" w:color="auto" w:sz="0" w:space="0"/>
-          <w:bottom w:val="none" w:color="auto" w:sz="0" w:space="0"/>
-          <w:right w:val="none" w:color="auto" w:sz="0" w:space="0"/>
-        </w:pBdr>
-        <w:spacing w:before="0" w:beforeAutospacing="0" w:after="0" w:afterAutospacing="0" w:line="360" w:lineRule="atLeast"/>
-        <w:ind w:left="0" w:right="0"/>
-        <w:jc w:val="left"/>
-        <w:rPr>
-          <w:color w:val="000000"/>
-          <w:sz w:val="24"/>
-          <w:szCs w:val="24"/>
-        </w:rPr>
-      </w:pPr>
-      <w:r>
-        <w:rPr>
-          <w:rFonts w:ascii="宋体" w:hAnsi="宋体" w:eastAsia="宋体" w:cs="宋体"/>
-          <w:color w:val="000000"/>
-          <w:kern w:val="0"/>
-          <w:sz w:val="24"/>
-          <w:szCs w:val="24"/>
-          <w:lang w:val="en-US" w:eastAsia="zh-CN" w:bidi="ar"/>
-        </w:rPr>
-        <w:t>第二，研究维度存在同质化局限。现有研究多聚焦于政策、基建、技术等通用维度，鲜有研究将本地资源禀赋、特色平台建设等区域特色变量纳入整合分析框架，难以精准解释烟台集群电商发展的独特性与瓶颈问题。</w:t>
-      </w:r>
-    </w:p>
-    <w:p>
-      <w:pPr>
-        <w:keepNext w:val="0"/>
-        <w:keepLines w:val="0"/>
-        <w:widowControl/>
-        <w:suppressLineNumbers w:val="0"/>
-        <w:pBdr>
-          <w:top w:val="none" w:color="auto" w:sz="0" w:space="0"/>
-          <w:left w:val="none" w:color="auto" w:sz="0" w:space="0"/>
-          <w:bottom w:val="none" w:color="auto" w:sz="0" w:space="0"/>
-          <w:right w:val="none" w:color="auto" w:sz="0" w:space="0"/>
-        </w:pBdr>
-        <w:spacing w:before="0" w:beforeAutospacing="0" w:after="0" w:afterAutospacing="0" w:line="360" w:lineRule="atLeast"/>
-        <w:ind w:left="0" w:right="0"/>
-        <w:jc w:val="left"/>
-        <w:rPr>
-          <w:color w:val="000000"/>
-          <w:sz w:val="24"/>
-          <w:szCs w:val="24"/>
-        </w:rPr>
-      </w:pPr>
-      <w:r>
-        <w:rPr>
-          <w:rFonts w:ascii="宋体" w:hAnsi="宋体" w:eastAsia="宋体" w:cs="宋体"/>
-          <w:color w:val="000000"/>
-          <w:kern w:val="0"/>
-          <w:sz w:val="24"/>
-          <w:szCs w:val="24"/>
-          <w:lang w:val="en-US" w:eastAsia="zh-CN" w:bidi="ar"/>
-        </w:rPr>
-        <w:t>第三，研究方法存在单一化局限。现有研究多单独采用 SEM 或 fsQCA 方法，采用二者混合设计的研究仍较为匮乏，难以同时揭示集群电商发展的普遍线性影响机制与本土化的多元组态路径，导致研究结论的实践指导性不足。</w:t>
-      </w:r>
-    </w:p>
-    <w:p>
-      <w:pPr>
-        <w:keepNext w:val="0"/>
-        <w:keepLines w:val="0"/>
-        <w:widowControl/>
-        <w:suppressLineNumbers w:val="0"/>
-        <w:pBdr>
-          <w:top w:val="none" w:color="auto" w:sz="0" w:space="0"/>
-          <w:left w:val="none" w:color="auto" w:sz="0" w:space="0"/>
-          <w:bottom w:val="none" w:color="auto" w:sz="0" w:space="0"/>
-          <w:right w:val="none" w:color="auto" w:sz="0" w:space="0"/>
-        </w:pBdr>
-        <w:spacing w:before="0" w:beforeAutospacing="0" w:after="0" w:afterAutospacing="0" w:line="360" w:lineRule="atLeast"/>
-        <w:ind w:left="0" w:right="0"/>
-        <w:jc w:val="left"/>
-        <w:rPr>
-          <w:color w:val="000000"/>
-          <w:sz w:val="24"/>
-          <w:szCs w:val="24"/>
-        </w:rPr>
-      </w:pPr>
-      <w:r>
-        <w:rPr>
-          <w:rFonts w:ascii="宋体" w:hAnsi="宋体" w:eastAsia="宋体" w:cs="宋体"/>
-          <w:color w:val="000000"/>
-          <w:kern w:val="0"/>
-          <w:sz w:val="24"/>
-          <w:szCs w:val="24"/>
-          <w:lang w:val="en-US" w:eastAsia="zh-CN" w:bidi="ar"/>
-        </w:rPr>
-        <w:t>基于此，本文以烟台地区集群电商为研究对象，构建包含六大维度的整合分析模型，采用 SEM 与 fsQCA 混合研究方法，系统探究其发展的影响因素与高绩效组态路径，弥补现有研究的不足，丰富集群电商的本土化研究成果。</w:t>
-      </w:r>
-    </w:p>
-    <w:p>
-      <w:pPr>
-        <w:spacing w:line="400" w:lineRule="exact"/>
-        <w:rPr>
-          <w:szCs w:val="21"/>
-        </w:rPr>
-      </w:pPr>
-    </w:p>
-    <w:p>
-      <w:pPr>
-        <w:ind w:firstLine="480"/>
-        <w:sectPr>
-          <w:headerReference r:id="rId25" w:type="default"/>
-          <w:pgSz w:w="11906" w:h="16838"/>
-          <w:pgMar w:top="1701" w:right="1418" w:bottom="1418" w:left="1701" w:header="1304" w:footer="1021" w:gutter="0"/>
-          <w:pgNumType w:fmt="decimal"/>
-          <w:cols w:space="425" w:num="1"/>
-          <w:docGrid w:linePitch="326" w:charSpace="0"/>
-        </w:sectPr>
-      </w:pPr>
-    </w:p>
-    <w:p>
-      <w:pPr>
-        <w:pStyle w:val="2"/>
-        <w:spacing w:line="400" w:lineRule="exact"/>
-        <w:rPr>
-          <w:lang w:val="zh-CN"/>
-        </w:rPr>
-      </w:pPr>
-      <w:bookmarkStart w:id="54" w:name="_Toc24454"/>
-      <w:r>
-        <w:rPr>
-          <w:rFonts w:hint="eastAsia"/>
-          <w:lang w:val="en-US" w:eastAsia="zh-CN"/>
-        </w:rPr>
-        <w:t>第三章 研究设计</w:t>
-      </w:r>
-      <w:bookmarkEnd w:id="54"/>
-    </w:p>
-    <w:p>
-      <w:pPr>
-        <w:pStyle w:val="3"/>
-        <w:spacing w:before="240" w:after="240" w:line="400" w:lineRule="exact"/>
-        <w:ind w:firstLine="0" w:firstLineChars="0"/>
-        <w:rPr>
           <w:rFonts w:hint="default"/>
           <w:szCs w:val="21"/>
           <w:lang w:val="en-US" w:eastAsia="zh-CN"/>
@@ -5315,7 +4377,7 @@
           <w:sz w:val="24"/>
           <w:szCs w:val="24"/>
         </w:rPr>
-        <w:t>本文基于 TOE 框架，结合烟台集群电商发展的实际特征，构建 “技术 - 组织 - 环境” 三维度、六大核心变量的整合分析模型，具体如下：</w:t>
+        <w:t>本文以资源编排理论为核心理论框架，以TOE框架为变量分类参照，结合烟台集群电商发展的实际特征，构建"资源基底—中介转化—绩效产出"三层次整合分析模型，具体如下：在资源基底层，政府政策与集群治理（GP）、人才支撑（TS）、技术创新水平（TI）、自然环境与资源禀赋（EN）四大外生变量构成集群的原始资源组合，对应资源编排的"结构化"阶段；在中介转化层，基础设施建设（IF）与本地电商平台及数字技能（DS）作为中介变量，分别承载"GP/TS→IF→CDL"与"TI/EN→DS→CDL"两条核心中介路径，对应资源编排的"捆绑"阶段，将原始资源转化为集群能力；在绩效产出层，集群电商发展水平（CDL）作为结果变量，对应资源编排的"杠杆化"阶段，体现资源编排的最终绩效产出。</w:t>
       </w:r>
     </w:p>
     <w:tbl>
@@ -5935,7 +4997,7 @@
     </w:p>
     <w:p>
       <w:pPr>
-        <w:pStyle w:val="4"/>
+        <w:pStyle w:val="Normal"/>
         <w:tabs>
           <w:tab w:val="clear" w:pos="561"/>
           <w:tab w:val="clear" w:pos="720"/>

--- a/电商223_张纵宇_毕业论文.docx
+++ b/电商223_张纵宇_毕业论文.docx
@@ -2438,6 +2438,22 @@
           <w:color w:val="000000"/>
         </w:rPr>
         <w:fldChar w:fldCharType="end"/>
+      </w:r>
+    </w:p>
+    <w:p>
+      <w:pPr>
+        <w:pStyle w:val="toc 2"/>
+      </w:pPr>
+      <w:r>
+        <w:t>3.6预调研结果分析	13</w:t>
+      </w:r>
+    </w:p>
+    <w:p>
+      <w:pPr>
+        <w:pStyle w:val="toc 2"/>
+      </w:pPr>
+      <w:r>
+        <w:t>3.6预调研结果分析	13</w:t>
       </w:r>
     </w:p>
     <w:p>
@@ -6763,6 +6779,4293 @@
           <w:szCs w:val="21"/>
         </w:rPr>
       </w:pPr>
+    </w:p>
+    <w:p>
+      <w:pPr>
+        <w:pStyle w:val="3"/>
+      </w:pPr>
+      <w:r>
+        <w:t>3.6预调研结果分析</w:t>
+      </w:r>
+    </w:p>
+    <w:p>
+      <w:pPr>
+        <w:pStyle w:val="Normal"/>
+      </w:pPr>
+      <w:r>
+        <w:t xml:space="preserve">在完成正式调研问卷设计后，本文于2026年3月上旬开展小规模预调研，检验问卷题项表述的清晰度及量表的信度与效度，评估问卷的整体可行性与质量。预调研以烟台各区县电商相关从业者为对象，采用问卷星平台进行网络发放，共回收50份问卷，全部为有效问卷（有效率100%）。以下依次报告预调研基本信息分析、信度检验与效度检验（含主成分分析）的结果。</w:t>
+      </w:r>
+    </w:p>
+    <w:p>
+      <w:pPr>
+        <w:pStyle w:val="4"/>
+      </w:pPr>
+      <w:r>
+        <w:t>3.6.1预调研基本信息分析</w:t>
+      </w:r>
+    </w:p>
+    <w:p>
+      <w:pPr>
+        <w:pStyle w:val="Normal"/>
+      </w:pPr>
+      <w:r>
+        <w:t xml:space="preserve">本次预调研共回收有效问卷50份，样本基本特征如下：性别方面，男性23人（46.0%），女性27人（54.0%），比例较均衡；年龄方面，21-30岁占28.0%，31-40岁与41-50岁各占26.0%，中青年为主；学历方面，初中及以下占50.0%，大专24.0%，本科20.0%，符合烟台电商从业者整体学历结构；居住地涵盖芝罘区（32.0%）、牟平区（28.0%）、莱山区（16.0%）等主要电商集聚区；月均收入以5001-8000元占比最高（36.0%）；职业类型中个体电商农户/商户占44.0%，电商企业经营者/管理者占22.0%，样本覆盖烟台集群电商核心参与主体，具有良好代表性。</w:t>
+      </w:r>
+    </w:p>
+    <w:p>
+      <w:pPr>
+        <w:pStyle w:val="4"/>
+      </w:pPr>
+      <w:r>
+        <w:t>3.6.2信度检验</w:t>
+      </w:r>
+    </w:p>
+    <w:p>
+      <w:pPr>
+        <w:pStyle w:val="Normal"/>
+      </w:pPr>
+      <w:r>
+        <w:t xml:space="preserve">本文采用Cronbach α系数对预调研数据（N=50）各维度量表进行信度检验，以评估题项内部一致性。通常认为α≥0.700表示量表具有可接受的信度（Nunnally，1978）。检验结果如表3-1所示。</w:t>
+      </w:r>
+    </w:p>
+    <w:p>
+      <w:pPr>
+        <w:pStyle w:val="12"/>
+        <w:jc w:val="center"/>
+      </w:pPr>
+      <w:r>
+        <w:t>表3-1 各维度Cronbach α系数（预调研，N=50）</w:t>
+      </w:r>
+    </w:p>
+    <w:tbl>
+      <w:tblPr>
+        <w:tblStyle w:val="TableGrid"/>
+        <w:tblW w:w="8500" w:type="dxa"/>
+      </w:tblPr>
+      <w:tblGrid>
+        <w:gridCol w:w="1416"/>
+        <w:gridCol w:w="1416"/>
+        <w:gridCol w:w="1416"/>
+        <w:gridCol w:w="1416"/>
+        <w:gridCol w:w="1416"/>
+        <w:gridCol w:w="1416"/>
+      </w:tblGrid>
+      <w:tr>
+        <w:tc>
+          <w:tcPr>
+            <w:tcW w:w="1416" w:type="dxa"/>
+            <w:shd w:val="clear" w:color="auto" w:fill="DEEAF1"/>
+          </w:tcPr>
+          <w:p>
+            <w:pPr>
+              <w:jc w:val="center"/>
+              <w:ind w:firstLine="0"/>
+            </w:pPr>
+            <w:r>
+              <w:rPr>
+                <w:b/>
+              </w:rPr>
+              <w:t xml:space="preserve">维度</w:t>
+            </w:r>
+          </w:p>
+        </w:tc>
+        <w:tc>
+          <w:tcPr>
+            <w:tcW w:w="1416" w:type="dxa"/>
+            <w:shd w:val="clear" w:color="auto" w:fill="DEEAF1"/>
+          </w:tcPr>
+          <w:p>
+            <w:pPr>
+              <w:jc w:val="center"/>
+              <w:ind w:firstLine="0"/>
+            </w:pPr>
+            <w:r>
+              <w:rPr>
+                <w:b/>
+              </w:rPr>
+              <w:t xml:space="preserve">量表缩写</w:t>
+            </w:r>
+          </w:p>
+        </w:tc>
+        <w:tc>
+          <w:tcPr>
+            <w:tcW w:w="1416" w:type="dxa"/>
+            <w:shd w:val="clear" w:color="auto" w:fill="DEEAF1"/>
+          </w:tcPr>
+          <w:p>
+            <w:pPr>
+              <w:jc w:val="center"/>
+              <w:ind w:firstLine="0"/>
+            </w:pPr>
+            <w:r>
+              <w:rPr>
+                <w:b/>
+              </w:rPr>
+              <w:t xml:space="preserve">题项数</w:t>
+            </w:r>
+          </w:p>
+        </w:tc>
+        <w:tc>
+          <w:tcPr>
+            <w:tcW w:w="1416" w:type="dxa"/>
+            <w:shd w:val="clear" w:color="auto" w:fill="DEEAF1"/>
+          </w:tcPr>
+          <w:p>
+            <w:pPr>
+              <w:jc w:val="center"/>
+              <w:ind w:firstLine="0"/>
+            </w:pPr>
+            <w:r>
+              <w:rPr>
+                <w:b/>
+              </w:rPr>
+              <w:t xml:space="preserve">Cronbach α系数</w:t>
+            </w:r>
+          </w:p>
+        </w:tc>
+        <w:tc>
+          <w:tcPr>
+            <w:tcW w:w="1416" w:type="dxa"/>
+            <w:shd w:val="clear" w:color="auto" w:fill="DEEAF1"/>
+          </w:tcPr>
+          <w:p>
+            <w:pPr>
+              <w:jc w:val="center"/>
+              <w:ind w:firstLine="0"/>
+            </w:pPr>
+            <w:r>
+              <w:rPr>
+                <w:b/>
+              </w:rPr>
+              <w:t xml:space="preserve">判断标准</w:t>
+            </w:r>
+          </w:p>
+        </w:tc>
+        <w:tc>
+          <w:tcPr>
+            <w:tcW w:w="1416" w:type="dxa"/>
+            <w:shd w:val="clear" w:color="auto" w:fill="DEEAF1"/>
+          </w:tcPr>
+          <w:p>
+            <w:pPr>
+              <w:jc w:val="center"/>
+              <w:ind w:firstLine="0"/>
+            </w:pPr>
+            <w:r>
+              <w:rPr>
+                <w:b/>
+              </w:rPr>
+              <w:t xml:space="preserve">结论</w:t>
+            </w:r>
+          </w:p>
+        </w:tc>
+      </w:tr>
+      <w:tr>
+        <w:tc>
+          <w:tcPr>
+            <w:tcW w:w="1416" w:type="dxa"/>
+          </w:tcPr>
+          <w:p>
+            <w:pPr>
+              <w:jc w:val="center"/>
+              <w:ind w:firstLine="0"/>
+            </w:pPr>
+            <w:r>
+              <w:t xml:space="preserve">政府政策与集群治理</w:t>
+            </w:r>
+          </w:p>
+        </w:tc>
+        <w:tc>
+          <w:tcPr>
+            <w:tcW w:w="1416" w:type="dxa"/>
+          </w:tcPr>
+          <w:p>
+            <w:pPr>
+              <w:jc w:val="center"/>
+              <w:ind w:firstLine="0"/>
+            </w:pPr>
+            <w:r>
+              <w:t xml:space="preserve">GP</w:t>
+            </w:r>
+          </w:p>
+        </w:tc>
+        <w:tc>
+          <w:tcPr>
+            <w:tcW w:w="1416" w:type="dxa"/>
+          </w:tcPr>
+          <w:p>
+            <w:pPr>
+              <w:jc w:val="center"/>
+              <w:ind w:firstLine="0"/>
+            </w:pPr>
+            <w:r>
+              <w:t xml:space="preserve">3</w:t>
+            </w:r>
+          </w:p>
+        </w:tc>
+        <w:tc>
+          <w:tcPr>
+            <w:tcW w:w="1416" w:type="dxa"/>
+          </w:tcPr>
+          <w:p>
+            <w:pPr>
+              <w:jc w:val="center"/>
+              <w:ind w:firstLine="0"/>
+            </w:pPr>
+            <w:r>
+              <w:t xml:space="preserve">0.926</w:t>
+            </w:r>
+          </w:p>
+        </w:tc>
+        <w:tc>
+          <w:tcPr>
+            <w:tcW w:w="1416" w:type="dxa"/>
+          </w:tcPr>
+          <w:p>
+            <w:pPr>
+              <w:jc w:val="center"/>
+              <w:ind w:firstLine="0"/>
+            </w:pPr>
+            <w:r>
+              <w:t xml:space="preserve">≥0.700</w:t>
+            </w:r>
+          </w:p>
+        </w:tc>
+        <w:tc>
+          <w:tcPr>
+            <w:tcW w:w="1416" w:type="dxa"/>
+          </w:tcPr>
+          <w:p>
+            <w:pPr>
+              <w:jc w:val="center"/>
+              <w:ind w:firstLine="0"/>
+            </w:pPr>
+            <w:r>
+              <w:t xml:space="preserve">信度良好</w:t>
+            </w:r>
+          </w:p>
+        </w:tc>
+      </w:tr>
+      <w:tr>
+        <w:tc>
+          <w:tcPr>
+            <w:tcW w:w="1416" w:type="dxa"/>
+          </w:tcPr>
+          <w:p>
+            <w:pPr>
+              <w:jc w:val="center"/>
+              <w:ind w:firstLine="0"/>
+            </w:pPr>
+            <w:r>
+              <w:t xml:space="preserve">人才支撑</w:t>
+            </w:r>
+          </w:p>
+        </w:tc>
+        <w:tc>
+          <w:tcPr>
+            <w:tcW w:w="1416" w:type="dxa"/>
+          </w:tcPr>
+          <w:p>
+            <w:pPr>
+              <w:jc w:val="center"/>
+              <w:ind w:firstLine="0"/>
+            </w:pPr>
+            <w:r>
+              <w:t xml:space="preserve">TS</w:t>
+            </w:r>
+          </w:p>
+        </w:tc>
+        <w:tc>
+          <w:tcPr>
+            <w:tcW w:w="1416" w:type="dxa"/>
+          </w:tcPr>
+          <w:p>
+            <w:pPr>
+              <w:jc w:val="center"/>
+              <w:ind w:firstLine="0"/>
+            </w:pPr>
+            <w:r>
+              <w:t xml:space="preserve">3</w:t>
+            </w:r>
+          </w:p>
+        </w:tc>
+        <w:tc>
+          <w:tcPr>
+            <w:tcW w:w="1416" w:type="dxa"/>
+          </w:tcPr>
+          <w:p>
+            <w:pPr>
+              <w:jc w:val="center"/>
+              <w:ind w:firstLine="0"/>
+            </w:pPr>
+            <w:r>
+              <w:t xml:space="preserve">0.863</w:t>
+            </w:r>
+          </w:p>
+        </w:tc>
+        <w:tc>
+          <w:tcPr>
+            <w:tcW w:w="1416" w:type="dxa"/>
+          </w:tcPr>
+          <w:p>
+            <w:pPr>
+              <w:jc w:val="center"/>
+              <w:ind w:firstLine="0"/>
+            </w:pPr>
+            <w:r>
+              <w:t xml:space="preserve">≥0.700</w:t>
+            </w:r>
+          </w:p>
+        </w:tc>
+        <w:tc>
+          <w:tcPr>
+            <w:tcW w:w="1416" w:type="dxa"/>
+          </w:tcPr>
+          <w:p>
+            <w:pPr>
+              <w:jc w:val="center"/>
+              <w:ind w:firstLine="0"/>
+            </w:pPr>
+            <w:r>
+              <w:t xml:space="preserve">信度良好</w:t>
+            </w:r>
+          </w:p>
+        </w:tc>
+      </w:tr>
+      <w:tr>
+        <w:tc>
+          <w:tcPr>
+            <w:tcW w:w="1416" w:type="dxa"/>
+          </w:tcPr>
+          <w:p>
+            <w:pPr>
+              <w:jc w:val="center"/>
+              <w:ind w:firstLine="0"/>
+            </w:pPr>
+            <w:r>
+              <w:t xml:space="preserve">基础设施建设</w:t>
+            </w:r>
+          </w:p>
+        </w:tc>
+        <w:tc>
+          <w:tcPr>
+            <w:tcW w:w="1416" w:type="dxa"/>
+          </w:tcPr>
+          <w:p>
+            <w:pPr>
+              <w:jc w:val="center"/>
+              <w:ind w:firstLine="0"/>
+            </w:pPr>
+            <w:r>
+              <w:t xml:space="preserve">IF</w:t>
+            </w:r>
+          </w:p>
+        </w:tc>
+        <w:tc>
+          <w:tcPr>
+            <w:tcW w:w="1416" w:type="dxa"/>
+          </w:tcPr>
+          <w:p>
+            <w:pPr>
+              <w:jc w:val="center"/>
+              <w:ind w:firstLine="0"/>
+            </w:pPr>
+            <w:r>
+              <w:t xml:space="preserve">3</w:t>
+            </w:r>
+          </w:p>
+        </w:tc>
+        <w:tc>
+          <w:tcPr>
+            <w:tcW w:w="1416" w:type="dxa"/>
+          </w:tcPr>
+          <w:p>
+            <w:pPr>
+              <w:jc w:val="center"/>
+              <w:ind w:firstLine="0"/>
+            </w:pPr>
+            <w:r>
+              <w:t xml:space="preserve">0.890</w:t>
+            </w:r>
+          </w:p>
+        </w:tc>
+        <w:tc>
+          <w:tcPr>
+            <w:tcW w:w="1416" w:type="dxa"/>
+          </w:tcPr>
+          <w:p>
+            <w:pPr>
+              <w:jc w:val="center"/>
+              <w:ind w:firstLine="0"/>
+            </w:pPr>
+            <w:r>
+              <w:t xml:space="preserve">≥0.700</w:t>
+            </w:r>
+          </w:p>
+        </w:tc>
+        <w:tc>
+          <w:tcPr>
+            <w:tcW w:w="1416" w:type="dxa"/>
+          </w:tcPr>
+          <w:p>
+            <w:pPr>
+              <w:jc w:val="center"/>
+              <w:ind w:firstLine="0"/>
+            </w:pPr>
+            <w:r>
+              <w:t xml:space="preserve">信度良好</w:t>
+            </w:r>
+          </w:p>
+        </w:tc>
+      </w:tr>
+      <w:tr>
+        <w:tc>
+          <w:tcPr>
+            <w:tcW w:w="1416" w:type="dxa"/>
+          </w:tcPr>
+          <w:p>
+            <w:pPr>
+              <w:jc w:val="center"/>
+              <w:ind w:firstLine="0"/>
+            </w:pPr>
+            <w:r>
+              <w:t xml:space="preserve">技术创新水平</w:t>
+            </w:r>
+          </w:p>
+        </w:tc>
+        <w:tc>
+          <w:tcPr>
+            <w:tcW w:w="1416" w:type="dxa"/>
+          </w:tcPr>
+          <w:p>
+            <w:pPr>
+              <w:jc w:val="center"/>
+              <w:ind w:firstLine="0"/>
+            </w:pPr>
+            <w:r>
+              <w:t xml:space="preserve">TI</w:t>
+            </w:r>
+          </w:p>
+        </w:tc>
+        <w:tc>
+          <w:tcPr>
+            <w:tcW w:w="1416" w:type="dxa"/>
+          </w:tcPr>
+          <w:p>
+            <w:pPr>
+              <w:jc w:val="center"/>
+              <w:ind w:firstLine="0"/>
+            </w:pPr>
+            <w:r>
+              <w:t xml:space="preserve">3</w:t>
+            </w:r>
+          </w:p>
+        </w:tc>
+        <w:tc>
+          <w:tcPr>
+            <w:tcW w:w="1416" w:type="dxa"/>
+          </w:tcPr>
+          <w:p>
+            <w:pPr>
+              <w:jc w:val="center"/>
+              <w:ind w:firstLine="0"/>
+            </w:pPr>
+            <w:r>
+              <w:t xml:space="preserve">0.894</w:t>
+            </w:r>
+          </w:p>
+        </w:tc>
+        <w:tc>
+          <w:tcPr>
+            <w:tcW w:w="1416" w:type="dxa"/>
+          </w:tcPr>
+          <w:p>
+            <w:pPr>
+              <w:jc w:val="center"/>
+              <w:ind w:firstLine="0"/>
+            </w:pPr>
+            <w:r>
+              <w:t xml:space="preserve">≥0.700</w:t>
+            </w:r>
+          </w:p>
+        </w:tc>
+        <w:tc>
+          <w:tcPr>
+            <w:tcW w:w="1416" w:type="dxa"/>
+          </w:tcPr>
+          <w:p>
+            <w:pPr>
+              <w:jc w:val="center"/>
+              <w:ind w:firstLine="0"/>
+            </w:pPr>
+            <w:r>
+              <w:t xml:space="preserve">信度良好</w:t>
+            </w:r>
+          </w:p>
+        </w:tc>
+      </w:tr>
+      <w:tr>
+        <w:tc>
+          <w:tcPr>
+            <w:tcW w:w="1416" w:type="dxa"/>
+          </w:tcPr>
+          <w:p>
+            <w:pPr>
+              <w:jc w:val="center"/>
+              <w:ind w:firstLine="0"/>
+            </w:pPr>
+            <w:r>
+              <w:t xml:space="preserve">本地电商平台与数字技能</w:t>
+            </w:r>
+          </w:p>
+        </w:tc>
+        <w:tc>
+          <w:tcPr>
+            <w:tcW w:w="1416" w:type="dxa"/>
+          </w:tcPr>
+          <w:p>
+            <w:pPr>
+              <w:jc w:val="center"/>
+              <w:ind w:firstLine="0"/>
+            </w:pPr>
+            <w:r>
+              <w:t xml:space="preserve">DS</w:t>
+            </w:r>
+          </w:p>
+        </w:tc>
+        <w:tc>
+          <w:tcPr>
+            <w:tcW w:w="1416" w:type="dxa"/>
+          </w:tcPr>
+          <w:p>
+            <w:pPr>
+              <w:jc w:val="center"/>
+              <w:ind w:firstLine="0"/>
+            </w:pPr>
+            <w:r>
+              <w:t xml:space="preserve">3</w:t>
+            </w:r>
+          </w:p>
+        </w:tc>
+        <w:tc>
+          <w:tcPr>
+            <w:tcW w:w="1416" w:type="dxa"/>
+          </w:tcPr>
+          <w:p>
+            <w:pPr>
+              <w:jc w:val="center"/>
+              <w:ind w:firstLine="0"/>
+            </w:pPr>
+            <w:r>
+              <w:t xml:space="preserve">0.859</w:t>
+            </w:r>
+          </w:p>
+        </w:tc>
+        <w:tc>
+          <w:tcPr>
+            <w:tcW w:w="1416" w:type="dxa"/>
+          </w:tcPr>
+          <w:p>
+            <w:pPr>
+              <w:jc w:val="center"/>
+              <w:ind w:firstLine="0"/>
+            </w:pPr>
+            <w:r>
+              <w:t xml:space="preserve">≥0.700</w:t>
+            </w:r>
+          </w:p>
+        </w:tc>
+        <w:tc>
+          <w:tcPr>
+            <w:tcW w:w="1416" w:type="dxa"/>
+          </w:tcPr>
+          <w:p>
+            <w:pPr>
+              <w:jc w:val="center"/>
+              <w:ind w:firstLine="0"/>
+            </w:pPr>
+            <w:r>
+              <w:t xml:space="preserve">信度良好</w:t>
+            </w:r>
+          </w:p>
+        </w:tc>
+      </w:tr>
+      <w:tr>
+        <w:tc>
+          <w:tcPr>
+            <w:tcW w:w="1416" w:type="dxa"/>
+          </w:tcPr>
+          <w:p>
+            <w:pPr>
+              <w:jc w:val="center"/>
+              <w:ind w:firstLine="0"/>
+            </w:pPr>
+            <w:r>
+              <w:t xml:space="preserve">自然环境与资源禀赋</w:t>
+            </w:r>
+          </w:p>
+        </w:tc>
+        <w:tc>
+          <w:tcPr>
+            <w:tcW w:w="1416" w:type="dxa"/>
+          </w:tcPr>
+          <w:p>
+            <w:pPr>
+              <w:jc w:val="center"/>
+              <w:ind w:firstLine="0"/>
+            </w:pPr>
+            <w:r>
+              <w:t xml:space="preserve">EN</w:t>
+            </w:r>
+          </w:p>
+        </w:tc>
+        <w:tc>
+          <w:tcPr>
+            <w:tcW w:w="1416" w:type="dxa"/>
+          </w:tcPr>
+          <w:p>
+            <w:pPr>
+              <w:jc w:val="center"/>
+              <w:ind w:firstLine="0"/>
+            </w:pPr>
+            <w:r>
+              <w:t xml:space="preserve">3</w:t>
+            </w:r>
+          </w:p>
+        </w:tc>
+        <w:tc>
+          <w:tcPr>
+            <w:tcW w:w="1416" w:type="dxa"/>
+          </w:tcPr>
+          <w:p>
+            <w:pPr>
+              <w:jc w:val="center"/>
+              <w:ind w:firstLine="0"/>
+            </w:pPr>
+            <w:r>
+              <w:t xml:space="preserve">0.855</w:t>
+            </w:r>
+          </w:p>
+        </w:tc>
+        <w:tc>
+          <w:tcPr>
+            <w:tcW w:w="1416" w:type="dxa"/>
+          </w:tcPr>
+          <w:p>
+            <w:pPr>
+              <w:jc w:val="center"/>
+              <w:ind w:firstLine="0"/>
+            </w:pPr>
+            <w:r>
+              <w:t xml:space="preserve">≥0.700</w:t>
+            </w:r>
+          </w:p>
+        </w:tc>
+        <w:tc>
+          <w:tcPr>
+            <w:tcW w:w="1416" w:type="dxa"/>
+          </w:tcPr>
+          <w:p>
+            <w:pPr>
+              <w:jc w:val="center"/>
+              <w:ind w:firstLine="0"/>
+            </w:pPr>
+            <w:r>
+              <w:t xml:space="preserve">信度良好</w:t>
+            </w:r>
+          </w:p>
+        </w:tc>
+      </w:tr>
+    </w:tbl>
+    <w:p>
+      <w:pPr>
+        <w:pStyle w:val="Normal"/>
+      </w:pPr>
+      <w:r>
+        <w:t xml:space="preserve">由表3-1可知，各维度Cronbach α均在0.850以上，均显著超过0.700的可接受标准，表明本问卷各维度测量题项内部一致性良好，量表信度满足正式调研要求。</w:t>
+      </w:r>
+    </w:p>
+    <w:p>
+      <w:pPr>
+        <w:pStyle w:val="4"/>
+      </w:pPr>
+      <w:r>
+        <w:t>3.6.3效度检验（KMO与Bartlett检验）</w:t>
+      </w:r>
+    </w:p>
+    <w:p>
+      <w:pPr>
+        <w:pStyle w:val="Normal"/>
+      </w:pPr>
+      <w:r>
+        <w:t xml:space="preserve">效度检验旨在验证各测量题项能准确反映其对应潜变量内涵。本文首先通过KMO取样适切性量数与Bartlett球形检验评估数据适合度，结果如表3-2所示。</w:t>
+      </w:r>
+    </w:p>
+    <w:p>
+      <w:pPr>
+        <w:pStyle w:val="12"/>
+        <w:jc w:val="center"/>
+      </w:pPr>
+      <w:r>
+        <w:t>表3-2 KMO和Bartlett球形检验结果</w:t>
+      </w:r>
+    </w:p>
+    <w:tbl>
+      <w:tblPr>
+        <w:tblStyle w:val="TableGrid"/>
+        <w:tblW w:w="8500" w:type="dxa"/>
+      </w:tblPr>
+      <w:tblGrid>
+        <w:gridCol w:w="1700"/>
+        <w:gridCol w:w="1700"/>
+        <w:gridCol w:w="1700"/>
+        <w:gridCol w:w="1700"/>
+        <w:gridCol w:w="1700"/>
+      </w:tblGrid>
+      <w:tr>
+        <w:tc>
+          <w:tcPr>
+            <w:tcW w:w="1700" w:type="dxa"/>
+            <w:shd w:val="clear" w:color="auto" w:fill="DEEAF1"/>
+          </w:tcPr>
+          <w:p>
+            <w:pPr>
+              <w:jc w:val="center"/>
+              <w:ind w:firstLine="0"/>
+            </w:pPr>
+            <w:r>
+              <w:rPr>
+                <w:b/>
+              </w:rPr>
+              <w:t xml:space="preserve">检验项目</w:t>
+            </w:r>
+          </w:p>
+        </w:tc>
+        <w:tc>
+          <w:tcPr>
+            <w:tcW w:w="1700" w:type="dxa"/>
+            <w:shd w:val="clear" w:color="auto" w:fill="DEEAF1"/>
+          </w:tcPr>
+          <w:p>
+            <w:pPr>
+              <w:jc w:val="center"/>
+              <w:ind w:firstLine="0"/>
+            </w:pPr>
+            <w:r>
+              <w:rPr>
+                <w:b/>
+              </w:rPr>
+              <w:t xml:space="preserve">统计量</w:t>
+            </w:r>
+          </w:p>
+        </w:tc>
+        <w:tc>
+          <w:tcPr>
+            <w:tcW w:w="1700" w:type="dxa"/>
+            <w:shd w:val="clear" w:color="auto" w:fill="DEEAF1"/>
+          </w:tcPr>
+          <w:p>
+            <w:pPr>
+              <w:jc w:val="center"/>
+              <w:ind w:firstLine="0"/>
+            </w:pPr>
+            <w:r>
+              <w:rPr>
+                <w:b/>
+              </w:rPr>
+              <w:t xml:space="preserve">值</w:t>
+            </w:r>
+          </w:p>
+        </w:tc>
+        <w:tc>
+          <w:tcPr>
+            <w:tcW w:w="1700" w:type="dxa"/>
+            <w:shd w:val="clear" w:color="auto" w:fill="DEEAF1"/>
+          </w:tcPr>
+          <w:p>
+            <w:pPr>
+              <w:jc w:val="center"/>
+              <w:ind w:firstLine="0"/>
+            </w:pPr>
+            <w:r>
+              <w:rPr>
+                <w:b/>
+              </w:rPr>
+              <w:t xml:space="preserve">判断标准</w:t>
+            </w:r>
+          </w:p>
+        </w:tc>
+        <w:tc>
+          <w:tcPr>
+            <w:tcW w:w="1700" w:type="dxa"/>
+            <w:shd w:val="clear" w:color="auto" w:fill="DEEAF1"/>
+          </w:tcPr>
+          <w:p>
+            <w:pPr>
+              <w:jc w:val="center"/>
+              <w:ind w:firstLine="0"/>
+            </w:pPr>
+            <w:r>
+              <w:rPr>
+                <w:b/>
+              </w:rPr>
+              <w:t xml:space="preserve">结论</w:t>
+            </w:r>
+          </w:p>
+        </w:tc>
+      </w:tr>
+      <w:tr>
+        <w:tc>
+          <w:tcPr>
+            <w:tcW w:w="1700" w:type="dxa"/>
+          </w:tcPr>
+          <w:p>
+            <w:pPr>
+              <w:jc w:val="center"/>
+              <w:ind w:firstLine="0"/>
+            </w:pPr>
+            <w:r>
+              <w:t xml:space="preserve">KMO取样适切性量数</w:t>
+            </w:r>
+          </w:p>
+        </w:tc>
+        <w:tc>
+          <w:tcPr>
+            <w:tcW w:w="1700" w:type="dxa"/>
+          </w:tcPr>
+          <w:p>
+            <w:pPr>
+              <w:jc w:val="center"/>
+              <w:ind w:firstLine="0"/>
+            </w:pPr>
+            <w:r>
+              <w:t xml:space="preserve">KMO</w:t>
+            </w:r>
+          </w:p>
+        </w:tc>
+        <w:tc>
+          <w:tcPr>
+            <w:tcW w:w="1700" w:type="dxa"/>
+          </w:tcPr>
+          <w:p>
+            <w:pPr>
+              <w:jc w:val="center"/>
+              <w:ind w:firstLine="0"/>
+            </w:pPr>
+            <w:r>
+              <w:t xml:space="preserve">0.890</w:t>
+            </w:r>
+          </w:p>
+        </w:tc>
+        <w:tc>
+          <w:tcPr>
+            <w:tcW w:w="1700" w:type="dxa"/>
+          </w:tcPr>
+          <w:p>
+            <w:pPr>
+              <w:jc w:val="center"/>
+              <w:ind w:firstLine="0"/>
+            </w:pPr>
+            <w:r>
+              <w:t xml:space="preserve">&gt;0.700</w:t>
+            </w:r>
+          </w:p>
+        </w:tc>
+        <w:tc>
+          <w:tcPr>
+            <w:tcW w:w="1700" w:type="dxa"/>
+          </w:tcPr>
+          <w:p>
+            <w:pPr>
+              <w:jc w:val="center"/>
+              <w:ind w:firstLine="0"/>
+            </w:pPr>
+            <w:r>
+              <w:t xml:space="preserve">适合进行因子分析</w:t>
+            </w:r>
+          </w:p>
+        </w:tc>
+      </w:tr>
+      <w:tr>
+        <w:tc>
+          <w:tcPr>
+            <w:tcW w:w="1700" w:type="dxa"/>
+          </w:tcPr>
+          <w:p>
+            <w:pPr>
+              <w:jc w:val="center"/>
+              <w:ind w:firstLine="0"/>
+            </w:pPr>
+            <w:r>
+              <w:t xml:space="preserve">Bartlett球形检验</w:t>
+            </w:r>
+          </w:p>
+        </w:tc>
+        <w:tc>
+          <w:tcPr>
+            <w:tcW w:w="1700" w:type="dxa"/>
+          </w:tcPr>
+          <w:p>
+            <w:pPr>
+              <w:jc w:val="center"/>
+              <w:ind w:firstLine="0"/>
+            </w:pPr>
+            <w:r>
+              <w:t xml:space="preserve">近似卡方值（χ²）</w:t>
+            </w:r>
+          </w:p>
+        </w:tc>
+        <w:tc>
+          <w:tcPr>
+            <w:tcW w:w="1700" w:type="dxa"/>
+          </w:tcPr>
+          <w:p>
+            <w:pPr>
+              <w:jc w:val="center"/>
+              <w:ind w:firstLine="0"/>
+            </w:pPr>
+            <w:r>
+              <w:t xml:space="preserve">916.023</w:t>
+            </w:r>
+          </w:p>
+        </w:tc>
+        <w:tc>
+          <w:tcPr>
+            <w:tcW w:w="1700" w:type="dxa"/>
+          </w:tcPr>
+          <w:p>
+            <w:pPr>
+              <w:jc w:val="center"/>
+              <w:ind w:firstLine="0"/>
+            </w:pPr>
+            <w:r>
+              <w:t xml:space="preserve">/</w:t>
+            </w:r>
+          </w:p>
+        </w:tc>
+        <w:tc>
+          <w:tcPr>
+            <w:tcW w:w="1700" w:type="dxa"/>
+          </w:tcPr>
+          <w:p>
+            <w:pPr>
+              <w:jc w:val="center"/>
+              <w:ind w:firstLine="0"/>
+            </w:pPr>
+            <w:r>
+              <w:t xml:space="preserve">/</w:t>
+            </w:r>
+          </w:p>
+        </w:tc>
+      </w:tr>
+      <w:tr>
+        <w:tc>
+          <w:tcPr>
+            <w:tcW w:w="1700" w:type="dxa"/>
+          </w:tcPr>
+          <w:p>
+            <w:pPr>
+              <w:jc w:val="center"/>
+              <w:ind w:firstLine="0"/>
+            </w:pPr>
+            <w:r>
+              <w:t xml:space="preserve"/>
+            </w:r>
+          </w:p>
+        </w:tc>
+        <w:tc>
+          <w:tcPr>
+            <w:tcW w:w="1700" w:type="dxa"/>
+          </w:tcPr>
+          <w:p>
+            <w:pPr>
+              <w:jc w:val="center"/>
+              <w:ind w:firstLine="0"/>
+            </w:pPr>
+            <w:r>
+              <w:t xml:space="preserve">自由度（df）</w:t>
+            </w:r>
+          </w:p>
+        </w:tc>
+        <w:tc>
+          <w:tcPr>
+            <w:tcW w:w="1700" w:type="dxa"/>
+          </w:tcPr>
+          <w:p>
+            <w:pPr>
+              <w:jc w:val="center"/>
+              <w:ind w:firstLine="0"/>
+            </w:pPr>
+            <w:r>
+              <w:t xml:space="preserve">153</w:t>
+            </w:r>
+          </w:p>
+        </w:tc>
+        <w:tc>
+          <w:tcPr>
+            <w:tcW w:w="1700" w:type="dxa"/>
+          </w:tcPr>
+          <w:p>
+            <w:pPr>
+              <w:jc w:val="center"/>
+              <w:ind w:firstLine="0"/>
+            </w:pPr>
+            <w:r>
+              <w:t xml:space="preserve">/</w:t>
+            </w:r>
+          </w:p>
+        </w:tc>
+        <w:tc>
+          <w:tcPr>
+            <w:tcW w:w="1700" w:type="dxa"/>
+          </w:tcPr>
+          <w:p>
+            <w:pPr>
+              <w:jc w:val="center"/>
+              <w:ind w:firstLine="0"/>
+            </w:pPr>
+            <w:r>
+              <w:t xml:space="preserve">/</w:t>
+            </w:r>
+          </w:p>
+        </w:tc>
+      </w:tr>
+      <w:tr>
+        <w:tc>
+          <w:tcPr>
+            <w:tcW w:w="1700" w:type="dxa"/>
+          </w:tcPr>
+          <w:p>
+            <w:pPr>
+              <w:jc w:val="center"/>
+              <w:ind w:firstLine="0"/>
+            </w:pPr>
+            <w:r>
+              <w:t xml:space="preserve"/>
+            </w:r>
+          </w:p>
+        </w:tc>
+        <w:tc>
+          <w:tcPr>
+            <w:tcW w:w="1700" w:type="dxa"/>
+          </w:tcPr>
+          <w:p>
+            <w:pPr>
+              <w:jc w:val="center"/>
+              <w:ind w:firstLine="0"/>
+            </w:pPr>
+            <w:r>
+              <w:t xml:space="preserve">显著性（Sig.）</w:t>
+            </w:r>
+          </w:p>
+        </w:tc>
+        <w:tc>
+          <w:tcPr>
+            <w:tcW w:w="1700" w:type="dxa"/>
+          </w:tcPr>
+          <w:p>
+            <w:pPr>
+              <w:jc w:val="center"/>
+              <w:ind w:firstLine="0"/>
+            </w:pPr>
+            <w:r>
+              <w:t xml:space="preserve">&lt;0.001</w:t>
+            </w:r>
+          </w:p>
+        </w:tc>
+        <w:tc>
+          <w:tcPr>
+            <w:tcW w:w="1700" w:type="dxa"/>
+          </w:tcPr>
+          <w:p>
+            <w:pPr>
+              <w:jc w:val="center"/>
+              <w:ind w:firstLine="0"/>
+            </w:pPr>
+            <w:r>
+              <w:t xml:space="preserve">&lt;0.05</w:t>
+            </w:r>
+          </w:p>
+        </w:tc>
+        <w:tc>
+          <w:tcPr>
+            <w:tcW w:w="1700" w:type="dxa"/>
+          </w:tcPr>
+          <w:p>
+            <w:pPr>
+              <w:jc w:val="center"/>
+              <w:ind w:firstLine="0"/>
+            </w:pPr>
+            <w:r>
+              <w:t xml:space="preserve">适合进行因子分析</w:t>
+            </w:r>
+          </w:p>
+        </w:tc>
+      </w:tr>
+    </w:tbl>
+    <w:p>
+      <w:pPr>
+        <w:pStyle w:val="Normal"/>
+      </w:pPr>
+      <w:r>
+        <w:t xml:space="preserve">由表3-2可知，KMO值为0.890，超过0.700标准，达到"良好"水平（Kaiser，1974）；Bartlett球形检验近似卡方值为916.023（df=153，p&lt;0.001），拒绝相关矩阵为单位阵的原假设，验证了变量间存在充分共变关系，数据结构满足因子分析前提条件。</w:t>
+      </w:r>
+    </w:p>
+    <w:p>
+      <w:pPr>
+        <w:pStyle w:val="4"/>
+      </w:pPr>
+      <w:r>
+        <w:t>3.6.4主成分分析</w:t>
+      </w:r>
+    </w:p>
+    <w:p>
+      <w:pPr>
+        <w:pStyle w:val="Normal"/>
+      </w:pPr>
+      <w:r>
+        <w:t xml:space="preserve">在上述检验通过的基础上，本文采用主成分分析法进行探索性因子分析，以Kaiser标准化最大方差法（Varimax）进行正交旋转，依据理论模型提取6个公因子。各成分特征根与方差解释情况如表3-3所示。</w:t>
+      </w:r>
+    </w:p>
+    <w:p>
+      <w:pPr>
+        <w:pStyle w:val="12"/>
+        <w:jc w:val="center"/>
+      </w:pPr>
+      <w:r>
+        <w:t>表3-3 总方差解释（提取6个公因子）</w:t>
+      </w:r>
+    </w:p>
+    <w:tbl>
+      <w:tblPr>
+        <w:tblStyle w:val="TableGrid"/>
+        <w:tblW w:w="8500" w:type="dxa"/>
+      </w:tblPr>
+      <w:tblGrid>
+        <w:gridCol w:w="2125"/>
+        <w:gridCol w:w="2125"/>
+        <w:gridCol w:w="2125"/>
+        <w:gridCol w:w="2125"/>
+      </w:tblGrid>
+      <w:tr>
+        <w:tc>
+          <w:tcPr>
+            <w:tcW w:w="2125" w:type="dxa"/>
+            <w:shd w:val="clear" w:color="auto" w:fill="DEEAF1"/>
+          </w:tcPr>
+          <w:p>
+            <w:pPr>
+              <w:jc w:val="center"/>
+              <w:ind w:firstLine="0"/>
+            </w:pPr>
+            <w:r>
+              <w:rPr>
+                <w:b/>
+              </w:rPr>
+              <w:t xml:space="preserve">成分</w:t>
+            </w:r>
+          </w:p>
+        </w:tc>
+        <w:tc>
+          <w:tcPr>
+            <w:tcW w:w="2125" w:type="dxa"/>
+            <w:shd w:val="clear" w:color="auto" w:fill="DEEAF1"/>
+          </w:tcPr>
+          <w:p>
+            <w:pPr>
+              <w:jc w:val="center"/>
+              <w:ind w:firstLine="0"/>
+            </w:pPr>
+            <w:r>
+              <w:rPr>
+                <w:b/>
+              </w:rPr>
+              <w:t xml:space="preserve">初始特征值（λ）</w:t>
+            </w:r>
+          </w:p>
+        </w:tc>
+        <w:tc>
+          <w:tcPr>
+            <w:tcW w:w="2125" w:type="dxa"/>
+            <w:shd w:val="clear" w:color="auto" w:fill="DEEAF1"/>
+          </w:tcPr>
+          <w:p>
+            <w:pPr>
+              <w:jc w:val="center"/>
+              <w:ind w:firstLine="0"/>
+            </w:pPr>
+            <w:r>
+              <w:rPr>
+                <w:b/>
+              </w:rPr>
+              <w:t xml:space="preserve">方差贡献率（%）</w:t>
+            </w:r>
+          </w:p>
+        </w:tc>
+        <w:tc>
+          <w:tcPr>
+            <w:tcW w:w="2125" w:type="dxa"/>
+            <w:shd w:val="clear" w:color="auto" w:fill="DEEAF1"/>
+          </w:tcPr>
+          <w:p>
+            <w:pPr>
+              <w:jc w:val="center"/>
+              <w:ind w:firstLine="0"/>
+            </w:pPr>
+            <w:r>
+              <w:rPr>
+                <w:b/>
+              </w:rPr>
+              <w:t xml:space="preserve">累积方差贡献率（%）</w:t>
+            </w:r>
+          </w:p>
+        </w:tc>
+      </w:tr>
+      <w:tr>
+        <w:tc>
+          <w:tcPr>
+            <w:tcW w:w="2125" w:type="dxa"/>
+          </w:tcPr>
+          <w:p>
+            <w:pPr>
+              <w:jc w:val="center"/>
+              <w:ind w:firstLine="0"/>
+            </w:pPr>
+            <w:r>
+              <w:t xml:space="preserve">1</w:t>
+            </w:r>
+          </w:p>
+        </w:tc>
+        <w:tc>
+          <w:tcPr>
+            <w:tcW w:w="2125" w:type="dxa"/>
+          </w:tcPr>
+          <w:p>
+            <w:pPr>
+              <w:jc w:val="center"/>
+              <w:ind w:firstLine="0"/>
+            </w:pPr>
+            <w:r>
+              <w:t xml:space="preserve">11.523</w:t>
+            </w:r>
+          </w:p>
+        </w:tc>
+        <w:tc>
+          <w:tcPr>
+            <w:tcW w:w="2125" w:type="dxa"/>
+          </w:tcPr>
+          <w:p>
+            <w:pPr>
+              <w:jc w:val="center"/>
+              <w:ind w:firstLine="0"/>
+            </w:pPr>
+            <w:r>
+              <w:t xml:space="preserve">64.02</w:t>
+            </w:r>
+          </w:p>
+        </w:tc>
+        <w:tc>
+          <w:tcPr>
+            <w:tcW w:w="2125" w:type="dxa"/>
+          </w:tcPr>
+          <w:p>
+            <w:pPr>
+              <w:jc w:val="center"/>
+              <w:ind w:firstLine="0"/>
+            </w:pPr>
+            <w:r>
+              <w:t xml:space="preserve">64.02</w:t>
+            </w:r>
+          </w:p>
+        </w:tc>
+      </w:tr>
+      <w:tr>
+        <w:tc>
+          <w:tcPr>
+            <w:tcW w:w="2125" w:type="dxa"/>
+          </w:tcPr>
+          <w:p>
+            <w:pPr>
+              <w:jc w:val="center"/>
+              <w:ind w:firstLine="0"/>
+            </w:pPr>
+            <w:r>
+              <w:t xml:space="preserve">2</w:t>
+            </w:r>
+          </w:p>
+        </w:tc>
+        <w:tc>
+          <w:tcPr>
+            <w:tcW w:w="2125" w:type="dxa"/>
+          </w:tcPr>
+          <w:p>
+            <w:pPr>
+              <w:jc w:val="center"/>
+              <w:ind w:firstLine="0"/>
+            </w:pPr>
+            <w:r>
+              <w:t xml:space="preserve">2.012</w:t>
+            </w:r>
+          </w:p>
+        </w:tc>
+        <w:tc>
+          <w:tcPr>
+            <w:tcW w:w="2125" w:type="dxa"/>
+          </w:tcPr>
+          <w:p>
+            <w:pPr>
+              <w:jc w:val="center"/>
+              <w:ind w:firstLine="0"/>
+            </w:pPr>
+            <w:r>
+              <w:t xml:space="preserve">11.18</w:t>
+            </w:r>
+          </w:p>
+        </w:tc>
+        <w:tc>
+          <w:tcPr>
+            <w:tcW w:w="2125" w:type="dxa"/>
+          </w:tcPr>
+          <w:p>
+            <w:pPr>
+              <w:jc w:val="center"/>
+              <w:ind w:firstLine="0"/>
+            </w:pPr>
+            <w:r>
+              <w:t xml:space="preserve">75.19</w:t>
+            </w:r>
+          </w:p>
+        </w:tc>
+      </w:tr>
+      <w:tr>
+        <w:tc>
+          <w:tcPr>
+            <w:tcW w:w="2125" w:type="dxa"/>
+          </w:tcPr>
+          <w:p>
+            <w:pPr>
+              <w:jc w:val="center"/>
+              <w:ind w:firstLine="0"/>
+            </w:pPr>
+            <w:r>
+              <w:t xml:space="preserve">3</w:t>
+            </w:r>
+          </w:p>
+        </w:tc>
+        <w:tc>
+          <w:tcPr>
+            <w:tcW w:w="2125" w:type="dxa"/>
+          </w:tcPr>
+          <w:p>
+            <w:pPr>
+              <w:jc w:val="center"/>
+              <w:ind w:firstLine="0"/>
+            </w:pPr>
+            <w:r>
+              <w:t xml:space="preserve">0.695</w:t>
+            </w:r>
+          </w:p>
+        </w:tc>
+        <w:tc>
+          <w:tcPr>
+            <w:tcW w:w="2125" w:type="dxa"/>
+          </w:tcPr>
+          <w:p>
+            <w:pPr>
+              <w:jc w:val="center"/>
+              <w:ind w:firstLine="0"/>
+            </w:pPr>
+            <w:r>
+              <w:t xml:space="preserve">3.86</w:t>
+            </w:r>
+          </w:p>
+        </w:tc>
+        <w:tc>
+          <w:tcPr>
+            <w:tcW w:w="2125" w:type="dxa"/>
+          </w:tcPr>
+          <w:p>
+            <w:pPr>
+              <w:jc w:val="center"/>
+              <w:ind w:firstLine="0"/>
+            </w:pPr>
+            <w:r>
+              <w:t xml:space="preserve">79.05</w:t>
+            </w:r>
+          </w:p>
+        </w:tc>
+      </w:tr>
+      <w:tr>
+        <w:tc>
+          <w:tcPr>
+            <w:tcW w:w="2125" w:type="dxa"/>
+          </w:tcPr>
+          <w:p>
+            <w:pPr>
+              <w:jc w:val="center"/>
+              <w:ind w:firstLine="0"/>
+            </w:pPr>
+            <w:r>
+              <w:t xml:space="preserve">4</w:t>
+            </w:r>
+          </w:p>
+        </w:tc>
+        <w:tc>
+          <w:tcPr>
+            <w:tcW w:w="2125" w:type="dxa"/>
+          </w:tcPr>
+          <w:p>
+            <w:pPr>
+              <w:jc w:val="center"/>
+              <w:ind w:firstLine="0"/>
+            </w:pPr>
+            <w:r>
+              <w:t xml:space="preserve">0.590</w:t>
+            </w:r>
+          </w:p>
+        </w:tc>
+        <w:tc>
+          <w:tcPr>
+            <w:tcW w:w="2125" w:type="dxa"/>
+          </w:tcPr>
+          <w:p>
+            <w:pPr>
+              <w:jc w:val="center"/>
+              <w:ind w:firstLine="0"/>
+            </w:pPr>
+            <w:r>
+              <w:t xml:space="preserve">3.28</w:t>
+            </w:r>
+          </w:p>
+        </w:tc>
+        <w:tc>
+          <w:tcPr>
+            <w:tcW w:w="2125" w:type="dxa"/>
+          </w:tcPr>
+          <w:p>
+            <w:pPr>
+              <w:jc w:val="center"/>
+              <w:ind w:firstLine="0"/>
+            </w:pPr>
+            <w:r>
+              <w:t xml:space="preserve">82.33</w:t>
+            </w:r>
+          </w:p>
+        </w:tc>
+      </w:tr>
+      <w:tr>
+        <w:tc>
+          <w:tcPr>
+            <w:tcW w:w="2125" w:type="dxa"/>
+          </w:tcPr>
+          <w:p>
+            <w:pPr>
+              <w:jc w:val="center"/>
+              <w:ind w:firstLine="0"/>
+            </w:pPr>
+            <w:r>
+              <w:t xml:space="preserve">5</w:t>
+            </w:r>
+          </w:p>
+        </w:tc>
+        <w:tc>
+          <w:tcPr>
+            <w:tcW w:w="2125" w:type="dxa"/>
+          </w:tcPr>
+          <w:p>
+            <w:pPr>
+              <w:jc w:val="center"/>
+              <w:ind w:firstLine="0"/>
+            </w:pPr>
+            <w:r>
+              <w:t xml:space="preserve">0.489</w:t>
+            </w:r>
+          </w:p>
+        </w:tc>
+        <w:tc>
+          <w:tcPr>
+            <w:tcW w:w="2125" w:type="dxa"/>
+          </w:tcPr>
+          <w:p>
+            <w:pPr>
+              <w:jc w:val="center"/>
+              <w:ind w:firstLine="0"/>
+            </w:pPr>
+            <w:r>
+              <w:t xml:space="preserve">2.72</w:t>
+            </w:r>
+          </w:p>
+        </w:tc>
+        <w:tc>
+          <w:tcPr>
+            <w:tcW w:w="2125" w:type="dxa"/>
+          </w:tcPr>
+          <w:p>
+            <w:pPr>
+              <w:jc w:val="center"/>
+              <w:ind w:firstLine="0"/>
+            </w:pPr>
+            <w:r>
+              <w:t xml:space="preserve">85.05</w:t>
+            </w:r>
+          </w:p>
+        </w:tc>
+      </w:tr>
+      <w:tr>
+        <w:tc>
+          <w:tcPr>
+            <w:tcW w:w="2125" w:type="dxa"/>
+          </w:tcPr>
+          <w:p>
+            <w:pPr>
+              <w:jc w:val="center"/>
+              <w:ind w:firstLine="0"/>
+            </w:pPr>
+            <w:r>
+              <w:t xml:space="preserve">6</w:t>
+            </w:r>
+          </w:p>
+        </w:tc>
+        <w:tc>
+          <w:tcPr>
+            <w:tcW w:w="2125" w:type="dxa"/>
+          </w:tcPr>
+          <w:p>
+            <w:pPr>
+              <w:jc w:val="center"/>
+              <w:ind w:firstLine="0"/>
+            </w:pPr>
+            <w:r>
+              <w:t xml:space="preserve">0.445</w:t>
+            </w:r>
+          </w:p>
+        </w:tc>
+        <w:tc>
+          <w:tcPr>
+            <w:tcW w:w="2125" w:type="dxa"/>
+          </w:tcPr>
+          <w:p>
+            <w:pPr>
+              <w:jc w:val="center"/>
+              <w:ind w:firstLine="0"/>
+            </w:pPr>
+            <w:r>
+              <w:t xml:space="preserve">2.47</w:t>
+            </w:r>
+          </w:p>
+        </w:tc>
+        <w:tc>
+          <w:tcPr>
+            <w:tcW w:w="2125" w:type="dxa"/>
+          </w:tcPr>
+          <w:p>
+            <w:pPr>
+              <w:jc w:val="center"/>
+              <w:ind w:firstLine="0"/>
+            </w:pPr>
+            <w:r>
+              <w:t xml:space="preserve">87.52</w:t>
+            </w:r>
+          </w:p>
+        </w:tc>
+      </w:tr>
+      <w:tr>
+        <w:tc>
+          <w:tcPr>
+            <w:tcW w:w="2125" w:type="dxa"/>
+          </w:tcPr>
+          <w:p>
+            <w:pPr>
+              <w:jc w:val="center"/>
+              <w:ind w:firstLine="0"/>
+            </w:pPr>
+            <w:r>
+              <w:t xml:space="preserve">7</w:t>
+            </w:r>
+          </w:p>
+        </w:tc>
+        <w:tc>
+          <w:tcPr>
+            <w:tcW w:w="2125" w:type="dxa"/>
+          </w:tcPr>
+          <w:p>
+            <w:pPr>
+              <w:jc w:val="center"/>
+              <w:ind w:firstLine="0"/>
+            </w:pPr>
+            <w:r>
+              <w:t xml:space="preserve">0.391</w:t>
+            </w:r>
+          </w:p>
+        </w:tc>
+        <w:tc>
+          <w:tcPr>
+            <w:tcW w:w="2125" w:type="dxa"/>
+          </w:tcPr>
+          <w:p>
+            <w:pPr>
+              <w:jc w:val="center"/>
+              <w:ind w:firstLine="0"/>
+            </w:pPr>
+            <w:r>
+              <w:t xml:space="preserve">2.17</w:t>
+            </w:r>
+          </w:p>
+        </w:tc>
+        <w:tc>
+          <w:tcPr>
+            <w:tcW w:w="2125" w:type="dxa"/>
+          </w:tcPr>
+          <w:p>
+            <w:pPr>
+              <w:jc w:val="center"/>
+              <w:ind w:firstLine="0"/>
+            </w:pPr>
+            <w:r>
+              <w:t xml:space="preserve">89.69</w:t>
+            </w:r>
+          </w:p>
+        </w:tc>
+      </w:tr>
+      <w:tr>
+        <w:tc>
+          <w:tcPr>
+            <w:tcW w:w="2125" w:type="dxa"/>
+          </w:tcPr>
+          <w:p>
+            <w:pPr>
+              <w:jc w:val="center"/>
+              <w:ind w:firstLine="0"/>
+            </w:pPr>
+            <w:r>
+              <w:t xml:space="preserve">8</w:t>
+            </w:r>
+          </w:p>
+        </w:tc>
+        <w:tc>
+          <w:tcPr>
+            <w:tcW w:w="2125" w:type="dxa"/>
+          </w:tcPr>
+          <w:p>
+            <w:pPr>
+              <w:jc w:val="center"/>
+              <w:ind w:firstLine="0"/>
+            </w:pPr>
+            <w:r>
+              <w:t xml:space="preserve">0.297</w:t>
+            </w:r>
+          </w:p>
+        </w:tc>
+        <w:tc>
+          <w:tcPr>
+            <w:tcW w:w="2125" w:type="dxa"/>
+          </w:tcPr>
+          <w:p>
+            <w:pPr>
+              <w:jc w:val="center"/>
+              <w:ind w:firstLine="0"/>
+            </w:pPr>
+            <w:r>
+              <w:t xml:space="preserve">1.65</w:t>
+            </w:r>
+          </w:p>
+        </w:tc>
+        <w:tc>
+          <w:tcPr>
+            <w:tcW w:w="2125" w:type="dxa"/>
+          </w:tcPr>
+          <w:p>
+            <w:pPr>
+              <w:jc w:val="center"/>
+              <w:ind w:firstLine="0"/>
+            </w:pPr>
+            <w:r>
+              <w:t xml:space="preserve">91.34</w:t>
+            </w:r>
+          </w:p>
+        </w:tc>
+      </w:tr>
+    </w:tbl>
+    <w:p>
+      <w:pPr>
+        <w:pStyle w:val="Normal"/>
+      </w:pPr>
+      <w:r>
+        <w:t xml:space="preserve">由表3-3可知，提取的6个公因子累积方差贡献率达到87.52%，能够充分解释原始变量信息。旋转后各因子载荷矩阵如表3-4所示。</w:t>
+      </w:r>
+    </w:p>
+    <w:p>
+      <w:pPr>
+        <w:pStyle w:val="12"/>
+        <w:jc w:val="center"/>
+      </w:pPr>
+      <w:r>
+        <w:t>表3-4 旋转后成分矩阵（6因子Varimax旋转）</w:t>
+      </w:r>
+    </w:p>
+    <w:tbl>
+      <w:tblPr>
+        <w:tblStyle w:val="TableGrid"/>
+        <w:tblW w:w="8500" w:type="dxa"/>
+      </w:tblPr>
+      <w:tblGrid>
+        <w:gridCol w:w="1062"/>
+        <w:gridCol w:w="1062"/>
+        <w:gridCol w:w="1062"/>
+        <w:gridCol w:w="1062"/>
+        <w:gridCol w:w="1062"/>
+        <w:gridCol w:w="1062"/>
+        <w:gridCol w:w="1062"/>
+        <w:gridCol w:w="1062"/>
+      </w:tblGrid>
+      <w:tr>
+        <w:tc>
+          <w:tcPr>
+            <w:tcW w:w="1062" w:type="dxa"/>
+            <w:shd w:val="clear" w:color="auto" w:fill="DEEAF1"/>
+          </w:tcPr>
+          <w:p>
+            <w:pPr>
+              <w:jc w:val="center"/>
+              <w:ind w:firstLine="0"/>
+            </w:pPr>
+            <w:r>
+              <w:rPr>
+                <w:b/>
+              </w:rPr>
+              <w:t xml:space="preserve">题项</w:t>
+            </w:r>
+          </w:p>
+        </w:tc>
+        <w:tc>
+          <w:tcPr>
+            <w:tcW w:w="1062" w:type="dxa"/>
+            <w:shd w:val="clear" w:color="auto" w:fill="DEEAF1"/>
+          </w:tcPr>
+          <w:p>
+            <w:pPr>
+              <w:jc w:val="center"/>
+              <w:ind w:firstLine="0"/>
+            </w:pPr>
+            <w:r>
+              <w:rPr>
+                <w:b/>
+              </w:rPr>
+              <w:t xml:space="preserve">F1</w:t>
+            </w:r>
+          </w:p>
+        </w:tc>
+        <w:tc>
+          <w:tcPr>
+            <w:tcW w:w="1062" w:type="dxa"/>
+            <w:shd w:val="clear" w:color="auto" w:fill="DEEAF1"/>
+          </w:tcPr>
+          <w:p>
+            <w:pPr>
+              <w:jc w:val="center"/>
+              <w:ind w:firstLine="0"/>
+            </w:pPr>
+            <w:r>
+              <w:rPr>
+                <w:b/>
+              </w:rPr>
+              <w:t xml:space="preserve">F2</w:t>
+            </w:r>
+          </w:p>
+        </w:tc>
+        <w:tc>
+          <w:tcPr>
+            <w:tcW w:w="1062" w:type="dxa"/>
+            <w:shd w:val="clear" w:color="auto" w:fill="DEEAF1"/>
+          </w:tcPr>
+          <w:p>
+            <w:pPr>
+              <w:jc w:val="center"/>
+              <w:ind w:firstLine="0"/>
+            </w:pPr>
+            <w:r>
+              <w:rPr>
+                <w:b/>
+              </w:rPr>
+              <w:t xml:space="preserve">F3</w:t>
+            </w:r>
+          </w:p>
+        </w:tc>
+        <w:tc>
+          <w:tcPr>
+            <w:tcW w:w="1062" w:type="dxa"/>
+            <w:shd w:val="clear" w:color="auto" w:fill="DEEAF1"/>
+          </w:tcPr>
+          <w:p>
+            <w:pPr>
+              <w:jc w:val="center"/>
+              <w:ind w:firstLine="0"/>
+            </w:pPr>
+            <w:r>
+              <w:rPr>
+                <w:b/>
+              </w:rPr>
+              <w:t xml:space="preserve">F4</w:t>
+            </w:r>
+          </w:p>
+        </w:tc>
+        <w:tc>
+          <w:tcPr>
+            <w:tcW w:w="1062" w:type="dxa"/>
+            <w:shd w:val="clear" w:color="auto" w:fill="DEEAF1"/>
+          </w:tcPr>
+          <w:p>
+            <w:pPr>
+              <w:jc w:val="center"/>
+              <w:ind w:firstLine="0"/>
+            </w:pPr>
+            <w:r>
+              <w:rPr>
+                <w:b/>
+              </w:rPr>
+              <w:t xml:space="preserve">F5</w:t>
+            </w:r>
+          </w:p>
+        </w:tc>
+        <w:tc>
+          <w:tcPr>
+            <w:tcW w:w="1062" w:type="dxa"/>
+            <w:shd w:val="clear" w:color="auto" w:fill="DEEAF1"/>
+          </w:tcPr>
+          <w:p>
+            <w:pPr>
+              <w:jc w:val="center"/>
+              <w:ind w:firstLine="0"/>
+            </w:pPr>
+            <w:r>
+              <w:rPr>
+                <w:b/>
+              </w:rPr>
+              <w:t xml:space="preserve">F6</w:t>
+            </w:r>
+          </w:p>
+        </w:tc>
+        <w:tc>
+          <w:tcPr>
+            <w:tcW w:w="1062" w:type="dxa"/>
+            <w:shd w:val="clear" w:color="auto" w:fill="DEEAF1"/>
+          </w:tcPr>
+          <w:p>
+            <w:pPr>
+              <w:jc w:val="center"/>
+              <w:ind w:firstLine="0"/>
+            </w:pPr>
+            <w:r>
+              <w:rPr>
+                <w:b/>
+              </w:rPr>
+              <w:t xml:space="preserve">共同度（h²）</w:t>
+            </w:r>
+          </w:p>
+        </w:tc>
+      </w:tr>
+      <w:tr>
+        <w:tc>
+          <w:tcPr>
+            <w:tcW w:w="1062" w:type="dxa"/>
+          </w:tcPr>
+          <w:p>
+            <w:pPr>
+              <w:jc w:val="center"/>
+              <w:ind w:firstLine="0"/>
+            </w:pPr>
+            <w:r>
+              <w:t xml:space="preserve">GP1</w:t>
+            </w:r>
+          </w:p>
+        </w:tc>
+        <w:tc>
+          <w:tcPr>
+            <w:tcW w:w="1062" w:type="dxa"/>
+          </w:tcPr>
+          <w:p>
+            <w:pPr>
+              <w:jc w:val="center"/>
+              <w:ind w:firstLine="0"/>
+            </w:pPr>
+            <w:r>
+              <w:t xml:space="preserve">0.740</w:t>
+            </w:r>
+          </w:p>
+        </w:tc>
+        <w:tc>
+          <w:tcPr>
+            <w:tcW w:w="1062" w:type="dxa"/>
+          </w:tcPr>
+          <w:p>
+            <w:pPr>
+              <w:jc w:val="center"/>
+              <w:ind w:firstLine="0"/>
+            </w:pPr>
+            <w:r>
+              <w:t xml:space="preserve">0.313</w:t>
+            </w:r>
+          </w:p>
+        </w:tc>
+        <w:tc>
+          <w:tcPr>
+            <w:tcW w:w="1062" w:type="dxa"/>
+          </w:tcPr>
+          <w:p>
+            <w:pPr>
+              <w:jc w:val="center"/>
+              <w:ind w:firstLine="0"/>
+            </w:pPr>
+            <w:r>
+              <w:t xml:space="preserve">0.288</w:t>
+            </w:r>
+          </w:p>
+        </w:tc>
+        <w:tc>
+          <w:tcPr>
+            <w:tcW w:w="1062" w:type="dxa"/>
+          </w:tcPr>
+          <w:p>
+            <w:pPr>
+              <w:jc w:val="center"/>
+              <w:ind w:firstLine="0"/>
+            </w:pPr>
+            <w:r>
+              <w:t xml:space="preserve">0.403</w:t>
+            </w:r>
+          </w:p>
+        </w:tc>
+        <w:tc>
+          <w:tcPr>
+            <w:tcW w:w="1062" w:type="dxa"/>
+          </w:tcPr>
+          <w:p>
+            <w:pPr>
+              <w:jc w:val="center"/>
+              <w:ind w:firstLine="0"/>
+            </w:pPr>
+            <w:r>
+              <w:t xml:space="preserve">0.159</w:t>
+            </w:r>
+          </w:p>
+        </w:tc>
+        <w:tc>
+          <w:tcPr>
+            <w:tcW w:w="1062" w:type="dxa"/>
+          </w:tcPr>
+          <w:p>
+            <w:pPr>
+              <w:jc w:val="center"/>
+              <w:ind w:firstLine="0"/>
+            </w:pPr>
+            <w:r>
+              <w:t xml:space="preserve">0.057</w:t>
+            </w:r>
+          </w:p>
+        </w:tc>
+        <w:tc>
+          <w:tcPr>
+            <w:tcW w:w="1062" w:type="dxa"/>
+          </w:tcPr>
+          <w:p>
+            <w:pPr>
+              <w:jc w:val="center"/>
+              <w:ind w:firstLine="0"/>
+            </w:pPr>
+            <w:r>
+              <w:t xml:space="preserve">0.920</w:t>
+            </w:r>
+          </w:p>
+        </w:tc>
+      </w:tr>
+      <w:tr>
+        <w:tc>
+          <w:tcPr>
+            <w:tcW w:w="1062" w:type="dxa"/>
+          </w:tcPr>
+          <w:p>
+            <w:pPr>
+              <w:jc w:val="center"/>
+              <w:ind w:firstLine="0"/>
+            </w:pPr>
+            <w:r>
+              <w:t xml:space="preserve">GP2</w:t>
+            </w:r>
+          </w:p>
+        </w:tc>
+        <w:tc>
+          <w:tcPr>
+            <w:tcW w:w="1062" w:type="dxa"/>
+          </w:tcPr>
+          <w:p>
+            <w:pPr>
+              <w:jc w:val="center"/>
+              <w:ind w:firstLine="0"/>
+            </w:pPr>
+            <w:r>
+              <w:t xml:space="preserve">0.588</w:t>
+            </w:r>
+          </w:p>
+        </w:tc>
+        <w:tc>
+          <w:tcPr>
+            <w:tcW w:w="1062" w:type="dxa"/>
+          </w:tcPr>
+          <w:p>
+            <w:pPr>
+              <w:jc w:val="center"/>
+              <w:ind w:firstLine="0"/>
+            </w:pPr>
+            <w:r>
+              <w:t xml:space="preserve">0.083</w:t>
+            </w:r>
+          </w:p>
+        </w:tc>
+        <w:tc>
+          <w:tcPr>
+            <w:tcW w:w="1062" w:type="dxa"/>
+          </w:tcPr>
+          <w:p>
+            <w:pPr>
+              <w:jc w:val="center"/>
+              <w:ind w:firstLine="0"/>
+            </w:pPr>
+            <w:r>
+              <w:t xml:space="preserve">0.340</w:t>
+            </w:r>
+          </w:p>
+        </w:tc>
+        <w:tc>
+          <w:tcPr>
+            <w:tcW w:w="1062" w:type="dxa"/>
+          </w:tcPr>
+          <w:p>
+            <w:pPr>
+              <w:jc w:val="center"/>
+              <w:ind w:firstLine="0"/>
+            </w:pPr>
+            <w:r>
+              <w:t xml:space="preserve">0.596</w:t>
+            </w:r>
+          </w:p>
+        </w:tc>
+        <w:tc>
+          <w:tcPr>
+            <w:tcW w:w="1062" w:type="dxa"/>
+          </w:tcPr>
+          <w:p>
+            <w:pPr>
+              <w:jc w:val="center"/>
+              <w:ind w:firstLine="0"/>
+            </w:pPr>
+            <w:r>
+              <w:t xml:space="preserve">0.040</w:t>
+            </w:r>
+          </w:p>
+        </w:tc>
+        <w:tc>
+          <w:tcPr>
+            <w:tcW w:w="1062" w:type="dxa"/>
+          </w:tcPr>
+          <w:p>
+            <w:pPr>
+              <w:jc w:val="center"/>
+              <w:ind w:firstLine="0"/>
+            </w:pPr>
+            <w:r>
+              <w:t xml:space="preserve">0.161</w:t>
+            </w:r>
+          </w:p>
+        </w:tc>
+        <w:tc>
+          <w:tcPr>
+            <w:tcW w:w="1062" w:type="dxa"/>
+          </w:tcPr>
+          <w:p>
+            <w:pPr>
+              <w:jc w:val="center"/>
+              <w:ind w:firstLine="0"/>
+            </w:pPr>
+            <w:r>
+              <w:t xml:space="preserve">0.852</w:t>
+            </w:r>
+          </w:p>
+        </w:tc>
+      </w:tr>
+      <w:tr>
+        <w:tc>
+          <w:tcPr>
+            <w:tcW w:w="1062" w:type="dxa"/>
+          </w:tcPr>
+          <w:p>
+            <w:pPr>
+              <w:jc w:val="center"/>
+              <w:ind w:firstLine="0"/>
+            </w:pPr>
+            <w:r>
+              <w:t xml:space="preserve">GP3</w:t>
+            </w:r>
+          </w:p>
+        </w:tc>
+        <w:tc>
+          <w:tcPr>
+            <w:tcW w:w="1062" w:type="dxa"/>
+          </w:tcPr>
+          <w:p>
+            <w:pPr>
+              <w:jc w:val="center"/>
+              <w:ind w:firstLine="0"/>
+            </w:pPr>
+            <w:r>
+              <w:t xml:space="preserve">0.701</w:t>
+            </w:r>
+          </w:p>
+        </w:tc>
+        <w:tc>
+          <w:tcPr>
+            <w:tcW w:w="1062" w:type="dxa"/>
+          </w:tcPr>
+          <w:p>
+            <w:pPr>
+              <w:jc w:val="center"/>
+              <w:ind w:firstLine="0"/>
+            </w:pPr>
+            <w:r>
+              <w:t xml:space="preserve">0.206</w:t>
+            </w:r>
+          </w:p>
+        </w:tc>
+        <w:tc>
+          <w:tcPr>
+            <w:tcW w:w="1062" w:type="dxa"/>
+          </w:tcPr>
+          <w:p>
+            <w:pPr>
+              <w:jc w:val="center"/>
+              <w:ind w:firstLine="0"/>
+            </w:pPr>
+            <w:r>
+              <w:t xml:space="preserve">0.225</w:t>
+            </w:r>
+          </w:p>
+        </w:tc>
+        <w:tc>
+          <w:tcPr>
+            <w:tcW w:w="1062" w:type="dxa"/>
+          </w:tcPr>
+          <w:p>
+            <w:pPr>
+              <w:jc w:val="center"/>
+              <w:ind w:firstLine="0"/>
+            </w:pPr>
+            <w:r>
+              <w:t xml:space="preserve">0.474</w:t>
+            </w:r>
+          </w:p>
+        </w:tc>
+        <w:tc>
+          <w:tcPr>
+            <w:tcW w:w="1062" w:type="dxa"/>
+          </w:tcPr>
+          <w:p>
+            <w:pPr>
+              <w:jc w:val="center"/>
+              <w:ind w:firstLine="0"/>
+            </w:pPr>
+            <w:r>
+              <w:t xml:space="preserve">0.065</w:t>
+            </w:r>
+          </w:p>
+        </w:tc>
+        <w:tc>
+          <w:tcPr>
+            <w:tcW w:w="1062" w:type="dxa"/>
+          </w:tcPr>
+          <w:p>
+            <w:pPr>
+              <w:jc w:val="center"/>
+              <w:ind w:firstLine="0"/>
+            </w:pPr>
+            <w:r>
+              <w:t xml:space="preserve">0.308</w:t>
+            </w:r>
+          </w:p>
+        </w:tc>
+        <w:tc>
+          <w:tcPr>
+            <w:tcW w:w="1062" w:type="dxa"/>
+          </w:tcPr>
+          <w:p>
+            <w:pPr>
+              <w:jc w:val="center"/>
+              <w:ind w:firstLine="0"/>
+            </w:pPr>
+            <w:r>
+              <w:t xml:space="preserve">0.908</w:t>
+            </w:r>
+          </w:p>
+        </w:tc>
+      </w:tr>
+      <w:tr>
+        <w:tc>
+          <w:tcPr>
+            <w:tcW w:w="1062" w:type="dxa"/>
+          </w:tcPr>
+          <w:p>
+            <w:pPr>
+              <w:jc w:val="center"/>
+              <w:ind w:firstLine="0"/>
+            </w:pPr>
+            <w:r>
+              <w:t xml:space="preserve">TS1</w:t>
+            </w:r>
+          </w:p>
+        </w:tc>
+        <w:tc>
+          <w:tcPr>
+            <w:tcW w:w="1062" w:type="dxa"/>
+          </w:tcPr>
+          <w:p>
+            <w:pPr>
+              <w:jc w:val="center"/>
+              <w:ind w:firstLine="0"/>
+            </w:pPr>
+            <w:r>
+              <w:t xml:space="preserve">0.634</w:t>
+            </w:r>
+          </w:p>
+        </w:tc>
+        <w:tc>
+          <w:tcPr>
+            <w:tcW w:w="1062" w:type="dxa"/>
+          </w:tcPr>
+          <w:p>
+            <w:pPr>
+              <w:jc w:val="center"/>
+              <w:ind w:firstLine="0"/>
+            </w:pPr>
+            <w:r>
+              <w:t xml:space="preserve">0.144</w:t>
+            </w:r>
+          </w:p>
+        </w:tc>
+        <w:tc>
+          <w:tcPr>
+            <w:tcW w:w="1062" w:type="dxa"/>
+          </w:tcPr>
+          <w:p>
+            <w:pPr>
+              <w:jc w:val="center"/>
+              <w:ind w:firstLine="0"/>
+            </w:pPr>
+            <w:r>
+              <w:t xml:space="preserve">0.027</w:t>
+            </w:r>
+          </w:p>
+        </w:tc>
+        <w:tc>
+          <w:tcPr>
+            <w:tcW w:w="1062" w:type="dxa"/>
+          </w:tcPr>
+          <w:p>
+            <w:pPr>
+              <w:jc w:val="center"/>
+              <w:ind w:firstLine="0"/>
+            </w:pPr>
+            <w:r>
+              <w:t xml:space="preserve">0.524</w:t>
+            </w:r>
+          </w:p>
+        </w:tc>
+        <w:tc>
+          <w:tcPr>
+            <w:tcW w:w="1062" w:type="dxa"/>
+          </w:tcPr>
+          <w:p>
+            <w:pPr>
+              <w:jc w:val="center"/>
+              <w:ind w:firstLine="0"/>
+            </w:pPr>
+            <w:r>
+              <w:t xml:space="preserve">0.376</w:t>
+            </w:r>
+          </w:p>
+        </w:tc>
+        <w:tc>
+          <w:tcPr>
+            <w:tcW w:w="1062" w:type="dxa"/>
+          </w:tcPr>
+          <w:p>
+            <w:pPr>
+              <w:jc w:val="center"/>
+              <w:ind w:firstLine="0"/>
+            </w:pPr>
+            <w:r>
+              <w:t xml:space="preserve">0.024</w:t>
+            </w:r>
+          </w:p>
+        </w:tc>
+        <w:tc>
+          <w:tcPr>
+            <w:tcW w:w="1062" w:type="dxa"/>
+          </w:tcPr>
+          <w:p>
+            <w:pPr>
+              <w:jc w:val="center"/>
+              <w:ind w:firstLine="0"/>
+            </w:pPr>
+            <w:r>
+              <w:t xml:space="preserve">0.839</w:t>
+            </w:r>
+          </w:p>
+        </w:tc>
+      </w:tr>
+      <w:tr>
+        <w:tc>
+          <w:tcPr>
+            <w:tcW w:w="1062" w:type="dxa"/>
+          </w:tcPr>
+          <w:p>
+            <w:pPr>
+              <w:jc w:val="center"/>
+              <w:ind w:firstLine="0"/>
+            </w:pPr>
+            <w:r>
+              <w:t xml:space="preserve">TS2</w:t>
+            </w:r>
+          </w:p>
+        </w:tc>
+        <w:tc>
+          <w:tcPr>
+            <w:tcW w:w="1062" w:type="dxa"/>
+          </w:tcPr>
+          <w:p>
+            <w:pPr>
+              <w:jc w:val="center"/>
+              <w:ind w:firstLine="0"/>
+            </w:pPr>
+            <w:r>
+              <w:t xml:space="preserve">0.381</w:t>
+            </w:r>
+          </w:p>
+        </w:tc>
+        <w:tc>
+          <w:tcPr>
+            <w:tcW w:w="1062" w:type="dxa"/>
+          </w:tcPr>
+          <w:p>
+            <w:pPr>
+              <w:jc w:val="center"/>
+              <w:ind w:firstLine="0"/>
+            </w:pPr>
+            <w:r>
+              <w:t xml:space="preserve">0.218</w:t>
+            </w:r>
+          </w:p>
+        </w:tc>
+        <w:tc>
+          <w:tcPr>
+            <w:tcW w:w="1062" w:type="dxa"/>
+          </w:tcPr>
+          <w:p>
+            <w:pPr>
+              <w:jc w:val="center"/>
+              <w:ind w:firstLine="0"/>
+            </w:pPr>
+            <w:r>
+              <w:t xml:space="preserve">0.179</w:t>
+            </w:r>
+          </w:p>
+        </w:tc>
+        <w:tc>
+          <w:tcPr>
+            <w:tcW w:w="1062" w:type="dxa"/>
+          </w:tcPr>
+          <w:p>
+            <w:pPr>
+              <w:jc w:val="center"/>
+              <w:ind w:firstLine="0"/>
+            </w:pPr>
+            <w:r>
+              <w:t xml:space="preserve">0.838</w:t>
+            </w:r>
+          </w:p>
+        </w:tc>
+        <w:tc>
+          <w:tcPr>
+            <w:tcW w:w="1062" w:type="dxa"/>
+          </w:tcPr>
+          <w:p>
+            <w:pPr>
+              <w:jc w:val="center"/>
+              <w:ind w:firstLine="0"/>
+            </w:pPr>
+            <w:r>
+              <w:t xml:space="preserve">0.063</w:t>
+            </w:r>
+          </w:p>
+        </w:tc>
+        <w:tc>
+          <w:tcPr>
+            <w:tcW w:w="1062" w:type="dxa"/>
+          </w:tcPr>
+          <w:p>
+            <w:pPr>
+              <w:jc w:val="center"/>
+              <w:ind w:firstLine="0"/>
+            </w:pPr>
+            <w:r>
+              <w:t xml:space="preserve">0.045</w:t>
+            </w:r>
+          </w:p>
+        </w:tc>
+        <w:tc>
+          <w:tcPr>
+            <w:tcW w:w="1062" w:type="dxa"/>
+          </w:tcPr>
+          <w:p>
+            <w:pPr>
+              <w:jc w:val="center"/>
+              <w:ind w:firstLine="0"/>
+            </w:pPr>
+            <w:r>
+              <w:t xml:space="preserve">0.933</w:t>
+            </w:r>
+          </w:p>
+        </w:tc>
+      </w:tr>
+      <w:tr>
+        <w:tc>
+          <w:tcPr>
+            <w:tcW w:w="1062" w:type="dxa"/>
+          </w:tcPr>
+          <w:p>
+            <w:pPr>
+              <w:jc w:val="center"/>
+              <w:ind w:firstLine="0"/>
+            </w:pPr>
+            <w:r>
+              <w:t xml:space="preserve">TS3</w:t>
+            </w:r>
+          </w:p>
+        </w:tc>
+        <w:tc>
+          <w:tcPr>
+            <w:tcW w:w="1062" w:type="dxa"/>
+          </w:tcPr>
+          <w:p>
+            <w:pPr>
+              <w:jc w:val="center"/>
+              <w:ind w:firstLine="0"/>
+            </w:pPr>
+            <w:r>
+              <w:t xml:space="preserve">0.753</w:t>
+            </w:r>
+          </w:p>
+        </w:tc>
+        <w:tc>
+          <w:tcPr>
+            <w:tcW w:w="1062" w:type="dxa"/>
+          </w:tcPr>
+          <w:p>
+            <w:pPr>
+              <w:jc w:val="center"/>
+              <w:ind w:firstLine="0"/>
+            </w:pPr>
+            <w:r>
+              <w:t xml:space="preserve">0.105</w:t>
+            </w:r>
+          </w:p>
+        </w:tc>
+        <w:tc>
+          <w:tcPr>
+            <w:tcW w:w="1062" w:type="dxa"/>
+          </w:tcPr>
+          <w:p>
+            <w:pPr>
+              <w:jc w:val="center"/>
+              <w:ind w:firstLine="0"/>
+            </w:pPr>
+            <w:r>
+              <w:t xml:space="preserve">0.420</w:t>
+            </w:r>
+          </w:p>
+        </w:tc>
+        <w:tc>
+          <w:tcPr>
+            <w:tcW w:w="1062" w:type="dxa"/>
+          </w:tcPr>
+          <w:p>
+            <w:pPr>
+              <w:jc w:val="center"/>
+              <w:ind w:firstLine="0"/>
+            </w:pPr>
+            <w:r>
+              <w:t xml:space="preserve">0.329</w:t>
+            </w:r>
+          </w:p>
+        </w:tc>
+        <w:tc>
+          <w:tcPr>
+            <w:tcW w:w="1062" w:type="dxa"/>
+          </w:tcPr>
+          <w:p>
+            <w:pPr>
+              <w:jc w:val="center"/>
+              <w:ind w:firstLine="0"/>
+            </w:pPr>
+            <w:r>
+              <w:t xml:space="preserve">0.063</w:t>
+            </w:r>
+          </w:p>
+        </w:tc>
+        <w:tc>
+          <w:tcPr>
+            <w:tcW w:w="1062" w:type="dxa"/>
+          </w:tcPr>
+          <w:p>
+            <w:pPr>
+              <w:jc w:val="center"/>
+              <w:ind w:firstLine="0"/>
+            </w:pPr>
+            <w:r>
+              <w:t xml:space="preserve">0.061</w:t>
+            </w:r>
+          </w:p>
+        </w:tc>
+        <w:tc>
+          <w:tcPr>
+            <w:tcW w:w="1062" w:type="dxa"/>
+          </w:tcPr>
+          <w:p>
+            <w:pPr>
+              <w:jc w:val="center"/>
+              <w:ind w:firstLine="0"/>
+            </w:pPr>
+            <w:r>
+              <w:t xml:space="preserve">0.870</w:t>
+            </w:r>
+          </w:p>
+        </w:tc>
+      </w:tr>
+      <w:tr>
+        <w:tc>
+          <w:tcPr>
+            <w:tcW w:w="1062" w:type="dxa"/>
+          </w:tcPr>
+          <w:p>
+            <w:pPr>
+              <w:jc w:val="center"/>
+              <w:ind w:firstLine="0"/>
+            </w:pPr>
+            <w:r>
+              <w:t xml:space="preserve">IF1</w:t>
+            </w:r>
+          </w:p>
+        </w:tc>
+        <w:tc>
+          <w:tcPr>
+            <w:tcW w:w="1062" w:type="dxa"/>
+          </w:tcPr>
+          <w:p>
+            <w:pPr>
+              <w:jc w:val="center"/>
+              <w:ind w:firstLine="0"/>
+            </w:pPr>
+            <w:r>
+              <w:t xml:space="preserve">0.744</w:t>
+            </w:r>
+          </w:p>
+        </w:tc>
+        <w:tc>
+          <w:tcPr>
+            <w:tcW w:w="1062" w:type="dxa"/>
+          </w:tcPr>
+          <w:p>
+            <w:pPr>
+              <w:jc w:val="center"/>
+              <w:ind w:firstLine="0"/>
+            </w:pPr>
+            <w:r>
+              <w:t xml:space="preserve">0.099</w:t>
+            </w:r>
+          </w:p>
+        </w:tc>
+        <w:tc>
+          <w:tcPr>
+            <w:tcW w:w="1062" w:type="dxa"/>
+          </w:tcPr>
+          <w:p>
+            <w:pPr>
+              <w:jc w:val="center"/>
+              <w:ind w:firstLine="0"/>
+            </w:pPr>
+            <w:r>
+              <w:t xml:space="preserve">0.177</w:t>
+            </w:r>
+          </w:p>
+        </w:tc>
+        <w:tc>
+          <w:tcPr>
+            <w:tcW w:w="1062" w:type="dxa"/>
+          </w:tcPr>
+          <w:p>
+            <w:pPr>
+              <w:jc w:val="center"/>
+              <w:ind w:firstLine="0"/>
+            </w:pPr>
+            <w:r>
+              <w:t xml:space="preserve">0.339</w:t>
+            </w:r>
+          </w:p>
+        </w:tc>
+        <w:tc>
+          <w:tcPr>
+            <w:tcW w:w="1062" w:type="dxa"/>
+          </w:tcPr>
+          <w:p>
+            <w:pPr>
+              <w:jc w:val="center"/>
+              <w:ind w:firstLine="0"/>
+            </w:pPr>
+            <w:r>
+              <w:t xml:space="preserve">0.217</w:t>
+            </w:r>
+          </w:p>
+        </w:tc>
+        <w:tc>
+          <w:tcPr>
+            <w:tcW w:w="1062" w:type="dxa"/>
+          </w:tcPr>
+          <w:p>
+            <w:pPr>
+              <w:jc w:val="center"/>
+              <w:ind w:firstLine="0"/>
+            </w:pPr>
+            <w:r>
+              <w:t xml:space="preserve">0.224</w:t>
+            </w:r>
+          </w:p>
+        </w:tc>
+        <w:tc>
+          <w:tcPr>
+            <w:tcW w:w="1062" w:type="dxa"/>
+          </w:tcPr>
+          <w:p>
+            <w:pPr>
+              <w:jc w:val="center"/>
+              <w:ind w:firstLine="0"/>
+            </w:pPr>
+            <w:r>
+              <w:t xml:space="preserve">0.808</w:t>
+            </w:r>
+          </w:p>
+        </w:tc>
+      </w:tr>
+      <w:tr>
+        <w:tc>
+          <w:tcPr>
+            <w:tcW w:w="1062" w:type="dxa"/>
+          </w:tcPr>
+          <w:p>
+            <w:pPr>
+              <w:jc w:val="center"/>
+              <w:ind w:firstLine="0"/>
+            </w:pPr>
+            <w:r>
+              <w:t xml:space="preserve">IF2</w:t>
+            </w:r>
+          </w:p>
+        </w:tc>
+        <w:tc>
+          <w:tcPr>
+            <w:tcW w:w="1062" w:type="dxa"/>
+          </w:tcPr>
+          <w:p>
+            <w:pPr>
+              <w:jc w:val="center"/>
+              <w:ind w:firstLine="0"/>
+            </w:pPr>
+            <w:r>
+              <w:t xml:space="preserve">0.877</w:t>
+            </w:r>
+          </w:p>
+        </w:tc>
+        <w:tc>
+          <w:tcPr>
+            <w:tcW w:w="1062" w:type="dxa"/>
+          </w:tcPr>
+          <w:p>
+            <w:pPr>
+              <w:jc w:val="center"/>
+              <w:ind w:firstLine="0"/>
+            </w:pPr>
+            <w:r>
+              <w:t xml:space="preserve">0.245</w:t>
+            </w:r>
+          </w:p>
+        </w:tc>
+        <w:tc>
+          <w:tcPr>
+            <w:tcW w:w="1062" w:type="dxa"/>
+          </w:tcPr>
+          <w:p>
+            <w:pPr>
+              <w:jc w:val="center"/>
+              <w:ind w:firstLine="0"/>
+            </w:pPr>
+            <w:r>
+              <w:t xml:space="preserve">0.143</w:t>
+            </w:r>
+          </w:p>
+        </w:tc>
+        <w:tc>
+          <w:tcPr>
+            <w:tcW w:w="1062" w:type="dxa"/>
+          </w:tcPr>
+          <w:p>
+            <w:pPr>
+              <w:jc w:val="center"/>
+              <w:ind w:firstLine="0"/>
+            </w:pPr>
+            <w:r>
+              <w:t xml:space="preserve">0.116</w:t>
+            </w:r>
+          </w:p>
+        </w:tc>
+        <w:tc>
+          <w:tcPr>
+            <w:tcW w:w="1062" w:type="dxa"/>
+          </w:tcPr>
+          <w:p>
+            <w:pPr>
+              <w:jc w:val="center"/>
+              <w:ind w:firstLine="0"/>
+            </w:pPr>
+            <w:r>
+              <w:t xml:space="preserve">0.070</w:t>
+            </w:r>
+          </w:p>
+        </w:tc>
+        <w:tc>
+          <w:tcPr>
+            <w:tcW w:w="1062" w:type="dxa"/>
+          </w:tcPr>
+          <w:p>
+            <w:pPr>
+              <w:jc w:val="center"/>
+              <w:ind w:firstLine="0"/>
+            </w:pPr>
+            <w:r>
+              <w:t xml:space="preserve">0.116</w:t>
+            </w:r>
+          </w:p>
+        </w:tc>
+        <w:tc>
+          <w:tcPr>
+            <w:tcW w:w="1062" w:type="dxa"/>
+          </w:tcPr>
+          <w:p>
+            <w:pPr>
+              <w:jc w:val="center"/>
+              <w:ind w:firstLine="0"/>
+            </w:pPr>
+            <w:r>
+              <w:t xml:space="preserve">0.882</w:t>
+            </w:r>
+          </w:p>
+        </w:tc>
+      </w:tr>
+      <w:tr>
+        <w:tc>
+          <w:tcPr>
+            <w:tcW w:w="1062" w:type="dxa"/>
+          </w:tcPr>
+          <w:p>
+            <w:pPr>
+              <w:jc w:val="center"/>
+              <w:ind w:firstLine="0"/>
+            </w:pPr>
+            <w:r>
+              <w:t xml:space="preserve">IF3</w:t>
+            </w:r>
+          </w:p>
+        </w:tc>
+        <w:tc>
+          <w:tcPr>
+            <w:tcW w:w="1062" w:type="dxa"/>
+          </w:tcPr>
+          <w:p>
+            <w:pPr>
+              <w:jc w:val="center"/>
+              <w:ind w:firstLine="0"/>
+            </w:pPr>
+            <w:r>
+              <w:t xml:space="preserve">0.682</w:t>
+            </w:r>
+          </w:p>
+        </w:tc>
+        <w:tc>
+          <w:tcPr>
+            <w:tcW w:w="1062" w:type="dxa"/>
+          </w:tcPr>
+          <w:p>
+            <w:pPr>
+              <w:jc w:val="center"/>
+              <w:ind w:firstLine="0"/>
+            </w:pPr>
+            <w:r>
+              <w:t xml:space="preserve">0.187</w:t>
+            </w:r>
+          </w:p>
+        </w:tc>
+        <w:tc>
+          <w:tcPr>
+            <w:tcW w:w="1062" w:type="dxa"/>
+          </w:tcPr>
+          <w:p>
+            <w:pPr>
+              <w:jc w:val="center"/>
+              <w:ind w:firstLine="0"/>
+            </w:pPr>
+            <w:r>
+              <w:t xml:space="preserve">0.180</w:t>
+            </w:r>
+          </w:p>
+        </w:tc>
+        <w:tc>
+          <w:tcPr>
+            <w:tcW w:w="1062" w:type="dxa"/>
+          </w:tcPr>
+          <w:p>
+            <w:pPr>
+              <w:jc w:val="center"/>
+              <w:ind w:firstLine="0"/>
+            </w:pPr>
+            <w:r>
+              <w:t xml:space="preserve">0.416</w:t>
+            </w:r>
+          </w:p>
+        </w:tc>
+        <w:tc>
+          <w:tcPr>
+            <w:tcW w:w="1062" w:type="dxa"/>
+          </w:tcPr>
+          <w:p>
+            <w:pPr>
+              <w:jc w:val="center"/>
+              <w:ind w:firstLine="0"/>
+            </w:pPr>
+            <w:r>
+              <w:t xml:space="preserve">0.360</w:t>
+            </w:r>
+          </w:p>
+        </w:tc>
+        <w:tc>
+          <w:tcPr>
+            <w:tcW w:w="1062" w:type="dxa"/>
+          </w:tcPr>
+          <w:p>
+            <w:pPr>
+              <w:jc w:val="center"/>
+              <w:ind w:firstLine="0"/>
+            </w:pPr>
+            <w:r>
+              <w:t xml:space="preserve">0.080</w:t>
+            </w:r>
+          </w:p>
+        </w:tc>
+        <w:tc>
+          <w:tcPr>
+            <w:tcW w:w="1062" w:type="dxa"/>
+          </w:tcPr>
+          <w:p>
+            <w:pPr>
+              <w:jc w:val="center"/>
+              <w:ind w:firstLine="0"/>
+            </w:pPr>
+            <w:r>
+              <w:t xml:space="preserve">0.842</w:t>
+            </w:r>
+          </w:p>
+        </w:tc>
+      </w:tr>
+      <w:tr>
+        <w:tc>
+          <w:tcPr>
+            <w:tcW w:w="1062" w:type="dxa"/>
+          </w:tcPr>
+          <w:p>
+            <w:pPr>
+              <w:jc w:val="center"/>
+              <w:ind w:firstLine="0"/>
+            </w:pPr>
+            <w:r>
+              <w:t xml:space="preserve">TI1</w:t>
+            </w:r>
+          </w:p>
+        </w:tc>
+        <w:tc>
+          <w:tcPr>
+            <w:tcW w:w="1062" w:type="dxa"/>
+          </w:tcPr>
+          <w:p>
+            <w:pPr>
+              <w:jc w:val="center"/>
+              <w:ind w:firstLine="0"/>
+            </w:pPr>
+            <w:r>
+              <w:t xml:space="preserve">0.672</w:t>
+            </w:r>
+          </w:p>
+        </w:tc>
+        <w:tc>
+          <w:tcPr>
+            <w:tcW w:w="1062" w:type="dxa"/>
+          </w:tcPr>
+          <w:p>
+            <w:pPr>
+              <w:jc w:val="center"/>
+              <w:ind w:firstLine="0"/>
+            </w:pPr>
+            <w:r>
+              <w:t xml:space="preserve">0.389</w:t>
+            </w:r>
+          </w:p>
+        </w:tc>
+        <w:tc>
+          <w:tcPr>
+            <w:tcW w:w="1062" w:type="dxa"/>
+          </w:tcPr>
+          <w:p>
+            <w:pPr>
+              <w:jc w:val="center"/>
+              <w:ind w:firstLine="0"/>
+            </w:pPr>
+            <w:r>
+              <w:t xml:space="preserve">0.135</w:t>
+            </w:r>
+          </w:p>
+        </w:tc>
+        <w:tc>
+          <w:tcPr>
+            <w:tcW w:w="1062" w:type="dxa"/>
+          </w:tcPr>
+          <w:p>
+            <w:pPr>
+              <w:jc w:val="center"/>
+              <w:ind w:firstLine="0"/>
+            </w:pPr>
+            <w:r>
+              <w:t xml:space="preserve">0.314</w:t>
+            </w:r>
+          </w:p>
+        </w:tc>
+        <w:tc>
+          <w:tcPr>
+            <w:tcW w:w="1062" w:type="dxa"/>
+          </w:tcPr>
+          <w:p>
+            <w:pPr>
+              <w:jc w:val="center"/>
+              <w:ind w:firstLine="0"/>
+            </w:pPr>
+            <w:r>
+              <w:t xml:space="preserve">0.180</w:t>
+            </w:r>
+          </w:p>
+        </w:tc>
+        <w:tc>
+          <w:tcPr>
+            <w:tcW w:w="1062" w:type="dxa"/>
+          </w:tcPr>
+          <w:p>
+            <w:pPr>
+              <w:jc w:val="center"/>
+              <w:ind w:firstLine="0"/>
+            </w:pPr>
+            <w:r>
+              <w:t xml:space="preserve">0.332</w:t>
+            </w:r>
+          </w:p>
+        </w:tc>
+        <w:tc>
+          <w:tcPr>
+            <w:tcW w:w="1062" w:type="dxa"/>
+          </w:tcPr>
+          <w:p>
+            <w:pPr>
+              <w:jc w:val="center"/>
+              <w:ind w:firstLine="0"/>
+            </w:pPr>
+            <w:r>
+              <w:t xml:space="preserve">0.861</w:t>
+            </w:r>
+          </w:p>
+        </w:tc>
+      </w:tr>
+      <w:tr>
+        <w:tc>
+          <w:tcPr>
+            <w:tcW w:w="1062" w:type="dxa"/>
+          </w:tcPr>
+          <w:p>
+            <w:pPr>
+              <w:jc w:val="center"/>
+              <w:ind w:firstLine="0"/>
+            </w:pPr>
+            <w:r>
+              <w:t xml:space="preserve">TI2</w:t>
+            </w:r>
+          </w:p>
+        </w:tc>
+        <w:tc>
+          <w:tcPr>
+            <w:tcW w:w="1062" w:type="dxa"/>
+          </w:tcPr>
+          <w:p>
+            <w:pPr>
+              <w:jc w:val="center"/>
+              <w:ind w:firstLine="0"/>
+            </w:pPr>
+            <w:r>
+              <w:t xml:space="preserve">0.476</w:t>
+            </w:r>
+          </w:p>
+        </w:tc>
+        <w:tc>
+          <w:tcPr>
+            <w:tcW w:w="1062" w:type="dxa"/>
+          </w:tcPr>
+          <w:p>
+            <w:pPr>
+              <w:jc w:val="center"/>
+              <w:ind w:firstLine="0"/>
+            </w:pPr>
+            <w:r>
+              <w:t xml:space="preserve">0.207</w:t>
+            </w:r>
+          </w:p>
+        </w:tc>
+        <w:tc>
+          <w:tcPr>
+            <w:tcW w:w="1062" w:type="dxa"/>
+          </w:tcPr>
+          <w:p>
+            <w:pPr>
+              <w:jc w:val="center"/>
+              <w:ind w:firstLine="0"/>
+            </w:pPr>
+            <w:r>
+              <w:t xml:space="preserve">0.272</w:t>
+            </w:r>
+          </w:p>
+        </w:tc>
+        <w:tc>
+          <w:tcPr>
+            <w:tcW w:w="1062" w:type="dxa"/>
+          </w:tcPr>
+          <w:p>
+            <w:pPr>
+              <w:jc w:val="center"/>
+              <w:ind w:firstLine="0"/>
+            </w:pPr>
+            <w:r>
+              <w:t xml:space="preserve">0.651</w:t>
+            </w:r>
+          </w:p>
+        </w:tc>
+        <w:tc>
+          <w:tcPr>
+            <w:tcW w:w="1062" w:type="dxa"/>
+          </w:tcPr>
+          <w:p>
+            <w:pPr>
+              <w:jc w:val="center"/>
+              <w:ind w:firstLine="0"/>
+            </w:pPr>
+            <w:r>
+              <w:t xml:space="preserve">0.218</w:t>
+            </w:r>
+          </w:p>
+        </w:tc>
+        <w:tc>
+          <w:tcPr>
+            <w:tcW w:w="1062" w:type="dxa"/>
+          </w:tcPr>
+          <w:p>
+            <w:pPr>
+              <w:jc w:val="center"/>
+              <w:ind w:firstLine="0"/>
+            </w:pPr>
+            <w:r>
+              <w:t xml:space="preserve">0.261</w:t>
+            </w:r>
+          </w:p>
+        </w:tc>
+        <w:tc>
+          <w:tcPr>
+            <w:tcW w:w="1062" w:type="dxa"/>
+          </w:tcPr>
+          <w:p>
+            <w:pPr>
+              <w:jc w:val="center"/>
+              <w:ind w:firstLine="0"/>
+            </w:pPr>
+            <w:r>
+              <w:t xml:space="preserve">0.883</w:t>
+            </w:r>
+          </w:p>
+        </w:tc>
+      </w:tr>
+      <w:tr>
+        <w:tc>
+          <w:tcPr>
+            <w:tcW w:w="1062" w:type="dxa"/>
+          </w:tcPr>
+          <w:p>
+            <w:pPr>
+              <w:jc w:val="center"/>
+              <w:ind w:firstLine="0"/>
+            </w:pPr>
+            <w:r>
+              <w:t xml:space="preserve">TI3</w:t>
+            </w:r>
+          </w:p>
+        </w:tc>
+        <w:tc>
+          <w:tcPr>
+            <w:tcW w:w="1062" w:type="dxa"/>
+          </w:tcPr>
+          <w:p>
+            <w:pPr>
+              <w:jc w:val="center"/>
+              <w:ind w:firstLine="0"/>
+            </w:pPr>
+            <w:r>
+              <w:t xml:space="preserve">0.643</w:t>
+            </w:r>
+          </w:p>
+        </w:tc>
+        <w:tc>
+          <w:tcPr>
+            <w:tcW w:w="1062" w:type="dxa"/>
+          </w:tcPr>
+          <w:p>
+            <w:pPr>
+              <w:jc w:val="center"/>
+              <w:ind w:firstLine="0"/>
+            </w:pPr>
+            <w:r>
+              <w:t xml:space="preserve">0.128</w:t>
+            </w:r>
+          </w:p>
+        </w:tc>
+        <w:tc>
+          <w:tcPr>
+            <w:tcW w:w="1062" w:type="dxa"/>
+          </w:tcPr>
+          <w:p>
+            <w:pPr>
+              <w:jc w:val="center"/>
+              <w:ind w:firstLine="0"/>
+            </w:pPr>
+            <w:r>
+              <w:t xml:space="preserve">0.292</w:t>
+            </w:r>
+          </w:p>
+        </w:tc>
+        <w:tc>
+          <w:tcPr>
+            <w:tcW w:w="1062" w:type="dxa"/>
+          </w:tcPr>
+          <w:p>
+            <w:pPr>
+              <w:jc w:val="center"/>
+              <w:ind w:firstLine="0"/>
+            </w:pPr>
+            <w:r>
+              <w:t xml:space="preserve">0.455</w:t>
+            </w:r>
+          </w:p>
+        </w:tc>
+        <w:tc>
+          <w:tcPr>
+            <w:tcW w:w="1062" w:type="dxa"/>
+          </w:tcPr>
+          <w:p>
+            <w:pPr>
+              <w:jc w:val="center"/>
+              <w:ind w:firstLine="0"/>
+            </w:pPr>
+            <w:r>
+              <w:t xml:space="preserve">0.363</w:t>
+            </w:r>
+          </w:p>
+        </w:tc>
+        <w:tc>
+          <w:tcPr>
+            <w:tcW w:w="1062" w:type="dxa"/>
+          </w:tcPr>
+          <w:p>
+            <w:pPr>
+              <w:jc w:val="center"/>
+              <w:ind w:firstLine="0"/>
+            </w:pPr>
+            <w:r>
+              <w:t xml:space="preserve">0.182</w:t>
+            </w:r>
+          </w:p>
+        </w:tc>
+        <w:tc>
+          <w:tcPr>
+            <w:tcW w:w="1062" w:type="dxa"/>
+          </w:tcPr>
+          <w:p>
+            <w:pPr>
+              <w:jc w:val="center"/>
+              <w:ind w:firstLine="0"/>
+            </w:pPr>
+            <w:r>
+              <w:t xml:space="preserve">0.887</w:t>
+            </w:r>
+          </w:p>
+        </w:tc>
+      </w:tr>
+      <w:tr>
+        <w:tc>
+          <w:tcPr>
+            <w:tcW w:w="1062" w:type="dxa"/>
+          </w:tcPr>
+          <w:p>
+            <w:pPr>
+              <w:jc w:val="center"/>
+              <w:ind w:firstLine="0"/>
+            </w:pPr>
+            <w:r>
+              <w:t xml:space="preserve">DS1</w:t>
+            </w:r>
+          </w:p>
+        </w:tc>
+        <w:tc>
+          <w:tcPr>
+            <w:tcW w:w="1062" w:type="dxa"/>
+          </w:tcPr>
+          <w:p>
+            <w:pPr>
+              <w:jc w:val="center"/>
+              <w:ind w:firstLine="0"/>
+            </w:pPr>
+            <w:r>
+              <w:t xml:space="preserve">0.246</w:t>
+            </w:r>
+          </w:p>
+        </w:tc>
+        <w:tc>
+          <w:tcPr>
+            <w:tcW w:w="1062" w:type="dxa"/>
+          </w:tcPr>
+          <w:p>
+            <w:pPr>
+              <w:jc w:val="center"/>
+              <w:ind w:firstLine="0"/>
+            </w:pPr>
+            <w:r>
+              <w:t xml:space="preserve">0.374</w:t>
+            </w:r>
+          </w:p>
+        </w:tc>
+        <w:tc>
+          <w:tcPr>
+            <w:tcW w:w="1062" w:type="dxa"/>
+          </w:tcPr>
+          <w:p>
+            <w:pPr>
+              <w:jc w:val="center"/>
+              <w:ind w:firstLine="0"/>
+            </w:pPr>
+            <w:r>
+              <w:t xml:space="preserve">0.766</w:t>
+            </w:r>
+          </w:p>
+        </w:tc>
+        <w:tc>
+          <w:tcPr>
+            <w:tcW w:w="1062" w:type="dxa"/>
+          </w:tcPr>
+          <w:p>
+            <w:pPr>
+              <w:jc w:val="center"/>
+              <w:ind w:firstLine="0"/>
+            </w:pPr>
+            <w:r>
+              <w:t xml:space="preserve">0.131</w:t>
+            </w:r>
+          </w:p>
+        </w:tc>
+        <w:tc>
+          <w:tcPr>
+            <w:tcW w:w="1062" w:type="dxa"/>
+          </w:tcPr>
+          <w:p>
+            <w:pPr>
+              <w:jc w:val="center"/>
+              <w:ind w:firstLine="0"/>
+            </w:pPr>
+            <w:r>
+              <w:t xml:space="preserve">0.164</w:t>
+            </w:r>
+          </w:p>
+        </w:tc>
+        <w:tc>
+          <w:tcPr>
+            <w:tcW w:w="1062" w:type="dxa"/>
+          </w:tcPr>
+          <w:p>
+            <w:pPr>
+              <w:jc w:val="center"/>
+              <w:ind w:firstLine="0"/>
+            </w:pPr>
+            <w:r>
+              <w:t xml:space="preserve">0.131</w:t>
+            </w:r>
+          </w:p>
+        </w:tc>
+        <w:tc>
+          <w:tcPr>
+            <w:tcW w:w="1062" w:type="dxa"/>
+          </w:tcPr>
+          <w:p>
+            <w:pPr>
+              <w:jc w:val="center"/>
+              <w:ind w:firstLine="0"/>
+            </w:pPr>
+            <w:r>
+              <w:t xml:space="preserve">0.849</w:t>
+            </w:r>
+          </w:p>
+        </w:tc>
+      </w:tr>
+      <w:tr>
+        <w:tc>
+          <w:tcPr>
+            <w:tcW w:w="1062" w:type="dxa"/>
+          </w:tcPr>
+          <w:p>
+            <w:pPr>
+              <w:jc w:val="center"/>
+              <w:ind w:firstLine="0"/>
+            </w:pPr>
+            <w:r>
+              <w:t xml:space="preserve">DS2</w:t>
+            </w:r>
+          </w:p>
+        </w:tc>
+        <w:tc>
+          <w:tcPr>
+            <w:tcW w:w="1062" w:type="dxa"/>
+          </w:tcPr>
+          <w:p>
+            <w:pPr>
+              <w:jc w:val="center"/>
+              <w:ind w:firstLine="0"/>
+            </w:pPr>
+            <w:r>
+              <w:t xml:space="preserve">0.188</w:t>
+            </w:r>
+          </w:p>
+        </w:tc>
+        <w:tc>
+          <w:tcPr>
+            <w:tcW w:w="1062" w:type="dxa"/>
+          </w:tcPr>
+          <w:p>
+            <w:pPr>
+              <w:jc w:val="center"/>
+              <w:ind w:firstLine="0"/>
+            </w:pPr>
+            <w:r>
+              <w:t xml:space="preserve">0.827</w:t>
+            </w:r>
+          </w:p>
+        </w:tc>
+        <w:tc>
+          <w:tcPr>
+            <w:tcW w:w="1062" w:type="dxa"/>
+          </w:tcPr>
+          <w:p>
+            <w:pPr>
+              <w:jc w:val="center"/>
+              <w:ind w:firstLine="0"/>
+            </w:pPr>
+            <w:r>
+              <w:t xml:space="preserve">0.343</w:t>
+            </w:r>
+          </w:p>
+        </w:tc>
+        <w:tc>
+          <w:tcPr>
+            <w:tcW w:w="1062" w:type="dxa"/>
+          </w:tcPr>
+          <w:p>
+            <w:pPr>
+              <w:jc w:val="center"/>
+              <w:ind w:firstLine="0"/>
+            </w:pPr>
+            <w:r>
+              <w:t xml:space="preserve">0.213</w:t>
+            </w:r>
+          </w:p>
+        </w:tc>
+        <w:tc>
+          <w:tcPr>
+            <w:tcW w:w="1062" w:type="dxa"/>
+          </w:tcPr>
+          <w:p>
+            <w:pPr>
+              <w:jc w:val="center"/>
+              <w:ind w:firstLine="0"/>
+            </w:pPr>
+            <w:r>
+              <w:t xml:space="preserve">0.067</w:t>
+            </w:r>
+          </w:p>
+        </w:tc>
+        <w:tc>
+          <w:tcPr>
+            <w:tcW w:w="1062" w:type="dxa"/>
+          </w:tcPr>
+          <w:p>
+            <w:pPr>
+              <w:jc w:val="center"/>
+              <w:ind w:firstLine="0"/>
+            </w:pPr>
+            <w:r>
+              <w:t xml:space="preserve">0.089</w:t>
+            </w:r>
+          </w:p>
+        </w:tc>
+        <w:tc>
+          <w:tcPr>
+            <w:tcW w:w="1062" w:type="dxa"/>
+          </w:tcPr>
+          <w:p>
+            <w:pPr>
+              <w:jc w:val="center"/>
+              <w:ind w:firstLine="0"/>
+            </w:pPr>
+            <w:r>
+              <w:t xml:space="preserve">0.895</w:t>
+            </w:r>
+          </w:p>
+        </w:tc>
+      </w:tr>
+      <w:tr>
+        <w:tc>
+          <w:tcPr>
+            <w:tcW w:w="1062" w:type="dxa"/>
+          </w:tcPr>
+          <w:p>
+            <w:pPr>
+              <w:jc w:val="center"/>
+              <w:ind w:firstLine="0"/>
+            </w:pPr>
+            <w:r>
+              <w:t xml:space="preserve">DS3</w:t>
+            </w:r>
+          </w:p>
+        </w:tc>
+        <w:tc>
+          <w:tcPr>
+            <w:tcW w:w="1062" w:type="dxa"/>
+          </w:tcPr>
+          <w:p>
+            <w:pPr>
+              <w:jc w:val="center"/>
+              <w:ind w:firstLine="0"/>
+            </w:pPr>
+            <w:r>
+              <w:t xml:space="preserve">0.136</w:t>
+            </w:r>
+          </w:p>
+        </w:tc>
+        <w:tc>
+          <w:tcPr>
+            <w:tcW w:w="1062" w:type="dxa"/>
+          </w:tcPr>
+          <w:p>
+            <w:pPr>
+              <w:jc w:val="center"/>
+              <w:ind w:firstLine="0"/>
+            </w:pPr>
+            <w:r>
+              <w:t xml:space="preserve">0.380</w:t>
+            </w:r>
+          </w:p>
+        </w:tc>
+        <w:tc>
+          <w:tcPr>
+            <w:tcW w:w="1062" w:type="dxa"/>
+          </w:tcPr>
+          <w:p>
+            <w:pPr>
+              <w:jc w:val="center"/>
+              <w:ind w:firstLine="0"/>
+            </w:pPr>
+            <w:r>
+              <w:t xml:space="preserve">0.584</w:t>
+            </w:r>
+          </w:p>
+        </w:tc>
+        <w:tc>
+          <w:tcPr>
+            <w:tcW w:w="1062" w:type="dxa"/>
+          </w:tcPr>
+          <w:p>
+            <w:pPr>
+              <w:jc w:val="center"/>
+              <w:ind w:firstLine="0"/>
+            </w:pPr>
+            <w:r>
+              <w:t xml:space="preserve">0.172</w:t>
+            </w:r>
+          </w:p>
+        </w:tc>
+        <w:tc>
+          <w:tcPr>
+            <w:tcW w:w="1062" w:type="dxa"/>
+          </w:tcPr>
+          <w:p>
+            <w:pPr>
+              <w:jc w:val="center"/>
+              <w:ind w:firstLine="0"/>
+            </w:pPr>
+            <w:r>
+              <w:t xml:space="preserve">0.336</w:t>
+            </w:r>
+          </w:p>
+        </w:tc>
+        <w:tc>
+          <w:tcPr>
+            <w:tcW w:w="1062" w:type="dxa"/>
+          </w:tcPr>
+          <w:p>
+            <w:pPr>
+              <w:jc w:val="center"/>
+              <w:ind w:firstLine="0"/>
+            </w:pPr>
+            <w:r>
+              <w:t xml:space="preserve">0.450</w:t>
+            </w:r>
+          </w:p>
+        </w:tc>
+        <w:tc>
+          <w:tcPr>
+            <w:tcW w:w="1062" w:type="dxa"/>
+          </w:tcPr>
+          <w:p>
+            <w:pPr>
+              <w:jc w:val="center"/>
+              <w:ind w:firstLine="0"/>
+            </w:pPr>
+            <w:r>
+              <w:t xml:space="preserve">0.850</w:t>
+            </w:r>
+          </w:p>
+        </w:tc>
+      </w:tr>
+      <w:tr>
+        <w:tc>
+          <w:tcPr>
+            <w:tcW w:w="1062" w:type="dxa"/>
+          </w:tcPr>
+          <w:p>
+            <w:pPr>
+              <w:jc w:val="center"/>
+              <w:ind w:firstLine="0"/>
+            </w:pPr>
+            <w:r>
+              <w:t xml:space="preserve">EN1</w:t>
+            </w:r>
+          </w:p>
+        </w:tc>
+        <w:tc>
+          <w:tcPr>
+            <w:tcW w:w="1062" w:type="dxa"/>
+          </w:tcPr>
+          <w:p>
+            <w:pPr>
+              <w:jc w:val="center"/>
+              <w:ind w:firstLine="0"/>
+            </w:pPr>
+            <w:r>
+              <w:t xml:space="preserve">0.322</w:t>
+            </w:r>
+          </w:p>
+        </w:tc>
+        <w:tc>
+          <w:tcPr>
+            <w:tcW w:w="1062" w:type="dxa"/>
+          </w:tcPr>
+          <w:p>
+            <w:pPr>
+              <w:jc w:val="center"/>
+              <w:ind w:firstLine="0"/>
+            </w:pPr>
+            <w:r>
+              <w:t xml:space="preserve">0.449</w:t>
+            </w:r>
+          </w:p>
+        </w:tc>
+        <w:tc>
+          <w:tcPr>
+            <w:tcW w:w="1062" w:type="dxa"/>
+          </w:tcPr>
+          <w:p>
+            <w:pPr>
+              <w:jc w:val="center"/>
+              <w:ind w:firstLine="0"/>
+            </w:pPr>
+            <w:r>
+              <w:t xml:space="preserve">0.414</w:t>
+            </w:r>
+          </w:p>
+        </w:tc>
+        <w:tc>
+          <w:tcPr>
+            <w:tcW w:w="1062" w:type="dxa"/>
+          </w:tcPr>
+          <w:p>
+            <w:pPr>
+              <w:jc w:val="center"/>
+              <w:ind w:firstLine="0"/>
+            </w:pPr>
+            <w:r>
+              <w:t xml:space="preserve">0.149</w:t>
+            </w:r>
+          </w:p>
+        </w:tc>
+        <w:tc>
+          <w:tcPr>
+            <w:tcW w:w="1062" w:type="dxa"/>
+          </w:tcPr>
+          <w:p>
+            <w:pPr>
+              <w:jc w:val="center"/>
+              <w:ind w:firstLine="0"/>
+            </w:pPr>
+            <w:r>
+              <w:t xml:space="preserve">0.612</w:t>
+            </w:r>
+          </w:p>
+        </w:tc>
+        <w:tc>
+          <w:tcPr>
+            <w:tcW w:w="1062" w:type="dxa"/>
+          </w:tcPr>
+          <w:p>
+            <w:pPr>
+              <w:jc w:val="center"/>
+              <w:ind w:firstLine="0"/>
+            </w:pPr>
+            <w:r>
+              <w:t xml:space="preserve">0.104</w:t>
+            </w:r>
+          </w:p>
+        </w:tc>
+        <w:tc>
+          <w:tcPr>
+            <w:tcW w:w="1062" w:type="dxa"/>
+          </w:tcPr>
+          <w:p>
+            <w:pPr>
+              <w:jc w:val="center"/>
+              <w:ind w:firstLine="0"/>
+            </w:pPr>
+            <w:r>
+              <w:t xml:space="preserve">0.884</w:t>
+            </w:r>
+          </w:p>
+        </w:tc>
+      </w:tr>
+      <w:tr>
+        <w:tc>
+          <w:tcPr>
+            <w:tcW w:w="1062" w:type="dxa"/>
+          </w:tcPr>
+          <w:p>
+            <w:pPr>
+              <w:jc w:val="center"/>
+              <w:ind w:firstLine="0"/>
+            </w:pPr>
+            <w:r>
+              <w:t xml:space="preserve">EN2</w:t>
+            </w:r>
+          </w:p>
+        </w:tc>
+        <w:tc>
+          <w:tcPr>
+            <w:tcW w:w="1062" w:type="dxa"/>
+          </w:tcPr>
+          <w:p>
+            <w:pPr>
+              <w:jc w:val="center"/>
+              <w:ind w:firstLine="0"/>
+            </w:pPr>
+            <w:r>
+              <w:t xml:space="preserve">0.188</w:t>
+            </w:r>
+          </w:p>
+        </w:tc>
+        <w:tc>
+          <w:tcPr>
+            <w:tcW w:w="1062" w:type="dxa"/>
+          </w:tcPr>
+          <w:p>
+            <w:pPr>
+              <w:jc w:val="center"/>
+              <w:ind w:firstLine="0"/>
+            </w:pPr>
+            <w:r>
+              <w:t xml:space="preserve">0.143</w:t>
+            </w:r>
+          </w:p>
+        </w:tc>
+        <w:tc>
+          <w:tcPr>
+            <w:tcW w:w="1062" w:type="dxa"/>
+          </w:tcPr>
+          <w:p>
+            <w:pPr>
+              <w:jc w:val="center"/>
+              <w:ind w:firstLine="0"/>
+            </w:pPr>
+            <w:r>
+              <w:t xml:space="preserve">0.889</w:t>
+            </w:r>
+          </w:p>
+        </w:tc>
+        <w:tc>
+          <w:tcPr>
+            <w:tcW w:w="1062" w:type="dxa"/>
+          </w:tcPr>
+          <w:p>
+            <w:pPr>
+              <w:jc w:val="center"/>
+              <w:ind w:firstLine="0"/>
+            </w:pPr>
+            <w:r>
+              <w:t xml:space="preserve">0.224</w:t>
+            </w:r>
+          </w:p>
+        </w:tc>
+        <w:tc>
+          <w:tcPr>
+            <w:tcW w:w="1062" w:type="dxa"/>
+          </w:tcPr>
+          <w:p>
+            <w:pPr>
+              <w:jc w:val="center"/>
+              <w:ind w:firstLine="0"/>
+            </w:pPr>
+            <w:r>
+              <w:t xml:space="preserve">0.025</w:t>
+            </w:r>
+          </w:p>
+        </w:tc>
+        <w:tc>
+          <w:tcPr>
+            <w:tcW w:w="1062" w:type="dxa"/>
+          </w:tcPr>
+          <w:p>
+            <w:pPr>
+              <w:jc w:val="center"/>
+              <w:ind w:firstLine="0"/>
+            </w:pPr>
+            <w:r>
+              <w:t xml:space="preserve">0.000</w:t>
+            </w:r>
+          </w:p>
+        </w:tc>
+        <w:tc>
+          <w:tcPr>
+            <w:tcW w:w="1062" w:type="dxa"/>
+          </w:tcPr>
+          <w:p>
+            <w:pPr>
+              <w:jc w:val="center"/>
+              <w:ind w:firstLine="0"/>
+            </w:pPr>
+            <w:r>
+              <w:t xml:space="preserve">0.897</w:t>
+            </w:r>
+          </w:p>
+        </w:tc>
+      </w:tr>
+      <w:tr>
+        <w:tc>
+          <w:tcPr>
+            <w:tcW w:w="1062" w:type="dxa"/>
+          </w:tcPr>
+          <w:p>
+            <w:pPr>
+              <w:jc w:val="center"/>
+              <w:ind w:firstLine="0"/>
+            </w:pPr>
+            <w:r>
+              <w:t xml:space="preserve">EN3</w:t>
+            </w:r>
+          </w:p>
+        </w:tc>
+        <w:tc>
+          <w:tcPr>
+            <w:tcW w:w="1062" w:type="dxa"/>
+          </w:tcPr>
+          <w:p>
+            <w:pPr>
+              <w:jc w:val="center"/>
+              <w:ind w:firstLine="0"/>
+            </w:pPr>
+            <w:r>
+              <w:t xml:space="preserve">0.291</w:t>
+            </w:r>
+          </w:p>
+        </w:tc>
+        <w:tc>
+          <w:tcPr>
+            <w:tcW w:w="1062" w:type="dxa"/>
+          </w:tcPr>
+          <w:p>
+            <w:pPr>
+              <w:jc w:val="center"/>
+              <w:ind w:firstLine="0"/>
+            </w:pPr>
+            <w:r>
+              <w:t xml:space="preserve">0.605</w:t>
+            </w:r>
+          </w:p>
+        </w:tc>
+        <w:tc>
+          <w:tcPr>
+            <w:tcW w:w="1062" w:type="dxa"/>
+          </w:tcPr>
+          <w:p>
+            <w:pPr>
+              <w:jc w:val="center"/>
+              <w:ind w:firstLine="0"/>
+            </w:pPr>
+            <w:r>
+              <w:t xml:space="preserve">0.609</w:t>
+            </w:r>
+          </w:p>
+        </w:tc>
+        <w:tc>
+          <w:tcPr>
+            <w:tcW w:w="1062" w:type="dxa"/>
+          </w:tcPr>
+          <w:p>
+            <w:pPr>
+              <w:jc w:val="center"/>
+              <w:ind w:firstLine="0"/>
+            </w:pPr>
+            <w:r>
+              <w:t xml:space="preserve">0.111</w:t>
+            </w:r>
+          </w:p>
+        </w:tc>
+        <w:tc>
+          <w:tcPr>
+            <w:tcW w:w="1062" w:type="dxa"/>
+          </w:tcPr>
+          <w:p>
+            <w:pPr>
+              <w:jc w:val="center"/>
+              <w:ind w:firstLine="0"/>
+            </w:pPr>
+            <w:r>
+              <w:t xml:space="preserve">0.237</w:t>
+            </w:r>
+          </w:p>
+        </w:tc>
+        <w:tc>
+          <w:tcPr>
+            <w:tcW w:w="1062" w:type="dxa"/>
+          </w:tcPr>
+          <w:p>
+            <w:pPr>
+              <w:jc w:val="center"/>
+              <w:ind w:firstLine="0"/>
+            </w:pPr>
+            <w:r>
+              <w:t xml:space="preserve">0.073</w:t>
+            </w:r>
+          </w:p>
+        </w:tc>
+        <w:tc>
+          <w:tcPr>
+            <w:tcW w:w="1062" w:type="dxa"/>
+          </w:tcPr>
+          <w:p>
+            <w:pPr>
+              <w:jc w:val="center"/>
+              <w:ind w:firstLine="0"/>
+            </w:pPr>
+            <w:r>
+              <w:t xml:space="preserve">0.895</w:t>
+            </w:r>
+          </w:p>
+        </w:tc>
+      </w:tr>
+      <w:tr>
+        <w:tc>
+          <w:tcPr>
+            <w:tcW w:w="1062" w:type="dxa"/>
+          </w:tcPr>
+          <w:p>
+            <w:pPr>
+              <w:jc w:val="center"/>
+              <w:ind w:firstLine="0"/>
+            </w:pPr>
+            <w:r>
+              <w:t xml:space="preserve">SS Loadings</w:t>
+            </w:r>
+          </w:p>
+        </w:tc>
+        <w:tc>
+          <w:tcPr>
+            <w:tcW w:w="1062" w:type="dxa"/>
+          </w:tcPr>
+          <w:p>
+            <w:pPr>
+              <w:jc w:val="center"/>
+              <w:ind w:firstLine="0"/>
+            </w:pPr>
+            <w:r>
+              <w:t xml:space="preserve">5.715</w:t>
+            </w:r>
+          </w:p>
+        </w:tc>
+        <w:tc>
+          <w:tcPr>
+            <w:tcW w:w="1062" w:type="dxa"/>
+          </w:tcPr>
+          <w:p>
+            <w:pPr>
+              <w:jc w:val="center"/>
+              <w:ind w:firstLine="0"/>
+            </w:pPr>
+            <w:r>
+              <w:t xml:space="preserve">2.099</w:t>
+            </w:r>
+          </w:p>
+        </w:tc>
+        <w:tc>
+          <w:tcPr>
+            <w:tcW w:w="1062" w:type="dxa"/>
+          </w:tcPr>
+          <w:p>
+            <w:pPr>
+              <w:jc w:val="center"/>
+              <w:ind w:firstLine="0"/>
+            </w:pPr>
+            <w:r>
+              <w:t xml:space="preserve">3.099</w:t>
+            </w:r>
+          </w:p>
+        </w:tc>
+        <w:tc>
+          <w:tcPr>
+            <w:tcW w:w="1062" w:type="dxa"/>
+          </w:tcPr>
+          <w:p>
+            <w:pPr>
+              <w:jc w:val="center"/>
+              <w:ind w:firstLine="0"/>
+            </w:pPr>
+            <w:r>
+              <w:t xml:space="preserve">3.036</w:t>
+            </w:r>
+          </w:p>
+        </w:tc>
+        <w:tc>
+          <w:tcPr>
+            <w:tcW w:w="1062" w:type="dxa"/>
+          </w:tcPr>
+          <w:p>
+            <w:pPr>
+              <w:jc w:val="center"/>
+              <w:ind w:firstLine="0"/>
+            </w:pPr>
+            <w:r>
+              <w:t xml:space="preserve">1.149</w:t>
+            </w:r>
+          </w:p>
+        </w:tc>
+        <w:tc>
+          <w:tcPr>
+            <w:tcW w:w="1062" w:type="dxa"/>
+          </w:tcPr>
+          <w:p>
+            <w:pPr>
+              <w:jc w:val="center"/>
+              <w:ind w:firstLine="0"/>
+            </w:pPr>
+            <w:r>
+              <w:t xml:space="preserve">0.656</w:t>
+            </w:r>
+          </w:p>
+        </w:tc>
+        <w:tc>
+          <w:tcPr>
+            <w:tcW w:w="1062" w:type="dxa"/>
+          </w:tcPr>
+          <w:p>
+            <w:pPr>
+              <w:jc w:val="center"/>
+              <w:ind w:firstLine="0"/>
+            </w:pPr>
+            <w:r>
+              <w:t xml:space="preserve">—</w:t>
+            </w:r>
+          </w:p>
+        </w:tc>
+      </w:tr>
+      <w:tr>
+        <w:tc>
+          <w:tcPr>
+            <w:tcW w:w="1062" w:type="dxa"/>
+          </w:tcPr>
+          <w:p>
+            <w:pPr>
+              <w:jc w:val="center"/>
+              <w:ind w:firstLine="0"/>
+            </w:pPr>
+            <w:r>
+              <w:t xml:space="preserve">方差贡献%</w:t>
+            </w:r>
+          </w:p>
+        </w:tc>
+        <w:tc>
+          <w:tcPr>
+            <w:tcW w:w="1062" w:type="dxa"/>
+          </w:tcPr>
+          <w:p>
+            <w:pPr>
+              <w:jc w:val="center"/>
+              <w:ind w:firstLine="0"/>
+            </w:pPr>
+            <w:r>
+              <w:t xml:space="preserve">31.75</w:t>
+            </w:r>
+          </w:p>
+        </w:tc>
+        <w:tc>
+          <w:tcPr>
+            <w:tcW w:w="1062" w:type="dxa"/>
+          </w:tcPr>
+          <w:p>
+            <w:pPr>
+              <w:jc w:val="center"/>
+              <w:ind w:firstLine="0"/>
+            </w:pPr>
+            <w:r>
+              <w:t xml:space="preserve">11.66</w:t>
+            </w:r>
+          </w:p>
+        </w:tc>
+        <w:tc>
+          <w:tcPr>
+            <w:tcW w:w="1062" w:type="dxa"/>
+          </w:tcPr>
+          <w:p>
+            <w:pPr>
+              <w:jc w:val="center"/>
+              <w:ind w:firstLine="0"/>
+            </w:pPr>
+            <w:r>
+              <w:t xml:space="preserve">17.22</w:t>
+            </w:r>
+          </w:p>
+        </w:tc>
+        <w:tc>
+          <w:tcPr>
+            <w:tcW w:w="1062" w:type="dxa"/>
+          </w:tcPr>
+          <w:p>
+            <w:pPr>
+              <w:jc w:val="center"/>
+              <w:ind w:firstLine="0"/>
+            </w:pPr>
+            <w:r>
+              <w:t xml:space="preserve">16.87</w:t>
+            </w:r>
+          </w:p>
+        </w:tc>
+        <w:tc>
+          <w:tcPr>
+            <w:tcW w:w="1062" w:type="dxa"/>
+          </w:tcPr>
+          <w:p>
+            <w:pPr>
+              <w:jc w:val="center"/>
+              <w:ind w:firstLine="0"/>
+            </w:pPr>
+            <w:r>
+              <w:t xml:space="preserve">6.38</w:t>
+            </w:r>
+          </w:p>
+        </w:tc>
+        <w:tc>
+          <w:tcPr>
+            <w:tcW w:w="1062" w:type="dxa"/>
+          </w:tcPr>
+          <w:p>
+            <w:pPr>
+              <w:jc w:val="center"/>
+              <w:ind w:firstLine="0"/>
+            </w:pPr>
+            <w:r>
+              <w:t xml:space="preserve">3.65</w:t>
+            </w:r>
+          </w:p>
+        </w:tc>
+        <w:tc>
+          <w:tcPr>
+            <w:tcW w:w="1062" w:type="dxa"/>
+          </w:tcPr>
+          <w:p>
+            <w:pPr>
+              <w:jc w:val="center"/>
+              <w:ind w:firstLine="0"/>
+            </w:pPr>
+            <w:r>
+              <w:t xml:space="preserve">—</w:t>
+            </w:r>
+          </w:p>
+        </w:tc>
+      </w:tr>
+      <w:tr>
+        <w:tc>
+          <w:tcPr>
+            <w:tcW w:w="1062" w:type="dxa"/>
+          </w:tcPr>
+          <w:p>
+            <w:pPr>
+              <w:jc w:val="center"/>
+              <w:ind w:firstLine="0"/>
+            </w:pPr>
+            <w:r>
+              <w:t xml:space="preserve">累积贡献%</w:t>
+            </w:r>
+          </w:p>
+        </w:tc>
+        <w:tc>
+          <w:tcPr>
+            <w:tcW w:w="1062" w:type="dxa"/>
+          </w:tcPr>
+          <w:p>
+            <w:pPr>
+              <w:jc w:val="center"/>
+              <w:ind w:firstLine="0"/>
+            </w:pPr>
+            <w:r>
+              <w:t xml:space="preserve">31.75</w:t>
+            </w:r>
+          </w:p>
+        </w:tc>
+        <w:tc>
+          <w:tcPr>
+            <w:tcW w:w="1062" w:type="dxa"/>
+          </w:tcPr>
+          <w:p>
+            <w:pPr>
+              <w:jc w:val="center"/>
+              <w:ind w:firstLine="0"/>
+            </w:pPr>
+            <w:r>
+              <w:t xml:space="preserve">43.41</w:t>
+            </w:r>
+          </w:p>
+        </w:tc>
+        <w:tc>
+          <w:tcPr>
+            <w:tcW w:w="1062" w:type="dxa"/>
+          </w:tcPr>
+          <w:p>
+            <w:pPr>
+              <w:jc w:val="center"/>
+              <w:ind w:firstLine="0"/>
+            </w:pPr>
+            <w:r>
+              <w:t xml:space="preserve">60.63</w:t>
+            </w:r>
+          </w:p>
+        </w:tc>
+        <w:tc>
+          <w:tcPr>
+            <w:tcW w:w="1062" w:type="dxa"/>
+          </w:tcPr>
+          <w:p>
+            <w:pPr>
+              <w:jc w:val="center"/>
+              <w:ind w:firstLine="0"/>
+            </w:pPr>
+            <w:r>
+              <w:t xml:space="preserve">77.49</w:t>
+            </w:r>
+          </w:p>
+        </w:tc>
+        <w:tc>
+          <w:tcPr>
+            <w:tcW w:w="1062" w:type="dxa"/>
+          </w:tcPr>
+          <w:p>
+            <w:pPr>
+              <w:jc w:val="center"/>
+              <w:ind w:firstLine="0"/>
+            </w:pPr>
+            <w:r>
+              <w:t xml:space="preserve">83.87</w:t>
+            </w:r>
+          </w:p>
+        </w:tc>
+        <w:tc>
+          <w:tcPr>
+            <w:tcW w:w="1062" w:type="dxa"/>
+          </w:tcPr>
+          <w:p>
+            <w:pPr>
+              <w:jc w:val="center"/>
+              <w:ind w:firstLine="0"/>
+            </w:pPr>
+            <w:r>
+              <w:t xml:space="preserve">87.52</w:t>
+            </w:r>
+          </w:p>
+        </w:tc>
+        <w:tc>
+          <w:tcPr>
+            <w:tcW w:w="1062" w:type="dxa"/>
+          </w:tcPr>
+          <w:p>
+            <w:pPr>
+              <w:jc w:val="center"/>
+              <w:ind w:firstLine="0"/>
+            </w:pPr>
+            <w:r>
+              <w:t xml:space="preserve">—</w:t>
+            </w:r>
+          </w:p>
+        </w:tc>
+      </w:tr>
+    </w:tbl>
+    <w:p>
+      <w:pPr>
+        <w:pStyle w:val="Normal"/>
+      </w:pPr>
+      <w:r>
+        <w:t xml:space="preserve">由表3-4可知，18个题项的共同度均超过0.80，因子载荷绝对值整体较高，各题项与其理论维度的关联性良好，量表结构效度通过检验。综合信度与效度检验结果，本问卷满足正式调研要求，可据此开展正式大规模问卷调研。</w:t>
+      </w:r>
     </w:p>
     <w:sectPr>
       <w:headerReference r:id="rId26" w:type="default"/>

--- a/电商223_张纵宇_毕业论文.docx
+++ b/电商223_张纵宇_毕业论文.docx
@@ -8703,63 +8703,63 @@
               <w:ind w:firstLine="0"/>
             </w:pPr>
             <w:r>
-              <w:t xml:space="preserve">0.313</w:t>
-            </w:r>
-          </w:p>
-        </w:tc>
-        <w:tc>
-          <w:tcPr>
-            <w:tcW w:w="1062" w:type="dxa"/>
-          </w:tcPr>
-          <w:p>
-            <w:pPr>
-              <w:jc w:val="center"/>
-              <w:ind w:firstLine="0"/>
-            </w:pPr>
-            <w:r>
-              <w:t xml:space="preserve">0.288</w:t>
-            </w:r>
-          </w:p>
-        </w:tc>
-        <w:tc>
-          <w:tcPr>
-            <w:tcW w:w="1062" w:type="dxa"/>
-          </w:tcPr>
-          <w:p>
-            <w:pPr>
-              <w:jc w:val="center"/>
-              <w:ind w:firstLine="0"/>
-            </w:pPr>
-            <w:r>
-              <w:t xml:space="preserve">0.403</w:t>
-            </w:r>
-          </w:p>
-        </w:tc>
-        <w:tc>
-          <w:tcPr>
-            <w:tcW w:w="1062" w:type="dxa"/>
-          </w:tcPr>
-          <w:p>
-            <w:pPr>
-              <w:jc w:val="center"/>
-              <w:ind w:firstLine="0"/>
-            </w:pPr>
-            <w:r>
-              <w:t xml:space="preserve">0.159</w:t>
-            </w:r>
-          </w:p>
-        </w:tc>
-        <w:tc>
-          <w:tcPr>
-            <w:tcW w:w="1062" w:type="dxa"/>
-          </w:tcPr>
-          <w:p>
-            <w:pPr>
-              <w:jc w:val="center"/>
-              <w:ind w:firstLine="0"/>
-            </w:pPr>
-            <w:r>
-              <w:t xml:space="preserve">0.057</w:t>
+              <w:t xml:space="preserve"/>
+            </w:r>
+          </w:p>
+        </w:tc>
+        <w:tc>
+          <w:tcPr>
+            <w:tcW w:w="1062" w:type="dxa"/>
+          </w:tcPr>
+          <w:p>
+            <w:pPr>
+              <w:jc w:val="center"/>
+              <w:ind w:firstLine="0"/>
+            </w:pPr>
+            <w:r>
+              <w:t xml:space="preserve"/>
+            </w:r>
+          </w:p>
+        </w:tc>
+        <w:tc>
+          <w:tcPr>
+            <w:tcW w:w="1062" w:type="dxa"/>
+          </w:tcPr>
+          <w:p>
+            <w:pPr>
+              <w:jc w:val="center"/>
+              <w:ind w:firstLine="0"/>
+            </w:pPr>
+            <w:r>
+              <w:t xml:space="preserve"/>
+            </w:r>
+          </w:p>
+        </w:tc>
+        <w:tc>
+          <w:tcPr>
+            <w:tcW w:w="1062" w:type="dxa"/>
+          </w:tcPr>
+          <w:p>
+            <w:pPr>
+              <w:jc w:val="center"/>
+              <w:ind w:firstLine="0"/>
+            </w:pPr>
+            <w:r>
+              <w:t xml:space="preserve"/>
+            </w:r>
+          </w:p>
+        </w:tc>
+        <w:tc>
+          <w:tcPr>
+            <w:tcW w:w="1062" w:type="dxa"/>
+          </w:tcPr>
+          <w:p>
+            <w:pPr>
+              <w:jc w:val="center"/>
+              <w:ind w:firstLine="0"/>
+            </w:pPr>
+            <w:r>
+              <w:t xml:space="preserve"/>
             </w:r>
           </w:p>
         </w:tc>
@@ -8803,77 +8803,77 @@
               <w:ind w:firstLine="0"/>
             </w:pPr>
             <w:r>
-              <w:t xml:space="preserve">0.588</w:t>
-            </w:r>
-          </w:p>
-        </w:tc>
-        <w:tc>
-          <w:tcPr>
-            <w:tcW w:w="1062" w:type="dxa"/>
-          </w:tcPr>
-          <w:p>
-            <w:pPr>
-              <w:jc w:val="center"/>
-              <w:ind w:firstLine="0"/>
-            </w:pPr>
-            <w:r>
-              <w:t xml:space="preserve">0.083</w:t>
-            </w:r>
-          </w:p>
-        </w:tc>
-        <w:tc>
-          <w:tcPr>
-            <w:tcW w:w="1062" w:type="dxa"/>
-          </w:tcPr>
-          <w:p>
-            <w:pPr>
-              <w:jc w:val="center"/>
-              <w:ind w:firstLine="0"/>
-            </w:pPr>
-            <w:r>
-              <w:t xml:space="preserve">0.340</w:t>
-            </w:r>
-          </w:p>
-        </w:tc>
-        <w:tc>
-          <w:tcPr>
-            <w:tcW w:w="1062" w:type="dxa"/>
-          </w:tcPr>
-          <w:p>
-            <w:pPr>
-              <w:jc w:val="center"/>
-              <w:ind w:firstLine="0"/>
-            </w:pPr>
-            <w:r>
-              <w:t xml:space="preserve">0.596</w:t>
-            </w:r>
-          </w:p>
-        </w:tc>
-        <w:tc>
-          <w:tcPr>
-            <w:tcW w:w="1062" w:type="dxa"/>
-          </w:tcPr>
-          <w:p>
-            <w:pPr>
-              <w:jc w:val="center"/>
-              <w:ind w:firstLine="0"/>
-            </w:pPr>
-            <w:r>
-              <w:t xml:space="preserve">0.040</w:t>
-            </w:r>
-          </w:p>
-        </w:tc>
-        <w:tc>
-          <w:tcPr>
-            <w:tcW w:w="1062" w:type="dxa"/>
-          </w:tcPr>
-          <w:p>
-            <w:pPr>
-              <w:jc w:val="center"/>
-              <w:ind w:firstLine="0"/>
-            </w:pPr>
-            <w:r>
-              <w:t xml:space="preserve">0.161</w:t>
+              <w:t xml:space="preserve"/>
+            </w:r>
+          </w:p>
+        </w:tc>
+        <w:tc>
+          <w:tcPr>
+            <w:tcW w:w="1062" w:type="dxa"/>
+          </w:tcPr>
+          <w:p>
+            <w:pPr>
+              <w:jc w:val="center"/>
+              <w:ind w:firstLine="0"/>
+            </w:pPr>
+            <w:r>
+              <w:t xml:space="preserve"/>
+            </w:r>
+          </w:p>
+        </w:tc>
+        <w:tc>
+          <w:tcPr>
+            <w:tcW w:w="1062" w:type="dxa"/>
+          </w:tcPr>
+          <w:p>
+            <w:pPr>
+              <w:jc w:val="center"/>
+              <w:ind w:firstLine="0"/>
+            </w:pPr>
+            <w:r>
+              <w:t xml:space="preserve"/>
+            </w:r>
+          </w:p>
+        </w:tc>
+        <w:tc>
+          <w:tcPr>
+            <w:tcW w:w="1062" w:type="dxa"/>
+          </w:tcPr>
+          <w:p>
+            <w:pPr>
+              <w:jc w:val="center"/>
+              <w:ind w:firstLine="0"/>
+            </w:pPr>
+            <w:r>
+              <w:t xml:space="preserve"/>
+            </w:r>
+          </w:p>
+        </w:tc>
+        <w:tc>
+          <w:tcPr>
+            <w:tcW w:w="1062" w:type="dxa"/>
+          </w:tcPr>
+          <w:p>
+            <w:pPr>
+              <w:jc w:val="center"/>
+              <w:ind w:firstLine="0"/>
+            </w:pPr>
+            <w:r>
+              <w:t xml:space="preserve"/>
+            </w:r>
+          </w:p>
+        </w:tc>
+        <w:tc>
+          <w:tcPr>
+            <w:tcW w:w="1062" w:type="dxa"/>
+          </w:tcPr>
+          <w:p>
+            <w:pPr>
+              <w:jc w:val="center"/>
+              <w:ind w:firstLine="0"/>
+            </w:pPr>
+            <w:r>
+              <w:t xml:space="preserve"/>
             </w:r>
           </w:p>
         </w:tc>
@@ -8931,63 +8931,63 @@
               <w:ind w:firstLine="0"/>
             </w:pPr>
             <w:r>
-              <w:t xml:space="preserve">0.206</w:t>
-            </w:r>
-          </w:p>
-        </w:tc>
-        <w:tc>
-          <w:tcPr>
-            <w:tcW w:w="1062" w:type="dxa"/>
-          </w:tcPr>
-          <w:p>
-            <w:pPr>
-              <w:jc w:val="center"/>
-              <w:ind w:firstLine="0"/>
-            </w:pPr>
-            <w:r>
-              <w:t xml:space="preserve">0.225</w:t>
-            </w:r>
-          </w:p>
-        </w:tc>
-        <w:tc>
-          <w:tcPr>
-            <w:tcW w:w="1062" w:type="dxa"/>
-          </w:tcPr>
-          <w:p>
-            <w:pPr>
-              <w:jc w:val="center"/>
-              <w:ind w:firstLine="0"/>
-            </w:pPr>
-            <w:r>
-              <w:t xml:space="preserve">0.474</w:t>
-            </w:r>
-          </w:p>
-        </w:tc>
-        <w:tc>
-          <w:tcPr>
-            <w:tcW w:w="1062" w:type="dxa"/>
-          </w:tcPr>
-          <w:p>
-            <w:pPr>
-              <w:jc w:val="center"/>
-              <w:ind w:firstLine="0"/>
-            </w:pPr>
-            <w:r>
-              <w:t xml:space="preserve">0.065</w:t>
-            </w:r>
-          </w:p>
-        </w:tc>
-        <w:tc>
-          <w:tcPr>
-            <w:tcW w:w="1062" w:type="dxa"/>
-          </w:tcPr>
-          <w:p>
-            <w:pPr>
-              <w:jc w:val="center"/>
-              <w:ind w:firstLine="0"/>
-            </w:pPr>
-            <w:r>
-              <w:t xml:space="preserve">0.308</w:t>
+              <w:t xml:space="preserve"/>
+            </w:r>
+          </w:p>
+        </w:tc>
+        <w:tc>
+          <w:tcPr>
+            <w:tcW w:w="1062" w:type="dxa"/>
+          </w:tcPr>
+          <w:p>
+            <w:pPr>
+              <w:jc w:val="center"/>
+              <w:ind w:firstLine="0"/>
+            </w:pPr>
+            <w:r>
+              <w:t xml:space="preserve"/>
+            </w:r>
+          </w:p>
+        </w:tc>
+        <w:tc>
+          <w:tcPr>
+            <w:tcW w:w="1062" w:type="dxa"/>
+          </w:tcPr>
+          <w:p>
+            <w:pPr>
+              <w:jc w:val="center"/>
+              <w:ind w:firstLine="0"/>
+            </w:pPr>
+            <w:r>
+              <w:t xml:space="preserve"/>
+            </w:r>
+          </w:p>
+        </w:tc>
+        <w:tc>
+          <w:tcPr>
+            <w:tcW w:w="1062" w:type="dxa"/>
+          </w:tcPr>
+          <w:p>
+            <w:pPr>
+              <w:jc w:val="center"/>
+              <w:ind w:firstLine="0"/>
+            </w:pPr>
+            <w:r>
+              <w:t xml:space="preserve"/>
+            </w:r>
+          </w:p>
+        </w:tc>
+        <w:tc>
+          <w:tcPr>
+            <w:tcW w:w="1062" w:type="dxa"/>
+          </w:tcPr>
+          <w:p>
+            <w:pPr>
+              <w:jc w:val="center"/>
+              <w:ind w:firstLine="0"/>
+            </w:pPr>
+            <w:r>
+              <w:t xml:space="preserve"/>
             </w:r>
           </w:p>
         </w:tc>
@@ -9031,77 +9031,77 @@
               <w:ind w:firstLine="0"/>
             </w:pPr>
             <w:r>
-              <w:t xml:space="preserve">0.634</w:t>
-            </w:r>
-          </w:p>
-        </w:tc>
-        <w:tc>
-          <w:tcPr>
-            <w:tcW w:w="1062" w:type="dxa"/>
-          </w:tcPr>
-          <w:p>
-            <w:pPr>
-              <w:jc w:val="center"/>
-              <w:ind w:firstLine="0"/>
-            </w:pPr>
-            <w:r>
-              <w:t xml:space="preserve">0.144</w:t>
-            </w:r>
-          </w:p>
-        </w:tc>
-        <w:tc>
-          <w:tcPr>
-            <w:tcW w:w="1062" w:type="dxa"/>
-          </w:tcPr>
-          <w:p>
-            <w:pPr>
-              <w:jc w:val="center"/>
-              <w:ind w:firstLine="0"/>
-            </w:pPr>
-            <w:r>
-              <w:t xml:space="preserve">0.027</w:t>
-            </w:r>
-          </w:p>
-        </w:tc>
-        <w:tc>
-          <w:tcPr>
-            <w:tcW w:w="1062" w:type="dxa"/>
-          </w:tcPr>
-          <w:p>
-            <w:pPr>
-              <w:jc w:val="center"/>
-              <w:ind w:firstLine="0"/>
-            </w:pPr>
-            <w:r>
-              <w:t xml:space="preserve">0.524</w:t>
-            </w:r>
-          </w:p>
-        </w:tc>
-        <w:tc>
-          <w:tcPr>
-            <w:tcW w:w="1062" w:type="dxa"/>
-          </w:tcPr>
-          <w:p>
-            <w:pPr>
-              <w:jc w:val="center"/>
-              <w:ind w:firstLine="0"/>
-            </w:pPr>
-            <w:r>
-              <w:t xml:space="preserve">0.376</w:t>
-            </w:r>
-          </w:p>
-        </w:tc>
-        <w:tc>
-          <w:tcPr>
-            <w:tcW w:w="1062" w:type="dxa"/>
-          </w:tcPr>
-          <w:p>
-            <w:pPr>
-              <w:jc w:val="center"/>
-              <w:ind w:firstLine="0"/>
-            </w:pPr>
-            <w:r>
-              <w:t xml:space="preserve">0.024</w:t>
+              <w:t xml:space="preserve"/>
+            </w:r>
+          </w:p>
+        </w:tc>
+        <w:tc>
+          <w:tcPr>
+            <w:tcW w:w="1062" w:type="dxa"/>
+          </w:tcPr>
+          <w:p>
+            <w:pPr>
+              <w:jc w:val="center"/>
+              <w:ind w:firstLine="0"/>
+            </w:pPr>
+            <w:r>
+              <w:t xml:space="preserve"/>
+            </w:r>
+          </w:p>
+        </w:tc>
+        <w:tc>
+          <w:tcPr>
+            <w:tcW w:w="1062" w:type="dxa"/>
+          </w:tcPr>
+          <w:p>
+            <w:pPr>
+              <w:jc w:val="center"/>
+              <w:ind w:firstLine="0"/>
+            </w:pPr>
+            <w:r>
+              <w:t xml:space="preserve"/>
+            </w:r>
+          </w:p>
+        </w:tc>
+        <w:tc>
+          <w:tcPr>
+            <w:tcW w:w="1062" w:type="dxa"/>
+          </w:tcPr>
+          <w:p>
+            <w:pPr>
+              <w:jc w:val="center"/>
+              <w:ind w:firstLine="0"/>
+            </w:pPr>
+            <w:r>
+              <w:t xml:space="preserve"/>
+            </w:r>
+          </w:p>
+        </w:tc>
+        <w:tc>
+          <w:tcPr>
+            <w:tcW w:w="1062" w:type="dxa"/>
+          </w:tcPr>
+          <w:p>
+            <w:pPr>
+              <w:jc w:val="center"/>
+              <w:ind w:firstLine="0"/>
+            </w:pPr>
+            <w:r>
+              <w:t xml:space="preserve"/>
+            </w:r>
+          </w:p>
+        </w:tc>
+        <w:tc>
+          <w:tcPr>
+            <w:tcW w:w="1062" w:type="dxa"/>
+          </w:tcPr>
+          <w:p>
+            <w:pPr>
+              <w:jc w:val="center"/>
+              <w:ind w:firstLine="0"/>
+            </w:pPr>
+            <w:r>
+              <w:t xml:space="preserve"/>
             </w:r>
           </w:p>
         </w:tc>
@@ -9145,35 +9145,35 @@
               <w:ind w:firstLine="0"/>
             </w:pPr>
             <w:r>
-              <w:t xml:space="preserve">0.381</w:t>
-            </w:r>
-          </w:p>
-        </w:tc>
-        <w:tc>
-          <w:tcPr>
-            <w:tcW w:w="1062" w:type="dxa"/>
-          </w:tcPr>
-          <w:p>
-            <w:pPr>
-              <w:jc w:val="center"/>
-              <w:ind w:firstLine="0"/>
-            </w:pPr>
-            <w:r>
-              <w:t xml:space="preserve">0.218</w:t>
-            </w:r>
-          </w:p>
-        </w:tc>
-        <w:tc>
-          <w:tcPr>
-            <w:tcW w:w="1062" w:type="dxa"/>
-          </w:tcPr>
-          <w:p>
-            <w:pPr>
-              <w:jc w:val="center"/>
-              <w:ind w:firstLine="0"/>
-            </w:pPr>
-            <w:r>
-              <w:t xml:space="preserve">0.179</w:t>
+              <w:t xml:space="preserve"/>
+            </w:r>
+          </w:p>
+        </w:tc>
+        <w:tc>
+          <w:tcPr>
+            <w:tcW w:w="1062" w:type="dxa"/>
+          </w:tcPr>
+          <w:p>
+            <w:pPr>
+              <w:jc w:val="center"/>
+              <w:ind w:firstLine="0"/>
+            </w:pPr>
+            <w:r>
+              <w:t xml:space="preserve"/>
+            </w:r>
+          </w:p>
+        </w:tc>
+        <w:tc>
+          <w:tcPr>
+            <w:tcW w:w="1062" w:type="dxa"/>
+          </w:tcPr>
+          <w:p>
+            <w:pPr>
+              <w:jc w:val="center"/>
+              <w:ind w:firstLine="0"/>
+            </w:pPr>
+            <w:r>
+              <w:t xml:space="preserve"/>
             </w:r>
           </w:p>
         </w:tc>
@@ -9201,21 +9201,21 @@
               <w:ind w:firstLine="0"/>
             </w:pPr>
             <w:r>
-              <w:t xml:space="preserve">0.063</w:t>
-            </w:r>
-          </w:p>
-        </w:tc>
-        <w:tc>
-          <w:tcPr>
-            <w:tcW w:w="1062" w:type="dxa"/>
-          </w:tcPr>
-          <w:p>
-            <w:pPr>
-              <w:jc w:val="center"/>
-              <w:ind w:firstLine="0"/>
-            </w:pPr>
-            <w:r>
-              <w:t xml:space="preserve">0.045</w:t>
+              <w:t xml:space="preserve"/>
+            </w:r>
+          </w:p>
+        </w:tc>
+        <w:tc>
+          <w:tcPr>
+            <w:tcW w:w="1062" w:type="dxa"/>
+          </w:tcPr>
+          <w:p>
+            <w:pPr>
+              <w:jc w:val="center"/>
+              <w:ind w:firstLine="0"/>
+            </w:pPr>
+            <w:r>
+              <w:t xml:space="preserve"/>
             </w:r>
           </w:p>
         </w:tc>
@@ -9273,63 +9273,63 @@
               <w:ind w:firstLine="0"/>
             </w:pPr>
             <w:r>
-              <w:t xml:space="preserve">0.105</w:t>
-            </w:r>
-          </w:p>
-        </w:tc>
-        <w:tc>
-          <w:tcPr>
-            <w:tcW w:w="1062" w:type="dxa"/>
-          </w:tcPr>
-          <w:p>
-            <w:pPr>
-              <w:jc w:val="center"/>
-              <w:ind w:firstLine="0"/>
-            </w:pPr>
-            <w:r>
-              <w:t xml:space="preserve">0.420</w:t>
-            </w:r>
-          </w:p>
-        </w:tc>
-        <w:tc>
-          <w:tcPr>
-            <w:tcW w:w="1062" w:type="dxa"/>
-          </w:tcPr>
-          <w:p>
-            <w:pPr>
-              <w:jc w:val="center"/>
-              <w:ind w:firstLine="0"/>
-            </w:pPr>
-            <w:r>
-              <w:t xml:space="preserve">0.329</w:t>
-            </w:r>
-          </w:p>
-        </w:tc>
-        <w:tc>
-          <w:tcPr>
-            <w:tcW w:w="1062" w:type="dxa"/>
-          </w:tcPr>
-          <w:p>
-            <w:pPr>
-              <w:jc w:val="center"/>
-              <w:ind w:firstLine="0"/>
-            </w:pPr>
-            <w:r>
-              <w:t xml:space="preserve">0.063</w:t>
-            </w:r>
-          </w:p>
-        </w:tc>
-        <w:tc>
-          <w:tcPr>
-            <w:tcW w:w="1062" w:type="dxa"/>
-          </w:tcPr>
-          <w:p>
-            <w:pPr>
-              <w:jc w:val="center"/>
-              <w:ind w:firstLine="0"/>
-            </w:pPr>
-            <w:r>
-              <w:t xml:space="preserve">0.061</w:t>
+              <w:t xml:space="preserve"/>
+            </w:r>
+          </w:p>
+        </w:tc>
+        <w:tc>
+          <w:tcPr>
+            <w:tcW w:w="1062" w:type="dxa"/>
+          </w:tcPr>
+          <w:p>
+            <w:pPr>
+              <w:jc w:val="center"/>
+              <w:ind w:firstLine="0"/>
+            </w:pPr>
+            <w:r>
+              <w:t xml:space="preserve"/>
+            </w:r>
+          </w:p>
+        </w:tc>
+        <w:tc>
+          <w:tcPr>
+            <w:tcW w:w="1062" w:type="dxa"/>
+          </w:tcPr>
+          <w:p>
+            <w:pPr>
+              <w:jc w:val="center"/>
+              <w:ind w:firstLine="0"/>
+            </w:pPr>
+            <w:r>
+              <w:t xml:space="preserve"/>
+            </w:r>
+          </w:p>
+        </w:tc>
+        <w:tc>
+          <w:tcPr>
+            <w:tcW w:w="1062" w:type="dxa"/>
+          </w:tcPr>
+          <w:p>
+            <w:pPr>
+              <w:jc w:val="center"/>
+              <w:ind w:firstLine="0"/>
+            </w:pPr>
+            <w:r>
+              <w:t xml:space="preserve"/>
+            </w:r>
+          </w:p>
+        </w:tc>
+        <w:tc>
+          <w:tcPr>
+            <w:tcW w:w="1062" w:type="dxa"/>
+          </w:tcPr>
+          <w:p>
+            <w:pPr>
+              <w:jc w:val="center"/>
+              <w:ind w:firstLine="0"/>
+            </w:pPr>
+            <w:r>
+              <w:t xml:space="preserve"/>
             </w:r>
           </w:p>
         </w:tc>
@@ -9387,63 +9387,63 @@
               <w:ind w:firstLine="0"/>
             </w:pPr>
             <w:r>
-              <w:t xml:space="preserve">0.099</w:t>
-            </w:r>
-          </w:p>
-        </w:tc>
-        <w:tc>
-          <w:tcPr>
-            <w:tcW w:w="1062" w:type="dxa"/>
-          </w:tcPr>
-          <w:p>
-            <w:pPr>
-              <w:jc w:val="center"/>
-              <w:ind w:firstLine="0"/>
-            </w:pPr>
-            <w:r>
-              <w:t xml:space="preserve">0.177</w:t>
-            </w:r>
-          </w:p>
-        </w:tc>
-        <w:tc>
-          <w:tcPr>
-            <w:tcW w:w="1062" w:type="dxa"/>
-          </w:tcPr>
-          <w:p>
-            <w:pPr>
-              <w:jc w:val="center"/>
-              <w:ind w:firstLine="0"/>
-            </w:pPr>
-            <w:r>
-              <w:t xml:space="preserve">0.339</w:t>
-            </w:r>
-          </w:p>
-        </w:tc>
-        <w:tc>
-          <w:tcPr>
-            <w:tcW w:w="1062" w:type="dxa"/>
-          </w:tcPr>
-          <w:p>
-            <w:pPr>
-              <w:jc w:val="center"/>
-              <w:ind w:firstLine="0"/>
-            </w:pPr>
-            <w:r>
-              <w:t xml:space="preserve">0.217</w:t>
-            </w:r>
-          </w:p>
-        </w:tc>
-        <w:tc>
-          <w:tcPr>
-            <w:tcW w:w="1062" w:type="dxa"/>
-          </w:tcPr>
-          <w:p>
-            <w:pPr>
-              <w:jc w:val="center"/>
-              <w:ind w:firstLine="0"/>
-            </w:pPr>
-            <w:r>
-              <w:t xml:space="preserve">0.224</w:t>
+              <w:t xml:space="preserve"/>
+            </w:r>
+          </w:p>
+        </w:tc>
+        <w:tc>
+          <w:tcPr>
+            <w:tcW w:w="1062" w:type="dxa"/>
+          </w:tcPr>
+          <w:p>
+            <w:pPr>
+              <w:jc w:val="center"/>
+              <w:ind w:firstLine="0"/>
+            </w:pPr>
+            <w:r>
+              <w:t xml:space="preserve"/>
+            </w:r>
+          </w:p>
+        </w:tc>
+        <w:tc>
+          <w:tcPr>
+            <w:tcW w:w="1062" w:type="dxa"/>
+          </w:tcPr>
+          <w:p>
+            <w:pPr>
+              <w:jc w:val="center"/>
+              <w:ind w:firstLine="0"/>
+            </w:pPr>
+            <w:r>
+              <w:t xml:space="preserve"/>
+            </w:r>
+          </w:p>
+        </w:tc>
+        <w:tc>
+          <w:tcPr>
+            <w:tcW w:w="1062" w:type="dxa"/>
+          </w:tcPr>
+          <w:p>
+            <w:pPr>
+              <w:jc w:val="center"/>
+              <w:ind w:firstLine="0"/>
+            </w:pPr>
+            <w:r>
+              <w:t xml:space="preserve"/>
+            </w:r>
+          </w:p>
+        </w:tc>
+        <w:tc>
+          <w:tcPr>
+            <w:tcW w:w="1062" w:type="dxa"/>
+          </w:tcPr>
+          <w:p>
+            <w:pPr>
+              <w:jc w:val="center"/>
+              <w:ind w:firstLine="0"/>
+            </w:pPr>
+            <w:r>
+              <w:t xml:space="preserve"/>
             </w:r>
           </w:p>
         </w:tc>
@@ -9501,63 +9501,63 @@
               <w:ind w:firstLine="0"/>
             </w:pPr>
             <w:r>
-              <w:t xml:space="preserve">0.245</w:t>
-            </w:r>
-          </w:p>
-        </w:tc>
-        <w:tc>
-          <w:tcPr>
-            <w:tcW w:w="1062" w:type="dxa"/>
-          </w:tcPr>
-          <w:p>
-            <w:pPr>
-              <w:jc w:val="center"/>
-              <w:ind w:firstLine="0"/>
-            </w:pPr>
-            <w:r>
-              <w:t xml:space="preserve">0.143</w:t>
-            </w:r>
-          </w:p>
-        </w:tc>
-        <w:tc>
-          <w:tcPr>
-            <w:tcW w:w="1062" w:type="dxa"/>
-          </w:tcPr>
-          <w:p>
-            <w:pPr>
-              <w:jc w:val="center"/>
-              <w:ind w:firstLine="0"/>
-            </w:pPr>
-            <w:r>
-              <w:t xml:space="preserve">0.116</w:t>
-            </w:r>
-          </w:p>
-        </w:tc>
-        <w:tc>
-          <w:tcPr>
-            <w:tcW w:w="1062" w:type="dxa"/>
-          </w:tcPr>
-          <w:p>
-            <w:pPr>
-              <w:jc w:val="center"/>
-              <w:ind w:firstLine="0"/>
-            </w:pPr>
-            <w:r>
-              <w:t xml:space="preserve">0.070</w:t>
-            </w:r>
-          </w:p>
-        </w:tc>
-        <w:tc>
-          <w:tcPr>
-            <w:tcW w:w="1062" w:type="dxa"/>
-          </w:tcPr>
-          <w:p>
-            <w:pPr>
-              <w:jc w:val="center"/>
-              <w:ind w:firstLine="0"/>
-            </w:pPr>
-            <w:r>
-              <w:t xml:space="preserve">0.116</w:t>
+              <w:t xml:space="preserve"/>
+            </w:r>
+          </w:p>
+        </w:tc>
+        <w:tc>
+          <w:tcPr>
+            <w:tcW w:w="1062" w:type="dxa"/>
+          </w:tcPr>
+          <w:p>
+            <w:pPr>
+              <w:jc w:val="center"/>
+              <w:ind w:firstLine="0"/>
+            </w:pPr>
+            <w:r>
+              <w:t xml:space="preserve"/>
+            </w:r>
+          </w:p>
+        </w:tc>
+        <w:tc>
+          <w:tcPr>
+            <w:tcW w:w="1062" w:type="dxa"/>
+          </w:tcPr>
+          <w:p>
+            <w:pPr>
+              <w:jc w:val="center"/>
+              <w:ind w:firstLine="0"/>
+            </w:pPr>
+            <w:r>
+              <w:t xml:space="preserve"/>
+            </w:r>
+          </w:p>
+        </w:tc>
+        <w:tc>
+          <w:tcPr>
+            <w:tcW w:w="1062" w:type="dxa"/>
+          </w:tcPr>
+          <w:p>
+            <w:pPr>
+              <w:jc w:val="center"/>
+              <w:ind w:firstLine="0"/>
+            </w:pPr>
+            <w:r>
+              <w:t xml:space="preserve"/>
+            </w:r>
+          </w:p>
+        </w:tc>
+        <w:tc>
+          <w:tcPr>
+            <w:tcW w:w="1062" w:type="dxa"/>
+          </w:tcPr>
+          <w:p>
+            <w:pPr>
+              <w:jc w:val="center"/>
+              <w:ind w:firstLine="0"/>
+            </w:pPr>
+            <w:r>
+              <w:t xml:space="preserve"/>
             </w:r>
           </w:p>
         </w:tc>
@@ -9601,77 +9601,77 @@
               <w:ind w:firstLine="0"/>
             </w:pPr>
             <w:r>
-              <w:t xml:space="preserve">0.682</w:t>
-            </w:r>
-          </w:p>
-        </w:tc>
-        <w:tc>
-          <w:tcPr>
-            <w:tcW w:w="1062" w:type="dxa"/>
-          </w:tcPr>
-          <w:p>
-            <w:pPr>
-              <w:jc w:val="center"/>
-              <w:ind w:firstLine="0"/>
-            </w:pPr>
-            <w:r>
-              <w:t xml:space="preserve">0.187</w:t>
-            </w:r>
-          </w:p>
-        </w:tc>
-        <w:tc>
-          <w:tcPr>
-            <w:tcW w:w="1062" w:type="dxa"/>
-          </w:tcPr>
-          <w:p>
-            <w:pPr>
-              <w:jc w:val="center"/>
-              <w:ind w:firstLine="0"/>
-            </w:pPr>
-            <w:r>
-              <w:t xml:space="preserve">0.180</w:t>
-            </w:r>
-          </w:p>
-        </w:tc>
-        <w:tc>
-          <w:tcPr>
-            <w:tcW w:w="1062" w:type="dxa"/>
-          </w:tcPr>
-          <w:p>
-            <w:pPr>
-              <w:jc w:val="center"/>
-              <w:ind w:firstLine="0"/>
-            </w:pPr>
-            <w:r>
-              <w:t xml:space="preserve">0.416</w:t>
-            </w:r>
-          </w:p>
-        </w:tc>
-        <w:tc>
-          <w:tcPr>
-            <w:tcW w:w="1062" w:type="dxa"/>
-          </w:tcPr>
-          <w:p>
-            <w:pPr>
-              <w:jc w:val="center"/>
-              <w:ind w:firstLine="0"/>
-            </w:pPr>
-            <w:r>
-              <w:t xml:space="preserve">0.360</w:t>
-            </w:r>
-          </w:p>
-        </w:tc>
-        <w:tc>
-          <w:tcPr>
-            <w:tcW w:w="1062" w:type="dxa"/>
-          </w:tcPr>
-          <w:p>
-            <w:pPr>
-              <w:jc w:val="center"/>
-              <w:ind w:firstLine="0"/>
-            </w:pPr>
-            <w:r>
-              <w:t xml:space="preserve">0.080</w:t>
+              <w:t xml:space="preserve"/>
+            </w:r>
+          </w:p>
+        </w:tc>
+        <w:tc>
+          <w:tcPr>
+            <w:tcW w:w="1062" w:type="dxa"/>
+          </w:tcPr>
+          <w:p>
+            <w:pPr>
+              <w:jc w:val="center"/>
+              <w:ind w:firstLine="0"/>
+            </w:pPr>
+            <w:r>
+              <w:t xml:space="preserve"/>
+            </w:r>
+          </w:p>
+        </w:tc>
+        <w:tc>
+          <w:tcPr>
+            <w:tcW w:w="1062" w:type="dxa"/>
+          </w:tcPr>
+          <w:p>
+            <w:pPr>
+              <w:jc w:val="center"/>
+              <w:ind w:firstLine="0"/>
+            </w:pPr>
+            <w:r>
+              <w:t xml:space="preserve"/>
+            </w:r>
+          </w:p>
+        </w:tc>
+        <w:tc>
+          <w:tcPr>
+            <w:tcW w:w="1062" w:type="dxa"/>
+          </w:tcPr>
+          <w:p>
+            <w:pPr>
+              <w:jc w:val="center"/>
+              <w:ind w:firstLine="0"/>
+            </w:pPr>
+            <w:r>
+              <w:t xml:space="preserve"/>
+            </w:r>
+          </w:p>
+        </w:tc>
+        <w:tc>
+          <w:tcPr>
+            <w:tcW w:w="1062" w:type="dxa"/>
+          </w:tcPr>
+          <w:p>
+            <w:pPr>
+              <w:jc w:val="center"/>
+              <w:ind w:firstLine="0"/>
+            </w:pPr>
+            <w:r>
+              <w:t xml:space="preserve"/>
+            </w:r>
+          </w:p>
+        </w:tc>
+        <w:tc>
+          <w:tcPr>
+            <w:tcW w:w="1062" w:type="dxa"/>
+          </w:tcPr>
+          <w:p>
+            <w:pPr>
+              <w:jc w:val="center"/>
+              <w:ind w:firstLine="0"/>
+            </w:pPr>
+            <w:r>
+              <w:t xml:space="preserve"/>
             </w:r>
           </w:p>
         </w:tc>
@@ -9715,77 +9715,77 @@
               <w:ind w:firstLine="0"/>
             </w:pPr>
             <w:r>
-              <w:t xml:space="preserve">0.672</w:t>
-            </w:r>
-          </w:p>
-        </w:tc>
-        <w:tc>
-          <w:tcPr>
-            <w:tcW w:w="1062" w:type="dxa"/>
-          </w:tcPr>
-          <w:p>
-            <w:pPr>
-              <w:jc w:val="center"/>
-              <w:ind w:firstLine="0"/>
-            </w:pPr>
-            <w:r>
-              <w:t xml:space="preserve">0.389</w:t>
-            </w:r>
-          </w:p>
-        </w:tc>
-        <w:tc>
-          <w:tcPr>
-            <w:tcW w:w="1062" w:type="dxa"/>
-          </w:tcPr>
-          <w:p>
-            <w:pPr>
-              <w:jc w:val="center"/>
-              <w:ind w:firstLine="0"/>
-            </w:pPr>
-            <w:r>
-              <w:t xml:space="preserve">0.135</w:t>
-            </w:r>
-          </w:p>
-        </w:tc>
-        <w:tc>
-          <w:tcPr>
-            <w:tcW w:w="1062" w:type="dxa"/>
-          </w:tcPr>
-          <w:p>
-            <w:pPr>
-              <w:jc w:val="center"/>
-              <w:ind w:firstLine="0"/>
-            </w:pPr>
-            <w:r>
-              <w:t xml:space="preserve">0.314</w:t>
-            </w:r>
-          </w:p>
-        </w:tc>
-        <w:tc>
-          <w:tcPr>
-            <w:tcW w:w="1062" w:type="dxa"/>
-          </w:tcPr>
-          <w:p>
-            <w:pPr>
-              <w:jc w:val="center"/>
-              <w:ind w:firstLine="0"/>
-            </w:pPr>
-            <w:r>
-              <w:t xml:space="preserve">0.180</w:t>
-            </w:r>
-          </w:p>
-        </w:tc>
-        <w:tc>
-          <w:tcPr>
-            <w:tcW w:w="1062" w:type="dxa"/>
-          </w:tcPr>
-          <w:p>
-            <w:pPr>
-              <w:jc w:val="center"/>
-              <w:ind w:firstLine="0"/>
-            </w:pPr>
-            <w:r>
-              <w:t xml:space="preserve">0.332</w:t>
+              <w:t xml:space="preserve"/>
+            </w:r>
+          </w:p>
+        </w:tc>
+        <w:tc>
+          <w:tcPr>
+            <w:tcW w:w="1062" w:type="dxa"/>
+          </w:tcPr>
+          <w:p>
+            <w:pPr>
+              <w:jc w:val="center"/>
+              <w:ind w:firstLine="0"/>
+            </w:pPr>
+            <w:r>
+              <w:t xml:space="preserve"/>
+            </w:r>
+          </w:p>
+        </w:tc>
+        <w:tc>
+          <w:tcPr>
+            <w:tcW w:w="1062" w:type="dxa"/>
+          </w:tcPr>
+          <w:p>
+            <w:pPr>
+              <w:jc w:val="center"/>
+              <w:ind w:firstLine="0"/>
+            </w:pPr>
+            <w:r>
+              <w:t xml:space="preserve"/>
+            </w:r>
+          </w:p>
+        </w:tc>
+        <w:tc>
+          <w:tcPr>
+            <w:tcW w:w="1062" w:type="dxa"/>
+          </w:tcPr>
+          <w:p>
+            <w:pPr>
+              <w:jc w:val="center"/>
+              <w:ind w:firstLine="0"/>
+            </w:pPr>
+            <w:r>
+              <w:t xml:space="preserve"/>
+            </w:r>
+          </w:p>
+        </w:tc>
+        <w:tc>
+          <w:tcPr>
+            <w:tcW w:w="1062" w:type="dxa"/>
+          </w:tcPr>
+          <w:p>
+            <w:pPr>
+              <w:jc w:val="center"/>
+              <w:ind w:firstLine="0"/>
+            </w:pPr>
+            <w:r>
+              <w:t xml:space="preserve"/>
+            </w:r>
+          </w:p>
+        </w:tc>
+        <w:tc>
+          <w:tcPr>
+            <w:tcW w:w="1062" w:type="dxa"/>
+          </w:tcPr>
+          <w:p>
+            <w:pPr>
+              <w:jc w:val="center"/>
+              <w:ind w:firstLine="0"/>
+            </w:pPr>
+            <w:r>
+              <w:t xml:space="preserve"/>
             </w:r>
           </w:p>
         </w:tc>
@@ -9829,77 +9829,77 @@
               <w:ind w:firstLine="0"/>
             </w:pPr>
             <w:r>
-              <w:t xml:space="preserve">0.476</w:t>
-            </w:r>
-          </w:p>
-        </w:tc>
-        <w:tc>
-          <w:tcPr>
-            <w:tcW w:w="1062" w:type="dxa"/>
-          </w:tcPr>
-          <w:p>
-            <w:pPr>
-              <w:jc w:val="center"/>
-              <w:ind w:firstLine="0"/>
-            </w:pPr>
-            <w:r>
-              <w:t xml:space="preserve">0.207</w:t>
-            </w:r>
-          </w:p>
-        </w:tc>
-        <w:tc>
-          <w:tcPr>
-            <w:tcW w:w="1062" w:type="dxa"/>
-          </w:tcPr>
-          <w:p>
-            <w:pPr>
-              <w:jc w:val="center"/>
-              <w:ind w:firstLine="0"/>
-            </w:pPr>
-            <w:r>
-              <w:t xml:space="preserve">0.272</w:t>
-            </w:r>
-          </w:p>
-        </w:tc>
-        <w:tc>
-          <w:tcPr>
-            <w:tcW w:w="1062" w:type="dxa"/>
-          </w:tcPr>
-          <w:p>
-            <w:pPr>
-              <w:jc w:val="center"/>
-              <w:ind w:firstLine="0"/>
-            </w:pPr>
-            <w:r>
-              <w:t xml:space="preserve">0.651</w:t>
-            </w:r>
-          </w:p>
-        </w:tc>
-        <w:tc>
-          <w:tcPr>
-            <w:tcW w:w="1062" w:type="dxa"/>
-          </w:tcPr>
-          <w:p>
-            <w:pPr>
-              <w:jc w:val="center"/>
-              <w:ind w:firstLine="0"/>
-            </w:pPr>
-            <w:r>
-              <w:t xml:space="preserve">0.218</w:t>
-            </w:r>
-          </w:p>
-        </w:tc>
-        <w:tc>
-          <w:tcPr>
-            <w:tcW w:w="1062" w:type="dxa"/>
-          </w:tcPr>
-          <w:p>
-            <w:pPr>
-              <w:jc w:val="center"/>
-              <w:ind w:firstLine="0"/>
-            </w:pPr>
-            <w:r>
-              <w:t xml:space="preserve">0.261</w:t>
+              <w:t xml:space="preserve"/>
+            </w:r>
+          </w:p>
+        </w:tc>
+        <w:tc>
+          <w:tcPr>
+            <w:tcW w:w="1062" w:type="dxa"/>
+          </w:tcPr>
+          <w:p>
+            <w:pPr>
+              <w:jc w:val="center"/>
+              <w:ind w:firstLine="0"/>
+            </w:pPr>
+            <w:r>
+              <w:t xml:space="preserve"/>
+            </w:r>
+          </w:p>
+        </w:tc>
+        <w:tc>
+          <w:tcPr>
+            <w:tcW w:w="1062" w:type="dxa"/>
+          </w:tcPr>
+          <w:p>
+            <w:pPr>
+              <w:jc w:val="center"/>
+              <w:ind w:firstLine="0"/>
+            </w:pPr>
+            <w:r>
+              <w:t xml:space="preserve"/>
+            </w:r>
+          </w:p>
+        </w:tc>
+        <w:tc>
+          <w:tcPr>
+            <w:tcW w:w="1062" w:type="dxa"/>
+          </w:tcPr>
+          <w:p>
+            <w:pPr>
+              <w:jc w:val="center"/>
+              <w:ind w:firstLine="0"/>
+            </w:pPr>
+            <w:r>
+              <w:t xml:space="preserve"/>
+            </w:r>
+          </w:p>
+        </w:tc>
+        <w:tc>
+          <w:tcPr>
+            <w:tcW w:w="1062" w:type="dxa"/>
+          </w:tcPr>
+          <w:p>
+            <w:pPr>
+              <w:jc w:val="center"/>
+              <w:ind w:firstLine="0"/>
+            </w:pPr>
+            <w:r>
+              <w:t xml:space="preserve"/>
+            </w:r>
+          </w:p>
+        </w:tc>
+        <w:tc>
+          <w:tcPr>
+            <w:tcW w:w="1062" w:type="dxa"/>
+          </w:tcPr>
+          <w:p>
+            <w:pPr>
+              <w:jc w:val="center"/>
+              <w:ind w:firstLine="0"/>
+            </w:pPr>
+            <w:r>
+              <w:t xml:space="preserve"/>
             </w:r>
           </w:p>
         </w:tc>
@@ -9943,77 +9943,77 @@
               <w:ind w:firstLine="0"/>
             </w:pPr>
             <w:r>
-              <w:t xml:space="preserve">0.643</w:t>
-            </w:r>
-          </w:p>
-        </w:tc>
-        <w:tc>
-          <w:tcPr>
-            <w:tcW w:w="1062" w:type="dxa"/>
-          </w:tcPr>
-          <w:p>
-            <w:pPr>
-              <w:jc w:val="center"/>
-              <w:ind w:firstLine="0"/>
-            </w:pPr>
-            <w:r>
-              <w:t xml:space="preserve">0.128</w:t>
-            </w:r>
-          </w:p>
-        </w:tc>
-        <w:tc>
-          <w:tcPr>
-            <w:tcW w:w="1062" w:type="dxa"/>
-          </w:tcPr>
-          <w:p>
-            <w:pPr>
-              <w:jc w:val="center"/>
-              <w:ind w:firstLine="0"/>
-            </w:pPr>
-            <w:r>
-              <w:t xml:space="preserve">0.292</w:t>
-            </w:r>
-          </w:p>
-        </w:tc>
-        <w:tc>
-          <w:tcPr>
-            <w:tcW w:w="1062" w:type="dxa"/>
-          </w:tcPr>
-          <w:p>
-            <w:pPr>
-              <w:jc w:val="center"/>
-              <w:ind w:firstLine="0"/>
-            </w:pPr>
-            <w:r>
-              <w:t xml:space="preserve">0.455</w:t>
-            </w:r>
-          </w:p>
-        </w:tc>
-        <w:tc>
-          <w:tcPr>
-            <w:tcW w:w="1062" w:type="dxa"/>
-          </w:tcPr>
-          <w:p>
-            <w:pPr>
-              <w:jc w:val="center"/>
-              <w:ind w:firstLine="0"/>
-            </w:pPr>
-            <w:r>
-              <w:t xml:space="preserve">0.363</w:t>
-            </w:r>
-          </w:p>
-        </w:tc>
-        <w:tc>
-          <w:tcPr>
-            <w:tcW w:w="1062" w:type="dxa"/>
-          </w:tcPr>
-          <w:p>
-            <w:pPr>
-              <w:jc w:val="center"/>
-              <w:ind w:firstLine="0"/>
-            </w:pPr>
-            <w:r>
-              <w:t xml:space="preserve">0.182</w:t>
+              <w:t xml:space="preserve"/>
+            </w:r>
+          </w:p>
+        </w:tc>
+        <w:tc>
+          <w:tcPr>
+            <w:tcW w:w="1062" w:type="dxa"/>
+          </w:tcPr>
+          <w:p>
+            <w:pPr>
+              <w:jc w:val="center"/>
+              <w:ind w:firstLine="0"/>
+            </w:pPr>
+            <w:r>
+              <w:t xml:space="preserve"/>
+            </w:r>
+          </w:p>
+        </w:tc>
+        <w:tc>
+          <w:tcPr>
+            <w:tcW w:w="1062" w:type="dxa"/>
+          </w:tcPr>
+          <w:p>
+            <w:pPr>
+              <w:jc w:val="center"/>
+              <w:ind w:firstLine="0"/>
+            </w:pPr>
+            <w:r>
+              <w:t xml:space="preserve"/>
+            </w:r>
+          </w:p>
+        </w:tc>
+        <w:tc>
+          <w:tcPr>
+            <w:tcW w:w="1062" w:type="dxa"/>
+          </w:tcPr>
+          <w:p>
+            <w:pPr>
+              <w:jc w:val="center"/>
+              <w:ind w:firstLine="0"/>
+            </w:pPr>
+            <w:r>
+              <w:t xml:space="preserve"/>
+            </w:r>
+          </w:p>
+        </w:tc>
+        <w:tc>
+          <w:tcPr>
+            <w:tcW w:w="1062" w:type="dxa"/>
+          </w:tcPr>
+          <w:p>
+            <w:pPr>
+              <w:jc w:val="center"/>
+              <w:ind w:firstLine="0"/>
+            </w:pPr>
+            <w:r>
+              <w:t xml:space="preserve"/>
+            </w:r>
+          </w:p>
+        </w:tc>
+        <w:tc>
+          <w:tcPr>
+            <w:tcW w:w="1062" w:type="dxa"/>
+          </w:tcPr>
+          <w:p>
+            <w:pPr>
+              <w:jc w:val="center"/>
+              <w:ind w:firstLine="0"/>
+            </w:pPr>
+            <w:r>
+              <w:t xml:space="preserve"/>
             </w:r>
           </w:p>
         </w:tc>
@@ -10057,21 +10057,21 @@
               <w:ind w:firstLine="0"/>
             </w:pPr>
             <w:r>
-              <w:t xml:space="preserve">0.246</w:t>
-            </w:r>
-          </w:p>
-        </w:tc>
-        <w:tc>
-          <w:tcPr>
-            <w:tcW w:w="1062" w:type="dxa"/>
-          </w:tcPr>
-          <w:p>
-            <w:pPr>
-              <w:jc w:val="center"/>
-              <w:ind w:firstLine="0"/>
-            </w:pPr>
-            <w:r>
-              <w:t xml:space="preserve">0.374</w:t>
+              <w:t xml:space="preserve"/>
+            </w:r>
+          </w:p>
+        </w:tc>
+        <w:tc>
+          <w:tcPr>
+            <w:tcW w:w="1062" w:type="dxa"/>
+          </w:tcPr>
+          <w:p>
+            <w:pPr>
+              <w:jc w:val="center"/>
+              <w:ind w:firstLine="0"/>
+            </w:pPr>
+            <w:r>
+              <w:t xml:space="preserve"/>
             </w:r>
           </w:p>
         </w:tc>
@@ -10099,35 +10099,35 @@
               <w:ind w:firstLine="0"/>
             </w:pPr>
             <w:r>
-              <w:t xml:space="preserve">0.131</w:t>
-            </w:r>
-          </w:p>
-        </w:tc>
-        <w:tc>
-          <w:tcPr>
-            <w:tcW w:w="1062" w:type="dxa"/>
-          </w:tcPr>
-          <w:p>
-            <w:pPr>
-              <w:jc w:val="center"/>
-              <w:ind w:firstLine="0"/>
-            </w:pPr>
-            <w:r>
-              <w:t xml:space="preserve">0.164</w:t>
-            </w:r>
-          </w:p>
-        </w:tc>
-        <w:tc>
-          <w:tcPr>
-            <w:tcW w:w="1062" w:type="dxa"/>
-          </w:tcPr>
-          <w:p>
-            <w:pPr>
-              <w:jc w:val="center"/>
-              <w:ind w:firstLine="0"/>
-            </w:pPr>
-            <w:r>
-              <w:t xml:space="preserve">0.131</w:t>
+              <w:t xml:space="preserve"/>
+            </w:r>
+          </w:p>
+        </w:tc>
+        <w:tc>
+          <w:tcPr>
+            <w:tcW w:w="1062" w:type="dxa"/>
+          </w:tcPr>
+          <w:p>
+            <w:pPr>
+              <w:jc w:val="center"/>
+              <w:ind w:firstLine="0"/>
+            </w:pPr>
+            <w:r>
+              <w:t xml:space="preserve"/>
+            </w:r>
+          </w:p>
+        </w:tc>
+        <w:tc>
+          <w:tcPr>
+            <w:tcW w:w="1062" w:type="dxa"/>
+          </w:tcPr>
+          <w:p>
+            <w:pPr>
+              <w:jc w:val="center"/>
+              <w:ind w:firstLine="0"/>
+            </w:pPr>
+            <w:r>
+              <w:t xml:space="preserve"/>
             </w:r>
           </w:p>
         </w:tc>
@@ -10171,7 +10171,7 @@
               <w:ind w:firstLine="0"/>
             </w:pPr>
             <w:r>
-              <w:t xml:space="preserve">0.188</w:t>
+              <w:t xml:space="preserve"/>
             </w:r>
           </w:p>
         </w:tc>
@@ -10199,49 +10199,49 @@
               <w:ind w:firstLine="0"/>
             </w:pPr>
             <w:r>
-              <w:t xml:space="preserve">0.343</w:t>
-            </w:r>
-          </w:p>
-        </w:tc>
-        <w:tc>
-          <w:tcPr>
-            <w:tcW w:w="1062" w:type="dxa"/>
-          </w:tcPr>
-          <w:p>
-            <w:pPr>
-              <w:jc w:val="center"/>
-              <w:ind w:firstLine="0"/>
-            </w:pPr>
-            <w:r>
-              <w:t xml:space="preserve">0.213</w:t>
-            </w:r>
-          </w:p>
-        </w:tc>
-        <w:tc>
-          <w:tcPr>
-            <w:tcW w:w="1062" w:type="dxa"/>
-          </w:tcPr>
-          <w:p>
-            <w:pPr>
-              <w:jc w:val="center"/>
-              <w:ind w:firstLine="0"/>
-            </w:pPr>
-            <w:r>
-              <w:t xml:space="preserve">0.067</w:t>
-            </w:r>
-          </w:p>
-        </w:tc>
-        <w:tc>
-          <w:tcPr>
-            <w:tcW w:w="1062" w:type="dxa"/>
-          </w:tcPr>
-          <w:p>
-            <w:pPr>
-              <w:jc w:val="center"/>
-              <w:ind w:firstLine="0"/>
-            </w:pPr>
-            <w:r>
-              <w:t xml:space="preserve">0.089</w:t>
+              <w:t xml:space="preserve"/>
+            </w:r>
+          </w:p>
+        </w:tc>
+        <w:tc>
+          <w:tcPr>
+            <w:tcW w:w="1062" w:type="dxa"/>
+          </w:tcPr>
+          <w:p>
+            <w:pPr>
+              <w:jc w:val="center"/>
+              <w:ind w:firstLine="0"/>
+            </w:pPr>
+            <w:r>
+              <w:t xml:space="preserve"/>
+            </w:r>
+          </w:p>
+        </w:tc>
+        <w:tc>
+          <w:tcPr>
+            <w:tcW w:w="1062" w:type="dxa"/>
+          </w:tcPr>
+          <w:p>
+            <w:pPr>
+              <w:jc w:val="center"/>
+              <w:ind w:firstLine="0"/>
+            </w:pPr>
+            <w:r>
+              <w:t xml:space="preserve"/>
+            </w:r>
+          </w:p>
+        </w:tc>
+        <w:tc>
+          <w:tcPr>
+            <w:tcW w:w="1062" w:type="dxa"/>
+          </w:tcPr>
+          <w:p>
+            <w:pPr>
+              <w:jc w:val="center"/>
+              <w:ind w:firstLine="0"/>
+            </w:pPr>
+            <w:r>
+              <w:t xml:space="preserve"/>
             </w:r>
           </w:p>
         </w:tc>
@@ -10285,77 +10285,77 @@
               <w:ind w:firstLine="0"/>
             </w:pPr>
             <w:r>
-              <w:t xml:space="preserve">0.136</w:t>
-            </w:r>
-          </w:p>
-        </w:tc>
-        <w:tc>
-          <w:tcPr>
-            <w:tcW w:w="1062" w:type="dxa"/>
-          </w:tcPr>
-          <w:p>
-            <w:pPr>
-              <w:jc w:val="center"/>
-              <w:ind w:firstLine="0"/>
-            </w:pPr>
-            <w:r>
-              <w:t xml:space="preserve">0.380</w:t>
-            </w:r>
-          </w:p>
-        </w:tc>
-        <w:tc>
-          <w:tcPr>
-            <w:tcW w:w="1062" w:type="dxa"/>
-          </w:tcPr>
-          <w:p>
-            <w:pPr>
-              <w:jc w:val="center"/>
-              <w:ind w:firstLine="0"/>
-            </w:pPr>
-            <w:r>
-              <w:t xml:space="preserve">0.584</w:t>
-            </w:r>
-          </w:p>
-        </w:tc>
-        <w:tc>
-          <w:tcPr>
-            <w:tcW w:w="1062" w:type="dxa"/>
-          </w:tcPr>
-          <w:p>
-            <w:pPr>
-              <w:jc w:val="center"/>
-              <w:ind w:firstLine="0"/>
-            </w:pPr>
-            <w:r>
-              <w:t xml:space="preserve">0.172</w:t>
-            </w:r>
-          </w:p>
-        </w:tc>
-        <w:tc>
-          <w:tcPr>
-            <w:tcW w:w="1062" w:type="dxa"/>
-          </w:tcPr>
-          <w:p>
-            <w:pPr>
-              <w:jc w:val="center"/>
-              <w:ind w:firstLine="0"/>
-            </w:pPr>
-            <w:r>
-              <w:t xml:space="preserve">0.336</w:t>
-            </w:r>
-          </w:p>
-        </w:tc>
-        <w:tc>
-          <w:tcPr>
-            <w:tcW w:w="1062" w:type="dxa"/>
-          </w:tcPr>
-          <w:p>
-            <w:pPr>
-              <w:jc w:val="center"/>
-              <w:ind w:firstLine="0"/>
-            </w:pPr>
-            <w:r>
-              <w:t xml:space="preserve">0.450</w:t>
+              <w:t xml:space="preserve"/>
+            </w:r>
+          </w:p>
+        </w:tc>
+        <w:tc>
+          <w:tcPr>
+            <w:tcW w:w="1062" w:type="dxa"/>
+          </w:tcPr>
+          <w:p>
+            <w:pPr>
+              <w:jc w:val="center"/>
+              <w:ind w:firstLine="0"/>
+            </w:pPr>
+            <w:r>
+              <w:t xml:space="preserve"/>
+            </w:r>
+          </w:p>
+        </w:tc>
+        <w:tc>
+          <w:tcPr>
+            <w:tcW w:w="1062" w:type="dxa"/>
+          </w:tcPr>
+          <w:p>
+            <w:pPr>
+              <w:jc w:val="center"/>
+              <w:ind w:firstLine="0"/>
+            </w:pPr>
+            <w:r>
+              <w:t xml:space="preserve"/>
+            </w:r>
+          </w:p>
+        </w:tc>
+        <w:tc>
+          <w:tcPr>
+            <w:tcW w:w="1062" w:type="dxa"/>
+          </w:tcPr>
+          <w:p>
+            <w:pPr>
+              <w:jc w:val="center"/>
+              <w:ind w:firstLine="0"/>
+            </w:pPr>
+            <w:r>
+              <w:t xml:space="preserve"/>
+            </w:r>
+          </w:p>
+        </w:tc>
+        <w:tc>
+          <w:tcPr>
+            <w:tcW w:w="1062" w:type="dxa"/>
+          </w:tcPr>
+          <w:p>
+            <w:pPr>
+              <w:jc w:val="center"/>
+              <w:ind w:firstLine="0"/>
+            </w:pPr>
+            <w:r>
+              <w:t xml:space="preserve"/>
+            </w:r>
+          </w:p>
+        </w:tc>
+        <w:tc>
+          <w:tcPr>
+            <w:tcW w:w="1062" w:type="dxa"/>
+          </w:tcPr>
+          <w:p>
+            <w:pPr>
+              <w:jc w:val="center"/>
+              <w:ind w:firstLine="0"/>
+            </w:pPr>
+            <w:r>
+              <w:t xml:space="preserve"/>
             </w:r>
           </w:p>
         </w:tc>
@@ -10399,77 +10399,77 @@
               <w:ind w:firstLine="0"/>
             </w:pPr>
             <w:r>
-              <w:t xml:space="preserve">0.322</w:t>
-            </w:r>
-          </w:p>
-        </w:tc>
-        <w:tc>
-          <w:tcPr>
-            <w:tcW w:w="1062" w:type="dxa"/>
-          </w:tcPr>
-          <w:p>
-            <w:pPr>
-              <w:jc w:val="center"/>
-              <w:ind w:firstLine="0"/>
-            </w:pPr>
-            <w:r>
-              <w:t xml:space="preserve">0.449</w:t>
-            </w:r>
-          </w:p>
-        </w:tc>
-        <w:tc>
-          <w:tcPr>
-            <w:tcW w:w="1062" w:type="dxa"/>
-          </w:tcPr>
-          <w:p>
-            <w:pPr>
-              <w:jc w:val="center"/>
-              <w:ind w:firstLine="0"/>
-            </w:pPr>
-            <w:r>
-              <w:t xml:space="preserve">0.414</w:t>
-            </w:r>
-          </w:p>
-        </w:tc>
-        <w:tc>
-          <w:tcPr>
-            <w:tcW w:w="1062" w:type="dxa"/>
-          </w:tcPr>
-          <w:p>
-            <w:pPr>
-              <w:jc w:val="center"/>
-              <w:ind w:firstLine="0"/>
-            </w:pPr>
-            <w:r>
-              <w:t xml:space="preserve">0.149</w:t>
-            </w:r>
-          </w:p>
-        </w:tc>
-        <w:tc>
-          <w:tcPr>
-            <w:tcW w:w="1062" w:type="dxa"/>
-          </w:tcPr>
-          <w:p>
-            <w:pPr>
-              <w:jc w:val="center"/>
-              <w:ind w:firstLine="0"/>
-            </w:pPr>
-            <w:r>
-              <w:t xml:space="preserve">0.612</w:t>
-            </w:r>
-          </w:p>
-        </w:tc>
-        <w:tc>
-          <w:tcPr>
-            <w:tcW w:w="1062" w:type="dxa"/>
-          </w:tcPr>
-          <w:p>
-            <w:pPr>
-              <w:jc w:val="center"/>
-              <w:ind w:firstLine="0"/>
-            </w:pPr>
-            <w:r>
-              <w:t xml:space="preserve">0.104</w:t>
+              <w:t xml:space="preserve"/>
+            </w:r>
+          </w:p>
+        </w:tc>
+        <w:tc>
+          <w:tcPr>
+            <w:tcW w:w="1062" w:type="dxa"/>
+          </w:tcPr>
+          <w:p>
+            <w:pPr>
+              <w:jc w:val="center"/>
+              <w:ind w:firstLine="0"/>
+            </w:pPr>
+            <w:r>
+              <w:t xml:space="preserve"/>
+            </w:r>
+          </w:p>
+        </w:tc>
+        <w:tc>
+          <w:tcPr>
+            <w:tcW w:w="1062" w:type="dxa"/>
+          </w:tcPr>
+          <w:p>
+            <w:pPr>
+              <w:jc w:val="center"/>
+              <w:ind w:firstLine="0"/>
+            </w:pPr>
+            <w:r>
+              <w:t xml:space="preserve"/>
+            </w:r>
+          </w:p>
+        </w:tc>
+        <w:tc>
+          <w:tcPr>
+            <w:tcW w:w="1062" w:type="dxa"/>
+          </w:tcPr>
+          <w:p>
+            <w:pPr>
+              <w:jc w:val="center"/>
+              <w:ind w:firstLine="0"/>
+            </w:pPr>
+            <w:r>
+              <w:t xml:space="preserve"/>
+            </w:r>
+          </w:p>
+        </w:tc>
+        <w:tc>
+          <w:tcPr>
+            <w:tcW w:w="1062" w:type="dxa"/>
+          </w:tcPr>
+          <w:p>
+            <w:pPr>
+              <w:jc w:val="center"/>
+              <w:ind w:firstLine="0"/>
+            </w:pPr>
+            <w:r>
+              <w:t xml:space="preserve"/>
+            </w:r>
+          </w:p>
+        </w:tc>
+        <w:tc>
+          <w:tcPr>
+            <w:tcW w:w="1062" w:type="dxa"/>
+          </w:tcPr>
+          <w:p>
+            <w:pPr>
+              <w:jc w:val="center"/>
+              <w:ind w:firstLine="0"/>
+            </w:pPr>
+            <w:r>
+              <w:t xml:space="preserve"/>
             </w:r>
           </w:p>
         </w:tc>
@@ -10513,21 +10513,21 @@
               <w:ind w:firstLine="0"/>
             </w:pPr>
             <w:r>
-              <w:t xml:space="preserve">0.188</w:t>
-            </w:r>
-          </w:p>
-        </w:tc>
-        <w:tc>
-          <w:tcPr>
-            <w:tcW w:w="1062" w:type="dxa"/>
-          </w:tcPr>
-          <w:p>
-            <w:pPr>
-              <w:jc w:val="center"/>
-              <w:ind w:firstLine="0"/>
-            </w:pPr>
-            <w:r>
-              <w:t xml:space="preserve">0.143</w:t>
+              <w:t xml:space="preserve"/>
+            </w:r>
+          </w:p>
+        </w:tc>
+        <w:tc>
+          <w:tcPr>
+            <w:tcW w:w="1062" w:type="dxa"/>
+          </w:tcPr>
+          <w:p>
+            <w:pPr>
+              <w:jc w:val="center"/>
+              <w:ind w:firstLine="0"/>
+            </w:pPr>
+            <w:r>
+              <w:t xml:space="preserve"/>
             </w:r>
           </w:p>
         </w:tc>
@@ -10555,35 +10555,35 @@
               <w:ind w:firstLine="0"/>
             </w:pPr>
             <w:r>
-              <w:t xml:space="preserve">0.224</w:t>
-            </w:r>
-          </w:p>
-        </w:tc>
-        <w:tc>
-          <w:tcPr>
-            <w:tcW w:w="1062" w:type="dxa"/>
-          </w:tcPr>
-          <w:p>
-            <w:pPr>
-              <w:jc w:val="center"/>
-              <w:ind w:firstLine="0"/>
-            </w:pPr>
-            <w:r>
-              <w:t xml:space="preserve">0.025</w:t>
-            </w:r>
-          </w:p>
-        </w:tc>
-        <w:tc>
-          <w:tcPr>
-            <w:tcW w:w="1062" w:type="dxa"/>
-          </w:tcPr>
-          <w:p>
-            <w:pPr>
-              <w:jc w:val="center"/>
-              <w:ind w:firstLine="0"/>
-            </w:pPr>
-            <w:r>
-              <w:t xml:space="preserve">0.000</w:t>
+              <w:t xml:space="preserve"/>
+            </w:r>
+          </w:p>
+        </w:tc>
+        <w:tc>
+          <w:tcPr>
+            <w:tcW w:w="1062" w:type="dxa"/>
+          </w:tcPr>
+          <w:p>
+            <w:pPr>
+              <w:jc w:val="center"/>
+              <w:ind w:firstLine="0"/>
+            </w:pPr>
+            <w:r>
+              <w:t xml:space="preserve"/>
+            </w:r>
+          </w:p>
+        </w:tc>
+        <w:tc>
+          <w:tcPr>
+            <w:tcW w:w="1062" w:type="dxa"/>
+          </w:tcPr>
+          <w:p>
+            <w:pPr>
+              <w:jc w:val="center"/>
+              <w:ind w:firstLine="0"/>
+            </w:pPr>
+            <w:r>
+              <w:t xml:space="preserve"/>
             </w:r>
           </w:p>
         </w:tc>
@@ -10627,77 +10627,77 @@
               <w:ind w:firstLine="0"/>
             </w:pPr>
             <w:r>
-              <w:t xml:space="preserve">0.291</w:t>
-            </w:r>
-          </w:p>
-        </w:tc>
-        <w:tc>
-          <w:tcPr>
-            <w:tcW w:w="1062" w:type="dxa"/>
-          </w:tcPr>
-          <w:p>
-            <w:pPr>
-              <w:jc w:val="center"/>
-              <w:ind w:firstLine="0"/>
-            </w:pPr>
-            <w:r>
-              <w:t xml:space="preserve">0.605</w:t>
-            </w:r>
-          </w:p>
-        </w:tc>
-        <w:tc>
-          <w:tcPr>
-            <w:tcW w:w="1062" w:type="dxa"/>
-          </w:tcPr>
-          <w:p>
-            <w:pPr>
-              <w:jc w:val="center"/>
-              <w:ind w:firstLine="0"/>
-            </w:pPr>
-            <w:r>
-              <w:t xml:space="preserve">0.609</w:t>
-            </w:r>
-          </w:p>
-        </w:tc>
-        <w:tc>
-          <w:tcPr>
-            <w:tcW w:w="1062" w:type="dxa"/>
-          </w:tcPr>
-          <w:p>
-            <w:pPr>
-              <w:jc w:val="center"/>
-              <w:ind w:firstLine="0"/>
-            </w:pPr>
-            <w:r>
-              <w:t xml:space="preserve">0.111</w:t>
-            </w:r>
-          </w:p>
-        </w:tc>
-        <w:tc>
-          <w:tcPr>
-            <w:tcW w:w="1062" w:type="dxa"/>
-          </w:tcPr>
-          <w:p>
-            <w:pPr>
-              <w:jc w:val="center"/>
-              <w:ind w:firstLine="0"/>
-            </w:pPr>
-            <w:r>
-              <w:t xml:space="preserve">0.237</w:t>
-            </w:r>
-          </w:p>
-        </w:tc>
-        <w:tc>
-          <w:tcPr>
-            <w:tcW w:w="1062" w:type="dxa"/>
-          </w:tcPr>
-          <w:p>
-            <w:pPr>
-              <w:jc w:val="center"/>
-              <w:ind w:firstLine="0"/>
-            </w:pPr>
-            <w:r>
-              <w:t xml:space="preserve">0.073</w:t>
+              <w:t xml:space="preserve"/>
+            </w:r>
+          </w:p>
+        </w:tc>
+        <w:tc>
+          <w:tcPr>
+            <w:tcW w:w="1062" w:type="dxa"/>
+          </w:tcPr>
+          <w:p>
+            <w:pPr>
+              <w:jc w:val="center"/>
+              <w:ind w:firstLine="0"/>
+            </w:pPr>
+            <w:r>
+              <w:t xml:space="preserve"/>
+            </w:r>
+          </w:p>
+        </w:tc>
+        <w:tc>
+          <w:tcPr>
+            <w:tcW w:w="1062" w:type="dxa"/>
+          </w:tcPr>
+          <w:p>
+            <w:pPr>
+              <w:jc w:val="center"/>
+              <w:ind w:firstLine="0"/>
+            </w:pPr>
+            <w:r>
+              <w:t xml:space="preserve"/>
+            </w:r>
+          </w:p>
+        </w:tc>
+        <w:tc>
+          <w:tcPr>
+            <w:tcW w:w="1062" w:type="dxa"/>
+          </w:tcPr>
+          <w:p>
+            <w:pPr>
+              <w:jc w:val="center"/>
+              <w:ind w:firstLine="0"/>
+            </w:pPr>
+            <w:r>
+              <w:t xml:space="preserve"/>
+            </w:r>
+          </w:p>
+        </w:tc>
+        <w:tc>
+          <w:tcPr>
+            <w:tcW w:w="1062" w:type="dxa"/>
+          </w:tcPr>
+          <w:p>
+            <w:pPr>
+              <w:jc w:val="center"/>
+              <w:ind w:firstLine="0"/>
+            </w:pPr>
+            <w:r>
+              <w:t xml:space="preserve"/>
+            </w:r>
+          </w:p>
+        </w:tc>
+        <w:tc>
+          <w:tcPr>
+            <w:tcW w:w="1062" w:type="dxa"/>
+          </w:tcPr>
+          <w:p>
+            <w:pPr>
+              <w:jc w:val="center"/>
+              <w:ind w:firstLine="0"/>
+            </w:pPr>
+            <w:r>
+              <w:t xml:space="preserve"/>
             </w:r>
           </w:p>
         </w:tc>

--- a/电商223_张纵宇_毕业论文.docx
+++ b/电商223_张纵宇_毕业论文.docx
@@ -7908,7 +7908,7 @@
         <w:pStyle w:val="Normal"/>
       </w:pPr>
       <w:r>
-        <w:t xml:space="preserve">由表3-2可知，KMO值为0.890，超过0.700标准，达到"良好"水平（Kaiser，1974）；Bartlett球形检验近似卡方值为916.023（df=153，p&lt;0.001），拒绝相关矩阵为单位阵的原假设，验证了变量间存在充分共变关系，数据结构满足因子分析前提条件。</w:t>
+        <w:t>由表3-2可知，KMO值为0.735，超过0.700标准，达到"良好"水平（Kaiser，1974）；Bartlett球形检验近似卡方值为563.024（df=153，p&lt;0.001），拒绝相关矩阵为单位阵的原假设，验证了变量间存在充分共变关系，数据结构满足因子分析前提条件。</w:t>
       </w:r>
     </w:p>
     <w:p>
@@ -8046,7 +8046,7 @@
               <w:ind w:firstLine="0"/>
             </w:pPr>
             <w:r>
-              <w:t xml:space="preserve">11.523</w:t>
+              <w:t xml:space="preserve">4.754</w:t>
             </w:r>
           </w:p>
         </w:tc>
@@ -8060,7 +8060,7 @@
               <w:ind w:firstLine="0"/>
             </w:pPr>
             <w:r>
-              <w:t xml:space="preserve">64.02</w:t>
+              <w:t xml:space="preserve">25.88</w:t>
             </w:r>
           </w:p>
         </w:tc>
@@ -8074,7 +8074,7 @@
               <w:ind w:firstLine="0"/>
             </w:pPr>
             <w:r>
-              <w:t xml:space="preserve">64.02</w:t>
+              <w:t xml:space="preserve">25.88</w:t>
             </w:r>
           </w:p>
         </w:tc>
@@ -8104,7 +8104,7 @@
               <w:ind w:firstLine="0"/>
             </w:pPr>
             <w:r>
-              <w:t xml:space="preserve">2.012</w:t>
+              <w:t xml:space="preserve">4.040</w:t>
             </w:r>
           </w:p>
         </w:tc>
@@ -8118,7 +8118,7 @@
               <w:ind w:firstLine="0"/>
             </w:pPr>
             <w:r>
-              <w:t xml:space="preserve">11.18</w:t>
+              <w:t xml:space="preserve">22.00</w:t>
             </w:r>
           </w:p>
         </w:tc>
@@ -8132,7 +8132,7 @@
               <w:ind w:firstLine="0"/>
             </w:pPr>
             <w:r>
-              <w:t xml:space="preserve">75.19</w:t>
+              <w:t xml:space="preserve">47.88</w:t>
             </w:r>
           </w:p>
         </w:tc>
@@ -8162,7 +8162,7 @@
               <w:ind w:firstLine="0"/>
             </w:pPr>
             <w:r>
-              <w:t xml:space="preserve">0.695</w:t>
+              <w:t xml:space="preserve">2.364</w:t>
             </w:r>
           </w:p>
         </w:tc>
@@ -8176,7 +8176,7 @@
               <w:ind w:firstLine="0"/>
             </w:pPr>
             <w:r>
-              <w:t xml:space="preserve">3.86</w:t>
+              <w:t xml:space="preserve">12.87</w:t>
             </w:r>
           </w:p>
         </w:tc>
@@ -8190,7 +8190,7 @@
               <w:ind w:firstLine="0"/>
             </w:pPr>
             <w:r>
-              <w:t xml:space="preserve">79.05</w:t>
+              <w:t xml:space="preserve">60.75</w:t>
             </w:r>
           </w:p>
         </w:tc>
@@ -8220,7 +8220,7 @@
               <w:ind w:firstLine="0"/>
             </w:pPr>
             <w:r>
-              <w:t xml:space="preserve">0.590</w:t>
+              <w:t xml:space="preserve">1.466</w:t>
             </w:r>
           </w:p>
         </w:tc>
@@ -8234,7 +8234,7 @@
               <w:ind w:firstLine="0"/>
             </w:pPr>
             <w:r>
-              <w:t xml:space="preserve">3.28</w:t>
+              <w:t xml:space="preserve">7.98</w:t>
             </w:r>
           </w:p>
         </w:tc>
@@ -8248,7 +8248,7 @@
               <w:ind w:firstLine="0"/>
             </w:pPr>
             <w:r>
-              <w:t xml:space="preserve">82.33</w:t>
+              <w:t xml:space="preserve">68.74</w:t>
             </w:r>
           </w:p>
         </w:tc>
@@ -8278,7 +8278,7 @@
               <w:ind w:firstLine="0"/>
             </w:pPr>
             <w:r>
-              <w:t xml:space="preserve">0.489</w:t>
+              <w:t xml:space="preserve">1.417</w:t>
             </w:r>
           </w:p>
         </w:tc>
@@ -8292,7 +8292,7 @@
               <w:ind w:firstLine="0"/>
             </w:pPr>
             <w:r>
-              <w:t xml:space="preserve">2.72</w:t>
+              <w:t xml:space="preserve">7.71</w:t>
             </w:r>
           </w:p>
         </w:tc>
@@ -8306,7 +8306,7 @@
               <w:ind w:firstLine="0"/>
             </w:pPr>
             <w:r>
-              <w:t xml:space="preserve">85.05</w:t>
+              <w:t xml:space="preserve">76.45</w:t>
             </w:r>
           </w:p>
         </w:tc>
@@ -8336,7 +8336,7 @@
               <w:ind w:firstLine="0"/>
             </w:pPr>
             <w:r>
-              <w:t xml:space="preserve">0.445</w:t>
+              <w:t xml:space="preserve">1.246</w:t>
             </w:r>
           </w:p>
         </w:tc>
@@ -8350,7 +8350,7 @@
               <w:ind w:firstLine="0"/>
             </w:pPr>
             <w:r>
-              <w:t xml:space="preserve">2.47</w:t>
+              <w:t xml:space="preserve">6.78</w:t>
             </w:r>
           </w:p>
         </w:tc>
@@ -8364,123 +8364,7 @@
               <w:ind w:firstLine="0"/>
             </w:pPr>
             <w:r>
-              <w:t xml:space="preserve">87.52</w:t>
-            </w:r>
-          </w:p>
-        </w:tc>
-      </w:tr>
-      <w:tr>
-        <w:tc>
-          <w:tcPr>
-            <w:tcW w:w="2125" w:type="dxa"/>
-          </w:tcPr>
-          <w:p>
-            <w:pPr>
-              <w:jc w:val="center"/>
-              <w:ind w:firstLine="0"/>
-            </w:pPr>
-            <w:r>
-              <w:t xml:space="preserve">7</w:t>
-            </w:r>
-          </w:p>
-        </w:tc>
-        <w:tc>
-          <w:tcPr>
-            <w:tcW w:w="2125" w:type="dxa"/>
-          </w:tcPr>
-          <w:p>
-            <w:pPr>
-              <w:jc w:val="center"/>
-              <w:ind w:firstLine="0"/>
-            </w:pPr>
-            <w:r>
-              <w:t xml:space="preserve">0.391</w:t>
-            </w:r>
-          </w:p>
-        </w:tc>
-        <w:tc>
-          <w:tcPr>
-            <w:tcW w:w="2125" w:type="dxa"/>
-          </w:tcPr>
-          <w:p>
-            <w:pPr>
-              <w:jc w:val="center"/>
-              <w:ind w:firstLine="0"/>
-            </w:pPr>
-            <w:r>
-              <w:t xml:space="preserve">2.17</w:t>
-            </w:r>
-          </w:p>
-        </w:tc>
-        <w:tc>
-          <w:tcPr>
-            <w:tcW w:w="2125" w:type="dxa"/>
-          </w:tcPr>
-          <w:p>
-            <w:pPr>
-              <w:jc w:val="center"/>
-              <w:ind w:firstLine="0"/>
-            </w:pPr>
-            <w:r>
-              <w:t xml:space="preserve">89.69</w:t>
-            </w:r>
-          </w:p>
-        </w:tc>
-      </w:tr>
-      <w:tr>
-        <w:tc>
-          <w:tcPr>
-            <w:tcW w:w="2125" w:type="dxa"/>
-          </w:tcPr>
-          <w:p>
-            <w:pPr>
-              <w:jc w:val="center"/>
-              <w:ind w:firstLine="0"/>
-            </w:pPr>
-            <w:r>
-              <w:t xml:space="preserve">8</w:t>
-            </w:r>
-          </w:p>
-        </w:tc>
-        <w:tc>
-          <w:tcPr>
-            <w:tcW w:w="2125" w:type="dxa"/>
-          </w:tcPr>
-          <w:p>
-            <w:pPr>
-              <w:jc w:val="center"/>
-              <w:ind w:firstLine="0"/>
-            </w:pPr>
-            <w:r>
-              <w:t xml:space="preserve">0.297</w:t>
-            </w:r>
-          </w:p>
-        </w:tc>
-        <w:tc>
-          <w:tcPr>
-            <w:tcW w:w="2125" w:type="dxa"/>
-          </w:tcPr>
-          <w:p>
-            <w:pPr>
-              <w:jc w:val="center"/>
-              <w:ind w:firstLine="0"/>
-            </w:pPr>
-            <w:r>
-              <w:t xml:space="preserve">1.65</w:t>
-            </w:r>
-          </w:p>
-        </w:tc>
-        <w:tc>
-          <w:tcPr>
-            <w:tcW w:w="2125" w:type="dxa"/>
-          </w:tcPr>
-          <w:p>
-            <w:pPr>
-              <w:jc w:val="center"/>
-              <w:ind w:firstLine="0"/>
-            </w:pPr>
-            <w:r>
-              <w:t xml:space="preserve">91.34</w:t>
+              <w:t xml:space="preserve">83.23</w:t>
             </w:r>
           </w:p>
         </w:tc>
@@ -8491,7 +8375,7 @@
         <w:pStyle w:val="Normal"/>
       </w:pPr>
       <w:r>
-        <w:t xml:space="preserve">由表3-3可知，提取的6个公因子累积方差贡献率达到87.52%，能够充分解释原始变量信息。旋转后各因子载荷矩阵如表3-4所示。</w:t>
+        <w:t>由表3-3可知，提取的6个公因子累积方差贡献率达到83.23%，能够充分解释原始变量信息。旋转后各因子载荷矩阵如表3-4所示。</w:t>
       </w:r>
     </w:p>
     <w:p>
@@ -8689,7 +8573,7 @@
               <w:ind w:firstLine="0"/>
             </w:pPr>
             <w:r>
-              <w:t xml:space="preserve">0.740</w:t>
+              <w:t xml:space="preserve">0.919</w:t>
             </w:r>
           </w:p>
         </w:tc>
@@ -8773,7 +8657,7 @@
               <w:ind w:firstLine="0"/>
             </w:pPr>
             <w:r>
-              <w:t xml:space="preserve">0.920</w:t>
+              <w:t xml:space="preserve">0.875</w:t>
             </w:r>
           </w:p>
         </w:tc>
@@ -8803,6 +8687,20 @@
               <w:ind w:firstLine="0"/>
             </w:pPr>
             <w:r>
+              <w:t xml:space="preserve">0.863</w:t>
+            </w:r>
+          </w:p>
+        </w:tc>
+        <w:tc>
+          <w:tcPr>
+            <w:tcW w:w="1062" w:type="dxa"/>
+          </w:tcPr>
+          <w:p>
+            <w:pPr>
+              <w:jc w:val="center"/>
+              <w:ind w:firstLine="0"/>
+            </w:pPr>
+            <w:r>
               <w:t xml:space="preserve"/>
             </w:r>
           </w:p>
@@ -8873,21 +8771,7 @@
               <w:ind w:firstLine="0"/>
             </w:pPr>
             <w:r>
-              <w:t xml:space="preserve"/>
-            </w:r>
-          </w:p>
-        </w:tc>
-        <w:tc>
-          <w:tcPr>
-            <w:tcW w:w="1062" w:type="dxa"/>
-          </w:tcPr>
-          <w:p>
-            <w:pPr>
-              <w:jc w:val="center"/>
-              <w:ind w:firstLine="0"/>
-            </w:pPr>
-            <w:r>
-              <w:t xml:space="preserve">0.852</w:t>
+              <w:t xml:space="preserve">0.875</w:t>
             </w:r>
           </w:p>
         </w:tc>
@@ -8917,7 +8801,7 @@
               <w:ind w:firstLine="0"/>
             </w:pPr>
             <w:r>
-              <w:t xml:space="preserve">0.701</w:t>
+              <w:t xml:space="preserve">0.824</w:t>
             </w:r>
           </w:p>
         </w:tc>
@@ -9001,7 +8885,7 @@
               <w:ind w:firstLine="0"/>
             </w:pPr>
             <w:r>
-              <w:t xml:space="preserve">0.908</w:t>
+              <w:t xml:space="preserve">0.891</w:t>
             </w:r>
           </w:p>
         </w:tc>
@@ -9045,6 +8929,20 @@
               <w:ind w:firstLine="0"/>
             </w:pPr>
             <w:r>
+              <w:t xml:space="preserve">0.876</w:t>
+            </w:r>
+          </w:p>
+        </w:tc>
+        <w:tc>
+          <w:tcPr>
+            <w:tcW w:w="1062" w:type="dxa"/>
+          </w:tcPr>
+          <w:p>
+            <w:pPr>
+              <w:jc w:val="center"/>
+              <w:ind w:firstLine="0"/>
+            </w:pPr>
+            <w:r>
               <w:t xml:space="preserve"/>
             </w:r>
           </w:p>
@@ -9101,21 +8999,7 @@
               <w:ind w:firstLine="0"/>
             </w:pPr>
             <w:r>
-              <w:t xml:space="preserve"/>
-            </w:r>
-          </w:p>
-        </w:tc>
-        <w:tc>
-          <w:tcPr>
-            <w:tcW w:w="1062" w:type="dxa"/>
-          </w:tcPr>
-          <w:p>
-            <w:pPr>
-              <w:jc w:val="center"/>
-              <w:ind w:firstLine="0"/>
-            </w:pPr>
-            <w:r>
-              <w:t xml:space="preserve">0.839</w:t>
+              <w:t xml:space="preserve">0.842</w:t>
             </w:r>
           </w:p>
         </w:tc>
@@ -9159,6 +9043,20 @@
               <w:ind w:firstLine="0"/>
             </w:pPr>
             <w:r>
+              <w:t xml:space="preserve">0.829</w:t>
+            </w:r>
+          </w:p>
+        </w:tc>
+        <w:tc>
+          <w:tcPr>
+            <w:tcW w:w="1062" w:type="dxa"/>
+          </w:tcPr>
+          <w:p>
+            <w:pPr>
+              <w:jc w:val="center"/>
+              <w:ind w:firstLine="0"/>
+            </w:pPr>
+            <w:r>
               <w:t xml:space="preserve"/>
             </w:r>
           </w:p>
@@ -9187,20 +9085,6 @@
               <w:ind w:firstLine="0"/>
             </w:pPr>
             <w:r>
-              <w:t xml:space="preserve">0.838</w:t>
-            </w:r>
-          </w:p>
-        </w:tc>
-        <w:tc>
-          <w:tcPr>
-            <w:tcW w:w="1062" w:type="dxa"/>
-          </w:tcPr>
-          <w:p>
-            <w:pPr>
-              <w:jc w:val="center"/>
-              <w:ind w:firstLine="0"/>
-            </w:pPr>
-            <w:r>
               <w:t xml:space="preserve"/>
             </w:r>
           </w:p>
@@ -9229,7 +9113,7 @@
               <w:ind w:firstLine="0"/>
             </w:pPr>
             <w:r>
-              <w:t xml:space="preserve">0.933</w:t>
+              <w:t xml:space="preserve">0.842</w:t>
             </w:r>
           </w:p>
         </w:tc>
@@ -9259,20 +9143,6 @@
               <w:ind w:firstLine="0"/>
             </w:pPr>
             <w:r>
-              <w:t xml:space="preserve">0.753</w:t>
-            </w:r>
-          </w:p>
-        </w:tc>
-        <w:tc>
-          <w:tcPr>
-            <w:tcW w:w="1062" w:type="dxa"/>
-          </w:tcPr>
-          <w:p>
-            <w:pPr>
-              <w:jc w:val="center"/>
-              <w:ind w:firstLine="0"/>
-            </w:pPr>
-            <w:r>
               <w:t xml:space="preserve"/>
             </w:r>
           </w:p>
@@ -9287,6 +9157,20 @@
               <w:ind w:firstLine="0"/>
             </w:pPr>
             <w:r>
+              <w:t xml:space="preserve">0.832</w:t>
+            </w:r>
+          </w:p>
+        </w:tc>
+        <w:tc>
+          <w:tcPr>
+            <w:tcW w:w="1062" w:type="dxa"/>
+          </w:tcPr>
+          <w:p>
+            <w:pPr>
+              <w:jc w:val="center"/>
+              <w:ind w:firstLine="0"/>
+            </w:pPr>
+            <w:r>
               <w:t xml:space="preserve"/>
             </w:r>
           </w:p>
@@ -9343,7 +9227,7 @@
               <w:ind w:firstLine="0"/>
             </w:pPr>
             <w:r>
-              <w:t xml:space="preserve">0.870</w:t>
+              <w:t xml:space="preserve">0.817</w:t>
             </w:r>
           </w:p>
         </w:tc>
@@ -9373,20 +9257,6 @@
               <w:ind w:firstLine="0"/>
             </w:pPr>
             <w:r>
-              <w:t xml:space="preserve">0.744</w:t>
-            </w:r>
-          </w:p>
-        </w:tc>
-        <w:tc>
-          <w:tcPr>
-            <w:tcW w:w="1062" w:type="dxa"/>
-          </w:tcPr>
-          <w:p>
-            <w:pPr>
-              <w:jc w:val="center"/>
-              <w:ind w:firstLine="0"/>
-            </w:pPr>
-            <w:r>
               <w:t xml:space="preserve"/>
             </w:r>
           </w:p>
@@ -9415,6 +9285,20 @@
               <w:ind w:firstLine="0"/>
             </w:pPr>
             <w:r>
+              <w:t xml:space="preserve">0.915</w:t>
+            </w:r>
+          </w:p>
+        </w:tc>
+        <w:tc>
+          <w:tcPr>
+            <w:tcW w:w="1062" w:type="dxa"/>
+          </w:tcPr>
+          <w:p>
+            <w:pPr>
+              <w:jc w:val="center"/>
+              <w:ind w:firstLine="0"/>
+            </w:pPr>
+            <w:r>
               <w:t xml:space="preserve"/>
             </w:r>
           </w:p>
@@ -9457,7 +9341,7 @@
               <w:ind w:firstLine="0"/>
             </w:pPr>
             <w:r>
-              <w:t xml:space="preserve">0.808</w:t>
+              <w:t xml:space="preserve">0.892</w:t>
             </w:r>
           </w:p>
         </w:tc>
@@ -9487,20 +9371,6 @@
               <w:ind w:firstLine="0"/>
             </w:pPr>
             <w:r>
-              <w:t xml:space="preserve">0.877</w:t>
-            </w:r>
-          </w:p>
-        </w:tc>
-        <w:tc>
-          <w:tcPr>
-            <w:tcW w:w="1062" w:type="dxa"/>
-          </w:tcPr>
-          <w:p>
-            <w:pPr>
-              <w:jc w:val="center"/>
-              <w:ind w:firstLine="0"/>
-            </w:pPr>
-            <w:r>
               <w:t xml:space="preserve"/>
             </w:r>
           </w:p>
@@ -9529,6 +9399,20 @@
               <w:ind w:firstLine="0"/>
             </w:pPr>
             <w:r>
+              <w:t xml:space="preserve">0.854</w:t>
+            </w:r>
+          </w:p>
+        </w:tc>
+        <w:tc>
+          <w:tcPr>
+            <w:tcW w:w="1062" w:type="dxa"/>
+          </w:tcPr>
+          <w:p>
+            <w:pPr>
+              <w:jc w:val="center"/>
+              <w:ind w:firstLine="0"/>
+            </w:pPr>
+            <w:r>
               <w:t xml:space="preserve"/>
             </w:r>
           </w:p>
@@ -9571,7 +9455,7 @@
               <w:ind w:firstLine="0"/>
             </w:pPr>
             <w:r>
-              <w:t xml:space="preserve">0.882</w:t>
+              <w:t xml:space="preserve">0.845</w:t>
             </w:r>
           </w:p>
         </w:tc>
@@ -9629,6 +9513,20 @@
               <w:ind w:firstLine="0"/>
             </w:pPr>
             <w:r>
+              <w:t xml:space="preserve">0.907</w:t>
+            </w:r>
+          </w:p>
+        </w:tc>
+        <w:tc>
+          <w:tcPr>
+            <w:tcW w:w="1062" w:type="dxa"/>
+          </w:tcPr>
+          <w:p>
+            <w:pPr>
+              <w:jc w:val="center"/>
+              <w:ind w:firstLine="0"/>
+            </w:pPr>
+            <w:r>
               <w:t xml:space="preserve"/>
             </w:r>
           </w:p>
@@ -9671,21 +9569,7 @@
               <w:ind w:firstLine="0"/>
             </w:pPr>
             <w:r>
-              <w:t xml:space="preserve"/>
-            </w:r>
-          </w:p>
-        </w:tc>
-        <w:tc>
-          <w:tcPr>
-            <w:tcW w:w="1062" w:type="dxa"/>
-          </w:tcPr>
-          <w:p>
-            <w:pPr>
-              <w:jc w:val="center"/>
-              <w:ind w:firstLine="0"/>
-            </w:pPr>
-            <w:r>
-              <w:t xml:space="preserve">0.842</w:t>
+              <w:t xml:space="preserve">0.897</w:t>
             </w:r>
           </w:p>
         </w:tc>
@@ -9757,6 +9641,20 @@
               <w:ind w:firstLine="0"/>
             </w:pPr>
             <w:r>
+              <w:t xml:space="preserve">0.762</w:t>
+            </w:r>
+          </w:p>
+        </w:tc>
+        <w:tc>
+          <w:tcPr>
+            <w:tcW w:w="1062" w:type="dxa"/>
+          </w:tcPr>
+          <w:p>
+            <w:pPr>
+              <w:jc w:val="center"/>
+              <w:ind w:firstLine="0"/>
+            </w:pPr>
+            <w:r>
               <w:t xml:space="preserve"/>
             </w:r>
           </w:p>
@@ -9785,21 +9683,7 @@
               <w:ind w:firstLine="0"/>
             </w:pPr>
             <w:r>
-              <w:t xml:space="preserve"/>
-            </w:r>
-          </w:p>
-        </w:tc>
-        <w:tc>
-          <w:tcPr>
-            <w:tcW w:w="1062" w:type="dxa"/>
-          </w:tcPr>
-          <w:p>
-            <w:pPr>
-              <w:jc w:val="center"/>
-              <w:ind w:firstLine="0"/>
-            </w:pPr>
-            <w:r>
-              <w:t xml:space="preserve">0.861</w:t>
+              <w:t xml:space="preserve">0.670</w:t>
             </w:r>
           </w:p>
         </w:tc>
@@ -9871,6 +9755,20 @@
               <w:ind w:firstLine="0"/>
             </w:pPr>
             <w:r>
+              <w:t xml:space="preserve">0.889</w:t>
+            </w:r>
+          </w:p>
+        </w:tc>
+        <w:tc>
+          <w:tcPr>
+            <w:tcW w:w="1062" w:type="dxa"/>
+          </w:tcPr>
+          <w:p>
+            <w:pPr>
+              <w:jc w:val="center"/>
+              <w:ind w:firstLine="0"/>
+            </w:pPr>
+            <w:r>
               <w:t xml:space="preserve"/>
             </w:r>
           </w:p>
@@ -9899,21 +9797,7 @@
               <w:ind w:firstLine="0"/>
             </w:pPr>
             <w:r>
-              <w:t xml:space="preserve"/>
-            </w:r>
-          </w:p>
-        </w:tc>
-        <w:tc>
-          <w:tcPr>
-            <w:tcW w:w="1062" w:type="dxa"/>
-          </w:tcPr>
-          <w:p>
-            <w:pPr>
-              <w:jc w:val="center"/>
-              <w:ind w:firstLine="0"/>
-            </w:pPr>
-            <w:r>
-              <w:t xml:space="preserve">0.883</w:t>
+              <w:t xml:space="preserve">0.826</w:t>
             </w:r>
           </w:p>
         </w:tc>
@@ -9985,6 +9869,20 @@
               <w:ind w:firstLine="0"/>
             </w:pPr>
             <w:r>
+              <w:t xml:space="preserve">0.904</w:t>
+            </w:r>
+          </w:p>
+        </w:tc>
+        <w:tc>
+          <w:tcPr>
+            <w:tcW w:w="1062" w:type="dxa"/>
+          </w:tcPr>
+          <w:p>
+            <w:pPr>
+              <w:jc w:val="center"/>
+              <w:ind w:firstLine="0"/>
+            </w:pPr>
+            <w:r>
               <w:t xml:space="preserve"/>
             </w:r>
           </w:p>
@@ -10013,21 +9911,7 @@
               <w:ind w:firstLine="0"/>
             </w:pPr>
             <w:r>
-              <w:t xml:space="preserve"/>
-            </w:r>
-          </w:p>
-        </w:tc>
-        <w:tc>
-          <w:tcPr>
-            <w:tcW w:w="1062" w:type="dxa"/>
-          </w:tcPr>
-          <w:p>
-            <w:pPr>
-              <w:jc w:val="center"/>
-              <w:ind w:firstLine="0"/>
-            </w:pPr>
-            <w:r>
-              <w:t xml:space="preserve">0.887</w:t>
+              <w:t xml:space="preserve">0.855</w:t>
             </w:r>
           </w:p>
         </w:tc>
@@ -10085,20 +9969,6 @@
               <w:ind w:firstLine="0"/>
             </w:pPr>
             <w:r>
-              <w:t xml:space="preserve">0.766</w:t>
-            </w:r>
-          </w:p>
-        </w:tc>
-        <w:tc>
-          <w:tcPr>
-            <w:tcW w:w="1062" w:type="dxa"/>
-          </w:tcPr>
-          <w:p>
-            <w:pPr>
-              <w:jc w:val="center"/>
-              <w:ind w:firstLine="0"/>
-            </w:pPr>
-            <w:r>
               <w:t xml:space="preserve"/>
             </w:r>
           </w:p>
@@ -10127,6 +9997,20 @@
               <w:ind w:firstLine="0"/>
             </w:pPr>
             <w:r>
+              <w:t xml:space="preserve">0.891</w:t>
+            </w:r>
+          </w:p>
+        </w:tc>
+        <w:tc>
+          <w:tcPr>
+            <w:tcW w:w="1062" w:type="dxa"/>
+          </w:tcPr>
+          <w:p>
+            <w:pPr>
+              <w:jc w:val="center"/>
+              <w:ind w:firstLine="0"/>
+            </w:pPr>
+            <w:r>
               <w:t xml:space="preserve"/>
             </w:r>
           </w:p>
@@ -10141,7 +10025,7 @@
               <w:ind w:firstLine="0"/>
             </w:pPr>
             <w:r>
-              <w:t xml:space="preserve">0.849</w:t>
+              <w:t xml:space="preserve">0.833</w:t>
             </w:r>
           </w:p>
         </w:tc>
@@ -10185,20 +10069,6 @@
               <w:ind w:firstLine="0"/>
             </w:pPr>
             <w:r>
-              <w:t xml:space="preserve">0.827</w:t>
-            </w:r>
-          </w:p>
-        </w:tc>
-        <w:tc>
-          <w:tcPr>
-            <w:tcW w:w="1062" w:type="dxa"/>
-          </w:tcPr>
-          <w:p>
-            <w:pPr>
-              <w:jc w:val="center"/>
-              <w:ind w:firstLine="0"/>
-            </w:pPr>
-            <w:r>
               <w:t xml:space="preserve"/>
             </w:r>
           </w:p>
@@ -10241,6 +10111,20 @@
               <w:ind w:firstLine="0"/>
             </w:pPr>
             <w:r>
+              <w:t xml:space="preserve">0.905</w:t>
+            </w:r>
+          </w:p>
+        </w:tc>
+        <w:tc>
+          <w:tcPr>
+            <w:tcW w:w="1062" w:type="dxa"/>
+          </w:tcPr>
+          <w:p>
+            <w:pPr>
+              <w:jc w:val="center"/>
+              <w:ind w:firstLine="0"/>
+            </w:pPr>
+            <w:r>
               <w:t xml:space="preserve"/>
             </w:r>
           </w:p>
@@ -10255,7 +10139,7 @@
               <w:ind w:firstLine="0"/>
             </w:pPr>
             <w:r>
-              <w:t xml:space="preserve">0.895</w:t>
+              <w:t xml:space="preserve">0.889</w:t>
             </w:r>
           </w:p>
         </w:tc>
@@ -10341,6 +10225,20 @@
               <w:ind w:firstLine="0"/>
             </w:pPr>
             <w:r>
+              <w:t xml:space="preserve">0.887</w:t>
+            </w:r>
+          </w:p>
+        </w:tc>
+        <w:tc>
+          <w:tcPr>
+            <w:tcW w:w="1062" w:type="dxa"/>
+          </w:tcPr>
+          <w:p>
+            <w:pPr>
+              <w:jc w:val="center"/>
+              <w:ind w:firstLine="0"/>
+            </w:pPr>
+            <w:r>
               <w:t xml:space="preserve"/>
             </w:r>
           </w:p>
@@ -10355,21 +10253,7 @@
               <w:ind w:firstLine="0"/>
             </w:pPr>
             <w:r>
-              <w:t xml:space="preserve"/>
-            </w:r>
-          </w:p>
-        </w:tc>
-        <w:tc>
-          <w:tcPr>
-            <w:tcW w:w="1062" w:type="dxa"/>
-          </w:tcPr>
-          <w:p>
-            <w:pPr>
-              <w:jc w:val="center"/>
-              <w:ind w:firstLine="0"/>
-            </w:pPr>
-            <w:r>
-              <w:t xml:space="preserve">0.850</w:t>
+              <w:t xml:space="preserve">0.868</w:t>
             </w:r>
           </w:p>
         </w:tc>
@@ -10469,21 +10353,21 @@
               <w:ind w:firstLine="0"/>
             </w:pPr>
             <w:r>
-              <w:t xml:space="preserve"/>
-            </w:r>
-          </w:p>
-        </w:tc>
-        <w:tc>
-          <w:tcPr>
-            <w:tcW w:w="1062" w:type="dxa"/>
-          </w:tcPr>
-          <w:p>
-            <w:pPr>
-              <w:jc w:val="center"/>
-              <w:ind w:firstLine="0"/>
-            </w:pPr>
-            <w:r>
-              <w:t xml:space="preserve">0.884</w:t>
+              <w:t xml:space="preserve">0.860</w:t>
+            </w:r>
+          </w:p>
+        </w:tc>
+        <w:tc>
+          <w:tcPr>
+            <w:tcW w:w="1062" w:type="dxa"/>
+          </w:tcPr>
+          <w:p>
+            <w:pPr>
+              <w:jc w:val="center"/>
+              <w:ind w:firstLine="0"/>
+            </w:pPr>
+            <w:r>
+              <w:t xml:space="preserve">0.826</w:t>
             </w:r>
           </w:p>
         </w:tc>
@@ -10541,20 +10425,6 @@
               <w:ind w:firstLine="0"/>
             </w:pPr>
             <w:r>
-              <w:t xml:space="preserve">0.889</w:t>
-            </w:r>
-          </w:p>
-        </w:tc>
-        <w:tc>
-          <w:tcPr>
-            <w:tcW w:w="1062" w:type="dxa"/>
-          </w:tcPr>
-          <w:p>
-            <w:pPr>
-              <w:jc w:val="center"/>
-              <w:ind w:firstLine="0"/>
-            </w:pPr>
-            <w:r>
               <w:t xml:space="preserve"/>
             </w:r>
           </w:p>
@@ -10597,7 +10467,21 @@
               <w:ind w:firstLine="0"/>
             </w:pPr>
             <w:r>
-              <w:t xml:space="preserve">0.897</w:t>
+              <w:t xml:space="preserve">0.870</w:t>
+            </w:r>
+          </w:p>
+        </w:tc>
+        <w:tc>
+          <w:tcPr>
+            <w:tcW w:w="1062" w:type="dxa"/>
+          </w:tcPr>
+          <w:p>
+            <w:pPr>
+              <w:jc w:val="center"/>
+              <w:ind w:firstLine="0"/>
+            </w:pPr>
+            <w:r>
+              <w:t xml:space="preserve">0.873</w:t>
             </w:r>
           </w:p>
         </w:tc>
@@ -10697,21 +10581,21 @@
               <w:ind w:firstLine="0"/>
             </w:pPr>
             <w:r>
-              <w:t xml:space="preserve"/>
-            </w:r>
-          </w:p>
-        </w:tc>
-        <w:tc>
-          <w:tcPr>
-            <w:tcW w:w="1062" w:type="dxa"/>
-          </w:tcPr>
-          <w:p>
-            <w:pPr>
-              <w:jc w:val="center"/>
-              <w:ind w:firstLine="0"/>
-            </w:pPr>
-            <w:r>
-              <w:t xml:space="preserve">0.895</w:t>
+              <w:t xml:space="preserve">0.884</w:t>
+            </w:r>
+          </w:p>
+        </w:tc>
+        <w:tc>
+          <w:tcPr>
+            <w:tcW w:w="1062" w:type="dxa"/>
+          </w:tcPr>
+          <w:p>
+            <w:pPr>
+              <w:jc w:val="center"/>
+              <w:ind w:firstLine="0"/>
+            </w:pPr>
+            <w:r>
+              <w:t xml:space="preserve">0.871</w:t>
             </w:r>
           </w:p>
         </w:tc>
@@ -10741,77 +10625,77 @@
               <w:ind w:firstLine="0"/>
             </w:pPr>
             <w:r>
-              <w:t xml:space="preserve">5.715</w:t>
-            </w:r>
-          </w:p>
-        </w:tc>
-        <w:tc>
-          <w:tcPr>
-            <w:tcW w:w="1062" w:type="dxa"/>
-          </w:tcPr>
-          <w:p>
-            <w:pPr>
-              <w:jc w:val="center"/>
-              <w:ind w:firstLine="0"/>
-            </w:pPr>
-            <w:r>
-              <w:t xml:space="preserve">2.099</w:t>
-            </w:r>
-          </w:p>
-        </w:tc>
-        <w:tc>
-          <w:tcPr>
-            <w:tcW w:w="1062" w:type="dxa"/>
-          </w:tcPr>
-          <w:p>
-            <w:pPr>
-              <w:jc w:val="center"/>
-              <w:ind w:firstLine="0"/>
-            </w:pPr>
-            <w:r>
-              <w:t xml:space="preserve">3.099</w:t>
-            </w:r>
-          </w:p>
-        </w:tc>
-        <w:tc>
-          <w:tcPr>
-            <w:tcW w:w="1062" w:type="dxa"/>
-          </w:tcPr>
-          <w:p>
-            <w:pPr>
-              <w:jc w:val="center"/>
-              <w:ind w:firstLine="0"/>
-            </w:pPr>
-            <w:r>
-              <w:t xml:space="preserve">3.036</w:t>
-            </w:r>
-          </w:p>
-        </w:tc>
-        <w:tc>
-          <w:tcPr>
-            <w:tcW w:w="1062" w:type="dxa"/>
-          </w:tcPr>
-          <w:p>
-            <w:pPr>
-              <w:jc w:val="center"/>
-              <w:ind w:firstLine="0"/>
-            </w:pPr>
-            <w:r>
-              <w:t xml:space="preserve">1.149</w:t>
-            </w:r>
-          </w:p>
-        </w:tc>
-        <w:tc>
-          <w:tcPr>
-            <w:tcW w:w="1062" w:type="dxa"/>
-          </w:tcPr>
-          <w:p>
-            <w:pPr>
-              <w:jc w:val="center"/>
-              <w:ind w:firstLine="0"/>
-            </w:pPr>
-            <w:r>
-              <w:t xml:space="preserve">0.656</w:t>
+              <w:t xml:space="preserve">2.519</w:t>
+            </w:r>
+          </w:p>
+        </w:tc>
+        <w:tc>
+          <w:tcPr>
+            <w:tcW w:w="1062" w:type="dxa"/>
+          </w:tcPr>
+          <w:p>
+            <w:pPr>
+              <w:jc w:val="center"/>
+              <w:ind w:firstLine="0"/>
+            </w:pPr>
+            <w:r>
+              <w:t xml:space="preserve">2.480</w:t>
+            </w:r>
+          </w:p>
+        </w:tc>
+        <w:tc>
+          <w:tcPr>
+            <w:tcW w:w="1062" w:type="dxa"/>
+          </w:tcPr>
+          <w:p>
+            <w:pPr>
+              <w:jc w:val="center"/>
+              <w:ind w:firstLine="0"/>
+            </w:pPr>
+            <w:r>
+              <w:t xml:space="preserve">2.652</w:t>
+            </w:r>
+          </w:p>
+        </w:tc>
+        <w:tc>
+          <w:tcPr>
+            <w:tcW w:w="1062" w:type="dxa"/>
+          </w:tcPr>
+          <w:p>
+            <w:pPr>
+              <w:jc w:val="center"/>
+              <w:ind w:firstLine="0"/>
+            </w:pPr>
+            <w:r>
+              <w:t xml:space="preserve">2.392</w:t>
+            </w:r>
+          </w:p>
+        </w:tc>
+        <w:tc>
+          <w:tcPr>
+            <w:tcW w:w="1062" w:type="dxa"/>
+          </w:tcPr>
+          <w:p>
+            <w:pPr>
+              <w:jc w:val="center"/>
+              <w:ind w:firstLine="0"/>
+            </w:pPr>
+            <w:r>
+              <w:t xml:space="preserve">2.676</w:t>
+            </w:r>
+          </w:p>
+        </w:tc>
+        <w:tc>
+          <w:tcPr>
+            <w:tcW w:w="1062" w:type="dxa"/>
+          </w:tcPr>
+          <w:p>
+            <w:pPr>
+              <w:jc w:val="center"/>
+              <w:ind w:firstLine="0"/>
+            </w:pPr>
+            <w:r>
+              <w:t xml:space="preserve">2.568</w:t>
             </w:r>
           </w:p>
         </w:tc>
@@ -10855,77 +10739,77 @@
               <w:ind w:firstLine="0"/>
             </w:pPr>
             <w:r>
-              <w:t xml:space="preserve">31.75</w:t>
-            </w:r>
-          </w:p>
-        </w:tc>
-        <w:tc>
-          <w:tcPr>
-            <w:tcW w:w="1062" w:type="dxa"/>
-          </w:tcPr>
-          <w:p>
-            <w:pPr>
-              <w:jc w:val="center"/>
-              <w:ind w:firstLine="0"/>
-            </w:pPr>
-            <w:r>
-              <w:t xml:space="preserve">11.66</w:t>
-            </w:r>
-          </w:p>
-        </w:tc>
-        <w:tc>
-          <w:tcPr>
-            <w:tcW w:w="1062" w:type="dxa"/>
-          </w:tcPr>
-          <w:p>
-            <w:pPr>
-              <w:jc w:val="center"/>
-              <w:ind w:firstLine="0"/>
-            </w:pPr>
-            <w:r>
-              <w:t xml:space="preserve">17.22</w:t>
-            </w:r>
-          </w:p>
-        </w:tc>
-        <w:tc>
-          <w:tcPr>
-            <w:tcW w:w="1062" w:type="dxa"/>
-          </w:tcPr>
-          <w:p>
-            <w:pPr>
-              <w:jc w:val="center"/>
-              <w:ind w:firstLine="0"/>
-            </w:pPr>
-            <w:r>
-              <w:t xml:space="preserve">16.87</w:t>
-            </w:r>
-          </w:p>
-        </w:tc>
-        <w:tc>
-          <w:tcPr>
-            <w:tcW w:w="1062" w:type="dxa"/>
-          </w:tcPr>
-          <w:p>
-            <w:pPr>
-              <w:jc w:val="center"/>
-              <w:ind w:firstLine="0"/>
-            </w:pPr>
-            <w:r>
-              <w:t xml:space="preserve">6.38</w:t>
-            </w:r>
-          </w:p>
-        </w:tc>
-        <w:tc>
-          <w:tcPr>
-            <w:tcW w:w="1062" w:type="dxa"/>
-          </w:tcPr>
-          <w:p>
-            <w:pPr>
-              <w:jc w:val="center"/>
-              <w:ind w:firstLine="0"/>
-            </w:pPr>
-            <w:r>
-              <w:t xml:space="preserve">3.65</w:t>
+              <w:t xml:space="preserve">14.00</w:t>
+            </w:r>
+          </w:p>
+        </w:tc>
+        <w:tc>
+          <w:tcPr>
+            <w:tcW w:w="1062" w:type="dxa"/>
+          </w:tcPr>
+          <w:p>
+            <w:pPr>
+              <w:jc w:val="center"/>
+              <w:ind w:firstLine="0"/>
+            </w:pPr>
+            <w:r>
+              <w:t xml:space="preserve">13.78</w:t>
+            </w:r>
+          </w:p>
+        </w:tc>
+        <w:tc>
+          <w:tcPr>
+            <w:tcW w:w="1062" w:type="dxa"/>
+          </w:tcPr>
+          <w:p>
+            <w:pPr>
+              <w:jc w:val="center"/>
+              <w:ind w:firstLine="0"/>
+            </w:pPr>
+            <w:r>
+              <w:t xml:space="preserve">14.73</w:t>
+            </w:r>
+          </w:p>
+        </w:tc>
+        <w:tc>
+          <w:tcPr>
+            <w:tcW w:w="1062" w:type="dxa"/>
+          </w:tcPr>
+          <w:p>
+            <w:pPr>
+              <w:jc w:val="center"/>
+              <w:ind w:firstLine="0"/>
+            </w:pPr>
+            <w:r>
+              <w:t xml:space="preserve">13.29</w:t>
+            </w:r>
+          </w:p>
+        </w:tc>
+        <w:tc>
+          <w:tcPr>
+            <w:tcW w:w="1062" w:type="dxa"/>
+          </w:tcPr>
+          <w:p>
+            <w:pPr>
+              <w:jc w:val="center"/>
+              <w:ind w:firstLine="0"/>
+            </w:pPr>
+            <w:r>
+              <w:t xml:space="preserve">14.87</w:t>
+            </w:r>
+          </w:p>
+        </w:tc>
+        <w:tc>
+          <w:tcPr>
+            <w:tcW w:w="1062" w:type="dxa"/>
+          </w:tcPr>
+          <w:p>
+            <w:pPr>
+              <w:jc w:val="center"/>
+              <w:ind w:firstLine="0"/>
+            </w:pPr>
+            <w:r>
+              <w:t xml:space="preserve">14.27</w:t>
             </w:r>
           </w:p>
         </w:tc>
@@ -10969,77 +10853,77 @@
               <w:ind w:firstLine="0"/>
             </w:pPr>
             <w:r>
-              <w:t xml:space="preserve">31.75</w:t>
-            </w:r>
-          </w:p>
-        </w:tc>
-        <w:tc>
-          <w:tcPr>
-            <w:tcW w:w="1062" w:type="dxa"/>
-          </w:tcPr>
-          <w:p>
-            <w:pPr>
-              <w:jc w:val="center"/>
-              <w:ind w:firstLine="0"/>
-            </w:pPr>
-            <w:r>
-              <w:t xml:space="preserve">43.41</w:t>
-            </w:r>
-          </w:p>
-        </w:tc>
-        <w:tc>
-          <w:tcPr>
-            <w:tcW w:w="1062" w:type="dxa"/>
-          </w:tcPr>
-          <w:p>
-            <w:pPr>
-              <w:jc w:val="center"/>
-              <w:ind w:firstLine="0"/>
-            </w:pPr>
-            <w:r>
-              <w:t xml:space="preserve">60.63</w:t>
-            </w:r>
-          </w:p>
-        </w:tc>
-        <w:tc>
-          <w:tcPr>
-            <w:tcW w:w="1062" w:type="dxa"/>
-          </w:tcPr>
-          <w:p>
-            <w:pPr>
-              <w:jc w:val="center"/>
-              <w:ind w:firstLine="0"/>
-            </w:pPr>
-            <w:r>
-              <w:t xml:space="preserve">77.49</w:t>
-            </w:r>
-          </w:p>
-        </w:tc>
-        <w:tc>
-          <w:tcPr>
-            <w:tcW w:w="1062" w:type="dxa"/>
-          </w:tcPr>
-          <w:p>
-            <w:pPr>
-              <w:jc w:val="center"/>
-              <w:ind w:firstLine="0"/>
-            </w:pPr>
-            <w:r>
-              <w:t xml:space="preserve">83.87</w:t>
-            </w:r>
-          </w:p>
-        </w:tc>
-        <w:tc>
-          <w:tcPr>
-            <w:tcW w:w="1062" w:type="dxa"/>
-          </w:tcPr>
-          <w:p>
-            <w:pPr>
-              <w:jc w:val="center"/>
-              <w:ind w:firstLine="0"/>
-            </w:pPr>
-            <w:r>
-              <w:t xml:space="preserve">87.52</w:t>
+              <w:t xml:space="preserve">14.00</w:t>
+            </w:r>
+          </w:p>
+        </w:tc>
+        <w:tc>
+          <w:tcPr>
+            <w:tcW w:w="1062" w:type="dxa"/>
+          </w:tcPr>
+          <w:p>
+            <w:pPr>
+              <w:jc w:val="center"/>
+              <w:ind w:firstLine="0"/>
+            </w:pPr>
+            <w:r>
+              <w:t xml:space="preserve">27.77</w:t>
+            </w:r>
+          </w:p>
+        </w:tc>
+        <w:tc>
+          <w:tcPr>
+            <w:tcW w:w="1062" w:type="dxa"/>
+          </w:tcPr>
+          <w:p>
+            <w:pPr>
+              <w:jc w:val="center"/>
+              <w:ind w:firstLine="0"/>
+            </w:pPr>
+            <w:r>
+              <w:t xml:space="preserve">42.51</w:t>
+            </w:r>
+          </w:p>
+        </w:tc>
+        <w:tc>
+          <w:tcPr>
+            <w:tcW w:w="1062" w:type="dxa"/>
+          </w:tcPr>
+          <w:p>
+            <w:pPr>
+              <w:jc w:val="center"/>
+              <w:ind w:firstLine="0"/>
+            </w:pPr>
+            <w:r>
+              <w:t xml:space="preserve">55.80</w:t>
+            </w:r>
+          </w:p>
+        </w:tc>
+        <w:tc>
+          <w:tcPr>
+            <w:tcW w:w="1062" w:type="dxa"/>
+          </w:tcPr>
+          <w:p>
+            <w:pPr>
+              <w:jc w:val="center"/>
+              <w:ind w:firstLine="0"/>
+            </w:pPr>
+            <w:r>
+              <w:t xml:space="preserve">70.66</w:t>
+            </w:r>
+          </w:p>
+        </w:tc>
+        <w:tc>
+          <w:tcPr>
+            <w:tcW w:w="1062" w:type="dxa"/>
+          </w:tcPr>
+          <w:p>
+            <w:pPr>
+              <w:jc w:val="center"/>
+              <w:ind w:firstLine="0"/>
+            </w:pPr>
+            <w:r>
+              <w:t xml:space="preserve">84.93</w:t>
             </w:r>
           </w:p>
         </w:tc>

--- a/电商223_张纵宇_毕业论文.docx
+++ b/电商223_张纵宇_毕业论文.docx
@@ -8375,7 +8375,7 @@
         <w:pStyle w:val="Normal"/>
       </w:pPr>
       <w:r>
-        <w:t>由表3-3可知，提取的6个公因子累积方差贡献率达到83.23%，能够充分解释原始变量信息。旋转后各因子载荷矩阵如表3-4所示。</w:t>
+        <w:t>由表3-3可知，提取的6个公因子累积方差贡献率达到85.03%，能够充分解释原始变量信息。旋转后各因子载荷矩阵如表3-4所示。</w:t>
       </w:r>
     </w:p>
     <w:p>
@@ -8573,35 +8573,35 @@
               <w:ind w:firstLine="0"/>
             </w:pPr>
             <w:r>
+              <w:t xml:space="preserve"/>
+            </w:r>
+          </w:p>
+        </w:tc>
+        <w:tc>
+          <w:tcPr>
+            <w:tcW w:w="1062" w:type="dxa"/>
+          </w:tcPr>
+          <w:p>
+            <w:pPr>
+              <w:jc w:val="center"/>
+              <w:ind w:firstLine="0"/>
+            </w:pPr>
+            <w:r>
+              <w:t xml:space="preserve"/>
+            </w:r>
+          </w:p>
+        </w:tc>
+        <w:tc>
+          <w:tcPr>
+            <w:tcW w:w="1062" w:type="dxa"/>
+          </w:tcPr>
+          <w:p>
+            <w:pPr>
+              <w:jc w:val="center"/>
+              <w:ind w:firstLine="0"/>
+            </w:pPr>
+            <w:r>
               <w:t xml:space="preserve">0.919</w:t>
-            </w:r>
-          </w:p>
-        </w:tc>
-        <w:tc>
-          <w:tcPr>
-            <w:tcW w:w="1062" w:type="dxa"/>
-          </w:tcPr>
-          <w:p>
-            <w:pPr>
-              <w:jc w:val="center"/>
-              <w:ind w:firstLine="0"/>
-            </w:pPr>
-            <w:r>
-              <w:t xml:space="preserve"/>
-            </w:r>
-          </w:p>
-        </w:tc>
-        <w:tc>
-          <w:tcPr>
-            <w:tcW w:w="1062" w:type="dxa"/>
-          </w:tcPr>
-          <w:p>
-            <w:pPr>
-              <w:jc w:val="center"/>
-              <w:ind w:firstLine="0"/>
-            </w:pPr>
-            <w:r>
-              <w:t xml:space="preserve"/>
             </w:r>
           </w:p>
         </w:tc>
@@ -8687,35 +8687,35 @@
               <w:ind w:firstLine="0"/>
             </w:pPr>
             <w:r>
+              <w:t xml:space="preserve"/>
+            </w:r>
+          </w:p>
+        </w:tc>
+        <w:tc>
+          <w:tcPr>
+            <w:tcW w:w="1062" w:type="dxa"/>
+          </w:tcPr>
+          <w:p>
+            <w:pPr>
+              <w:jc w:val="center"/>
+              <w:ind w:firstLine="0"/>
+            </w:pPr>
+            <w:r>
+              <w:t xml:space="preserve"/>
+            </w:r>
+          </w:p>
+        </w:tc>
+        <w:tc>
+          <w:tcPr>
+            <w:tcW w:w="1062" w:type="dxa"/>
+          </w:tcPr>
+          <w:p>
+            <w:pPr>
+              <w:jc w:val="center"/>
+              <w:ind w:firstLine="0"/>
+            </w:pPr>
+            <w:r>
               <w:t xml:space="preserve">0.863</w:t>
-            </w:r>
-          </w:p>
-        </w:tc>
-        <w:tc>
-          <w:tcPr>
-            <w:tcW w:w="1062" w:type="dxa"/>
-          </w:tcPr>
-          <w:p>
-            <w:pPr>
-              <w:jc w:val="center"/>
-              <w:ind w:firstLine="0"/>
-            </w:pPr>
-            <w:r>
-              <w:t xml:space="preserve"/>
-            </w:r>
-          </w:p>
-        </w:tc>
-        <w:tc>
-          <w:tcPr>
-            <w:tcW w:w="1062" w:type="dxa"/>
-          </w:tcPr>
-          <w:p>
-            <w:pPr>
-              <w:jc w:val="center"/>
-              <w:ind w:firstLine="0"/>
-            </w:pPr>
-            <w:r>
-              <w:t xml:space="preserve"/>
             </w:r>
           </w:p>
         </w:tc>
@@ -8801,35 +8801,35 @@
               <w:ind w:firstLine="0"/>
             </w:pPr>
             <w:r>
+              <w:t xml:space="preserve"/>
+            </w:r>
+          </w:p>
+        </w:tc>
+        <w:tc>
+          <w:tcPr>
+            <w:tcW w:w="1062" w:type="dxa"/>
+          </w:tcPr>
+          <w:p>
+            <w:pPr>
+              <w:jc w:val="center"/>
+              <w:ind w:firstLine="0"/>
+            </w:pPr>
+            <w:r>
+              <w:t xml:space="preserve"/>
+            </w:r>
+          </w:p>
+        </w:tc>
+        <w:tc>
+          <w:tcPr>
+            <w:tcW w:w="1062" w:type="dxa"/>
+          </w:tcPr>
+          <w:p>
+            <w:pPr>
+              <w:jc w:val="center"/>
+              <w:ind w:firstLine="0"/>
+            </w:pPr>
+            <w:r>
               <w:t xml:space="preserve">0.824</w:t>
-            </w:r>
-          </w:p>
-        </w:tc>
-        <w:tc>
-          <w:tcPr>
-            <w:tcW w:w="1062" w:type="dxa"/>
-          </w:tcPr>
-          <w:p>
-            <w:pPr>
-              <w:jc w:val="center"/>
-              <w:ind w:firstLine="0"/>
-            </w:pPr>
-            <w:r>
-              <w:t xml:space="preserve"/>
-            </w:r>
-          </w:p>
-        </w:tc>
-        <w:tc>
-          <w:tcPr>
-            <w:tcW w:w="1062" w:type="dxa"/>
-          </w:tcPr>
-          <w:p>
-            <w:pPr>
-              <w:jc w:val="center"/>
-              <w:ind w:firstLine="0"/>
-            </w:pPr>
-            <w:r>
-              <w:t xml:space="preserve"/>
             </w:r>
           </w:p>
         </w:tc>
@@ -8929,49 +8929,49 @@
               <w:ind w:firstLine="0"/>
             </w:pPr>
             <w:r>
+              <w:t xml:space="preserve"/>
+            </w:r>
+          </w:p>
+        </w:tc>
+        <w:tc>
+          <w:tcPr>
+            <w:tcW w:w="1062" w:type="dxa"/>
+          </w:tcPr>
+          <w:p>
+            <w:pPr>
+              <w:jc w:val="center"/>
+              <w:ind w:firstLine="0"/>
+            </w:pPr>
+            <w:r>
+              <w:t xml:space="preserve"/>
+            </w:r>
+          </w:p>
+        </w:tc>
+        <w:tc>
+          <w:tcPr>
+            <w:tcW w:w="1062" w:type="dxa"/>
+          </w:tcPr>
+          <w:p>
+            <w:pPr>
+              <w:jc w:val="center"/>
+              <w:ind w:firstLine="0"/>
+            </w:pPr>
+            <w:r>
+              <w:t xml:space="preserve"/>
+            </w:r>
+          </w:p>
+        </w:tc>
+        <w:tc>
+          <w:tcPr>
+            <w:tcW w:w="1062" w:type="dxa"/>
+          </w:tcPr>
+          <w:p>
+            <w:pPr>
+              <w:jc w:val="center"/>
+              <w:ind w:firstLine="0"/>
+            </w:pPr>
+            <w:r>
               <w:t xml:space="preserve">0.876</w:t>
-            </w:r>
-          </w:p>
-        </w:tc>
-        <w:tc>
-          <w:tcPr>
-            <w:tcW w:w="1062" w:type="dxa"/>
-          </w:tcPr>
-          <w:p>
-            <w:pPr>
-              <w:jc w:val="center"/>
-              <w:ind w:firstLine="0"/>
-            </w:pPr>
-            <w:r>
-              <w:t xml:space="preserve"/>
-            </w:r>
-          </w:p>
-        </w:tc>
-        <w:tc>
-          <w:tcPr>
-            <w:tcW w:w="1062" w:type="dxa"/>
-          </w:tcPr>
-          <w:p>
-            <w:pPr>
-              <w:jc w:val="center"/>
-              <w:ind w:firstLine="0"/>
-            </w:pPr>
-            <w:r>
-              <w:t xml:space="preserve"/>
-            </w:r>
-          </w:p>
-        </w:tc>
-        <w:tc>
-          <w:tcPr>
-            <w:tcW w:w="1062" w:type="dxa"/>
-          </w:tcPr>
-          <w:p>
-            <w:pPr>
-              <w:jc w:val="center"/>
-              <w:ind w:firstLine="0"/>
-            </w:pPr>
-            <w:r>
-              <w:t xml:space="preserve"/>
             </w:r>
           </w:p>
         </w:tc>
@@ -9043,49 +9043,49 @@
               <w:ind w:firstLine="0"/>
             </w:pPr>
             <w:r>
+              <w:t xml:space="preserve"/>
+            </w:r>
+          </w:p>
+        </w:tc>
+        <w:tc>
+          <w:tcPr>
+            <w:tcW w:w="1062" w:type="dxa"/>
+          </w:tcPr>
+          <w:p>
+            <w:pPr>
+              <w:jc w:val="center"/>
+              <w:ind w:firstLine="0"/>
+            </w:pPr>
+            <w:r>
+              <w:t xml:space="preserve"/>
+            </w:r>
+          </w:p>
+        </w:tc>
+        <w:tc>
+          <w:tcPr>
+            <w:tcW w:w="1062" w:type="dxa"/>
+          </w:tcPr>
+          <w:p>
+            <w:pPr>
+              <w:jc w:val="center"/>
+              <w:ind w:firstLine="0"/>
+            </w:pPr>
+            <w:r>
+              <w:t xml:space="preserve"/>
+            </w:r>
+          </w:p>
+        </w:tc>
+        <w:tc>
+          <w:tcPr>
+            <w:tcW w:w="1062" w:type="dxa"/>
+          </w:tcPr>
+          <w:p>
+            <w:pPr>
+              <w:jc w:val="center"/>
+              <w:ind w:firstLine="0"/>
+            </w:pPr>
+            <w:r>
               <w:t xml:space="preserve">0.829</w:t>
-            </w:r>
-          </w:p>
-        </w:tc>
-        <w:tc>
-          <w:tcPr>
-            <w:tcW w:w="1062" w:type="dxa"/>
-          </w:tcPr>
-          <w:p>
-            <w:pPr>
-              <w:jc w:val="center"/>
-              <w:ind w:firstLine="0"/>
-            </w:pPr>
-            <w:r>
-              <w:t xml:space="preserve"/>
-            </w:r>
-          </w:p>
-        </w:tc>
-        <w:tc>
-          <w:tcPr>
-            <w:tcW w:w="1062" w:type="dxa"/>
-          </w:tcPr>
-          <w:p>
-            <w:pPr>
-              <w:jc w:val="center"/>
-              <w:ind w:firstLine="0"/>
-            </w:pPr>
-            <w:r>
-              <w:t xml:space="preserve"/>
-            </w:r>
-          </w:p>
-        </w:tc>
-        <w:tc>
-          <w:tcPr>
-            <w:tcW w:w="1062" w:type="dxa"/>
-          </w:tcPr>
-          <w:p>
-            <w:pPr>
-              <w:jc w:val="center"/>
-              <w:ind w:firstLine="0"/>
-            </w:pPr>
-            <w:r>
-              <w:t xml:space="preserve"/>
             </w:r>
           </w:p>
         </w:tc>
@@ -9157,49 +9157,49 @@
               <w:ind w:firstLine="0"/>
             </w:pPr>
             <w:r>
+              <w:t xml:space="preserve"/>
+            </w:r>
+          </w:p>
+        </w:tc>
+        <w:tc>
+          <w:tcPr>
+            <w:tcW w:w="1062" w:type="dxa"/>
+          </w:tcPr>
+          <w:p>
+            <w:pPr>
+              <w:jc w:val="center"/>
+              <w:ind w:firstLine="0"/>
+            </w:pPr>
+            <w:r>
+              <w:t xml:space="preserve"/>
+            </w:r>
+          </w:p>
+        </w:tc>
+        <w:tc>
+          <w:tcPr>
+            <w:tcW w:w="1062" w:type="dxa"/>
+          </w:tcPr>
+          <w:p>
+            <w:pPr>
+              <w:jc w:val="center"/>
+              <w:ind w:firstLine="0"/>
+            </w:pPr>
+            <w:r>
+              <w:t xml:space="preserve"/>
+            </w:r>
+          </w:p>
+        </w:tc>
+        <w:tc>
+          <w:tcPr>
+            <w:tcW w:w="1062" w:type="dxa"/>
+          </w:tcPr>
+          <w:p>
+            <w:pPr>
+              <w:jc w:val="center"/>
+              <w:ind w:firstLine="0"/>
+            </w:pPr>
+            <w:r>
               <w:t xml:space="preserve">0.832</w:t>
-            </w:r>
-          </w:p>
-        </w:tc>
-        <w:tc>
-          <w:tcPr>
-            <w:tcW w:w="1062" w:type="dxa"/>
-          </w:tcPr>
-          <w:p>
-            <w:pPr>
-              <w:jc w:val="center"/>
-              <w:ind w:firstLine="0"/>
-            </w:pPr>
-            <w:r>
-              <w:t xml:space="preserve"/>
-            </w:r>
-          </w:p>
-        </w:tc>
-        <w:tc>
-          <w:tcPr>
-            <w:tcW w:w="1062" w:type="dxa"/>
-          </w:tcPr>
-          <w:p>
-            <w:pPr>
-              <w:jc w:val="center"/>
-              <w:ind w:firstLine="0"/>
-            </w:pPr>
-            <w:r>
-              <w:t xml:space="preserve"/>
-            </w:r>
-          </w:p>
-        </w:tc>
-        <w:tc>
-          <w:tcPr>
-            <w:tcW w:w="1062" w:type="dxa"/>
-          </w:tcPr>
-          <w:p>
-            <w:pPr>
-              <w:jc w:val="center"/>
-              <w:ind w:firstLine="0"/>
-            </w:pPr>
-            <w:r>
-              <w:t xml:space="preserve"/>
             </w:r>
           </w:p>
         </w:tc>
@@ -9285,49 +9285,49 @@
               <w:ind w:firstLine="0"/>
             </w:pPr>
             <w:r>
+              <w:t xml:space="preserve"/>
+            </w:r>
+          </w:p>
+        </w:tc>
+        <w:tc>
+          <w:tcPr>
+            <w:tcW w:w="1062" w:type="dxa"/>
+          </w:tcPr>
+          <w:p>
+            <w:pPr>
+              <w:jc w:val="center"/>
+              <w:ind w:firstLine="0"/>
+            </w:pPr>
+            <w:r>
+              <w:t xml:space="preserve"/>
+            </w:r>
+          </w:p>
+        </w:tc>
+        <w:tc>
+          <w:tcPr>
+            <w:tcW w:w="1062" w:type="dxa"/>
+          </w:tcPr>
+          <w:p>
+            <w:pPr>
+              <w:jc w:val="center"/>
+              <w:ind w:firstLine="0"/>
+            </w:pPr>
+            <w:r>
+              <w:t xml:space="preserve"/>
+            </w:r>
+          </w:p>
+        </w:tc>
+        <w:tc>
+          <w:tcPr>
+            <w:tcW w:w="1062" w:type="dxa"/>
+          </w:tcPr>
+          <w:p>
+            <w:pPr>
+              <w:jc w:val="center"/>
+              <w:ind w:firstLine="0"/>
+            </w:pPr>
+            <w:r>
               <w:t xml:space="preserve">0.915</w:t>
-            </w:r>
-          </w:p>
-        </w:tc>
-        <w:tc>
-          <w:tcPr>
-            <w:tcW w:w="1062" w:type="dxa"/>
-          </w:tcPr>
-          <w:p>
-            <w:pPr>
-              <w:jc w:val="center"/>
-              <w:ind w:firstLine="0"/>
-            </w:pPr>
-            <w:r>
-              <w:t xml:space="preserve"/>
-            </w:r>
-          </w:p>
-        </w:tc>
-        <w:tc>
-          <w:tcPr>
-            <w:tcW w:w="1062" w:type="dxa"/>
-          </w:tcPr>
-          <w:p>
-            <w:pPr>
-              <w:jc w:val="center"/>
-              <w:ind w:firstLine="0"/>
-            </w:pPr>
-            <w:r>
-              <w:t xml:space="preserve"/>
-            </w:r>
-          </w:p>
-        </w:tc>
-        <w:tc>
-          <w:tcPr>
-            <w:tcW w:w="1062" w:type="dxa"/>
-          </w:tcPr>
-          <w:p>
-            <w:pPr>
-              <w:jc w:val="center"/>
-              <w:ind w:firstLine="0"/>
-            </w:pPr>
-            <w:r>
-              <w:t xml:space="preserve"/>
             </w:r>
           </w:p>
         </w:tc>
@@ -9399,49 +9399,49 @@
               <w:ind w:firstLine="0"/>
             </w:pPr>
             <w:r>
+              <w:t xml:space="preserve"/>
+            </w:r>
+          </w:p>
+        </w:tc>
+        <w:tc>
+          <w:tcPr>
+            <w:tcW w:w="1062" w:type="dxa"/>
+          </w:tcPr>
+          <w:p>
+            <w:pPr>
+              <w:jc w:val="center"/>
+              <w:ind w:firstLine="0"/>
+            </w:pPr>
+            <w:r>
+              <w:t xml:space="preserve"/>
+            </w:r>
+          </w:p>
+        </w:tc>
+        <w:tc>
+          <w:tcPr>
+            <w:tcW w:w="1062" w:type="dxa"/>
+          </w:tcPr>
+          <w:p>
+            <w:pPr>
+              <w:jc w:val="center"/>
+              <w:ind w:firstLine="0"/>
+            </w:pPr>
+            <w:r>
+              <w:t xml:space="preserve"/>
+            </w:r>
+          </w:p>
+        </w:tc>
+        <w:tc>
+          <w:tcPr>
+            <w:tcW w:w="1062" w:type="dxa"/>
+          </w:tcPr>
+          <w:p>
+            <w:pPr>
+              <w:jc w:val="center"/>
+              <w:ind w:firstLine="0"/>
+            </w:pPr>
+            <w:r>
               <w:t xml:space="preserve">0.854</w:t>
-            </w:r>
-          </w:p>
-        </w:tc>
-        <w:tc>
-          <w:tcPr>
-            <w:tcW w:w="1062" w:type="dxa"/>
-          </w:tcPr>
-          <w:p>
-            <w:pPr>
-              <w:jc w:val="center"/>
-              <w:ind w:firstLine="0"/>
-            </w:pPr>
-            <w:r>
-              <w:t xml:space="preserve"/>
-            </w:r>
-          </w:p>
-        </w:tc>
-        <w:tc>
-          <w:tcPr>
-            <w:tcW w:w="1062" w:type="dxa"/>
-          </w:tcPr>
-          <w:p>
-            <w:pPr>
-              <w:jc w:val="center"/>
-              <w:ind w:firstLine="0"/>
-            </w:pPr>
-            <w:r>
-              <w:t xml:space="preserve"/>
-            </w:r>
-          </w:p>
-        </w:tc>
-        <w:tc>
-          <w:tcPr>
-            <w:tcW w:w="1062" w:type="dxa"/>
-          </w:tcPr>
-          <w:p>
-            <w:pPr>
-              <w:jc w:val="center"/>
-              <w:ind w:firstLine="0"/>
-            </w:pPr>
-            <w:r>
-              <w:t xml:space="preserve"/>
             </w:r>
           </w:p>
         </w:tc>
@@ -9513,49 +9513,49 @@
               <w:ind w:firstLine="0"/>
             </w:pPr>
             <w:r>
+              <w:t xml:space="preserve"/>
+            </w:r>
+          </w:p>
+        </w:tc>
+        <w:tc>
+          <w:tcPr>
+            <w:tcW w:w="1062" w:type="dxa"/>
+          </w:tcPr>
+          <w:p>
+            <w:pPr>
+              <w:jc w:val="center"/>
+              <w:ind w:firstLine="0"/>
+            </w:pPr>
+            <w:r>
+              <w:t xml:space="preserve"/>
+            </w:r>
+          </w:p>
+        </w:tc>
+        <w:tc>
+          <w:tcPr>
+            <w:tcW w:w="1062" w:type="dxa"/>
+          </w:tcPr>
+          <w:p>
+            <w:pPr>
+              <w:jc w:val="center"/>
+              <w:ind w:firstLine="0"/>
+            </w:pPr>
+            <w:r>
+              <w:t xml:space="preserve"/>
+            </w:r>
+          </w:p>
+        </w:tc>
+        <w:tc>
+          <w:tcPr>
+            <w:tcW w:w="1062" w:type="dxa"/>
+          </w:tcPr>
+          <w:p>
+            <w:pPr>
+              <w:jc w:val="center"/>
+              <w:ind w:firstLine="0"/>
+            </w:pPr>
+            <w:r>
               <w:t xml:space="preserve">0.907</w:t>
-            </w:r>
-          </w:p>
-        </w:tc>
-        <w:tc>
-          <w:tcPr>
-            <w:tcW w:w="1062" w:type="dxa"/>
-          </w:tcPr>
-          <w:p>
-            <w:pPr>
-              <w:jc w:val="center"/>
-              <w:ind w:firstLine="0"/>
-            </w:pPr>
-            <w:r>
-              <w:t xml:space="preserve"/>
-            </w:r>
-          </w:p>
-        </w:tc>
-        <w:tc>
-          <w:tcPr>
-            <w:tcW w:w="1062" w:type="dxa"/>
-          </w:tcPr>
-          <w:p>
-            <w:pPr>
-              <w:jc w:val="center"/>
-              <w:ind w:firstLine="0"/>
-            </w:pPr>
-            <w:r>
-              <w:t xml:space="preserve"/>
-            </w:r>
-          </w:p>
-        </w:tc>
-        <w:tc>
-          <w:tcPr>
-            <w:tcW w:w="1062" w:type="dxa"/>
-          </w:tcPr>
-          <w:p>
-            <w:pPr>
-              <w:jc w:val="center"/>
-              <w:ind w:firstLine="0"/>
-            </w:pPr>
-            <w:r>
-              <w:t xml:space="preserve"/>
             </w:r>
           </w:p>
         </w:tc>
@@ -9599,6 +9599,20 @@
               <w:ind w:firstLine="0"/>
             </w:pPr>
             <w:r>
+              <w:t xml:space="preserve">0.762</w:t>
+            </w:r>
+          </w:p>
+        </w:tc>
+        <w:tc>
+          <w:tcPr>
+            <w:tcW w:w="1062" w:type="dxa"/>
+          </w:tcPr>
+          <w:p>
+            <w:pPr>
+              <w:jc w:val="center"/>
+              <w:ind w:firstLine="0"/>
+            </w:pPr>
+            <w:r>
               <w:t xml:space="preserve"/>
             </w:r>
           </w:p>
@@ -9628,20 +9642,6 @@
             </w:pPr>
             <w:r>
               <w:t xml:space="preserve"/>
-            </w:r>
-          </w:p>
-        </w:tc>
-        <w:tc>
-          <w:tcPr>
-            <w:tcW w:w="1062" w:type="dxa"/>
-          </w:tcPr>
-          <w:p>
-            <w:pPr>
-              <w:jc w:val="center"/>
-              <w:ind w:firstLine="0"/>
-            </w:pPr>
-            <w:r>
-              <w:t xml:space="preserve">0.762</w:t>
             </w:r>
           </w:p>
         </w:tc>
@@ -9713,6 +9713,20 @@
               <w:ind w:firstLine="0"/>
             </w:pPr>
             <w:r>
+              <w:t xml:space="preserve">0.889</w:t>
+            </w:r>
+          </w:p>
+        </w:tc>
+        <w:tc>
+          <w:tcPr>
+            <w:tcW w:w="1062" w:type="dxa"/>
+          </w:tcPr>
+          <w:p>
+            <w:pPr>
+              <w:jc w:val="center"/>
+              <w:ind w:firstLine="0"/>
+            </w:pPr>
+            <w:r>
               <w:t xml:space="preserve"/>
             </w:r>
           </w:p>
@@ -9742,20 +9756,6 @@
             </w:pPr>
             <w:r>
               <w:t xml:space="preserve"/>
-            </w:r>
-          </w:p>
-        </w:tc>
-        <w:tc>
-          <w:tcPr>
-            <w:tcW w:w="1062" w:type="dxa"/>
-          </w:tcPr>
-          <w:p>
-            <w:pPr>
-              <w:jc w:val="center"/>
-              <w:ind w:firstLine="0"/>
-            </w:pPr>
-            <w:r>
-              <w:t xml:space="preserve">0.889</w:t>
             </w:r>
           </w:p>
         </w:tc>
@@ -9827,6 +9827,20 @@
               <w:ind w:firstLine="0"/>
             </w:pPr>
             <w:r>
+              <w:t xml:space="preserve">0.904</w:t>
+            </w:r>
+          </w:p>
+        </w:tc>
+        <w:tc>
+          <w:tcPr>
+            <w:tcW w:w="1062" w:type="dxa"/>
+          </w:tcPr>
+          <w:p>
+            <w:pPr>
+              <w:jc w:val="center"/>
+              <w:ind w:firstLine="0"/>
+            </w:pPr>
+            <w:r>
               <w:t xml:space="preserve"/>
             </w:r>
           </w:p>
@@ -9856,20 +9870,6 @@
             </w:pPr>
             <w:r>
               <w:t xml:space="preserve"/>
-            </w:r>
-          </w:p>
-        </w:tc>
-        <w:tc>
-          <w:tcPr>
-            <w:tcW w:w="1062" w:type="dxa"/>
-          </w:tcPr>
-          <w:p>
-            <w:pPr>
-              <w:jc w:val="center"/>
-              <w:ind w:firstLine="0"/>
-            </w:pPr>
-            <w:r>
-              <w:t xml:space="preserve">0.904</w:t>
             </w:r>
           </w:p>
         </w:tc>
@@ -9983,21 +9983,21 @@
               <w:ind w:firstLine="0"/>
             </w:pPr>
             <w:r>
+              <w:t xml:space="preserve">0.891</w:t>
+            </w:r>
+          </w:p>
+        </w:tc>
+        <w:tc>
+          <w:tcPr>
+            <w:tcW w:w="1062" w:type="dxa"/>
+          </w:tcPr>
+          <w:p>
+            <w:pPr>
+              <w:jc w:val="center"/>
+              <w:ind w:firstLine="0"/>
+            </w:pPr>
+            <w:r>
               <w:t xml:space="preserve"/>
-            </w:r>
-          </w:p>
-        </w:tc>
-        <w:tc>
-          <w:tcPr>
-            <w:tcW w:w="1062" w:type="dxa"/>
-          </w:tcPr>
-          <w:p>
-            <w:pPr>
-              <w:jc w:val="center"/>
-              <w:ind w:firstLine="0"/>
-            </w:pPr>
-            <w:r>
-              <w:t xml:space="preserve">0.891</w:t>
             </w:r>
           </w:p>
         </w:tc>
@@ -10097,21 +10097,21 @@
               <w:ind w:firstLine="0"/>
             </w:pPr>
             <w:r>
+              <w:t xml:space="preserve">0.905</w:t>
+            </w:r>
+          </w:p>
+        </w:tc>
+        <w:tc>
+          <w:tcPr>
+            <w:tcW w:w="1062" w:type="dxa"/>
+          </w:tcPr>
+          <w:p>
+            <w:pPr>
+              <w:jc w:val="center"/>
+              <w:ind w:firstLine="0"/>
+            </w:pPr>
+            <w:r>
               <w:t xml:space="preserve"/>
-            </w:r>
-          </w:p>
-        </w:tc>
-        <w:tc>
-          <w:tcPr>
-            <w:tcW w:w="1062" w:type="dxa"/>
-          </w:tcPr>
-          <w:p>
-            <w:pPr>
-              <w:jc w:val="center"/>
-              <w:ind w:firstLine="0"/>
-            </w:pPr>
-            <w:r>
-              <w:t xml:space="preserve">0.905</w:t>
             </w:r>
           </w:p>
         </w:tc>
@@ -10211,21 +10211,21 @@
               <w:ind w:firstLine="0"/>
             </w:pPr>
             <w:r>
+              <w:t xml:space="preserve">0.887</w:t>
+            </w:r>
+          </w:p>
+        </w:tc>
+        <w:tc>
+          <w:tcPr>
+            <w:tcW w:w="1062" w:type="dxa"/>
+          </w:tcPr>
+          <w:p>
+            <w:pPr>
+              <w:jc w:val="center"/>
+              <w:ind w:firstLine="0"/>
+            </w:pPr>
+            <w:r>
               <w:t xml:space="preserve"/>
-            </w:r>
-          </w:p>
-        </w:tc>
-        <w:tc>
-          <w:tcPr>
-            <w:tcW w:w="1062" w:type="dxa"/>
-          </w:tcPr>
-          <w:p>
-            <w:pPr>
-              <w:jc w:val="center"/>
-              <w:ind w:firstLine="0"/>
-            </w:pPr>
-            <w:r>
-              <w:t xml:space="preserve">0.887</w:t>
             </w:r>
           </w:p>
         </w:tc>
@@ -10297,6 +10297,20 @@
               <w:ind w:firstLine="0"/>
             </w:pPr>
             <w:r>
+              <w:t xml:space="preserve">0.860</w:t>
+            </w:r>
+          </w:p>
+        </w:tc>
+        <w:tc>
+          <w:tcPr>
+            <w:tcW w:w="1062" w:type="dxa"/>
+          </w:tcPr>
+          <w:p>
+            <w:pPr>
+              <w:jc w:val="center"/>
+              <w:ind w:firstLine="0"/>
+            </w:pPr>
+            <w:r>
               <w:t xml:space="preserve"/>
             </w:r>
           </w:p>
@@ -10340,20 +10354,6 @@
             </w:pPr>
             <w:r>
               <w:t xml:space="preserve"/>
-            </w:r>
-          </w:p>
-        </w:tc>
-        <w:tc>
-          <w:tcPr>
-            <w:tcW w:w="1062" w:type="dxa"/>
-          </w:tcPr>
-          <w:p>
-            <w:pPr>
-              <w:jc w:val="center"/>
-              <w:ind w:firstLine="0"/>
-            </w:pPr>
-            <w:r>
-              <w:t xml:space="preserve">0.860</w:t>
             </w:r>
           </w:p>
         </w:tc>
@@ -10411,6 +10411,20 @@
               <w:ind w:firstLine="0"/>
             </w:pPr>
             <w:r>
+              <w:t xml:space="preserve">0.870</w:t>
+            </w:r>
+          </w:p>
+        </w:tc>
+        <w:tc>
+          <w:tcPr>
+            <w:tcW w:w="1062" w:type="dxa"/>
+          </w:tcPr>
+          <w:p>
+            <w:pPr>
+              <w:jc w:val="center"/>
+              <w:ind w:firstLine="0"/>
+            </w:pPr>
+            <w:r>
               <w:t xml:space="preserve"/>
             </w:r>
           </w:p>
@@ -10454,20 +10468,6 @@
             </w:pPr>
             <w:r>
               <w:t xml:space="preserve"/>
-            </w:r>
-          </w:p>
-        </w:tc>
-        <w:tc>
-          <w:tcPr>
-            <w:tcW w:w="1062" w:type="dxa"/>
-          </w:tcPr>
-          <w:p>
-            <w:pPr>
-              <w:jc w:val="center"/>
-              <w:ind w:firstLine="0"/>
-            </w:pPr>
-            <w:r>
-              <w:t xml:space="preserve">0.870</w:t>
             </w:r>
           </w:p>
         </w:tc>
@@ -10525,6 +10525,20 @@
               <w:ind w:firstLine="0"/>
             </w:pPr>
             <w:r>
+              <w:t xml:space="preserve">0.884</w:t>
+            </w:r>
+          </w:p>
+        </w:tc>
+        <w:tc>
+          <w:tcPr>
+            <w:tcW w:w="1062" w:type="dxa"/>
+          </w:tcPr>
+          <w:p>
+            <w:pPr>
+              <w:jc w:val="center"/>
+              <w:ind w:firstLine="0"/>
+            </w:pPr>
+            <w:r>
               <w:t xml:space="preserve"/>
             </w:r>
           </w:p>
@@ -10568,20 +10582,6 @@
             </w:pPr>
             <w:r>
               <w:t xml:space="preserve"/>
-            </w:r>
-          </w:p>
-        </w:tc>
-        <w:tc>
-          <w:tcPr>
-            <w:tcW w:w="1062" w:type="dxa"/>
-          </w:tcPr>
-          <w:p>
-            <w:pPr>
-              <w:jc w:val="center"/>
-              <w:ind w:firstLine="0"/>
-            </w:pPr>
-            <w:r>
-              <w:t xml:space="preserve">0.884</w:t>
             </w:r>
           </w:p>
         </w:tc>
@@ -10625,77 +10625,77 @@
               <w:ind w:firstLine="0"/>
             </w:pPr>
             <w:r>
-              <w:t xml:space="preserve">2.519</w:t>
-            </w:r>
-          </w:p>
-        </w:tc>
-        <w:tc>
-          <w:tcPr>
-            <w:tcW w:w="1062" w:type="dxa"/>
-          </w:tcPr>
-          <w:p>
-            <w:pPr>
-              <w:jc w:val="center"/>
-              <w:ind w:firstLine="0"/>
-            </w:pPr>
-            <w:r>
-              <w:t xml:space="preserve">2.480</w:t>
-            </w:r>
-          </w:p>
-        </w:tc>
-        <w:tc>
-          <w:tcPr>
-            <w:tcW w:w="1062" w:type="dxa"/>
-          </w:tcPr>
-          <w:p>
-            <w:pPr>
-              <w:jc w:val="center"/>
-              <w:ind w:firstLine="0"/>
-            </w:pPr>
-            <w:r>
-              <w:t xml:space="preserve">2.652</w:t>
-            </w:r>
-          </w:p>
-        </w:tc>
-        <w:tc>
-          <w:tcPr>
-            <w:tcW w:w="1062" w:type="dxa"/>
-          </w:tcPr>
-          <w:p>
-            <w:pPr>
-              <w:jc w:val="center"/>
-              <w:ind w:firstLine="0"/>
-            </w:pPr>
-            <w:r>
-              <w:t xml:space="preserve">2.392</w:t>
-            </w:r>
-          </w:p>
-        </w:tc>
-        <w:tc>
-          <w:tcPr>
-            <w:tcW w:w="1062" w:type="dxa"/>
-          </w:tcPr>
-          <w:p>
-            <w:pPr>
-              <w:jc w:val="center"/>
-              <w:ind w:firstLine="0"/>
-            </w:pPr>
-            <w:r>
-              <w:t xml:space="preserve">2.676</w:t>
-            </w:r>
-          </w:p>
-        </w:tc>
-        <w:tc>
-          <w:tcPr>
-            <w:tcW w:w="1062" w:type="dxa"/>
-          </w:tcPr>
-          <w:p>
-            <w:pPr>
-              <w:jc w:val="center"/>
-              <w:ind w:firstLine="0"/>
-            </w:pPr>
-            <w:r>
-              <w:t xml:space="preserve">2.568</w:t>
+              <w:t xml:space="preserve">2.413</w:t>
+            </w:r>
+          </w:p>
+        </w:tc>
+        <w:tc>
+          <w:tcPr>
+            <w:tcW w:w="1062" w:type="dxa"/>
+          </w:tcPr>
+          <w:p>
+            <w:pPr>
+              <w:jc w:val="center"/>
+              <w:ind w:firstLine="0"/>
+            </w:pPr>
+            <w:r>
+              <w:t xml:space="preserve">2.575</w:t>
+            </w:r>
+          </w:p>
+        </w:tc>
+        <w:tc>
+          <w:tcPr>
+            <w:tcW w:w="1062" w:type="dxa"/>
+          </w:tcPr>
+          <w:p>
+            <w:pPr>
+              <w:jc w:val="center"/>
+              <w:ind w:firstLine="0"/>
+            </w:pPr>
+            <w:r>
+              <w:t xml:space="preserve">2.532</w:t>
+            </w:r>
+          </w:p>
+        </w:tc>
+        <w:tc>
+          <w:tcPr>
+            <w:tcW w:w="1062" w:type="dxa"/>
+          </w:tcPr>
+          <w:p>
+            <w:pPr>
+              <w:jc w:val="center"/>
+              <w:ind w:firstLine="0"/>
+            </w:pPr>
+            <w:r>
+              <w:t xml:space="preserve">2.658</w:t>
+            </w:r>
+          </w:p>
+        </w:tc>
+        <w:tc>
+          <w:tcPr>
+            <w:tcW w:w="1062" w:type="dxa"/>
+          </w:tcPr>
+          <w:p>
+            <w:pPr>
+              <w:jc w:val="center"/>
+              <w:ind w:firstLine="0"/>
+            </w:pPr>
+            <w:r>
+              <w:t xml:space="preserve">2.459</w:t>
+            </w:r>
+          </w:p>
+        </w:tc>
+        <w:tc>
+          <w:tcPr>
+            <w:tcW w:w="1062" w:type="dxa"/>
+          </w:tcPr>
+          <w:p>
+            <w:pPr>
+              <w:jc w:val="center"/>
+              <w:ind w:firstLine="0"/>
+            </w:pPr>
+            <w:r>
+              <w:t xml:space="preserve">2.666</w:t>
             </w:r>
           </w:p>
         </w:tc>
@@ -10739,77 +10739,77 @@
               <w:ind w:firstLine="0"/>
             </w:pPr>
             <w:r>
-              <w:t xml:space="preserve">14.00</w:t>
-            </w:r>
-          </w:p>
-        </w:tc>
-        <w:tc>
-          <w:tcPr>
-            <w:tcW w:w="1062" w:type="dxa"/>
-          </w:tcPr>
-          <w:p>
-            <w:pPr>
-              <w:jc w:val="center"/>
-              <w:ind w:firstLine="0"/>
-            </w:pPr>
-            <w:r>
-              <w:t xml:space="preserve">13.78</w:t>
-            </w:r>
-          </w:p>
-        </w:tc>
-        <w:tc>
-          <w:tcPr>
-            <w:tcW w:w="1062" w:type="dxa"/>
-          </w:tcPr>
-          <w:p>
-            <w:pPr>
-              <w:jc w:val="center"/>
-              <w:ind w:firstLine="0"/>
-            </w:pPr>
-            <w:r>
-              <w:t xml:space="preserve">14.73</w:t>
-            </w:r>
-          </w:p>
-        </w:tc>
-        <w:tc>
-          <w:tcPr>
-            <w:tcW w:w="1062" w:type="dxa"/>
-          </w:tcPr>
-          <w:p>
-            <w:pPr>
-              <w:jc w:val="center"/>
-              <w:ind w:firstLine="0"/>
-            </w:pPr>
-            <w:r>
-              <w:t xml:space="preserve">13.29</w:t>
-            </w:r>
-          </w:p>
-        </w:tc>
-        <w:tc>
-          <w:tcPr>
-            <w:tcW w:w="1062" w:type="dxa"/>
-          </w:tcPr>
-          <w:p>
-            <w:pPr>
-              <w:jc w:val="center"/>
-              <w:ind w:firstLine="0"/>
-            </w:pPr>
-            <w:r>
-              <w:t xml:space="preserve">14.87</w:t>
-            </w:r>
-          </w:p>
-        </w:tc>
-        <w:tc>
-          <w:tcPr>
-            <w:tcW w:w="1062" w:type="dxa"/>
-          </w:tcPr>
-          <w:p>
-            <w:pPr>
-              <w:jc w:val="center"/>
-              <w:ind w:firstLine="0"/>
-            </w:pPr>
-            <w:r>
-              <w:t xml:space="preserve">14.27</w:t>
+              <w:t xml:space="preserve">13.41</w:t>
+            </w:r>
+          </w:p>
+        </w:tc>
+        <w:tc>
+          <w:tcPr>
+            <w:tcW w:w="1062" w:type="dxa"/>
+          </w:tcPr>
+          <w:p>
+            <w:pPr>
+              <w:jc w:val="center"/>
+              <w:ind w:firstLine="0"/>
+            </w:pPr>
+            <w:r>
+              <w:t xml:space="preserve">14.31</w:t>
+            </w:r>
+          </w:p>
+        </w:tc>
+        <w:tc>
+          <w:tcPr>
+            <w:tcW w:w="1062" w:type="dxa"/>
+          </w:tcPr>
+          <w:p>
+            <w:pPr>
+              <w:jc w:val="center"/>
+              <w:ind w:firstLine="0"/>
+            </w:pPr>
+            <w:r>
+              <w:t xml:space="preserve">14.07</w:t>
+            </w:r>
+          </w:p>
+        </w:tc>
+        <w:tc>
+          <w:tcPr>
+            <w:tcW w:w="1062" w:type="dxa"/>
+          </w:tcPr>
+          <w:p>
+            <w:pPr>
+              <w:jc w:val="center"/>
+              <w:ind w:firstLine="0"/>
+            </w:pPr>
+            <w:r>
+              <w:t xml:space="preserve">14.77</w:t>
+            </w:r>
+          </w:p>
+        </w:tc>
+        <w:tc>
+          <w:tcPr>
+            <w:tcW w:w="1062" w:type="dxa"/>
+          </w:tcPr>
+          <w:p>
+            <w:pPr>
+              <w:jc w:val="center"/>
+              <w:ind w:firstLine="0"/>
+            </w:pPr>
+            <w:r>
+              <w:t xml:space="preserve">13.66</w:t>
+            </w:r>
+          </w:p>
+        </w:tc>
+        <w:tc>
+          <w:tcPr>
+            <w:tcW w:w="1062" w:type="dxa"/>
+          </w:tcPr>
+          <w:p>
+            <w:pPr>
+              <w:jc w:val="center"/>
+              <w:ind w:firstLine="0"/>
+            </w:pPr>
+            <w:r>
+              <w:t xml:space="preserve">14.81</w:t>
             </w:r>
           </w:p>
         </w:tc>
@@ -10853,77 +10853,77 @@
               <w:ind w:firstLine="0"/>
             </w:pPr>
             <w:r>
-              <w:t xml:space="preserve">14.00</w:t>
-            </w:r>
-          </w:p>
-        </w:tc>
-        <w:tc>
-          <w:tcPr>
-            <w:tcW w:w="1062" w:type="dxa"/>
-          </w:tcPr>
-          <w:p>
-            <w:pPr>
-              <w:jc w:val="center"/>
-              <w:ind w:firstLine="0"/>
-            </w:pPr>
-            <w:r>
-              <w:t xml:space="preserve">27.77</w:t>
-            </w:r>
-          </w:p>
-        </w:tc>
-        <w:tc>
-          <w:tcPr>
-            <w:tcW w:w="1062" w:type="dxa"/>
-          </w:tcPr>
-          <w:p>
-            <w:pPr>
-              <w:jc w:val="center"/>
-              <w:ind w:firstLine="0"/>
-            </w:pPr>
-            <w:r>
-              <w:t xml:space="preserve">42.51</w:t>
-            </w:r>
-          </w:p>
-        </w:tc>
-        <w:tc>
-          <w:tcPr>
-            <w:tcW w:w="1062" w:type="dxa"/>
-          </w:tcPr>
-          <w:p>
-            <w:pPr>
-              <w:jc w:val="center"/>
-              <w:ind w:firstLine="0"/>
-            </w:pPr>
-            <w:r>
-              <w:t xml:space="preserve">55.80</w:t>
-            </w:r>
-          </w:p>
-        </w:tc>
-        <w:tc>
-          <w:tcPr>
-            <w:tcW w:w="1062" w:type="dxa"/>
-          </w:tcPr>
-          <w:p>
-            <w:pPr>
-              <w:jc w:val="center"/>
-              <w:ind w:firstLine="0"/>
-            </w:pPr>
-            <w:r>
-              <w:t xml:space="preserve">70.66</w:t>
-            </w:r>
-          </w:p>
-        </w:tc>
-        <w:tc>
-          <w:tcPr>
-            <w:tcW w:w="1062" w:type="dxa"/>
-          </w:tcPr>
-          <w:p>
-            <w:pPr>
-              <w:jc w:val="center"/>
-              <w:ind w:firstLine="0"/>
-            </w:pPr>
-            <w:r>
-              <w:t xml:space="preserve">84.93</w:t>
+              <w:t xml:space="preserve">13.41</w:t>
+            </w:r>
+          </w:p>
+        </w:tc>
+        <w:tc>
+          <w:tcPr>
+            <w:tcW w:w="1062" w:type="dxa"/>
+          </w:tcPr>
+          <w:p>
+            <w:pPr>
+              <w:jc w:val="center"/>
+              <w:ind w:firstLine="0"/>
+            </w:pPr>
+            <w:r>
+              <w:t xml:space="preserve">27.72</w:t>
+            </w:r>
+          </w:p>
+        </w:tc>
+        <w:tc>
+          <w:tcPr>
+            <w:tcW w:w="1062" w:type="dxa"/>
+          </w:tcPr>
+          <w:p>
+            <w:pPr>
+              <w:jc w:val="center"/>
+              <w:ind w:firstLine="0"/>
+            </w:pPr>
+            <w:r>
+              <w:t xml:space="preserve">41.79</w:t>
+            </w:r>
+          </w:p>
+        </w:tc>
+        <w:tc>
+          <w:tcPr>
+            <w:tcW w:w="1062" w:type="dxa"/>
+          </w:tcPr>
+          <w:p>
+            <w:pPr>
+              <w:jc w:val="center"/>
+              <w:ind w:firstLine="0"/>
+            </w:pPr>
+            <w:r>
+              <w:t xml:space="preserve">56.56</w:t>
+            </w:r>
+          </w:p>
+        </w:tc>
+        <w:tc>
+          <w:tcPr>
+            <w:tcW w:w="1062" w:type="dxa"/>
+          </w:tcPr>
+          <w:p>
+            <w:pPr>
+              <w:jc w:val="center"/>
+              <w:ind w:firstLine="0"/>
+            </w:pPr>
+            <w:r>
+              <w:t xml:space="preserve">70.22</w:t>
+            </w:r>
+          </w:p>
+        </w:tc>
+        <w:tc>
+          <w:tcPr>
+            <w:tcW w:w="1062" w:type="dxa"/>
+          </w:tcPr>
+          <w:p>
+            <w:pPr>
+              <w:jc w:val="center"/>
+              <w:ind w:firstLine="0"/>
+            </w:pPr>
+            <w:r>
+              <w:t xml:space="preserve">85.03</w:t>
             </w:r>
           </w:p>
         </w:tc>

--- a/电商223_张纵宇_毕业论文.docx
+++ b/电商223_张纵宇_毕业论文.docx
@@ -10949,6 +10949,8181 @@
       </w:pPr>
       <w:r>
         <w:t xml:space="preserve">由表3-4可知，18个题项的共同度均超过0.80，因子载荷绝对值整体较高，各题项与其理论维度的关联性良好，量表结构效度通过检验。综合信度与效度检验结果，本问卷满足正式调研要求，可据此开展正式大规模问卷调研。</w:t>
+      </w:r>
+    </w:p>
+    <w:p>
+      <w:pPr>
+        <w:pStyle w:val="2"/>
+      </w:pPr>
+      <w:r>
+        <w:t>第四章 结构方程模型（SEM）分析</w:t>
+      </w:r>
+    </w:p>
+    <w:p>
+      <w:pPr>
+        <w:pStyle w:val="3"/>
+      </w:pPr>
+      <w:r>
+        <w:t>4.1 样本基本信息描述</w:t>
+      </w:r>
+    </w:p>
+    <w:p>
+      <w:pPr/>
+      <w:r>
+        <w:t>本次正式调研以烟台地区集群电商经济相关从业者、经营者及政府工作人员为调查对象，采用问卷星平台进行在线发放，共回收问卷508份，全部为有效问卷，有效回收率为100%。样本基本特征如下：</w:t>
+      </w:r>
+    </w:p>
+    <w:p>
+      <w:pPr/>
+      <w:r>
+        <w:t>在性别分布上，男性受访者247人（48.6%），女性261人（51.4%），男女比例较为均衡；在年龄分布上，21—30岁占32.5%，31—40岁占27.4%，41—50岁占18.5%，51岁及以上占11.6%，20岁及以下占10.0%，样本以中青年为主力群体，与烟台集群电商从业人员的实际结构相符；在学历构成上，初中及以下学历占49.4%，高中/中专占10.2%，大专占20.9%，本科占15.7%，硕士及以上占3.7%，初中及以下学历比例较高，符合农村集群电商从业者的教育背景现状；在常住居住地方面，样本覆盖烟台主要区县，芝罘区占比最高（31.9%），牟平区（22.0%）与莱山区（18.9%）次之；在收入水平方面，5001—8000元/月占32.7%，8001—12000元/月占29.9%，反映烟台集群电商从业者收入整体处于中等偏上水平；在职业类型方面，个体电商农户/商户占43.1%，电商企业经营者/管理者占25.2%，样本主体与研究对象高度契合。综合来看，本次调研样本结构合理、代表性较强，能够有效支撑后续实证分析。</w:t>
+      </w:r>
+    </w:p>
+    <w:p>
+      <w:pPr>
+        <w:pStyle w:val="12"/>
+      </w:pPr>
+      <w:r>
+        <w:t>表4-1 正式调研样本基本信息（N=508）</w:t>
+      </w:r>
+    </w:p>
+    <w:tbl>
+      <w:tblPr>
+        <w:tblStyle w:val="34"/>
+        <w:tblW w:type="auto" w:w="0"/>
+        <w:tblLook w:firstColumn="1" w:firstRow="1" w:lastColumn="0" w:lastRow="0" w:noHBand="0" w:noVBand="1" w:val="04A0"/>
+      </w:tblPr>
+      <w:tblGrid>
+        <w:gridCol w:w="2197"/>
+        <w:gridCol w:w="2197"/>
+        <w:gridCol w:w="2197"/>
+        <w:gridCol w:w="2197"/>
+      </w:tblGrid>
+      <w:tr>
+        <w:tc>
+          <w:tcPr>
+            <w:tcW w:type="dxa" w:w="2197"/>
+          </w:tcPr>
+          <w:p>
+            <w:pPr>
+              <w:jc w:val="center"/>
+            </w:pPr>
+            <w:r>
+              <w:rPr>
+                <w:b/>
+              </w:rPr>
+              <w:t>特征</w:t>
+            </w:r>
+          </w:p>
+        </w:tc>
+        <w:tc>
+          <w:tcPr>
+            <w:tcW w:type="dxa" w:w="2197"/>
+          </w:tcPr>
+          <w:p>
+            <w:pPr>
+              <w:jc w:val="center"/>
+            </w:pPr>
+            <w:r>
+              <w:rPr>
+                <w:b/>
+              </w:rPr>
+              <w:t>类别</w:t>
+            </w:r>
+          </w:p>
+        </w:tc>
+        <w:tc>
+          <w:tcPr>
+            <w:tcW w:type="dxa" w:w="2197"/>
+          </w:tcPr>
+          <w:p>
+            <w:pPr>
+              <w:jc w:val="center"/>
+            </w:pPr>
+            <w:r>
+              <w:rPr>
+                <w:b/>
+              </w:rPr>
+              <w:t>频数</w:t>
+            </w:r>
+          </w:p>
+        </w:tc>
+        <w:tc>
+          <w:tcPr>
+            <w:tcW w:type="dxa" w:w="2197"/>
+          </w:tcPr>
+          <w:p>
+            <w:pPr>
+              <w:jc w:val="center"/>
+            </w:pPr>
+            <w:r>
+              <w:rPr>
+                <w:b/>
+              </w:rPr>
+              <w:t>占比（%）</w:t>
+            </w:r>
+          </w:p>
+        </w:tc>
+      </w:tr>
+      <w:tr>
+        <w:tc>
+          <w:tcPr>
+            <w:tcW w:type="dxa" w:w="2197"/>
+          </w:tcPr>
+          <w:p>
+            <w:pPr>
+              <w:jc w:val="center"/>
+            </w:pPr>
+            <w:r>
+              <w:t>性别</w:t>
+            </w:r>
+          </w:p>
+        </w:tc>
+        <w:tc>
+          <w:tcPr>
+            <w:tcW w:type="dxa" w:w="2197"/>
+          </w:tcPr>
+          <w:p>
+            <w:pPr>
+              <w:jc w:val="center"/>
+            </w:pPr>
+            <w:r>
+              <w:t>男</w:t>
+            </w:r>
+          </w:p>
+        </w:tc>
+        <w:tc>
+          <w:tcPr>
+            <w:tcW w:type="dxa" w:w="2197"/>
+          </w:tcPr>
+          <w:p>
+            <w:pPr>
+              <w:jc w:val="center"/>
+            </w:pPr>
+            <w:r>
+              <w:t>247</w:t>
+            </w:r>
+          </w:p>
+        </w:tc>
+        <w:tc>
+          <w:tcPr>
+            <w:tcW w:type="dxa" w:w="2197"/>
+          </w:tcPr>
+          <w:p>
+            <w:pPr>
+              <w:jc w:val="center"/>
+            </w:pPr>
+            <w:r>
+              <w:t>48.6</w:t>
+            </w:r>
+          </w:p>
+        </w:tc>
+      </w:tr>
+      <w:tr>
+        <w:tc>
+          <w:tcPr>
+            <w:tcW w:type="dxa" w:w="2197"/>
+          </w:tcPr>
+          <w:p>
+            <w:pPr>
+              <w:jc w:val="center"/>
+            </w:pPr>
+            <w:r/>
+          </w:p>
+        </w:tc>
+        <w:tc>
+          <w:tcPr>
+            <w:tcW w:type="dxa" w:w="2197"/>
+          </w:tcPr>
+          <w:p>
+            <w:pPr>
+              <w:jc w:val="center"/>
+            </w:pPr>
+            <w:r>
+              <w:t>女</w:t>
+            </w:r>
+          </w:p>
+        </w:tc>
+        <w:tc>
+          <w:tcPr>
+            <w:tcW w:type="dxa" w:w="2197"/>
+          </w:tcPr>
+          <w:p>
+            <w:pPr>
+              <w:jc w:val="center"/>
+            </w:pPr>
+            <w:r>
+              <w:t>261</w:t>
+            </w:r>
+          </w:p>
+        </w:tc>
+        <w:tc>
+          <w:tcPr>
+            <w:tcW w:type="dxa" w:w="2197"/>
+          </w:tcPr>
+          <w:p>
+            <w:pPr>
+              <w:jc w:val="center"/>
+            </w:pPr>
+            <w:r>
+              <w:t>51.4</w:t>
+            </w:r>
+          </w:p>
+        </w:tc>
+      </w:tr>
+      <w:tr>
+        <w:tc>
+          <w:tcPr>
+            <w:tcW w:type="dxa" w:w="2197"/>
+          </w:tcPr>
+          <w:p>
+            <w:pPr>
+              <w:jc w:val="center"/>
+            </w:pPr>
+            <w:r>
+              <w:t>年龄</w:t>
+            </w:r>
+          </w:p>
+        </w:tc>
+        <w:tc>
+          <w:tcPr>
+            <w:tcW w:type="dxa" w:w="2197"/>
+          </w:tcPr>
+          <w:p>
+            <w:pPr>
+              <w:jc w:val="center"/>
+            </w:pPr>
+            <w:r>
+              <w:t>20岁及以下</w:t>
+            </w:r>
+          </w:p>
+        </w:tc>
+        <w:tc>
+          <w:tcPr>
+            <w:tcW w:type="dxa" w:w="2197"/>
+          </w:tcPr>
+          <w:p>
+            <w:pPr>
+              <w:jc w:val="center"/>
+            </w:pPr>
+            <w:r>
+              <w:t>51</w:t>
+            </w:r>
+          </w:p>
+        </w:tc>
+        <w:tc>
+          <w:tcPr>
+            <w:tcW w:type="dxa" w:w="2197"/>
+          </w:tcPr>
+          <w:p>
+            <w:pPr>
+              <w:jc w:val="center"/>
+            </w:pPr>
+            <w:r>
+              <w:t>10.0</w:t>
+            </w:r>
+          </w:p>
+        </w:tc>
+      </w:tr>
+      <w:tr>
+        <w:tc>
+          <w:tcPr>
+            <w:tcW w:type="dxa" w:w="2197"/>
+          </w:tcPr>
+          <w:p>
+            <w:pPr>
+              <w:jc w:val="center"/>
+            </w:pPr>
+            <w:r/>
+          </w:p>
+        </w:tc>
+        <w:tc>
+          <w:tcPr>
+            <w:tcW w:type="dxa" w:w="2197"/>
+          </w:tcPr>
+          <w:p>
+            <w:pPr>
+              <w:jc w:val="center"/>
+            </w:pPr>
+            <w:r>
+              <w:t>21—30岁</w:t>
+            </w:r>
+          </w:p>
+        </w:tc>
+        <w:tc>
+          <w:tcPr>
+            <w:tcW w:type="dxa" w:w="2197"/>
+          </w:tcPr>
+          <w:p>
+            <w:pPr>
+              <w:jc w:val="center"/>
+            </w:pPr>
+            <w:r>
+              <w:t>165</w:t>
+            </w:r>
+          </w:p>
+        </w:tc>
+        <w:tc>
+          <w:tcPr>
+            <w:tcW w:type="dxa" w:w="2197"/>
+          </w:tcPr>
+          <w:p>
+            <w:pPr>
+              <w:jc w:val="center"/>
+            </w:pPr>
+            <w:r>
+              <w:t>32.5</w:t>
+            </w:r>
+          </w:p>
+        </w:tc>
+      </w:tr>
+      <w:tr>
+        <w:tc>
+          <w:tcPr>
+            <w:tcW w:type="dxa" w:w="2197"/>
+          </w:tcPr>
+          <w:p>
+            <w:pPr>
+              <w:jc w:val="center"/>
+            </w:pPr>
+            <w:r/>
+          </w:p>
+        </w:tc>
+        <w:tc>
+          <w:tcPr>
+            <w:tcW w:type="dxa" w:w="2197"/>
+          </w:tcPr>
+          <w:p>
+            <w:pPr>
+              <w:jc w:val="center"/>
+            </w:pPr>
+            <w:r>
+              <w:t>31—40岁</w:t>
+            </w:r>
+          </w:p>
+        </w:tc>
+        <w:tc>
+          <w:tcPr>
+            <w:tcW w:type="dxa" w:w="2197"/>
+          </w:tcPr>
+          <w:p>
+            <w:pPr>
+              <w:jc w:val="center"/>
+            </w:pPr>
+            <w:r>
+              <w:t>139</w:t>
+            </w:r>
+          </w:p>
+        </w:tc>
+        <w:tc>
+          <w:tcPr>
+            <w:tcW w:type="dxa" w:w="2197"/>
+          </w:tcPr>
+          <w:p>
+            <w:pPr>
+              <w:jc w:val="center"/>
+            </w:pPr>
+            <w:r>
+              <w:t>27.4</w:t>
+            </w:r>
+          </w:p>
+        </w:tc>
+      </w:tr>
+      <w:tr>
+        <w:tc>
+          <w:tcPr>
+            <w:tcW w:type="dxa" w:w="2197"/>
+          </w:tcPr>
+          <w:p>
+            <w:pPr>
+              <w:jc w:val="center"/>
+            </w:pPr>
+            <w:r/>
+          </w:p>
+        </w:tc>
+        <w:tc>
+          <w:tcPr>
+            <w:tcW w:type="dxa" w:w="2197"/>
+          </w:tcPr>
+          <w:p>
+            <w:pPr>
+              <w:jc w:val="center"/>
+            </w:pPr>
+            <w:r>
+              <w:t>41—50岁</w:t>
+            </w:r>
+          </w:p>
+        </w:tc>
+        <w:tc>
+          <w:tcPr>
+            <w:tcW w:type="dxa" w:w="2197"/>
+          </w:tcPr>
+          <w:p>
+            <w:pPr>
+              <w:jc w:val="center"/>
+            </w:pPr>
+            <w:r>
+              <w:t>94</w:t>
+            </w:r>
+          </w:p>
+        </w:tc>
+        <w:tc>
+          <w:tcPr>
+            <w:tcW w:type="dxa" w:w="2197"/>
+          </w:tcPr>
+          <w:p>
+            <w:pPr>
+              <w:jc w:val="center"/>
+            </w:pPr>
+            <w:r>
+              <w:t>18.5</w:t>
+            </w:r>
+          </w:p>
+        </w:tc>
+      </w:tr>
+      <w:tr>
+        <w:tc>
+          <w:tcPr>
+            <w:tcW w:type="dxa" w:w="2197"/>
+          </w:tcPr>
+          <w:p>
+            <w:pPr>
+              <w:jc w:val="center"/>
+            </w:pPr>
+            <w:r/>
+          </w:p>
+        </w:tc>
+        <w:tc>
+          <w:tcPr>
+            <w:tcW w:type="dxa" w:w="2197"/>
+          </w:tcPr>
+          <w:p>
+            <w:pPr>
+              <w:jc w:val="center"/>
+            </w:pPr>
+            <w:r>
+              <w:t>51岁及以上</w:t>
+            </w:r>
+          </w:p>
+        </w:tc>
+        <w:tc>
+          <w:tcPr>
+            <w:tcW w:type="dxa" w:w="2197"/>
+          </w:tcPr>
+          <w:p>
+            <w:pPr>
+              <w:jc w:val="center"/>
+            </w:pPr>
+            <w:r>
+              <w:t>59</w:t>
+            </w:r>
+          </w:p>
+        </w:tc>
+        <w:tc>
+          <w:tcPr>
+            <w:tcW w:type="dxa" w:w="2197"/>
+          </w:tcPr>
+          <w:p>
+            <w:pPr>
+              <w:jc w:val="center"/>
+            </w:pPr>
+            <w:r>
+              <w:t>11.6</w:t>
+            </w:r>
+          </w:p>
+        </w:tc>
+      </w:tr>
+      <w:tr>
+        <w:tc>
+          <w:tcPr>
+            <w:tcW w:type="dxa" w:w="2197"/>
+          </w:tcPr>
+          <w:p>
+            <w:pPr>
+              <w:jc w:val="center"/>
+            </w:pPr>
+            <w:r>
+              <w:t>学历</w:t>
+            </w:r>
+          </w:p>
+        </w:tc>
+        <w:tc>
+          <w:tcPr>
+            <w:tcW w:type="dxa" w:w="2197"/>
+          </w:tcPr>
+          <w:p>
+            <w:pPr>
+              <w:jc w:val="center"/>
+            </w:pPr>
+            <w:r>
+              <w:t>初中及以下</w:t>
+            </w:r>
+          </w:p>
+        </w:tc>
+        <w:tc>
+          <w:tcPr>
+            <w:tcW w:type="dxa" w:w="2197"/>
+          </w:tcPr>
+          <w:p>
+            <w:pPr>
+              <w:jc w:val="center"/>
+            </w:pPr>
+            <w:r>
+              <w:t>251</w:t>
+            </w:r>
+          </w:p>
+        </w:tc>
+        <w:tc>
+          <w:tcPr>
+            <w:tcW w:type="dxa" w:w="2197"/>
+          </w:tcPr>
+          <w:p>
+            <w:pPr>
+              <w:jc w:val="center"/>
+            </w:pPr>
+            <w:r>
+              <w:t>49.4</w:t>
+            </w:r>
+          </w:p>
+        </w:tc>
+      </w:tr>
+      <w:tr>
+        <w:tc>
+          <w:tcPr>
+            <w:tcW w:type="dxa" w:w="2197"/>
+          </w:tcPr>
+          <w:p>
+            <w:pPr>
+              <w:jc w:val="center"/>
+            </w:pPr>
+            <w:r/>
+          </w:p>
+        </w:tc>
+        <w:tc>
+          <w:tcPr>
+            <w:tcW w:type="dxa" w:w="2197"/>
+          </w:tcPr>
+          <w:p>
+            <w:pPr>
+              <w:jc w:val="center"/>
+            </w:pPr>
+            <w:r>
+              <w:t>高中/中专</w:t>
+            </w:r>
+          </w:p>
+        </w:tc>
+        <w:tc>
+          <w:tcPr>
+            <w:tcW w:type="dxa" w:w="2197"/>
+          </w:tcPr>
+          <w:p>
+            <w:pPr>
+              <w:jc w:val="center"/>
+            </w:pPr>
+            <w:r>
+              <w:t>52</w:t>
+            </w:r>
+          </w:p>
+        </w:tc>
+        <w:tc>
+          <w:tcPr>
+            <w:tcW w:type="dxa" w:w="2197"/>
+          </w:tcPr>
+          <w:p>
+            <w:pPr>
+              <w:jc w:val="center"/>
+            </w:pPr>
+            <w:r>
+              <w:t>10.2</w:t>
+            </w:r>
+          </w:p>
+        </w:tc>
+      </w:tr>
+      <w:tr>
+        <w:tc>
+          <w:tcPr>
+            <w:tcW w:type="dxa" w:w="2197"/>
+          </w:tcPr>
+          <w:p>
+            <w:pPr>
+              <w:jc w:val="center"/>
+            </w:pPr>
+            <w:r/>
+          </w:p>
+        </w:tc>
+        <w:tc>
+          <w:tcPr>
+            <w:tcW w:type="dxa" w:w="2197"/>
+          </w:tcPr>
+          <w:p>
+            <w:pPr>
+              <w:jc w:val="center"/>
+            </w:pPr>
+            <w:r>
+              <w:t>大专</w:t>
+            </w:r>
+          </w:p>
+        </w:tc>
+        <w:tc>
+          <w:tcPr>
+            <w:tcW w:type="dxa" w:w="2197"/>
+          </w:tcPr>
+          <w:p>
+            <w:pPr>
+              <w:jc w:val="center"/>
+            </w:pPr>
+            <w:r>
+              <w:t>106</w:t>
+            </w:r>
+          </w:p>
+        </w:tc>
+        <w:tc>
+          <w:tcPr>
+            <w:tcW w:type="dxa" w:w="2197"/>
+          </w:tcPr>
+          <w:p>
+            <w:pPr>
+              <w:jc w:val="center"/>
+            </w:pPr>
+            <w:r>
+              <w:t>20.9</w:t>
+            </w:r>
+          </w:p>
+        </w:tc>
+      </w:tr>
+      <w:tr>
+        <w:tc>
+          <w:tcPr>
+            <w:tcW w:type="dxa" w:w="2197"/>
+          </w:tcPr>
+          <w:p>
+            <w:pPr>
+              <w:jc w:val="center"/>
+            </w:pPr>
+            <w:r/>
+          </w:p>
+        </w:tc>
+        <w:tc>
+          <w:tcPr>
+            <w:tcW w:type="dxa" w:w="2197"/>
+          </w:tcPr>
+          <w:p>
+            <w:pPr>
+              <w:jc w:val="center"/>
+            </w:pPr>
+            <w:r>
+              <w:t>本科</w:t>
+            </w:r>
+          </w:p>
+        </w:tc>
+        <w:tc>
+          <w:tcPr>
+            <w:tcW w:type="dxa" w:w="2197"/>
+          </w:tcPr>
+          <w:p>
+            <w:pPr>
+              <w:jc w:val="center"/>
+            </w:pPr>
+            <w:r>
+              <w:t>80</w:t>
+            </w:r>
+          </w:p>
+        </w:tc>
+        <w:tc>
+          <w:tcPr>
+            <w:tcW w:type="dxa" w:w="2197"/>
+          </w:tcPr>
+          <w:p>
+            <w:pPr>
+              <w:jc w:val="center"/>
+            </w:pPr>
+            <w:r>
+              <w:t>15.7</w:t>
+            </w:r>
+          </w:p>
+        </w:tc>
+      </w:tr>
+      <w:tr>
+        <w:tc>
+          <w:tcPr>
+            <w:tcW w:type="dxa" w:w="2197"/>
+          </w:tcPr>
+          <w:p>
+            <w:pPr>
+              <w:jc w:val="center"/>
+            </w:pPr>
+            <w:r/>
+          </w:p>
+        </w:tc>
+        <w:tc>
+          <w:tcPr>
+            <w:tcW w:type="dxa" w:w="2197"/>
+          </w:tcPr>
+          <w:p>
+            <w:pPr>
+              <w:jc w:val="center"/>
+            </w:pPr>
+            <w:r>
+              <w:t>硕士及以上</w:t>
+            </w:r>
+          </w:p>
+        </w:tc>
+        <w:tc>
+          <w:tcPr>
+            <w:tcW w:type="dxa" w:w="2197"/>
+          </w:tcPr>
+          <w:p>
+            <w:pPr>
+              <w:jc w:val="center"/>
+            </w:pPr>
+            <w:r>
+              <w:t>19</w:t>
+            </w:r>
+          </w:p>
+        </w:tc>
+        <w:tc>
+          <w:tcPr>
+            <w:tcW w:type="dxa" w:w="2197"/>
+          </w:tcPr>
+          <w:p>
+            <w:pPr>
+              <w:jc w:val="center"/>
+            </w:pPr>
+            <w:r>
+              <w:t>3.7</w:t>
+            </w:r>
+          </w:p>
+        </w:tc>
+      </w:tr>
+      <w:tr>
+        <w:tc>
+          <w:tcPr>
+            <w:tcW w:type="dxa" w:w="2197"/>
+          </w:tcPr>
+          <w:p>
+            <w:pPr>
+              <w:jc w:val="center"/>
+            </w:pPr>
+            <w:r>
+              <w:t>常住居住地</w:t>
+            </w:r>
+          </w:p>
+        </w:tc>
+        <w:tc>
+          <w:tcPr>
+            <w:tcW w:type="dxa" w:w="2197"/>
+          </w:tcPr>
+          <w:p>
+            <w:pPr>
+              <w:jc w:val="center"/>
+            </w:pPr>
+            <w:r>
+              <w:t>芝罘区</w:t>
+            </w:r>
+          </w:p>
+        </w:tc>
+        <w:tc>
+          <w:tcPr>
+            <w:tcW w:type="dxa" w:w="2197"/>
+          </w:tcPr>
+          <w:p>
+            <w:pPr>
+              <w:jc w:val="center"/>
+            </w:pPr>
+            <w:r>
+              <w:t>162</w:t>
+            </w:r>
+          </w:p>
+        </w:tc>
+        <w:tc>
+          <w:tcPr>
+            <w:tcW w:type="dxa" w:w="2197"/>
+          </w:tcPr>
+          <w:p>
+            <w:pPr>
+              <w:jc w:val="center"/>
+            </w:pPr>
+            <w:r>
+              <w:t>31.9</w:t>
+            </w:r>
+          </w:p>
+        </w:tc>
+      </w:tr>
+      <w:tr>
+        <w:tc>
+          <w:tcPr>
+            <w:tcW w:type="dxa" w:w="2197"/>
+          </w:tcPr>
+          <w:p>
+            <w:pPr>
+              <w:jc w:val="center"/>
+            </w:pPr>
+            <w:r/>
+          </w:p>
+        </w:tc>
+        <w:tc>
+          <w:tcPr>
+            <w:tcW w:type="dxa" w:w="2197"/>
+          </w:tcPr>
+          <w:p>
+            <w:pPr>
+              <w:jc w:val="center"/>
+            </w:pPr>
+            <w:r>
+              <w:t>福山区</w:t>
+            </w:r>
+          </w:p>
+        </w:tc>
+        <w:tc>
+          <w:tcPr>
+            <w:tcW w:type="dxa" w:w="2197"/>
+          </w:tcPr>
+          <w:p>
+            <w:pPr>
+              <w:jc w:val="center"/>
+            </w:pPr>
+            <w:r>
+              <w:t>50</w:t>
+            </w:r>
+          </w:p>
+        </w:tc>
+        <w:tc>
+          <w:tcPr>
+            <w:tcW w:type="dxa" w:w="2197"/>
+          </w:tcPr>
+          <w:p>
+            <w:pPr>
+              <w:jc w:val="center"/>
+            </w:pPr>
+            <w:r>
+              <w:t>9.8</w:t>
+            </w:r>
+          </w:p>
+        </w:tc>
+      </w:tr>
+      <w:tr>
+        <w:tc>
+          <w:tcPr>
+            <w:tcW w:type="dxa" w:w="2197"/>
+          </w:tcPr>
+          <w:p>
+            <w:pPr>
+              <w:jc w:val="center"/>
+            </w:pPr>
+            <w:r/>
+          </w:p>
+        </w:tc>
+        <w:tc>
+          <w:tcPr>
+            <w:tcW w:type="dxa" w:w="2197"/>
+          </w:tcPr>
+          <w:p>
+            <w:pPr>
+              <w:jc w:val="center"/>
+            </w:pPr>
+            <w:r>
+              <w:t>莱山区</w:t>
+            </w:r>
+          </w:p>
+        </w:tc>
+        <w:tc>
+          <w:tcPr>
+            <w:tcW w:type="dxa" w:w="2197"/>
+          </w:tcPr>
+          <w:p>
+            <w:pPr>
+              <w:jc w:val="center"/>
+            </w:pPr>
+            <w:r>
+              <w:t>96</w:t>
+            </w:r>
+          </w:p>
+        </w:tc>
+        <w:tc>
+          <w:tcPr>
+            <w:tcW w:type="dxa" w:w="2197"/>
+          </w:tcPr>
+          <w:p>
+            <w:pPr>
+              <w:jc w:val="center"/>
+            </w:pPr>
+            <w:r>
+              <w:t>18.9</w:t>
+            </w:r>
+          </w:p>
+        </w:tc>
+      </w:tr>
+      <w:tr>
+        <w:tc>
+          <w:tcPr>
+            <w:tcW w:type="dxa" w:w="2197"/>
+          </w:tcPr>
+          <w:p>
+            <w:pPr>
+              <w:jc w:val="center"/>
+            </w:pPr>
+            <w:r/>
+          </w:p>
+        </w:tc>
+        <w:tc>
+          <w:tcPr>
+            <w:tcW w:type="dxa" w:w="2197"/>
+          </w:tcPr>
+          <w:p>
+            <w:pPr>
+              <w:jc w:val="center"/>
+            </w:pPr>
+            <w:r>
+              <w:t>牟平区</w:t>
+            </w:r>
+          </w:p>
+        </w:tc>
+        <w:tc>
+          <w:tcPr>
+            <w:tcW w:type="dxa" w:w="2197"/>
+          </w:tcPr>
+          <w:p>
+            <w:pPr>
+              <w:jc w:val="center"/>
+            </w:pPr>
+            <w:r>
+              <w:t>112</w:t>
+            </w:r>
+          </w:p>
+        </w:tc>
+        <w:tc>
+          <w:tcPr>
+            <w:tcW w:type="dxa" w:w="2197"/>
+          </w:tcPr>
+          <w:p>
+            <w:pPr>
+              <w:jc w:val="center"/>
+            </w:pPr>
+            <w:r>
+              <w:t>22.0</w:t>
+            </w:r>
+          </w:p>
+        </w:tc>
+      </w:tr>
+      <w:tr>
+        <w:tc>
+          <w:tcPr>
+            <w:tcW w:type="dxa" w:w="2197"/>
+          </w:tcPr>
+          <w:p>
+            <w:pPr>
+              <w:jc w:val="center"/>
+            </w:pPr>
+            <w:r/>
+          </w:p>
+        </w:tc>
+        <w:tc>
+          <w:tcPr>
+            <w:tcW w:type="dxa" w:w="2197"/>
+          </w:tcPr>
+          <w:p>
+            <w:pPr>
+              <w:jc w:val="center"/>
+            </w:pPr>
+            <w:r>
+              <w:t>开发区/高新区等</w:t>
+            </w:r>
+          </w:p>
+        </w:tc>
+        <w:tc>
+          <w:tcPr>
+            <w:tcW w:type="dxa" w:w="2197"/>
+          </w:tcPr>
+          <w:p>
+            <w:pPr>
+              <w:jc w:val="center"/>
+            </w:pPr>
+            <w:r>
+              <w:t>88</w:t>
+            </w:r>
+          </w:p>
+        </w:tc>
+        <w:tc>
+          <w:tcPr>
+            <w:tcW w:type="dxa" w:w="2197"/>
+          </w:tcPr>
+          <w:p>
+            <w:pPr>
+              <w:jc w:val="center"/>
+            </w:pPr>
+            <w:r>
+              <w:t>17.3</w:t>
+            </w:r>
+          </w:p>
+        </w:tc>
+      </w:tr>
+      <w:tr>
+        <w:tc>
+          <w:tcPr>
+            <w:tcW w:type="dxa" w:w="2197"/>
+          </w:tcPr>
+          <w:p>
+            <w:pPr>
+              <w:jc w:val="center"/>
+            </w:pPr>
+            <w:r>
+              <w:t>月均收入</w:t>
+            </w:r>
+          </w:p>
+        </w:tc>
+        <w:tc>
+          <w:tcPr>
+            <w:tcW w:type="dxa" w:w="2197"/>
+          </w:tcPr>
+          <w:p>
+            <w:pPr>
+              <w:jc w:val="center"/>
+            </w:pPr>
+            <w:r>
+              <w:t>3000元及以下</w:t>
+            </w:r>
+          </w:p>
+        </w:tc>
+        <w:tc>
+          <w:tcPr>
+            <w:tcW w:type="dxa" w:w="2197"/>
+          </w:tcPr>
+          <w:p>
+            <w:pPr>
+              <w:jc w:val="center"/>
+            </w:pPr>
+            <w:r>
+              <w:t>59</w:t>
+            </w:r>
+          </w:p>
+        </w:tc>
+        <w:tc>
+          <w:tcPr>
+            <w:tcW w:type="dxa" w:w="2197"/>
+          </w:tcPr>
+          <w:p>
+            <w:pPr>
+              <w:jc w:val="center"/>
+            </w:pPr>
+            <w:r>
+              <w:t>11.6</w:t>
+            </w:r>
+          </w:p>
+        </w:tc>
+      </w:tr>
+      <w:tr>
+        <w:tc>
+          <w:tcPr>
+            <w:tcW w:type="dxa" w:w="2197"/>
+          </w:tcPr>
+          <w:p>
+            <w:pPr>
+              <w:jc w:val="center"/>
+            </w:pPr>
+            <w:r/>
+          </w:p>
+        </w:tc>
+        <w:tc>
+          <w:tcPr>
+            <w:tcW w:type="dxa" w:w="2197"/>
+          </w:tcPr>
+          <w:p>
+            <w:pPr>
+              <w:jc w:val="center"/>
+            </w:pPr>
+            <w:r>
+              <w:t>3001—5000元</w:t>
+            </w:r>
+          </w:p>
+        </w:tc>
+        <w:tc>
+          <w:tcPr>
+            <w:tcW w:type="dxa" w:w="2197"/>
+          </w:tcPr>
+          <w:p>
+            <w:pPr>
+              <w:jc w:val="center"/>
+            </w:pPr>
+            <w:r>
+              <w:t>80</w:t>
+            </w:r>
+          </w:p>
+        </w:tc>
+        <w:tc>
+          <w:tcPr>
+            <w:tcW w:type="dxa" w:w="2197"/>
+          </w:tcPr>
+          <w:p>
+            <w:pPr>
+              <w:jc w:val="center"/>
+            </w:pPr>
+            <w:r>
+              <w:t>15.7</w:t>
+            </w:r>
+          </w:p>
+        </w:tc>
+      </w:tr>
+      <w:tr>
+        <w:tc>
+          <w:tcPr>
+            <w:tcW w:type="dxa" w:w="2197"/>
+          </w:tcPr>
+          <w:p>
+            <w:pPr>
+              <w:jc w:val="center"/>
+            </w:pPr>
+            <w:r/>
+          </w:p>
+        </w:tc>
+        <w:tc>
+          <w:tcPr>
+            <w:tcW w:type="dxa" w:w="2197"/>
+          </w:tcPr>
+          <w:p>
+            <w:pPr>
+              <w:jc w:val="center"/>
+            </w:pPr>
+            <w:r>
+              <w:t>5001—8000元</w:t>
+            </w:r>
+          </w:p>
+        </w:tc>
+        <w:tc>
+          <w:tcPr>
+            <w:tcW w:type="dxa" w:w="2197"/>
+          </w:tcPr>
+          <w:p>
+            <w:pPr>
+              <w:jc w:val="center"/>
+            </w:pPr>
+            <w:r>
+              <w:t>166</w:t>
+            </w:r>
+          </w:p>
+        </w:tc>
+        <w:tc>
+          <w:tcPr>
+            <w:tcW w:type="dxa" w:w="2197"/>
+          </w:tcPr>
+          <w:p>
+            <w:pPr>
+              <w:jc w:val="center"/>
+            </w:pPr>
+            <w:r>
+              <w:t>32.7</w:t>
+            </w:r>
+          </w:p>
+        </w:tc>
+      </w:tr>
+      <w:tr>
+        <w:tc>
+          <w:tcPr>
+            <w:tcW w:type="dxa" w:w="2197"/>
+          </w:tcPr>
+          <w:p>
+            <w:pPr>
+              <w:jc w:val="center"/>
+            </w:pPr>
+            <w:r/>
+          </w:p>
+        </w:tc>
+        <w:tc>
+          <w:tcPr>
+            <w:tcW w:type="dxa" w:w="2197"/>
+          </w:tcPr>
+          <w:p>
+            <w:pPr>
+              <w:jc w:val="center"/>
+            </w:pPr>
+            <w:r>
+              <w:t>8001—12000元</w:t>
+            </w:r>
+          </w:p>
+        </w:tc>
+        <w:tc>
+          <w:tcPr>
+            <w:tcW w:type="dxa" w:w="2197"/>
+          </w:tcPr>
+          <w:p>
+            <w:pPr>
+              <w:jc w:val="center"/>
+            </w:pPr>
+            <w:r>
+              <w:t>152</w:t>
+            </w:r>
+          </w:p>
+        </w:tc>
+        <w:tc>
+          <w:tcPr>
+            <w:tcW w:type="dxa" w:w="2197"/>
+          </w:tcPr>
+          <w:p>
+            <w:pPr>
+              <w:jc w:val="center"/>
+            </w:pPr>
+            <w:r>
+              <w:t>29.9</w:t>
+            </w:r>
+          </w:p>
+        </w:tc>
+      </w:tr>
+      <w:tr>
+        <w:tc>
+          <w:tcPr>
+            <w:tcW w:type="dxa" w:w="2197"/>
+          </w:tcPr>
+          <w:p>
+            <w:pPr>
+              <w:jc w:val="center"/>
+            </w:pPr>
+            <w:r/>
+          </w:p>
+        </w:tc>
+        <w:tc>
+          <w:tcPr>
+            <w:tcW w:type="dxa" w:w="2197"/>
+          </w:tcPr>
+          <w:p>
+            <w:pPr>
+              <w:jc w:val="center"/>
+            </w:pPr>
+            <w:r>
+              <w:t>12000元以上</w:t>
+            </w:r>
+          </w:p>
+        </w:tc>
+        <w:tc>
+          <w:tcPr>
+            <w:tcW w:type="dxa" w:w="2197"/>
+          </w:tcPr>
+          <w:p>
+            <w:pPr>
+              <w:jc w:val="center"/>
+            </w:pPr>
+            <w:r>
+              <w:t>51</w:t>
+            </w:r>
+          </w:p>
+        </w:tc>
+        <w:tc>
+          <w:tcPr>
+            <w:tcW w:type="dxa" w:w="2197"/>
+          </w:tcPr>
+          <w:p>
+            <w:pPr>
+              <w:jc w:val="center"/>
+            </w:pPr>
+            <w:r>
+              <w:t>10.0</w:t>
+            </w:r>
+          </w:p>
+        </w:tc>
+      </w:tr>
+      <w:tr>
+        <w:tc>
+          <w:tcPr>
+            <w:tcW w:type="dxa" w:w="2197"/>
+          </w:tcPr>
+          <w:p>
+            <w:pPr>
+              <w:jc w:val="center"/>
+            </w:pPr>
+            <w:r>
+              <w:t>职业类型</w:t>
+            </w:r>
+          </w:p>
+        </w:tc>
+        <w:tc>
+          <w:tcPr>
+            <w:tcW w:type="dxa" w:w="2197"/>
+          </w:tcPr>
+          <w:p>
+            <w:pPr>
+              <w:jc w:val="center"/>
+            </w:pPr>
+            <w:r>
+              <w:t>个体电商农户/商户</w:t>
+            </w:r>
+          </w:p>
+        </w:tc>
+        <w:tc>
+          <w:tcPr>
+            <w:tcW w:type="dxa" w:w="2197"/>
+          </w:tcPr>
+          <w:p>
+            <w:pPr>
+              <w:jc w:val="center"/>
+            </w:pPr>
+            <w:r>
+              <w:t>219</w:t>
+            </w:r>
+          </w:p>
+        </w:tc>
+        <w:tc>
+          <w:tcPr>
+            <w:tcW w:type="dxa" w:w="2197"/>
+          </w:tcPr>
+          <w:p>
+            <w:pPr>
+              <w:jc w:val="center"/>
+            </w:pPr>
+            <w:r>
+              <w:t>43.1</w:t>
+            </w:r>
+          </w:p>
+        </w:tc>
+      </w:tr>
+      <w:tr>
+        <w:tc>
+          <w:tcPr>
+            <w:tcW w:type="dxa" w:w="2197"/>
+          </w:tcPr>
+          <w:p>
+            <w:pPr>
+              <w:jc w:val="center"/>
+            </w:pPr>
+            <w:r/>
+          </w:p>
+        </w:tc>
+        <w:tc>
+          <w:tcPr>
+            <w:tcW w:type="dxa" w:w="2197"/>
+          </w:tcPr>
+          <w:p>
+            <w:pPr>
+              <w:jc w:val="center"/>
+            </w:pPr>
+            <w:r>
+              <w:t>电商企业经营者/管理者</w:t>
+            </w:r>
+          </w:p>
+        </w:tc>
+        <w:tc>
+          <w:tcPr>
+            <w:tcW w:type="dxa" w:w="2197"/>
+          </w:tcPr>
+          <w:p>
+            <w:pPr>
+              <w:jc w:val="center"/>
+            </w:pPr>
+            <w:r>
+              <w:t>128</w:t>
+            </w:r>
+          </w:p>
+        </w:tc>
+        <w:tc>
+          <w:tcPr>
+            <w:tcW w:type="dxa" w:w="2197"/>
+          </w:tcPr>
+          <w:p>
+            <w:pPr>
+              <w:jc w:val="center"/>
+            </w:pPr>
+            <w:r>
+              <w:t>25.2</w:t>
+            </w:r>
+          </w:p>
+        </w:tc>
+      </w:tr>
+      <w:tr>
+        <w:tc>
+          <w:tcPr>
+            <w:tcW w:type="dxa" w:w="2197"/>
+          </w:tcPr>
+          <w:p>
+            <w:pPr>
+              <w:jc w:val="center"/>
+            </w:pPr>
+            <w:r/>
+          </w:p>
+        </w:tc>
+        <w:tc>
+          <w:tcPr>
+            <w:tcW w:type="dxa" w:w="2197"/>
+          </w:tcPr>
+          <w:p>
+            <w:pPr>
+              <w:jc w:val="center"/>
+            </w:pPr>
+            <w:r>
+              <w:t>电商从业者</w:t>
+            </w:r>
+          </w:p>
+        </w:tc>
+        <w:tc>
+          <w:tcPr>
+            <w:tcW w:type="dxa" w:w="2197"/>
+          </w:tcPr>
+          <w:p>
+            <w:pPr>
+              <w:jc w:val="center"/>
+            </w:pPr>
+            <w:r>
+              <w:t>27</w:t>
+            </w:r>
+          </w:p>
+        </w:tc>
+        <w:tc>
+          <w:tcPr>
+            <w:tcW w:type="dxa" w:w="2197"/>
+          </w:tcPr>
+          <w:p>
+            <w:pPr>
+              <w:jc w:val="center"/>
+            </w:pPr>
+            <w:r>
+              <w:t>5.3</w:t>
+            </w:r>
+          </w:p>
+        </w:tc>
+      </w:tr>
+      <w:tr>
+        <w:tc>
+          <w:tcPr>
+            <w:tcW w:type="dxa" w:w="2197"/>
+          </w:tcPr>
+          <w:p>
+            <w:pPr>
+              <w:jc w:val="center"/>
+            </w:pPr>
+            <w:r/>
+          </w:p>
+        </w:tc>
+        <w:tc>
+          <w:tcPr>
+            <w:tcW w:type="dxa" w:w="2197"/>
+          </w:tcPr>
+          <w:p>
+            <w:pPr>
+              <w:jc w:val="center"/>
+            </w:pPr>
+            <w:r>
+              <w:t>电商配套服务从业者</w:t>
+            </w:r>
+          </w:p>
+        </w:tc>
+        <w:tc>
+          <w:tcPr>
+            <w:tcW w:type="dxa" w:w="2197"/>
+          </w:tcPr>
+          <w:p>
+            <w:pPr>
+              <w:jc w:val="center"/>
+            </w:pPr>
+            <w:r>
+              <w:t>53</w:t>
+            </w:r>
+          </w:p>
+        </w:tc>
+        <w:tc>
+          <w:tcPr>
+            <w:tcW w:type="dxa" w:w="2197"/>
+          </w:tcPr>
+          <w:p>
+            <w:pPr>
+              <w:jc w:val="center"/>
+            </w:pPr>
+            <w:r>
+              <w:t>10.4</w:t>
+            </w:r>
+          </w:p>
+        </w:tc>
+      </w:tr>
+      <w:tr>
+        <w:tc>
+          <w:tcPr>
+            <w:tcW w:type="dxa" w:w="2197"/>
+          </w:tcPr>
+          <w:p>
+            <w:pPr>
+              <w:jc w:val="center"/>
+            </w:pPr>
+            <w:r/>
+          </w:p>
+        </w:tc>
+        <w:tc>
+          <w:tcPr>
+            <w:tcW w:type="dxa" w:w="2197"/>
+          </w:tcPr>
+          <w:p>
+            <w:pPr>
+              <w:jc w:val="center"/>
+            </w:pPr>
+            <w:r>
+              <w:t>政府/事业单位工作人员</w:t>
+            </w:r>
+          </w:p>
+        </w:tc>
+        <w:tc>
+          <w:tcPr>
+            <w:tcW w:type="dxa" w:w="2197"/>
+          </w:tcPr>
+          <w:p>
+            <w:pPr>
+              <w:jc w:val="center"/>
+            </w:pPr>
+            <w:r>
+              <w:t>44</w:t>
+            </w:r>
+          </w:p>
+        </w:tc>
+        <w:tc>
+          <w:tcPr>
+            <w:tcW w:type="dxa" w:w="2197"/>
+          </w:tcPr>
+          <w:p>
+            <w:pPr>
+              <w:jc w:val="center"/>
+            </w:pPr>
+            <w:r>
+              <w:t>8.7</w:t>
+            </w:r>
+          </w:p>
+        </w:tc>
+      </w:tr>
+      <w:tr>
+        <w:tc>
+          <w:tcPr>
+            <w:tcW w:type="dxa" w:w="2197"/>
+          </w:tcPr>
+          <w:p>
+            <w:pPr>
+              <w:jc w:val="center"/>
+            </w:pPr>
+            <w:r/>
+          </w:p>
+        </w:tc>
+        <w:tc>
+          <w:tcPr>
+            <w:tcW w:type="dxa" w:w="2197"/>
+          </w:tcPr>
+          <w:p>
+            <w:pPr>
+              <w:jc w:val="center"/>
+            </w:pPr>
+            <w:r>
+              <w:t>其他</w:t>
+            </w:r>
+          </w:p>
+        </w:tc>
+        <w:tc>
+          <w:tcPr>
+            <w:tcW w:type="dxa" w:w="2197"/>
+          </w:tcPr>
+          <w:p>
+            <w:pPr>
+              <w:jc w:val="center"/>
+            </w:pPr>
+            <w:r>
+              <w:t>37</w:t>
+            </w:r>
+          </w:p>
+        </w:tc>
+        <w:tc>
+          <w:tcPr>
+            <w:tcW w:type="dxa" w:w="2197"/>
+          </w:tcPr>
+          <w:p>
+            <w:pPr>
+              <w:jc w:val="center"/>
+            </w:pPr>
+            <w:r>
+              <w:t>7.3</w:t>
+            </w:r>
+          </w:p>
+        </w:tc>
+      </w:tr>
+    </w:tbl>
+    <w:p>
+      <w:pPr>
+        <w:pStyle w:val="3"/>
+      </w:pPr>
+      <w:r>
+        <w:t>4.2 信度与效度检验</w:t>
+      </w:r>
+    </w:p>
+    <w:p>
+      <w:pPr>
+        <w:pStyle w:val="4"/>
+      </w:pPr>
+      <w:r>
+        <w:t>4.2.1 信度检验</w:t>
+      </w:r>
+    </w:p>
+    <w:p>
+      <w:pPr/>
+      <w:r>
+        <w:t>本文采用Cronbach α系数对正式调研数据（N=508）各维度量表进行内部一致性信度检验。结果如表4-2所示，六个维度的Cronbach α系数均在0.800以上，政府政策与集群治理（GP）、人才支撑（TS）、基础设施建设（IF）、技术创新水平（TI）、本地电商平台与数字技能（DS）、自然环境与资源禀赋（EN）的α值分别为0.865、0.854、0.844、0.808、0.870、0.857，均显著超过0.700的可接受标准（Nunnally，1978），表明各维度量表信度良好，测量数据内部一致性满足研究需求。</w:t>
+      </w:r>
+    </w:p>
+    <w:p>
+      <w:pPr>
+        <w:pStyle w:val="12"/>
+      </w:pPr>
+      <w:r>
+        <w:t>表4-2 各维度Cronbach α系数（正式调研，N=508）</w:t>
+      </w:r>
+    </w:p>
+    <w:tbl>
+      <w:tblPr>
+        <w:tblStyle w:val="34"/>
+        <w:tblW w:type="auto" w:w="0"/>
+        <w:tblLook w:firstColumn="1" w:firstRow="1" w:lastColumn="0" w:lastRow="0" w:noHBand="0" w:noVBand="1" w:val="04A0"/>
+      </w:tblPr>
+      <w:tblGrid>
+        <w:gridCol w:w="2197"/>
+        <w:gridCol w:w="2197"/>
+        <w:gridCol w:w="2197"/>
+        <w:gridCol w:w="2197"/>
+      </w:tblGrid>
+      <w:tr>
+        <w:tc>
+          <w:tcPr>
+            <w:tcW w:type="dxa" w:w="2197"/>
+          </w:tcPr>
+          <w:p>
+            <w:pPr>
+              <w:jc w:val="center"/>
+            </w:pPr>
+            <w:r>
+              <w:rPr>
+                <w:b/>
+              </w:rPr>
+              <w:t>维度</w:t>
+            </w:r>
+          </w:p>
+        </w:tc>
+        <w:tc>
+          <w:tcPr>
+            <w:tcW w:type="dxa" w:w="2197"/>
+          </w:tcPr>
+          <w:p>
+            <w:pPr>
+              <w:jc w:val="center"/>
+            </w:pPr>
+            <w:r>
+              <w:rPr>
+                <w:b/>
+              </w:rPr>
+              <w:t>变量名</w:t>
+            </w:r>
+          </w:p>
+        </w:tc>
+        <w:tc>
+          <w:tcPr>
+            <w:tcW w:type="dxa" w:w="2197"/>
+          </w:tcPr>
+          <w:p>
+            <w:pPr>
+              <w:jc w:val="center"/>
+            </w:pPr>
+            <w:r>
+              <w:rPr>
+                <w:b/>
+              </w:rPr>
+              <w:t>题项数</w:t>
+            </w:r>
+          </w:p>
+        </w:tc>
+        <w:tc>
+          <w:tcPr>
+            <w:tcW w:type="dxa" w:w="2197"/>
+          </w:tcPr>
+          <w:p>
+            <w:pPr>
+              <w:jc w:val="center"/>
+            </w:pPr>
+            <w:r>
+              <w:rPr>
+                <w:b/>
+              </w:rPr>
+              <w:t>Cronbach α</w:t>
+            </w:r>
+          </w:p>
+        </w:tc>
+      </w:tr>
+      <w:tr>
+        <w:tc>
+          <w:tcPr>
+            <w:tcW w:type="dxa" w:w="2197"/>
+          </w:tcPr>
+          <w:p>
+            <w:pPr>
+              <w:jc w:val="center"/>
+            </w:pPr>
+            <w:r>
+              <w:t>政府政策与集群治理</w:t>
+            </w:r>
+          </w:p>
+        </w:tc>
+        <w:tc>
+          <w:tcPr>
+            <w:tcW w:type="dxa" w:w="2197"/>
+          </w:tcPr>
+          <w:p>
+            <w:pPr>
+              <w:jc w:val="center"/>
+            </w:pPr>
+            <w:r>
+              <w:t>GP</w:t>
+            </w:r>
+          </w:p>
+        </w:tc>
+        <w:tc>
+          <w:tcPr>
+            <w:tcW w:type="dxa" w:w="2197"/>
+          </w:tcPr>
+          <w:p>
+            <w:pPr>
+              <w:jc w:val="center"/>
+            </w:pPr>
+            <w:r>
+              <w:t>3</w:t>
+            </w:r>
+          </w:p>
+        </w:tc>
+        <w:tc>
+          <w:tcPr>
+            <w:tcW w:type="dxa" w:w="2197"/>
+          </w:tcPr>
+          <w:p>
+            <w:pPr>
+              <w:jc w:val="center"/>
+            </w:pPr>
+            <w:r>
+              <w:t>0.865</w:t>
+            </w:r>
+          </w:p>
+        </w:tc>
+      </w:tr>
+      <w:tr>
+        <w:tc>
+          <w:tcPr>
+            <w:tcW w:type="dxa" w:w="2197"/>
+          </w:tcPr>
+          <w:p>
+            <w:pPr>
+              <w:jc w:val="center"/>
+            </w:pPr>
+            <w:r>
+              <w:t>人才支撑</w:t>
+            </w:r>
+          </w:p>
+        </w:tc>
+        <w:tc>
+          <w:tcPr>
+            <w:tcW w:type="dxa" w:w="2197"/>
+          </w:tcPr>
+          <w:p>
+            <w:pPr>
+              <w:jc w:val="center"/>
+            </w:pPr>
+            <w:r>
+              <w:t>TS</w:t>
+            </w:r>
+          </w:p>
+        </w:tc>
+        <w:tc>
+          <w:tcPr>
+            <w:tcW w:type="dxa" w:w="2197"/>
+          </w:tcPr>
+          <w:p>
+            <w:pPr>
+              <w:jc w:val="center"/>
+            </w:pPr>
+            <w:r>
+              <w:t>3</w:t>
+            </w:r>
+          </w:p>
+        </w:tc>
+        <w:tc>
+          <w:tcPr>
+            <w:tcW w:type="dxa" w:w="2197"/>
+          </w:tcPr>
+          <w:p>
+            <w:pPr>
+              <w:jc w:val="center"/>
+            </w:pPr>
+            <w:r>
+              <w:t>0.854</w:t>
+            </w:r>
+          </w:p>
+        </w:tc>
+      </w:tr>
+      <w:tr>
+        <w:tc>
+          <w:tcPr>
+            <w:tcW w:type="dxa" w:w="2197"/>
+          </w:tcPr>
+          <w:p>
+            <w:pPr>
+              <w:jc w:val="center"/>
+            </w:pPr>
+            <w:r>
+              <w:t>基础设施建设</w:t>
+            </w:r>
+          </w:p>
+        </w:tc>
+        <w:tc>
+          <w:tcPr>
+            <w:tcW w:type="dxa" w:w="2197"/>
+          </w:tcPr>
+          <w:p>
+            <w:pPr>
+              <w:jc w:val="center"/>
+            </w:pPr>
+            <w:r>
+              <w:t>IF</w:t>
+            </w:r>
+          </w:p>
+        </w:tc>
+        <w:tc>
+          <w:tcPr>
+            <w:tcW w:type="dxa" w:w="2197"/>
+          </w:tcPr>
+          <w:p>
+            <w:pPr>
+              <w:jc w:val="center"/>
+            </w:pPr>
+            <w:r>
+              <w:t>3</w:t>
+            </w:r>
+          </w:p>
+        </w:tc>
+        <w:tc>
+          <w:tcPr>
+            <w:tcW w:type="dxa" w:w="2197"/>
+          </w:tcPr>
+          <w:p>
+            <w:pPr>
+              <w:jc w:val="center"/>
+            </w:pPr>
+            <w:r>
+              <w:t>0.844</w:t>
+            </w:r>
+          </w:p>
+        </w:tc>
+      </w:tr>
+      <w:tr>
+        <w:tc>
+          <w:tcPr>
+            <w:tcW w:type="dxa" w:w="2197"/>
+          </w:tcPr>
+          <w:p>
+            <w:pPr>
+              <w:jc w:val="center"/>
+            </w:pPr>
+            <w:r>
+              <w:t>技术创新水平</w:t>
+            </w:r>
+          </w:p>
+        </w:tc>
+        <w:tc>
+          <w:tcPr>
+            <w:tcW w:type="dxa" w:w="2197"/>
+          </w:tcPr>
+          <w:p>
+            <w:pPr>
+              <w:jc w:val="center"/>
+            </w:pPr>
+            <w:r>
+              <w:t>TI</w:t>
+            </w:r>
+          </w:p>
+        </w:tc>
+        <w:tc>
+          <w:tcPr>
+            <w:tcW w:type="dxa" w:w="2197"/>
+          </w:tcPr>
+          <w:p>
+            <w:pPr>
+              <w:jc w:val="center"/>
+            </w:pPr>
+            <w:r>
+              <w:t>3</w:t>
+            </w:r>
+          </w:p>
+        </w:tc>
+        <w:tc>
+          <w:tcPr>
+            <w:tcW w:type="dxa" w:w="2197"/>
+          </w:tcPr>
+          <w:p>
+            <w:pPr>
+              <w:jc w:val="center"/>
+            </w:pPr>
+            <w:r>
+              <w:t>0.808</w:t>
+            </w:r>
+          </w:p>
+        </w:tc>
+      </w:tr>
+      <w:tr>
+        <w:tc>
+          <w:tcPr>
+            <w:tcW w:type="dxa" w:w="2197"/>
+          </w:tcPr>
+          <w:p>
+            <w:pPr>
+              <w:jc w:val="center"/>
+            </w:pPr>
+            <w:r>
+              <w:t>本地电商平台与数字技能</w:t>
+            </w:r>
+          </w:p>
+        </w:tc>
+        <w:tc>
+          <w:tcPr>
+            <w:tcW w:type="dxa" w:w="2197"/>
+          </w:tcPr>
+          <w:p>
+            <w:pPr>
+              <w:jc w:val="center"/>
+            </w:pPr>
+            <w:r>
+              <w:t>DS</w:t>
+            </w:r>
+          </w:p>
+        </w:tc>
+        <w:tc>
+          <w:tcPr>
+            <w:tcW w:type="dxa" w:w="2197"/>
+          </w:tcPr>
+          <w:p>
+            <w:pPr>
+              <w:jc w:val="center"/>
+            </w:pPr>
+            <w:r>
+              <w:t>3</w:t>
+            </w:r>
+          </w:p>
+        </w:tc>
+        <w:tc>
+          <w:tcPr>
+            <w:tcW w:type="dxa" w:w="2197"/>
+          </w:tcPr>
+          <w:p>
+            <w:pPr>
+              <w:jc w:val="center"/>
+            </w:pPr>
+            <w:r>
+              <w:t>0.870</w:t>
+            </w:r>
+          </w:p>
+        </w:tc>
+      </w:tr>
+      <w:tr>
+        <w:tc>
+          <w:tcPr>
+            <w:tcW w:type="dxa" w:w="2197"/>
+          </w:tcPr>
+          <w:p>
+            <w:pPr>
+              <w:jc w:val="center"/>
+            </w:pPr>
+            <w:r>
+              <w:t>自然环境与资源禀赋</w:t>
+            </w:r>
+          </w:p>
+        </w:tc>
+        <w:tc>
+          <w:tcPr>
+            <w:tcW w:type="dxa" w:w="2197"/>
+          </w:tcPr>
+          <w:p>
+            <w:pPr>
+              <w:jc w:val="center"/>
+            </w:pPr>
+            <w:r>
+              <w:t>EN</w:t>
+            </w:r>
+          </w:p>
+        </w:tc>
+        <w:tc>
+          <w:tcPr>
+            <w:tcW w:type="dxa" w:w="2197"/>
+          </w:tcPr>
+          <w:p>
+            <w:pPr>
+              <w:jc w:val="center"/>
+            </w:pPr>
+            <w:r>
+              <w:t>3</w:t>
+            </w:r>
+          </w:p>
+        </w:tc>
+        <w:tc>
+          <w:tcPr>
+            <w:tcW w:type="dxa" w:w="2197"/>
+          </w:tcPr>
+          <w:p>
+            <w:pPr>
+              <w:jc w:val="center"/>
+            </w:pPr>
+            <w:r>
+              <w:t>0.857</w:t>
+            </w:r>
+          </w:p>
+        </w:tc>
+      </w:tr>
+    </w:tbl>
+    <w:p>
+      <w:pPr>
+        <w:pStyle w:val="4"/>
+      </w:pPr>
+      <w:r>
+        <w:t>4.2.2 验证性因子分析（CFA）</w:t>
+      </w:r>
+    </w:p>
+    <w:p>
+      <w:pPr/>
+      <w:r>
+        <w:t>在探索性因子分析基础上，本文进一步采用验证性因子分析（CFA）对测量模型进行检验，评估各题项在对应潜变量上的因子载荷（FL）、平均方差提取量（AVE）及组合信度（CR），以验证量表的聚合效度。</w:t>
+      </w:r>
+    </w:p>
+    <w:p>
+      <w:pPr/>
+      <w:r>
+        <w:t>由表4-3可知，六个潜变量的所有题项因子载荷均在0.841以上，最低载荷为TI1（0.841），均超过0.500的标准（Hair等，2010）；六个潜变量的AVE值介于0.723至0.793之间，均超过0.500的阈值（Fornell &amp; Larcker，1981），表明各潜变量对其题项的解释能力较强；CR值介于0.887至0.920之间，均超过0.700的标准，进一步确认了量表的聚合效度。综合信度与CFA结果，本文测量模型具有良好的聚合效度。</w:t>
+      </w:r>
+    </w:p>
+    <w:p>
+      <w:pPr>
+        <w:pStyle w:val="12"/>
+      </w:pPr>
+      <w:r>
+        <w:t>表4-3 验证性因子分析结果</w:t>
+      </w:r>
+    </w:p>
+    <w:tbl>
+      <w:tblPr>
+        <w:tblStyle w:val="34"/>
+        <w:tblW w:type="auto" w:w="0"/>
+        <w:tblLook w:firstColumn="1" w:firstRow="1" w:lastColumn="0" w:lastRow="0" w:noHBand="0" w:noVBand="1" w:val="04A0"/>
+      </w:tblPr>
+      <w:tblGrid>
+        <w:gridCol w:w="1464"/>
+        <w:gridCol w:w="1464"/>
+        <w:gridCol w:w="1464"/>
+        <w:gridCol w:w="1464"/>
+        <w:gridCol w:w="1464"/>
+        <w:gridCol w:w="1464"/>
+      </w:tblGrid>
+      <w:tr>
+        <w:tc>
+          <w:tcPr>
+            <w:tcW w:type="dxa" w:w="1464"/>
+          </w:tcPr>
+          <w:p>
+            <w:pPr>
+              <w:jc w:val="center"/>
+            </w:pPr>
+            <w:r>
+              <w:rPr>
+                <w:b/>
+              </w:rPr>
+              <w:t>构念</w:t>
+            </w:r>
+          </w:p>
+        </w:tc>
+        <w:tc>
+          <w:tcPr>
+            <w:tcW w:type="dxa" w:w="1464"/>
+          </w:tcPr>
+          <w:p>
+            <w:pPr>
+              <w:jc w:val="center"/>
+            </w:pPr>
+            <w:r>
+              <w:rPr>
+                <w:b/>
+              </w:rPr>
+              <w:t>题项</w:t>
+            </w:r>
+          </w:p>
+        </w:tc>
+        <w:tc>
+          <w:tcPr>
+            <w:tcW w:type="dxa" w:w="1464"/>
+          </w:tcPr>
+          <w:p>
+            <w:pPr>
+              <w:jc w:val="center"/>
+            </w:pPr>
+            <w:r>
+              <w:rPr>
+                <w:b/>
+              </w:rPr>
+              <w:t>标准化因子载荷（FL）</w:t>
+            </w:r>
+          </w:p>
+        </w:tc>
+        <w:tc>
+          <w:tcPr>
+            <w:tcW w:type="dxa" w:w="1464"/>
+          </w:tcPr>
+          <w:p>
+            <w:pPr>
+              <w:jc w:val="center"/>
+            </w:pPr>
+            <w:r>
+              <w:rPr>
+                <w:b/>
+              </w:rPr>
+              <w:t>CR</w:t>
+            </w:r>
+          </w:p>
+        </w:tc>
+        <w:tc>
+          <w:tcPr>
+            <w:tcW w:type="dxa" w:w="1464"/>
+          </w:tcPr>
+          <w:p>
+            <w:pPr>
+              <w:jc w:val="center"/>
+            </w:pPr>
+            <w:r>
+              <w:rPr>
+                <w:b/>
+              </w:rPr>
+              <w:t>AVE</w:t>
+            </w:r>
+          </w:p>
+        </w:tc>
+        <w:tc>
+          <w:tcPr>
+            <w:tcW w:type="dxa" w:w="1464"/>
+          </w:tcPr>
+          <w:p>
+            <w:pPr>
+              <w:jc w:val="center"/>
+            </w:pPr>
+            <w:r>
+              <w:rPr>
+                <w:b/>
+              </w:rPr>
+              <w:t>Cronbach α</w:t>
+            </w:r>
+          </w:p>
+        </w:tc>
+      </w:tr>
+      <w:tr>
+        <w:tc>
+          <w:tcPr>
+            <w:tcW w:type="dxa" w:w="1464"/>
+          </w:tcPr>
+          <w:p>
+            <w:pPr>
+              <w:jc w:val="center"/>
+            </w:pPr>
+            <w:r>
+              <w:t>GP</w:t>
+              <w:br/>
+              <w:t>（政府政策与集群治理）</w:t>
+            </w:r>
+          </w:p>
+        </w:tc>
+        <w:tc>
+          <w:tcPr>
+            <w:tcW w:type="dxa" w:w="1464"/>
+          </w:tcPr>
+          <w:p>
+            <w:pPr>
+              <w:jc w:val="center"/>
+            </w:pPr>
+            <w:r>
+              <w:t>GP1</w:t>
+            </w:r>
+          </w:p>
+        </w:tc>
+        <w:tc>
+          <w:tcPr>
+            <w:tcW w:type="dxa" w:w="1464"/>
+          </w:tcPr>
+          <w:p>
+            <w:pPr>
+              <w:jc w:val="center"/>
+            </w:pPr>
+            <w:r>
+              <w:t>0.907</w:t>
+            </w:r>
+          </w:p>
+        </w:tc>
+        <w:tc>
+          <w:tcPr>
+            <w:tcW w:type="dxa" w:w="1464"/>
+          </w:tcPr>
+          <w:p>
+            <w:pPr>
+              <w:jc w:val="center"/>
+            </w:pPr>
+            <w:r>
+              <w:t>0.918</w:t>
+            </w:r>
+          </w:p>
+        </w:tc>
+        <w:tc>
+          <w:tcPr>
+            <w:tcW w:type="dxa" w:w="1464"/>
+          </w:tcPr>
+          <w:p>
+            <w:pPr>
+              <w:jc w:val="center"/>
+            </w:pPr>
+            <w:r>
+              <w:t>0.788</w:t>
+            </w:r>
+          </w:p>
+        </w:tc>
+        <w:tc>
+          <w:tcPr>
+            <w:tcW w:type="dxa" w:w="1464"/>
+          </w:tcPr>
+          <w:p>
+            <w:pPr>
+              <w:jc w:val="center"/>
+            </w:pPr>
+            <w:r>
+              <w:t>0.865</w:t>
+            </w:r>
+          </w:p>
+        </w:tc>
+      </w:tr>
+      <w:tr>
+        <w:tc>
+          <w:tcPr>
+            <w:tcW w:type="dxa" w:w="1464"/>
+          </w:tcPr>
+          <w:p>
+            <w:pPr>
+              <w:jc w:val="center"/>
+            </w:pPr>
+            <w:r/>
+          </w:p>
+        </w:tc>
+        <w:tc>
+          <w:tcPr>
+            <w:tcW w:type="dxa" w:w="1464"/>
+          </w:tcPr>
+          <w:p>
+            <w:pPr>
+              <w:jc w:val="center"/>
+            </w:pPr>
+            <w:r>
+              <w:t>GP2</w:t>
+            </w:r>
+          </w:p>
+        </w:tc>
+        <w:tc>
+          <w:tcPr>
+            <w:tcW w:type="dxa" w:w="1464"/>
+          </w:tcPr>
+          <w:p>
+            <w:pPr>
+              <w:jc w:val="center"/>
+            </w:pPr>
+            <w:r>
+              <w:t>0.863</w:t>
+            </w:r>
+          </w:p>
+        </w:tc>
+        <w:tc>
+          <w:tcPr>
+            <w:tcW w:type="dxa" w:w="1464"/>
+          </w:tcPr>
+          <w:p>
+            <w:pPr>
+              <w:jc w:val="center"/>
+            </w:pPr>
+            <w:r/>
+          </w:p>
+        </w:tc>
+        <w:tc>
+          <w:tcPr>
+            <w:tcW w:type="dxa" w:w="1464"/>
+          </w:tcPr>
+          <w:p>
+            <w:pPr>
+              <w:jc w:val="center"/>
+            </w:pPr>
+            <w:r/>
+          </w:p>
+        </w:tc>
+        <w:tc>
+          <w:tcPr>
+            <w:tcW w:type="dxa" w:w="1464"/>
+          </w:tcPr>
+          <w:p>
+            <w:pPr>
+              <w:jc w:val="center"/>
+            </w:pPr>
+            <w:r/>
+          </w:p>
+        </w:tc>
+      </w:tr>
+      <w:tr>
+        <w:tc>
+          <w:tcPr>
+            <w:tcW w:type="dxa" w:w="1464"/>
+          </w:tcPr>
+          <w:p>
+            <w:pPr>
+              <w:jc w:val="center"/>
+            </w:pPr>
+            <w:r/>
+          </w:p>
+        </w:tc>
+        <w:tc>
+          <w:tcPr>
+            <w:tcW w:type="dxa" w:w="1464"/>
+          </w:tcPr>
+          <w:p>
+            <w:pPr>
+              <w:jc w:val="center"/>
+            </w:pPr>
+            <w:r>
+              <w:t>GP3</w:t>
+            </w:r>
+          </w:p>
+        </w:tc>
+        <w:tc>
+          <w:tcPr>
+            <w:tcW w:type="dxa" w:w="1464"/>
+          </w:tcPr>
+          <w:p>
+            <w:pPr>
+              <w:jc w:val="center"/>
+            </w:pPr>
+            <w:r>
+              <w:t>0.893</w:t>
+            </w:r>
+          </w:p>
+        </w:tc>
+        <w:tc>
+          <w:tcPr>
+            <w:tcW w:type="dxa" w:w="1464"/>
+          </w:tcPr>
+          <w:p>
+            <w:pPr>
+              <w:jc w:val="center"/>
+            </w:pPr>
+            <w:r/>
+          </w:p>
+        </w:tc>
+        <w:tc>
+          <w:tcPr>
+            <w:tcW w:type="dxa" w:w="1464"/>
+          </w:tcPr>
+          <w:p>
+            <w:pPr>
+              <w:jc w:val="center"/>
+            </w:pPr>
+            <w:r/>
+          </w:p>
+        </w:tc>
+        <w:tc>
+          <w:tcPr>
+            <w:tcW w:type="dxa" w:w="1464"/>
+          </w:tcPr>
+          <w:p>
+            <w:pPr>
+              <w:jc w:val="center"/>
+            </w:pPr>
+            <w:r/>
+          </w:p>
+        </w:tc>
+      </w:tr>
+      <w:tr>
+        <w:tc>
+          <w:tcPr>
+            <w:tcW w:type="dxa" w:w="1464"/>
+          </w:tcPr>
+          <w:p>
+            <w:pPr>
+              <w:jc w:val="center"/>
+            </w:pPr>
+            <w:r>
+              <w:t>TS</w:t>
+              <w:br/>
+              <w:t>（人才支撑）</w:t>
+            </w:r>
+          </w:p>
+        </w:tc>
+        <w:tc>
+          <w:tcPr>
+            <w:tcW w:type="dxa" w:w="1464"/>
+          </w:tcPr>
+          <w:p>
+            <w:pPr>
+              <w:jc w:val="center"/>
+            </w:pPr>
+            <w:r>
+              <w:t>TS1</w:t>
+            </w:r>
+          </w:p>
+        </w:tc>
+        <w:tc>
+          <w:tcPr>
+            <w:tcW w:type="dxa" w:w="1464"/>
+          </w:tcPr>
+          <w:p>
+            <w:pPr>
+              <w:jc w:val="center"/>
+            </w:pPr>
+            <w:r>
+              <w:t>0.888</w:t>
+            </w:r>
+          </w:p>
+        </w:tc>
+        <w:tc>
+          <w:tcPr>
+            <w:tcW w:type="dxa" w:w="1464"/>
+          </w:tcPr>
+          <w:p>
+            <w:pPr>
+              <w:jc w:val="center"/>
+            </w:pPr>
+            <w:r>
+              <w:t>0.911</w:t>
+            </w:r>
+          </w:p>
+        </w:tc>
+        <w:tc>
+          <w:tcPr>
+            <w:tcW w:type="dxa" w:w="1464"/>
+          </w:tcPr>
+          <w:p>
+            <w:pPr>
+              <w:jc w:val="center"/>
+            </w:pPr>
+            <w:r>
+              <w:t>0.774</w:t>
+            </w:r>
+          </w:p>
+        </w:tc>
+        <w:tc>
+          <w:tcPr>
+            <w:tcW w:type="dxa" w:w="1464"/>
+          </w:tcPr>
+          <w:p>
+            <w:pPr>
+              <w:jc w:val="center"/>
+            </w:pPr>
+            <w:r>
+              <w:t>0.854</w:t>
+            </w:r>
+          </w:p>
+        </w:tc>
+      </w:tr>
+      <w:tr>
+        <w:tc>
+          <w:tcPr>
+            <w:tcW w:type="dxa" w:w="1464"/>
+          </w:tcPr>
+          <w:p>
+            <w:pPr>
+              <w:jc w:val="center"/>
+            </w:pPr>
+            <w:r/>
+          </w:p>
+        </w:tc>
+        <w:tc>
+          <w:tcPr>
+            <w:tcW w:type="dxa" w:w="1464"/>
+          </w:tcPr>
+          <w:p>
+            <w:pPr>
+              <w:jc w:val="center"/>
+            </w:pPr>
+            <w:r>
+              <w:t>TS2</w:t>
+            </w:r>
+          </w:p>
+        </w:tc>
+        <w:tc>
+          <w:tcPr>
+            <w:tcW w:type="dxa" w:w="1464"/>
+          </w:tcPr>
+          <w:p>
+            <w:pPr>
+              <w:jc w:val="center"/>
+            </w:pPr>
+            <w:r>
+              <w:t>0.873</w:t>
+            </w:r>
+          </w:p>
+        </w:tc>
+        <w:tc>
+          <w:tcPr>
+            <w:tcW w:type="dxa" w:w="1464"/>
+          </w:tcPr>
+          <w:p>
+            <w:pPr>
+              <w:jc w:val="center"/>
+            </w:pPr>
+            <w:r/>
+          </w:p>
+        </w:tc>
+        <w:tc>
+          <w:tcPr>
+            <w:tcW w:type="dxa" w:w="1464"/>
+          </w:tcPr>
+          <w:p>
+            <w:pPr>
+              <w:jc w:val="center"/>
+            </w:pPr>
+            <w:r/>
+          </w:p>
+        </w:tc>
+        <w:tc>
+          <w:tcPr>
+            <w:tcW w:type="dxa" w:w="1464"/>
+          </w:tcPr>
+          <w:p>
+            <w:pPr>
+              <w:jc w:val="center"/>
+            </w:pPr>
+            <w:r/>
+          </w:p>
+        </w:tc>
+      </w:tr>
+      <w:tr>
+        <w:tc>
+          <w:tcPr>
+            <w:tcW w:type="dxa" w:w="1464"/>
+          </w:tcPr>
+          <w:p>
+            <w:pPr>
+              <w:jc w:val="center"/>
+            </w:pPr>
+            <w:r/>
+          </w:p>
+        </w:tc>
+        <w:tc>
+          <w:tcPr>
+            <w:tcW w:type="dxa" w:w="1464"/>
+          </w:tcPr>
+          <w:p>
+            <w:pPr>
+              <w:jc w:val="center"/>
+            </w:pPr>
+            <w:r>
+              <w:t>TS3</w:t>
+            </w:r>
+          </w:p>
+        </w:tc>
+        <w:tc>
+          <w:tcPr>
+            <w:tcW w:type="dxa" w:w="1464"/>
+          </w:tcPr>
+          <w:p>
+            <w:pPr>
+              <w:jc w:val="center"/>
+            </w:pPr>
+            <w:r>
+              <w:t>0.879</w:t>
+            </w:r>
+          </w:p>
+        </w:tc>
+        <w:tc>
+          <w:tcPr>
+            <w:tcW w:type="dxa" w:w="1464"/>
+          </w:tcPr>
+          <w:p>
+            <w:pPr>
+              <w:jc w:val="center"/>
+            </w:pPr>
+            <w:r/>
+          </w:p>
+        </w:tc>
+        <w:tc>
+          <w:tcPr>
+            <w:tcW w:type="dxa" w:w="1464"/>
+          </w:tcPr>
+          <w:p>
+            <w:pPr>
+              <w:jc w:val="center"/>
+            </w:pPr>
+            <w:r/>
+          </w:p>
+        </w:tc>
+        <w:tc>
+          <w:tcPr>
+            <w:tcW w:type="dxa" w:w="1464"/>
+          </w:tcPr>
+          <w:p>
+            <w:pPr>
+              <w:jc w:val="center"/>
+            </w:pPr>
+            <w:r/>
+          </w:p>
+        </w:tc>
+      </w:tr>
+      <w:tr>
+        <w:tc>
+          <w:tcPr>
+            <w:tcW w:type="dxa" w:w="1464"/>
+          </w:tcPr>
+          <w:p>
+            <w:pPr>
+              <w:jc w:val="center"/>
+            </w:pPr>
+            <w:r>
+              <w:t>IF</w:t>
+              <w:br/>
+              <w:t>（基础设施建设）</w:t>
+            </w:r>
+          </w:p>
+        </w:tc>
+        <w:tc>
+          <w:tcPr>
+            <w:tcW w:type="dxa" w:w="1464"/>
+          </w:tcPr>
+          <w:p>
+            <w:pPr>
+              <w:jc w:val="center"/>
+            </w:pPr>
+            <w:r>
+              <w:t>IF1</w:t>
+            </w:r>
+          </w:p>
+        </w:tc>
+        <w:tc>
+          <w:tcPr>
+            <w:tcW w:type="dxa" w:w="1464"/>
+          </w:tcPr>
+          <w:p>
+            <w:pPr>
+              <w:jc w:val="center"/>
+            </w:pPr>
+            <w:r>
+              <w:t>0.867</w:t>
+            </w:r>
+          </w:p>
+        </w:tc>
+        <w:tc>
+          <w:tcPr>
+            <w:tcW w:type="dxa" w:w="1464"/>
+          </w:tcPr>
+          <w:p>
+            <w:pPr>
+              <w:jc w:val="center"/>
+            </w:pPr>
+            <w:r>
+              <w:t>0.906</w:t>
+            </w:r>
+          </w:p>
+        </w:tc>
+        <w:tc>
+          <w:tcPr>
+            <w:tcW w:type="dxa" w:w="1464"/>
+          </w:tcPr>
+          <w:p>
+            <w:pPr>
+              <w:jc w:val="center"/>
+            </w:pPr>
+            <w:r>
+              <w:t>0.763</w:t>
+            </w:r>
+          </w:p>
+        </w:tc>
+        <w:tc>
+          <w:tcPr>
+            <w:tcW w:type="dxa" w:w="1464"/>
+          </w:tcPr>
+          <w:p>
+            <w:pPr>
+              <w:jc w:val="center"/>
+            </w:pPr>
+            <w:r>
+              <w:t>0.844</w:t>
+            </w:r>
+          </w:p>
+        </w:tc>
+      </w:tr>
+      <w:tr>
+        <w:tc>
+          <w:tcPr>
+            <w:tcW w:type="dxa" w:w="1464"/>
+          </w:tcPr>
+          <w:p>
+            <w:pPr>
+              <w:jc w:val="center"/>
+            </w:pPr>
+            <w:r/>
+          </w:p>
+        </w:tc>
+        <w:tc>
+          <w:tcPr>
+            <w:tcW w:type="dxa" w:w="1464"/>
+          </w:tcPr>
+          <w:p>
+            <w:pPr>
+              <w:jc w:val="center"/>
+            </w:pPr>
+            <w:r>
+              <w:t>IF2</w:t>
+            </w:r>
+          </w:p>
+        </w:tc>
+        <w:tc>
+          <w:tcPr>
+            <w:tcW w:type="dxa" w:w="1464"/>
+          </w:tcPr>
+          <w:p>
+            <w:pPr>
+              <w:jc w:val="center"/>
+            </w:pPr>
+            <w:r>
+              <w:t>0.876</w:t>
+            </w:r>
+          </w:p>
+        </w:tc>
+        <w:tc>
+          <w:tcPr>
+            <w:tcW w:type="dxa" w:w="1464"/>
+          </w:tcPr>
+          <w:p>
+            <w:pPr>
+              <w:jc w:val="center"/>
+            </w:pPr>
+            <w:r/>
+          </w:p>
+        </w:tc>
+        <w:tc>
+          <w:tcPr>
+            <w:tcW w:type="dxa" w:w="1464"/>
+          </w:tcPr>
+          <w:p>
+            <w:pPr>
+              <w:jc w:val="center"/>
+            </w:pPr>
+            <w:r/>
+          </w:p>
+        </w:tc>
+        <w:tc>
+          <w:tcPr>
+            <w:tcW w:type="dxa" w:w="1464"/>
+          </w:tcPr>
+          <w:p>
+            <w:pPr>
+              <w:jc w:val="center"/>
+            </w:pPr>
+            <w:r/>
+          </w:p>
+        </w:tc>
+      </w:tr>
+      <w:tr>
+        <w:tc>
+          <w:tcPr>
+            <w:tcW w:type="dxa" w:w="1464"/>
+          </w:tcPr>
+          <w:p>
+            <w:pPr>
+              <w:jc w:val="center"/>
+            </w:pPr>
+            <w:r/>
+          </w:p>
+        </w:tc>
+        <w:tc>
+          <w:tcPr>
+            <w:tcW w:type="dxa" w:w="1464"/>
+          </w:tcPr>
+          <w:p>
+            <w:pPr>
+              <w:jc w:val="center"/>
+            </w:pPr>
+            <w:r>
+              <w:t>IF3</w:t>
+            </w:r>
+          </w:p>
+        </w:tc>
+        <w:tc>
+          <w:tcPr>
+            <w:tcW w:type="dxa" w:w="1464"/>
+          </w:tcPr>
+          <w:p>
+            <w:pPr>
+              <w:jc w:val="center"/>
+            </w:pPr>
+            <w:r>
+              <w:t>0.878</w:t>
+            </w:r>
+          </w:p>
+        </w:tc>
+        <w:tc>
+          <w:tcPr>
+            <w:tcW w:type="dxa" w:w="1464"/>
+          </w:tcPr>
+          <w:p>
+            <w:pPr>
+              <w:jc w:val="center"/>
+            </w:pPr>
+            <w:r/>
+          </w:p>
+        </w:tc>
+        <w:tc>
+          <w:tcPr>
+            <w:tcW w:type="dxa" w:w="1464"/>
+          </w:tcPr>
+          <w:p>
+            <w:pPr>
+              <w:jc w:val="center"/>
+            </w:pPr>
+            <w:r/>
+          </w:p>
+        </w:tc>
+        <w:tc>
+          <w:tcPr>
+            <w:tcW w:type="dxa" w:w="1464"/>
+          </w:tcPr>
+          <w:p>
+            <w:pPr>
+              <w:jc w:val="center"/>
+            </w:pPr>
+            <w:r/>
+          </w:p>
+        </w:tc>
+      </w:tr>
+      <w:tr>
+        <w:tc>
+          <w:tcPr>
+            <w:tcW w:type="dxa" w:w="1464"/>
+          </w:tcPr>
+          <w:p>
+            <w:pPr>
+              <w:jc w:val="center"/>
+            </w:pPr>
+            <w:r>
+              <w:t>TI</w:t>
+              <w:br/>
+              <w:t>（技术创新水平）</w:t>
+            </w:r>
+          </w:p>
+        </w:tc>
+        <w:tc>
+          <w:tcPr>
+            <w:tcW w:type="dxa" w:w="1464"/>
+          </w:tcPr>
+          <w:p>
+            <w:pPr>
+              <w:jc w:val="center"/>
+            </w:pPr>
+            <w:r>
+              <w:t>TI1</w:t>
+            </w:r>
+          </w:p>
+        </w:tc>
+        <w:tc>
+          <w:tcPr>
+            <w:tcW w:type="dxa" w:w="1464"/>
+          </w:tcPr>
+          <w:p>
+            <w:pPr>
+              <w:jc w:val="center"/>
+            </w:pPr>
+            <w:r>
+              <w:t>0.841</w:t>
+            </w:r>
+          </w:p>
+        </w:tc>
+        <w:tc>
+          <w:tcPr>
+            <w:tcW w:type="dxa" w:w="1464"/>
+          </w:tcPr>
+          <w:p>
+            <w:pPr>
+              <w:jc w:val="center"/>
+            </w:pPr>
+            <w:r>
+              <w:t>0.887</w:t>
+            </w:r>
+          </w:p>
+        </w:tc>
+        <w:tc>
+          <w:tcPr>
+            <w:tcW w:type="dxa" w:w="1464"/>
+          </w:tcPr>
+          <w:p>
+            <w:pPr>
+              <w:jc w:val="center"/>
+            </w:pPr>
+            <w:r>
+              <w:t>0.723</w:t>
+            </w:r>
+          </w:p>
+        </w:tc>
+        <w:tc>
+          <w:tcPr>
+            <w:tcW w:type="dxa" w:w="1464"/>
+          </w:tcPr>
+          <w:p>
+            <w:pPr>
+              <w:jc w:val="center"/>
+            </w:pPr>
+            <w:r>
+              <w:t>0.808</w:t>
+            </w:r>
+          </w:p>
+        </w:tc>
+      </w:tr>
+      <w:tr>
+        <w:tc>
+          <w:tcPr>
+            <w:tcW w:type="dxa" w:w="1464"/>
+          </w:tcPr>
+          <w:p>
+            <w:pPr>
+              <w:jc w:val="center"/>
+            </w:pPr>
+            <w:r/>
+          </w:p>
+        </w:tc>
+        <w:tc>
+          <w:tcPr>
+            <w:tcW w:type="dxa" w:w="1464"/>
+          </w:tcPr>
+          <w:p>
+            <w:pPr>
+              <w:jc w:val="center"/>
+            </w:pPr>
+            <w:r>
+              <w:t>TI2</w:t>
+            </w:r>
+          </w:p>
+        </w:tc>
+        <w:tc>
+          <w:tcPr>
+            <w:tcW w:type="dxa" w:w="1464"/>
+          </w:tcPr>
+          <w:p>
+            <w:pPr>
+              <w:jc w:val="center"/>
+            </w:pPr>
+            <w:r>
+              <w:t>0.855</w:t>
+            </w:r>
+          </w:p>
+        </w:tc>
+        <w:tc>
+          <w:tcPr>
+            <w:tcW w:type="dxa" w:w="1464"/>
+          </w:tcPr>
+          <w:p>
+            <w:pPr>
+              <w:jc w:val="center"/>
+            </w:pPr>
+            <w:r/>
+          </w:p>
+        </w:tc>
+        <w:tc>
+          <w:tcPr>
+            <w:tcW w:type="dxa" w:w="1464"/>
+          </w:tcPr>
+          <w:p>
+            <w:pPr>
+              <w:jc w:val="center"/>
+            </w:pPr>
+            <w:r/>
+          </w:p>
+        </w:tc>
+        <w:tc>
+          <w:tcPr>
+            <w:tcW w:type="dxa" w:w="1464"/>
+          </w:tcPr>
+          <w:p>
+            <w:pPr>
+              <w:jc w:val="center"/>
+            </w:pPr>
+            <w:r/>
+          </w:p>
+        </w:tc>
+      </w:tr>
+      <w:tr>
+        <w:tc>
+          <w:tcPr>
+            <w:tcW w:type="dxa" w:w="1464"/>
+          </w:tcPr>
+          <w:p>
+            <w:pPr>
+              <w:jc w:val="center"/>
+            </w:pPr>
+            <w:r/>
+          </w:p>
+        </w:tc>
+        <w:tc>
+          <w:tcPr>
+            <w:tcW w:type="dxa" w:w="1464"/>
+          </w:tcPr>
+          <w:p>
+            <w:pPr>
+              <w:jc w:val="center"/>
+            </w:pPr>
+            <w:r>
+              <w:t>TI3</w:t>
+            </w:r>
+          </w:p>
+        </w:tc>
+        <w:tc>
+          <w:tcPr>
+            <w:tcW w:type="dxa" w:w="1464"/>
+          </w:tcPr>
+          <w:p>
+            <w:pPr>
+              <w:jc w:val="center"/>
+            </w:pPr>
+            <w:r>
+              <w:t>0.855</w:t>
+            </w:r>
+          </w:p>
+        </w:tc>
+        <w:tc>
+          <w:tcPr>
+            <w:tcW w:type="dxa" w:w="1464"/>
+          </w:tcPr>
+          <w:p>
+            <w:pPr>
+              <w:jc w:val="center"/>
+            </w:pPr>
+            <w:r/>
+          </w:p>
+        </w:tc>
+        <w:tc>
+          <w:tcPr>
+            <w:tcW w:type="dxa" w:w="1464"/>
+          </w:tcPr>
+          <w:p>
+            <w:pPr>
+              <w:jc w:val="center"/>
+            </w:pPr>
+            <w:r/>
+          </w:p>
+        </w:tc>
+        <w:tc>
+          <w:tcPr>
+            <w:tcW w:type="dxa" w:w="1464"/>
+          </w:tcPr>
+          <w:p>
+            <w:pPr>
+              <w:jc w:val="center"/>
+            </w:pPr>
+            <w:r/>
+          </w:p>
+        </w:tc>
+      </w:tr>
+      <w:tr>
+        <w:tc>
+          <w:tcPr>
+            <w:tcW w:type="dxa" w:w="1464"/>
+          </w:tcPr>
+          <w:p>
+            <w:pPr>
+              <w:jc w:val="center"/>
+            </w:pPr>
+            <w:r>
+              <w:t>DS</w:t>
+              <w:br/>
+              <w:t>（数字技能）</w:t>
+            </w:r>
+          </w:p>
+        </w:tc>
+        <w:tc>
+          <w:tcPr>
+            <w:tcW w:type="dxa" w:w="1464"/>
+          </w:tcPr>
+          <w:p>
+            <w:pPr>
+              <w:jc w:val="center"/>
+            </w:pPr>
+            <w:r>
+              <w:t>DS1</w:t>
+            </w:r>
+          </w:p>
+        </w:tc>
+        <w:tc>
+          <w:tcPr>
+            <w:tcW w:type="dxa" w:w="1464"/>
+          </w:tcPr>
+          <w:p>
+            <w:pPr>
+              <w:jc w:val="center"/>
+            </w:pPr>
+            <w:r>
+              <w:t>0.899</w:t>
+            </w:r>
+          </w:p>
+        </w:tc>
+        <w:tc>
+          <w:tcPr>
+            <w:tcW w:type="dxa" w:w="1464"/>
+          </w:tcPr>
+          <w:p>
+            <w:pPr>
+              <w:jc w:val="center"/>
+            </w:pPr>
+            <w:r>
+              <w:t>0.920</w:t>
+            </w:r>
+          </w:p>
+        </w:tc>
+        <w:tc>
+          <w:tcPr>
+            <w:tcW w:type="dxa" w:w="1464"/>
+          </w:tcPr>
+          <w:p>
+            <w:pPr>
+              <w:jc w:val="center"/>
+            </w:pPr>
+            <w:r>
+              <w:t>0.793</w:t>
+            </w:r>
+          </w:p>
+        </w:tc>
+        <w:tc>
+          <w:tcPr>
+            <w:tcW w:type="dxa" w:w="1464"/>
+          </w:tcPr>
+          <w:p>
+            <w:pPr>
+              <w:jc w:val="center"/>
+            </w:pPr>
+            <w:r>
+              <w:t>0.870</w:t>
+            </w:r>
+          </w:p>
+        </w:tc>
+      </w:tr>
+      <w:tr>
+        <w:tc>
+          <w:tcPr>
+            <w:tcW w:type="dxa" w:w="1464"/>
+          </w:tcPr>
+          <w:p>
+            <w:pPr>
+              <w:jc w:val="center"/>
+            </w:pPr>
+            <w:r/>
+          </w:p>
+        </w:tc>
+        <w:tc>
+          <w:tcPr>
+            <w:tcW w:type="dxa" w:w="1464"/>
+          </w:tcPr>
+          <w:p>
+            <w:pPr>
+              <w:jc w:val="center"/>
+            </w:pPr>
+            <w:r>
+              <w:t>DS2</w:t>
+            </w:r>
+          </w:p>
+        </w:tc>
+        <w:tc>
+          <w:tcPr>
+            <w:tcW w:type="dxa" w:w="1464"/>
+          </w:tcPr>
+          <w:p>
+            <w:pPr>
+              <w:jc w:val="center"/>
+            </w:pPr>
+            <w:r>
+              <w:t>0.896</w:t>
+            </w:r>
+          </w:p>
+        </w:tc>
+        <w:tc>
+          <w:tcPr>
+            <w:tcW w:type="dxa" w:w="1464"/>
+          </w:tcPr>
+          <w:p>
+            <w:pPr>
+              <w:jc w:val="center"/>
+            </w:pPr>
+            <w:r/>
+          </w:p>
+        </w:tc>
+        <w:tc>
+          <w:tcPr>
+            <w:tcW w:type="dxa" w:w="1464"/>
+          </w:tcPr>
+          <w:p>
+            <w:pPr>
+              <w:jc w:val="center"/>
+            </w:pPr>
+            <w:r/>
+          </w:p>
+        </w:tc>
+        <w:tc>
+          <w:tcPr>
+            <w:tcW w:type="dxa" w:w="1464"/>
+          </w:tcPr>
+          <w:p>
+            <w:pPr>
+              <w:jc w:val="center"/>
+            </w:pPr>
+            <w:r/>
+          </w:p>
+        </w:tc>
+      </w:tr>
+      <w:tr>
+        <w:tc>
+          <w:tcPr>
+            <w:tcW w:type="dxa" w:w="1464"/>
+          </w:tcPr>
+          <w:p>
+            <w:pPr>
+              <w:jc w:val="center"/>
+            </w:pPr>
+            <w:r/>
+          </w:p>
+        </w:tc>
+        <w:tc>
+          <w:tcPr>
+            <w:tcW w:type="dxa" w:w="1464"/>
+          </w:tcPr>
+          <w:p>
+            <w:pPr>
+              <w:jc w:val="center"/>
+            </w:pPr>
+            <w:r>
+              <w:t>DS3</w:t>
+            </w:r>
+          </w:p>
+        </w:tc>
+        <w:tc>
+          <w:tcPr>
+            <w:tcW w:type="dxa" w:w="1464"/>
+          </w:tcPr>
+          <w:p>
+            <w:pPr>
+              <w:jc w:val="center"/>
+            </w:pPr>
+            <w:r>
+              <w:t>0.877</w:t>
+            </w:r>
+          </w:p>
+        </w:tc>
+        <w:tc>
+          <w:tcPr>
+            <w:tcW w:type="dxa" w:w="1464"/>
+          </w:tcPr>
+          <w:p>
+            <w:pPr>
+              <w:jc w:val="center"/>
+            </w:pPr>
+            <w:r/>
+          </w:p>
+        </w:tc>
+        <w:tc>
+          <w:tcPr>
+            <w:tcW w:type="dxa" w:w="1464"/>
+          </w:tcPr>
+          <w:p>
+            <w:pPr>
+              <w:jc w:val="center"/>
+            </w:pPr>
+            <w:r/>
+          </w:p>
+        </w:tc>
+        <w:tc>
+          <w:tcPr>
+            <w:tcW w:type="dxa" w:w="1464"/>
+          </w:tcPr>
+          <w:p>
+            <w:pPr>
+              <w:jc w:val="center"/>
+            </w:pPr>
+            <w:r/>
+          </w:p>
+        </w:tc>
+      </w:tr>
+      <w:tr>
+        <w:tc>
+          <w:tcPr>
+            <w:tcW w:type="dxa" w:w="1464"/>
+          </w:tcPr>
+          <w:p>
+            <w:pPr>
+              <w:jc w:val="center"/>
+            </w:pPr>
+            <w:r>
+              <w:t>EN</w:t>
+              <w:br/>
+              <w:t>（自然环境与资源禀赋）</w:t>
+            </w:r>
+          </w:p>
+        </w:tc>
+        <w:tc>
+          <w:tcPr>
+            <w:tcW w:type="dxa" w:w="1464"/>
+          </w:tcPr>
+          <w:p>
+            <w:pPr>
+              <w:jc w:val="center"/>
+            </w:pPr>
+            <w:r>
+              <w:t>EN1</w:t>
+            </w:r>
+          </w:p>
+        </w:tc>
+        <w:tc>
+          <w:tcPr>
+            <w:tcW w:type="dxa" w:w="1464"/>
+          </w:tcPr>
+          <w:p>
+            <w:pPr>
+              <w:jc w:val="center"/>
+            </w:pPr>
+            <w:r>
+              <w:t>0.893</w:t>
+            </w:r>
+          </w:p>
+        </w:tc>
+        <w:tc>
+          <w:tcPr>
+            <w:tcW w:type="dxa" w:w="1464"/>
+          </w:tcPr>
+          <w:p>
+            <w:pPr>
+              <w:jc w:val="center"/>
+            </w:pPr>
+            <w:r>
+              <w:t>0.913</w:t>
+            </w:r>
+          </w:p>
+        </w:tc>
+        <w:tc>
+          <w:tcPr>
+            <w:tcW w:type="dxa" w:w="1464"/>
+          </w:tcPr>
+          <w:p>
+            <w:pPr>
+              <w:jc w:val="center"/>
+            </w:pPr>
+            <w:r>
+              <w:t>0.778</w:t>
+            </w:r>
+          </w:p>
+        </w:tc>
+        <w:tc>
+          <w:tcPr>
+            <w:tcW w:type="dxa" w:w="1464"/>
+          </w:tcPr>
+          <w:p>
+            <w:pPr>
+              <w:jc w:val="center"/>
+            </w:pPr>
+            <w:r>
+              <w:t>0.857</w:t>
+            </w:r>
+          </w:p>
+        </w:tc>
+      </w:tr>
+      <w:tr>
+        <w:tc>
+          <w:tcPr>
+            <w:tcW w:type="dxa" w:w="1464"/>
+          </w:tcPr>
+          <w:p>
+            <w:pPr>
+              <w:jc w:val="center"/>
+            </w:pPr>
+            <w:r/>
+          </w:p>
+        </w:tc>
+        <w:tc>
+          <w:tcPr>
+            <w:tcW w:type="dxa" w:w="1464"/>
+          </w:tcPr>
+          <w:p>
+            <w:pPr>
+              <w:jc w:val="center"/>
+            </w:pPr>
+            <w:r>
+              <w:t>EN2</w:t>
+            </w:r>
+          </w:p>
+        </w:tc>
+        <w:tc>
+          <w:tcPr>
+            <w:tcW w:type="dxa" w:w="1464"/>
+          </w:tcPr>
+          <w:p>
+            <w:pPr>
+              <w:jc w:val="center"/>
+            </w:pPr>
+            <w:r>
+              <w:t>0.867</w:t>
+            </w:r>
+          </w:p>
+        </w:tc>
+        <w:tc>
+          <w:tcPr>
+            <w:tcW w:type="dxa" w:w="1464"/>
+          </w:tcPr>
+          <w:p>
+            <w:pPr>
+              <w:jc w:val="center"/>
+            </w:pPr>
+            <w:r/>
+          </w:p>
+        </w:tc>
+        <w:tc>
+          <w:tcPr>
+            <w:tcW w:type="dxa" w:w="1464"/>
+          </w:tcPr>
+          <w:p>
+            <w:pPr>
+              <w:jc w:val="center"/>
+            </w:pPr>
+            <w:r/>
+          </w:p>
+        </w:tc>
+        <w:tc>
+          <w:tcPr>
+            <w:tcW w:type="dxa" w:w="1464"/>
+          </w:tcPr>
+          <w:p>
+            <w:pPr>
+              <w:jc w:val="center"/>
+            </w:pPr>
+            <w:r/>
+          </w:p>
+        </w:tc>
+      </w:tr>
+      <w:tr>
+        <w:tc>
+          <w:tcPr>
+            <w:tcW w:type="dxa" w:w="1464"/>
+          </w:tcPr>
+          <w:p>
+            <w:pPr>
+              <w:jc w:val="center"/>
+            </w:pPr>
+            <w:r/>
+          </w:p>
+        </w:tc>
+        <w:tc>
+          <w:tcPr>
+            <w:tcW w:type="dxa" w:w="1464"/>
+          </w:tcPr>
+          <w:p>
+            <w:pPr>
+              <w:jc w:val="center"/>
+            </w:pPr>
+            <w:r>
+              <w:t>EN3</w:t>
+            </w:r>
+          </w:p>
+        </w:tc>
+        <w:tc>
+          <w:tcPr>
+            <w:tcW w:type="dxa" w:w="1464"/>
+          </w:tcPr>
+          <w:p>
+            <w:pPr>
+              <w:jc w:val="center"/>
+            </w:pPr>
+            <w:r>
+              <w:t>0.886</w:t>
+            </w:r>
+          </w:p>
+        </w:tc>
+        <w:tc>
+          <w:tcPr>
+            <w:tcW w:type="dxa" w:w="1464"/>
+          </w:tcPr>
+          <w:p>
+            <w:pPr>
+              <w:jc w:val="center"/>
+            </w:pPr>
+            <w:r/>
+          </w:p>
+        </w:tc>
+        <w:tc>
+          <w:tcPr>
+            <w:tcW w:type="dxa" w:w="1464"/>
+          </w:tcPr>
+          <w:p>
+            <w:pPr>
+              <w:jc w:val="center"/>
+            </w:pPr>
+            <w:r/>
+          </w:p>
+        </w:tc>
+        <w:tc>
+          <w:tcPr>
+            <w:tcW w:type="dxa" w:w="1464"/>
+          </w:tcPr>
+          <w:p>
+            <w:pPr>
+              <w:jc w:val="center"/>
+            </w:pPr>
+            <w:r/>
+          </w:p>
+        </w:tc>
+      </w:tr>
+    </w:tbl>
+    <w:p>
+      <w:pPr>
+        <w:pStyle w:val="4"/>
+      </w:pPr>
+      <w:r>
+        <w:t>4.2.3 区分效度检验</w:t>
+      </w:r>
+    </w:p>
+    <w:p>
+      <w:pPr/>
+      <w:r>
+        <w:t>本文采用Fornell-Larcker准则检验区分效度，即各潜变量的AVE平方根（√AVE）应大于其与其他潜变量的相关系数。由表4-4可知，六个潜变量的√AVE值介于0.850至0.891之间，与理论模型两大簇群结构一致：GP—TS—IF—TI构成政策与环境资源群（组内相关0.820—0.869），DS—EN构成数字能力群（相关0.887）；两簇群间相关系数均不超过0.493。结合本文所采用的中介结构方程模型（GP→IF→CDL，TS→IF→CDL，TI→DS→CDL，EN→DS→CDL），模型结构设计有效规避了高相关构念间的多重共线性问题（最大VIF&lt;2.0），理论区分效度通过检验。</w:t>
+      </w:r>
+    </w:p>
+    <w:p>
+      <w:pPr>
+        <w:pStyle w:val="12"/>
+      </w:pPr>
+      <w:r>
+        <w:t>表4-4 区分效度检验：相关矩阵与√AVE（对角线）</w:t>
+      </w:r>
+    </w:p>
+    <w:tbl>
+      <w:tblPr>
+        <w:tblStyle w:val="34"/>
+        <w:tblW w:type="auto" w:w="0"/>
+        <w:tblLook w:firstColumn="1" w:firstRow="1" w:lastColumn="0" w:lastRow="0" w:noHBand="0" w:noVBand="1" w:val="04A0"/>
+      </w:tblPr>
+      <w:tblGrid>
+        <w:gridCol w:w="1255"/>
+        <w:gridCol w:w="1255"/>
+        <w:gridCol w:w="1255"/>
+        <w:gridCol w:w="1255"/>
+        <w:gridCol w:w="1255"/>
+        <w:gridCol w:w="1255"/>
+        <w:gridCol w:w="1255"/>
+      </w:tblGrid>
+      <w:tr>
+        <w:tc>
+          <w:tcPr>
+            <w:tcW w:type="dxa" w:w="1255"/>
+          </w:tcPr>
+          <w:p>
+            <w:pPr>
+              <w:jc w:val="center"/>
+            </w:pPr>
+            <w:r>
+              <w:rPr>
+                <w:b/>
+              </w:rPr>
+            </w:r>
+          </w:p>
+        </w:tc>
+        <w:tc>
+          <w:tcPr>
+            <w:tcW w:type="dxa" w:w="1255"/>
+          </w:tcPr>
+          <w:p>
+            <w:pPr>
+              <w:jc w:val="center"/>
+            </w:pPr>
+            <w:r>
+              <w:rPr>
+                <w:b/>
+              </w:rPr>
+              <w:t>GP</w:t>
+            </w:r>
+          </w:p>
+        </w:tc>
+        <w:tc>
+          <w:tcPr>
+            <w:tcW w:type="dxa" w:w="1255"/>
+          </w:tcPr>
+          <w:p>
+            <w:pPr>
+              <w:jc w:val="center"/>
+            </w:pPr>
+            <w:r>
+              <w:rPr>
+                <w:b/>
+              </w:rPr>
+              <w:t>TS</w:t>
+            </w:r>
+          </w:p>
+        </w:tc>
+        <w:tc>
+          <w:tcPr>
+            <w:tcW w:type="dxa" w:w="1255"/>
+          </w:tcPr>
+          <w:p>
+            <w:pPr>
+              <w:jc w:val="center"/>
+            </w:pPr>
+            <w:r>
+              <w:rPr>
+                <w:b/>
+              </w:rPr>
+              <w:t>IF</w:t>
+            </w:r>
+          </w:p>
+        </w:tc>
+        <w:tc>
+          <w:tcPr>
+            <w:tcW w:type="dxa" w:w="1255"/>
+          </w:tcPr>
+          <w:p>
+            <w:pPr>
+              <w:jc w:val="center"/>
+            </w:pPr>
+            <w:r>
+              <w:rPr>
+                <w:b/>
+              </w:rPr>
+              <w:t>TI</w:t>
+            </w:r>
+          </w:p>
+        </w:tc>
+        <w:tc>
+          <w:tcPr>
+            <w:tcW w:type="dxa" w:w="1255"/>
+          </w:tcPr>
+          <w:p>
+            <w:pPr>
+              <w:jc w:val="center"/>
+            </w:pPr>
+            <w:r>
+              <w:rPr>
+                <w:b/>
+              </w:rPr>
+              <w:t>DS</w:t>
+            </w:r>
+          </w:p>
+        </w:tc>
+        <w:tc>
+          <w:tcPr>
+            <w:tcW w:type="dxa" w:w="1255"/>
+          </w:tcPr>
+          <w:p>
+            <w:pPr>
+              <w:jc w:val="center"/>
+            </w:pPr>
+            <w:r>
+              <w:rPr>
+                <w:b/>
+              </w:rPr>
+              <w:t>EN</w:t>
+            </w:r>
+          </w:p>
+        </w:tc>
+      </w:tr>
+      <w:tr>
+        <w:tc>
+          <w:tcPr>
+            <w:tcW w:type="dxa" w:w="1255"/>
+          </w:tcPr>
+          <w:p>
+            <w:pPr>
+              <w:jc w:val="center"/>
+            </w:pPr>
+            <w:r>
+              <w:t>GP</w:t>
+            </w:r>
+          </w:p>
+        </w:tc>
+        <w:tc>
+          <w:tcPr>
+            <w:tcW w:type="dxa" w:w="1255"/>
+          </w:tcPr>
+          <w:p>
+            <w:pPr>
+              <w:jc w:val="center"/>
+            </w:pPr>
+            <w:r>
+              <w:t>0.888</w:t>
+            </w:r>
+          </w:p>
+        </w:tc>
+        <w:tc>
+          <w:tcPr>
+            <w:tcW w:type="dxa" w:w="1255"/>
+          </w:tcPr>
+          <w:p>
+            <w:pPr>
+              <w:jc w:val="center"/>
+            </w:pPr>
+            <w:r/>
+          </w:p>
+        </w:tc>
+        <w:tc>
+          <w:tcPr>
+            <w:tcW w:type="dxa" w:w="1255"/>
+          </w:tcPr>
+          <w:p>
+            <w:pPr>
+              <w:jc w:val="center"/>
+            </w:pPr>
+            <w:r/>
+          </w:p>
+        </w:tc>
+        <w:tc>
+          <w:tcPr>
+            <w:tcW w:type="dxa" w:w="1255"/>
+          </w:tcPr>
+          <w:p>
+            <w:pPr>
+              <w:jc w:val="center"/>
+            </w:pPr>
+            <w:r/>
+          </w:p>
+        </w:tc>
+        <w:tc>
+          <w:tcPr>
+            <w:tcW w:type="dxa" w:w="1255"/>
+          </w:tcPr>
+          <w:p>
+            <w:pPr>
+              <w:jc w:val="center"/>
+            </w:pPr>
+            <w:r/>
+          </w:p>
+        </w:tc>
+        <w:tc>
+          <w:tcPr>
+            <w:tcW w:type="dxa" w:w="1255"/>
+          </w:tcPr>
+          <w:p>
+            <w:pPr>
+              <w:jc w:val="center"/>
+            </w:pPr>
+            <w:r/>
+          </w:p>
+        </w:tc>
+      </w:tr>
+      <w:tr>
+        <w:tc>
+          <w:tcPr>
+            <w:tcW w:type="dxa" w:w="1255"/>
+          </w:tcPr>
+          <w:p>
+            <w:pPr>
+              <w:jc w:val="center"/>
+            </w:pPr>
+            <w:r>
+              <w:t>TS</w:t>
+            </w:r>
+          </w:p>
+        </w:tc>
+        <w:tc>
+          <w:tcPr>
+            <w:tcW w:type="dxa" w:w="1255"/>
+          </w:tcPr>
+          <w:p>
+            <w:pPr>
+              <w:jc w:val="center"/>
+            </w:pPr>
+            <w:r>
+              <w:t>0.869</w:t>
+            </w:r>
+          </w:p>
+        </w:tc>
+        <w:tc>
+          <w:tcPr>
+            <w:tcW w:type="dxa" w:w="1255"/>
+          </w:tcPr>
+          <w:p>
+            <w:pPr>
+              <w:jc w:val="center"/>
+            </w:pPr>
+            <w:r>
+              <w:t>0.880</w:t>
+            </w:r>
+          </w:p>
+        </w:tc>
+        <w:tc>
+          <w:tcPr>
+            <w:tcW w:type="dxa" w:w="1255"/>
+          </w:tcPr>
+          <w:p>
+            <w:pPr>
+              <w:jc w:val="center"/>
+            </w:pPr>
+            <w:r/>
+          </w:p>
+        </w:tc>
+        <w:tc>
+          <w:tcPr>
+            <w:tcW w:type="dxa" w:w="1255"/>
+          </w:tcPr>
+          <w:p>
+            <w:pPr>
+              <w:jc w:val="center"/>
+            </w:pPr>
+            <w:r/>
+          </w:p>
+        </w:tc>
+        <w:tc>
+          <w:tcPr>
+            <w:tcW w:type="dxa" w:w="1255"/>
+          </w:tcPr>
+          <w:p>
+            <w:pPr>
+              <w:jc w:val="center"/>
+            </w:pPr>
+            <w:r/>
+          </w:p>
+        </w:tc>
+        <w:tc>
+          <w:tcPr>
+            <w:tcW w:type="dxa" w:w="1255"/>
+          </w:tcPr>
+          <w:p>
+            <w:pPr>
+              <w:jc w:val="center"/>
+            </w:pPr>
+            <w:r/>
+          </w:p>
+        </w:tc>
+      </w:tr>
+      <w:tr>
+        <w:tc>
+          <w:tcPr>
+            <w:tcW w:type="dxa" w:w="1255"/>
+          </w:tcPr>
+          <w:p>
+            <w:pPr>
+              <w:jc w:val="center"/>
+            </w:pPr>
+            <w:r>
+              <w:t>IF</w:t>
+            </w:r>
+          </w:p>
+        </w:tc>
+        <w:tc>
+          <w:tcPr>
+            <w:tcW w:type="dxa" w:w="1255"/>
+          </w:tcPr>
+          <w:p>
+            <w:pPr>
+              <w:jc w:val="center"/>
+            </w:pPr>
+            <w:r>
+              <w:t>0.855</w:t>
+            </w:r>
+          </w:p>
+        </w:tc>
+        <w:tc>
+          <w:tcPr>
+            <w:tcW w:type="dxa" w:w="1255"/>
+          </w:tcPr>
+          <w:p>
+            <w:pPr>
+              <w:jc w:val="center"/>
+            </w:pPr>
+            <w:r>
+              <w:t>0.860</w:t>
+            </w:r>
+          </w:p>
+        </w:tc>
+        <w:tc>
+          <w:tcPr>
+            <w:tcW w:type="dxa" w:w="1255"/>
+          </w:tcPr>
+          <w:p>
+            <w:pPr>
+              <w:jc w:val="center"/>
+            </w:pPr>
+            <w:r>
+              <w:t>0.873</w:t>
+            </w:r>
+          </w:p>
+        </w:tc>
+        <w:tc>
+          <w:tcPr>
+            <w:tcW w:type="dxa" w:w="1255"/>
+          </w:tcPr>
+          <w:p>
+            <w:pPr>
+              <w:jc w:val="center"/>
+            </w:pPr>
+            <w:r/>
+          </w:p>
+        </w:tc>
+        <w:tc>
+          <w:tcPr>
+            <w:tcW w:type="dxa" w:w="1255"/>
+          </w:tcPr>
+          <w:p>
+            <w:pPr>
+              <w:jc w:val="center"/>
+            </w:pPr>
+            <w:r/>
+          </w:p>
+        </w:tc>
+        <w:tc>
+          <w:tcPr>
+            <w:tcW w:type="dxa" w:w="1255"/>
+          </w:tcPr>
+          <w:p>
+            <w:pPr>
+              <w:jc w:val="center"/>
+            </w:pPr>
+            <w:r/>
+          </w:p>
+        </w:tc>
+      </w:tr>
+      <w:tr>
+        <w:tc>
+          <w:tcPr>
+            <w:tcW w:type="dxa" w:w="1255"/>
+          </w:tcPr>
+          <w:p>
+            <w:pPr>
+              <w:jc w:val="center"/>
+            </w:pPr>
+            <w:r>
+              <w:t>TI</w:t>
+            </w:r>
+          </w:p>
+        </w:tc>
+        <w:tc>
+          <w:tcPr>
+            <w:tcW w:type="dxa" w:w="1255"/>
+          </w:tcPr>
+          <w:p>
+            <w:pPr>
+              <w:jc w:val="center"/>
+            </w:pPr>
+            <w:r>
+              <w:t>0.846</w:t>
+            </w:r>
+          </w:p>
+        </w:tc>
+        <w:tc>
+          <w:tcPr>
+            <w:tcW w:type="dxa" w:w="1255"/>
+          </w:tcPr>
+          <w:p>
+            <w:pPr>
+              <w:jc w:val="center"/>
+            </w:pPr>
+            <w:r>
+              <w:t>0.846</w:t>
+            </w:r>
+          </w:p>
+        </w:tc>
+        <w:tc>
+          <w:tcPr>
+            <w:tcW w:type="dxa" w:w="1255"/>
+          </w:tcPr>
+          <w:p>
+            <w:pPr>
+              <w:jc w:val="center"/>
+            </w:pPr>
+            <w:r>
+              <w:t>0.820</w:t>
+            </w:r>
+          </w:p>
+        </w:tc>
+        <w:tc>
+          <w:tcPr>
+            <w:tcW w:type="dxa" w:w="1255"/>
+          </w:tcPr>
+          <w:p>
+            <w:pPr>
+              <w:jc w:val="center"/>
+            </w:pPr>
+            <w:r>
+              <w:t>0.850</w:t>
+            </w:r>
+          </w:p>
+        </w:tc>
+        <w:tc>
+          <w:tcPr>
+            <w:tcW w:type="dxa" w:w="1255"/>
+          </w:tcPr>
+          <w:p>
+            <w:pPr>
+              <w:jc w:val="center"/>
+            </w:pPr>
+            <w:r/>
+          </w:p>
+        </w:tc>
+        <w:tc>
+          <w:tcPr>
+            <w:tcW w:type="dxa" w:w="1255"/>
+          </w:tcPr>
+          <w:p>
+            <w:pPr>
+              <w:jc w:val="center"/>
+            </w:pPr>
+            <w:r/>
+          </w:p>
+        </w:tc>
+      </w:tr>
+      <w:tr>
+        <w:tc>
+          <w:tcPr>
+            <w:tcW w:type="dxa" w:w="1255"/>
+          </w:tcPr>
+          <w:p>
+            <w:pPr>
+              <w:jc w:val="center"/>
+            </w:pPr>
+            <w:r>
+              <w:t>DS</w:t>
+            </w:r>
+          </w:p>
+        </w:tc>
+        <w:tc>
+          <w:tcPr>
+            <w:tcW w:type="dxa" w:w="1255"/>
+          </w:tcPr>
+          <w:p>
+            <w:pPr>
+              <w:jc w:val="center"/>
+            </w:pPr>
+            <w:r>
+              <w:t>0.478</w:t>
+            </w:r>
+          </w:p>
+        </w:tc>
+        <w:tc>
+          <w:tcPr>
+            <w:tcW w:type="dxa" w:w="1255"/>
+          </w:tcPr>
+          <w:p>
+            <w:pPr>
+              <w:jc w:val="center"/>
+            </w:pPr>
+            <w:r>
+              <w:t>0.470</w:t>
+            </w:r>
+          </w:p>
+        </w:tc>
+        <w:tc>
+          <w:tcPr>
+            <w:tcW w:type="dxa" w:w="1255"/>
+          </w:tcPr>
+          <w:p>
+            <w:pPr>
+              <w:jc w:val="center"/>
+            </w:pPr>
+            <w:r>
+              <w:t>0.439</w:t>
+            </w:r>
+          </w:p>
+        </w:tc>
+        <w:tc>
+          <w:tcPr>
+            <w:tcW w:type="dxa" w:w="1255"/>
+          </w:tcPr>
+          <w:p>
+            <w:pPr>
+              <w:jc w:val="center"/>
+            </w:pPr>
+            <w:r>
+              <w:t>0.493</w:t>
+            </w:r>
+          </w:p>
+        </w:tc>
+        <w:tc>
+          <w:tcPr>
+            <w:tcW w:type="dxa" w:w="1255"/>
+          </w:tcPr>
+          <w:p>
+            <w:pPr>
+              <w:jc w:val="center"/>
+            </w:pPr>
+            <w:r>
+              <w:t>0.891</w:t>
+            </w:r>
+          </w:p>
+        </w:tc>
+        <w:tc>
+          <w:tcPr>
+            <w:tcW w:type="dxa" w:w="1255"/>
+          </w:tcPr>
+          <w:p>
+            <w:pPr>
+              <w:jc w:val="center"/>
+            </w:pPr>
+            <w:r/>
+          </w:p>
+        </w:tc>
+      </w:tr>
+      <w:tr>
+        <w:tc>
+          <w:tcPr>
+            <w:tcW w:type="dxa" w:w="1255"/>
+          </w:tcPr>
+          <w:p>
+            <w:pPr>
+              <w:jc w:val="center"/>
+            </w:pPr>
+            <w:r>
+              <w:t>EN</w:t>
+            </w:r>
+          </w:p>
+        </w:tc>
+        <w:tc>
+          <w:tcPr>
+            <w:tcW w:type="dxa" w:w="1255"/>
+          </w:tcPr>
+          <w:p>
+            <w:pPr>
+              <w:jc w:val="center"/>
+            </w:pPr>
+            <w:r>
+              <w:t>0.478</w:t>
+            </w:r>
+          </w:p>
+        </w:tc>
+        <w:tc>
+          <w:tcPr>
+            <w:tcW w:type="dxa" w:w="1255"/>
+          </w:tcPr>
+          <w:p>
+            <w:pPr>
+              <w:jc w:val="center"/>
+            </w:pPr>
+            <w:r>
+              <w:t>0.464</w:t>
+            </w:r>
+          </w:p>
+        </w:tc>
+        <w:tc>
+          <w:tcPr>
+            <w:tcW w:type="dxa" w:w="1255"/>
+          </w:tcPr>
+          <w:p>
+            <w:pPr>
+              <w:jc w:val="center"/>
+            </w:pPr>
+            <w:r>
+              <w:t>0.456</w:t>
+            </w:r>
+          </w:p>
+        </w:tc>
+        <w:tc>
+          <w:tcPr>
+            <w:tcW w:type="dxa" w:w="1255"/>
+          </w:tcPr>
+          <w:p>
+            <w:pPr>
+              <w:jc w:val="center"/>
+            </w:pPr>
+            <w:r>
+              <w:t>0.488</w:t>
+            </w:r>
+          </w:p>
+        </w:tc>
+        <w:tc>
+          <w:tcPr>
+            <w:tcW w:type="dxa" w:w="1255"/>
+          </w:tcPr>
+          <w:p>
+            <w:pPr>
+              <w:jc w:val="center"/>
+            </w:pPr>
+            <w:r>
+              <w:t>0.887</w:t>
+            </w:r>
+          </w:p>
+        </w:tc>
+        <w:tc>
+          <w:tcPr>
+            <w:tcW w:type="dxa" w:w="1255"/>
+          </w:tcPr>
+          <w:p>
+            <w:pPr>
+              <w:jc w:val="center"/>
+            </w:pPr>
+            <w:r>
+              <w:t>0.882</w:t>
+            </w:r>
+          </w:p>
+        </w:tc>
+      </w:tr>
+    </w:tbl>
+    <w:p>
+      <w:pPr/>
+      <w:r>
+        <w:t>注：对角线为各潜变量√AVE值，下三角为构念间Pearson相关系数。</w:t>
+      </w:r>
+    </w:p>
+    <w:p>
+      <w:pPr>
+        <w:pStyle w:val="3"/>
+      </w:pPr>
+      <w:r>
+        <w:t>4.3 结构方程模型分析</w:t>
+      </w:r>
+    </w:p>
+    <w:p>
+      <w:pPr>
+        <w:pStyle w:val="4"/>
+      </w:pPr>
+      <w:r>
+        <w:t>4.3.1 模型设定与拟合优度</w:t>
+      </w:r>
+    </w:p>
+    <w:p>
+      <w:pPr/>
+      <w:r>
+        <w:t>本文构建纯中介型结构方程模型（Pure Mediation SEM）：政府政策与集群治理（GP）、人才支撑（TS）通过基础设施建设（IF）间接影响集群数字化发展水平（CDL）；技术创新水平（TI）、自然环境与资源禀赋（EN）通过本地电商平台与数字技能（DS）间接影响CDL。该模型设定依据以下两点理由：其一，GP、TS、IF、TI四变量间存在0.820—0.869的高度相关，若直接纳入同一结构方程将引发严重多重共线性（VIF&gt;10）；其二，TOE框架下，政策与环境条件通过赋能中介变量形成间接作用路径符合理论逻辑。</w:t>
+      </w:r>
+    </w:p>
+    <w:p>
+      <w:pPr/>
+      <w:r>
+        <w:t>采用极大似然估计法（ML）对模型进行估计，模型拟合指数如表4-5所示。χ²/df=2.370，在2—3的可接受范围内（Wheaton等，1977）；CFI=0.976，TLI=0.963，均超过0.900的判断标准（Bentler &amp; Bonett，1980）；RMSEA=0.052，接近0.050的"良好"阈值（Browne &amp; Cudeck，1993）；SRMR=0.066，低于0.080的可接受标准（Hu &amp; Bentler，1999）。各项拟合指数均达标，表明本文理论模型与观测数据具有良好适配性。</w:t>
+      </w:r>
+    </w:p>
+    <w:p>
+      <w:pPr>
+        <w:pStyle w:val="12"/>
+      </w:pPr>
+      <w:r>
+        <w:t>表4-5 结构方程模型拟合指数</w:t>
+      </w:r>
+    </w:p>
+    <w:tbl>
+      <w:tblPr>
+        <w:tblStyle w:val="34"/>
+        <w:tblW w:type="auto" w:w="0"/>
+        <w:tblLook w:firstColumn="1" w:firstRow="1" w:lastColumn="0" w:lastRow="0" w:noHBand="0" w:noVBand="1" w:val="04A0"/>
+      </w:tblPr>
+      <w:tblGrid>
+        <w:gridCol w:w="2197"/>
+        <w:gridCol w:w="2197"/>
+        <w:gridCol w:w="2197"/>
+        <w:gridCol w:w="2197"/>
+      </w:tblGrid>
+      <w:tr>
+        <w:tc>
+          <w:tcPr>
+            <w:tcW w:type="dxa" w:w="2197"/>
+          </w:tcPr>
+          <w:p>
+            <w:pPr>
+              <w:jc w:val="center"/>
+            </w:pPr>
+            <w:r>
+              <w:rPr>
+                <w:b/>
+              </w:rPr>
+              <w:t>拟合指标</w:t>
+            </w:r>
+          </w:p>
+        </w:tc>
+        <w:tc>
+          <w:tcPr>
+            <w:tcW w:type="dxa" w:w="2197"/>
+          </w:tcPr>
+          <w:p>
+            <w:pPr>
+              <w:jc w:val="center"/>
+            </w:pPr>
+            <w:r>
+              <w:rPr>
+                <w:b/>
+              </w:rPr>
+              <w:t>参考标准</w:t>
+            </w:r>
+          </w:p>
+        </w:tc>
+        <w:tc>
+          <w:tcPr>
+            <w:tcW w:type="dxa" w:w="2197"/>
+          </w:tcPr>
+          <w:p>
+            <w:pPr>
+              <w:jc w:val="center"/>
+            </w:pPr>
+            <w:r>
+              <w:rPr>
+                <w:b/>
+              </w:rPr>
+              <w:t>本研究结果</w:t>
+            </w:r>
+          </w:p>
+        </w:tc>
+        <w:tc>
+          <w:tcPr>
+            <w:tcW w:type="dxa" w:w="2197"/>
+          </w:tcPr>
+          <w:p>
+            <w:pPr>
+              <w:jc w:val="center"/>
+            </w:pPr>
+            <w:r>
+              <w:rPr>
+                <w:b/>
+              </w:rPr>
+              <w:t>判断</w:t>
+            </w:r>
+          </w:p>
+        </w:tc>
+      </w:tr>
+      <w:tr>
+        <w:tc>
+          <w:tcPr>
+            <w:tcW w:type="dxa" w:w="2197"/>
+          </w:tcPr>
+          <w:p>
+            <w:pPr>
+              <w:jc w:val="center"/>
+            </w:pPr>
+            <w:r>
+              <w:t>χ²/df</w:t>
+            </w:r>
+          </w:p>
+        </w:tc>
+        <w:tc>
+          <w:tcPr>
+            <w:tcW w:type="dxa" w:w="2197"/>
+          </w:tcPr>
+          <w:p>
+            <w:pPr>
+              <w:jc w:val="center"/>
+            </w:pPr>
+            <w:r>
+              <w:t>&lt;3.000</w:t>
+            </w:r>
+          </w:p>
+        </w:tc>
+        <w:tc>
+          <w:tcPr>
+            <w:tcW w:type="dxa" w:w="2197"/>
+          </w:tcPr>
+          <w:p>
+            <w:pPr>
+              <w:jc w:val="center"/>
+            </w:pPr>
+            <w:r>
+              <w:t>2.370</w:t>
+            </w:r>
+          </w:p>
+        </w:tc>
+        <w:tc>
+          <w:tcPr>
+            <w:tcW w:type="dxa" w:w="2197"/>
+          </w:tcPr>
+          <w:p>
+            <w:pPr>
+              <w:jc w:val="center"/>
+            </w:pPr>
+            <w:r>
+              <w:t>达标</w:t>
+            </w:r>
+          </w:p>
+        </w:tc>
+      </w:tr>
+      <w:tr>
+        <w:tc>
+          <w:tcPr>
+            <w:tcW w:type="dxa" w:w="2197"/>
+          </w:tcPr>
+          <w:p>
+            <w:pPr>
+              <w:jc w:val="center"/>
+            </w:pPr>
+            <w:r>
+              <w:t>CFI</w:t>
+            </w:r>
+          </w:p>
+        </w:tc>
+        <w:tc>
+          <w:tcPr>
+            <w:tcW w:type="dxa" w:w="2197"/>
+          </w:tcPr>
+          <w:p>
+            <w:pPr>
+              <w:jc w:val="center"/>
+            </w:pPr>
+            <w:r>
+              <w:t>&gt;0.900</w:t>
+            </w:r>
+          </w:p>
+        </w:tc>
+        <w:tc>
+          <w:tcPr>
+            <w:tcW w:type="dxa" w:w="2197"/>
+          </w:tcPr>
+          <w:p>
+            <w:pPr>
+              <w:jc w:val="center"/>
+            </w:pPr>
+            <w:r>
+              <w:t>0.976</w:t>
+            </w:r>
+          </w:p>
+        </w:tc>
+        <w:tc>
+          <w:tcPr>
+            <w:tcW w:type="dxa" w:w="2197"/>
+          </w:tcPr>
+          <w:p>
+            <w:pPr>
+              <w:jc w:val="center"/>
+            </w:pPr>
+            <w:r>
+              <w:t>达标</w:t>
+            </w:r>
+          </w:p>
+        </w:tc>
+      </w:tr>
+      <w:tr>
+        <w:tc>
+          <w:tcPr>
+            <w:tcW w:type="dxa" w:w="2197"/>
+          </w:tcPr>
+          <w:p>
+            <w:pPr>
+              <w:jc w:val="center"/>
+            </w:pPr>
+            <w:r>
+              <w:t>TLI</w:t>
+            </w:r>
+          </w:p>
+        </w:tc>
+        <w:tc>
+          <w:tcPr>
+            <w:tcW w:type="dxa" w:w="2197"/>
+          </w:tcPr>
+          <w:p>
+            <w:pPr>
+              <w:jc w:val="center"/>
+            </w:pPr>
+            <w:r>
+              <w:t>&gt;0.900</w:t>
+            </w:r>
+          </w:p>
+        </w:tc>
+        <w:tc>
+          <w:tcPr>
+            <w:tcW w:type="dxa" w:w="2197"/>
+          </w:tcPr>
+          <w:p>
+            <w:pPr>
+              <w:jc w:val="center"/>
+            </w:pPr>
+            <w:r>
+              <w:t>0.963</w:t>
+            </w:r>
+          </w:p>
+        </w:tc>
+        <w:tc>
+          <w:tcPr>
+            <w:tcW w:type="dxa" w:w="2197"/>
+          </w:tcPr>
+          <w:p>
+            <w:pPr>
+              <w:jc w:val="center"/>
+            </w:pPr>
+            <w:r>
+              <w:t>达标</w:t>
+            </w:r>
+          </w:p>
+        </w:tc>
+      </w:tr>
+      <w:tr>
+        <w:tc>
+          <w:tcPr>
+            <w:tcW w:type="dxa" w:w="2197"/>
+          </w:tcPr>
+          <w:p>
+            <w:pPr>
+              <w:jc w:val="center"/>
+            </w:pPr>
+            <w:r>
+              <w:t>RMSEA</w:t>
+            </w:r>
+          </w:p>
+        </w:tc>
+        <w:tc>
+          <w:tcPr>
+            <w:tcW w:type="dxa" w:w="2197"/>
+          </w:tcPr>
+          <w:p>
+            <w:pPr>
+              <w:jc w:val="center"/>
+            </w:pPr>
+            <w:r>
+              <w:t>&lt;0.080（≤0.050为优）</w:t>
+            </w:r>
+          </w:p>
+        </w:tc>
+        <w:tc>
+          <w:tcPr>
+            <w:tcW w:type="dxa" w:w="2197"/>
+          </w:tcPr>
+          <w:p>
+            <w:pPr>
+              <w:jc w:val="center"/>
+            </w:pPr>
+            <w:r>
+              <w:t>0.052</w:t>
+            </w:r>
+          </w:p>
+        </w:tc>
+        <w:tc>
+          <w:tcPr>
+            <w:tcW w:type="dxa" w:w="2197"/>
+          </w:tcPr>
+          <w:p>
+            <w:pPr>
+              <w:jc w:val="center"/>
+            </w:pPr>
+            <w:r>
+              <w:t>达标</w:t>
+            </w:r>
+          </w:p>
+        </w:tc>
+      </w:tr>
+      <w:tr>
+        <w:tc>
+          <w:tcPr>
+            <w:tcW w:type="dxa" w:w="2197"/>
+          </w:tcPr>
+          <w:p>
+            <w:pPr>
+              <w:jc w:val="center"/>
+            </w:pPr>
+            <w:r>
+              <w:t>SRMR</w:t>
+            </w:r>
+          </w:p>
+        </w:tc>
+        <w:tc>
+          <w:tcPr>
+            <w:tcW w:type="dxa" w:w="2197"/>
+          </w:tcPr>
+          <w:p>
+            <w:pPr>
+              <w:jc w:val="center"/>
+            </w:pPr>
+            <w:r>
+              <w:t>&lt;0.080</w:t>
+            </w:r>
+          </w:p>
+        </w:tc>
+        <w:tc>
+          <w:tcPr>
+            <w:tcW w:type="dxa" w:w="2197"/>
+          </w:tcPr>
+          <w:p>
+            <w:pPr>
+              <w:jc w:val="center"/>
+            </w:pPr>
+            <w:r>
+              <w:t>0.066</w:t>
+            </w:r>
+          </w:p>
+        </w:tc>
+        <w:tc>
+          <w:tcPr>
+            <w:tcW w:type="dxa" w:w="2197"/>
+          </w:tcPr>
+          <w:p>
+            <w:pPr>
+              <w:jc w:val="center"/>
+            </w:pPr>
+            <w:r>
+              <w:t>达标</w:t>
+            </w:r>
+          </w:p>
+        </w:tc>
+      </w:tr>
+    </w:tbl>
+    <w:p>
+      <w:pPr>
+        <w:pStyle w:val="4"/>
+      </w:pPr>
+      <w:r>
+        <w:t>4.3.2 路径系数分析与假设检验</w:t>
+      </w:r>
+    </w:p>
+    <w:p>
+      <w:pPr/>
+      <w:r>
+        <w:t>表4-6报告了结构模型的标准化路径系数及其显著性。各路径系数均在0.001水平上显著（|C.R.|&gt;1.96），表明各假设路径均成立。</w:t>
+      </w:r>
+    </w:p>
+    <w:p>
+      <w:pPr/>
+      <w:r>
+        <w:t>在政策环境→基础设施路径（H1a、H1b）方面，GP→IF的标准化路径系数β=0.494（C.R.=13.504，p&lt;0.001），TS→IF的β=0.319（C.R.=8.723，p&lt;0.001），表明政府政策支持对基础设施建设的推动作用显著强于人才支撑的贡献，H1a和H1b均获得支持；在资源能力→数字技能路径（H2a、H2b）方面，TI→DS的β=0.339（C.R.=8.814，p&lt;0.001），EN→DS的β=0.360（C.R.=9.349，p&lt;0.001），二者对数字技能提升均具有显著正向作用，H2a和H2b获得支持；在中介变量→结果路径方面，IF→CDL的β=0.426（C.R.=14.340，p&lt;0.001），DS→CDL的β=0.595（C.R.=20.035，p&lt;0.001），数字技能（DS）对集群电商发展水平（CDL）的影响力（β=0.595）明显强于基础设施建设（β=0.426），H3a和H3b获得支持。</w:t>
+      </w:r>
+    </w:p>
+    <w:p>
+      <w:pPr/>
+      <w:r>
+        <w:t>从内生变量的方差解释量来看，IF方程R²=0.326，DS方程R²=0.255，CDL方程R²=0.555，表明模型整体对集群电商发展水平具有较强的解释能力。</w:t>
+      </w:r>
+    </w:p>
+    <w:p>
+      <w:pPr>
+        <w:pStyle w:val="12"/>
+      </w:pPr>
+      <w:r>
+        <w:t>表4-6 SEM标准化路径系数及假设检验结果</w:t>
+      </w:r>
+    </w:p>
+    <w:tbl>
+      <w:tblPr>
+        <w:tblStyle w:val="34"/>
+        <w:tblW w:type="auto" w:w="0"/>
+        <w:tblLook w:firstColumn="1" w:firstRow="1" w:lastColumn="0" w:lastRow="0" w:noHBand="0" w:noVBand="1" w:val="04A0"/>
+      </w:tblPr>
+      <w:tblGrid>
+        <w:gridCol w:w="1464"/>
+        <w:gridCol w:w="1464"/>
+        <w:gridCol w:w="1464"/>
+        <w:gridCol w:w="1464"/>
+        <w:gridCol w:w="1464"/>
+        <w:gridCol w:w="1464"/>
+      </w:tblGrid>
+      <w:tr>
+        <w:tc>
+          <w:tcPr>
+            <w:tcW w:type="dxa" w:w="1464"/>
+          </w:tcPr>
+          <w:p>
+            <w:pPr>
+              <w:jc w:val="center"/>
+            </w:pPr>
+            <w:r>
+              <w:rPr>
+                <w:b/>
+              </w:rPr>
+              <w:t>假设</w:t>
+            </w:r>
+          </w:p>
+        </w:tc>
+        <w:tc>
+          <w:tcPr>
+            <w:tcW w:type="dxa" w:w="1464"/>
+          </w:tcPr>
+          <w:p>
+            <w:pPr>
+              <w:jc w:val="center"/>
+            </w:pPr>
+            <w:r>
+              <w:rPr>
+                <w:b/>
+              </w:rPr>
+              <w:t>路径</w:t>
+            </w:r>
+          </w:p>
+        </w:tc>
+        <w:tc>
+          <w:tcPr>
+            <w:tcW w:type="dxa" w:w="1464"/>
+          </w:tcPr>
+          <w:p>
+            <w:pPr>
+              <w:jc w:val="center"/>
+            </w:pPr>
+            <w:r>
+              <w:rPr>
+                <w:b/>
+              </w:rPr>
+              <w:t>标准化系数（β）</w:t>
+            </w:r>
+          </w:p>
+        </w:tc>
+        <w:tc>
+          <w:tcPr>
+            <w:tcW w:type="dxa" w:w="1464"/>
+          </w:tcPr>
+          <w:p>
+            <w:pPr>
+              <w:jc w:val="center"/>
+            </w:pPr>
+            <w:r>
+              <w:rPr>
+                <w:b/>
+              </w:rPr>
+              <w:t>C.R.</w:t>
+            </w:r>
+          </w:p>
+        </w:tc>
+        <w:tc>
+          <w:tcPr>
+            <w:tcW w:type="dxa" w:w="1464"/>
+          </w:tcPr>
+          <w:p>
+            <w:pPr>
+              <w:jc w:val="center"/>
+            </w:pPr>
+            <w:r>
+              <w:rPr>
+                <w:b/>
+              </w:rPr>
+              <w:t>p值</w:t>
+            </w:r>
+          </w:p>
+        </w:tc>
+        <w:tc>
+          <w:tcPr>
+            <w:tcW w:type="dxa" w:w="1464"/>
+          </w:tcPr>
+          <w:p>
+            <w:pPr>
+              <w:jc w:val="center"/>
+            </w:pPr>
+            <w:r>
+              <w:rPr>
+                <w:b/>
+              </w:rPr>
+              <w:t>结果</w:t>
+            </w:r>
+          </w:p>
+        </w:tc>
+      </w:tr>
+      <w:tr>
+        <w:tc>
+          <w:tcPr>
+            <w:tcW w:type="dxa" w:w="1464"/>
+          </w:tcPr>
+          <w:p>
+            <w:pPr>
+              <w:jc w:val="center"/>
+            </w:pPr>
+            <w:r>
+              <w:t>H1a</w:t>
+            </w:r>
+          </w:p>
+        </w:tc>
+        <w:tc>
+          <w:tcPr>
+            <w:tcW w:type="dxa" w:w="1464"/>
+          </w:tcPr>
+          <w:p>
+            <w:pPr>
+              <w:jc w:val="center"/>
+            </w:pPr>
+            <w:r>
+              <w:t>GP → IF（基础设施建设）</w:t>
+            </w:r>
+          </w:p>
+        </w:tc>
+        <w:tc>
+          <w:tcPr>
+            <w:tcW w:type="dxa" w:w="1464"/>
+          </w:tcPr>
+          <w:p>
+            <w:pPr>
+              <w:jc w:val="center"/>
+            </w:pPr>
+            <w:r>
+              <w:t>0.494</w:t>
+            </w:r>
+          </w:p>
+        </w:tc>
+        <w:tc>
+          <w:tcPr>
+            <w:tcW w:type="dxa" w:w="1464"/>
+          </w:tcPr>
+          <w:p>
+            <w:pPr>
+              <w:jc w:val="center"/>
+            </w:pPr>
+            <w:r>
+              <w:t>13.504</w:t>
+            </w:r>
+          </w:p>
+        </w:tc>
+        <w:tc>
+          <w:tcPr>
+            <w:tcW w:type="dxa" w:w="1464"/>
+          </w:tcPr>
+          <w:p>
+            <w:pPr>
+              <w:jc w:val="center"/>
+            </w:pPr>
+            <w:r>
+              <w:t>&lt;0.001</w:t>
+            </w:r>
+          </w:p>
+        </w:tc>
+        <w:tc>
+          <w:tcPr>
+            <w:tcW w:type="dxa" w:w="1464"/>
+          </w:tcPr>
+          <w:p>
+            <w:pPr>
+              <w:jc w:val="center"/>
+            </w:pPr>
+            <w:r>
+              <w:t>支持</w:t>
+            </w:r>
+          </w:p>
+        </w:tc>
+      </w:tr>
+      <w:tr>
+        <w:tc>
+          <w:tcPr>
+            <w:tcW w:type="dxa" w:w="1464"/>
+          </w:tcPr>
+          <w:p>
+            <w:pPr>
+              <w:jc w:val="center"/>
+            </w:pPr>
+            <w:r>
+              <w:t>H1b</w:t>
+            </w:r>
+          </w:p>
+        </w:tc>
+        <w:tc>
+          <w:tcPr>
+            <w:tcW w:type="dxa" w:w="1464"/>
+          </w:tcPr>
+          <w:p>
+            <w:pPr>
+              <w:jc w:val="center"/>
+            </w:pPr>
+            <w:r>
+              <w:t>TS → IF（基础设施建设）</w:t>
+            </w:r>
+          </w:p>
+        </w:tc>
+        <w:tc>
+          <w:tcPr>
+            <w:tcW w:type="dxa" w:w="1464"/>
+          </w:tcPr>
+          <w:p>
+            <w:pPr>
+              <w:jc w:val="center"/>
+            </w:pPr>
+            <w:r>
+              <w:t>0.319</w:t>
+            </w:r>
+          </w:p>
+        </w:tc>
+        <w:tc>
+          <w:tcPr>
+            <w:tcW w:type="dxa" w:w="1464"/>
+          </w:tcPr>
+          <w:p>
+            <w:pPr>
+              <w:jc w:val="center"/>
+            </w:pPr>
+            <w:r>
+              <w:t>8.723</w:t>
+            </w:r>
+          </w:p>
+        </w:tc>
+        <w:tc>
+          <w:tcPr>
+            <w:tcW w:type="dxa" w:w="1464"/>
+          </w:tcPr>
+          <w:p>
+            <w:pPr>
+              <w:jc w:val="center"/>
+            </w:pPr>
+            <w:r>
+              <w:t>&lt;0.001</w:t>
+            </w:r>
+          </w:p>
+        </w:tc>
+        <w:tc>
+          <w:tcPr>
+            <w:tcW w:type="dxa" w:w="1464"/>
+          </w:tcPr>
+          <w:p>
+            <w:pPr>
+              <w:jc w:val="center"/>
+            </w:pPr>
+            <w:r>
+              <w:t>支持</w:t>
+            </w:r>
+          </w:p>
+        </w:tc>
+      </w:tr>
+      <w:tr>
+        <w:tc>
+          <w:tcPr>
+            <w:tcW w:type="dxa" w:w="1464"/>
+          </w:tcPr>
+          <w:p>
+            <w:pPr>
+              <w:jc w:val="center"/>
+            </w:pPr>
+            <w:r>
+              <w:t>H2a</w:t>
+            </w:r>
+          </w:p>
+        </w:tc>
+        <w:tc>
+          <w:tcPr>
+            <w:tcW w:type="dxa" w:w="1464"/>
+          </w:tcPr>
+          <w:p>
+            <w:pPr>
+              <w:jc w:val="center"/>
+            </w:pPr>
+            <w:r>
+              <w:t>TI → DS（数字技能）</w:t>
+            </w:r>
+          </w:p>
+        </w:tc>
+        <w:tc>
+          <w:tcPr>
+            <w:tcW w:type="dxa" w:w="1464"/>
+          </w:tcPr>
+          <w:p>
+            <w:pPr>
+              <w:jc w:val="center"/>
+            </w:pPr>
+            <w:r>
+              <w:t>0.339</w:t>
+            </w:r>
+          </w:p>
+        </w:tc>
+        <w:tc>
+          <w:tcPr>
+            <w:tcW w:type="dxa" w:w="1464"/>
+          </w:tcPr>
+          <w:p>
+            <w:pPr>
+              <w:jc w:val="center"/>
+            </w:pPr>
+            <w:r>
+              <w:t>8.814</w:t>
+            </w:r>
+          </w:p>
+        </w:tc>
+        <w:tc>
+          <w:tcPr>
+            <w:tcW w:type="dxa" w:w="1464"/>
+          </w:tcPr>
+          <w:p>
+            <w:pPr>
+              <w:jc w:val="center"/>
+            </w:pPr>
+            <w:r>
+              <w:t>&lt;0.001</w:t>
+            </w:r>
+          </w:p>
+        </w:tc>
+        <w:tc>
+          <w:tcPr>
+            <w:tcW w:type="dxa" w:w="1464"/>
+          </w:tcPr>
+          <w:p>
+            <w:pPr>
+              <w:jc w:val="center"/>
+            </w:pPr>
+            <w:r>
+              <w:t>支持</w:t>
+            </w:r>
+          </w:p>
+        </w:tc>
+      </w:tr>
+      <w:tr>
+        <w:tc>
+          <w:tcPr>
+            <w:tcW w:type="dxa" w:w="1464"/>
+          </w:tcPr>
+          <w:p>
+            <w:pPr>
+              <w:jc w:val="center"/>
+            </w:pPr>
+            <w:r>
+              <w:t>H2b</w:t>
+            </w:r>
+          </w:p>
+        </w:tc>
+        <w:tc>
+          <w:tcPr>
+            <w:tcW w:type="dxa" w:w="1464"/>
+          </w:tcPr>
+          <w:p>
+            <w:pPr>
+              <w:jc w:val="center"/>
+            </w:pPr>
+            <w:r>
+              <w:t>EN → DS（数字技能）</w:t>
+            </w:r>
+          </w:p>
+        </w:tc>
+        <w:tc>
+          <w:tcPr>
+            <w:tcW w:type="dxa" w:w="1464"/>
+          </w:tcPr>
+          <w:p>
+            <w:pPr>
+              <w:jc w:val="center"/>
+            </w:pPr>
+            <w:r>
+              <w:t>0.360</w:t>
+            </w:r>
+          </w:p>
+        </w:tc>
+        <w:tc>
+          <w:tcPr>
+            <w:tcW w:type="dxa" w:w="1464"/>
+          </w:tcPr>
+          <w:p>
+            <w:pPr>
+              <w:jc w:val="center"/>
+            </w:pPr>
+            <w:r>
+              <w:t>9.349</w:t>
+            </w:r>
+          </w:p>
+        </w:tc>
+        <w:tc>
+          <w:tcPr>
+            <w:tcW w:type="dxa" w:w="1464"/>
+          </w:tcPr>
+          <w:p>
+            <w:pPr>
+              <w:jc w:val="center"/>
+            </w:pPr>
+            <w:r>
+              <w:t>&lt;0.001</w:t>
+            </w:r>
+          </w:p>
+        </w:tc>
+        <w:tc>
+          <w:tcPr>
+            <w:tcW w:type="dxa" w:w="1464"/>
+          </w:tcPr>
+          <w:p>
+            <w:pPr>
+              <w:jc w:val="center"/>
+            </w:pPr>
+            <w:r>
+              <w:t>支持</w:t>
+            </w:r>
+          </w:p>
+        </w:tc>
+      </w:tr>
+      <w:tr>
+        <w:tc>
+          <w:tcPr>
+            <w:tcW w:type="dxa" w:w="1464"/>
+          </w:tcPr>
+          <w:p>
+            <w:pPr>
+              <w:jc w:val="center"/>
+            </w:pPr>
+            <w:r>
+              <w:t>H3a</w:t>
+            </w:r>
+          </w:p>
+        </w:tc>
+        <w:tc>
+          <w:tcPr>
+            <w:tcW w:type="dxa" w:w="1464"/>
+          </w:tcPr>
+          <w:p>
+            <w:pPr>
+              <w:jc w:val="center"/>
+            </w:pPr>
+            <w:r>
+              <w:t>IF → CDL（集群发展水平）</w:t>
+            </w:r>
+          </w:p>
+        </w:tc>
+        <w:tc>
+          <w:tcPr>
+            <w:tcW w:type="dxa" w:w="1464"/>
+          </w:tcPr>
+          <w:p>
+            <w:pPr>
+              <w:jc w:val="center"/>
+            </w:pPr>
+            <w:r>
+              <w:t>0.426</w:t>
+            </w:r>
+          </w:p>
+        </w:tc>
+        <w:tc>
+          <w:tcPr>
+            <w:tcW w:type="dxa" w:w="1464"/>
+          </w:tcPr>
+          <w:p>
+            <w:pPr>
+              <w:jc w:val="center"/>
+            </w:pPr>
+            <w:r>
+              <w:t>14.340</w:t>
+            </w:r>
+          </w:p>
+        </w:tc>
+        <w:tc>
+          <w:tcPr>
+            <w:tcW w:type="dxa" w:w="1464"/>
+          </w:tcPr>
+          <w:p>
+            <w:pPr>
+              <w:jc w:val="center"/>
+            </w:pPr>
+            <w:r>
+              <w:t>&lt;0.001</w:t>
+            </w:r>
+          </w:p>
+        </w:tc>
+        <w:tc>
+          <w:tcPr>
+            <w:tcW w:type="dxa" w:w="1464"/>
+          </w:tcPr>
+          <w:p>
+            <w:pPr>
+              <w:jc w:val="center"/>
+            </w:pPr>
+            <w:r>
+              <w:t>支持</w:t>
+            </w:r>
+          </w:p>
+        </w:tc>
+      </w:tr>
+      <w:tr>
+        <w:tc>
+          <w:tcPr>
+            <w:tcW w:type="dxa" w:w="1464"/>
+          </w:tcPr>
+          <w:p>
+            <w:pPr>
+              <w:jc w:val="center"/>
+            </w:pPr>
+            <w:r>
+              <w:t>H3b</w:t>
+            </w:r>
+          </w:p>
+        </w:tc>
+        <w:tc>
+          <w:tcPr>
+            <w:tcW w:type="dxa" w:w="1464"/>
+          </w:tcPr>
+          <w:p>
+            <w:pPr>
+              <w:jc w:val="center"/>
+            </w:pPr>
+            <w:r>
+              <w:t>DS → CDL（集群发展水平）</w:t>
+            </w:r>
+          </w:p>
+        </w:tc>
+        <w:tc>
+          <w:tcPr>
+            <w:tcW w:type="dxa" w:w="1464"/>
+          </w:tcPr>
+          <w:p>
+            <w:pPr>
+              <w:jc w:val="center"/>
+            </w:pPr>
+            <w:r>
+              <w:t>0.595</w:t>
+            </w:r>
+          </w:p>
+        </w:tc>
+        <w:tc>
+          <w:tcPr>
+            <w:tcW w:type="dxa" w:w="1464"/>
+          </w:tcPr>
+          <w:p>
+            <w:pPr>
+              <w:jc w:val="center"/>
+            </w:pPr>
+            <w:r>
+              <w:t>20.035</w:t>
+            </w:r>
+          </w:p>
+        </w:tc>
+        <w:tc>
+          <w:tcPr>
+            <w:tcW w:type="dxa" w:w="1464"/>
+          </w:tcPr>
+          <w:p>
+            <w:pPr>
+              <w:jc w:val="center"/>
+            </w:pPr>
+            <w:r>
+              <w:t>&lt;0.001</w:t>
+            </w:r>
+          </w:p>
+        </w:tc>
+        <w:tc>
+          <w:tcPr>
+            <w:tcW w:type="dxa" w:w="1464"/>
+          </w:tcPr>
+          <w:p>
+            <w:pPr>
+              <w:jc w:val="center"/>
+            </w:pPr>
+            <w:r>
+              <w:t>支持</w:t>
+            </w:r>
+          </w:p>
+        </w:tc>
+      </w:tr>
+    </w:tbl>
+    <w:p>
+      <w:pPr>
+        <w:pStyle w:val="3"/>
+      </w:pPr>
+      <w:r>
+        <w:t>4.4 Bootstrap中介效应检验</w:t>
+      </w:r>
+    </w:p>
+    <w:p>
+      <w:pPr/>
+      <w:r>
+        <w:t>本文采用Bootstrapping方法（重复抽样5000次，置信区间采用95% Bias-Corrected Bootstrap CI，Preacher &amp; Hayes，2008）对GP→IF→CDL、TS→IF→CDL、TI→DS→CDL、EN→DS→CDL四条间接效应路径进行中介效应检验。若间接效应95%置信区间不含0，则中介效应显著。</w:t>
+      </w:r>
+    </w:p>
+    <w:p>
+      <w:pPr/>
+      <w:r>
+        <w:t>检验结果如表4-7所示。四条中介路径的间接效应均显著：GP→IF→CDL的间接效应为0.215（95% CI [0.168, 0.265]，不含0），TS→IF→CDL为0.136（95% CI [0.103, 0.171]，不含0），TI→DS→CDL为0.202（95% CI [0.156, 0.268]，不含0），EN→DS→CDL为0.219（95% CI [0.163, 0.277]，不含0）。结果表明，基础设施建设（IF）在政府政策（GP）、人才支撑（TS）对集群发展水平的影响中均发挥显著的完全中介作用；数字技能（DS）在技术创新（TI）、自然环境（EN）对集群发展水平的影响中同样发挥显著的完全中介作用。H4a、H4b、H5a、H5b均获得支持。</w:t>
+      </w:r>
+    </w:p>
+    <w:p>
+      <w:pPr>
+        <w:pStyle w:val="12"/>
+      </w:pPr>
+      <w:r>
+        <w:t>表4-7 Bootstrap中介效应检验结果（B=5000，95% CI）</w:t>
+      </w:r>
+    </w:p>
+    <w:tbl>
+      <w:tblPr>
+        <w:tblStyle w:val="34"/>
+        <w:tblW w:type="auto" w:w="0"/>
+        <w:tblLook w:firstColumn="1" w:firstRow="1" w:lastColumn="0" w:lastRow="0" w:noHBand="0" w:noVBand="1" w:val="04A0"/>
+      </w:tblPr>
+      <w:tblGrid>
+        <w:gridCol w:w="1255"/>
+        <w:gridCol w:w="1255"/>
+        <w:gridCol w:w="1255"/>
+        <w:gridCol w:w="1255"/>
+        <w:gridCol w:w="1255"/>
+        <w:gridCol w:w="1255"/>
+        <w:gridCol w:w="1255"/>
+      </w:tblGrid>
+      <w:tr>
+        <w:tc>
+          <w:tcPr>
+            <w:tcW w:type="dxa" w:w="1255"/>
+          </w:tcPr>
+          <w:p>
+            <w:pPr>
+              <w:jc w:val="center"/>
+            </w:pPr>
+            <w:r>
+              <w:rPr>
+                <w:b/>
+              </w:rPr>
+              <w:t>假设</w:t>
+            </w:r>
+          </w:p>
+        </w:tc>
+        <w:tc>
+          <w:tcPr>
+            <w:tcW w:type="dxa" w:w="1255"/>
+          </w:tcPr>
+          <w:p>
+            <w:pPr>
+              <w:jc w:val="center"/>
+            </w:pPr>
+            <w:r>
+              <w:rPr>
+                <w:b/>
+              </w:rPr>
+              <w:t>中介路径</w:t>
+            </w:r>
+          </w:p>
+        </w:tc>
+        <w:tc>
+          <w:tcPr>
+            <w:tcW w:type="dxa" w:w="1255"/>
+          </w:tcPr>
+          <w:p>
+            <w:pPr>
+              <w:jc w:val="center"/>
+            </w:pPr>
+            <w:r>
+              <w:rPr>
+                <w:b/>
+              </w:rPr>
+              <w:t>间接效应</w:t>
+            </w:r>
+          </w:p>
+        </w:tc>
+        <w:tc>
+          <w:tcPr>
+            <w:tcW w:type="dxa" w:w="1255"/>
+          </w:tcPr>
+          <w:p>
+            <w:pPr>
+              <w:jc w:val="center"/>
+            </w:pPr>
+            <w:r>
+              <w:rPr>
+                <w:b/>
+              </w:rPr>
+              <w:t>Boot SE</w:t>
+            </w:r>
+          </w:p>
+        </w:tc>
+        <w:tc>
+          <w:tcPr>
+            <w:tcW w:type="dxa" w:w="1255"/>
+          </w:tcPr>
+          <w:p>
+            <w:pPr>
+              <w:jc w:val="center"/>
+            </w:pPr>
+            <w:r>
+              <w:rPr>
+                <w:b/>
+              </w:rPr>
+              <w:t>95% CI下限</w:t>
+            </w:r>
+          </w:p>
+        </w:tc>
+        <w:tc>
+          <w:tcPr>
+            <w:tcW w:type="dxa" w:w="1255"/>
+          </w:tcPr>
+          <w:p>
+            <w:pPr>
+              <w:jc w:val="center"/>
+            </w:pPr>
+            <w:r>
+              <w:rPr>
+                <w:b/>
+              </w:rPr>
+              <w:t>95% CI上限</w:t>
+            </w:r>
+          </w:p>
+        </w:tc>
+        <w:tc>
+          <w:tcPr>
+            <w:tcW w:type="dxa" w:w="1255"/>
+          </w:tcPr>
+          <w:p>
+            <w:pPr>
+              <w:jc w:val="center"/>
+            </w:pPr>
+            <w:r>
+              <w:rPr>
+                <w:b/>
+              </w:rPr>
+              <w:t>显著性</w:t>
+            </w:r>
+          </w:p>
+        </w:tc>
+      </w:tr>
+      <w:tr>
+        <w:tc>
+          <w:tcPr>
+            <w:tcW w:type="dxa" w:w="1255"/>
+          </w:tcPr>
+          <w:p>
+            <w:pPr>
+              <w:jc w:val="center"/>
+            </w:pPr>
+            <w:r>
+              <w:t>H4a</w:t>
+            </w:r>
+          </w:p>
+        </w:tc>
+        <w:tc>
+          <w:tcPr>
+            <w:tcW w:type="dxa" w:w="1255"/>
+          </w:tcPr>
+          <w:p>
+            <w:pPr>
+              <w:jc w:val="center"/>
+            </w:pPr>
+            <w:r>
+              <w:t>GP → IF → CDL</w:t>
+            </w:r>
+          </w:p>
+        </w:tc>
+        <w:tc>
+          <w:tcPr>
+            <w:tcW w:type="dxa" w:w="1255"/>
+          </w:tcPr>
+          <w:p>
+            <w:pPr>
+              <w:jc w:val="center"/>
+            </w:pPr>
+            <w:r>
+              <w:t>0.215</w:t>
+            </w:r>
+          </w:p>
+        </w:tc>
+        <w:tc>
+          <w:tcPr>
+            <w:tcW w:type="dxa" w:w="1255"/>
+          </w:tcPr>
+          <w:p>
+            <w:pPr>
+              <w:jc w:val="center"/>
+            </w:pPr>
+            <w:r>
+              <w:t>0.025</w:t>
+            </w:r>
+          </w:p>
+        </w:tc>
+        <w:tc>
+          <w:tcPr>
+            <w:tcW w:type="dxa" w:w="1255"/>
+          </w:tcPr>
+          <w:p>
+            <w:pPr>
+              <w:jc w:val="center"/>
+            </w:pPr>
+            <w:r>
+              <w:t>0.168</w:t>
+            </w:r>
+          </w:p>
+        </w:tc>
+        <w:tc>
+          <w:tcPr>
+            <w:tcW w:type="dxa" w:w="1255"/>
+          </w:tcPr>
+          <w:p>
+            <w:pPr>
+              <w:jc w:val="center"/>
+            </w:pPr>
+            <w:r>
+              <w:t>0.265</w:t>
+            </w:r>
+          </w:p>
+        </w:tc>
+        <w:tc>
+          <w:tcPr>
+            <w:tcW w:type="dxa" w:w="1255"/>
+          </w:tcPr>
+          <w:p>
+            <w:pPr>
+              <w:jc w:val="center"/>
+            </w:pPr>
+            <w:r>
+              <w:t>***</w:t>
+            </w:r>
+          </w:p>
+        </w:tc>
+      </w:tr>
+      <w:tr>
+        <w:tc>
+          <w:tcPr>
+            <w:tcW w:type="dxa" w:w="1255"/>
+          </w:tcPr>
+          <w:p>
+            <w:pPr>
+              <w:jc w:val="center"/>
+            </w:pPr>
+            <w:r>
+              <w:t>H4b</w:t>
+            </w:r>
+          </w:p>
+        </w:tc>
+        <w:tc>
+          <w:tcPr>
+            <w:tcW w:type="dxa" w:w="1255"/>
+          </w:tcPr>
+          <w:p>
+            <w:pPr>
+              <w:jc w:val="center"/>
+            </w:pPr>
+            <w:r>
+              <w:t>TS → IF → CDL</w:t>
+            </w:r>
+          </w:p>
+        </w:tc>
+        <w:tc>
+          <w:tcPr>
+            <w:tcW w:type="dxa" w:w="1255"/>
+          </w:tcPr>
+          <w:p>
+            <w:pPr>
+              <w:jc w:val="center"/>
+            </w:pPr>
+            <w:r>
+              <w:t>0.136</w:t>
+            </w:r>
+          </w:p>
+        </w:tc>
+        <w:tc>
+          <w:tcPr>
+            <w:tcW w:type="dxa" w:w="1255"/>
+          </w:tcPr>
+          <w:p>
+            <w:pPr>
+              <w:jc w:val="center"/>
+            </w:pPr>
+            <w:r>
+              <w:t>0.017</w:t>
+            </w:r>
+          </w:p>
+        </w:tc>
+        <w:tc>
+          <w:tcPr>
+            <w:tcW w:type="dxa" w:w="1255"/>
+          </w:tcPr>
+          <w:p>
+            <w:pPr>
+              <w:jc w:val="center"/>
+            </w:pPr>
+            <w:r>
+              <w:t>0.103</w:t>
+            </w:r>
+          </w:p>
+        </w:tc>
+        <w:tc>
+          <w:tcPr>
+            <w:tcW w:type="dxa" w:w="1255"/>
+          </w:tcPr>
+          <w:p>
+            <w:pPr>
+              <w:jc w:val="center"/>
+            </w:pPr>
+            <w:r>
+              <w:t>0.171</w:t>
+            </w:r>
+          </w:p>
+        </w:tc>
+        <w:tc>
+          <w:tcPr>
+            <w:tcW w:type="dxa" w:w="1255"/>
+          </w:tcPr>
+          <w:p>
+            <w:pPr>
+              <w:jc w:val="center"/>
+            </w:pPr>
+            <w:r>
+              <w:t>***</w:t>
+            </w:r>
+          </w:p>
+        </w:tc>
+      </w:tr>
+      <w:tr>
+        <w:tc>
+          <w:tcPr>
+            <w:tcW w:type="dxa" w:w="1255"/>
+          </w:tcPr>
+          <w:p>
+            <w:pPr>
+              <w:jc w:val="center"/>
+            </w:pPr>
+            <w:r>
+              <w:t>H5a</w:t>
+            </w:r>
+          </w:p>
+        </w:tc>
+        <w:tc>
+          <w:tcPr>
+            <w:tcW w:type="dxa" w:w="1255"/>
+          </w:tcPr>
+          <w:p>
+            <w:pPr>
+              <w:jc w:val="center"/>
+            </w:pPr>
+            <w:r>
+              <w:t>TI → DS → CDL</w:t>
+            </w:r>
+          </w:p>
+        </w:tc>
+        <w:tc>
+          <w:tcPr>
+            <w:tcW w:type="dxa" w:w="1255"/>
+          </w:tcPr>
+          <w:p>
+            <w:pPr>
+              <w:jc w:val="center"/>
+            </w:pPr>
+            <w:r>
+              <w:t>0.202</w:t>
+            </w:r>
+          </w:p>
+        </w:tc>
+        <w:tc>
+          <w:tcPr>
+            <w:tcW w:type="dxa" w:w="1255"/>
+          </w:tcPr>
+          <w:p>
+            <w:pPr>
+              <w:jc w:val="center"/>
+            </w:pPr>
+            <w:r>
+              <w:t>0.029</w:t>
+            </w:r>
+          </w:p>
+        </w:tc>
+        <w:tc>
+          <w:tcPr>
+            <w:tcW w:type="dxa" w:w="1255"/>
+          </w:tcPr>
+          <w:p>
+            <w:pPr>
+              <w:jc w:val="center"/>
+            </w:pPr>
+            <w:r>
+              <w:t>0.156</w:t>
+            </w:r>
+          </w:p>
+        </w:tc>
+        <w:tc>
+          <w:tcPr>
+            <w:tcW w:type="dxa" w:w="1255"/>
+          </w:tcPr>
+          <w:p>
+            <w:pPr>
+              <w:jc w:val="center"/>
+            </w:pPr>
+            <w:r>
+              <w:t>0.268</w:t>
+            </w:r>
+          </w:p>
+        </w:tc>
+        <w:tc>
+          <w:tcPr>
+            <w:tcW w:type="dxa" w:w="1255"/>
+          </w:tcPr>
+          <w:p>
+            <w:pPr>
+              <w:jc w:val="center"/>
+            </w:pPr>
+            <w:r>
+              <w:t>***</w:t>
+            </w:r>
+          </w:p>
+        </w:tc>
+      </w:tr>
+      <w:tr>
+        <w:tc>
+          <w:tcPr>
+            <w:tcW w:type="dxa" w:w="1255"/>
+          </w:tcPr>
+          <w:p>
+            <w:pPr>
+              <w:jc w:val="center"/>
+            </w:pPr>
+            <w:r>
+              <w:t>H5b</w:t>
+            </w:r>
+          </w:p>
+        </w:tc>
+        <w:tc>
+          <w:tcPr>
+            <w:tcW w:type="dxa" w:w="1255"/>
+          </w:tcPr>
+          <w:p>
+            <w:pPr>
+              <w:jc w:val="center"/>
+            </w:pPr>
+            <w:r>
+              <w:t>EN → DS → CDL</w:t>
+            </w:r>
+          </w:p>
+        </w:tc>
+        <w:tc>
+          <w:tcPr>
+            <w:tcW w:type="dxa" w:w="1255"/>
+          </w:tcPr>
+          <w:p>
+            <w:pPr>
+              <w:jc w:val="center"/>
+            </w:pPr>
+            <w:r>
+              <w:t>0.219</w:t>
+            </w:r>
+          </w:p>
+        </w:tc>
+        <w:tc>
+          <w:tcPr>
+            <w:tcW w:type="dxa" w:w="1255"/>
+          </w:tcPr>
+          <w:p>
+            <w:pPr>
+              <w:jc w:val="center"/>
+            </w:pPr>
+            <w:r>
+              <w:t>0.029</w:t>
+            </w:r>
+          </w:p>
+        </w:tc>
+        <w:tc>
+          <w:tcPr>
+            <w:tcW w:type="dxa" w:w="1255"/>
+          </w:tcPr>
+          <w:p>
+            <w:pPr>
+              <w:jc w:val="center"/>
+            </w:pPr>
+            <w:r>
+              <w:t>0.163</w:t>
+            </w:r>
+          </w:p>
+        </w:tc>
+        <w:tc>
+          <w:tcPr>
+            <w:tcW w:type="dxa" w:w="1255"/>
+          </w:tcPr>
+          <w:p>
+            <w:pPr>
+              <w:jc w:val="center"/>
+            </w:pPr>
+            <w:r>
+              <w:t>0.277</w:t>
+            </w:r>
+          </w:p>
+        </w:tc>
+        <w:tc>
+          <w:tcPr>
+            <w:tcW w:type="dxa" w:w="1255"/>
+          </w:tcPr>
+          <w:p>
+            <w:pPr>
+              <w:jc w:val="center"/>
+            </w:pPr>
+            <w:r>
+              <w:t>***</w:t>
+            </w:r>
+          </w:p>
+        </w:tc>
+      </w:tr>
+    </w:tbl>
+    <w:p>
+      <w:pPr/>
+      <w:r>
+        <w:t>注：***表示p&lt;0.001；Bootstrap重抽样B=5000次；CI为偏差校正置信区间。</w:t>
+      </w:r>
+    </w:p>
+    <w:p>
+      <w:pPr>
+        <w:pStyle w:val="3"/>
+      </w:pPr>
+      <w:r>
+        <w:t>4.5 本章小结</w:t>
+      </w:r>
+    </w:p>
+    <w:p>
+      <w:pPr/>
+      <w:r>
+        <w:t>本章基于正式调研数据（N=508），采用结构方程模型（SEM）对烟台集群电商发展的影响机制进行实证检验。主要结论如下：</w:t>
+      </w:r>
+    </w:p>
+    <w:p>
+      <w:pPr/>
+      <w:r>
+        <w:t>第一，量表信效度良好。六个维度的Cronbach α均≥0.800，因子载荷均≥0.841，AVE均≥0.723，CR均≥0.887，测量模型具有良好的聚合效度与内部一致性，为后续结构模型分析奠定可靠基础。</w:t>
+      </w:r>
+    </w:p>
+    <w:p>
+      <w:pPr/>
+      <w:r>
+        <w:t>第二，结构模型拟合达标。χ²/df=2.370，CFI=0.976，RMSEA=0.052，SRMR=0.066，纯中介SEM模型与数据良好匹配，各路径系数在0.001水平上显著，且方向符合理论预期。</w:t>
+      </w:r>
+    </w:p>
+    <w:p>
+      <w:pPr/>
+      <w:r>
+        <w:t>第三，中介效应显著。Bootstrap检验（B=5000）证实，基础设施建设（IF）在政策-人才对集群发展的作用链中发挥完全中介作用，数字技能（DS）在技术创新-资源禀赋对集群发展的作用链中同样发挥完全中介作用，四条中介路径的95%置信区间均不含零，显著成立。</w:t>
+      </w:r>
+    </w:p>
+    <w:p>
+      <w:pPr/>
+      <w:r>
+        <w:t>然而，SEM线性模型仅能揭示各因素的净效应，无法捕捉条件组合的非对称性与复杂因果关系。为弥补这一局限，本文在第五章进一步采用模糊集定性比较分析（fsQCA）进行组态分析，以揭示驱动集群电商高水平发展的条件组合路径。</w:t>
+      </w:r>
+    </w:p>
+    <w:p>
+      <w:pPr>
+        <w:pStyle w:val="2"/>
+      </w:pPr>
+      <w:r>
+        <w:t>第五章 模糊集定性比较分析（fsQCA）</w:t>
+      </w:r>
+    </w:p>
+    <w:p>
+      <w:pPr>
+        <w:pStyle w:val="3"/>
+      </w:pPr>
+      <w:r>
+        <w:t>5.1 fsQCA方法说明</w:t>
+      </w:r>
+    </w:p>
+    <w:p>
+      <w:pPr/>
+      <w:r>
+        <w:t>模糊集定性比较分析（Fuzzy-set Qualitative Comparative Analysis，fsQCA）是一种基于布尔代数逻辑和集合论的组态方法（Ragin，2008）。与SEM等以净效应为核心的定量分析方法不同，fsQCA聚焦于条件组合的整体效应，能够识别产生相同结果的多重等效路径（殊途同归性，equifinality），并揭示条件间的非对称因果关系，较好地弥补了SEM的局限性。</w:t>
+      </w:r>
+    </w:p>
+    <w:p>
+      <w:pPr/>
+      <w:r>
+        <w:t>本章以集群电商高水平发展（CDL）为结果变量，以政府政策（GP）、人才支撑（TS）、基础设施建设（IF）、技术创新（TI）、数字技能（DS）、自然环境（EN）六个条件为前因变量，通过校准、必要性分析、真值表构建与组态分析四个步骤开展fsQCA，样本量N=508，一致性阈值设为0.85，频数阈值设为3（Ragin，2008）。</w:t>
+      </w:r>
+    </w:p>
+    <w:p>
+      <w:pPr>
+        <w:pStyle w:val="3"/>
+      </w:pPr>
+      <w:r>
+        <w:t>5.2 校准</w:t>
+      </w:r>
+    </w:p>
+    <w:p>
+      <w:pPr/>
+      <w:r>
+        <w:t>fsQCA要求将连续变量校准为[0,1]范围内的模糊集隶属分数。本文采用"间接法"校准（Ragin，2008），以各变量的第50百分位数（P50）为交叉点（隶属分数=0.5），第95百分位数（P95）为完全隶属锚点（隶属分数≈0.95），构建logistic校准函数，公式如下：</w:t>
+      </w:r>
+    </w:p>
+    <w:p>
+      <w:pPr/>
+      <w:r>
+        <w:t xml:space="preserve">        μ(x) = 1 / [1 + exp(−c·(x − P50))]，c = ln(0.95/0.05) / (P95 − P50)</w:t>
+      </w:r>
+    </w:p>
+    <w:p>
+      <w:pPr/>
+      <w:r>
+        <w:t>各变量校准锚点如表5-1所示。结果变量CDL同理校准。校准后，各条件与结果变量的隶属分数均值约为0.51，分布合理，不存在明显的校准偏斜。</w:t>
+      </w:r>
+    </w:p>
+    <w:p>
+      <w:pPr>
+        <w:pStyle w:val="12"/>
+      </w:pPr>
+      <w:r>
+        <w:t>表5-1 各条件变量校准锚点</w:t>
+      </w:r>
+    </w:p>
+    <w:tbl>
+      <w:tblPr>
+        <w:tblStyle w:val="34"/>
+        <w:tblW w:type="auto" w:w="0"/>
+        <w:tblLook w:firstColumn="1" w:firstRow="1" w:lastColumn="0" w:lastRow="0" w:noHBand="0" w:noVBand="1" w:val="04A0"/>
+      </w:tblPr>
+      <w:tblGrid>
+        <w:gridCol w:w="1757"/>
+        <w:gridCol w:w="1757"/>
+        <w:gridCol w:w="1757"/>
+        <w:gridCol w:w="1757"/>
+        <w:gridCol w:w="1757"/>
+      </w:tblGrid>
+      <w:tr>
+        <w:tc>
+          <w:tcPr>
+            <w:tcW w:type="dxa" w:w="1757"/>
+          </w:tcPr>
+          <w:p>
+            <w:pPr>
+              <w:jc w:val="center"/>
+            </w:pPr>
+            <w:r>
+              <w:rPr>
+                <w:b/>
+              </w:rPr>
+              <w:t>变量</w:t>
+            </w:r>
+          </w:p>
+        </w:tc>
+        <w:tc>
+          <w:tcPr>
+            <w:tcW w:type="dxa" w:w="1757"/>
+          </w:tcPr>
+          <w:p>
+            <w:pPr>
+              <w:jc w:val="center"/>
+            </w:pPr>
+            <w:r>
+              <w:rPr>
+                <w:b/>
+              </w:rPr>
+              <w:t>含义</w:t>
+            </w:r>
+          </w:p>
+        </w:tc>
+        <w:tc>
+          <w:tcPr>
+            <w:tcW w:type="dxa" w:w="1757"/>
+          </w:tcPr>
+          <w:p>
+            <w:pPr>
+              <w:jc w:val="center"/>
+            </w:pPr>
+            <w:r>
+              <w:rPr>
+                <w:b/>
+              </w:rPr>
+              <w:t>完全不隶属（P5）</w:t>
+            </w:r>
+          </w:p>
+        </w:tc>
+        <w:tc>
+          <w:tcPr>
+            <w:tcW w:type="dxa" w:w="1757"/>
+          </w:tcPr>
+          <w:p>
+            <w:pPr>
+              <w:jc w:val="center"/>
+            </w:pPr>
+            <w:r>
+              <w:rPr>
+                <w:b/>
+              </w:rPr>
+              <w:t>交叉点（P50）</w:t>
+            </w:r>
+          </w:p>
+        </w:tc>
+        <w:tc>
+          <w:tcPr>
+            <w:tcW w:type="dxa" w:w="1757"/>
+          </w:tcPr>
+          <w:p>
+            <w:pPr>
+              <w:jc w:val="center"/>
+            </w:pPr>
+            <w:r>
+              <w:rPr>
+                <w:b/>
+              </w:rPr>
+              <w:t>完全隶属（P95）</w:t>
+            </w:r>
+          </w:p>
+        </w:tc>
+      </w:tr>
+      <w:tr>
+        <w:tc>
+          <w:tcPr>
+            <w:tcW w:type="dxa" w:w="1757"/>
+          </w:tcPr>
+          <w:p>
+            <w:pPr>
+              <w:jc w:val="center"/>
+            </w:pPr>
+            <w:r>
+              <w:t>GP</w:t>
+            </w:r>
+          </w:p>
+        </w:tc>
+        <w:tc>
+          <w:tcPr>
+            <w:tcW w:type="dxa" w:w="1757"/>
+          </w:tcPr>
+          <w:p>
+            <w:pPr>
+              <w:jc w:val="center"/>
+            </w:pPr>
+            <w:r>
+              <w:t>政府政策与集群治理</w:t>
+            </w:r>
+          </w:p>
+        </w:tc>
+        <w:tc>
+          <w:tcPr>
+            <w:tcW w:type="dxa" w:w="1757"/>
+          </w:tcPr>
+          <w:p>
+            <w:pPr>
+              <w:jc w:val="center"/>
+            </w:pPr>
+            <w:r>
+              <w:t>2.000</w:t>
+            </w:r>
+          </w:p>
+        </w:tc>
+        <w:tc>
+          <w:tcPr>
+            <w:tcW w:type="dxa" w:w="1757"/>
+          </w:tcPr>
+          <w:p>
+            <w:pPr>
+              <w:jc w:val="center"/>
+            </w:pPr>
+            <w:r>
+              <w:t>3.333</w:t>
+            </w:r>
+          </w:p>
+        </w:tc>
+        <w:tc>
+          <w:tcPr>
+            <w:tcW w:type="dxa" w:w="1757"/>
+          </w:tcPr>
+          <w:p>
+            <w:pPr>
+              <w:jc w:val="center"/>
+            </w:pPr>
+            <w:r>
+              <w:t>4.883</w:t>
+            </w:r>
+          </w:p>
+        </w:tc>
+      </w:tr>
+      <w:tr>
+        <w:tc>
+          <w:tcPr>
+            <w:tcW w:type="dxa" w:w="1757"/>
+          </w:tcPr>
+          <w:p>
+            <w:pPr>
+              <w:jc w:val="center"/>
+            </w:pPr>
+            <w:r>
+              <w:t>TS</w:t>
+            </w:r>
+          </w:p>
+        </w:tc>
+        <w:tc>
+          <w:tcPr>
+            <w:tcW w:type="dxa" w:w="1757"/>
+          </w:tcPr>
+          <w:p>
+            <w:pPr>
+              <w:jc w:val="center"/>
+            </w:pPr>
+            <w:r>
+              <w:t>人才支撑</w:t>
+            </w:r>
+          </w:p>
+        </w:tc>
+        <w:tc>
+          <w:tcPr>
+            <w:tcW w:type="dxa" w:w="1757"/>
+          </w:tcPr>
+          <w:p>
+            <w:pPr>
+              <w:jc w:val="center"/>
+            </w:pPr>
+            <w:r>
+              <w:t>1.783</w:t>
+            </w:r>
+          </w:p>
+        </w:tc>
+        <w:tc>
+          <w:tcPr>
+            <w:tcW w:type="dxa" w:w="1757"/>
+          </w:tcPr>
+          <w:p>
+            <w:pPr>
+              <w:jc w:val="center"/>
+            </w:pPr>
+            <w:r>
+              <w:t>3.333</w:t>
+            </w:r>
+          </w:p>
+        </w:tc>
+        <w:tc>
+          <w:tcPr>
+            <w:tcW w:type="dxa" w:w="1757"/>
+          </w:tcPr>
+          <w:p>
+            <w:pPr>
+              <w:jc w:val="center"/>
+            </w:pPr>
+            <w:r>
+              <w:t>5.000</w:t>
+            </w:r>
+          </w:p>
+        </w:tc>
+      </w:tr>
+      <w:tr>
+        <w:tc>
+          <w:tcPr>
+            <w:tcW w:type="dxa" w:w="1757"/>
+          </w:tcPr>
+          <w:p>
+            <w:pPr>
+              <w:jc w:val="center"/>
+            </w:pPr>
+            <w:r>
+              <w:t>IF</w:t>
+            </w:r>
+          </w:p>
+        </w:tc>
+        <w:tc>
+          <w:tcPr>
+            <w:tcW w:type="dxa" w:w="1757"/>
+          </w:tcPr>
+          <w:p>
+            <w:pPr>
+              <w:jc w:val="center"/>
+            </w:pPr>
+            <w:r>
+              <w:t>基础设施建设</w:t>
+            </w:r>
+          </w:p>
+        </w:tc>
+        <w:tc>
+          <w:tcPr>
+            <w:tcW w:type="dxa" w:w="1757"/>
+          </w:tcPr>
+          <w:p>
+            <w:pPr>
+              <w:jc w:val="center"/>
+            </w:pPr>
+            <w:r>
+              <w:t>2.000</w:t>
+            </w:r>
+          </w:p>
+        </w:tc>
+        <w:tc>
+          <w:tcPr>
+            <w:tcW w:type="dxa" w:w="1757"/>
+          </w:tcPr>
+          <w:p>
+            <w:pPr>
+              <w:jc w:val="center"/>
+            </w:pPr>
+            <w:r>
+              <w:t>3.333</w:t>
+            </w:r>
+          </w:p>
+        </w:tc>
+        <w:tc>
+          <w:tcPr>
+            <w:tcW w:type="dxa" w:w="1757"/>
+          </w:tcPr>
+          <w:p>
+            <w:pPr>
+              <w:jc w:val="center"/>
+            </w:pPr>
+            <w:r>
+              <w:t>4.667</w:t>
+            </w:r>
+          </w:p>
+        </w:tc>
+      </w:tr>
+      <w:tr>
+        <w:tc>
+          <w:tcPr>
+            <w:tcW w:type="dxa" w:w="1757"/>
+          </w:tcPr>
+          <w:p>
+            <w:pPr>
+              <w:jc w:val="center"/>
+            </w:pPr>
+            <w:r>
+              <w:t>TI</w:t>
+            </w:r>
+          </w:p>
+        </w:tc>
+        <w:tc>
+          <w:tcPr>
+            <w:tcW w:type="dxa" w:w="1757"/>
+          </w:tcPr>
+          <w:p>
+            <w:pPr>
+              <w:jc w:val="center"/>
+            </w:pPr>
+            <w:r>
+              <w:t>技术创新水平</w:t>
+            </w:r>
+          </w:p>
+        </w:tc>
+        <w:tc>
+          <w:tcPr>
+            <w:tcW w:type="dxa" w:w="1757"/>
+          </w:tcPr>
+          <w:p>
+            <w:pPr>
+              <w:jc w:val="center"/>
+            </w:pPr>
+            <w:r>
+              <w:t>2.000</w:t>
+            </w:r>
+          </w:p>
+        </w:tc>
+        <w:tc>
+          <w:tcPr>
+            <w:tcW w:type="dxa" w:w="1757"/>
+          </w:tcPr>
+          <w:p>
+            <w:pPr>
+              <w:jc w:val="center"/>
+            </w:pPr>
+            <w:r>
+              <w:t>3.333</w:t>
+            </w:r>
+          </w:p>
+        </w:tc>
+        <w:tc>
+          <w:tcPr>
+            <w:tcW w:type="dxa" w:w="1757"/>
+          </w:tcPr>
+          <w:p>
+            <w:pPr>
+              <w:jc w:val="center"/>
+            </w:pPr>
+            <w:r>
+              <w:t>4.667</w:t>
+            </w:r>
+          </w:p>
+        </w:tc>
+      </w:tr>
+      <w:tr>
+        <w:tc>
+          <w:tcPr>
+            <w:tcW w:type="dxa" w:w="1757"/>
+          </w:tcPr>
+          <w:p>
+            <w:pPr>
+              <w:jc w:val="center"/>
+            </w:pPr>
+            <w:r>
+              <w:t>DS</w:t>
+            </w:r>
+          </w:p>
+        </w:tc>
+        <w:tc>
+          <w:tcPr>
+            <w:tcW w:type="dxa" w:w="1757"/>
+          </w:tcPr>
+          <w:p>
+            <w:pPr>
+              <w:jc w:val="center"/>
+            </w:pPr>
+            <w:r>
+              <w:t>本地电商平台与数字技能</w:t>
+            </w:r>
+          </w:p>
+        </w:tc>
+        <w:tc>
+          <w:tcPr>
+            <w:tcW w:type="dxa" w:w="1757"/>
+          </w:tcPr>
+          <w:p>
+            <w:pPr>
+              <w:jc w:val="center"/>
+            </w:pPr>
+            <w:r>
+              <w:t>2.000</w:t>
+            </w:r>
+          </w:p>
+        </w:tc>
+        <w:tc>
+          <w:tcPr>
+            <w:tcW w:type="dxa" w:w="1757"/>
+          </w:tcPr>
+          <w:p>
+            <w:pPr>
+              <w:jc w:val="center"/>
+            </w:pPr>
+            <w:r>
+              <w:t>3.333</w:t>
+            </w:r>
+          </w:p>
+        </w:tc>
+        <w:tc>
+          <w:tcPr>
+            <w:tcW w:type="dxa" w:w="1757"/>
+          </w:tcPr>
+          <w:p>
+            <w:pPr>
+              <w:jc w:val="center"/>
+            </w:pPr>
+            <w:r>
+              <w:t>4.667</w:t>
+            </w:r>
+          </w:p>
+        </w:tc>
+      </w:tr>
+      <w:tr>
+        <w:tc>
+          <w:tcPr>
+            <w:tcW w:type="dxa" w:w="1757"/>
+          </w:tcPr>
+          <w:p>
+            <w:pPr>
+              <w:jc w:val="center"/>
+            </w:pPr>
+            <w:r>
+              <w:t>EN</w:t>
+            </w:r>
+          </w:p>
+        </w:tc>
+        <w:tc>
+          <w:tcPr>
+            <w:tcW w:type="dxa" w:w="1757"/>
+          </w:tcPr>
+          <w:p>
+            <w:pPr>
+              <w:jc w:val="center"/>
+            </w:pPr>
+            <w:r>
+              <w:t>自然环境与资源禀赋</w:t>
+            </w:r>
+          </w:p>
+        </w:tc>
+        <w:tc>
+          <w:tcPr>
+            <w:tcW w:type="dxa" w:w="1757"/>
+          </w:tcPr>
+          <w:p>
+            <w:pPr>
+              <w:jc w:val="center"/>
+            </w:pPr>
+            <w:r>
+              <w:t>2.000</w:t>
+            </w:r>
+          </w:p>
+        </w:tc>
+        <w:tc>
+          <w:tcPr>
+            <w:tcW w:type="dxa" w:w="1757"/>
+          </w:tcPr>
+          <w:p>
+            <w:pPr>
+              <w:jc w:val="center"/>
+            </w:pPr>
+            <w:r>
+              <w:t>3.333</w:t>
+            </w:r>
+          </w:p>
+        </w:tc>
+        <w:tc>
+          <w:tcPr>
+            <w:tcW w:type="dxa" w:w="1757"/>
+          </w:tcPr>
+          <w:p>
+            <w:pPr>
+              <w:jc w:val="center"/>
+            </w:pPr>
+            <w:r>
+              <w:t>5.000</w:t>
+            </w:r>
+          </w:p>
+        </w:tc>
+      </w:tr>
+      <w:tr>
+        <w:tc>
+          <w:tcPr>
+            <w:tcW w:type="dxa" w:w="1757"/>
+          </w:tcPr>
+          <w:p>
+            <w:pPr>
+              <w:jc w:val="center"/>
+            </w:pPr>
+            <w:r>
+              <w:t>CDL</w:t>
+            </w:r>
+          </w:p>
+        </w:tc>
+        <w:tc>
+          <w:tcPr>
+            <w:tcW w:type="dxa" w:w="1757"/>
+          </w:tcPr>
+          <w:p>
+            <w:pPr>
+              <w:jc w:val="center"/>
+            </w:pPr>
+            <w:r>
+              <w:t>集群电商发展水平</w:t>
+            </w:r>
+          </w:p>
+        </w:tc>
+        <w:tc>
+          <w:tcPr>
+            <w:tcW w:type="dxa" w:w="1757"/>
+          </w:tcPr>
+          <w:p>
+            <w:pPr>
+              <w:jc w:val="center"/>
+            </w:pPr>
+            <w:r>
+              <w:t>1.667</w:t>
+            </w:r>
+          </w:p>
+        </w:tc>
+        <w:tc>
+          <w:tcPr>
+            <w:tcW w:type="dxa" w:w="1757"/>
+          </w:tcPr>
+          <w:p>
+            <w:pPr>
+              <w:jc w:val="center"/>
+            </w:pPr>
+            <w:r>
+              <w:t>3.333</w:t>
+            </w:r>
+          </w:p>
+        </w:tc>
+        <w:tc>
+          <w:tcPr>
+            <w:tcW w:type="dxa" w:w="1757"/>
+          </w:tcPr>
+          <w:p>
+            <w:pPr>
+              <w:jc w:val="center"/>
+            </w:pPr>
+            <w:r>
+              <w:t>4.667</w:t>
+            </w:r>
+          </w:p>
+        </w:tc>
+      </w:tr>
+    </w:tbl>
+    <w:p>
+      <w:pPr>
+        <w:pStyle w:val="3"/>
+      </w:pPr>
+      <w:r>
+        <w:t>5.3 必要性分析</w:t>
+      </w:r>
+    </w:p>
+    <w:p>
+      <w:pPr/>
+      <w:r>
+        <w:t>在充分性分析之前，首先检验各单一条件对于结果（高水平CDL）的必要性。若某一条件是必要条件，则结果变量的隶属分数不超过该条件的隶属分数（即Y⊆X），其一致性≥0.900（Ragin，2008）。必要性分析结果见表5-2。</w:t>
+      </w:r>
+    </w:p>
+    <w:p>
+      <w:pPr>
+        <w:pStyle w:val="12"/>
+      </w:pPr>
+      <w:r>
+        <w:t>表5-2 必要性分析结果</w:t>
+      </w:r>
+    </w:p>
+    <w:tbl>
+      <w:tblPr>
+        <w:tblStyle w:val="34"/>
+        <w:tblW w:type="auto" w:w="0"/>
+        <w:tblLook w:firstColumn="1" w:firstRow="1" w:lastColumn="0" w:lastRow="0" w:noHBand="0" w:noVBand="1" w:val="04A0"/>
+      </w:tblPr>
+      <w:tblGrid>
+        <w:gridCol w:w="2929"/>
+        <w:gridCol w:w="2929"/>
+        <w:gridCol w:w="2929"/>
+      </w:tblGrid>
+      <w:tr>
+        <w:tc>
+          <w:tcPr>
+            <w:tcW w:type="dxa" w:w="2929"/>
+          </w:tcPr>
+          <w:p>
+            <w:pPr>
+              <w:jc w:val="center"/>
+            </w:pPr>
+            <w:r>
+              <w:rPr>
+                <w:b/>
+              </w:rPr>
+              <w:t>条件</w:t>
+            </w:r>
+          </w:p>
+        </w:tc>
+        <w:tc>
+          <w:tcPr>
+            <w:tcW w:type="dxa" w:w="2929"/>
+          </w:tcPr>
+          <w:p>
+            <w:pPr>
+              <w:jc w:val="center"/>
+            </w:pPr>
+            <w:r>
+              <w:rPr>
+                <w:b/>
+              </w:rPr>
+              <w:t>一致性</w:t>
+            </w:r>
+          </w:p>
+        </w:tc>
+        <w:tc>
+          <w:tcPr>
+            <w:tcW w:type="dxa" w:w="2929"/>
+          </w:tcPr>
+          <w:p>
+            <w:pPr>
+              <w:jc w:val="center"/>
+            </w:pPr>
+            <w:r>
+              <w:rPr>
+                <w:b/>
+              </w:rPr>
+              <w:t>覆盖度</w:t>
+            </w:r>
+          </w:p>
+        </w:tc>
+      </w:tr>
+      <w:tr>
+        <w:tc>
+          <w:tcPr>
+            <w:tcW w:type="dxa" w:w="2929"/>
+          </w:tcPr>
+          <w:p>
+            <w:pPr>
+              <w:jc w:val="center"/>
+            </w:pPr>
+            <w:r>
+              <w:t>GP（政府政策）</w:t>
+            </w:r>
+          </w:p>
+        </w:tc>
+        <w:tc>
+          <w:tcPr>
+            <w:tcW w:type="dxa" w:w="2929"/>
+          </w:tcPr>
+          <w:p>
+            <w:pPr>
+              <w:jc w:val="center"/>
+            </w:pPr>
+            <w:r>
+              <w:t>0.764</w:t>
+            </w:r>
+          </w:p>
+        </w:tc>
+        <w:tc>
+          <w:tcPr>
+            <w:tcW w:type="dxa" w:w="2929"/>
+          </w:tcPr>
+          <w:p>
+            <w:pPr>
+              <w:jc w:val="center"/>
+            </w:pPr>
+            <w:r>
+              <w:t>0.773</w:t>
+            </w:r>
+          </w:p>
+        </w:tc>
+      </w:tr>
+      <w:tr>
+        <w:tc>
+          <w:tcPr>
+            <w:tcW w:type="dxa" w:w="2929"/>
+          </w:tcPr>
+          <w:p>
+            <w:pPr>
+              <w:jc w:val="center"/>
+            </w:pPr>
+            <w:r>
+              <w:t>~GP（政府政策缺失）</w:t>
+            </w:r>
+          </w:p>
+        </w:tc>
+        <w:tc>
+          <w:tcPr>
+            <w:tcW w:type="dxa" w:w="2929"/>
+          </w:tcPr>
+          <w:p>
+            <w:pPr>
+              <w:jc w:val="center"/>
+            </w:pPr>
+            <w:r>
+              <w:t>0.550</w:t>
+            </w:r>
+          </w:p>
+        </w:tc>
+        <w:tc>
+          <w:tcPr>
+            <w:tcW w:type="dxa" w:w="2929"/>
+          </w:tcPr>
+          <w:p>
+            <w:pPr>
+              <w:jc w:val="center"/>
+            </w:pPr>
+            <w:r>
+              <w:t>0.588</w:t>
+            </w:r>
+          </w:p>
+        </w:tc>
+      </w:tr>
+      <w:tr>
+        <w:tc>
+          <w:tcPr>
+            <w:tcW w:type="dxa" w:w="2929"/>
+          </w:tcPr>
+          <w:p>
+            <w:pPr>
+              <w:jc w:val="center"/>
+            </w:pPr>
+            <w:r>
+              <w:t>TS（人才支撑）</w:t>
+            </w:r>
+          </w:p>
+        </w:tc>
+        <w:tc>
+          <w:tcPr>
+            <w:tcW w:type="dxa" w:w="2929"/>
+          </w:tcPr>
+          <w:p>
+            <w:pPr>
+              <w:jc w:val="center"/>
+            </w:pPr>
+            <w:r>
+              <w:t>0.687</w:t>
+            </w:r>
+          </w:p>
+        </w:tc>
+        <w:tc>
+          <w:tcPr>
+            <w:tcW w:type="dxa" w:w="2929"/>
+          </w:tcPr>
+          <w:p>
+            <w:pPr>
+              <w:jc w:val="center"/>
+            </w:pPr>
+            <w:r>
+              <w:t>0.686</w:t>
+            </w:r>
+          </w:p>
+        </w:tc>
+      </w:tr>
+      <w:tr>
+        <w:tc>
+          <w:tcPr>
+            <w:tcW w:type="dxa" w:w="2929"/>
+          </w:tcPr>
+          <w:p>
+            <w:pPr>
+              <w:jc w:val="center"/>
+            </w:pPr>
+            <w:r>
+              <w:t>~TS（人才支撑缺失）</w:t>
+            </w:r>
+          </w:p>
+        </w:tc>
+        <w:tc>
+          <w:tcPr>
+            <w:tcW w:type="dxa" w:w="2929"/>
+          </w:tcPr>
+          <w:p>
+            <w:pPr>
+              <w:jc w:val="center"/>
+            </w:pPr>
+            <w:r>
+              <w:t>0.615</w:t>
+            </w:r>
+          </w:p>
+        </w:tc>
+        <w:tc>
+          <w:tcPr>
+            <w:tcW w:type="dxa" w:w="2929"/>
+          </w:tcPr>
+          <w:p>
+            <w:pPr>
+              <w:jc w:val="center"/>
+            </w:pPr>
+            <w:r>
+              <w:t>0.668</w:t>
+            </w:r>
+          </w:p>
+        </w:tc>
+      </w:tr>
+      <w:tr>
+        <w:tc>
+          <w:tcPr>
+            <w:tcW w:type="dxa" w:w="2929"/>
+          </w:tcPr>
+          <w:p>
+            <w:pPr>
+              <w:jc w:val="center"/>
+            </w:pPr>
+            <w:r>
+              <w:t>IF（基础设施）</w:t>
+            </w:r>
+          </w:p>
+        </w:tc>
+        <w:tc>
+          <w:tcPr>
+            <w:tcW w:type="dxa" w:w="2929"/>
+          </w:tcPr>
+          <w:p>
+            <w:pPr>
+              <w:jc w:val="center"/>
+            </w:pPr>
+            <w:r>
+              <w:t>0.762</w:t>
+            </w:r>
+          </w:p>
+        </w:tc>
+        <w:tc>
+          <w:tcPr>
+            <w:tcW w:type="dxa" w:w="2929"/>
+          </w:tcPr>
+          <w:p>
+            <w:pPr>
+              <w:jc w:val="center"/>
+            </w:pPr>
+            <w:r>
+              <w:t>0.774</w:t>
+            </w:r>
+          </w:p>
+        </w:tc>
+      </w:tr>
+      <w:tr>
+        <w:tc>
+          <w:tcPr>
+            <w:tcW w:type="dxa" w:w="2929"/>
+          </w:tcPr>
+          <w:p>
+            <w:pPr>
+              <w:jc w:val="center"/>
+            </w:pPr>
+            <w:r>
+              <w:t>~IF（基础设施缺失）</w:t>
+            </w:r>
+          </w:p>
+        </w:tc>
+        <w:tc>
+          <w:tcPr>
+            <w:tcW w:type="dxa" w:w="2929"/>
+          </w:tcPr>
+          <w:p>
+            <w:pPr>
+              <w:jc w:val="center"/>
+            </w:pPr>
+            <w:r>
+              <w:t>0.539</w:t>
+            </w:r>
+          </w:p>
+        </w:tc>
+        <w:tc>
+          <w:tcPr>
+            <w:tcW w:type="dxa" w:w="2929"/>
+          </w:tcPr>
+          <w:p>
+            <w:pPr>
+              <w:jc w:val="center"/>
+            </w:pPr>
+            <w:r>
+              <w:t>0.575</w:t>
+            </w:r>
+          </w:p>
+        </w:tc>
+      </w:tr>
+      <w:tr>
+        <w:tc>
+          <w:tcPr>
+            <w:tcW w:type="dxa" w:w="2929"/>
+          </w:tcPr>
+          <w:p>
+            <w:pPr>
+              <w:jc w:val="center"/>
+            </w:pPr>
+            <w:r>
+              <w:t>TI（技术创新）</w:t>
+            </w:r>
+          </w:p>
+        </w:tc>
+        <w:tc>
+          <w:tcPr>
+            <w:tcW w:type="dxa" w:w="2929"/>
+          </w:tcPr>
+          <w:p>
+            <w:pPr>
+              <w:jc w:val="center"/>
+            </w:pPr>
+            <w:r>
+              <w:t>0.734</w:t>
+            </w:r>
+          </w:p>
+        </w:tc>
+        <w:tc>
+          <w:tcPr>
+            <w:tcW w:type="dxa" w:w="2929"/>
+          </w:tcPr>
+          <w:p>
+            <w:pPr>
+              <w:jc w:val="center"/>
+            </w:pPr>
+            <w:r>
+              <w:t>0.733</w:t>
+            </w:r>
+          </w:p>
+        </w:tc>
+      </w:tr>
+      <w:tr>
+        <w:tc>
+          <w:tcPr>
+            <w:tcW w:type="dxa" w:w="2929"/>
+          </w:tcPr>
+          <w:p>
+            <w:pPr>
+              <w:jc w:val="center"/>
+            </w:pPr>
+            <w:r>
+              <w:t>~TI（技术创新缺失）</w:t>
+            </w:r>
+          </w:p>
+        </w:tc>
+        <w:tc>
+          <w:tcPr>
+            <w:tcW w:type="dxa" w:w="2929"/>
+          </w:tcPr>
+          <w:p>
+            <w:pPr>
+              <w:jc w:val="center"/>
+            </w:pPr>
+            <w:r>
+              <w:t>0.558</w:t>
+            </w:r>
+          </w:p>
+        </w:tc>
+        <w:tc>
+          <w:tcPr>
+            <w:tcW w:type="dxa" w:w="2929"/>
+          </w:tcPr>
+          <w:p>
+            <w:pPr>
+              <w:jc w:val="center"/>
+            </w:pPr>
+            <w:r>
+              <w:t>0.605</w:t>
+            </w:r>
+          </w:p>
+        </w:tc>
+      </w:tr>
+      <w:tr>
+        <w:tc>
+          <w:tcPr>
+            <w:tcW w:type="dxa" w:w="2929"/>
+          </w:tcPr>
+          <w:p>
+            <w:pPr>
+              <w:jc w:val="center"/>
+            </w:pPr>
+            <w:r>
+              <w:t>DS（数字技能）</w:t>
+            </w:r>
+          </w:p>
+        </w:tc>
+        <w:tc>
+          <w:tcPr>
+            <w:tcW w:type="dxa" w:w="2929"/>
+          </w:tcPr>
+          <w:p>
+            <w:pPr>
+              <w:jc w:val="center"/>
+            </w:pPr>
+            <w:r>
+              <w:t>0.805</w:t>
+            </w:r>
+          </w:p>
+        </w:tc>
+        <w:tc>
+          <w:tcPr>
+            <w:tcW w:type="dxa" w:w="2929"/>
+          </w:tcPr>
+          <w:p>
+            <w:pPr>
+              <w:jc w:val="center"/>
+            </w:pPr>
+            <w:r>
+              <w:t>0.813</w:t>
+            </w:r>
+          </w:p>
+        </w:tc>
+      </w:tr>
+      <w:tr>
+        <w:tc>
+          <w:tcPr>
+            <w:tcW w:type="dxa" w:w="2929"/>
+          </w:tcPr>
+          <w:p>
+            <w:pPr>
+              <w:jc w:val="center"/>
+            </w:pPr>
+            <w:r>
+              <w:t>~DS（数字技能缺失）</w:t>
+            </w:r>
+          </w:p>
+        </w:tc>
+        <w:tc>
+          <w:tcPr>
+            <w:tcW w:type="dxa" w:w="2929"/>
+          </w:tcPr>
+          <w:p>
+            <w:pPr>
+              <w:jc w:val="center"/>
+            </w:pPr>
+            <w:r>
+              <w:t>0.512</w:t>
+            </w:r>
+          </w:p>
+        </w:tc>
+        <w:tc>
+          <w:tcPr>
+            <w:tcW w:type="dxa" w:w="2929"/>
+          </w:tcPr>
+          <w:p>
+            <w:pPr>
+              <w:jc w:val="center"/>
+            </w:pPr>
+            <w:r>
+              <w:t>0.550</w:t>
+            </w:r>
+          </w:p>
+        </w:tc>
+      </w:tr>
+      <w:tr>
+        <w:tc>
+          <w:tcPr>
+            <w:tcW w:type="dxa" w:w="2929"/>
+          </w:tcPr>
+          <w:p>
+            <w:pPr>
+              <w:jc w:val="center"/>
+            </w:pPr>
+            <w:r>
+              <w:t>EN（自然环境）</w:t>
+            </w:r>
+          </w:p>
+        </w:tc>
+        <w:tc>
+          <w:tcPr>
+            <w:tcW w:type="dxa" w:w="2929"/>
+          </w:tcPr>
+          <w:p>
+            <w:pPr>
+              <w:jc w:val="center"/>
+            </w:pPr>
+            <w:r>
+              <w:t>0.741</w:t>
+            </w:r>
+          </w:p>
+        </w:tc>
+        <w:tc>
+          <w:tcPr>
+            <w:tcW w:type="dxa" w:w="2929"/>
+          </w:tcPr>
+          <w:p>
+            <w:pPr>
+              <w:jc w:val="center"/>
+            </w:pPr>
+            <w:r>
+              <w:t>0.752</w:t>
+            </w:r>
+          </w:p>
+        </w:tc>
+      </w:tr>
+      <w:tr>
+        <w:tc>
+          <w:tcPr>
+            <w:tcW w:type="dxa" w:w="2929"/>
+          </w:tcPr>
+          <w:p>
+            <w:pPr>
+              <w:jc w:val="center"/>
+            </w:pPr>
+            <w:r>
+              <w:t>~EN（自然环境缺失）</w:t>
+            </w:r>
+          </w:p>
+        </w:tc>
+        <w:tc>
+          <w:tcPr>
+            <w:tcW w:type="dxa" w:w="2929"/>
+          </w:tcPr>
+          <w:p>
+            <w:pPr>
+              <w:jc w:val="center"/>
+            </w:pPr>
+            <w:r>
+              <w:t>0.576</w:t>
+            </w:r>
+          </w:p>
+        </w:tc>
+        <w:tc>
+          <w:tcPr>
+            <w:tcW w:type="dxa" w:w="2929"/>
+          </w:tcPr>
+          <w:p>
+            <w:pPr>
+              <w:jc w:val="center"/>
+            </w:pPr>
+            <w:r>
+              <w:t>0.614</w:t>
+            </w:r>
+          </w:p>
+        </w:tc>
+      </w:tr>
+    </w:tbl>
+    <w:p>
+      <w:pPr/>
+      <w:r>
+        <w:t>由表5-2可知，所有单一条件（包括其取反形式）的必要性一致性均低于0.900，因此不存在任何单一必要条件。这说明烟台集群电商高水平发展并非由某一单一因素决定，而是由多个条件共同构成的，充分说明采用组态分析的必要性。其中DS（数字技能）的必要性一致性最高（0.805），表明该条件在驱动集群电商高水平发展中具有相对较强的单独必要性趋势，与SEM路径中DS→CDL路径系数最高（β=0.595）的结论相互印证。</w:t>
+      </w:r>
+    </w:p>
+    <w:p>
+      <w:pPr>
+        <w:pStyle w:val="3"/>
+      </w:pPr>
+      <w:r>
+        <w:t>5.4 充分性分析与组态结果</w:t>
+      </w:r>
+    </w:p>
+    <w:p>
+      <w:pPr>
+        <w:pStyle w:val="4"/>
+      </w:pPr>
+      <w:r>
+        <w:t>5.4.1 真值表构建</w:t>
+      </w:r>
+    </w:p>
+    <w:p>
+      <w:pPr/>
+      <w:r>
+        <w:t>以所有6个条件的二值化（&gt;0.5为"高"，&lt;0.5为"低"）构建真值表，共产生26个频数≥3的逻辑行，其中满足一致性≥0.850的逻辑行用于后续最小化分析。采用Quine-McCluskey算法（依托R软件QCA包）进行布尔化简，在方向性预期全部设定为"条件存在促进结果"的基础上求解中间解，并结合简约解划定核心条件（同时出现在中间解与简约解中）与边缘条件（仅出现在中间解中）。</w:t>
+      </w:r>
+    </w:p>
+    <w:p>
+      <w:pPr>
+        <w:pStyle w:val="4"/>
+      </w:pPr>
+      <w:r>
+        <w:t>5.4.2 组态结果</w:t>
+      </w:r>
+    </w:p>
+    <w:p>
+      <w:pPr/>
+      <w:r>
+        <w:t>本文最终识别出4条驱动集群电商高水平发展的中间解组态路径，如表5-3所示。整体解的一致性为0.833，覆盖度为0.967，表明4条路径能够覆盖绝大多数高水平发展案例，解的质量较高。</w:t>
+      </w:r>
+    </w:p>
+    <w:p>
+      <w:pPr>
+        <w:pStyle w:val="12"/>
+      </w:pPr>
+      <w:r>
+        <w:t>表5-3 fsQCA组态分析结果（中间解）</w:t>
+      </w:r>
+    </w:p>
+    <w:tbl>
+      <w:tblPr>
+        <w:tblStyle w:val="34"/>
+        <w:tblW w:type="auto" w:w="0"/>
+        <w:tblLook w:firstColumn="1" w:firstRow="1" w:lastColumn="0" w:lastRow="0" w:noHBand="0" w:noVBand="1" w:val="04A0"/>
+      </w:tblPr>
+      <w:tblGrid>
+        <w:gridCol w:w="1757"/>
+        <w:gridCol w:w="1757"/>
+        <w:gridCol w:w="1757"/>
+        <w:gridCol w:w="1757"/>
+        <w:gridCol w:w="1757"/>
+      </w:tblGrid>
+      <w:tr>
+        <w:tc>
+          <w:tcPr>
+            <w:tcW w:type="dxa" w:w="1757"/>
+          </w:tcPr>
+          <w:p>
+            <w:pPr>
+              <w:jc w:val="center"/>
+            </w:pPr>
+            <w:r>
+              <w:rPr>
+                <w:b/>
+              </w:rPr>
+            </w:r>
+          </w:p>
+        </w:tc>
+        <w:tc>
+          <w:tcPr>
+            <w:tcW w:type="dxa" w:w="1757"/>
+          </w:tcPr>
+          <w:p>
+            <w:pPr>
+              <w:jc w:val="center"/>
+            </w:pPr>
+            <w:r>
+              <w:rPr>
+                <w:b/>
+              </w:rPr>
+              <w:t>路径1</w:t>
+              <w:br/>
+              <w:t>GP*IF</w:t>
+            </w:r>
+          </w:p>
+        </w:tc>
+        <w:tc>
+          <w:tcPr>
+            <w:tcW w:type="dxa" w:w="1757"/>
+          </w:tcPr>
+          <w:p>
+            <w:pPr>
+              <w:jc w:val="center"/>
+            </w:pPr>
+            <w:r>
+              <w:rPr>
+                <w:b/>
+              </w:rPr>
+              <w:t>路径2</w:t>
+              <w:br/>
+              <w:t>TS*TI*IF</w:t>
+            </w:r>
+          </w:p>
+        </w:tc>
+        <w:tc>
+          <w:tcPr>
+            <w:tcW w:type="dxa" w:w="1757"/>
+          </w:tcPr>
+          <w:p>
+            <w:pPr>
+              <w:jc w:val="center"/>
+            </w:pPr>
+            <w:r>
+              <w:rPr>
+                <w:b/>
+              </w:rPr>
+              <w:t>路径3</w:t>
+              <w:br/>
+              <w:t>TI*DS</w:t>
+            </w:r>
+          </w:p>
+        </w:tc>
+        <w:tc>
+          <w:tcPr>
+            <w:tcW w:type="dxa" w:w="1757"/>
+          </w:tcPr>
+          <w:p>
+            <w:pPr>
+              <w:jc w:val="center"/>
+            </w:pPr>
+            <w:r>
+              <w:rPr>
+                <w:b/>
+              </w:rPr>
+              <w:t>路径4</w:t>
+              <w:br/>
+              <w:t>EN*DS</w:t>
+            </w:r>
+          </w:p>
+        </w:tc>
+      </w:tr>
+      <w:tr>
+        <w:tc>
+          <w:tcPr>
+            <w:tcW w:type="dxa" w:w="1757"/>
+          </w:tcPr>
+          <w:p>
+            <w:pPr>
+              <w:jc w:val="center"/>
+            </w:pPr>
+            <w:r>
+              <w:t>GP（政府政策）</w:t>
+            </w:r>
+          </w:p>
+        </w:tc>
+        <w:tc>
+          <w:tcPr>
+            <w:tcW w:type="dxa" w:w="1757"/>
+          </w:tcPr>
+          <w:p>
+            <w:pPr>
+              <w:jc w:val="center"/>
+            </w:pPr>
+            <w:r>
+              <w:t>●</w:t>
+            </w:r>
+          </w:p>
+        </w:tc>
+        <w:tc>
+          <w:tcPr>
+            <w:tcW w:type="dxa" w:w="1757"/>
+          </w:tcPr>
+          <w:p>
+            <w:pPr>
+              <w:jc w:val="center"/>
+            </w:pPr>
+            <w:r/>
+          </w:p>
+        </w:tc>
+        <w:tc>
+          <w:tcPr>
+            <w:tcW w:type="dxa" w:w="1757"/>
+          </w:tcPr>
+          <w:p>
+            <w:pPr>
+              <w:jc w:val="center"/>
+            </w:pPr>
+            <w:r/>
+          </w:p>
+        </w:tc>
+        <w:tc>
+          <w:tcPr>
+            <w:tcW w:type="dxa" w:w="1757"/>
+          </w:tcPr>
+          <w:p>
+            <w:pPr>
+              <w:jc w:val="center"/>
+            </w:pPr>
+            <w:r/>
+          </w:p>
+        </w:tc>
+      </w:tr>
+      <w:tr>
+        <w:tc>
+          <w:tcPr>
+            <w:tcW w:type="dxa" w:w="1757"/>
+          </w:tcPr>
+          <w:p>
+            <w:pPr>
+              <w:jc w:val="center"/>
+            </w:pPr>
+            <w:r>
+              <w:t>TS（人才支撑）</w:t>
+            </w:r>
+          </w:p>
+        </w:tc>
+        <w:tc>
+          <w:tcPr>
+            <w:tcW w:type="dxa" w:w="1757"/>
+          </w:tcPr>
+          <w:p>
+            <w:pPr>
+              <w:jc w:val="center"/>
+            </w:pPr>
+            <w:r/>
+          </w:p>
+        </w:tc>
+        <w:tc>
+          <w:tcPr>
+            <w:tcW w:type="dxa" w:w="1757"/>
+          </w:tcPr>
+          <w:p>
+            <w:pPr>
+              <w:jc w:val="center"/>
+            </w:pPr>
+            <w:r>
+              <w:t>●</w:t>
+            </w:r>
+          </w:p>
+        </w:tc>
+        <w:tc>
+          <w:tcPr>
+            <w:tcW w:type="dxa" w:w="1757"/>
+          </w:tcPr>
+          <w:p>
+            <w:pPr>
+              <w:jc w:val="center"/>
+            </w:pPr>
+            <w:r/>
+          </w:p>
+        </w:tc>
+        <w:tc>
+          <w:tcPr>
+            <w:tcW w:type="dxa" w:w="1757"/>
+          </w:tcPr>
+          <w:p>
+            <w:pPr>
+              <w:jc w:val="center"/>
+            </w:pPr>
+            <w:r/>
+          </w:p>
+        </w:tc>
+      </w:tr>
+      <w:tr>
+        <w:tc>
+          <w:tcPr>
+            <w:tcW w:type="dxa" w:w="1757"/>
+          </w:tcPr>
+          <w:p>
+            <w:pPr>
+              <w:jc w:val="center"/>
+            </w:pPr>
+            <w:r>
+              <w:t>IF（基础设施）</w:t>
+            </w:r>
+          </w:p>
+        </w:tc>
+        <w:tc>
+          <w:tcPr>
+            <w:tcW w:type="dxa" w:w="1757"/>
+          </w:tcPr>
+          <w:p>
+            <w:pPr>
+              <w:jc w:val="center"/>
+            </w:pPr>
+            <w:r>
+              <w:t>●</w:t>
+            </w:r>
+          </w:p>
+        </w:tc>
+        <w:tc>
+          <w:tcPr>
+            <w:tcW w:type="dxa" w:w="1757"/>
+          </w:tcPr>
+          <w:p>
+            <w:pPr>
+              <w:jc w:val="center"/>
+            </w:pPr>
+            <w:r>
+              <w:t>●</w:t>
+            </w:r>
+          </w:p>
+        </w:tc>
+        <w:tc>
+          <w:tcPr>
+            <w:tcW w:type="dxa" w:w="1757"/>
+          </w:tcPr>
+          <w:p>
+            <w:pPr>
+              <w:jc w:val="center"/>
+            </w:pPr>
+            <w:r/>
+          </w:p>
+        </w:tc>
+        <w:tc>
+          <w:tcPr>
+            <w:tcW w:type="dxa" w:w="1757"/>
+          </w:tcPr>
+          <w:p>
+            <w:pPr>
+              <w:jc w:val="center"/>
+            </w:pPr>
+            <w:r/>
+          </w:p>
+        </w:tc>
+      </w:tr>
+      <w:tr>
+        <w:tc>
+          <w:tcPr>
+            <w:tcW w:type="dxa" w:w="1757"/>
+          </w:tcPr>
+          <w:p>
+            <w:pPr>
+              <w:jc w:val="center"/>
+            </w:pPr>
+            <w:r>
+              <w:t>TI（技术创新）</w:t>
+            </w:r>
+          </w:p>
+        </w:tc>
+        <w:tc>
+          <w:tcPr>
+            <w:tcW w:type="dxa" w:w="1757"/>
+          </w:tcPr>
+          <w:p>
+            <w:pPr>
+              <w:jc w:val="center"/>
+            </w:pPr>
+            <w:r/>
+          </w:p>
+        </w:tc>
+        <w:tc>
+          <w:tcPr>
+            <w:tcW w:type="dxa" w:w="1757"/>
+          </w:tcPr>
+          <w:p>
+            <w:pPr>
+              <w:jc w:val="center"/>
+            </w:pPr>
+            <w:r>
+              <w:t>●</w:t>
+            </w:r>
+          </w:p>
+        </w:tc>
+        <w:tc>
+          <w:tcPr>
+            <w:tcW w:type="dxa" w:w="1757"/>
+          </w:tcPr>
+          <w:p>
+            <w:pPr>
+              <w:jc w:val="center"/>
+            </w:pPr>
+            <w:r>
+              <w:t>●</w:t>
+            </w:r>
+          </w:p>
+        </w:tc>
+        <w:tc>
+          <w:tcPr>
+            <w:tcW w:type="dxa" w:w="1757"/>
+          </w:tcPr>
+          <w:p>
+            <w:pPr>
+              <w:jc w:val="center"/>
+            </w:pPr>
+            <w:r/>
+          </w:p>
+        </w:tc>
+      </w:tr>
+      <w:tr>
+        <w:tc>
+          <w:tcPr>
+            <w:tcW w:type="dxa" w:w="1757"/>
+          </w:tcPr>
+          <w:p>
+            <w:pPr>
+              <w:jc w:val="center"/>
+            </w:pPr>
+            <w:r>
+              <w:t>DS（数字技能）</w:t>
+            </w:r>
+          </w:p>
+        </w:tc>
+        <w:tc>
+          <w:tcPr>
+            <w:tcW w:type="dxa" w:w="1757"/>
+          </w:tcPr>
+          <w:p>
+            <w:pPr>
+              <w:jc w:val="center"/>
+            </w:pPr>
+            <w:r/>
+          </w:p>
+        </w:tc>
+        <w:tc>
+          <w:tcPr>
+            <w:tcW w:type="dxa" w:w="1757"/>
+          </w:tcPr>
+          <w:p>
+            <w:pPr>
+              <w:jc w:val="center"/>
+            </w:pPr>
+            <w:r/>
+          </w:p>
+        </w:tc>
+        <w:tc>
+          <w:tcPr>
+            <w:tcW w:type="dxa" w:w="1757"/>
+          </w:tcPr>
+          <w:p>
+            <w:pPr>
+              <w:jc w:val="center"/>
+            </w:pPr>
+            <w:r>
+              <w:t>●</w:t>
+            </w:r>
+          </w:p>
+        </w:tc>
+        <w:tc>
+          <w:tcPr>
+            <w:tcW w:type="dxa" w:w="1757"/>
+          </w:tcPr>
+          <w:p>
+            <w:pPr>
+              <w:jc w:val="center"/>
+            </w:pPr>
+            <w:r>
+              <w:t>●</w:t>
+            </w:r>
+          </w:p>
+        </w:tc>
+      </w:tr>
+      <w:tr>
+        <w:tc>
+          <w:tcPr>
+            <w:tcW w:type="dxa" w:w="1757"/>
+          </w:tcPr>
+          <w:p>
+            <w:pPr>
+              <w:jc w:val="center"/>
+            </w:pPr>
+            <w:r>
+              <w:t>EN（自然环境）</w:t>
+            </w:r>
+          </w:p>
+        </w:tc>
+        <w:tc>
+          <w:tcPr>
+            <w:tcW w:type="dxa" w:w="1757"/>
+          </w:tcPr>
+          <w:p>
+            <w:pPr>
+              <w:jc w:val="center"/>
+            </w:pPr>
+            <w:r/>
+          </w:p>
+        </w:tc>
+        <w:tc>
+          <w:tcPr>
+            <w:tcW w:type="dxa" w:w="1757"/>
+          </w:tcPr>
+          <w:p>
+            <w:pPr>
+              <w:jc w:val="center"/>
+            </w:pPr>
+            <w:r/>
+          </w:p>
+        </w:tc>
+        <w:tc>
+          <w:tcPr>
+            <w:tcW w:type="dxa" w:w="1757"/>
+          </w:tcPr>
+          <w:p>
+            <w:pPr>
+              <w:jc w:val="center"/>
+            </w:pPr>
+            <w:r/>
+          </w:p>
+        </w:tc>
+        <w:tc>
+          <w:tcPr>
+            <w:tcW w:type="dxa" w:w="1757"/>
+          </w:tcPr>
+          <w:p>
+            <w:pPr>
+              <w:jc w:val="center"/>
+            </w:pPr>
+            <w:r>
+              <w:t>●</w:t>
+            </w:r>
+          </w:p>
+        </w:tc>
+      </w:tr>
+      <w:tr>
+        <w:tc>
+          <w:tcPr>
+            <w:tcW w:type="dxa" w:w="1757"/>
+          </w:tcPr>
+          <w:p>
+            <w:pPr>
+              <w:jc w:val="center"/>
+            </w:pPr>
+            <w:r>
+              <w:t>一致性</w:t>
+            </w:r>
+          </w:p>
+        </w:tc>
+        <w:tc>
+          <w:tcPr>
+            <w:tcW w:type="dxa" w:w="1757"/>
+          </w:tcPr>
+          <w:p>
+            <w:pPr>
+              <w:jc w:val="center"/>
+            </w:pPr>
+            <w:r>
+              <w:t>0.884</w:t>
+            </w:r>
+          </w:p>
+        </w:tc>
+        <w:tc>
+          <w:tcPr>
+            <w:tcW w:type="dxa" w:w="1757"/>
+          </w:tcPr>
+          <w:p>
+            <w:pPr>
+              <w:jc w:val="center"/>
+            </w:pPr>
+            <w:r>
+              <w:t>0.899</w:t>
+            </w:r>
+          </w:p>
+        </w:tc>
+        <w:tc>
+          <w:tcPr>
+            <w:tcW w:type="dxa" w:w="1757"/>
+          </w:tcPr>
+          <w:p>
+            <w:pPr>
+              <w:jc w:val="center"/>
+            </w:pPr>
+            <w:r>
+              <w:t>0.882</w:t>
+            </w:r>
+          </w:p>
+        </w:tc>
+        <w:tc>
+          <w:tcPr>
+            <w:tcW w:type="dxa" w:w="1757"/>
+          </w:tcPr>
+          <w:p>
+            <w:pPr>
+              <w:jc w:val="center"/>
+            </w:pPr>
+            <w:r>
+              <w:t>0.889</w:t>
+            </w:r>
+          </w:p>
+        </w:tc>
+      </w:tr>
+      <w:tr>
+        <w:tc>
+          <w:tcPr>
+            <w:tcW w:type="dxa" w:w="1757"/>
+          </w:tcPr>
+          <w:p>
+            <w:pPr>
+              <w:jc w:val="center"/>
+            </w:pPr>
+            <w:r>
+              <w:t>覆盖度（原始）</w:t>
+            </w:r>
+          </w:p>
+        </w:tc>
+        <w:tc>
+          <w:tcPr>
+            <w:tcW w:type="dxa" w:w="1757"/>
+          </w:tcPr>
+          <w:p>
+            <w:pPr>
+              <w:jc w:val="center"/>
+            </w:pPr>
+            <w:r>
+              <w:t>0.669</w:t>
+            </w:r>
+          </w:p>
+        </w:tc>
+        <w:tc>
+          <w:tcPr>
+            <w:tcW w:type="dxa" w:w="1757"/>
+          </w:tcPr>
+          <w:p>
+            <w:pPr>
+              <w:jc w:val="center"/>
+            </w:pPr>
+            <w:r>
+              <w:t>0.448</w:t>
+            </w:r>
+          </w:p>
+        </w:tc>
+        <w:tc>
+          <w:tcPr>
+            <w:tcW w:type="dxa" w:w="1757"/>
+          </w:tcPr>
+          <w:p>
+            <w:pPr>
+              <w:jc w:val="center"/>
+            </w:pPr>
+            <w:r>
+              <w:t>0.642</w:t>
+            </w:r>
+          </w:p>
+        </w:tc>
+        <w:tc>
+          <w:tcPr>
+            <w:tcW w:type="dxa" w:w="1757"/>
+          </w:tcPr>
+          <w:p>
+            <w:pPr>
+              <w:jc w:val="center"/>
+            </w:pPr>
+            <w:r>
+              <w:t>0.652</w:t>
+            </w:r>
+          </w:p>
+        </w:tc>
+      </w:tr>
+      <w:tr>
+        <w:tc>
+          <w:tcPr>
+            <w:tcW w:type="dxa" w:w="1757"/>
+          </w:tcPr>
+          <w:p>
+            <w:pPr>
+              <w:jc w:val="center"/>
+            </w:pPr>
+            <w:r>
+              <w:t>唯一覆盖度</w:t>
+            </w:r>
+          </w:p>
+        </w:tc>
+        <w:tc>
+          <w:tcPr>
+            <w:tcW w:type="dxa" w:w="1757"/>
+          </w:tcPr>
+          <w:p>
+            <w:pPr>
+              <w:jc w:val="center"/>
+            </w:pPr>
+            <w:r>
+              <w:t>0.136</w:t>
+            </w:r>
+          </w:p>
+        </w:tc>
+        <w:tc>
+          <w:tcPr>
+            <w:tcW w:type="dxa" w:w="1757"/>
+          </w:tcPr>
+          <w:p>
+            <w:pPr>
+              <w:jc w:val="center"/>
+            </w:pPr>
+            <w:r>
+              <w:t>0.007</w:t>
+            </w:r>
+          </w:p>
+        </w:tc>
+        <w:tc>
+          <w:tcPr>
+            <w:tcW w:type="dxa" w:w="1757"/>
+          </w:tcPr>
+          <w:p>
+            <w:pPr>
+              <w:jc w:val="center"/>
+            </w:pPr>
+            <w:r>
+              <w:t>0.052</w:t>
+            </w:r>
+          </w:p>
+        </w:tc>
+        <w:tc>
+          <w:tcPr>
+            <w:tcW w:type="dxa" w:w="1757"/>
+          </w:tcPr>
+          <w:p>
+            <w:pPr>
+              <w:jc w:val="center"/>
+            </w:pPr>
+            <w:r>
+              <w:t>0.054</w:t>
+            </w:r>
+          </w:p>
+        </w:tc>
+      </w:tr>
+    </w:tbl>
+    <w:p>
+      <w:pPr/>
+      <w:r>
+        <w:t>注：●为核心条件存在；整体解一致性=0.833，整体覆盖度=0.967。</w:t>
+      </w:r>
+    </w:p>
+    <w:p>
+      <w:pPr>
+        <w:pStyle w:val="4"/>
+      </w:pPr>
+      <w:r>
+        <w:t>5.4.3 组态路径解读</w:t>
+      </w:r>
+    </w:p>
+    <w:p>
+      <w:pPr/>
+      <w:r>
+        <w:t>**路径1：GP*IF——政策-设施协同驱动型**</w:t>
+      </w:r>
+    </w:p>
+    <w:p>
+      <w:pPr/>
+      <w:r>
+        <w:t>路径1由政府政策（GP）与基础设施建设（IF）的共同存在构成，一致性为0.884，覆盖度为0.669，唯一覆盖度最高（0.136）。该路径表明，在政府出台有效电商扶持政策且当地数字/物流基础设施完善的双重条件下，集群电商发展水平较高。这与SEM中GP→IF→CDL的完全中介路径高度吻合：政府政策是基础设施投入的前导条件，二者协同形成集群电商发展的"顶层驱动力"。该路径对应的典型场景是芝罘区等烟台传统电商发展较为成熟、政府配套基础设施投入较早的区域。</w:t>
+      </w:r>
+    </w:p>
+    <w:p>
+      <w:pPr/>
+      <w:r>
+        <w:t>**路径2：TS*TI*IF——人才-技术-基础设施三元驱动型**</w:t>
+      </w:r>
+    </w:p>
+    <w:p>
+      <w:pPr/>
+      <w:r>
+        <w:t>路径2由人才支撑（TS）、技术创新（TI）与基础设施建设（IF）三个条件共同出现构成，一致性最高（0.899），表明条件组合的内部逻辑较强，但原始覆盖度（0.448）和唯一覆盖度（0.007）较低，说明该路径多与其他路径重叠，适用案例相对集中。该路径揭示了集群电商高绩效发展的"创新驱动"模式：在基础设施完备的前提下，充足的电商专业人才与较高的技术创新水平相互强化，共同推动集群电商向数字化、专业化方向升级。</w:t>
+      </w:r>
+    </w:p>
+    <w:p>
+      <w:pPr/>
+      <w:r>
+        <w:t>**路径3：TI*DS——技术-数字能力内生型**</w:t>
+      </w:r>
+    </w:p>
+    <w:p>
+      <w:pPr/>
+      <w:r>
+        <w:t>路径3由技术创新（TI）与数字技能（DS）共存构成，一致性为0.882，覆盖度0.642。该路径与SEM中TI→DS→CDL的中介链对应：本地电商主体具备较强的技术创新应用能力，叠加成熟的平台与较高的数字技能水平，形成内生的发展驱动力。该路径不依赖政策直接介入，体现出集群内部自主创新驱动的可持续发展特征，在技术应用较为领先的集群区域具有代表性。</w:t>
+      </w:r>
+    </w:p>
+    <w:p>
+      <w:pPr/>
+      <w:r>
+        <w:t>**路径4：EN*DS——资源-数字技能整合型**</w:t>
+      </w:r>
+    </w:p>
+    <w:p>
+      <w:pPr/>
+      <w:r>
+        <w:t>路径4由自然环境与资源禀赋（EN）和数字技能（DS）共存构成，一致性为0.889，覆盖度为0.652，与路径3形成互补。该路径揭示：在烟台具备良好自然资源优势（如特色农产品、地理标志产品等）且电商从业者数字技能较强的双重条件下，集群电商发展水平较高。这体现了"资源禀赋+数字能力"的协同效应，对应EN→DS→CDL的中介路径，在农村资源型电商集群中尤为典型。</w:t>
+      </w:r>
+    </w:p>
+    <w:p>
+      <w:pPr>
+        <w:pStyle w:val="3"/>
+      </w:pPr>
+      <w:r>
+        <w:t>5.5 稳健性检验</w:t>
+      </w:r>
+    </w:p>
+    <w:p>
+      <w:pPr/>
+      <w:r>
+        <w:t>本文通过以下两种方式对组态结果进行稳健性检验：</w:t>
+      </w:r>
+    </w:p>
+    <w:p>
+      <w:pPr/>
+      <w:r>
+        <w:t>第一，调整一致性阈值：将一致性阈值从0.850提高至0.875，重新进行真值表最小化，结果显示核心路径（GP*IF、TI*DS、EN*DS）保持稳定，TS*TI*IF路径在更高阈值下仍可识别，整体解结构未发生实质性变化，说明组态结果稳定可靠。</w:t>
+      </w:r>
+    </w:p>
+    <w:p>
+      <w:pPr/>
+      <w:r>
+        <w:t>第二，调整校准锚点：将交叉点由P50调整为P55，重新校准并进行组态分析，4条核心路径均得到再现，各路径一致性与覆盖度变化幅度均在±0.02以内，核心条件与边缘条件的划分保持一致，进一步确认了结论的稳健性。</w:t>
+      </w:r>
+    </w:p>
+    <w:p>
+      <w:pPr>
+        <w:pStyle w:val="3"/>
+      </w:pPr>
+      <w:r>
+        <w:t>5.6 SEM与fsQCA结果比较分析</w:t>
+      </w:r>
+    </w:p>
+    <w:p>
+      <w:pPr/>
+      <w:r>
+        <w:t>本文将SEM与fsQCA分析结果进行系统比较，以形成相互印证和补充的完整分析框架（见表5-4）。</w:t>
+      </w:r>
+    </w:p>
+    <w:p>
+      <w:pPr>
+        <w:pStyle w:val="12"/>
+      </w:pPr>
+      <w:r>
+        <w:t>表5-4 SEM与fsQCA结果对照</w:t>
+      </w:r>
+    </w:p>
+    <w:tbl>
+      <w:tblPr>
+        <w:tblStyle w:val="34"/>
+        <w:tblW w:type="auto" w:w="0"/>
+        <w:tblLook w:firstColumn="1" w:firstRow="1" w:lastColumn="0" w:lastRow="0" w:noHBand="0" w:noVBand="1" w:val="04A0"/>
+      </w:tblPr>
+      <w:tblGrid>
+        <w:gridCol w:w="2929"/>
+        <w:gridCol w:w="2929"/>
+        <w:gridCol w:w="2929"/>
+      </w:tblGrid>
+      <w:tr>
+        <w:tc>
+          <w:tcPr>
+            <w:tcW w:type="dxa" w:w="2929"/>
+          </w:tcPr>
+          <w:p>
+            <w:pPr>
+              <w:jc w:val="center"/>
+            </w:pPr>
+            <w:r>
+              <w:rPr>
+                <w:b/>
+              </w:rPr>
+              <w:t>分析维度</w:t>
+            </w:r>
+          </w:p>
+        </w:tc>
+        <w:tc>
+          <w:tcPr>
+            <w:tcW w:type="dxa" w:w="2929"/>
+          </w:tcPr>
+          <w:p>
+            <w:pPr>
+              <w:jc w:val="center"/>
+            </w:pPr>
+            <w:r>
+              <w:rPr>
+                <w:b/>
+              </w:rPr>
+              <w:t>SEM结果（净效应）</w:t>
+            </w:r>
+          </w:p>
+        </w:tc>
+        <w:tc>
+          <w:tcPr>
+            <w:tcW w:type="dxa" w:w="2929"/>
+          </w:tcPr>
+          <w:p>
+            <w:pPr>
+              <w:jc w:val="center"/>
+            </w:pPr>
+            <w:r>
+              <w:rPr>
+                <w:b/>
+              </w:rPr>
+              <w:t>fsQCA结果（组态效应）</w:t>
+            </w:r>
+          </w:p>
+        </w:tc>
+      </w:tr>
+      <w:tr>
+        <w:tc>
+          <w:tcPr>
+            <w:tcW w:type="dxa" w:w="2929"/>
+          </w:tcPr>
+          <w:p>
+            <w:pPr>
+              <w:jc w:val="center"/>
+            </w:pPr>
+            <w:r>
+              <w:t>GP的作用机制</w:t>
+            </w:r>
+          </w:p>
+        </w:tc>
+        <w:tc>
+          <w:tcPr>
+            <w:tcW w:type="dxa" w:w="2929"/>
+          </w:tcPr>
+          <w:p>
+            <w:pPr>
+              <w:jc w:val="center"/>
+            </w:pPr>
+            <w:r>
+              <w:t>GP→IF→CDL（β=0.494），中介效应0.215***</w:t>
+            </w:r>
+          </w:p>
+        </w:tc>
+        <w:tc>
+          <w:tcPr>
+            <w:tcW w:type="dxa" w:w="2929"/>
+          </w:tcPr>
+          <w:p>
+            <w:pPr>
+              <w:jc w:val="center"/>
+            </w:pPr>
+            <w:r>
+              <w:t>GP*IF为路径1核心条件（con=0.884）</w:t>
+            </w:r>
+          </w:p>
+        </w:tc>
+      </w:tr>
+      <w:tr>
+        <w:tc>
+          <w:tcPr>
+            <w:tcW w:type="dxa" w:w="2929"/>
+          </w:tcPr>
+          <w:p>
+            <w:pPr>
+              <w:jc w:val="center"/>
+            </w:pPr>
+            <w:r>
+              <w:t>TS的作用机制</w:t>
+            </w:r>
+          </w:p>
+        </w:tc>
+        <w:tc>
+          <w:tcPr>
+            <w:tcW w:type="dxa" w:w="2929"/>
+          </w:tcPr>
+          <w:p>
+            <w:pPr>
+              <w:jc w:val="center"/>
+            </w:pPr>
+            <w:r>
+              <w:t>TS→IF→CDL（β=0.319），中介效应0.136***</w:t>
+            </w:r>
+          </w:p>
+        </w:tc>
+        <w:tc>
+          <w:tcPr>
+            <w:tcW w:type="dxa" w:w="2929"/>
+          </w:tcPr>
+          <w:p>
+            <w:pPr>
+              <w:jc w:val="center"/>
+            </w:pPr>
+            <w:r>
+              <w:t>TS*TI*IF为路径2，需三条件组合</w:t>
+            </w:r>
+          </w:p>
+        </w:tc>
+      </w:tr>
+      <w:tr>
+        <w:tc>
+          <w:tcPr>
+            <w:tcW w:type="dxa" w:w="2929"/>
+          </w:tcPr>
+          <w:p>
+            <w:pPr>
+              <w:jc w:val="center"/>
+            </w:pPr>
+            <w:r>
+              <w:t>TI的作用机制</w:t>
+            </w:r>
+          </w:p>
+        </w:tc>
+        <w:tc>
+          <w:tcPr>
+            <w:tcW w:type="dxa" w:w="2929"/>
+          </w:tcPr>
+          <w:p>
+            <w:pPr>
+              <w:jc w:val="center"/>
+            </w:pPr>
+            <w:r>
+              <w:t>TI→DS→CDL（β=0.339），中介效应0.202***</w:t>
+            </w:r>
+          </w:p>
+        </w:tc>
+        <w:tc>
+          <w:tcPr>
+            <w:tcW w:type="dxa" w:w="2929"/>
+          </w:tcPr>
+          <w:p>
+            <w:pPr>
+              <w:jc w:val="center"/>
+            </w:pPr>
+            <w:r>
+              <w:t>出现于路径2、3，与DS或IF组合</w:t>
+            </w:r>
+          </w:p>
+        </w:tc>
+      </w:tr>
+      <w:tr>
+        <w:tc>
+          <w:tcPr>
+            <w:tcW w:type="dxa" w:w="2929"/>
+          </w:tcPr>
+          <w:p>
+            <w:pPr>
+              <w:jc w:val="center"/>
+            </w:pPr>
+            <w:r>
+              <w:t>DS的作用机制</w:t>
+            </w:r>
+          </w:p>
+        </w:tc>
+        <w:tc>
+          <w:tcPr>
+            <w:tcW w:type="dxa" w:w="2929"/>
+          </w:tcPr>
+          <w:p>
+            <w:pPr>
+              <w:jc w:val="center"/>
+            </w:pPr>
+            <w:r>
+              <w:t>DS→CDL（β=0.595），最强直接中介</w:t>
+            </w:r>
+          </w:p>
+        </w:tc>
+        <w:tc>
+          <w:tcPr>
+            <w:tcW w:type="dxa" w:w="2929"/>
+          </w:tcPr>
+          <w:p>
+            <w:pPr>
+              <w:jc w:val="center"/>
+            </w:pPr>
+            <w:r>
+              <w:t>出现于路径3（TI*DS）、路径4（EN*DS）</w:t>
+            </w:r>
+          </w:p>
+        </w:tc>
+      </w:tr>
+      <w:tr>
+        <w:tc>
+          <w:tcPr>
+            <w:tcW w:type="dxa" w:w="2929"/>
+          </w:tcPr>
+          <w:p>
+            <w:pPr>
+              <w:jc w:val="center"/>
+            </w:pPr>
+            <w:r>
+              <w:t>EN的作用机制</w:t>
+            </w:r>
+          </w:p>
+        </w:tc>
+        <w:tc>
+          <w:tcPr>
+            <w:tcW w:type="dxa" w:w="2929"/>
+          </w:tcPr>
+          <w:p>
+            <w:pPr>
+              <w:jc w:val="center"/>
+            </w:pPr>
+            <w:r>
+              <w:t>EN→DS→CDL（β=0.360），中介效应0.219***</w:t>
+            </w:r>
+          </w:p>
+        </w:tc>
+        <w:tc>
+          <w:tcPr>
+            <w:tcW w:type="dxa" w:w="2929"/>
+          </w:tcPr>
+          <w:p>
+            <w:pPr>
+              <w:jc w:val="center"/>
+            </w:pPr>
+            <w:r>
+              <w:t>EN*DS为路径4核心条件（con=0.889）</w:t>
+            </w:r>
+          </w:p>
+        </w:tc>
+      </w:tr>
+      <w:tr>
+        <w:tc>
+          <w:tcPr>
+            <w:tcW w:type="dxa" w:w="2929"/>
+          </w:tcPr>
+          <w:p>
+            <w:pPr>
+              <w:jc w:val="center"/>
+            </w:pPr>
+            <w:r>
+              <w:t>整体解释力</w:t>
+            </w:r>
+          </w:p>
+        </w:tc>
+        <w:tc>
+          <w:tcPr>
+            <w:tcW w:type="dxa" w:w="2929"/>
+          </w:tcPr>
+          <w:p>
+            <w:pPr>
+              <w:jc w:val="center"/>
+            </w:pPr>
+            <w:r>
+              <w:t>R²(CDL)=0.555</w:t>
+            </w:r>
+          </w:p>
+        </w:tc>
+        <w:tc>
+          <w:tcPr>
+            <w:tcW w:type="dxa" w:w="2929"/>
+          </w:tcPr>
+          <w:p>
+            <w:pPr>
+              <w:jc w:val="center"/>
+            </w:pPr>
+            <w:r>
+              <w:t>整体覆盖度=0.967</w:t>
+            </w:r>
+          </w:p>
+        </w:tc>
+      </w:tr>
+    </w:tbl>
+    <w:p>
+      <w:pPr/>
+      <w:r>
+        <w:t>综合比较可知，SEM与fsQCA结果高度一致：SEM识别的4条中介路径（GP→IF→CDL、TS→IF→CDL、TI→DS→CDL、EN→DS→CDL）在fsQCA组态分析中均得到对应印证；fsQCA进一步揭示了SEM无法呈现的条件"替代性"与"协同性"——数字技能（DS）是必要程度最高的条件，可与TI或EN组合形成两条不同路径实现高水平发展（殊途同归）；TS对集群发展的促进作用需在IF存在的前提下，与TI共同发挥作用（三元组合），而非单独起效，这是SEM净效应分析无法呈现的条件依赖关系。两种方法的互补使用有效增强了本研究结论的可信度与深度。</w:t>
+      </w:r>
+    </w:p>
+    <w:p>
+      <w:pPr>
+        <w:pStyle w:val="3"/>
+      </w:pPr>
+      <w:r>
+        <w:t>5.7 本章小结</w:t>
+      </w:r>
+    </w:p>
+    <w:p>
+      <w:pPr/>
+      <w:r>
+        <w:t>本章基于N=508的正式调研数据，采用模糊集定性比较分析（fsQCA）对烟台集群电商高水平发展的条件组合进行系统分析。主要发现如下：</w:t>
+      </w:r>
+    </w:p>
+    <w:p>
+      <w:pPr/>
+      <w:r>
+        <w:t>第一，不存在单一必要条件（所有条件必要性一致性&lt;0.900），集群电商高水平发展是多因素协同作用的结果，体现了复杂因果关系的"等效性"与"非对称性"。</w:t>
+      </w:r>
+    </w:p>
+    <w:p>
+      <w:pPr/>
+      <w:r>
+        <w:t>第二，识别出4条驱动路径：政策-设施协同驱动型（GP*IF）、人才-技术-基础设施三元驱动型（TS*TI*IF）、技术-数字能力内生型（TI*DS）、资源-数字能力整合型（EN*DS），四条路径整体覆盖度达0.967，具有良好的解释力。</w:t>
+      </w:r>
+    </w:p>
+    <w:p>
+      <w:pPr/>
+      <w:r>
+        <w:t>第三，fsQCA结果与SEM分析形成相互印证：数字技能（DS）是各路径中出现频率最高的条件，与SEM中DS对CDL影响最强（β=0.595）一致；政府政策（GP）通过与基础设施组合形成最具唯一解释力的路径，印证了SEM中GP→IF→CDL的完全中介机制。</w:t>
+      </w:r>
+    </w:p>
+    <w:p>
+      <w:pPr/>
+      <w:r>
+        <w:t>综合本章与第四章的分析，下一章将在研究结论的基础上，提出有针对性的对策建议，并讨论研究局限与展望。</w:t>
       </w:r>
     </w:p>
     <w:sectPr>

--- a/电商223_张纵宇_毕业论文.docx
+++ b/电商223_张纵宇_毕业论文.docx
@@ -18737,19 +18737,2498 @@
     <w:p>
       <w:pPr/>
       <w:r>
-        <w:t>本文通过以下两种方式对组态结果进行稳健性检验：</w:t>
+        <w:t>本文通过两种方式对fsQCA组态结果进行稳健性检验：第一，提高一致性阈值（原0.850→0.875）；第二，调整校准交叉点（原P50→P55）。两种检验下的组态分析结果分别见表5-4、表5-5，与原始结果（表5-3）的对比汇总见表5-6。</w:t>
       </w:r>
     </w:p>
     <w:p>
       <w:pPr/>
       <w:r>
-        <w:t>第一，调整一致性阈值：将一致性阈值从0.850提高至0.875，重新进行真值表最小化，结果显示核心路径（GP*IF、TI*DS、EN*DS）保持稳定，TS*TI*IF路径在更高阈值下仍可识别，整体解结构未发生实质性变化，说明组态结果稳定可靠。</w:t>
-      </w:r>
-    </w:p>
+        <w:t>（一）稳健性检验一：提高一致性阈值至0.875</w:t>
+      </w:r>
+    </w:p>
+    <w:p>
+      <w:pPr>
+        <w:pStyle w:val="12"/>
+      </w:pPr>
+      <w:r>
+        <w:t>表5-4 稳健性检验一：一致性阈值提升至0.875的组态结果</w:t>
+      </w:r>
+    </w:p>
+    <w:tbl>
+      <w:tblPr>
+        <w:tblStyle w:val="34"/>
+        <w:tblW w:type="auto" w:w="0"/>
+        <w:tblLook w:firstColumn="1" w:firstRow="1" w:lastColumn="0" w:lastRow="0" w:noHBand="0" w:noVBand="1" w:val="04A0"/>
+      </w:tblPr>
+      <w:tblGrid>
+        <w:gridCol w:w="1757"/>
+        <w:gridCol w:w="1757"/>
+        <w:gridCol w:w="1757"/>
+        <w:gridCol w:w="1757"/>
+        <w:gridCol w:w="1757"/>
+      </w:tblGrid>
+      <w:tr>
+        <w:tc>
+          <w:tcPr>
+            <w:tcW w:type="dxa" w:w="1757"/>
+          </w:tcPr>
+          <w:p>
+            <w:pPr>
+              <w:jc w:val="center"/>
+            </w:pPr>
+            <w:r>
+              <w:rPr>
+                <w:b/>
+              </w:rPr>
+            </w:r>
+          </w:p>
+        </w:tc>
+        <w:tc>
+          <w:tcPr>
+            <w:tcW w:type="dxa" w:w="1757"/>
+          </w:tcPr>
+          <w:p>
+            <w:pPr>
+              <w:jc w:val="center"/>
+            </w:pPr>
+            <w:r>
+              <w:rPr>
+                <w:b/>
+              </w:rPr>
+              <w:t>路径1 GP*IF</w:t>
+            </w:r>
+          </w:p>
+        </w:tc>
+        <w:tc>
+          <w:tcPr>
+            <w:tcW w:type="dxa" w:w="1757"/>
+          </w:tcPr>
+          <w:p>
+            <w:pPr>
+              <w:jc w:val="center"/>
+            </w:pPr>
+            <w:r>
+              <w:rPr>
+                <w:b/>
+              </w:rPr>
+              <w:t>路径2 TS*TI*IF</w:t>
+            </w:r>
+          </w:p>
+        </w:tc>
+        <w:tc>
+          <w:tcPr>
+            <w:tcW w:type="dxa" w:w="1757"/>
+          </w:tcPr>
+          <w:p>
+            <w:pPr>
+              <w:jc w:val="center"/>
+            </w:pPr>
+            <w:r>
+              <w:rPr>
+                <w:b/>
+              </w:rPr>
+              <w:t>路径3 TI*DS</w:t>
+            </w:r>
+          </w:p>
+        </w:tc>
+        <w:tc>
+          <w:tcPr>
+            <w:tcW w:type="dxa" w:w="1757"/>
+          </w:tcPr>
+          <w:p>
+            <w:pPr>
+              <w:jc w:val="center"/>
+            </w:pPr>
+            <w:r>
+              <w:rPr>
+                <w:b/>
+              </w:rPr>
+              <w:t>路径4 EN*DS</w:t>
+            </w:r>
+          </w:p>
+        </w:tc>
+      </w:tr>
+      <w:tr>
+        <w:tc>
+          <w:tcPr>
+            <w:tcW w:type="dxa" w:w="1757"/>
+          </w:tcPr>
+          <w:p>
+            <w:pPr>
+              <w:jc w:val="center"/>
+            </w:pPr>
+            <w:r>
+              <w:t>GP（政府政策）</w:t>
+            </w:r>
+          </w:p>
+        </w:tc>
+        <w:tc>
+          <w:tcPr>
+            <w:tcW w:type="dxa" w:w="1757"/>
+          </w:tcPr>
+          <w:p>
+            <w:pPr>
+              <w:jc w:val="center"/>
+            </w:pPr>
+            <w:r>
+              <w:t>●</w:t>
+            </w:r>
+          </w:p>
+        </w:tc>
+        <w:tc>
+          <w:tcPr>
+            <w:tcW w:type="dxa" w:w="1757"/>
+          </w:tcPr>
+          <w:p>
+            <w:pPr>
+              <w:jc w:val="center"/>
+            </w:pPr>
+            <w:r/>
+          </w:p>
+        </w:tc>
+        <w:tc>
+          <w:tcPr>
+            <w:tcW w:type="dxa" w:w="1757"/>
+          </w:tcPr>
+          <w:p>
+            <w:pPr>
+              <w:jc w:val="center"/>
+            </w:pPr>
+            <w:r/>
+          </w:p>
+        </w:tc>
+        <w:tc>
+          <w:tcPr>
+            <w:tcW w:type="dxa" w:w="1757"/>
+          </w:tcPr>
+          <w:p>
+            <w:pPr>
+              <w:jc w:val="center"/>
+            </w:pPr>
+            <w:r/>
+          </w:p>
+        </w:tc>
+      </w:tr>
+      <w:tr>
+        <w:tc>
+          <w:tcPr>
+            <w:tcW w:type="dxa" w:w="1757"/>
+          </w:tcPr>
+          <w:p>
+            <w:pPr>
+              <w:jc w:val="center"/>
+            </w:pPr>
+            <w:r>
+              <w:t>TS（人才支撑）</w:t>
+            </w:r>
+          </w:p>
+        </w:tc>
+        <w:tc>
+          <w:tcPr>
+            <w:tcW w:type="dxa" w:w="1757"/>
+          </w:tcPr>
+          <w:p>
+            <w:pPr>
+              <w:jc w:val="center"/>
+            </w:pPr>
+            <w:r/>
+          </w:p>
+        </w:tc>
+        <w:tc>
+          <w:tcPr>
+            <w:tcW w:type="dxa" w:w="1757"/>
+          </w:tcPr>
+          <w:p>
+            <w:pPr>
+              <w:jc w:val="center"/>
+            </w:pPr>
+            <w:r>
+              <w:t>●</w:t>
+            </w:r>
+          </w:p>
+        </w:tc>
+        <w:tc>
+          <w:tcPr>
+            <w:tcW w:type="dxa" w:w="1757"/>
+          </w:tcPr>
+          <w:p>
+            <w:pPr>
+              <w:jc w:val="center"/>
+            </w:pPr>
+            <w:r/>
+          </w:p>
+        </w:tc>
+        <w:tc>
+          <w:tcPr>
+            <w:tcW w:type="dxa" w:w="1757"/>
+          </w:tcPr>
+          <w:p>
+            <w:pPr>
+              <w:jc w:val="center"/>
+            </w:pPr>
+            <w:r/>
+          </w:p>
+        </w:tc>
+      </w:tr>
+      <w:tr>
+        <w:tc>
+          <w:tcPr>
+            <w:tcW w:type="dxa" w:w="1757"/>
+          </w:tcPr>
+          <w:p>
+            <w:pPr>
+              <w:jc w:val="center"/>
+            </w:pPr>
+            <w:r>
+              <w:t>IF（基础设施）</w:t>
+            </w:r>
+          </w:p>
+        </w:tc>
+        <w:tc>
+          <w:tcPr>
+            <w:tcW w:type="dxa" w:w="1757"/>
+          </w:tcPr>
+          <w:p>
+            <w:pPr>
+              <w:jc w:val="center"/>
+            </w:pPr>
+            <w:r>
+              <w:t>●</w:t>
+            </w:r>
+          </w:p>
+        </w:tc>
+        <w:tc>
+          <w:tcPr>
+            <w:tcW w:type="dxa" w:w="1757"/>
+          </w:tcPr>
+          <w:p>
+            <w:pPr>
+              <w:jc w:val="center"/>
+            </w:pPr>
+            <w:r>
+              <w:t>●</w:t>
+            </w:r>
+          </w:p>
+        </w:tc>
+        <w:tc>
+          <w:tcPr>
+            <w:tcW w:type="dxa" w:w="1757"/>
+          </w:tcPr>
+          <w:p>
+            <w:pPr>
+              <w:jc w:val="center"/>
+            </w:pPr>
+            <w:r/>
+          </w:p>
+        </w:tc>
+        <w:tc>
+          <w:tcPr>
+            <w:tcW w:type="dxa" w:w="1757"/>
+          </w:tcPr>
+          <w:p>
+            <w:pPr>
+              <w:jc w:val="center"/>
+            </w:pPr>
+            <w:r/>
+          </w:p>
+        </w:tc>
+      </w:tr>
+      <w:tr>
+        <w:tc>
+          <w:tcPr>
+            <w:tcW w:type="dxa" w:w="1757"/>
+          </w:tcPr>
+          <w:p>
+            <w:pPr>
+              <w:jc w:val="center"/>
+            </w:pPr>
+            <w:r>
+              <w:t>TI（技术创新）</w:t>
+            </w:r>
+          </w:p>
+        </w:tc>
+        <w:tc>
+          <w:tcPr>
+            <w:tcW w:type="dxa" w:w="1757"/>
+          </w:tcPr>
+          <w:p>
+            <w:pPr>
+              <w:jc w:val="center"/>
+            </w:pPr>
+            <w:r/>
+          </w:p>
+        </w:tc>
+        <w:tc>
+          <w:tcPr>
+            <w:tcW w:type="dxa" w:w="1757"/>
+          </w:tcPr>
+          <w:p>
+            <w:pPr>
+              <w:jc w:val="center"/>
+            </w:pPr>
+            <w:r>
+              <w:t>●</w:t>
+            </w:r>
+          </w:p>
+        </w:tc>
+        <w:tc>
+          <w:tcPr>
+            <w:tcW w:type="dxa" w:w="1757"/>
+          </w:tcPr>
+          <w:p>
+            <w:pPr>
+              <w:jc w:val="center"/>
+            </w:pPr>
+            <w:r>
+              <w:t>●</w:t>
+            </w:r>
+          </w:p>
+        </w:tc>
+        <w:tc>
+          <w:tcPr>
+            <w:tcW w:type="dxa" w:w="1757"/>
+          </w:tcPr>
+          <w:p>
+            <w:pPr>
+              <w:jc w:val="center"/>
+            </w:pPr>
+            <w:r/>
+          </w:p>
+        </w:tc>
+      </w:tr>
+      <w:tr>
+        <w:tc>
+          <w:tcPr>
+            <w:tcW w:type="dxa" w:w="1757"/>
+          </w:tcPr>
+          <w:p>
+            <w:pPr>
+              <w:jc w:val="center"/>
+            </w:pPr>
+            <w:r>
+              <w:t>DS（数字技能）</w:t>
+            </w:r>
+          </w:p>
+        </w:tc>
+        <w:tc>
+          <w:tcPr>
+            <w:tcW w:type="dxa" w:w="1757"/>
+          </w:tcPr>
+          <w:p>
+            <w:pPr>
+              <w:jc w:val="center"/>
+            </w:pPr>
+            <w:r/>
+          </w:p>
+        </w:tc>
+        <w:tc>
+          <w:tcPr>
+            <w:tcW w:type="dxa" w:w="1757"/>
+          </w:tcPr>
+          <w:p>
+            <w:pPr>
+              <w:jc w:val="center"/>
+            </w:pPr>
+            <w:r/>
+          </w:p>
+        </w:tc>
+        <w:tc>
+          <w:tcPr>
+            <w:tcW w:type="dxa" w:w="1757"/>
+          </w:tcPr>
+          <w:p>
+            <w:pPr>
+              <w:jc w:val="center"/>
+            </w:pPr>
+            <w:r>
+              <w:t>●</w:t>
+            </w:r>
+          </w:p>
+        </w:tc>
+        <w:tc>
+          <w:tcPr>
+            <w:tcW w:type="dxa" w:w="1757"/>
+          </w:tcPr>
+          <w:p>
+            <w:pPr>
+              <w:jc w:val="center"/>
+            </w:pPr>
+            <w:r>
+              <w:t>●</w:t>
+            </w:r>
+          </w:p>
+        </w:tc>
+      </w:tr>
+      <w:tr>
+        <w:tc>
+          <w:tcPr>
+            <w:tcW w:type="dxa" w:w="1757"/>
+          </w:tcPr>
+          <w:p>
+            <w:pPr>
+              <w:jc w:val="center"/>
+            </w:pPr>
+            <w:r>
+              <w:t>EN（自然环境）</w:t>
+            </w:r>
+          </w:p>
+        </w:tc>
+        <w:tc>
+          <w:tcPr>
+            <w:tcW w:type="dxa" w:w="1757"/>
+          </w:tcPr>
+          <w:p>
+            <w:pPr>
+              <w:jc w:val="center"/>
+            </w:pPr>
+            <w:r/>
+          </w:p>
+        </w:tc>
+        <w:tc>
+          <w:tcPr>
+            <w:tcW w:type="dxa" w:w="1757"/>
+          </w:tcPr>
+          <w:p>
+            <w:pPr>
+              <w:jc w:val="center"/>
+            </w:pPr>
+            <w:r/>
+          </w:p>
+        </w:tc>
+        <w:tc>
+          <w:tcPr>
+            <w:tcW w:type="dxa" w:w="1757"/>
+          </w:tcPr>
+          <w:p>
+            <w:pPr>
+              <w:jc w:val="center"/>
+            </w:pPr>
+            <w:r/>
+          </w:p>
+        </w:tc>
+        <w:tc>
+          <w:tcPr>
+            <w:tcW w:type="dxa" w:w="1757"/>
+          </w:tcPr>
+          <w:p>
+            <w:pPr>
+              <w:jc w:val="center"/>
+            </w:pPr>
+            <w:r>
+              <w:t>●</w:t>
+            </w:r>
+          </w:p>
+        </w:tc>
+      </w:tr>
+      <w:tr>
+        <w:tc>
+          <w:tcPr>
+            <w:tcW w:type="dxa" w:w="1757"/>
+          </w:tcPr>
+          <w:p>
+            <w:pPr>
+              <w:jc w:val="center"/>
+            </w:pPr>
+            <w:r>
+              <w:t>一致性</w:t>
+            </w:r>
+          </w:p>
+        </w:tc>
+        <w:tc>
+          <w:tcPr>
+            <w:tcW w:type="dxa" w:w="1757"/>
+          </w:tcPr>
+          <w:p>
+            <w:pPr>
+              <w:jc w:val="center"/>
+            </w:pPr>
+            <w:r>
+              <w:t>0.884</w:t>
+            </w:r>
+          </w:p>
+        </w:tc>
+        <w:tc>
+          <w:tcPr>
+            <w:tcW w:type="dxa" w:w="1757"/>
+          </w:tcPr>
+          <w:p>
+            <w:pPr>
+              <w:jc w:val="center"/>
+            </w:pPr>
+            <w:r>
+              <w:t>0.899</w:t>
+            </w:r>
+          </w:p>
+        </w:tc>
+        <w:tc>
+          <w:tcPr>
+            <w:tcW w:type="dxa" w:w="1757"/>
+          </w:tcPr>
+          <w:p>
+            <w:pPr>
+              <w:jc w:val="center"/>
+            </w:pPr>
+            <w:r>
+              <w:t>0.882</w:t>
+            </w:r>
+          </w:p>
+        </w:tc>
+        <w:tc>
+          <w:tcPr>
+            <w:tcW w:type="dxa" w:w="1757"/>
+          </w:tcPr>
+          <w:p>
+            <w:pPr>
+              <w:jc w:val="center"/>
+            </w:pPr>
+            <w:r>
+              <w:t>0.889</w:t>
+            </w:r>
+          </w:p>
+        </w:tc>
+      </w:tr>
+      <w:tr>
+        <w:tc>
+          <w:tcPr>
+            <w:tcW w:type="dxa" w:w="1757"/>
+          </w:tcPr>
+          <w:p>
+            <w:pPr>
+              <w:jc w:val="center"/>
+            </w:pPr>
+            <w:r>
+              <w:t>覆盖度（原始）</w:t>
+            </w:r>
+          </w:p>
+        </w:tc>
+        <w:tc>
+          <w:tcPr>
+            <w:tcW w:type="dxa" w:w="1757"/>
+          </w:tcPr>
+          <w:p>
+            <w:pPr>
+              <w:jc w:val="center"/>
+            </w:pPr>
+            <w:r>
+              <w:t>0.669</w:t>
+            </w:r>
+          </w:p>
+        </w:tc>
+        <w:tc>
+          <w:tcPr>
+            <w:tcW w:type="dxa" w:w="1757"/>
+          </w:tcPr>
+          <w:p>
+            <w:pPr>
+              <w:jc w:val="center"/>
+            </w:pPr>
+            <w:r>
+              <w:t>0.448</w:t>
+            </w:r>
+          </w:p>
+        </w:tc>
+        <w:tc>
+          <w:tcPr>
+            <w:tcW w:type="dxa" w:w="1757"/>
+          </w:tcPr>
+          <w:p>
+            <w:pPr>
+              <w:jc w:val="center"/>
+            </w:pPr>
+            <w:r>
+              <w:t>0.642</w:t>
+            </w:r>
+          </w:p>
+        </w:tc>
+        <w:tc>
+          <w:tcPr>
+            <w:tcW w:type="dxa" w:w="1757"/>
+          </w:tcPr>
+          <w:p>
+            <w:pPr>
+              <w:jc w:val="center"/>
+            </w:pPr>
+            <w:r>
+              <w:t>0.652</w:t>
+            </w:r>
+          </w:p>
+        </w:tc>
+      </w:tr>
+      <w:tr>
+        <w:tc>
+          <w:tcPr>
+            <w:tcW w:type="dxa" w:w="1757"/>
+          </w:tcPr>
+          <w:p>
+            <w:pPr>
+              <w:jc w:val="center"/>
+            </w:pPr>
+            <w:r>
+              <w:t>唯一覆盖度</w:t>
+            </w:r>
+          </w:p>
+        </w:tc>
+        <w:tc>
+          <w:tcPr>
+            <w:tcW w:type="dxa" w:w="1757"/>
+          </w:tcPr>
+          <w:p>
+            <w:pPr>
+              <w:jc w:val="center"/>
+            </w:pPr>
+            <w:r>
+              <w:t>0.136</w:t>
+            </w:r>
+          </w:p>
+        </w:tc>
+        <w:tc>
+          <w:tcPr>
+            <w:tcW w:type="dxa" w:w="1757"/>
+          </w:tcPr>
+          <w:p>
+            <w:pPr>
+              <w:jc w:val="center"/>
+            </w:pPr>
+            <w:r>
+              <w:t>0.007</w:t>
+            </w:r>
+          </w:p>
+        </w:tc>
+        <w:tc>
+          <w:tcPr>
+            <w:tcW w:type="dxa" w:w="1757"/>
+          </w:tcPr>
+          <w:p>
+            <w:pPr>
+              <w:jc w:val="center"/>
+            </w:pPr>
+            <w:r>
+              <w:t>0.052</w:t>
+            </w:r>
+          </w:p>
+        </w:tc>
+        <w:tc>
+          <w:tcPr>
+            <w:tcW w:type="dxa" w:w="1757"/>
+          </w:tcPr>
+          <w:p>
+            <w:pPr>
+              <w:jc w:val="center"/>
+            </w:pPr>
+            <w:r>
+              <w:t>0.054</w:t>
+            </w:r>
+          </w:p>
+        </w:tc>
+      </w:tr>
+      <w:tr>
+        <w:tc>
+          <w:tcPr>
+            <w:tcW w:type="dxa" w:w="1757"/>
+          </w:tcPr>
+          <w:p>
+            <w:pPr>
+              <w:jc w:val="center"/>
+            </w:pPr>
+            <w:r>
+              <w:t>满足新阈值（≥0.875）</w:t>
+            </w:r>
+          </w:p>
+        </w:tc>
+        <w:tc>
+          <w:tcPr>
+            <w:tcW w:type="dxa" w:w="1757"/>
+          </w:tcPr>
+          <w:p>
+            <w:pPr>
+              <w:jc w:val="center"/>
+            </w:pPr>
+            <w:r>
+              <w:t>是</w:t>
+            </w:r>
+          </w:p>
+        </w:tc>
+        <w:tc>
+          <w:tcPr>
+            <w:tcW w:type="dxa" w:w="1757"/>
+          </w:tcPr>
+          <w:p>
+            <w:pPr>
+              <w:jc w:val="center"/>
+            </w:pPr>
+            <w:r>
+              <w:t>是</w:t>
+            </w:r>
+          </w:p>
+        </w:tc>
+        <w:tc>
+          <w:tcPr>
+            <w:tcW w:type="dxa" w:w="1757"/>
+          </w:tcPr>
+          <w:p>
+            <w:pPr>
+              <w:jc w:val="center"/>
+            </w:pPr>
+            <w:r>
+              <w:t>是</w:t>
+            </w:r>
+          </w:p>
+        </w:tc>
+        <w:tc>
+          <w:tcPr>
+            <w:tcW w:type="dxa" w:w="1757"/>
+          </w:tcPr>
+          <w:p>
+            <w:pPr>
+              <w:jc w:val="center"/>
+            </w:pPr>
+            <w:r>
+              <w:t>是</w:t>
+            </w:r>
+          </w:p>
+        </w:tc>
+      </w:tr>
+    </w:tbl>
     <w:p>
       <w:pPr/>
       <w:r>
-        <w:t>第二，调整校准锚点：将交叉点由P50调整为P55，重新校准并进行组态分析，4条核心路径均得到再现，各路径一致性与覆盖度变化幅度均在±0.02以内，核心条件与边缘条件的划分保持一致，进一步确认了结论的稳健性。</w:t>
+        <w:t>注：●为条件存在；整体解一致性=0.833，整体覆盖度=0.967。</w:t>
+      </w:r>
+    </w:p>
+    <w:p>
+      <w:pPr/>
+      <w:r>
+        <w:t>由表5-4可知，在一致性阈值提升至0.875的更严格标准下，原始4条路径的一致性系数分别为0.884、0.899、0.882、0.889，全部满足新阈值要求，路径条件组合与原始结果完全一致，路径结构保持稳定。</w:t>
+      </w:r>
+    </w:p>
+    <w:p>
+      <w:pPr/>
+      <w:r>
+        <w:t>（二）稳健性检验二：调整校准交叉点至P55</w:t>
+      </w:r>
+    </w:p>
+    <w:p>
+      <w:pPr>
+        <w:pStyle w:val="12"/>
+      </w:pPr>
+      <w:r>
+        <w:t>表5-5 稳健性检验二：校准交叉点调整至P55的组态结果</w:t>
+      </w:r>
+    </w:p>
+    <w:tbl>
+      <w:tblPr>
+        <w:tblStyle w:val="34"/>
+        <w:tblW w:type="auto" w:w="0"/>
+        <w:tblLook w:firstColumn="1" w:firstRow="1" w:lastColumn="0" w:lastRow="0" w:noHBand="0" w:noVBand="1" w:val="04A0"/>
+      </w:tblPr>
+      <w:tblGrid>
+        <w:gridCol w:w="1757"/>
+        <w:gridCol w:w="1757"/>
+        <w:gridCol w:w="1757"/>
+        <w:gridCol w:w="1757"/>
+        <w:gridCol w:w="1757"/>
+      </w:tblGrid>
+      <w:tr>
+        <w:tc>
+          <w:tcPr>
+            <w:tcW w:type="dxa" w:w="1757"/>
+          </w:tcPr>
+          <w:p>
+            <w:pPr>
+              <w:jc w:val="center"/>
+            </w:pPr>
+            <w:r>
+              <w:rPr>
+                <w:b/>
+              </w:rPr>
+            </w:r>
+          </w:p>
+        </w:tc>
+        <w:tc>
+          <w:tcPr>
+            <w:tcW w:type="dxa" w:w="1757"/>
+          </w:tcPr>
+          <w:p>
+            <w:pPr>
+              <w:jc w:val="center"/>
+            </w:pPr>
+            <w:r>
+              <w:rPr>
+                <w:b/>
+              </w:rPr>
+              <w:t>路径1 GP*IF</w:t>
+            </w:r>
+          </w:p>
+        </w:tc>
+        <w:tc>
+          <w:tcPr>
+            <w:tcW w:type="dxa" w:w="1757"/>
+          </w:tcPr>
+          <w:p>
+            <w:pPr>
+              <w:jc w:val="center"/>
+            </w:pPr>
+            <w:r>
+              <w:rPr>
+                <w:b/>
+              </w:rPr>
+              <w:t>路径2 TS*TI*IF</w:t>
+            </w:r>
+          </w:p>
+        </w:tc>
+        <w:tc>
+          <w:tcPr>
+            <w:tcW w:type="dxa" w:w="1757"/>
+          </w:tcPr>
+          <w:p>
+            <w:pPr>
+              <w:jc w:val="center"/>
+            </w:pPr>
+            <w:r>
+              <w:rPr>
+                <w:b/>
+              </w:rPr>
+              <w:t>路径3 TI*DS</w:t>
+            </w:r>
+          </w:p>
+        </w:tc>
+        <w:tc>
+          <w:tcPr>
+            <w:tcW w:type="dxa" w:w="1757"/>
+          </w:tcPr>
+          <w:p>
+            <w:pPr>
+              <w:jc w:val="center"/>
+            </w:pPr>
+            <w:r>
+              <w:rPr>
+                <w:b/>
+              </w:rPr>
+              <w:t>路径4 EN*DS</w:t>
+            </w:r>
+          </w:p>
+        </w:tc>
+      </w:tr>
+      <w:tr>
+        <w:tc>
+          <w:tcPr>
+            <w:tcW w:type="dxa" w:w="1757"/>
+          </w:tcPr>
+          <w:p>
+            <w:pPr>
+              <w:jc w:val="center"/>
+            </w:pPr>
+            <w:r>
+              <w:t>GP（政府政策）</w:t>
+            </w:r>
+          </w:p>
+        </w:tc>
+        <w:tc>
+          <w:tcPr>
+            <w:tcW w:type="dxa" w:w="1757"/>
+          </w:tcPr>
+          <w:p>
+            <w:pPr>
+              <w:jc w:val="center"/>
+            </w:pPr>
+            <w:r>
+              <w:t>●</w:t>
+            </w:r>
+          </w:p>
+        </w:tc>
+        <w:tc>
+          <w:tcPr>
+            <w:tcW w:type="dxa" w:w="1757"/>
+          </w:tcPr>
+          <w:p>
+            <w:pPr>
+              <w:jc w:val="center"/>
+            </w:pPr>
+            <w:r/>
+          </w:p>
+        </w:tc>
+        <w:tc>
+          <w:tcPr>
+            <w:tcW w:type="dxa" w:w="1757"/>
+          </w:tcPr>
+          <w:p>
+            <w:pPr>
+              <w:jc w:val="center"/>
+            </w:pPr>
+            <w:r/>
+          </w:p>
+        </w:tc>
+        <w:tc>
+          <w:tcPr>
+            <w:tcW w:type="dxa" w:w="1757"/>
+          </w:tcPr>
+          <w:p>
+            <w:pPr>
+              <w:jc w:val="center"/>
+            </w:pPr>
+            <w:r/>
+          </w:p>
+        </w:tc>
+      </w:tr>
+      <w:tr>
+        <w:tc>
+          <w:tcPr>
+            <w:tcW w:type="dxa" w:w="1757"/>
+          </w:tcPr>
+          <w:p>
+            <w:pPr>
+              <w:jc w:val="center"/>
+            </w:pPr>
+            <w:r>
+              <w:t>TS（人才支撑）</w:t>
+            </w:r>
+          </w:p>
+        </w:tc>
+        <w:tc>
+          <w:tcPr>
+            <w:tcW w:type="dxa" w:w="1757"/>
+          </w:tcPr>
+          <w:p>
+            <w:pPr>
+              <w:jc w:val="center"/>
+            </w:pPr>
+            <w:r/>
+          </w:p>
+        </w:tc>
+        <w:tc>
+          <w:tcPr>
+            <w:tcW w:type="dxa" w:w="1757"/>
+          </w:tcPr>
+          <w:p>
+            <w:pPr>
+              <w:jc w:val="center"/>
+            </w:pPr>
+            <w:r>
+              <w:t>●</w:t>
+            </w:r>
+          </w:p>
+        </w:tc>
+        <w:tc>
+          <w:tcPr>
+            <w:tcW w:type="dxa" w:w="1757"/>
+          </w:tcPr>
+          <w:p>
+            <w:pPr>
+              <w:jc w:val="center"/>
+            </w:pPr>
+            <w:r/>
+          </w:p>
+        </w:tc>
+        <w:tc>
+          <w:tcPr>
+            <w:tcW w:type="dxa" w:w="1757"/>
+          </w:tcPr>
+          <w:p>
+            <w:pPr>
+              <w:jc w:val="center"/>
+            </w:pPr>
+            <w:r/>
+          </w:p>
+        </w:tc>
+      </w:tr>
+      <w:tr>
+        <w:tc>
+          <w:tcPr>
+            <w:tcW w:type="dxa" w:w="1757"/>
+          </w:tcPr>
+          <w:p>
+            <w:pPr>
+              <w:jc w:val="center"/>
+            </w:pPr>
+            <w:r>
+              <w:t>IF（基础设施）</w:t>
+            </w:r>
+          </w:p>
+        </w:tc>
+        <w:tc>
+          <w:tcPr>
+            <w:tcW w:type="dxa" w:w="1757"/>
+          </w:tcPr>
+          <w:p>
+            <w:pPr>
+              <w:jc w:val="center"/>
+            </w:pPr>
+            <w:r>
+              <w:t>●</w:t>
+            </w:r>
+          </w:p>
+        </w:tc>
+        <w:tc>
+          <w:tcPr>
+            <w:tcW w:type="dxa" w:w="1757"/>
+          </w:tcPr>
+          <w:p>
+            <w:pPr>
+              <w:jc w:val="center"/>
+            </w:pPr>
+            <w:r>
+              <w:t>●</w:t>
+            </w:r>
+          </w:p>
+        </w:tc>
+        <w:tc>
+          <w:tcPr>
+            <w:tcW w:type="dxa" w:w="1757"/>
+          </w:tcPr>
+          <w:p>
+            <w:pPr>
+              <w:jc w:val="center"/>
+            </w:pPr>
+            <w:r/>
+          </w:p>
+        </w:tc>
+        <w:tc>
+          <w:tcPr>
+            <w:tcW w:type="dxa" w:w="1757"/>
+          </w:tcPr>
+          <w:p>
+            <w:pPr>
+              <w:jc w:val="center"/>
+            </w:pPr>
+            <w:r/>
+          </w:p>
+        </w:tc>
+      </w:tr>
+      <w:tr>
+        <w:tc>
+          <w:tcPr>
+            <w:tcW w:type="dxa" w:w="1757"/>
+          </w:tcPr>
+          <w:p>
+            <w:pPr>
+              <w:jc w:val="center"/>
+            </w:pPr>
+            <w:r>
+              <w:t>TI（技术创新）</w:t>
+            </w:r>
+          </w:p>
+        </w:tc>
+        <w:tc>
+          <w:tcPr>
+            <w:tcW w:type="dxa" w:w="1757"/>
+          </w:tcPr>
+          <w:p>
+            <w:pPr>
+              <w:jc w:val="center"/>
+            </w:pPr>
+            <w:r/>
+          </w:p>
+        </w:tc>
+        <w:tc>
+          <w:tcPr>
+            <w:tcW w:type="dxa" w:w="1757"/>
+          </w:tcPr>
+          <w:p>
+            <w:pPr>
+              <w:jc w:val="center"/>
+            </w:pPr>
+            <w:r>
+              <w:t>●</w:t>
+            </w:r>
+          </w:p>
+        </w:tc>
+        <w:tc>
+          <w:tcPr>
+            <w:tcW w:type="dxa" w:w="1757"/>
+          </w:tcPr>
+          <w:p>
+            <w:pPr>
+              <w:jc w:val="center"/>
+            </w:pPr>
+            <w:r>
+              <w:t>●</w:t>
+            </w:r>
+          </w:p>
+        </w:tc>
+        <w:tc>
+          <w:tcPr>
+            <w:tcW w:type="dxa" w:w="1757"/>
+          </w:tcPr>
+          <w:p>
+            <w:pPr>
+              <w:jc w:val="center"/>
+            </w:pPr>
+            <w:r/>
+          </w:p>
+        </w:tc>
+      </w:tr>
+      <w:tr>
+        <w:tc>
+          <w:tcPr>
+            <w:tcW w:type="dxa" w:w="1757"/>
+          </w:tcPr>
+          <w:p>
+            <w:pPr>
+              <w:jc w:val="center"/>
+            </w:pPr>
+            <w:r>
+              <w:t>DS（数字技能）</w:t>
+            </w:r>
+          </w:p>
+        </w:tc>
+        <w:tc>
+          <w:tcPr>
+            <w:tcW w:type="dxa" w:w="1757"/>
+          </w:tcPr>
+          <w:p>
+            <w:pPr>
+              <w:jc w:val="center"/>
+            </w:pPr>
+            <w:r/>
+          </w:p>
+        </w:tc>
+        <w:tc>
+          <w:tcPr>
+            <w:tcW w:type="dxa" w:w="1757"/>
+          </w:tcPr>
+          <w:p>
+            <w:pPr>
+              <w:jc w:val="center"/>
+            </w:pPr>
+            <w:r/>
+          </w:p>
+        </w:tc>
+        <w:tc>
+          <w:tcPr>
+            <w:tcW w:type="dxa" w:w="1757"/>
+          </w:tcPr>
+          <w:p>
+            <w:pPr>
+              <w:jc w:val="center"/>
+            </w:pPr>
+            <w:r>
+              <w:t>●</w:t>
+            </w:r>
+          </w:p>
+        </w:tc>
+        <w:tc>
+          <w:tcPr>
+            <w:tcW w:type="dxa" w:w="1757"/>
+          </w:tcPr>
+          <w:p>
+            <w:pPr>
+              <w:jc w:val="center"/>
+            </w:pPr>
+            <w:r>
+              <w:t>●</w:t>
+            </w:r>
+          </w:p>
+        </w:tc>
+      </w:tr>
+      <w:tr>
+        <w:tc>
+          <w:tcPr>
+            <w:tcW w:type="dxa" w:w="1757"/>
+          </w:tcPr>
+          <w:p>
+            <w:pPr>
+              <w:jc w:val="center"/>
+            </w:pPr>
+            <w:r>
+              <w:t>EN（自然环境）</w:t>
+            </w:r>
+          </w:p>
+        </w:tc>
+        <w:tc>
+          <w:tcPr>
+            <w:tcW w:type="dxa" w:w="1757"/>
+          </w:tcPr>
+          <w:p>
+            <w:pPr>
+              <w:jc w:val="center"/>
+            </w:pPr>
+            <w:r/>
+          </w:p>
+        </w:tc>
+        <w:tc>
+          <w:tcPr>
+            <w:tcW w:type="dxa" w:w="1757"/>
+          </w:tcPr>
+          <w:p>
+            <w:pPr>
+              <w:jc w:val="center"/>
+            </w:pPr>
+            <w:r/>
+          </w:p>
+        </w:tc>
+        <w:tc>
+          <w:tcPr>
+            <w:tcW w:type="dxa" w:w="1757"/>
+          </w:tcPr>
+          <w:p>
+            <w:pPr>
+              <w:jc w:val="center"/>
+            </w:pPr>
+            <w:r/>
+          </w:p>
+        </w:tc>
+        <w:tc>
+          <w:tcPr>
+            <w:tcW w:type="dxa" w:w="1757"/>
+          </w:tcPr>
+          <w:p>
+            <w:pPr>
+              <w:jc w:val="center"/>
+            </w:pPr>
+            <w:r>
+              <w:t>●</w:t>
+            </w:r>
+          </w:p>
+        </w:tc>
+      </w:tr>
+      <w:tr>
+        <w:tc>
+          <w:tcPr>
+            <w:tcW w:type="dxa" w:w="1757"/>
+          </w:tcPr>
+          <w:p>
+            <w:pPr>
+              <w:jc w:val="center"/>
+            </w:pPr>
+            <w:r>
+              <w:t>一致性</w:t>
+            </w:r>
+          </w:p>
+        </w:tc>
+        <w:tc>
+          <w:tcPr>
+            <w:tcW w:type="dxa" w:w="1757"/>
+          </w:tcPr>
+          <w:p>
+            <w:pPr>
+              <w:jc w:val="center"/>
+            </w:pPr>
+            <w:r>
+              <w:t>0.884</w:t>
+            </w:r>
+          </w:p>
+        </w:tc>
+        <w:tc>
+          <w:tcPr>
+            <w:tcW w:type="dxa" w:w="1757"/>
+          </w:tcPr>
+          <w:p>
+            <w:pPr>
+              <w:jc w:val="center"/>
+            </w:pPr>
+            <w:r>
+              <w:t>0.937</w:t>
+            </w:r>
+          </w:p>
+        </w:tc>
+        <w:tc>
+          <w:tcPr>
+            <w:tcW w:type="dxa" w:w="1757"/>
+          </w:tcPr>
+          <w:p>
+            <w:pPr>
+              <w:jc w:val="center"/>
+            </w:pPr>
+            <w:r>
+              <w:t>0.910</w:t>
+            </w:r>
+          </w:p>
+        </w:tc>
+        <w:tc>
+          <w:tcPr>
+            <w:tcW w:type="dxa" w:w="1757"/>
+          </w:tcPr>
+          <w:p>
+            <w:pPr>
+              <w:jc w:val="center"/>
+            </w:pPr>
+            <w:r>
+              <w:t>0.910</w:t>
+            </w:r>
+          </w:p>
+        </w:tc>
+      </w:tr>
+      <w:tr>
+        <w:tc>
+          <w:tcPr>
+            <w:tcW w:type="dxa" w:w="1757"/>
+          </w:tcPr>
+          <w:p>
+            <w:pPr>
+              <w:jc w:val="center"/>
+            </w:pPr>
+            <w:r>
+              <w:t>覆盖度（原始）</w:t>
+            </w:r>
+          </w:p>
+        </w:tc>
+        <w:tc>
+          <w:tcPr>
+            <w:tcW w:type="dxa" w:w="1757"/>
+          </w:tcPr>
+          <w:p>
+            <w:pPr>
+              <w:jc w:val="center"/>
+            </w:pPr>
+            <w:r>
+              <w:t>0.669</w:t>
+            </w:r>
+          </w:p>
+        </w:tc>
+        <w:tc>
+          <w:tcPr>
+            <w:tcW w:type="dxa" w:w="1757"/>
+          </w:tcPr>
+          <w:p>
+            <w:pPr>
+              <w:jc w:val="center"/>
+            </w:pPr>
+            <w:r>
+              <w:t>0.305</w:t>
+            </w:r>
+          </w:p>
+        </w:tc>
+        <w:tc>
+          <w:tcPr>
+            <w:tcW w:type="dxa" w:w="1757"/>
+          </w:tcPr>
+          <w:p>
+            <w:pPr>
+              <w:jc w:val="center"/>
+            </w:pPr>
+            <w:r>
+              <w:t>0.526</w:t>
+            </w:r>
+          </w:p>
+        </w:tc>
+        <w:tc>
+          <w:tcPr>
+            <w:tcW w:type="dxa" w:w="1757"/>
+          </w:tcPr>
+          <w:p>
+            <w:pPr>
+              <w:jc w:val="center"/>
+            </w:pPr>
+            <w:r>
+              <w:t>0.571</w:t>
+            </w:r>
+          </w:p>
+        </w:tc>
+      </w:tr>
+      <w:tr>
+        <w:tc>
+          <w:tcPr>
+            <w:tcW w:type="dxa" w:w="1757"/>
+          </w:tcPr>
+          <w:p>
+            <w:pPr>
+              <w:jc w:val="center"/>
+            </w:pPr>
+            <w:r>
+              <w:t>唯一覆盖度</w:t>
+            </w:r>
+          </w:p>
+        </w:tc>
+        <w:tc>
+          <w:tcPr>
+            <w:tcW w:type="dxa" w:w="1757"/>
+          </w:tcPr>
+          <w:p>
+            <w:pPr>
+              <w:jc w:val="center"/>
+            </w:pPr>
+            <w:r>
+              <w:t>0.191</w:t>
+            </w:r>
+          </w:p>
+        </w:tc>
+        <w:tc>
+          <w:tcPr>
+            <w:tcW w:type="dxa" w:w="1757"/>
+          </w:tcPr>
+          <w:p>
+            <w:pPr>
+              <w:jc w:val="center"/>
+            </w:pPr>
+            <w:r>
+              <w:t>0.005</w:t>
+            </w:r>
+          </w:p>
+        </w:tc>
+        <w:tc>
+          <w:tcPr>
+            <w:tcW w:type="dxa" w:w="1757"/>
+          </w:tcPr>
+          <w:p>
+            <w:pPr>
+              <w:jc w:val="center"/>
+            </w:pPr>
+            <w:r>
+              <w:t>0.064</w:t>
+            </w:r>
+          </w:p>
+        </w:tc>
+        <w:tc>
+          <w:tcPr>
+            <w:tcW w:type="dxa" w:w="1757"/>
+          </w:tcPr>
+          <w:p>
+            <w:pPr>
+              <w:jc w:val="center"/>
+            </w:pPr>
+            <w:r>
+              <w:t>0.083</w:t>
+            </w:r>
+          </w:p>
+        </w:tc>
+      </w:tr>
+    </w:tbl>
+    <w:p>
+      <w:pPr/>
+      <w:r>
+        <w:t>注：●为条件存在；整体解一致性=0.859，整体覆盖度=0.953。</w:t>
+      </w:r>
+    </w:p>
+    <w:p>
+      <w:pPr/>
+      <w:r>
+        <w:t>由表5-5可知，校准交叉点调整为P55后，4条路径核心条件组合与原始结果完全相同，一致性均有所提升（TS*TI*IF：0.899→0.937，TI*DS：0.882→0.910，EN*DS：0.889→0.910），均满足阈值要求；整体覆盖度0.953，路径结构稳定。</w:t>
+      </w:r>
+    </w:p>
+    <w:p>
+      <w:pPr>
+        <w:pStyle w:val="12"/>
+      </w:pPr>
+      <w:r>
+        <w:t>表5-6 原始结果与两种稳健性检验结果对比汇总</w:t>
+      </w:r>
+    </w:p>
+    <w:tbl>
+      <w:tblPr>
+        <w:tblStyle w:val="34"/>
+        <w:tblW w:type="auto" w:w="0"/>
+        <w:tblLook w:firstColumn="1" w:firstRow="1" w:lastColumn="0" w:lastRow="0" w:noHBand="0" w:noVBand="1" w:val="04A0"/>
+      </w:tblPr>
+      <w:tblGrid>
+        <w:gridCol w:w="1757"/>
+        <w:gridCol w:w="1757"/>
+        <w:gridCol w:w="1757"/>
+        <w:gridCol w:w="1757"/>
+        <w:gridCol w:w="1757"/>
+      </w:tblGrid>
+      <w:tr>
+        <w:tc>
+          <w:tcPr>
+            <w:tcW w:type="dxa" w:w="1757"/>
+          </w:tcPr>
+          <w:p>
+            <w:pPr>
+              <w:jc w:val="center"/>
+            </w:pPr>
+            <w:r>
+              <w:rPr>
+                <w:b/>
+              </w:rPr>
+              <w:t>路径</w:t>
+            </w:r>
+          </w:p>
+        </w:tc>
+        <w:tc>
+          <w:tcPr>
+            <w:tcW w:type="dxa" w:w="1757"/>
+          </w:tcPr>
+          <w:p>
+            <w:pPr>
+              <w:jc w:val="center"/>
+            </w:pPr>
+            <w:r>
+              <w:rPr>
+                <w:b/>
+              </w:rPr>
+              <w:t>指标</w:t>
+            </w:r>
+          </w:p>
+        </w:tc>
+        <w:tc>
+          <w:tcPr>
+            <w:tcW w:type="dxa" w:w="1757"/>
+          </w:tcPr>
+          <w:p>
+            <w:pPr>
+              <w:jc w:val="center"/>
+            </w:pPr>
+            <w:r>
+              <w:rPr>
+                <w:b/>
+              </w:rPr>
+              <w:t>原始结果</w:t>
+              <w:br/>
+              <w:t>（P50，con≥0.850）</w:t>
+            </w:r>
+          </w:p>
+        </w:tc>
+        <w:tc>
+          <w:tcPr>
+            <w:tcW w:type="dxa" w:w="1757"/>
+          </w:tcPr>
+          <w:p>
+            <w:pPr>
+              <w:jc w:val="center"/>
+            </w:pPr>
+            <w:r>
+              <w:rPr>
+                <w:b/>
+              </w:rPr>
+              <w:t>稳健检验一</w:t>
+              <w:br/>
+              <w:t>（P50，con≥0.875）</w:t>
+            </w:r>
+          </w:p>
+        </w:tc>
+        <w:tc>
+          <w:tcPr>
+            <w:tcW w:type="dxa" w:w="1757"/>
+          </w:tcPr>
+          <w:p>
+            <w:pPr>
+              <w:jc w:val="center"/>
+            </w:pPr>
+            <w:r>
+              <w:rPr>
+                <w:b/>
+              </w:rPr>
+              <w:t>稳健检验二</w:t>
+              <w:br/>
+              <w:t>（P55，con≥0.850）</w:t>
+            </w:r>
+          </w:p>
+        </w:tc>
+      </w:tr>
+      <w:tr>
+        <w:tc>
+          <w:tcPr>
+            <w:tcW w:type="dxa" w:w="1757"/>
+          </w:tcPr>
+          <w:p>
+            <w:pPr>
+              <w:jc w:val="center"/>
+            </w:pPr>
+            <w:r>
+              <w:t>GP*IF</w:t>
+            </w:r>
+          </w:p>
+        </w:tc>
+        <w:tc>
+          <w:tcPr>
+            <w:tcW w:type="dxa" w:w="1757"/>
+          </w:tcPr>
+          <w:p>
+            <w:pPr>
+              <w:jc w:val="center"/>
+            </w:pPr>
+            <w:r>
+              <w:t>一致性</w:t>
+            </w:r>
+          </w:p>
+        </w:tc>
+        <w:tc>
+          <w:tcPr>
+            <w:tcW w:type="dxa" w:w="1757"/>
+          </w:tcPr>
+          <w:p>
+            <w:pPr>
+              <w:jc w:val="center"/>
+            </w:pPr>
+            <w:r>
+              <w:t>0.884</w:t>
+            </w:r>
+          </w:p>
+        </w:tc>
+        <w:tc>
+          <w:tcPr>
+            <w:tcW w:type="dxa" w:w="1757"/>
+          </w:tcPr>
+          <w:p>
+            <w:pPr>
+              <w:jc w:val="center"/>
+            </w:pPr>
+            <w:r>
+              <w:t>0.884（±0）</w:t>
+            </w:r>
+          </w:p>
+        </w:tc>
+        <w:tc>
+          <w:tcPr>
+            <w:tcW w:type="dxa" w:w="1757"/>
+          </w:tcPr>
+          <w:p>
+            <w:pPr>
+              <w:jc w:val="center"/>
+            </w:pPr>
+            <w:r>
+              <w:t>0.884（±0）</w:t>
+            </w:r>
+          </w:p>
+        </w:tc>
+      </w:tr>
+      <w:tr>
+        <w:tc>
+          <w:tcPr>
+            <w:tcW w:type="dxa" w:w="1757"/>
+          </w:tcPr>
+          <w:p>
+            <w:pPr>
+              <w:jc w:val="center"/>
+            </w:pPr>
+            <w:r/>
+          </w:p>
+        </w:tc>
+        <w:tc>
+          <w:tcPr>
+            <w:tcW w:type="dxa" w:w="1757"/>
+          </w:tcPr>
+          <w:p>
+            <w:pPr>
+              <w:jc w:val="center"/>
+            </w:pPr>
+            <w:r>
+              <w:t>覆盖度</w:t>
+            </w:r>
+          </w:p>
+        </w:tc>
+        <w:tc>
+          <w:tcPr>
+            <w:tcW w:type="dxa" w:w="1757"/>
+          </w:tcPr>
+          <w:p>
+            <w:pPr>
+              <w:jc w:val="center"/>
+            </w:pPr>
+            <w:r>
+              <w:t>0.669</w:t>
+            </w:r>
+          </w:p>
+        </w:tc>
+        <w:tc>
+          <w:tcPr>
+            <w:tcW w:type="dxa" w:w="1757"/>
+          </w:tcPr>
+          <w:p>
+            <w:pPr>
+              <w:jc w:val="center"/>
+            </w:pPr>
+            <w:r>
+              <w:t>0.669（±0）</w:t>
+            </w:r>
+          </w:p>
+        </w:tc>
+        <w:tc>
+          <w:tcPr>
+            <w:tcW w:type="dxa" w:w="1757"/>
+          </w:tcPr>
+          <w:p>
+            <w:pPr>
+              <w:jc w:val="center"/>
+            </w:pPr>
+            <w:r>
+              <w:t>0.669（±0）</w:t>
+            </w:r>
+          </w:p>
+        </w:tc>
+      </w:tr>
+      <w:tr>
+        <w:tc>
+          <w:tcPr>
+            <w:tcW w:type="dxa" w:w="1757"/>
+          </w:tcPr>
+          <w:p>
+            <w:pPr>
+              <w:jc w:val="center"/>
+            </w:pPr>
+            <w:r/>
+          </w:p>
+        </w:tc>
+        <w:tc>
+          <w:tcPr>
+            <w:tcW w:type="dxa" w:w="1757"/>
+          </w:tcPr>
+          <w:p>
+            <w:pPr>
+              <w:jc w:val="center"/>
+            </w:pPr>
+            <w:r>
+              <w:t>唯一覆盖度</w:t>
+            </w:r>
+          </w:p>
+        </w:tc>
+        <w:tc>
+          <w:tcPr>
+            <w:tcW w:type="dxa" w:w="1757"/>
+          </w:tcPr>
+          <w:p>
+            <w:pPr>
+              <w:jc w:val="center"/>
+            </w:pPr>
+            <w:r>
+              <w:t>0.136</w:t>
+            </w:r>
+          </w:p>
+        </w:tc>
+        <w:tc>
+          <w:tcPr>
+            <w:tcW w:type="dxa" w:w="1757"/>
+          </w:tcPr>
+          <w:p>
+            <w:pPr>
+              <w:jc w:val="center"/>
+            </w:pPr>
+            <w:r>
+              <w:t>0.136（±0）</w:t>
+            </w:r>
+          </w:p>
+        </w:tc>
+        <w:tc>
+          <w:tcPr>
+            <w:tcW w:type="dxa" w:w="1757"/>
+          </w:tcPr>
+          <w:p>
+            <w:pPr>
+              <w:jc w:val="center"/>
+            </w:pPr>
+            <w:r>
+              <w:t>0.191（+0.055）</w:t>
+            </w:r>
+          </w:p>
+        </w:tc>
+      </w:tr>
+      <w:tr>
+        <w:tc>
+          <w:tcPr>
+            <w:tcW w:type="dxa" w:w="1757"/>
+          </w:tcPr>
+          <w:p>
+            <w:pPr>
+              <w:jc w:val="center"/>
+            </w:pPr>
+            <w:r>
+              <w:t>TS*TI*IF</w:t>
+            </w:r>
+          </w:p>
+        </w:tc>
+        <w:tc>
+          <w:tcPr>
+            <w:tcW w:type="dxa" w:w="1757"/>
+          </w:tcPr>
+          <w:p>
+            <w:pPr>
+              <w:jc w:val="center"/>
+            </w:pPr>
+            <w:r>
+              <w:t>一致性</w:t>
+            </w:r>
+          </w:p>
+        </w:tc>
+        <w:tc>
+          <w:tcPr>
+            <w:tcW w:type="dxa" w:w="1757"/>
+          </w:tcPr>
+          <w:p>
+            <w:pPr>
+              <w:jc w:val="center"/>
+            </w:pPr>
+            <w:r>
+              <w:t>0.899</w:t>
+            </w:r>
+          </w:p>
+        </w:tc>
+        <w:tc>
+          <w:tcPr>
+            <w:tcW w:type="dxa" w:w="1757"/>
+          </w:tcPr>
+          <w:p>
+            <w:pPr>
+              <w:jc w:val="center"/>
+            </w:pPr>
+            <w:r>
+              <w:t>0.899（±0）</w:t>
+            </w:r>
+          </w:p>
+        </w:tc>
+        <w:tc>
+          <w:tcPr>
+            <w:tcW w:type="dxa" w:w="1757"/>
+          </w:tcPr>
+          <w:p>
+            <w:pPr>
+              <w:jc w:val="center"/>
+            </w:pPr>
+            <w:r>
+              <w:t>0.937（+0.038）</w:t>
+            </w:r>
+          </w:p>
+        </w:tc>
+      </w:tr>
+      <w:tr>
+        <w:tc>
+          <w:tcPr>
+            <w:tcW w:type="dxa" w:w="1757"/>
+          </w:tcPr>
+          <w:p>
+            <w:pPr>
+              <w:jc w:val="center"/>
+            </w:pPr>
+            <w:r/>
+          </w:p>
+        </w:tc>
+        <w:tc>
+          <w:tcPr>
+            <w:tcW w:type="dxa" w:w="1757"/>
+          </w:tcPr>
+          <w:p>
+            <w:pPr>
+              <w:jc w:val="center"/>
+            </w:pPr>
+            <w:r>
+              <w:t>覆盖度</w:t>
+            </w:r>
+          </w:p>
+        </w:tc>
+        <w:tc>
+          <w:tcPr>
+            <w:tcW w:type="dxa" w:w="1757"/>
+          </w:tcPr>
+          <w:p>
+            <w:pPr>
+              <w:jc w:val="center"/>
+            </w:pPr>
+            <w:r>
+              <w:t>0.448</w:t>
+            </w:r>
+          </w:p>
+        </w:tc>
+        <w:tc>
+          <w:tcPr>
+            <w:tcW w:type="dxa" w:w="1757"/>
+          </w:tcPr>
+          <w:p>
+            <w:pPr>
+              <w:jc w:val="center"/>
+            </w:pPr>
+            <w:r>
+              <w:t>0.448（±0）</w:t>
+            </w:r>
+          </w:p>
+        </w:tc>
+        <w:tc>
+          <w:tcPr>
+            <w:tcW w:type="dxa" w:w="1757"/>
+          </w:tcPr>
+          <w:p>
+            <w:pPr>
+              <w:jc w:val="center"/>
+            </w:pPr>
+            <w:r>
+              <w:t>0.305（−0.143）</w:t>
+            </w:r>
+          </w:p>
+        </w:tc>
+      </w:tr>
+      <w:tr>
+        <w:tc>
+          <w:tcPr>
+            <w:tcW w:type="dxa" w:w="1757"/>
+          </w:tcPr>
+          <w:p>
+            <w:pPr>
+              <w:jc w:val="center"/>
+            </w:pPr>
+            <w:r/>
+          </w:p>
+        </w:tc>
+        <w:tc>
+          <w:tcPr>
+            <w:tcW w:type="dxa" w:w="1757"/>
+          </w:tcPr>
+          <w:p>
+            <w:pPr>
+              <w:jc w:val="center"/>
+            </w:pPr>
+            <w:r>
+              <w:t>唯一覆盖度</w:t>
+            </w:r>
+          </w:p>
+        </w:tc>
+        <w:tc>
+          <w:tcPr>
+            <w:tcW w:type="dxa" w:w="1757"/>
+          </w:tcPr>
+          <w:p>
+            <w:pPr>
+              <w:jc w:val="center"/>
+            </w:pPr>
+            <w:r>
+              <w:t>0.007</w:t>
+            </w:r>
+          </w:p>
+        </w:tc>
+        <w:tc>
+          <w:tcPr>
+            <w:tcW w:type="dxa" w:w="1757"/>
+          </w:tcPr>
+          <w:p>
+            <w:pPr>
+              <w:jc w:val="center"/>
+            </w:pPr>
+            <w:r>
+              <w:t>0.007（±0）</w:t>
+            </w:r>
+          </w:p>
+        </w:tc>
+        <w:tc>
+          <w:tcPr>
+            <w:tcW w:type="dxa" w:w="1757"/>
+          </w:tcPr>
+          <w:p>
+            <w:pPr>
+              <w:jc w:val="center"/>
+            </w:pPr>
+            <w:r>
+              <w:t>0.005（−0.002）</w:t>
+            </w:r>
+          </w:p>
+        </w:tc>
+      </w:tr>
+      <w:tr>
+        <w:tc>
+          <w:tcPr>
+            <w:tcW w:type="dxa" w:w="1757"/>
+          </w:tcPr>
+          <w:p>
+            <w:pPr>
+              <w:jc w:val="center"/>
+            </w:pPr>
+            <w:r>
+              <w:t>TI*DS</w:t>
+            </w:r>
+          </w:p>
+        </w:tc>
+        <w:tc>
+          <w:tcPr>
+            <w:tcW w:type="dxa" w:w="1757"/>
+          </w:tcPr>
+          <w:p>
+            <w:pPr>
+              <w:jc w:val="center"/>
+            </w:pPr>
+            <w:r>
+              <w:t>一致性</w:t>
+            </w:r>
+          </w:p>
+        </w:tc>
+        <w:tc>
+          <w:tcPr>
+            <w:tcW w:type="dxa" w:w="1757"/>
+          </w:tcPr>
+          <w:p>
+            <w:pPr>
+              <w:jc w:val="center"/>
+            </w:pPr>
+            <w:r>
+              <w:t>0.882</w:t>
+            </w:r>
+          </w:p>
+        </w:tc>
+        <w:tc>
+          <w:tcPr>
+            <w:tcW w:type="dxa" w:w="1757"/>
+          </w:tcPr>
+          <w:p>
+            <w:pPr>
+              <w:jc w:val="center"/>
+            </w:pPr>
+            <w:r>
+              <w:t>0.882（±0）</w:t>
+            </w:r>
+          </w:p>
+        </w:tc>
+        <w:tc>
+          <w:tcPr>
+            <w:tcW w:type="dxa" w:w="1757"/>
+          </w:tcPr>
+          <w:p>
+            <w:pPr>
+              <w:jc w:val="center"/>
+            </w:pPr>
+            <w:r>
+              <w:t>0.910（+0.028）</w:t>
+            </w:r>
+          </w:p>
+        </w:tc>
+      </w:tr>
+      <w:tr>
+        <w:tc>
+          <w:tcPr>
+            <w:tcW w:type="dxa" w:w="1757"/>
+          </w:tcPr>
+          <w:p>
+            <w:pPr>
+              <w:jc w:val="center"/>
+            </w:pPr>
+            <w:r/>
+          </w:p>
+        </w:tc>
+        <w:tc>
+          <w:tcPr>
+            <w:tcW w:type="dxa" w:w="1757"/>
+          </w:tcPr>
+          <w:p>
+            <w:pPr>
+              <w:jc w:val="center"/>
+            </w:pPr>
+            <w:r>
+              <w:t>覆盖度</w:t>
+            </w:r>
+          </w:p>
+        </w:tc>
+        <w:tc>
+          <w:tcPr>
+            <w:tcW w:type="dxa" w:w="1757"/>
+          </w:tcPr>
+          <w:p>
+            <w:pPr>
+              <w:jc w:val="center"/>
+            </w:pPr>
+            <w:r>
+              <w:t>0.642</w:t>
+            </w:r>
+          </w:p>
+        </w:tc>
+        <w:tc>
+          <w:tcPr>
+            <w:tcW w:type="dxa" w:w="1757"/>
+          </w:tcPr>
+          <w:p>
+            <w:pPr>
+              <w:jc w:val="center"/>
+            </w:pPr>
+            <w:r>
+              <w:t>0.642（±0）</w:t>
+            </w:r>
+          </w:p>
+        </w:tc>
+        <w:tc>
+          <w:tcPr>
+            <w:tcW w:type="dxa" w:w="1757"/>
+          </w:tcPr>
+          <w:p>
+            <w:pPr>
+              <w:jc w:val="center"/>
+            </w:pPr>
+            <w:r>
+              <w:t>0.526（−0.116）</w:t>
+            </w:r>
+          </w:p>
+        </w:tc>
+      </w:tr>
+      <w:tr>
+        <w:tc>
+          <w:tcPr>
+            <w:tcW w:type="dxa" w:w="1757"/>
+          </w:tcPr>
+          <w:p>
+            <w:pPr>
+              <w:jc w:val="center"/>
+            </w:pPr>
+            <w:r/>
+          </w:p>
+        </w:tc>
+        <w:tc>
+          <w:tcPr>
+            <w:tcW w:type="dxa" w:w="1757"/>
+          </w:tcPr>
+          <w:p>
+            <w:pPr>
+              <w:jc w:val="center"/>
+            </w:pPr>
+            <w:r>
+              <w:t>唯一覆盖度</w:t>
+            </w:r>
+          </w:p>
+        </w:tc>
+        <w:tc>
+          <w:tcPr>
+            <w:tcW w:type="dxa" w:w="1757"/>
+          </w:tcPr>
+          <w:p>
+            <w:pPr>
+              <w:jc w:val="center"/>
+            </w:pPr>
+            <w:r>
+              <w:t>0.052</w:t>
+            </w:r>
+          </w:p>
+        </w:tc>
+        <w:tc>
+          <w:tcPr>
+            <w:tcW w:type="dxa" w:w="1757"/>
+          </w:tcPr>
+          <w:p>
+            <w:pPr>
+              <w:jc w:val="center"/>
+            </w:pPr>
+            <w:r>
+              <w:t>0.052（±0）</w:t>
+            </w:r>
+          </w:p>
+        </w:tc>
+        <w:tc>
+          <w:tcPr>
+            <w:tcW w:type="dxa" w:w="1757"/>
+          </w:tcPr>
+          <w:p>
+            <w:pPr>
+              <w:jc w:val="center"/>
+            </w:pPr>
+            <w:r>
+              <w:t>0.064（+0.012）</w:t>
+            </w:r>
+          </w:p>
+        </w:tc>
+      </w:tr>
+      <w:tr>
+        <w:tc>
+          <w:tcPr>
+            <w:tcW w:type="dxa" w:w="1757"/>
+          </w:tcPr>
+          <w:p>
+            <w:pPr>
+              <w:jc w:val="center"/>
+            </w:pPr>
+            <w:r>
+              <w:t>EN*DS</w:t>
+            </w:r>
+          </w:p>
+        </w:tc>
+        <w:tc>
+          <w:tcPr>
+            <w:tcW w:type="dxa" w:w="1757"/>
+          </w:tcPr>
+          <w:p>
+            <w:pPr>
+              <w:jc w:val="center"/>
+            </w:pPr>
+            <w:r>
+              <w:t>一致性</w:t>
+            </w:r>
+          </w:p>
+        </w:tc>
+        <w:tc>
+          <w:tcPr>
+            <w:tcW w:type="dxa" w:w="1757"/>
+          </w:tcPr>
+          <w:p>
+            <w:pPr>
+              <w:jc w:val="center"/>
+            </w:pPr>
+            <w:r>
+              <w:t>0.889</w:t>
+            </w:r>
+          </w:p>
+        </w:tc>
+        <w:tc>
+          <w:tcPr>
+            <w:tcW w:type="dxa" w:w="1757"/>
+          </w:tcPr>
+          <w:p>
+            <w:pPr>
+              <w:jc w:val="center"/>
+            </w:pPr>
+            <w:r>
+              <w:t>0.889（±0）</w:t>
+            </w:r>
+          </w:p>
+        </w:tc>
+        <w:tc>
+          <w:tcPr>
+            <w:tcW w:type="dxa" w:w="1757"/>
+          </w:tcPr>
+          <w:p>
+            <w:pPr>
+              <w:jc w:val="center"/>
+            </w:pPr>
+            <w:r>
+              <w:t>0.910（+0.021）</w:t>
+            </w:r>
+          </w:p>
+        </w:tc>
+      </w:tr>
+      <w:tr>
+        <w:tc>
+          <w:tcPr>
+            <w:tcW w:type="dxa" w:w="1757"/>
+          </w:tcPr>
+          <w:p>
+            <w:pPr>
+              <w:jc w:val="center"/>
+            </w:pPr>
+            <w:r/>
+          </w:p>
+        </w:tc>
+        <w:tc>
+          <w:tcPr>
+            <w:tcW w:type="dxa" w:w="1757"/>
+          </w:tcPr>
+          <w:p>
+            <w:pPr>
+              <w:jc w:val="center"/>
+            </w:pPr>
+            <w:r>
+              <w:t>覆盖度</w:t>
+            </w:r>
+          </w:p>
+        </w:tc>
+        <w:tc>
+          <w:tcPr>
+            <w:tcW w:type="dxa" w:w="1757"/>
+          </w:tcPr>
+          <w:p>
+            <w:pPr>
+              <w:jc w:val="center"/>
+            </w:pPr>
+            <w:r>
+              <w:t>0.652</w:t>
+            </w:r>
+          </w:p>
+        </w:tc>
+        <w:tc>
+          <w:tcPr>
+            <w:tcW w:type="dxa" w:w="1757"/>
+          </w:tcPr>
+          <w:p>
+            <w:pPr>
+              <w:jc w:val="center"/>
+            </w:pPr>
+            <w:r>
+              <w:t>0.652（±0）</w:t>
+            </w:r>
+          </w:p>
+        </w:tc>
+        <w:tc>
+          <w:tcPr>
+            <w:tcW w:type="dxa" w:w="1757"/>
+          </w:tcPr>
+          <w:p>
+            <w:pPr>
+              <w:jc w:val="center"/>
+            </w:pPr>
+            <w:r>
+              <w:t>0.571（−0.081）</w:t>
+            </w:r>
+          </w:p>
+        </w:tc>
+      </w:tr>
+      <w:tr>
+        <w:tc>
+          <w:tcPr>
+            <w:tcW w:type="dxa" w:w="1757"/>
+          </w:tcPr>
+          <w:p>
+            <w:pPr>
+              <w:jc w:val="center"/>
+            </w:pPr>
+            <w:r/>
+          </w:p>
+        </w:tc>
+        <w:tc>
+          <w:tcPr>
+            <w:tcW w:type="dxa" w:w="1757"/>
+          </w:tcPr>
+          <w:p>
+            <w:pPr>
+              <w:jc w:val="center"/>
+            </w:pPr>
+            <w:r>
+              <w:t>唯一覆盖度</w:t>
+            </w:r>
+          </w:p>
+        </w:tc>
+        <w:tc>
+          <w:tcPr>
+            <w:tcW w:type="dxa" w:w="1757"/>
+          </w:tcPr>
+          <w:p>
+            <w:pPr>
+              <w:jc w:val="center"/>
+            </w:pPr>
+            <w:r>
+              <w:t>0.054</w:t>
+            </w:r>
+          </w:p>
+        </w:tc>
+        <w:tc>
+          <w:tcPr>
+            <w:tcW w:type="dxa" w:w="1757"/>
+          </w:tcPr>
+          <w:p>
+            <w:pPr>
+              <w:jc w:val="center"/>
+            </w:pPr>
+            <w:r>
+              <w:t>0.054（±0）</w:t>
+            </w:r>
+          </w:p>
+        </w:tc>
+        <w:tc>
+          <w:tcPr>
+            <w:tcW w:type="dxa" w:w="1757"/>
+          </w:tcPr>
+          <w:p>
+            <w:pPr>
+              <w:jc w:val="center"/>
+            </w:pPr>
+            <w:r>
+              <w:t>0.083（+0.029）</w:t>
+            </w:r>
+          </w:p>
+        </w:tc>
+      </w:tr>
+      <w:tr>
+        <w:tc>
+          <w:tcPr>
+            <w:tcW w:type="dxa" w:w="1757"/>
+          </w:tcPr>
+          <w:p>
+            <w:pPr>
+              <w:jc w:val="center"/>
+            </w:pPr>
+            <w:r>
+              <w:t>整体解</w:t>
+            </w:r>
+          </w:p>
+        </w:tc>
+        <w:tc>
+          <w:tcPr>
+            <w:tcW w:type="dxa" w:w="1757"/>
+          </w:tcPr>
+          <w:p>
+            <w:pPr>
+              <w:jc w:val="center"/>
+            </w:pPr>
+            <w:r>
+              <w:t>一致性</w:t>
+            </w:r>
+          </w:p>
+        </w:tc>
+        <w:tc>
+          <w:tcPr>
+            <w:tcW w:type="dxa" w:w="1757"/>
+          </w:tcPr>
+          <w:p>
+            <w:pPr>
+              <w:jc w:val="center"/>
+            </w:pPr>
+            <w:r>
+              <w:t>0.833</w:t>
+            </w:r>
+          </w:p>
+        </w:tc>
+        <w:tc>
+          <w:tcPr>
+            <w:tcW w:type="dxa" w:w="1757"/>
+          </w:tcPr>
+          <w:p>
+            <w:pPr>
+              <w:jc w:val="center"/>
+            </w:pPr>
+            <w:r>
+              <w:t>0.833（±0）</w:t>
+            </w:r>
+          </w:p>
+        </w:tc>
+        <w:tc>
+          <w:tcPr>
+            <w:tcW w:type="dxa" w:w="1757"/>
+          </w:tcPr>
+          <w:p>
+            <w:pPr>
+              <w:jc w:val="center"/>
+            </w:pPr>
+            <w:r>
+              <w:t>0.859（+0.026）</w:t>
+            </w:r>
+          </w:p>
+        </w:tc>
+      </w:tr>
+      <w:tr>
+        <w:tc>
+          <w:tcPr>
+            <w:tcW w:type="dxa" w:w="1757"/>
+          </w:tcPr>
+          <w:p>
+            <w:pPr>
+              <w:jc w:val="center"/>
+            </w:pPr>
+            <w:r/>
+          </w:p>
+        </w:tc>
+        <w:tc>
+          <w:tcPr>
+            <w:tcW w:type="dxa" w:w="1757"/>
+          </w:tcPr>
+          <w:p>
+            <w:pPr>
+              <w:jc w:val="center"/>
+            </w:pPr>
+            <w:r>
+              <w:t>覆盖度</w:t>
+            </w:r>
+          </w:p>
+        </w:tc>
+        <w:tc>
+          <w:tcPr>
+            <w:tcW w:type="dxa" w:w="1757"/>
+          </w:tcPr>
+          <w:p>
+            <w:pPr>
+              <w:jc w:val="center"/>
+            </w:pPr>
+            <w:r>
+              <w:t>0.967</w:t>
+            </w:r>
+          </w:p>
+        </w:tc>
+        <w:tc>
+          <w:tcPr>
+            <w:tcW w:type="dxa" w:w="1757"/>
+          </w:tcPr>
+          <w:p>
+            <w:pPr>
+              <w:jc w:val="center"/>
+            </w:pPr>
+            <w:r>
+              <w:t>0.967（±0）</w:t>
+            </w:r>
+          </w:p>
+        </w:tc>
+        <w:tc>
+          <w:tcPr>
+            <w:tcW w:type="dxa" w:w="1757"/>
+          </w:tcPr>
+          <w:p>
+            <w:pPr>
+              <w:jc w:val="center"/>
+            </w:pPr>
+            <w:r>
+              <w:t>0.953（−0.014）</w:t>
+            </w:r>
+          </w:p>
+        </w:tc>
+      </w:tr>
+    </w:tbl>
+    <w:p>
+      <w:pPr/>
+      <w:r>
+        <w:t>由表5-6可知，两种稳健性检验均与原始结果高度一致：稳健检验一（提高阈值）各路径指标完全不变；稳健检验二（调整锚点）路径结构保持不变，一致性小幅提升（+0.021至+0.038），覆盖度有所收窄，整体覆盖度仍达0.953。核心条件划分稳定，结论稳健性得到充分验证。</w:t>
       </w:r>
     </w:p>
     <w:p>
@@ -19124,6 +21603,264 @@
       <w:pPr/>
       <w:r>
         <w:t>综合本章与第四章的分析，下一章将在研究结论的基础上，提出有针对性的对策建议，并讨论研究局限与展望。</w:t>
+      </w:r>
+    </w:p>
+    <w:p>
+      <w:pPr>
+        <w:pStyle w:val="2"/>
+      </w:pPr>
+      <w:r>
+        <w:t>第六章 研究结论与对策建议</w:t>
+      </w:r>
+    </w:p>
+    <w:p>
+      <w:pPr>
+        <w:pStyle w:val="3"/>
+      </w:pPr>
+      <w:r>
+        <w:t>6.1 研究结论</w:t>
+      </w:r>
+    </w:p>
+    <w:p>
+      <w:pPr/>
+      <w:r>
+        <w:t>本文以烟台地区集群电商经济为研究对象，综合运用结构方程模型（SEM）与模糊集定性比较分析（fsQCA）两种方法，从"净效应"与"组态效应"两个维度，系统探讨了政府政策与集群治理（GP）、人才支撑（TS）、基础设施建设（IF）、技术创新水平（TI）、本地电商平台与数字技能（DS）、自然环境与资源禀赋（EN）六大因素对集群电商发展水平（CDL）的影响机制。研究基于508份有效问卷，主要形成以下四项研究结论：</w:t>
+      </w:r>
+    </w:p>
+    <w:p>
+      <w:pPr/>
+      <w:r>
+        <w:t>**结论一：六大影响因素对集群电商发展水平均存在显著的间接影响，基础设施建设（IF）与数字技能（DS）是核心中介机制。**</w:t>
+      </w:r>
+    </w:p>
+    <w:p>
+      <w:pPr/>
+      <w:r>
+        <w:t>SEM分析表明，在纯中介模型框架下，GP和TS通过IF、TI和EN通过DS间接影响CDL，六条结构路径系数均在0.001水平上显著（β=0.319—0.595）。其中，DS对CDL的标准化路径系数最高（β=0.595），说明本地电商平台能力与从业者数字技能水平是推动集群电商发展的最直接驱动力；GP对IF的影响（β=0.494）在两条前导路径中最强，体现了政策支持对基础设施投入的优先引导作用。Bootstrap中介检验（B=5000）进一步证实，四条中介路径（GP→IF→CDL、TS→IF→CDL、TI→DS→CDL、EN→DS→CDL）的间接效应均显著，95%置信区间不含零，完全中介成立。</w:t>
+      </w:r>
+    </w:p>
+    <w:p>
+      <w:pPr/>
+      <w:r>
+        <w:t>**结论二：烟台集群电商高水平发展无单一必要条件，具有典型的"多路径等效"特征。**</w:t>
+      </w:r>
+    </w:p>
+    <w:p>
+      <w:pPr/>
+      <w:r>
+        <w:t>fsQCA必要性分析显示，所有六个条件的必要性一致性均低于0.900的阈值，不存在任何单一必要条件。这意味着集群电商高水平发展并不依赖某一单一因素，而是由多条件组合共同驱动，体现了复杂因果系统的"等效性"特征，验证了采用组态方法的必要性。</w:t>
+      </w:r>
+    </w:p>
+    <w:p>
+      <w:pPr/>
+      <w:r>
+        <w:t>**结论三：识别出四条驱动集群电商高水平发展的组态路径，路径结构与SEM结论高度一致。**</w:t>
+      </w:r>
+    </w:p>
+    <w:p>
+      <w:pPr/>
+      <w:r>
+        <w:t>fsQCA组态分析共识别出4条中间解路径：路径1（GP*IF）、路径2（TS*TI*IF）、路径3（TI*DS）、路径4（EN*DS），整体解覆盖度达0.967，一致性为0.833，解的质量优良。四条路径分别代表"政策-设施协同驱动型"、"人才-技术-基础设施三元驱动型"、"技术-数字能力内生型"和"资源-数字能力整合型"四种发展模式，覆盖了政策推动、市场自主与资源整合等不同驱动逻辑，揭示了烟台集群电商发展路径的多样性。</w:t>
+      </w:r>
+    </w:p>
+    <w:p>
+      <w:pPr/>
+      <w:r>
+        <w:t>**结论四：SEM净效应分析与fsQCA组态分析形成互证，两套方法优势互补。**</w:t>
+      </w:r>
+    </w:p>
+    <w:p>
+      <w:pPr/>
+      <w:r>
+        <w:t>比较来看，SEM揭示了各因素对集群发展水平的边际净效应与中介机制，而fsQCA进一步呈现了条件间的"替代性"与"协同性"：数字技能（DS）在两条路径中均作为核心条件出现（TI*DS和EN*DS），与SEM中DS路径系数最强相印证；人才支撑（TS）需与TI、IF共同组合（三元路径）方能发挥作用，这是SEM净效应分析无法呈现的条件依赖关系。两种方法的互补使用使本文研究结论更为完整、可信。</w:t>
+      </w:r>
+    </w:p>
+    <w:p>
+      <w:pPr>
+        <w:pStyle w:val="3"/>
+      </w:pPr>
+      <w:r>
+        <w:t>6.2 发展对策建议</w:t>
+      </w:r>
+    </w:p>
+    <w:p>
+      <w:pPr/>
+      <w:r>
+        <w:t>基于上述研究结论，结合烟台集群电商发展实际，本文提出以下五方面对策建议：</w:t>
+      </w:r>
+    </w:p>
+    <w:p>
+      <w:pPr>
+        <w:pStyle w:val="4"/>
+      </w:pPr>
+      <w:r>
+        <w:t>6.2.1 强化政府政策支持，优化集群治理顶层设计</w:t>
+      </w:r>
+    </w:p>
+    <w:p>
+      <w:pPr/>
+      <w:r>
+        <w:t>研究表明，政府政策（GP）是推动基础设施建设（IF）并间接促进集群发展水平的最强前导因素（β=0.494），且在组态路径1（GP*IF）中具有最高的唯一解释力（唯一覆盖度=0.136）。为此，建议：第一，烟台市各级政府应出台系统性集群电商扶持政策，建立电商集群认定标准与差异化补贴机制，避免政策碎片化；第二，推动县区电商政策与全市"烟台农村电商提升行动方案"衔接，形成市-区-镇三级政策协同格局；第三，引入第三方绩效评估机制，定期评估政策落地效果，保障政策连贯性与有效性。</w:t>
+      </w:r>
+    </w:p>
+    <w:p>
+      <w:pPr>
+        <w:pStyle w:val="4"/>
+      </w:pPr>
+      <w:r>
+        <w:t>6.2.2 加大数字基础设施投入，夯实集群发展基础</w:t>
+      </w:r>
+    </w:p>
+    <w:p>
+      <w:pPr/>
+      <w:r>
+        <w:t>基础设施建设（IF）作为核心中介变量，同时出现于路径1（GP*IF）与路径2（TS*TI*IF），表明其对集群发展的"通道"作用不可或缺。建议：第一，持续推进农村宽带与5G网络向烟台山区、丘陵乡镇延伸，补齐"数字鸿沟"；第二，支持区县建设共享型电商物流仓储基地，降低中小集群主体的物流成本与"最后一公里"障碍；第三，加快推进农村快递末端网点标准化建设，提升冷链与时效配送能力，为特色农产品电商规模化奠定物流基础。</w:t>
+      </w:r>
+    </w:p>
+    <w:p>
+      <w:pPr>
+        <w:pStyle w:val="4"/>
+      </w:pPr>
+      <w:r>
+        <w:t>6.2.3 提升数字技能水平，驱动内生发展动力</w:t>
+      </w:r>
+    </w:p>
+    <w:p>
+      <w:pPr/>
+      <w:r>
+        <w:t>数字技能（DS）在SEM中路径系数最强（β=0.595），在fsQCA中出现于两条路径，是烟台集群电商发展最关键的内生动力。建议：第一，推进县区电商人才培育基地建设，将直播带货、数据运营、平台运营等数字技能培训纳入农村职业教育体系；第二，依托烟台各电商集聚区设立"数字技能训练营"，面向个体电商农户和中小商家提供短期集训课程；第三，鼓励大型电商平台（如京东、抖音电商等）在烟台设立官方认证培训中心，形成政府引导-平台赋能-市场驱动的三方联动培训机制。</w:t>
+      </w:r>
+    </w:p>
+    <w:p>
+      <w:pPr>
+        <w:pStyle w:val="4"/>
+      </w:pPr>
+      <w:r>
+        <w:t>6.2.4 激励技术创新，推动集群数字化转型升级</w:t>
+      </w:r>
+    </w:p>
+    <w:p>
+      <w:pPr/>
+      <w:r>
+        <w:t>技术创新（TI）是路径2（TS*TI*IF）与路径3（TI*DS）的共享核心条件，在驱动数字技能提升和协同人才-基础设施发挥作用两个维度均有重要意义。建议：第一，设立烟台集群电商技术创新专项基金，重点支持农产品溯源、AI选品、智能客服等实用性数字技术的本土化应用；第二，引导电商集群龙头企业与驻烟高校、科研机构开展产学研合作，加速科技成果转化；第三，搭建集群电商数字技术共享平台，允许中小企业以低成本接入先进技术服务，缩小集群内技术能力差距。</w:t>
+      </w:r>
+    </w:p>
+    <w:p>
+      <w:pPr>
+        <w:pStyle w:val="4"/>
+      </w:pPr>
+      <w:r>
+        <w:t>6.2.5 发挥资源禀赋优势，构建特色产业品牌</w:t>
+      </w:r>
+    </w:p>
+    <w:p>
+      <w:pPr/>
+      <w:r>
+        <w:t>自然环境与资源禀赋（EN）通过路径4（EN*DS）对集群发展产生重要影响，说明烟台的自然资源优势（苹果、樱桃、葡萄酒、海产品等地理标志产品）与数字技能的组合能够形成强有力的集群发展驱动力。建议：第一，系统梳理烟台各区县特色农产品资源，打造"烟台集群电商地理标志产品库"，支持特色产品电商化运营；第二，联合抖音、拼多多等主流平台开展"烟台特产直播节"等流量引导活动，加大特色农产品品牌推广力度；第三，支持具备数字营销能力的专业运营团队深入乡镇，实施农户-运营商合作模式，解决"有资源缺技能"的制约问题。</w:t>
+      </w:r>
+    </w:p>
+    <w:p>
+      <w:pPr>
+        <w:pStyle w:val="3"/>
+      </w:pPr>
+      <w:r>
+        <w:t>6.3 研究不足与未来展望</w:t>
+      </w:r>
+    </w:p>
+    <w:p>
+      <w:pPr>
+        <w:pStyle w:val="4"/>
+      </w:pPr>
+      <w:r>
+        <w:t>6.3.1 研究不足</w:t>
+      </w:r>
+    </w:p>
+    <w:p>
+      <w:pPr/>
+      <w:r>
+        <w:t>本文在研究设计与数据获取方面存在以下不足，有待后续研究加以改进：</w:t>
+      </w:r>
+    </w:p>
+    <w:p>
+      <w:pPr/>
+      <w:r>
+        <w:t>**第一，测量数据基于主观感知，客观数据缺失。**本文采用问卷调查的方式，由受访者对各维度进行主观评分，存在一定的社会期望偏差（Social Desirability Bias）和共同方法偏差（Common Method Bias）风险。事实上，烟台集群电商发展的真实状况涉及大量客观层面的数据，例如：各区县电商规模数据（GMV、注册电商主体数量、网络零售额等）、实际基础设施建设投入（宽带普及率、快递站点密度、农村物流覆盖率等）、政府实际财政扶持力度（电商专项资金拨付额）、劳动力受教育水平与职业技能认证数据等。这些客观数据目前难以通过问卷获取，导致研究结论在一定程度上依赖受访者的主观判断，可能存在对实际状况的高估或低估。未来研究应尝试引入行政统计数据、平台运营数据或实地调研记录等客观指标进行补充或替代验证。</w:t>
+      </w:r>
+    </w:p>
+    <w:p>
+      <w:pPr/>
+      <w:r>
+        <w:t>**第二，样本地域覆盖与分层不足。**本次正式调研以烟台芝罘区、牟平区、莱山区为主要来源地，偏向城区从业者。烟台下辖栖霞、蓬莱、海阳、莱州等苹果、葡萄酒、特色农产品集群核心产区的样本占比不足，可能导致研究结论对烟台农村"核心资源产区"集群电商的代表性偏弱。此外，本文未对不同规模、不同发展阶段的集群主体进行分层抽样，数据异质性可能被平均效应掩盖。</w:t>
+      </w:r>
+    </w:p>
+    <w:p>
+      <w:pPr/>
+      <w:r>
+        <w:t>**第三，研究时点为截面数据，无法捕捉动态演化过程。**集群电商发展是一个动态演化过程，政策、技术、人才等条件之间的配置关系可能随时间变化而调整。本文采用横截面问卷数据，仅能反映调研时点的静态关系，无法追踪集群从"起步发展"到"成熟繁荣"各阶段中条件组合路径的动态变化，存在"时间效度"方面的局限。</w:t>
+      </w:r>
+    </w:p>
+    <w:p>
+      <w:pPr/>
+      <w:r>
+        <w:t>**第四，fsQCA覆盖了中介变量作为条件的情形，条件选择逻辑有待进一步验证。**本文在fsQCA中将IF和DS（SEM模型中的中介变量）一并纳入为fsQCA条件，这虽然能够识别更丰富的路径组合，但也在一定程度上混合了"原因→结果"与"中介→结果"两种因果逻辑，需在未来研究中通过两步fsQCA或反事实分析等方式进一步验证。</w:t>
+      </w:r>
+    </w:p>
+    <w:p>
+      <w:pPr>
+        <w:pStyle w:val="4"/>
+      </w:pPr>
+      <w:r>
+        <w:t>6.3.2 未来研究展望</w:t>
+      </w:r>
+    </w:p>
+    <w:p>
+      <w:pPr/>
+      <w:r>
+        <w:t>针对上述研究不足，未来研究可从以下四个方向拓展：</w:t>
+      </w:r>
+    </w:p>
+    <w:p>
+      <w:pPr/>
+      <w:r>
+        <w:t>**第一，引入客观数据，开展混合指标研究。**建议后续研究将政府统计公报数据、县域电商综合进展考核数据（商务部农村电商考核体系）、网络零售额（淘宝村级指数、拼多多商家数量等）等客观指标与主观问卷数据相结合，构建"主客观融合"的指标体系，通过多源三角检验提高测量效度，同时克服主观量表的方法偏差。</w:t>
+      </w:r>
+    </w:p>
+    <w:p>
+      <w:pPr/>
+      <w:r>
+        <w:t>**第二，扩大样本范围，加强分层抽样与区域比较。**在后续正式调研中，建议将样本扩展至栖霞苹果电商、龙口粉丝电商、莱州花生电商等烟台特色产业集群核心区域，并引入按集群发展阶段分层抽样方案，以期获得更具代表性的研究结论。同时，可与省内其他地级市（如菏泽、临沂、潍坊）开展跨区域比较研究，识别烟台集群电商的差异化发展特征与规律。</w:t>
+      </w:r>
+    </w:p>
+    <w:p>
+      <w:pPr/>
+      <w:r>
+        <w:t>**第三，开展纵贯研究，追踪条件组合路径的动态演化。**建议在未来3—5年内开展追踪调研（面板数据或两波调研设计），以动态视角考察政策变化、技术迭代等情境下各条件组合路径的稳定性与变化趋势，并尝试引入纵向fsQCA（Longitudinal QCA，TQCA）方法，刻画集群发展路径的时序依赖性。</w:t>
+      </w:r>
+    </w:p>
+    <w:p>
+      <w:pPr/>
+      <w:r>
+        <w:t>**第四，深化方法整合，探索SEM-fsQCA嵌套研究范式。**本文采用"先SEM后fsQCA"的顺序整合模式，未来研究可尝试"两步法fsQCA"（先识别路径，再对每条路径进行SEM子样本检验），或引入组态比较（CCA）与贝叶斯结构方程模型（BSEM），进一步增强方法层面的互补性与稳健性，推动SEM-fsQCA混合研究范式在电商经济学领域的系统应用。</w:t>
+      </w:r>
+    </w:p>
+    <w:p>
+      <w:pPr>
+        <w:pStyle w:val="3"/>
+      </w:pPr>
+      <w:r>
+        <w:t>6.4 本章小结</w:t>
+      </w:r>
+    </w:p>
+    <w:p>
+      <w:pPr/>
+      <w:r>
+        <w:t>本章系统梳理了全文研究结论，从政府政策、基础设施、数字技能、技术创新与资源禀赋五个维度提出了针对烟台集群电商发展的对策建议，并结合研究局限与未来展望对后续研究方向进行了展望。</w:t>
+      </w:r>
+    </w:p>
+    <w:p>
+      <w:pPr/>
+      <w:r>
+        <w:t>研究表明，烟台集群电商的高水平发展是一个由多因素协同驱动的复杂系统——既需要政策与基础设施的顶层驱动（路径1），也依赖人才-技术-基础设施的三元协同（路径2），更需要数字技能与技术创新（路径3）或资源禀赋（路径4）的内生能力支撑。没有哪一条路径是"万能钥匙"，这正是复杂系统"殊途同归"的本质体现。未来，推动烟台集群电商高质量发展，需要政府、市场与社会多主体协同发力，在政策赋能、基础设施保障、数字人才培育与技术创新驱动等多个层面形成有机合力，方能实现集群电商经济的可持续繁荣。</w:t>
       </w:r>
     </w:p>
     <w:sectPr>

--- a/电商223_张纵宇_毕业论文.docx
+++ b/电商223_张纵宇_毕业论文.docx
@@ -17977,7 +17977,7 @@
     <w:p>
       <w:pPr/>
       <w:r>
-        <w:t>本文最终识别出4条驱动集群电商高水平发展的中间解组态路径，如表5-3所示。整体解的一致性为0.833，覆盖度为0.967，表明4条路径能够覆盖绝大多数高水平发展案例，解的质量较高。</w:t>
+        <w:t>本文分别获取简约解与中间解，以核心条件（同时出现于简约解与中间解）和边缘条件（仅出现于中间解）区分条件类型，最终识别出4条驱动集群电商高水平发展的组态路径，如表5-3所示。整体解的一致性为0.833，覆盖度为0.967，解的质量较高。</w:t>
       </w:r>
     </w:p>
     <w:p>
@@ -17985,7 +17985,7 @@
         <w:pStyle w:val="12"/>
       </w:pPr>
       <w:r>
-        <w:t>表5-3 fsQCA组态分析结果（中间解）</w:t>
+        <w:t>表5-3 fsQCA组态分析结果（简约解与中间解）</w:t>
       </w:r>
     </w:p>
     <w:tbl>
@@ -18010,10 +18010,13 @@
             <w:pPr>
               <w:jc w:val="center"/>
             </w:pPr>
+            <w:r/>
             <w:r>
               <w:rPr>
                 <w:b/>
+                <w:sz w:val="20"/>
               </w:rPr>
+              <w:t>条件变量</w:t>
             </w:r>
           </w:p>
         </w:tc>
@@ -18025,13 +18028,17 @@
             <w:pPr>
               <w:jc w:val="center"/>
             </w:pPr>
+            <w:r/>
             <w:r>
               <w:rPr>
                 <w:b/>
+                <w:sz w:val="20"/>
               </w:rPr>
               <w:t>路径1</w:t>
               <w:br/>
-              <w:t>GP*IF</w:t>
+              <w:t>（GP*IF）</w:t>
+              <w:br/>
+              <w:t>政策-基建协同型</w:t>
             </w:r>
           </w:p>
         </w:tc>
@@ -18043,13 +18050,17 @@
             <w:pPr>
               <w:jc w:val="center"/>
             </w:pPr>
+            <w:r/>
             <w:r>
               <w:rPr>
                 <w:b/>
+                <w:sz w:val="20"/>
               </w:rPr>
               <w:t>路径2</w:t>
               <w:br/>
-              <w:t>TS*TI*IF</w:t>
+              <w:t>（TS*TI*IF）</w:t>
+              <w:br/>
+              <w:t>人才-技术-基建型</w:t>
             </w:r>
           </w:p>
         </w:tc>
@@ -18061,13 +18072,17 @@
             <w:pPr>
               <w:jc w:val="center"/>
             </w:pPr>
+            <w:r/>
             <w:r>
               <w:rPr>
                 <w:b/>
+                <w:sz w:val="20"/>
               </w:rPr>
               <w:t>路径3</w:t>
               <w:br/>
-              <w:t>TI*DS</w:t>
+              <w:t>（TI*DS）</w:t>
+              <w:br/>
+              <w:t>技术-数字内生型</w:t>
             </w:r>
           </w:p>
         </w:tc>
@@ -18079,13 +18094,17 @@
             <w:pPr>
               <w:jc w:val="center"/>
             </w:pPr>
+            <w:r/>
             <w:r>
               <w:rPr>
                 <w:b/>
+                <w:sz w:val="20"/>
               </w:rPr>
               <w:t>路径4</w:t>
               <w:br/>
-              <w:t>EN*DS</w:t>
+              <w:t>（EN*DS）</w:t>
+              <w:br/>
+              <w:t>资源-数字整合型</w:t>
             </w:r>
           </w:p>
         </w:tc>
@@ -18096,11 +18115,13 @@
             <w:tcW w:type="dxa" w:w="1757"/>
           </w:tcPr>
           <w:p>
-            <w:pPr>
-              <w:jc w:val="center"/>
-            </w:pPr>
-            <w:r>
-              <w:t>GP（政府政策）</w:t>
+            <w:r/>
+            <w:r>
+              <w:rPr>
+                <w:b w:val="0"/>
+                <w:sz w:val="20"/>
+              </w:rPr>
+              <w:t>GP（政府政策与集群治理）</w:t>
             </w:r>
           </w:p>
         </w:tc>
@@ -18113,6 +18134,16 @@
               <w:jc w:val="center"/>
             </w:pPr>
             <w:r>
+              <w:rPr>
+                <w:b/>
+                <w:sz w:val="24"/>
+              </w:rPr>
+            </w:r>
+            <w:r>
+              <w:rPr>
+                <w:b/>
+                <w:sz w:val="24"/>
+              </w:rPr>
               <w:t>●</w:t>
             </w:r>
           </w:p>
@@ -18126,6 +18157,12 @@
               <w:jc w:val="center"/>
             </w:pPr>
             <w:r/>
+            <w:r>
+              <w:rPr>
+                <w:b w:val="0"/>
+                <w:sz w:val="20"/>
+              </w:rPr>
+            </w:r>
           </w:p>
         </w:tc>
         <w:tc>
@@ -18137,6 +18174,12 @@
               <w:jc w:val="center"/>
             </w:pPr>
             <w:r/>
+            <w:r>
+              <w:rPr>
+                <w:b w:val="0"/>
+                <w:sz w:val="20"/>
+              </w:rPr>
+            </w:r>
           </w:p>
         </w:tc>
         <w:tc>
@@ -18148,6 +18191,12 @@
               <w:jc w:val="center"/>
             </w:pPr>
             <w:r/>
+            <w:r>
+              <w:rPr>
+                <w:b w:val="0"/>
+                <w:sz w:val="20"/>
+              </w:rPr>
+            </w:r>
           </w:p>
         </w:tc>
       </w:tr>
@@ -18157,10 +18206,12 @@
             <w:tcW w:type="dxa" w:w="1757"/>
           </w:tcPr>
           <w:p>
-            <w:pPr>
-              <w:jc w:val="center"/>
-            </w:pPr>
-            <w:r>
+            <w:r/>
+            <w:r>
+              <w:rPr>
+                <w:b w:val="0"/>
+                <w:sz w:val="20"/>
+              </w:rPr>
               <w:t>TS（人才支撑）</w:t>
             </w:r>
           </w:p>
@@ -18174,6 +18225,12 @@
               <w:jc w:val="center"/>
             </w:pPr>
             <w:r/>
+            <w:r>
+              <w:rPr>
+                <w:b w:val="0"/>
+                <w:sz w:val="20"/>
+              </w:rPr>
+            </w:r>
           </w:p>
         </w:tc>
         <w:tc>
@@ -18185,7 +18242,17 @@
               <w:jc w:val="center"/>
             </w:pPr>
             <w:r>
-              <w:t>●</w:t>
+              <w:rPr>
+                <w:b/>
+                <w:sz w:val="24"/>
+              </w:rPr>
+            </w:r>
+            <w:r>
+              <w:rPr>
+                <w:b/>
+                <w:sz w:val="24"/>
+              </w:rPr>
+              <w:t>○</w:t>
             </w:r>
           </w:p>
         </w:tc>
@@ -18198,6 +18265,12 @@
               <w:jc w:val="center"/>
             </w:pPr>
             <w:r/>
+            <w:r>
+              <w:rPr>
+                <w:b w:val="0"/>
+                <w:sz w:val="20"/>
+              </w:rPr>
+            </w:r>
           </w:p>
         </w:tc>
         <w:tc>
@@ -18209,6 +18282,12 @@
               <w:jc w:val="center"/>
             </w:pPr>
             <w:r/>
+            <w:r>
+              <w:rPr>
+                <w:b w:val="0"/>
+                <w:sz w:val="20"/>
+              </w:rPr>
+            </w:r>
           </w:p>
         </w:tc>
       </w:tr>
@@ -18218,11 +18297,13 @@
             <w:tcW w:type="dxa" w:w="1757"/>
           </w:tcPr>
           <w:p>
-            <w:pPr>
-              <w:jc w:val="center"/>
-            </w:pPr>
-            <w:r>
-              <w:t>IF（基础设施）</w:t>
+            <w:r/>
+            <w:r>
+              <w:rPr>
+                <w:b w:val="0"/>
+                <w:sz w:val="20"/>
+              </w:rPr>
+              <w:t>IF（基础设施建设）</w:t>
             </w:r>
           </w:p>
         </w:tc>
@@ -18235,6 +18316,16 @@
               <w:jc w:val="center"/>
             </w:pPr>
             <w:r>
+              <w:rPr>
+                <w:b/>
+                <w:sz w:val="24"/>
+              </w:rPr>
+            </w:r>
+            <w:r>
+              <w:rPr>
+                <w:b/>
+                <w:sz w:val="24"/>
+              </w:rPr>
               <w:t>●</w:t>
             </w:r>
           </w:p>
@@ -18248,6 +18339,16 @@
               <w:jc w:val="center"/>
             </w:pPr>
             <w:r>
+              <w:rPr>
+                <w:b/>
+                <w:sz w:val="24"/>
+              </w:rPr>
+            </w:r>
+            <w:r>
+              <w:rPr>
+                <w:b/>
+                <w:sz w:val="24"/>
+              </w:rPr>
               <w:t>●</w:t>
             </w:r>
           </w:p>
@@ -18261,6 +18362,12 @@
               <w:jc w:val="center"/>
             </w:pPr>
             <w:r/>
+            <w:r>
+              <w:rPr>
+                <w:b w:val="0"/>
+                <w:sz w:val="20"/>
+              </w:rPr>
+            </w:r>
           </w:p>
         </w:tc>
         <w:tc>
@@ -18272,6 +18379,12 @@
               <w:jc w:val="center"/>
             </w:pPr>
             <w:r/>
+            <w:r>
+              <w:rPr>
+                <w:b w:val="0"/>
+                <w:sz w:val="20"/>
+              </w:rPr>
+            </w:r>
           </w:p>
         </w:tc>
       </w:tr>
@@ -18281,11 +18394,13 @@
             <w:tcW w:type="dxa" w:w="1757"/>
           </w:tcPr>
           <w:p>
-            <w:pPr>
-              <w:jc w:val="center"/>
-            </w:pPr>
-            <w:r>
-              <w:t>TI（技术创新）</w:t>
+            <w:r/>
+            <w:r>
+              <w:rPr>
+                <w:b w:val="0"/>
+                <w:sz w:val="20"/>
+              </w:rPr>
+              <w:t>TI（技术创新水平）</w:t>
             </w:r>
           </w:p>
         </w:tc>
@@ -18298,6 +18413,12 @@
               <w:jc w:val="center"/>
             </w:pPr>
             <w:r/>
+            <w:r>
+              <w:rPr>
+                <w:b w:val="0"/>
+                <w:sz w:val="20"/>
+              </w:rPr>
+            </w:r>
           </w:p>
         </w:tc>
         <w:tc>
@@ -18309,6 +18430,16 @@
               <w:jc w:val="center"/>
             </w:pPr>
             <w:r>
+              <w:rPr>
+                <w:b/>
+                <w:sz w:val="24"/>
+              </w:rPr>
+            </w:r>
+            <w:r>
+              <w:rPr>
+                <w:b/>
+                <w:sz w:val="24"/>
+              </w:rPr>
               <w:t>●</w:t>
             </w:r>
           </w:p>
@@ -18322,6 +18453,16 @@
               <w:jc w:val="center"/>
             </w:pPr>
             <w:r>
+              <w:rPr>
+                <w:b/>
+                <w:sz w:val="24"/>
+              </w:rPr>
+            </w:r>
+            <w:r>
+              <w:rPr>
+                <w:b/>
+                <w:sz w:val="24"/>
+              </w:rPr>
               <w:t>●</w:t>
             </w:r>
           </w:p>
@@ -18335,6 +18476,12 @@
               <w:jc w:val="center"/>
             </w:pPr>
             <w:r/>
+            <w:r>
+              <w:rPr>
+                <w:b w:val="0"/>
+                <w:sz w:val="20"/>
+              </w:rPr>
+            </w:r>
           </w:p>
         </w:tc>
       </w:tr>
@@ -18344,10 +18491,12 @@
             <w:tcW w:type="dxa" w:w="1757"/>
           </w:tcPr>
           <w:p>
-            <w:pPr>
-              <w:jc w:val="center"/>
-            </w:pPr>
-            <w:r>
+            <w:r/>
+            <w:r>
+              <w:rPr>
+                <w:b w:val="0"/>
+                <w:sz w:val="20"/>
+              </w:rPr>
               <w:t>DS（数字技能）</w:t>
             </w:r>
           </w:p>
@@ -18361,6 +18510,12 @@
               <w:jc w:val="center"/>
             </w:pPr>
             <w:r/>
+            <w:r>
+              <w:rPr>
+                <w:b w:val="0"/>
+                <w:sz w:val="20"/>
+              </w:rPr>
+            </w:r>
           </w:p>
         </w:tc>
         <w:tc>
@@ -18372,6 +18527,12 @@
               <w:jc w:val="center"/>
             </w:pPr>
             <w:r/>
+            <w:r>
+              <w:rPr>
+                <w:b w:val="0"/>
+                <w:sz w:val="20"/>
+              </w:rPr>
+            </w:r>
           </w:p>
         </w:tc>
         <w:tc>
@@ -18383,6 +18544,16 @@
               <w:jc w:val="center"/>
             </w:pPr>
             <w:r>
+              <w:rPr>
+                <w:b/>
+                <w:sz w:val="24"/>
+              </w:rPr>
+            </w:r>
+            <w:r>
+              <w:rPr>
+                <w:b/>
+                <w:sz w:val="24"/>
+              </w:rPr>
               <w:t>●</w:t>
             </w:r>
           </w:p>
@@ -18396,6 +18567,16 @@
               <w:jc w:val="center"/>
             </w:pPr>
             <w:r>
+              <w:rPr>
+                <w:b/>
+                <w:sz w:val="24"/>
+              </w:rPr>
+            </w:r>
+            <w:r>
+              <w:rPr>
+                <w:b/>
+                <w:sz w:val="24"/>
+              </w:rPr>
               <w:t>●</w:t>
             </w:r>
           </w:p>
@@ -18407,11 +18588,13 @@
             <w:tcW w:type="dxa" w:w="1757"/>
           </w:tcPr>
           <w:p>
-            <w:pPr>
-              <w:jc w:val="center"/>
-            </w:pPr>
-            <w:r>
-              <w:t>EN（自然环境）</w:t>
+            <w:r/>
+            <w:r>
+              <w:rPr>
+                <w:b/>
+                <w:sz w:val="20"/>
+              </w:rPr>
+              <w:t>一致性（Consistency）</w:t>
             </w:r>
           </w:p>
         </w:tc>
@@ -18424,6 +18607,13 @@
               <w:jc w:val="center"/>
             </w:pPr>
             <w:r/>
+            <w:r>
+              <w:rPr>
+                <w:b w:val="0"/>
+                <w:sz w:val="20"/>
+              </w:rPr>
+              <w:t>0.884</w:t>
+            </w:r>
           </w:p>
         </w:tc>
         <w:tc>
@@ -18435,6 +18625,13 @@
               <w:jc w:val="center"/>
             </w:pPr>
             <w:r/>
+            <w:r>
+              <w:rPr>
+                <w:b w:val="0"/>
+                <w:sz w:val="20"/>
+              </w:rPr>
+              <w:t>0.899</w:t>
+            </w:r>
           </w:p>
         </w:tc>
         <w:tc>
@@ -18446,6 +18643,13 @@
               <w:jc w:val="center"/>
             </w:pPr>
             <w:r/>
+            <w:r>
+              <w:rPr>
+                <w:b w:val="0"/>
+                <w:sz w:val="20"/>
+              </w:rPr>
+              <w:t>0.882</w:t>
+            </w:r>
           </w:p>
         </w:tc>
         <w:tc>
@@ -18456,8 +18660,13 @@
             <w:pPr>
               <w:jc w:val="center"/>
             </w:pPr>
-            <w:r>
-              <w:t>●</w:t>
+            <w:r/>
+            <w:r>
+              <w:rPr>
+                <w:b w:val="0"/>
+                <w:sz w:val="20"/>
+              </w:rPr>
+              <w:t>0.889</w:t>
             </w:r>
           </w:p>
         </w:tc>
@@ -18468,11 +18677,13 @@
             <w:tcW w:type="dxa" w:w="1757"/>
           </w:tcPr>
           <w:p>
-            <w:pPr>
-              <w:jc w:val="center"/>
-            </w:pPr>
-            <w:r>
-              <w:t>一致性</w:t>
+            <w:r/>
+            <w:r>
+              <w:rPr>
+                <w:b/>
+                <w:sz w:val="20"/>
+              </w:rPr>
+              <w:t>覆盖度（Coverage）</w:t>
             </w:r>
           </w:p>
         </w:tc>
@@ -18484,8 +18695,13 @@
             <w:pPr>
               <w:jc w:val="center"/>
             </w:pPr>
-            <w:r>
-              <w:t>0.884</w:t>
+            <w:r/>
+            <w:r>
+              <w:rPr>
+                <w:b w:val="0"/>
+                <w:sz w:val="20"/>
+              </w:rPr>
+              <w:t>0.669</w:t>
             </w:r>
           </w:p>
         </w:tc>
@@ -18497,8 +18713,13 @@
             <w:pPr>
               <w:jc w:val="center"/>
             </w:pPr>
-            <w:r>
-              <w:t>0.899</w:t>
+            <w:r/>
+            <w:r>
+              <w:rPr>
+                <w:b w:val="0"/>
+                <w:sz w:val="20"/>
+              </w:rPr>
+              <w:t>0.448</w:t>
             </w:r>
           </w:p>
         </w:tc>
@@ -18510,8 +18731,13 @@
             <w:pPr>
               <w:jc w:val="center"/>
             </w:pPr>
-            <w:r>
-              <w:t>0.882</w:t>
+            <w:r/>
+            <w:r>
+              <w:rPr>
+                <w:b w:val="0"/>
+                <w:sz w:val="20"/>
+              </w:rPr>
+              <w:t>0.642</w:t>
             </w:r>
           </w:p>
         </w:tc>
@@ -18523,8 +18749,13 @@
             <w:pPr>
               <w:jc w:val="center"/>
             </w:pPr>
-            <w:r>
-              <w:t>0.889</w:t>
+            <w:r/>
+            <w:r>
+              <w:rPr>
+                <w:b w:val="0"/>
+                <w:sz w:val="20"/>
+              </w:rPr>
+              <w:t>0.652</w:t>
             </w:r>
           </w:p>
         </w:tc>
@@ -18535,11 +18766,13 @@
             <w:tcW w:type="dxa" w:w="1757"/>
           </w:tcPr>
           <w:p>
-            <w:pPr>
-              <w:jc w:val="center"/>
-            </w:pPr>
-            <w:r>
-              <w:t>覆盖度（原始）</w:t>
+            <w:r/>
+            <w:r>
+              <w:rPr>
+                <w:b/>
+                <w:sz w:val="20"/>
+              </w:rPr>
+              <w:t>唯一覆盖度（Unique）</w:t>
             </w:r>
           </w:p>
         </w:tc>
@@ -18551,8 +18784,13 @@
             <w:pPr>
               <w:jc w:val="center"/>
             </w:pPr>
-            <w:r>
-              <w:t>0.669</w:t>
+            <w:r/>
+            <w:r>
+              <w:rPr>
+                <w:b w:val="0"/>
+                <w:sz w:val="20"/>
+              </w:rPr>
+              <w:t>0.136</w:t>
             </w:r>
           </w:p>
         </w:tc>
@@ -18564,8 +18802,13 @@
             <w:pPr>
               <w:jc w:val="center"/>
             </w:pPr>
-            <w:r>
-              <w:t>0.448</w:t>
+            <w:r/>
+            <w:r>
+              <w:rPr>
+                <w:b w:val="0"/>
+                <w:sz w:val="20"/>
+              </w:rPr>
+              <w:t>0.007</w:t>
             </w:r>
           </w:p>
         </w:tc>
@@ -18577,8 +18820,13 @@
             <w:pPr>
               <w:jc w:val="center"/>
             </w:pPr>
-            <w:r>
-              <w:t>0.642</w:t>
+            <w:r/>
+            <w:r>
+              <w:rPr>
+                <w:b w:val="0"/>
+                <w:sz w:val="20"/>
+              </w:rPr>
+              <w:t>0.052</w:t>
             </w:r>
           </w:p>
         </w:tc>
@@ -18590,8 +18838,13 @@
             <w:pPr>
               <w:jc w:val="center"/>
             </w:pPr>
-            <w:r>
-              <w:t>0.652</w:t>
+            <w:r/>
+            <w:r>
+              <w:rPr>
+                <w:b w:val="0"/>
+                <w:sz w:val="20"/>
+              </w:rPr>
+              <w:t>0.054</w:t>
             </w:r>
           </w:p>
         </w:tc>
@@ -18602,63 +18855,140 @@
             <w:tcW w:type="dxa" w:w="1757"/>
           </w:tcPr>
           <w:p>
-            <w:pPr>
-              <w:jc w:val="center"/>
-            </w:pPr>
-            <w:r>
-              <w:t>唯一覆盖度</w:t>
-            </w:r>
-          </w:p>
-        </w:tc>
+            <w:r/>
+            <w:r>
+              <w:rPr>
+                <w:b/>
+                <w:sz w:val="20"/>
+              </w:rPr>
+              <w:t>整体解一致性</w:t>
+            </w:r>
+          </w:p>
+        </w:tc>
+        <w:tc>
+          <w:tcPr>
+            <w:tcW w:type="dxa" w:w="7028"/>
+            <w:gridSpan w:val="4"/>
+          </w:tcPr>
+          <w:p>
+            <w:pPr>
+              <w:jc w:val="center"/>
+            </w:pPr>
+            <w:r/>
+            <w:r>
+              <w:rPr>
+                <w:b w:val="0"/>
+                <w:sz w:val="20"/>
+              </w:rPr>
+              <w:t>0.833</w:t>
+            </w:r>
+          </w:p>
+          <w:p>
+            <w:pPr>
+              <w:jc w:val="center"/>
+            </w:pPr>
+            <w:r/>
+            <w:r>
+              <w:rPr>
+                <w:b w:val="0"/>
+                <w:sz w:val="20"/>
+              </w:rPr>
+            </w:r>
+          </w:p>
+          <w:p>
+            <w:pPr>
+              <w:jc w:val="center"/>
+            </w:pPr>
+            <w:r/>
+            <w:r>
+              <w:rPr>
+                <w:b w:val="0"/>
+                <w:sz w:val="20"/>
+              </w:rPr>
+            </w:r>
+          </w:p>
+          <w:p>
+            <w:pPr>
+              <w:jc w:val="center"/>
+            </w:pPr>
+            <w:r/>
+            <w:r>
+              <w:rPr>
+                <w:b w:val="0"/>
+                <w:sz w:val="20"/>
+              </w:rPr>
+            </w:r>
+          </w:p>
+        </w:tc>
+      </w:tr>
+      <w:tr>
         <w:tc>
           <w:tcPr>
             <w:tcW w:type="dxa" w:w="1757"/>
           </w:tcPr>
           <w:p>
-            <w:pPr>
-              <w:jc w:val="center"/>
-            </w:pPr>
-            <w:r>
-              <w:t>0.136</w:t>
-            </w:r>
-          </w:p>
-        </w:tc>
-        <w:tc>
-          <w:tcPr>
-            <w:tcW w:type="dxa" w:w="1757"/>
-          </w:tcPr>
-          <w:p>
-            <w:pPr>
-              <w:jc w:val="center"/>
-            </w:pPr>
-            <w:r>
-              <w:t>0.007</w:t>
-            </w:r>
-          </w:p>
-        </w:tc>
-        <w:tc>
-          <w:tcPr>
-            <w:tcW w:type="dxa" w:w="1757"/>
-          </w:tcPr>
-          <w:p>
-            <w:pPr>
-              <w:jc w:val="center"/>
-            </w:pPr>
-            <w:r>
-              <w:t>0.052</w:t>
-            </w:r>
-          </w:p>
-        </w:tc>
-        <w:tc>
-          <w:tcPr>
-            <w:tcW w:type="dxa" w:w="1757"/>
-          </w:tcPr>
-          <w:p>
-            <w:pPr>
-              <w:jc w:val="center"/>
-            </w:pPr>
-            <w:r>
-              <w:t>0.054</w:t>
+            <w:r/>
+            <w:r>
+              <w:rPr>
+                <w:b/>
+                <w:sz w:val="20"/>
+              </w:rPr>
+              <w:t>整体解覆盖度</w:t>
+            </w:r>
+          </w:p>
+        </w:tc>
+        <w:tc>
+          <w:tcPr>
+            <w:tcW w:type="dxa" w:w="7028"/>
+            <w:gridSpan w:val="4"/>
+          </w:tcPr>
+          <w:p>
+            <w:pPr>
+              <w:jc w:val="center"/>
+            </w:pPr>
+            <w:r/>
+            <w:r>
+              <w:rPr>
+                <w:b w:val="0"/>
+                <w:sz w:val="20"/>
+              </w:rPr>
+              <w:t>0.967</w:t>
+            </w:r>
+          </w:p>
+          <w:p>
+            <w:pPr>
+              <w:jc w:val="center"/>
+            </w:pPr>
+            <w:r/>
+            <w:r>
+              <w:rPr>
+                <w:b w:val="0"/>
+                <w:sz w:val="20"/>
+              </w:rPr>
+            </w:r>
+          </w:p>
+          <w:p>
+            <w:pPr>
+              <w:jc w:val="center"/>
+            </w:pPr>
+            <w:r/>
+            <w:r>
+              <w:rPr>
+                <w:b w:val="0"/>
+                <w:sz w:val="20"/>
+              </w:rPr>
+            </w:r>
+          </w:p>
+          <w:p>
+            <w:pPr>
+              <w:jc w:val="center"/>
+            </w:pPr>
+            <w:r/>
+            <w:r>
+              <w:rPr>
+                <w:b w:val="0"/>
+                <w:sz w:val="20"/>
+              </w:rPr>
             </w:r>
           </w:p>
         </w:tc>
@@ -18667,7 +18997,7 @@
     <w:p>
       <w:pPr/>
       <w:r>
-        <w:t>注：●为核心条件存在；整体解一致性=0.833，整体覆盖度=0.967。</w:t>
+        <w:t>注：●表示核心条件存在（同时出现于简约解与中间解）；○表示边缘条件存在（仅出现于中间解）；空白表示该条件不在路径中。整体解一致性=0.833，整体覆盖度=0.967。</w:t>
       </w:r>
     </w:p>
     <w:p>
@@ -18699,7 +19029,7 @@
     <w:p>
       <w:pPr/>
       <w:r>
-        <w:t>路径2由人才支撑（TS）、技术创新（TI）与基础设施建设（IF）三个条件共同出现构成，一致性最高（0.899），表明条件组合的内部逻辑较强，但原始覆盖度（0.448）和唯一覆盖度（0.007）较低，说明该路径多与其他路径重叠，适用案例相对集中。该路径揭示了集群电商高绩效发展的"创新驱动"模式：在基础设施完备的前提下，充足的电商专业人才与较高的技术创新水平相互强化，共同推动集群电商向数字化、专业化方向升级。</w:t>
+        <w:t>路径2由人才支撑（TS）、技术创新（TI）与基础设施建设（IF）三个条件共同出现构成，一致性最高（0.899），其中IF与TI为核心条件（同时出现于简约解IF*TI），TS为边缘条件（仅出现于中间解）。这表明，基础设施完备与技术创新能力是该路径的核心驱动力，人才支撑进一步强化了路径的稳健性与适用范围。尽管原始覆盖度（0.448）和唯一覆盖度（0.007）偏低，说明该路径多与其他路径重叠，但其最高一致性（0.899）体现了条件组合内部逻辑的高度严密性。该路径揭示了集群电商"人才-技术-设施"三元协同驱动的发展模式，与SEM中GP/TS→IF→CDL和TI→DS→CDL双链条中介机制相互呼应，尤其适用于具有一定产业积累、技术基础的烟台城郊电商集群。</w:t>
       </w:r>
     </w:p>
     <w:p>
@@ -21236,335 +21566,45 @@
         <w:pStyle w:val="3"/>
       </w:pPr>
       <w:r>
-        <w:t>5.6 SEM与fsQCA结果比较分析</w:t>
+        <w:t>5.6 本章小结</w:t>
       </w:r>
     </w:p>
     <w:p>
       <w:pPr/>
       <w:r>
-        <w:t>本文将SEM与fsQCA分析结果进行系统比较，以形成相互印证和补充的完整分析框架（见表5-4）。</w:t>
-      </w:r>
-    </w:p>
-    <w:p>
-      <w:pPr>
-        <w:pStyle w:val="12"/>
-      </w:pPr>
-      <w:r>
-        <w:t>表5-4 SEM与fsQCA结果对照</w:t>
-      </w:r>
-    </w:p>
-    <w:tbl>
-      <w:tblPr>
-        <w:tblStyle w:val="34"/>
-        <w:tblW w:type="auto" w:w="0"/>
-        <w:tblLook w:firstColumn="1" w:firstRow="1" w:lastColumn="0" w:lastRow="0" w:noHBand="0" w:noVBand="1" w:val="04A0"/>
-      </w:tblPr>
-      <w:tblGrid>
-        <w:gridCol w:w="2929"/>
-        <w:gridCol w:w="2929"/>
-        <w:gridCol w:w="2929"/>
-      </w:tblGrid>
-      <w:tr>
-        <w:tc>
-          <w:tcPr>
-            <w:tcW w:type="dxa" w:w="2929"/>
-          </w:tcPr>
-          <w:p>
-            <w:pPr>
-              <w:jc w:val="center"/>
-            </w:pPr>
-            <w:r>
-              <w:rPr>
-                <w:b/>
-              </w:rPr>
-              <w:t>分析维度</w:t>
-            </w:r>
-          </w:p>
-        </w:tc>
-        <w:tc>
-          <w:tcPr>
-            <w:tcW w:type="dxa" w:w="2929"/>
-          </w:tcPr>
-          <w:p>
-            <w:pPr>
-              <w:jc w:val="center"/>
-            </w:pPr>
-            <w:r>
-              <w:rPr>
-                <w:b/>
-              </w:rPr>
-              <w:t>SEM结果（净效应）</w:t>
-            </w:r>
-          </w:p>
-        </w:tc>
-        <w:tc>
-          <w:tcPr>
-            <w:tcW w:type="dxa" w:w="2929"/>
-          </w:tcPr>
-          <w:p>
-            <w:pPr>
-              <w:jc w:val="center"/>
-            </w:pPr>
-            <w:r>
-              <w:rPr>
-                <w:b/>
-              </w:rPr>
-              <w:t>fsQCA结果（组态效应）</w:t>
-            </w:r>
-          </w:p>
-        </w:tc>
-      </w:tr>
-      <w:tr>
-        <w:tc>
-          <w:tcPr>
-            <w:tcW w:type="dxa" w:w="2929"/>
-          </w:tcPr>
-          <w:p>
-            <w:pPr>
-              <w:jc w:val="center"/>
-            </w:pPr>
-            <w:r>
-              <w:t>GP的作用机制</w:t>
-            </w:r>
-          </w:p>
-        </w:tc>
-        <w:tc>
-          <w:tcPr>
-            <w:tcW w:type="dxa" w:w="2929"/>
-          </w:tcPr>
-          <w:p>
-            <w:pPr>
-              <w:jc w:val="center"/>
-            </w:pPr>
-            <w:r>
-              <w:t>GP→IF→CDL（β=0.494），中介效应0.215***</w:t>
-            </w:r>
-          </w:p>
-        </w:tc>
-        <w:tc>
-          <w:tcPr>
-            <w:tcW w:type="dxa" w:w="2929"/>
-          </w:tcPr>
-          <w:p>
-            <w:pPr>
-              <w:jc w:val="center"/>
-            </w:pPr>
-            <w:r>
-              <w:t>GP*IF为路径1核心条件（con=0.884）</w:t>
-            </w:r>
-          </w:p>
-        </w:tc>
-      </w:tr>
-      <w:tr>
-        <w:tc>
-          <w:tcPr>
-            <w:tcW w:type="dxa" w:w="2929"/>
-          </w:tcPr>
-          <w:p>
-            <w:pPr>
-              <w:jc w:val="center"/>
-            </w:pPr>
-            <w:r>
-              <w:t>TS的作用机制</w:t>
-            </w:r>
-          </w:p>
-        </w:tc>
-        <w:tc>
-          <w:tcPr>
-            <w:tcW w:type="dxa" w:w="2929"/>
-          </w:tcPr>
-          <w:p>
-            <w:pPr>
-              <w:jc w:val="center"/>
-            </w:pPr>
-            <w:r>
-              <w:t>TS→IF→CDL（β=0.319），中介效应0.136***</w:t>
-            </w:r>
-          </w:p>
-        </w:tc>
-        <w:tc>
-          <w:tcPr>
-            <w:tcW w:type="dxa" w:w="2929"/>
-          </w:tcPr>
-          <w:p>
-            <w:pPr>
-              <w:jc w:val="center"/>
-            </w:pPr>
-            <w:r>
-              <w:t>TS*TI*IF为路径2，需三条件组合</w:t>
-            </w:r>
-          </w:p>
-        </w:tc>
-      </w:tr>
-      <w:tr>
-        <w:tc>
-          <w:tcPr>
-            <w:tcW w:type="dxa" w:w="2929"/>
-          </w:tcPr>
-          <w:p>
-            <w:pPr>
-              <w:jc w:val="center"/>
-            </w:pPr>
-            <w:r>
-              <w:t>TI的作用机制</w:t>
-            </w:r>
-          </w:p>
-        </w:tc>
-        <w:tc>
-          <w:tcPr>
-            <w:tcW w:type="dxa" w:w="2929"/>
-          </w:tcPr>
-          <w:p>
-            <w:pPr>
-              <w:jc w:val="center"/>
-            </w:pPr>
-            <w:r>
-              <w:t>TI→DS→CDL（β=0.339），中介效应0.202***</w:t>
-            </w:r>
-          </w:p>
-        </w:tc>
-        <w:tc>
-          <w:tcPr>
-            <w:tcW w:type="dxa" w:w="2929"/>
-          </w:tcPr>
-          <w:p>
-            <w:pPr>
-              <w:jc w:val="center"/>
-            </w:pPr>
-            <w:r>
-              <w:t>出现于路径2、3，与DS或IF组合</w:t>
-            </w:r>
-          </w:p>
-        </w:tc>
-      </w:tr>
-      <w:tr>
-        <w:tc>
-          <w:tcPr>
-            <w:tcW w:type="dxa" w:w="2929"/>
-          </w:tcPr>
-          <w:p>
-            <w:pPr>
-              <w:jc w:val="center"/>
-            </w:pPr>
-            <w:r>
-              <w:t>DS的作用机制</w:t>
-            </w:r>
-          </w:p>
-        </w:tc>
-        <w:tc>
-          <w:tcPr>
-            <w:tcW w:type="dxa" w:w="2929"/>
-          </w:tcPr>
-          <w:p>
-            <w:pPr>
-              <w:jc w:val="center"/>
-            </w:pPr>
-            <w:r>
-              <w:t>DS→CDL（β=0.595），最强直接中介</w:t>
-            </w:r>
-          </w:p>
-        </w:tc>
-        <w:tc>
-          <w:tcPr>
-            <w:tcW w:type="dxa" w:w="2929"/>
-          </w:tcPr>
-          <w:p>
-            <w:pPr>
-              <w:jc w:val="center"/>
-            </w:pPr>
-            <w:r>
-              <w:t>出现于路径3（TI*DS）、路径4（EN*DS）</w:t>
-            </w:r>
-          </w:p>
-        </w:tc>
-      </w:tr>
-      <w:tr>
-        <w:tc>
-          <w:tcPr>
-            <w:tcW w:type="dxa" w:w="2929"/>
-          </w:tcPr>
-          <w:p>
-            <w:pPr>
-              <w:jc w:val="center"/>
-            </w:pPr>
-            <w:r>
-              <w:t>EN的作用机制</w:t>
-            </w:r>
-          </w:p>
-        </w:tc>
-        <w:tc>
-          <w:tcPr>
-            <w:tcW w:type="dxa" w:w="2929"/>
-          </w:tcPr>
-          <w:p>
-            <w:pPr>
-              <w:jc w:val="center"/>
-            </w:pPr>
-            <w:r>
-              <w:t>EN→DS→CDL（β=0.360），中介效应0.219***</w:t>
-            </w:r>
-          </w:p>
-        </w:tc>
-        <w:tc>
-          <w:tcPr>
-            <w:tcW w:type="dxa" w:w="2929"/>
-          </w:tcPr>
-          <w:p>
-            <w:pPr>
-              <w:jc w:val="center"/>
-            </w:pPr>
-            <w:r>
-              <w:t>EN*DS为路径4核心条件（con=0.889）</w:t>
-            </w:r>
-          </w:p>
-        </w:tc>
-      </w:tr>
-      <w:tr>
-        <w:tc>
-          <w:tcPr>
-            <w:tcW w:type="dxa" w:w="2929"/>
-          </w:tcPr>
-          <w:p>
-            <w:pPr>
-              <w:jc w:val="center"/>
-            </w:pPr>
-            <w:r>
-              <w:t>整体解释力</w:t>
-            </w:r>
-          </w:p>
-        </w:tc>
-        <w:tc>
-          <w:tcPr>
-            <w:tcW w:type="dxa" w:w="2929"/>
-          </w:tcPr>
-          <w:p>
-            <w:pPr>
-              <w:jc w:val="center"/>
-            </w:pPr>
-            <w:r>
-              <w:t>R²(CDL)=0.555</w:t>
-            </w:r>
-          </w:p>
-        </w:tc>
-        <w:tc>
-          <w:tcPr>
-            <w:tcW w:type="dxa" w:w="2929"/>
-          </w:tcPr>
-          <w:p>
-            <w:pPr>
-              <w:jc w:val="center"/>
-            </w:pPr>
-            <w:r>
-              <w:t>整体覆盖度=0.967</w:t>
-            </w:r>
-          </w:p>
-        </w:tc>
-      </w:tr>
-    </w:tbl>
+        <w:t>本章基于N=508的正式调研数据，采用模糊集定性比较分析（fsQCA）对烟台集群电商高水平发展的条件组合进行系统分析。主要发现如下：</w:t>
+      </w:r>
+    </w:p>
     <w:p>
       <w:pPr/>
       <w:r>
-        <w:t>综合比较可知，SEM与fsQCA结果高度一致：SEM识别的4条中介路径（GP→IF→CDL、TS→IF→CDL、TI→DS→CDL、EN→DS→CDL）在fsQCA组态分析中均得到对应印证；fsQCA进一步揭示了SEM无法呈现的条件"替代性"与"协同性"——数字技能（DS）是必要程度最高的条件，可与TI或EN组合形成两条不同路径实现高水平发展（殊途同归）；TS对集群发展的促进作用需在IF存在的前提下，与TI共同发挥作用（三元组合），而非单独起效，这是SEM净效应分析无法呈现的条件依赖关系。两种方法的互补使用有效增强了本研究结论的可信度与深度。</w:t>
+        <w:t>第一，不存在单一必要条件（所有条件必要性一致性&lt;0.900），集群电商高水平发展是多因素协同作用的结果，体现了复杂因果关系的"等效性"与"非对称性"。</w:t>
+      </w:r>
+    </w:p>
+    <w:p>
+      <w:pPr/>
+      <w:r>
+        <w:t>第二，识别出4条驱动路径：政策-设施协同驱动型（GP*IF）、人才-技术-基础设施三元驱动型（TS*TI*IF）、技术-数字能力内生型（TI*DS）、资源-数字能力整合型（EN*DS），四条路径整体覆盖度达0.967，具有良好的解释力。</w:t>
+      </w:r>
+    </w:p>
+    <w:p>
+      <w:pPr/>
+      <w:r>
+        <w:t>第三，fsQCA结果与SEM分析形成相互印证：数字技能（DS）是各路径中出现频率最高的条件，与SEM中DS对CDL影响最强（β=0.595）一致；政府政策（GP）通过与基础设施组合形成最具唯一解释力的路径，印证了SEM中GP→IF→CDL的完全中介机制。</w:t>
+      </w:r>
+    </w:p>
+    <w:p>
+      <w:pPr/>
+      <w:r>
+        <w:t>综合本章与第四章的分析，下一章将在研究结论的基础上，提出有针对性的对策建议，并讨论研究局限与展望。</w:t>
+      </w:r>
+    </w:p>
+    <w:p>
+      <w:pPr>
+        <w:pStyle w:val="2"/>
+      </w:pPr>
+      <w:r>
+        <w:t>第六章 研究结论与对策建议</w:t>
       </w:r>
     </w:p>
     <w:p>
@@ -21572,45 +21612,61 @@
         <w:pStyle w:val="3"/>
       </w:pPr>
       <w:r>
-        <w:t>5.7 本章小结</w:t>
+        <w:t>6.1 研究结论</w:t>
       </w:r>
     </w:p>
     <w:p>
       <w:pPr/>
       <w:r>
-        <w:t>本章基于N=508的正式调研数据，采用模糊集定性比较分析（fsQCA）对烟台集群电商高水平发展的条件组合进行系统分析。主要发现如下：</w:t>
+        <w:t>本文以烟台地区集群电商经济为研究对象，综合运用结构方程模型（SEM）与模糊集定性比较分析（fsQCA）两种方法，从"净效应"与"组态效应"两个维度，系统探讨了政府政策与集群治理（GP）、人才支撑（TS）、基础设施建设（IF）、技术创新水平（TI）、本地电商平台与数字技能（DS）、自然环境与资源禀赋（EN）六大因素对集群电商发展水平（CDL）的影响机制。研究基于508份有效问卷，主要形成以下四项研究结论：</w:t>
       </w:r>
     </w:p>
     <w:p>
       <w:pPr/>
       <w:r>
-        <w:t>第一，不存在单一必要条件（所有条件必要性一致性&lt;0.900），集群电商高水平发展是多因素协同作用的结果，体现了复杂因果关系的"等效性"与"非对称性"。</w:t>
+        <w:t>**结论一：六大影响因素对集群电商发展水平均存在显著的间接影响，基础设施建设（IF）与数字技能（DS）是核心中介机制。**</w:t>
       </w:r>
     </w:p>
     <w:p>
       <w:pPr/>
       <w:r>
-        <w:t>第二，识别出4条驱动路径：政策-设施协同驱动型（GP*IF）、人才-技术-基础设施三元驱动型（TS*TI*IF）、技术-数字能力内生型（TI*DS）、资源-数字能力整合型（EN*DS），四条路径整体覆盖度达0.967，具有良好的解释力。</w:t>
+        <w:t>SEM分析表明，在纯中介模型框架下，GP和TS通过IF、TI和EN通过DS间接影响CDL，六条结构路径系数均在0.001水平上显著（β=0.319—0.595）。其中，DS对CDL的标准化路径系数最高（β=0.595），说明本地电商平台能力与从业者数字技能水平是推动集群电商发展的最直接驱动力；GP对IF的影响（β=0.494）在两条前导路径中最强，体现了政策支持对基础设施投入的优先引导作用。Bootstrap中介检验（B=5000）进一步证实，四条中介路径（GP→IF→CDL、TS→IF→CDL、TI→DS→CDL、EN→DS→CDL）的间接效应均显著，95%置信区间不含零，完全中介成立。</w:t>
       </w:r>
     </w:p>
     <w:p>
       <w:pPr/>
       <w:r>
-        <w:t>第三，fsQCA结果与SEM分析形成相互印证：数字技能（DS）是各路径中出现频率最高的条件，与SEM中DS对CDL影响最强（β=0.595）一致；政府政策（GP）通过与基础设施组合形成最具唯一解释力的路径，印证了SEM中GP→IF→CDL的完全中介机制。</w:t>
+        <w:t>**结论二：烟台集群电商高水平发展无单一必要条件，具有典型的"多路径等效"特征。**</w:t>
       </w:r>
     </w:p>
     <w:p>
       <w:pPr/>
       <w:r>
-        <w:t>综合本章与第四章的分析，下一章将在研究结论的基础上，提出有针对性的对策建议，并讨论研究局限与展望。</w:t>
-      </w:r>
-    </w:p>
-    <w:p>
-      <w:pPr>
-        <w:pStyle w:val="2"/>
-      </w:pPr>
-      <w:r>
-        <w:t>第六章 研究结论与对策建议</w:t>
+        <w:t>fsQCA必要性分析显示，所有六个条件的必要性一致性均低于0.900的阈值，不存在任何单一必要条件。这意味着集群电商高水平发展并不依赖某一单一因素，而是由多条件组合共同驱动，体现了复杂因果系统的"等效性"特征，验证了采用组态方法的必要性。</w:t>
+      </w:r>
+    </w:p>
+    <w:p>
+      <w:pPr/>
+      <w:r>
+        <w:t>**结论三：识别出四条驱动集群电商高水平发展的组态路径，路径结构与SEM结论高度一致。**</w:t>
+      </w:r>
+    </w:p>
+    <w:p>
+      <w:pPr/>
+      <w:r>
+        <w:t>fsQCA组态分析共识别出4条中间解路径：路径1（GP*IF）、路径2（TS*TI*IF）、路径3（TI*DS）、路径4（EN*DS），整体解覆盖度达0.967，一致性为0.833，解的质量优良。四条路径分别代表"政策-设施协同驱动型"、"人才-技术-基础设施三元驱动型"、"技术-数字能力内生型"和"资源-数字能力整合型"四种发展模式，覆盖了政策推动、市场自主与资源整合等不同驱动逻辑，揭示了烟台集群电商发展路径的多样性。</w:t>
+      </w:r>
+    </w:p>
+    <w:p>
+      <w:pPr/>
+      <w:r>
+        <w:t>**结论四：SEM净效应分析与fsQCA组态分析形成互证，两套方法优势互补。**</w:t>
+      </w:r>
+    </w:p>
+    <w:p>
+      <w:pPr/>
+      <w:r>
+        <w:t>比较来看，SEM揭示了各因素对集群发展水平的边际净效应与中介机制，而fsQCA进一步呈现了条件间的"替代性"与"协同性"：数字技能（DS）在两条路径中均作为核心条件出现（TI*DS和EN*DS），与SEM中DS路径系数最强相印证；人才支撑（TS）需与TI、IF共同组合（三元路径）方能发挥作用，这是SEM净效应分析无法呈现的条件依赖关系。两种方法的互补使用使本文研究结论更为完整、可信。</w:t>
       </w:r>
     </w:p>
     <w:p>
@@ -21618,145 +21674,93 @@
         <w:pStyle w:val="3"/>
       </w:pPr>
       <w:r>
-        <w:t>6.1 研究结论</w:t>
+        <w:t>6.2 发展对策建议</w:t>
       </w:r>
     </w:p>
     <w:p>
       <w:pPr/>
       <w:r>
-        <w:t>本文以烟台地区集群电商经济为研究对象，综合运用结构方程模型（SEM）与模糊集定性比较分析（fsQCA）两种方法，从"净效应"与"组态效应"两个维度，系统探讨了政府政策与集群治理（GP）、人才支撑（TS）、基础设施建设（IF）、技术创新水平（TI）、本地电商平台与数字技能（DS）、自然环境与资源禀赋（EN）六大因素对集群电商发展水平（CDL）的影响机制。研究基于508份有效问卷，主要形成以下四项研究结论：</w:t>
+        <w:t>结合SEM与fsQCA方法的研究结果，烟台集群电商高水平发展存在4条组态路径：路径1"政策-基建协同型"（GP*IF）、路径2"人才-技术-基建三元型"（TS*TI*IF）、路径3"技术-数字内生型"（TI*DS）、路径4"资源-数字整合型"（EN*DS）。各路径反映了不同驱动逻辑下集群电商实现高水平发展的条件组合方式。据此提出以下四类针对性对策建议。</w:t>
+      </w:r>
+    </w:p>
+    <w:p>
+      <w:pPr>
+        <w:pStyle w:val="4"/>
+      </w:pPr>
+      <w:r>
+        <w:t>6.2.1 政策-基建协同型策略（对应路径1：GP*IF）</w:t>
       </w:r>
     </w:p>
     <w:p>
       <w:pPr/>
       <w:r>
-        <w:t>**结论一：六大影响因素对集群电商发展水平均存在显著的间接影响，基础设施建设（IF）与数字技能（DS）是核心中介机制。**</w:t>
+        <w:t>路径1表明，政府政策（GP）与基础设施建设（IF）共同构成集群电商高水平发展的充分条件组合，二者均为核心条件，一致性为0.884，覆盖度为0.669，且唯一覆盖度最高（0.136），说明该路径具有独特的解释力，是最典型的驱动模式。这一结果与SEM中GP→IF→CDL路径（β=0.494，间接效应=0.215***）高度印证。</w:t>
       </w:r>
     </w:p>
     <w:p>
       <w:pPr/>
       <w:r>
-        <w:t>SEM分析表明，在纯中介模型框架下，GP和TS通过IF、TI和EN通过DS间接影响CDL，六条结构路径系数均在0.001水平上显著（β=0.319—0.595）。其中，DS对CDL的标准化路径系数最高（β=0.595），说明本地电商平台能力与从业者数字技能水平是推动集群电商发展的最直接驱动力；GP对IF的影响（β=0.494）在两条前导路径中最强，体现了政策支持对基础设施投入的优先引导作用。Bootstrap中介检验（B=5000）进一步证实，四条中介路径（GP→IF→CDL、TS→IF→CDL、TI→DS→CDL、EN→DS→CDL）的间接效应均显著，95%置信区间不含零，完全中介成立。</w:t>
+        <w:t>因此，建议从政策与基础设施两个层面协同发力：其一，烟台市及各区县政府应制定系统性电商集群扶持政策，设立专项资金，建立电商集群认定与差异化补贴机制，推动政策精准落地；其二，加快农村宽带与5G网络向丘陵山区乡镇延伸，增加农村快递服务网点，支持建设区县共享型电商物流仓储基地，构建"物流-数字"双基础设施格局，为政策赋能效果的充分释放提供硬件保障。正如陇南电商扶贫集群的发展经验所示，政府扶持与基础设施完善的协同往往能推动欠发展地区实现电商集群的快速起步与规模跃升。</w:t>
+      </w:r>
+    </w:p>
+    <w:p>
+      <w:pPr>
+        <w:pStyle w:val="4"/>
+      </w:pPr>
+      <w:r>
+        <w:t>6.2.2 人才-技术-基建三元驱动型策略（对应路径2：TS*TI*IF）</w:t>
       </w:r>
     </w:p>
     <w:p>
       <w:pPr/>
       <w:r>
-        <w:t>**结论二：烟台集群电商高水平发展无单一必要条件，具有典型的"多路径等效"特征。**</w:t>
+        <w:t>路径2由人才支撑（TS）、技术创新（TI）与基础设施建设（IF）三个条件共同构成，一致性最高（0.899），其中IF和TI为核心条件（同时出现于简约解IF*TI），TS为边缘条件（仅出现于中间解）。这说明，基础设施与技术创新的协同是该路径的本质驱动力，在此基础上人才供给能够进一步强化路径实现的稳健性。该路径与SEM中GP/TS→IF→CDL和TI→DS→CDL的双链条中介机制相互呼应。</w:t>
       </w:r>
     </w:p>
     <w:p>
       <w:pPr/>
       <w:r>
-        <w:t>fsQCA必要性分析显示，所有六个条件的必要性一致性均低于0.900的阈值，不存在任何单一必要条件。这意味着集群电商高水平发展并不依赖某一单一因素，而是由多条件组合共同驱动，体现了复杂因果系统的"等效性"特征，验证了采用组态方法的必要性。</w:t>
+        <w:t>建议从人才、技术、基础设施三维度协同推进：第一，在人才端，烟台各区县应将直播运营、数字营销、平台运营等电商人才培训纳入职业教育体系，依托烟台大学、山东工商学院等驻烟高校开展"产教融合"电商人才培养项目；第二，在技术端，设立集群电商技术创新专项基金，支持农产品溯源、AI选品、智能客服等实用数字技术的本土化应用研发，引导中小电商主体以低成本接入平台技术服务；第三，在基础设施端，持续推进数字基础设施互联互通，实现"技术创新-人才赋能-设施支撑"三元协同，形成人才与技术的双轮驱动格局。</w:t>
+      </w:r>
+    </w:p>
+    <w:p>
+      <w:pPr>
+        <w:pStyle w:val="4"/>
+      </w:pPr>
+      <w:r>
+        <w:t>6.2.3 技术创新与数字能力内生型策略（对应路径3：TI*DS）</w:t>
       </w:r>
     </w:p>
     <w:p>
       <w:pPr/>
       <w:r>
-        <w:t>**结论三：识别出四条驱动集群电商高水平发展的组态路径，路径结构与SEM结论高度一致。**</w:t>
+        <w:t>路径3由技术创新（TI）与数字技能（DS）共存构成，两者均为核心条件，一致性为0.882，覆盖度为0.642，是4条路径中覆盖度第二高的路径。该路径与SEM中TI→DS→CDL的中介链（β_TI=0.339，间接效应=0.202***）高度对应，揭示了一种"技术创新赋能数字技能，数字技能驱动发展"的内生循环逻辑，属于以市场自主为核心的发展模式，外部条件依赖度较低。</w:t>
       </w:r>
     </w:p>
     <w:p>
       <w:pPr/>
       <w:r>
-        <w:t>fsQCA组态分析共识别出4条中间解路径：路径1（GP*IF）、路径2（TS*TI*IF）、路径3（TI*DS）、路径4（EN*DS），整体解覆盖度达0.967，一致性为0.833，解的质量优良。四条路径分别代表"政策-设施协同驱动型"、"人才-技术-基础设施三元驱动型"、"技术-数字能力内生型"和"资源-数字能力整合型"四种发展模式，覆盖了政策推动、市场自主与资源整合等不同驱动逻辑，揭示了烟台集群电商发展路径的多样性。</w:t>
+        <w:t>建议从技术应用与能力提升两方面推动内生发展动力：第一，支持烟台集群电商主体加大数字化转型投入，引进直播技术、智能仓储、数据化选品等技术工具，推动电商主体从"经验型经营"向"数据型运营"升级；第二，在烟台各主要电商集聚区（如牟平葡萄酒电商集群、栖霞苹果电商集群）设立"数字技能训练营"，开展短视频制作、直播带货、电商数据分析等实操培训，鼓励大型电商平台（京东、抖音电商等）在烟台设立官方认证培训中心，构建"技术供给-能力培育-平台赋能"的内生成长闭环。</w:t>
+      </w:r>
+    </w:p>
+    <w:p>
+      <w:pPr>
+        <w:pStyle w:val="4"/>
+      </w:pPr>
+      <w:r>
+        <w:t>6.2.4 资源禀赋与数字能力整合型策略（对应路径4：EN*DS）</w:t>
       </w:r>
     </w:p>
     <w:p>
       <w:pPr/>
       <w:r>
-        <w:t>**结论四：SEM净效应分析与fsQCA组态分析形成互证，两套方法优势互补。**</w:t>
+        <w:t>路径4由自然环境与资源禀赋（EN）与数字技能（DS）共存构成，两者均为核心条件，一致性为0.889，覆盖度为0.652，与路径3形成互补覆盖。该路径体现了烟台特有的发展逻辑：凭借苹果、海鲜、葡萄酒、樱桃等地理标志特色农产品的资源优势，叠加较强的电商数字技能，即可实现集群高水平发展，无需强依赖政府政策或大规模基础设施投入。这与SEM中EN→DS→CDL中介路径（β_EN=0.360，间接效应=0.219***）相互印证。</w:t>
       </w:r>
     </w:p>
     <w:p>
       <w:pPr/>
       <w:r>
-        <w:t>比较来看，SEM揭示了各因素对集群发展水平的边际净效应与中介机制，而fsQCA进一步呈现了条件间的"替代性"与"协同性"：数字技能（DS）在两条路径中均作为核心条件出现（TI*DS和EN*DS），与SEM中DS路径系数最强相印证；人才支撑（TS）需与TI、IF共同组合（三元路径）方能发挥作用，这是SEM净效应分析无法呈现的条件依赖关系。两种方法的互补使用使本文研究结论更为完整、可信。</w:t>
-      </w:r>
-    </w:p>
-    <w:p>
-      <w:pPr>
-        <w:pStyle w:val="3"/>
-      </w:pPr>
-      <w:r>
-        <w:t>6.2 发展对策建议</w:t>
-      </w:r>
-    </w:p>
-    <w:p>
-      <w:pPr/>
-      <w:r>
-        <w:t>基于上述研究结论，结合烟台集群电商发展实际，本文提出以下五方面对策建议：</w:t>
-      </w:r>
-    </w:p>
-    <w:p>
-      <w:pPr>
-        <w:pStyle w:val="4"/>
-      </w:pPr>
-      <w:r>
-        <w:t>6.2.1 强化政府政策支持，优化集群治理顶层设计</w:t>
-      </w:r>
-    </w:p>
-    <w:p>
-      <w:pPr/>
-      <w:r>
-        <w:t>研究表明，政府政策（GP）是推动基础设施建设（IF）并间接促进集群发展水平的最强前导因素（β=0.494），且在组态路径1（GP*IF）中具有最高的唯一解释力（唯一覆盖度=0.136）。为此，建议：第一，烟台市各级政府应出台系统性集群电商扶持政策，建立电商集群认定标准与差异化补贴机制，避免政策碎片化；第二，推动县区电商政策与全市"烟台农村电商提升行动方案"衔接，形成市-区-镇三级政策协同格局；第三，引入第三方绩效评估机制，定期评估政策落地效果，保障政策连贯性与有效性。</w:t>
-      </w:r>
-    </w:p>
-    <w:p>
-      <w:pPr>
-        <w:pStyle w:val="4"/>
-      </w:pPr>
-      <w:r>
-        <w:t>6.2.2 加大数字基础设施投入，夯实集群发展基础</w:t>
-      </w:r>
-    </w:p>
-    <w:p>
-      <w:pPr/>
-      <w:r>
-        <w:t>基础设施建设（IF）作为核心中介变量，同时出现于路径1（GP*IF）与路径2（TS*TI*IF），表明其对集群发展的"通道"作用不可或缺。建议：第一，持续推进农村宽带与5G网络向烟台山区、丘陵乡镇延伸，补齐"数字鸿沟"；第二，支持区县建设共享型电商物流仓储基地，降低中小集群主体的物流成本与"最后一公里"障碍；第三，加快推进农村快递末端网点标准化建设，提升冷链与时效配送能力，为特色农产品电商规模化奠定物流基础。</w:t>
-      </w:r>
-    </w:p>
-    <w:p>
-      <w:pPr>
-        <w:pStyle w:val="4"/>
-      </w:pPr>
-      <w:r>
-        <w:t>6.2.3 提升数字技能水平，驱动内生发展动力</w:t>
-      </w:r>
-    </w:p>
-    <w:p>
-      <w:pPr/>
-      <w:r>
-        <w:t>数字技能（DS）在SEM中路径系数最强（β=0.595），在fsQCA中出现于两条路径，是烟台集群电商发展最关键的内生动力。建议：第一，推进县区电商人才培育基地建设，将直播带货、数据运营、平台运营等数字技能培训纳入农村职业教育体系；第二，依托烟台各电商集聚区设立"数字技能训练营"，面向个体电商农户和中小商家提供短期集训课程；第三，鼓励大型电商平台（如京东、抖音电商等）在烟台设立官方认证培训中心，形成政府引导-平台赋能-市场驱动的三方联动培训机制。</w:t>
-      </w:r>
-    </w:p>
-    <w:p>
-      <w:pPr>
-        <w:pStyle w:val="4"/>
-      </w:pPr>
-      <w:r>
-        <w:t>6.2.4 激励技术创新，推动集群数字化转型升级</w:t>
-      </w:r>
-    </w:p>
-    <w:p>
-      <w:pPr/>
-      <w:r>
-        <w:t>技术创新（TI）是路径2（TS*TI*IF）与路径3（TI*DS）的共享核心条件，在驱动数字技能提升和协同人才-基础设施发挥作用两个维度均有重要意义。建议：第一，设立烟台集群电商技术创新专项基金，重点支持农产品溯源、AI选品、智能客服等实用性数字技术的本土化应用；第二，引导电商集群龙头企业与驻烟高校、科研机构开展产学研合作，加速科技成果转化；第三，搭建集群电商数字技术共享平台，允许中小企业以低成本接入先进技术服务，缩小集群内技术能力差距。</w:t>
-      </w:r>
-    </w:p>
-    <w:p>
-      <w:pPr>
-        <w:pStyle w:val="4"/>
-      </w:pPr>
-      <w:r>
-        <w:t>6.2.5 发挥资源禀赋优势，构建特色产业品牌</w:t>
-      </w:r>
-    </w:p>
-    <w:p>
-      <w:pPr/>
-      <w:r>
-        <w:t>自然环境与资源禀赋（EN）通过路径4（EN*DS）对集群发展产生重要影响，说明烟台的自然资源优势（苹果、樱桃、葡萄酒、海产品等地理标志产品）与数字技能的组合能够形成强有力的集群发展驱动力。建议：第一，系统梳理烟台各区县特色农产品资源，打造"烟台集群电商地理标志产品库"，支持特色产品电商化运营；第二，联合抖音、拼多多等主流平台开展"烟台特产直播节"等流量引导活动，加大特色农产品品牌推广力度；第三，支持具备数字营销能力的专业运营团队深入乡镇，实施农户-运营商合作模式，解决"有资源缺技能"的制约问题。</w:t>
+        <w:t>建议围绕"资源优势+数字赋能"的整合逻辑制定专项策略：第一，系统梳理烟台各区县特色农产品资源，建立"烟台集群电商地理标志产品数据库"，支持栖霞苹果、龙口粉丝、莱州花生等特色产品进行电商品牌化、标准化、规模化运营；第二，联合拼多多、抖音电商、京东等主流平台开展"烟台特产电商季"等流量引导活动，扩大烟台特色农产品的网络品牌影响力；第三，大力推进"资源持有型农户+数字运营型团队"的合作模式，通过引入专业MCN机构和数字农业服务商，解决特色资源主体"有货无网"的发展瓶颈，实现资源优势向电商竞争优势的有效转化。</w:t>
       </w:r>
     </w:p>
     <w:p>

--- a/电商223_张纵宇_毕业论文.docx
+++ b/电商223_张纵宇_毕业论文.docx
@@ -17977,7 +17977,7 @@
     <w:p>
       <w:pPr/>
       <w:r>
-        <w:t>本文分别获取简约解与中间解，以核心条件（同时出现于简约解与中间解）和边缘条件（仅出现于中间解）区分条件类型，最终识别出4条驱动集群电商高水平发展的组态路径，如表5-3所示。整体解的一致性为0.833，覆盖度为0.967，解的质量较高。</w:t>
+        <w:t>在SEM分析基础上，进一步采用fsQCA，从组态视角探究多个前因变量对集群电商高水平发展的联合影响，以发现集群电商发展中多重并发的复杂因果关系。分别获取简约解与中间解，以核心条件（同时出现于简约解与中间解）和辅助条件（仅出现于中间解）区分条件类型，最终识别出4条驱动集群电商高水平发展的组态路径，如表5-3所示。组态总体一致性为0.833，总体覆盖率为0.967，表明4条路径能够覆盖绝大多数高水平发展案例，解的解释力良好。</w:t>
       </w:r>
     </w:p>
     <w:p>
@@ -17985,7 +17985,7 @@
         <w:pStyle w:val="12"/>
       </w:pPr>
       <w:r>
-        <w:t>表5-3 fsQCA组态分析结果（简约解与中间解）</w:t>
+        <w:t>表5-3 基于fsQCA的集群电商高水平发展影响路径</w:t>
       </w:r>
     </w:p>
     <w:tbl>
@@ -18016,7 +18016,7 @@
                 <w:b/>
                 <w:sz w:val="20"/>
               </w:rPr>
-              <w:t>条件变量</w:t>
+              <w:t>类别</w:t>
             </w:r>
           </w:p>
         </w:tc>
@@ -18037,8 +18037,6 @@
               <w:t>路径1</w:t>
               <w:br/>
               <w:t>（GP*IF）</w:t>
-              <w:br/>
-              <w:t>政策-基建协同型</w:t>
             </w:r>
           </w:p>
         </w:tc>
@@ -18059,8 +18057,6 @@
               <w:t>路径2</w:t>
               <w:br/>
               <w:t>（TS*TI*IF）</w:t>
-              <w:br/>
-              <w:t>人才-技术-基建型</w:t>
             </w:r>
           </w:p>
         </w:tc>
@@ -18081,8 +18077,6 @@
               <w:t>路径3</w:t>
               <w:br/>
               <w:t>（TI*DS）</w:t>
-              <w:br/>
-              <w:t>技术-数字内生型</w:t>
             </w:r>
           </w:p>
         </w:tc>
@@ -18103,8 +18097,6 @@
               <w:t>路径4</w:t>
               <w:br/>
               <w:t>（EN*DS）</w:t>
-              <w:br/>
-              <w:t>资源-数字整合型</w:t>
             </w:r>
           </w:p>
         </w:tc>
@@ -18115,6 +18107,9 @@
             <w:tcW w:type="dxa" w:w="1757"/>
           </w:tcPr>
           <w:p>
+            <w:pPr>
+              <w:jc w:val="left"/>
+            </w:pPr>
             <w:r/>
             <w:r>
               <w:rPr>
@@ -18206,6 +18201,9 @@
             <w:tcW w:type="dxa" w:w="1757"/>
           </w:tcPr>
           <w:p>
+            <w:pPr>
+              <w:jc w:val="left"/>
+            </w:pPr>
             <w:r/>
             <w:r>
               <w:rPr>
@@ -18297,6 +18295,9 @@
             <w:tcW w:type="dxa" w:w="1757"/>
           </w:tcPr>
           <w:p>
+            <w:pPr>
+              <w:jc w:val="left"/>
+            </w:pPr>
             <w:r/>
             <w:r>
               <w:rPr>
@@ -18394,6 +18395,9 @@
             <w:tcW w:type="dxa" w:w="1757"/>
           </w:tcPr>
           <w:p>
+            <w:pPr>
+              <w:jc w:val="left"/>
+            </w:pPr>
             <w:r/>
             <w:r>
               <w:rPr>
@@ -18491,6 +18495,9 @@
             <w:tcW w:type="dxa" w:w="1757"/>
           </w:tcPr>
           <w:p>
+            <w:pPr>
+              <w:jc w:val="left"/>
+            </w:pPr>
             <w:r/>
             <w:r>
               <w:rPr>
@@ -18588,13 +18595,110 @@
             <w:tcW w:type="dxa" w:w="1757"/>
           </w:tcPr>
           <w:p>
+            <w:pPr>
+              <w:jc w:val="left"/>
+            </w:pPr>
+            <w:r/>
+            <w:r>
+              <w:rPr>
+                <w:b w:val="0"/>
+                <w:sz w:val="20"/>
+              </w:rPr>
+              <w:t>EN（自然环境与资源禀赋）</w:t>
+            </w:r>
+          </w:p>
+        </w:tc>
+        <w:tc>
+          <w:tcPr>
+            <w:tcW w:type="dxa" w:w="1757"/>
+          </w:tcPr>
+          <w:p>
+            <w:pPr>
+              <w:jc w:val="center"/>
+            </w:pPr>
+            <w:r/>
+            <w:r>
+              <w:rPr>
+                <w:b w:val="0"/>
+                <w:sz w:val="20"/>
+              </w:rPr>
+            </w:r>
+          </w:p>
+        </w:tc>
+        <w:tc>
+          <w:tcPr>
+            <w:tcW w:type="dxa" w:w="1757"/>
+          </w:tcPr>
+          <w:p>
+            <w:pPr>
+              <w:jc w:val="center"/>
+            </w:pPr>
+            <w:r/>
+            <w:r>
+              <w:rPr>
+                <w:b w:val="0"/>
+                <w:sz w:val="20"/>
+              </w:rPr>
+            </w:r>
+          </w:p>
+        </w:tc>
+        <w:tc>
+          <w:tcPr>
+            <w:tcW w:type="dxa" w:w="1757"/>
+          </w:tcPr>
+          <w:p>
+            <w:pPr>
+              <w:jc w:val="center"/>
+            </w:pPr>
+            <w:r/>
+            <w:r>
+              <w:rPr>
+                <w:b w:val="0"/>
+                <w:sz w:val="20"/>
+              </w:rPr>
+            </w:r>
+          </w:p>
+        </w:tc>
+        <w:tc>
+          <w:tcPr>
+            <w:tcW w:type="dxa" w:w="1757"/>
+          </w:tcPr>
+          <w:p>
+            <w:pPr>
+              <w:jc w:val="center"/>
+            </w:pPr>
+            <w:r>
+              <w:rPr>
+                <w:b/>
+                <w:sz w:val="24"/>
+              </w:rPr>
+            </w:r>
+            <w:r>
+              <w:rPr>
+                <w:b/>
+                <w:sz w:val="24"/>
+              </w:rPr>
+              <w:t>●</w:t>
+            </w:r>
+          </w:p>
+        </w:tc>
+      </w:tr>
+      <w:tr>
+        <w:tc>
+          <w:tcPr>
+            <w:tcW w:type="dxa" w:w="1757"/>
+          </w:tcPr>
+          <w:p>
+            <w:pPr>
+              <w:jc w:val="left"/>
+            </w:pPr>
             <w:r/>
             <w:r>
               <w:rPr>
                 <w:b/>
                 <w:sz w:val="20"/>
               </w:rPr>
-              <w:t>一致性（Consistency）</w:t>
+              <w:t>一致性</w:t>
             </w:r>
           </w:p>
         </w:tc>
@@ -18677,13 +18781,16 @@
             <w:tcW w:type="dxa" w:w="1757"/>
           </w:tcPr>
           <w:p>
+            <w:pPr>
+              <w:jc w:val="left"/>
+            </w:pPr>
             <w:r/>
             <w:r>
               <w:rPr>
                 <w:b/>
                 <w:sz w:val="20"/>
               </w:rPr>
-              <w:t>覆盖度（Coverage）</w:t>
+              <w:t>覆盖率</w:t>
             </w:r>
           </w:p>
         </w:tc>
@@ -18766,13 +18873,16 @@
             <w:tcW w:type="dxa" w:w="1757"/>
           </w:tcPr>
           <w:p>
+            <w:pPr>
+              <w:jc w:val="left"/>
+            </w:pPr>
             <w:r/>
             <w:r>
               <w:rPr>
                 <w:b/>
                 <w:sz w:val="20"/>
               </w:rPr>
-              <w:t>唯一覆盖度（Unique）</w:t>
+              <w:t>净覆盖率</w:t>
             </w:r>
           </w:p>
         </w:tc>
@@ -18855,13 +18965,16 @@
             <w:tcW w:type="dxa" w:w="1757"/>
           </w:tcPr>
           <w:p>
+            <w:pPr>
+              <w:jc w:val="left"/>
+            </w:pPr>
             <w:r/>
             <w:r>
               <w:rPr>
                 <w:b/>
                 <w:sz w:val="20"/>
               </w:rPr>
-              <w:t>整体解一致性</w:t>
+              <w:t>总体一致性</w:t>
             </w:r>
           </w:p>
         </w:tc>
@@ -18883,42 +18996,6 @@
               <w:t>0.833</w:t>
             </w:r>
           </w:p>
-          <w:p>
-            <w:pPr>
-              <w:jc w:val="center"/>
-            </w:pPr>
-            <w:r/>
-            <w:r>
-              <w:rPr>
-                <w:b w:val="0"/>
-                <w:sz w:val="20"/>
-              </w:rPr>
-            </w:r>
-          </w:p>
-          <w:p>
-            <w:pPr>
-              <w:jc w:val="center"/>
-            </w:pPr>
-            <w:r/>
-            <w:r>
-              <w:rPr>
-                <w:b w:val="0"/>
-                <w:sz w:val="20"/>
-              </w:rPr>
-            </w:r>
-          </w:p>
-          <w:p>
-            <w:pPr>
-              <w:jc w:val="center"/>
-            </w:pPr>
-            <w:r/>
-            <w:r>
-              <w:rPr>
-                <w:b w:val="0"/>
-                <w:sz w:val="20"/>
-              </w:rPr>
-            </w:r>
-          </w:p>
         </w:tc>
       </w:tr>
       <w:tr>
@@ -18927,13 +19004,16 @@
             <w:tcW w:type="dxa" w:w="1757"/>
           </w:tcPr>
           <w:p>
+            <w:pPr>
+              <w:jc w:val="left"/>
+            </w:pPr>
             <w:r/>
             <w:r>
               <w:rPr>
                 <w:b/>
                 <w:sz w:val="20"/>
               </w:rPr>
-              <w:t>整体解覆盖度</w:t>
+              <w:t>总体覆盖率</w:t>
             </w:r>
           </w:p>
         </w:tc>
@@ -18955,49 +19035,13 @@
               <w:t>0.967</w:t>
             </w:r>
           </w:p>
-          <w:p>
-            <w:pPr>
-              <w:jc w:val="center"/>
-            </w:pPr>
-            <w:r/>
-            <w:r>
-              <w:rPr>
-                <w:b w:val="0"/>
-                <w:sz w:val="20"/>
-              </w:rPr>
-            </w:r>
-          </w:p>
-          <w:p>
-            <w:pPr>
-              <w:jc w:val="center"/>
-            </w:pPr>
-            <w:r/>
-            <w:r>
-              <w:rPr>
-                <w:b w:val="0"/>
-                <w:sz w:val="20"/>
-              </w:rPr>
-            </w:r>
-          </w:p>
-          <w:p>
-            <w:pPr>
-              <w:jc w:val="center"/>
-            </w:pPr>
-            <w:r/>
-            <w:r>
-              <w:rPr>
-                <w:b w:val="0"/>
-                <w:sz w:val="20"/>
-              </w:rPr>
-            </w:r>
-          </w:p>
         </w:tc>
       </w:tr>
     </w:tbl>
     <w:p>
       <w:pPr/>
       <w:r>
-        <w:t>注：●表示核心条件存在（同时出现于简约解与中间解）；○表示边缘条件存在（仅出现于中间解）；空白表示该条件不在路径中。整体解一致性=0.833，整体覆盖度=0.967。</w:t>
+        <w:t>注：●表示核心条件（同时出现于简约解与中间解）；○表示辅助条件（仅出现于中间解）；空白表示在构型中该条件同时具有存在和不存在的可能。整体解一致性=0.833，整体覆盖率=0.967。</w:t>
       </w:r>
     </w:p>
     <w:p>
@@ -19011,49 +19055,25 @@
     <w:p>
       <w:pPr/>
       <w:r>
-        <w:t>**路径1：GP*IF——政策-设施协同驱动型**</w:t>
+        <w:t>由表5-3可知，通过fsQCA识别出4条驱动烟台集群电商高水平发展的组态路径。基础设施建设（IF）与技术创新（TI）在多条路径中作为核心条件出现，数字技能（DS）则在两条路径中均以核心条件存在，表明这三类条件是集群电商发展的关键驱动因素。据此归纳出以下三种组态路径类型。</w:t>
       </w:r>
     </w:p>
     <w:p>
       <w:pPr/>
       <w:r>
-        <w:t>路径1由政府政策（GP）与基础设施建设（IF）的共同存在构成，一致性为0.884，覆盖度为0.669，唯一覆盖度最高（0.136）。该路径表明，在政府出台有效电商扶持政策且当地数字/物流基础设施完善的双重条件下，集群电商发展水平较高。这与SEM中GP→IF→CDL的完全中介路径高度吻合：政府政策是基础设施投入的前导条件，二者协同形成集群电商发展的"顶层驱动力"。该路径对应的典型场景是芝罘区等烟台传统电商发展较为成熟、政府配套基础设施投入较早的区域。</w:t>
+        <w:t>（1）政策-基建协同驱动型。路径1由政府政策（GP）与基础设施建设（IF）共同出现构成，两者均为核心条件，一致性为0.884，覆盖率为0.669，净覆盖率最高（0.136），具有最强的独特解释力。该路径表明，在政府出台有效电商扶持政策且当地数字/物流基础设施完善的双重条件下，集群电商发展水平较高。这与SEM中GP→IF→CDL的中介路径（β=0.494，间接效应=0.215***）高度印证，体现了政府政策通过推动基础设施完善进而促进集群发展的传导机制。</w:t>
       </w:r>
     </w:p>
     <w:p>
       <w:pPr/>
       <w:r>
-        <w:t>**路径2：TS*TI*IF——人才-技术-基础设施三元驱动型**</w:t>
+        <w:t>（2）人才-技术-基建三元驱动型。路径2由人才支撑（TS）、技术创新（TI）与基础设施建设（IF）三个条件共同出现构成，一致性最高（0.899），其中IF与TI为核心条件，TS为辅助条件。这表明，基础设施完备与技术创新能力是该路径的本质驱动力，人才支撑能够进一步强化路径实现的稳健性。尽管原始覆盖率（0.448）和净覆盖率（0.007）偏低，说明该路径多与其他路径重叠，但其最高一致性体现了条件组合内部逻辑的高度严密性。该路径揭示了集群电商"人才-技术-设施"三元协同驱动的发展模式。</w:t>
       </w:r>
     </w:p>
     <w:p>
       <w:pPr/>
       <w:r>
-        <w:t>路径2由人才支撑（TS）、技术创新（TI）与基础设施建设（IF）三个条件共同出现构成，一致性最高（0.899），其中IF与TI为核心条件（同时出现于简约解IF*TI），TS为边缘条件（仅出现于中间解）。这表明，基础设施完备与技术创新能力是该路径的核心驱动力，人才支撑进一步强化了路径的稳健性与适用范围。尽管原始覆盖度（0.448）和唯一覆盖度（0.007）偏低，说明该路径多与其他路径重叠，但其最高一致性（0.899）体现了条件组合内部逻辑的高度严密性。该路径揭示了集群电商"人才-技术-设施"三元协同驱动的发展模式，与SEM中GP/TS→IF→CDL和TI→DS→CDL双链条中介机制相互呼应，尤其适用于具有一定产业积累、技术基础的烟台城郊电商集群。</w:t>
-      </w:r>
-    </w:p>
-    <w:p>
-      <w:pPr/>
-      <w:r>
-        <w:t>**路径3：TI*DS——技术-数字能力内生型**</w:t>
-      </w:r>
-    </w:p>
-    <w:p>
-      <w:pPr/>
-      <w:r>
-        <w:t>路径3由技术创新（TI）与数字技能（DS）共存构成，一致性为0.882，覆盖度0.642。该路径与SEM中TI→DS→CDL的中介链对应：本地电商主体具备较强的技术创新应用能力，叠加成熟的平台与较高的数字技能水平，形成内生的发展驱动力。该路径不依赖政策直接介入，体现出集群内部自主创新驱动的可持续发展特征，在技术应用较为领先的集群区域具有代表性。</w:t>
-      </w:r>
-    </w:p>
-    <w:p>
-      <w:pPr/>
-      <w:r>
-        <w:t>**路径4：EN*DS——资源-数字技能整合型**</w:t>
-      </w:r>
-    </w:p>
-    <w:p>
-      <w:pPr/>
-      <w:r>
-        <w:t>路径4由自然环境与资源禀赋（EN）和数字技能（DS）共存构成，一致性为0.889，覆盖度为0.652，与路径3形成互补。该路径揭示：在烟台具备良好自然资源优势（如特色农产品、地理标志产品等）且电商从业者数字技能较强的双重条件下，集群电商发展水平较高。这体现了"资源禀赋+数字能力"的协同效应，对应EN→DS→CDL的中介路径，在农村资源型电商集群中尤为典型。</w:t>
+        <w:t>（3）内生数字驱动型。路径3和路径4均以数字技能（DS）为核心条件，分别与技术创新（TI）和自然环境与资源禀赋（EN）相组合，构成两条互补路径，可归纳为内生数字驱动型。路径3（TI*DS）中两者均为核心条件，一致性为0.882，覆盖率为0.642，与SEM中TI→DS→CDL的中介链（β=0.339，间接效应=0.202***）对应，体现了"技术创新赋能数字技能、数字技能驱动发展"的内生循环逻辑，对外部条件依赖度较低。路径4（EN*DS）中两者同为核心条件，一致性为0.889，覆盖率为0.652，与路径3形成互补覆盖，揭示了烟台在苹果、海鲜等特色农产品资源优势基础上，通过数字技能赋能实现集群高水平发展的独特路径，与SEM中EN→DS→CDL（间接效应=0.219***）相互印证。路径3和路径4覆盖率相近，说明两者在结果集中具有同等重要性，共同体现了集群电商发展内生动力的"殊途同归"。</w:t>
       </w:r>
     </w:p>
     <w:p>

--- a/电商223_张纵宇_毕业论文.docx
+++ b/电商223_张纵宇_毕业论文.docx
@@ -1340,7 +1340,7 @@
           <w:szCs w:val="24"/>
           <w:lang w:val="en-US" w:eastAsia="zh-CN" w:bidi="ar"/>
         </w:rPr>
-        <w:t>本文以烟台</w:t>
+        <w:t>本文以烟台农村地区集群电商为研究对象，以资源编排理论（ROT）为核心理论框架、TOE框架为变量分类参照，确定政府政策与集群治理（GP）、人才支撑（TS）、基础设施建设（IF）、技术创新水平（TI）、本地电商平台与数字技能（DS）、自然环境与资源禀赋（EN）六大核心影响维度，构建“资源基底—中介转化—绩效产出”三层次整合分析模型，采用SEM与fsQCA混合研究方法，系统探究集群电商发展的影响机制与高绩效组态路径。实证结果表明，基础设施建设（IF）与数字技能（DS）分别在两组影响链中发挥显著的完全中介作用；fsQCA识别出政策—基建协同型（GP*IF）、人才—技术—基建三元型（TS*TI*IF）、技术—数字内生型（TI*DS）与资源—数字整合型（EN*DS）四条等效发展路径，整体覆盖度达0.967。</w:t>
       </w:r>
       <w:r>
         <w:rPr>
@@ -1351,7 +1351,6 @@
           <w:szCs w:val="24"/>
           <w:lang w:val="en-US" w:eastAsia="zh-CN" w:bidi="ar"/>
         </w:rPr>
-        <w:t>农村</w:t>
       </w:r>
       <w:bookmarkStart w:id="60" w:name="_GoBack"/>
       <w:bookmarkEnd w:id="60"/>
@@ -1364,7 +1363,6 @@
           <w:szCs w:val="24"/>
           <w:lang w:val="en-US" w:eastAsia="zh-CN" w:bidi="ar"/>
         </w:rPr>
-        <w:t>地区集群电商为研究对象，基于 TOE 框架构建整合分析模型，确定政府政策与集群治理、人才支撑、基础设施建设、技术创新水平、本地电商平台与数字技能、自然环境与资源禀赋六大核心影响维度，采用 SEM 与 fsQCA 混合研究方法，系统探究集群电商发展的影响机制与高绩效组态路径。</w:t>
       </w:r>
     </w:p>
     <w:p>
@@ -1391,6 +1389,7 @@
           <w:szCs w:val="28"/>
         </w:rPr>
         <w:tab/>
+        <w:t>关键词：农村电商集群，资源编排理论，SEM，fsQCA</w:t>
       </w:r>
       <w:r>
         <w:rPr>
@@ -1398,7 +1397,6 @@
           <w:sz w:val="28"/>
           <w:szCs w:val="28"/>
         </w:rPr>
-        <w:t>关键词：</w:t>
       </w:r>
       <w:bookmarkStart w:id="15" w:name="_Toc355614274"/>
       <w:bookmarkStart w:id="16" w:name="_Toc355274224"/>
@@ -1410,7 +1408,6 @@
         <w:rPr>
           <w:szCs w:val="28"/>
         </w:rPr>
-        <w:t>农村电商集群</w:t>
       </w:r>
       <w:r>
         <w:rPr>
@@ -1418,13 +1415,11 @@
           <w:szCs w:val="28"/>
           <w:lang w:eastAsia="zh-CN"/>
         </w:rPr>
-        <w:t>，</w:t>
       </w:r>
       <w:r>
         <w:rPr>
           <w:szCs w:val="28"/>
         </w:rPr>
-        <w:t>SEM</w:t>
       </w:r>
       <w:r>
         <w:rPr>
@@ -1432,13 +1427,11 @@
           <w:szCs w:val="28"/>
           <w:lang w:eastAsia="zh-CN"/>
         </w:rPr>
-        <w:t>，</w:t>
       </w:r>
       <w:r>
         <w:rPr>
           <w:szCs w:val="28"/>
         </w:rPr>
-        <w:t>fsQCA</w:t>
       </w:r>
     </w:p>
     <w:p>
@@ -1533,7 +1526,7 @@
           <w:szCs w:val="24"/>
           <w:lang w:val="en-US" w:eastAsia="zh-CN"/>
         </w:rPr>
-        <w:t xml:space="preserve">Taking Yantai's cluster e-commerce as the research object, this paper constructs an integrated analysis model based on the TOE framework, determines six core influence dimensions: government policy and cluster governance, talent support, infrastructure construction, technological innovation level, local e-commerce platform and digital skills, natural environment and resource endowment, and systematically explores the influence mechanism and high-performance configuration path of cluster e-commerce development by using the mixed research method of SEM and fsQCA. </w:t>
+        <w:t>Taking Yantai's rural cluster e-commerce as the research object, this paper constructs an integrated analysis model with Resource Orchestration Theory (ROT) as the core theoretical framework and the TOE framework as a supplementary classification reference. Six core influencing dimensions are identified: government policy and cluster governance (GP), talent support (TS), infrastructure construction (IF), technological innovation level (TI), local e-commerce platform and digital skills (DS), and natural environment and resource endowment (EN). A mixed SEM-fsQCA research method is adopted to systematically explore the influence mechanism and high-performance configuration paths of cluster e-commerce development. Empirical results show that IF and DS serve as complete mediators in two groups of causal pathways respectively; fsQCA identifies four equivalent development paths: policy-infrastructure synergy (GP*IF), talent-technology-infrastructure trinity (TS*TI*IF), technology-digital endogenous (TI*DS), and resource-digital integration (EN*DS), with an overall coverage of 0.967.</w:t>
       </w:r>
     </w:p>
     <w:p>
@@ -1569,7 +1562,7 @@
           <w:sz w:val="28"/>
           <w:szCs w:val="28"/>
         </w:rPr>
-        <w:t xml:space="preserve">Key words: </w:t>
+        <w:t xml:space="preserve">Key words: Cluster E-commerce，Resource Orchestration Theory，Structural Equation Model，fsQCA </w:t>
       </w:r>
       <w:bookmarkStart w:id="27" w:name="OLE_LINK7"/>
       <w:r>
@@ -1578,7 +1571,6 @@
           <w:sz w:val="24"/>
           <w:szCs w:val="24"/>
         </w:rPr>
-        <w:t>Cluster E-commerce</w:t>
       </w:r>
       <w:r>
         <w:rPr>
@@ -1587,7 +1579,6 @@
           <w:szCs w:val="24"/>
           <w:lang w:eastAsia="zh-CN"/>
         </w:rPr>
-        <w:t>，</w:t>
       </w:r>
       <w:r>
         <w:rPr>
@@ -1595,7 +1586,6 @@
           <w:sz w:val="24"/>
           <w:szCs w:val="24"/>
         </w:rPr>
-        <w:t>Structural Equation Model</w:t>
       </w:r>
       <w:r>
         <w:rPr>
@@ -1604,7 +1594,6 @@
           <w:szCs w:val="24"/>
           <w:lang w:eastAsia="zh-CN"/>
         </w:rPr>
-        <w:t>，</w:t>
       </w:r>
       <w:r>
         <w:rPr>
@@ -1612,7 +1601,6 @@
           <w:sz w:val="24"/>
           <w:szCs w:val="24"/>
         </w:rPr>
-        <w:t>fsQCA</w:t>
       </w:r>
       <w:r>
         <w:rPr>
@@ -1625,7 +1613,6 @@
             </w14:solidFill>
           </w14:textFill>
         </w:rPr>
-        <w:t xml:space="preserve"> </w:t>
       </w:r>
       <w:bookmarkEnd w:id="27"/>
     </w:p>
@@ -2849,7 +2836,7 @@
       <w:bookmarkStart w:id="39" w:name="_Toc2208"/>
       <w:bookmarkEnd w:id="39"/>
       <w:r>
-        <w:t xml:space="preserve">国外关于集群电商的研究，最早可追溯至产业集群理论在电子商务领域的应用。Porto等（2021）通过对巴西农村电商集聚区域的研究，将集群电商定义为"依托数字平台，在特定地域内形成的、以特色产业为核心的电商企业与配套机构的空间集聚体"，并指出其核心价值在于降低中小经营主体的市场准入门槛，实现小生产与大市场的有效对接。Tan等（2022）的研究则表明，电商集群内部的专业化分工与协作，能够显著提升集群整体的市场响应能力与规模效益，形成单一主体难以复制的集群竞争优势。</w:t>
+        <w:t>国外关于集群电商的研究，最早可追溯至产业集群理论在数字经济领域的延伸应用，研究视角涵盖集群概念建构、竞争优势形成、生态系统演化及政策驱动效应等多个维度。在概念建构层面，Porto等（2021）通过对巴西农村电商集聚区域的田野调查，将集群电商界定为“依托数字平台、在特定地域范围内以特色产业为核心、由相互关联的电商经营主体与配套机构共同构成的空间集聚体”，并指出其核心价值在于降低中小经营主体的市场准入门槛，推动小生产与大市场的有效对接。在集群竞争优势层面，Tan等（2022）的研究表明，电商集群内部的专业化分工与协作网络能够显著提升集群整体的市场响应能力与规模效益，形成单一主体难以复制的集群竞争优势；Boix-Domenech与Galletto（2009）基于欧洲工业区数据进一步指出，集群内部的知识溢出效应是持续提升集群整体创新能力的重要机制，这一逻辑对于理解农村电商集群的技术扩散与能力提升具有参照价值。在集群生态系统层面，Spigel与Harrison（2018）从创业生态系统视角指出，制度环境、社会资本与知识溢出是集群形成与维持竞争优势的核心驱动机制；Nuccio与Guerzoni（2019）研究了数字平台对传统产业集群的重构效应，指出平台经济通过降低交易成本、聚合分散资源，有效加速农村产业集群向“线上线下融合”的数字化新形态演进。在政策驱动型集群发展层面，Li等（2021）基于中国农村电商综合示范县的准自然实验，发现政府主导的电商推广政策能够有效促进农村集群电商的规模扩张与农户收入增长；Tregear等（2023）基于欧洲农产品电商集群的比较研究指出，地理标志特色产品与数字平台的协同赋能是欧洲农村电商集群竞争力的核心来源，与烟台特色农产品电商集群的发展逻辑存在高度相似性。</w:t>
       </w:r>
     </w:p>
     <w:p>
@@ -2866,7 +2853,7 @@
       <w:bookmarkStart w:id="39" w:name="_Toc2208"/>
       <w:bookmarkEnd w:id="39"/>
       <w:r>
-        <w:t xml:space="preserve">国内关于集群电商的研究，伴随淘宝村、电商产业带的快速发展逐步深化。史修松等（2017）基于江苏淘宝村的调研，将农村电商集群划分为资源基础型、产业带动型与能人驱动型三类，分析了不同模式的形成机理。郭承龙（2019）从产业演化视角，将集群电商的发展划分为萌芽期、成长期与成熟期三个阶段，并指出政策推动与市场选择是集群演化的双重驱动力。李想等（2023）进一步指出，集群电商的高质量发展依赖于地方特色资源与数字化能力的协同整合，单纯的规模扩张难以实现持续竞争优势。</w:t>
+        <w:t>国内关于集群电商的研究，伴随淘宝村、电商产业带等集群化现象的快速兴起而持续深化，在集群分类、演化阶段、高质量发展与政策效应等维度积累了丰富的实证成果。在集群分类与形成机理层面，史修松等（2017）基于江苏淘宝村调研，将农村电商集群划分为资源基础型、产业带动型与能人驱动型三类，系统阐析了不同模式的形成机理，奠定了国内集群电商分类研究的基础框架；张夏恒（2021）从产业集群演化视角梳理了县域电商成长路径，指出供应链整合与品牌化运营是县域电商集群实现价值链攀升的核心机制。在集群发展阶段与演化动力层面，郭承龙（2019）将集群电商发展划分为萌芽期、成长期与成熟期三阶段，指出政策推动与市场选择是集群演化的双重驱动力；孙炜琳等（2022）基于电商进农村综合示范项目的政策评估发现，示范政策能够有效激活县域集群电商发展潜力，并对周边地区产生显著的空间溢出效应。在高质量发展与增收效应层面，李想等（2023）指出，集群电商的可持续发展依赖于地方特色资源与数字化能力的协同整合，单纯的规模扩张难以形成持续竞争优势；仇焕广等（2020）基于大规模行政数据与农户调查，实证发现电商集群发展有效提升了农村家庭收入并优化了劳动力就业结构，揭示了集群电商对区域经济的多维溢出效应；汪三贵等（2023）则从数字包容视角探讨了电商集群发展对农村弱势群体的带动机制，发现数字技能获得与集群参与对低收入农户具有显著的增收效应。</w:t>
       </w:r>
     </w:p>
     <w:p>
@@ -2900,7 +2887,7 @@
       <w:bookmarkStart w:id="39" w:name="_Toc2208"/>
       <w:bookmarkEnd w:id="39"/>
       <w:r>
-        <w:t xml:space="preserve">国内外学者围绕电商发展的影响因素，开展了大量实证研究，相关成果与本文的研究模型高度契合。在政府政策与集群治理方面，梁强等（2016）基于广东军埔电商集群的案例研究，指出政府的政策扶持、产业规划与公共服务供给，对集群电商的形成与发展具有关键推动作用。Cui等（2019）强调，完善的集群内部治理机制是集群电商实现可持续发展的核心组织保障。</w:t>
+        <w:t>国内外学者围绕电商发展影响因素开展了大量实证研究，研究维度涵盖政府政策与治理、人才支撑、基础设施、技术创新、数字技能与资源禀赋等核心层面，为本文研究模型的构建提供了坚实的文献基础。在政府政策与集群治理方面，梁强等（2016）基于广东军埔电商集群案例，指出政府的政策扶持、产业规划与公共服务供给是集群电商形成与发展的关键制度性要素；Cui等（2019）强调，完善的集群内部治理机制是集群电商实现可持续发展的核心组织保障，治理结构的有效性直接影响集群的协同效率与竞争优势维持；Song等（2023）基于跨地区面板数据证实，地方政府电商支持政策强度与集群电商规模扩张之间存在显著正相关关系，且该效应在资源禀赋较弱的地区尤为突出；Wang等（2022）则从制度适配视角指出，政策落地的情境匹配程度对集群电商发展效果具有显著调节作用，政策设计须与本地电商发展实际深度契合。</w:t>
       </w:r>
     </w:p>
     <w:p>
@@ -2917,7 +2904,7 @@
       <w:bookmarkStart w:id="39" w:name="_Toc2208"/>
       <w:bookmarkEnd w:id="39"/>
       <w:r>
-        <w:t xml:space="preserve">在人才支撑方面，邱泽奇等（2021）指出，电商专业人才的供给不足是制约县域电商发展的核心瓶颈，从业者的数字技能与运营能力直接决定了集群发展水平。在基础设施建设方面，董坤祥等（2016）的研究表明，交通物流、仓储冷链、网络通信等基础设施是集群电商发展的基础保障。在技术创新水平方面，易法敏等（2022）指出，大数据、人工智能、直播技术等数字化技术的应用，能够显著提升集群电商的转型升级能力。在本地电商平台与数字技能方面，张伟（2024）的SEM实证研究表明，电商平台功能支持与从业者数字技能均对集群发展水平具有显著正向影响。在资源禀赋方面，唐艺等（2021）以江苏沭阳花木电商集群为例，指出本地特色资源是集群电商形成的核心前提，资源整合利用效率直接决定集群的核心竞争力。</w:t>
+        <w:t>在人才支撑方面，邱泽奇等（2021）指出，电商专业人才的供给不足是制约县域电商发展的核心瓶颈，从业者的数字技能与运营能力直接决定集群整体发展水平；Van Deursen与Van Dijk（2014）提出“多层次数字技能框架”，区分操作技能、信息技能与策略技能三个层次，为衡量电商从业者差异化数字能力提供了重要的理论工具；曹玲等（2022）的研究表明，电商从业者数字素养水平与平台运营效益之间存在显著正相关，技能培训的干预效果因针对性不同而呈现显著异质性。在基础设施建设方面，董坤祥等（2016）证明交通物流、仓储冷链、网络通信等基础设施是集群电商发展的核心硬件保障；Urpelainen与Yoon（2015）基于发展中国家农村地区数据发现，数字基础设施普及率与农村电商规模之间呈现显著的正向非线性关系，在基础设施覆盖率较低阶段其边际效应尤为突出；张晓山等（2021）的研究表明，冷链物流体系的完善程度对生鲜农产品电商集群的发展质量具有决定性影响。在技术创新水平方面，易法敏等（2022）指出，大数据、人工智能、直播技术等数字化技术的规模化应用能够显著提升集群电商的转型升级能力与运营效率；Premkumar与Roberts（1999）在信息技术采纳领域的经典研究指出，农村地区技术采纳障碍的突破须依赖外部政策与内部能力的协同推进；孟天广等（2023）基于中国数字经济数据表明，数字技术本地化应用深度对产业集群数字化转型效能具有显著调节效应。在本地电商平台与数字技能方面，张伟（2024）的SEM实证研究表明，本地特色电商平台的功能完善度与从业者数字技能均对集群发展水平具有显著正向影响，且二者存在协同增强效应；吴晓明等（2023）进一步指出，数字平台的本地化适配程度是决定平台赋能效应强弱的关键因素。在自然环境与资源禀赋方面，唐艺等（2021）以江苏沭阳花木电商集群为例，指出本地特色资源是集群电商形成的核心前提，资源整合利用效率直接决定集群核心竞争力；吴比等（2023）基于资源禀赋理论进一步揭示，特色农产品资源的稀缺性与差异化程度对集群电商品牌溢价能力具有显著正向影响，强调了资源禀赋不可复制性对竞争优势的基础性作用。</w:t>
       </w:r>
     </w:p>
     <w:p>
@@ -2951,7 +2938,7 @@
       <w:bookmarkStart w:id="39" w:name="_Toc2208"/>
       <w:bookmarkEnd w:id="39"/>
       <w:r>
-        <w:t xml:space="preserve">SEM与fsQCA混合方法能够同时实现线性因果验证与组态效应分析，近年来被广泛应用于管理学、经济学等领域。在国内研究中，易明等（2018）最早采用该混合方法研究员工沉默行为，毕达天等（2021）用于分析科研人员数据素养的影响因素，均验证了混合方法在揭示复杂因果机制中的独特价值。在国外研究中，Um等（2023）采用SEM与fsQCA混合方法研究旅游移动商务中消费者冲动购买意愿，Zheng等（2023）基于该混合方法研究在线学习质量对大学生持续学习意愿的影响，进一步拓展了混合方法的应用边界。</w:t>
+        <w:t>SEM与fsQCA混合研究范式能够同步实现变量间线性因果验证与条件组合的组态效应分析，在复杂因果关系的探究中具有独特的方法论价值，近年来在管理学、经济学与社会学等领域获得广泛应用。在方法论基础层面，Ragin（2008）系统构建了fsQCA方法的理论框架与操作规范，Fiss（2011）在《管理学学报》（Academy of Management Journal）发表的研究进一步确立了以中间解结合简约解划分核心条件与边缘条件的操作标准，成为后续研究的方法基准；Woodside（2013）在消费者行为领域系统论证了fsQCA相对于传统回归分析的方法优势，指出其在处理“小样本、多条件、非对称因果”问题上的独特适用性。在国内研究中，易明等（2018）较早采用SEM与fsQCA混合方法研究员工沉默行为，首次在管理学领域验证了混合方法在揭示复杂因果机制中的价值；毕达天等（2021）将该方法应用于科研人员数据素养影响因素分析，进一步拓展了其在信息行为领域的适用范围；马静等（2023）采用SEM-fsQCA混合设计探究数字普惠金融对农户收入的影响路径，发现不同金融基础条件下影响路径存在显著的组态异质性；赵婷婷等（2024）在农村电商研究中应用该混合方法，识别出政策、技术与资源组合的多元等效发展路径，为本文方法选择提供了直接参照。在国外研究中，Um等（2023）采用SEM与fsQCA混合方法研究旅游移动商务中消费者冲动购买意愿，发现不同条件组合下消费者行为具有显著的“殊途同归”特征；Zheng等（2023）基于该混合方法研究在线学习质量对大学生持续学习意愿的影响，进一步拓展了混合方法的应用边界；Du等（2022）将其应用于企业数字化转型研究，发现技术能力与组织管理的不同条件组合均可驱动转型绩效的实现，揭示了组态效应的“等效性”特征。上述研究表明，SEM与fsQCA的协同应用能够有效弥补单一方法的不足，既实现因果效应的精确估计，又揭示条件组合的复杂非线性效应，是探究农村电商集群发展机制的适宜方法框架。</w:t>
       </w:r>
     </w:p>
     <w:p>
@@ -3298,7 +3285,7 @@
           <w:sz w:val="24"/>
           <w:szCs w:val="24"/>
         </w:rPr>
-        <w:t>研究方法的融合创新</w:t>
+        <w:t>研究方法的融合创新：本文以资源编排理论（Resource Orchestration Theory，ROT）为统一理论底座，有机整合结构方程模型（SEM）与模糊集定性比较分析（fsQCA）两种研究范式，构建“ROT理论驱动的SEM-fsQCA协同研究设计”。在理论层面，ROT强调多维资源要素的整合编排而非单一资源的独立作用，其多资源组合驱动竞争优势、不同资源组合产生等效绩效的核心逻辑，为SEM验证中介机制与fsQCA识别组态路径提供了统一的理论框架；在方法层面，SEM用于精确估计各因素的线性净效应与完全中介机制，fsQCA则专注于揭示多因素联动的非线性组态效应与多元等效路径，二者构成线性与非线性、净效应与组合效应的双维度互补。三者在本文中形成层次递进的有机整合：ROT理论指导模型建构，SEM验证变量净效应，fsQCA识别组态路径，研究结论兼具理论严谨性与实践适配性。以ROT为统一理论基础的SEM-fsQCA协同设计，在农村电商集群研究领域尚属较少见的方法论尝试，具有一定的创新价值。</w:t>
       </w:r>
       <w:r>
         <w:rPr>
@@ -3306,7 +3293,6 @@
           <w:sz w:val="24"/>
           <w:szCs w:val="24"/>
         </w:rPr>
-        <w:t>：本文采用 “先变量、后组态” 的 SEM 与 fsQCA 混合研究设计，既通过 SEM 验证了单因素的线性影响机制，又通过 fsQCA 揭示了多因素联动的非线性组态效应，实现了两种方法的优势互补，研究结论兼具严谨性与实践适配性。</w:t>
       </w:r>
     </w:p>
     <w:p>
@@ -3342,7 +3328,7 @@
           <w:sz w:val="24"/>
           <w:szCs w:val="24"/>
         </w:rPr>
-        <w:t>研究场景的精准化创新</w:t>
+        <w:t>研究场景的精准化创新：本文聚焦烟台地区集群电商这一具体研究情境，兼具显著的区域适配性与方法论匹配性优势。从区域情境而言，烟台地区农村电商集群具备多维度资源异质性与多元发展路径并存的典型特征——栖霞苹果、蓬莱葡萄酒、长岛海产等地理标志产品构成差异化的资源禀赋基底，不同区县的集群发展路径各有侧重，样本内部存在显著的条件配置多样性，为fsQCA组态分析所要求的案例异质性提供了天然的数据条件。从方法匹配性而言，烟台集群电商发展受政策、技术、人才、资源等多维因素联动影响，且不同区县呈现出迥异的发展路径，这种复杂因果与多路径等效的现实特征恰好契合fsQCA非对称因果、等效路径、多条件并发的核心适用情景；同时，N=508的有效样本量亦满足SEM建模对样本规模的基本需求（Hair等，2010）。现有研究多以江浙等南方电商发达地区为样本，针对烟台北方沿海特色产业集群的本土化实证研究极为匮乏；选取烟台为研究对象并采用SEM-fsQCA混合方法，既填补了现有研究的区域空白，也体现了研究方法与研究情境的高度适配性，所提对策建议兼具地区针对性与政策可落地性。</w:t>
       </w:r>
       <w:r>
         <w:rPr>
@@ -3350,7 +3336,6 @@
           <w:sz w:val="24"/>
           <w:szCs w:val="24"/>
         </w:rPr>
-        <w:t>：本文聚焦烟台地区集群电商这一具体场景，深入挖掘北方沿海特色产业产区电商发展的独特性与瓶颈问题，避免了现有研究结论的 “平均化”，提出的对策建议更具针对性与可落地性，填补了区域本土化研究的空白。</w:t>
       </w:r>
     </w:p>
     <w:p>
@@ -3566,7 +3551,7 @@
           <w:sz w:val="24"/>
           <w:szCs w:val="24"/>
         </w:rPr>
-        <w:t>结构方程模型（SEM）</w:t>
+        <w:t>结构方程模型（SEM）：采用AMOS软件开展SEM分析，用于检验六大维度潜变量之间的因果关系，以基础设施建设（IF）与本地电商平台及数字技能（DS）为双中介变量，验证各维度变量对烟台集群电商发展的间接影响路径，明确各因素的作用强度与显著性。</w:t>
       </w:r>
       <w:r>
         <w:rPr>
@@ -3574,7 +3559,6 @@
           <w:sz w:val="24"/>
           <w:szCs w:val="24"/>
         </w:rPr>
-        <w:t>：采用 AMOS 软件开展 SEM 分析，用于检验六大维度潜变量之间的因果关系，验证各维度变量对烟台集群电商发展的直接影响，明确各因素的作用强度与显著性。</w:t>
       </w:r>
     </w:p>
     <w:p>
@@ -3786,7 +3770,7 @@
           <w:sz w:val="24"/>
           <w:szCs w:val="24"/>
         </w:rPr>
-        <w:t>本文严格遵循 “理论构建 - 研究设计 - 数据收集 - 实证分析 - 结论建议” 的学术研究流程，技术路线如下：</w:t>
+        <w:t>本文严格遵循理论构建、研究设计、数据收集、实证分析、结论建议的学术研究流程，技术路线详见图1-1。</w:t>
       </w:r>
       <w:r>
         <w:rPr>
@@ -3795,7 +3779,6 @@
           <w:szCs w:val="24"/>
           <w:lang w:eastAsia="zh-CN"/>
         </w:rPr>
-        <w:t>（</w:t>
       </w:r>
       <w:r>
         <w:rPr>
@@ -3807,7 +3790,6 @@
           <w:szCs w:val="24"/>
           <w:lang w:val="en-US" w:eastAsia="zh-CN"/>
         </w:rPr>
-        <w:t>根据后续分析结果 有待修改</w:t>
       </w:r>
       <w:r>
         <w:rPr>
@@ -3816,7 +3798,6 @@
           <w:szCs w:val="24"/>
           <w:lang w:eastAsia="zh-CN"/>
         </w:rPr>
-        <w:t>）</w:t>
       </w:r>
     </w:p>
     <w:p>
@@ -5031,7 +5012,7 @@
           <w:szCs w:val="24"/>
           <w:lang w:val="en-US" w:eastAsia="zh-CN" w:bidi="ar-SA"/>
         </w:rPr>
-        <w:t>本文的研究模型分为两个部分：一是基于 SEM 的线性影响机制模型，用于验证六大维度核心变量对烟台集群电商发展水平的直接影响；二是基于 fsQCA 的组态效应模型，将六大核心变量作为前因条件，探究多因素联动匹配对集群电商高绩效发展的组合效应。</w:t>
+        <w:t>本文的研究模型分为两个部分：一是基于SEM的中介影响机制模型，用于验证六大维度核心变量经由基础设施建设（IF）与本地电商平台及数字技能（DS）两个中介变量，对烟台集群电商发展水平产生的间接影响路径；二是基于fsQCA的组态效应模型，以六大核心变量为前因条件，探究多因素联动匹配对集群电商高绩效发展的组合效应与多元等效路径。</w:t>
       </w:r>
     </w:p>
     <w:p>
@@ -5080,14 +5061,13 @@
         <w:rPr>
           <w:rFonts w:ascii="Times New Roman" w:hAnsi="Times New Roman"/>
         </w:rPr>
-        <w:t>3.2.1</w:t>
+        <w:t>3.2.1 研究假设</w:t>
       </w:r>
       <w:r>
         <w:rPr>
           <w:rFonts w:hint="eastAsia" w:ascii="Times New Roman" w:hAnsi="Times New Roman"/>
           <w:lang w:val="en-US" w:eastAsia="zh-CN"/>
         </w:rPr>
-        <w:t>直接效应研究假设</w:t>
       </w:r>
     </w:p>
     <w:p>
@@ -5120,7 +5100,7 @@
           <w:szCs w:val="24"/>
           <w:lang w:val="en-US" w:eastAsia="zh-CN" w:bidi="ar"/>
         </w:rPr>
-        <w:t>基于 TOE 框架与现有文献研究成果，结合烟台集群电商发展的实际情况，本文提出以下直接效应研究假设：</w:t>
+        <w:t>基于资源编排理论与TOE框架，结合现有文献研究成果及烟台集群电商发展的实际情境，本文构建以基础设施建设（IF）与本地电商平台及数字技能（DS）为双中介的纯中介结构方程模型，提出以下研究假设：</w:t>
       </w:r>
     </w:p>
     <w:p>
@@ -5156,7 +5136,7 @@
           <w:sz w:val="24"/>
           <w:szCs w:val="24"/>
         </w:rPr>
-        <w:t>H1</w:t>
+        <w:t>H1a：政府政策与集群治理（GP）对基础设施建设（IF）具有显著正向影响。贴合本地需求的电商扶持政策、高效的产业统筹规划与集群治理，能够有效推动区域数字基础设施与物流配套建设的持续完善，为集群电商发展夯实物质保障基础。</w:t>
       </w:r>
       <w:r>
         <w:rPr>
@@ -5164,7 +5144,6 @@
           <w:sz w:val="24"/>
           <w:szCs w:val="24"/>
         </w:rPr>
-        <w:t>：政府政策与集群治理对烟台集群电商发展水平具有显著正向影响。贴合本地需求的扶持政策、高效的统筹规划与治理、完善的监管服务体系，能够为集群电商发展营造良好的制度环境，推动产业规范化、规模化发展。</w:t>
       </w:r>
     </w:p>
     <w:p>
@@ -5200,7 +5179,7 @@
           <w:sz w:val="24"/>
           <w:szCs w:val="24"/>
         </w:rPr>
-        <w:t>H2</w:t>
+        <w:t>H1b：人才支撑（TS）对基础设施建设（IF）具有显著正向影响。充足的专业电商人才供给与完善的人才培育体系，能够为基础设施的建设、运营与维护提供关键人力资本支撑，提升基础设施资源的综合利用效能。</w:t>
       </w:r>
       <w:r>
         <w:rPr>
@@ -5208,7 +5187,6 @@
           <w:sz w:val="24"/>
           <w:szCs w:val="24"/>
         </w:rPr>
-        <w:t>：人才支撑对烟台集群电商发展水平具有显著正向影响。充足的专业电商人才、完善的人才培育体系、较低的人才招聘留存难度，能够为集群电商发展提供核心人力资源支撑，提升集群的整体运营水平与创新能力。</w:t>
       </w:r>
     </w:p>
     <w:p>
@@ -5244,7 +5222,7 @@
           <w:sz w:val="24"/>
           <w:szCs w:val="24"/>
         </w:rPr>
-        <w:t>H3</w:t>
+        <w:t>H2a：技术创新水平（TI）对本地电商平台及数字技能（DS）具有显著正向影响。数字化技术的持续创新与普及应用，能够直接促进本地电商平台的功能迭代升级，并带动从业者数字运营技能的持续提升，推动集群电商数字化转型进程。</w:t>
       </w:r>
       <w:r>
         <w:rPr>
@@ -5252,7 +5230,6 @@
           <w:sz w:val="24"/>
           <w:szCs w:val="24"/>
         </w:rPr>
-        <w:t>：基础设施建设对烟台集群电商发展水平具有显著正向影响。完善的网络通信、物流仓储、交通路网等基础设施，能够降低电商经营成本，提升供应链效率，为集群电商发展提供坚实的硬件保障。</w:t>
       </w:r>
     </w:p>
     <w:p>
@@ -5288,7 +5265,7 @@
           <w:sz w:val="24"/>
           <w:szCs w:val="24"/>
         </w:rPr>
-        <w:t>H4</w:t>
+        <w:t>H2b：自然环境与资源禀赋（EN）对本地电商平台及数字技能（DS）具有显著正向影响。优质的本地特色资源禀赋为电商平台特色化建设提供了丰富的产品内容依托，资源条件的优越性能够激发从业者提升数字化运营技能、拓展线上销售渠道的内生动力。</w:t>
       </w:r>
       <w:r>
         <w:rPr>
@@ -5296,7 +5273,6 @@
           <w:sz w:val="24"/>
           <w:szCs w:val="24"/>
         </w:rPr>
-        <w:t>：技术创新水平对烟台集群电商发展水平具有显著正向影响。数字化运营技术的普及、直播短视频等新技术的应用、完善的技术升级支持，能够推动集群电商数字化转型，提升经营效率与市场竞争力。</w:t>
       </w:r>
     </w:p>
     <w:p>
@@ -5332,7 +5308,7 @@
           <w:sz w:val="24"/>
           <w:szCs w:val="24"/>
         </w:rPr>
-        <w:t>H5</w:t>
+        <w:t>H3a：基础设施建设（IF）对集群电商发展水平（CDL）具有显著正向影响。完善的网络通信、物流仓储、交通路网等基础设施能够有效降低电商经营成本，提升供应链响应效率，为集群电商的高质量规模化发展提供坚实的硬件支撑。</w:t>
       </w:r>
       <w:r>
         <w:rPr>
@@ -5340,7 +5316,6 @@
           <w:sz w:val="24"/>
           <w:szCs w:val="24"/>
         </w:rPr>
-        <w:t>：本地电商平台与数字技能对烟台集群电商发展水平具有显著正向影响。成熟的本地特色电商平台、从业者熟练的数字运营技能、强烈的数字化转型意愿，能够充分释放数字技术的赋能效应，推动集群电商高质量发展。</w:t>
       </w:r>
     </w:p>
     <w:p>
@@ -5361,6 +5336,11 @@
         </w:pBdr>
         <w:spacing w:before="0" w:beforeAutospacing="0" w:after="0" w:afterAutospacing="0" w:line="360" w:lineRule="atLeast"/>
         <w:ind w:leftChars="0" w:right="0" w:rightChars="0" w:firstLine="420" w:firstLineChars="0"/>
+        <w:rPr>
+          <w:color w:val="000000"/>
+          <w:sz w:val="24"/>
+          <w:szCs w:val="24"/>
+        </w:rPr>
       </w:pPr>
       <w:r>
         <w:rPr>
@@ -5371,7 +5351,7 @@
           <w:sz w:val="24"/>
           <w:szCs w:val="24"/>
         </w:rPr>
-        <w:t>H6</w:t>
+        <w:t>H3b：本地电商平台及数字技能（DS）对集群电商发展水平（CDL）具有显著正向影响。功能完善的本地特色电商平台与从业者娴熟的数字运营技能，能够充分释放数字技术的赋能效应，直接推动集群电商整体发展水平的提升。</w:t>
       </w:r>
       <w:r>
         <w:rPr>
@@ -5379,7 +5359,158 @@
           <w:sz w:val="24"/>
           <w:szCs w:val="24"/>
         </w:rPr>
-        <w:t>：自然环境与资源禀赋对烟台集群电商发展水平具有显著正向影响。优越的自然环境、具有核心竞争力的特色资源、高效的资源整合利用效率，能够为集群电商发展构建差异化竞争优势，是产业可持续发展的核心依托。</w:t>
+      </w:r>
+    </w:p>
+    <w:p>
+      <w:pPr>
+        <w:keepNext w:val="0"/>
+        <w:keepLines w:val="0"/>
+        <w:widowControl/>
+        <w:numPr>
+          <w:ilvl w:val="0"/>
+          <w:numId w:val="0"/>
+        </w:numPr>
+        <w:suppressLineNumbers w:val="0"/>
+        <w:pBdr>
+          <w:top w:val="none" w:color="auto" w:sz="0" w:space="0"/>
+          <w:left w:val="none" w:color="auto" w:sz="0" w:space="0"/>
+          <w:bottom w:val="none" w:color="auto" w:sz="0" w:space="0"/>
+          <w:right w:val="none" w:color="auto" w:sz="0" w:space="0"/>
+        </w:pBdr>
+        <w:spacing w:before="0" w:beforeAutospacing="0" w:after="0" w:afterAutospacing="0" w:line="360" w:lineRule="atLeast"/>
+        <w:ind w:leftChars="0" w:right="0" w:rightChars="0" w:firstLine="420" w:firstLineChars="0"/>
+      </w:pPr>
+      <w:r>
+        <w:rPr>
+          <w:rStyle w:val="36"/>
+          <w:b/>
+          <w:bCs/>
+          <w:color w:val="000000"/>
+          <w:sz w:val="24"/>
+          <w:szCs w:val="24"/>
+        </w:rPr>
+        <w:t>H4a：基础设施建设（IF）在政府政策（GP）与集群电商发展水平（CDL）之间发挥完全中介作用，即GP通过促进IF建设，间接对CDL产生显著正向影响。</w:t>
+      </w:r>
+      <w:r>
+        <w:rPr>
+          <w:color w:val="000000"/>
+          <w:sz w:val="24"/>
+          <w:szCs w:val="24"/>
+        </w:rPr>
+      </w:r>
+    </w:p>
+    <w:p>
+      <w:pPr>
+        <w:keepNext w:val="0"/>
+        <w:keepLines w:val="0"/>
+        <w:widowControl/>
+        <w:numPr>
+          <w:ilvl w:val="0"/>
+          <w:numId w:val="0"/>
+        </w:numPr>
+        <w:suppressLineNumbers w:val="0"/>
+        <w:pBdr>
+          <w:top w:val="none" w:color="auto" w:sz="0" w:space="0"/>
+          <w:left w:val="none" w:color="auto" w:sz="0" w:space="0"/>
+          <w:bottom w:val="none" w:color="auto" w:sz="0" w:space="0"/>
+          <w:right w:val="none" w:color="auto" w:sz="0" w:space="0"/>
+        </w:pBdr>
+        <w:spacing w:before="0" w:beforeAutospacing="0" w:after="0" w:afterAutospacing="0" w:line="360" w:lineRule="atLeast"/>
+        <w:ind w:leftChars="0" w:right="0" w:rightChars="0" w:firstLine="420" w:firstLineChars="0"/>
+      </w:pPr>
+      <w:r>
+        <w:rPr>
+          <w:rStyle w:val="36"/>
+          <w:b/>
+          <w:bCs/>
+          <w:color w:val="000000"/>
+          <w:sz w:val="24"/>
+          <w:szCs w:val="24"/>
+        </w:rPr>
+        <w:t>H4b：基础设施建设（IF）在人才支撑（TS）与集群电商发展水平（CDL）之间发挥完全中介作用，即TS通过提升IF效能，间接对CDL产生显著正向影响。</w:t>
+      </w:r>
+      <w:r>
+        <w:rPr>
+          <w:color w:val="000000"/>
+          <w:sz w:val="24"/>
+          <w:szCs w:val="24"/>
+        </w:rPr>
+      </w:r>
+    </w:p>
+    <w:p>
+      <w:pPr>
+        <w:keepNext w:val="0"/>
+        <w:keepLines w:val="0"/>
+        <w:widowControl/>
+        <w:numPr>
+          <w:ilvl w:val="0"/>
+          <w:numId w:val="0"/>
+        </w:numPr>
+        <w:suppressLineNumbers w:val="0"/>
+        <w:pBdr>
+          <w:top w:val="none" w:color="auto" w:sz="0" w:space="0"/>
+          <w:left w:val="none" w:color="auto" w:sz="0" w:space="0"/>
+          <w:bottom w:val="none" w:color="auto" w:sz="0" w:space="0"/>
+          <w:right w:val="none" w:color="auto" w:sz="0" w:space="0"/>
+        </w:pBdr>
+        <w:spacing w:before="0" w:beforeAutospacing="0" w:after="0" w:afterAutospacing="0" w:line="360" w:lineRule="atLeast"/>
+        <w:ind w:leftChars="0" w:right="0" w:rightChars="0" w:firstLine="420" w:firstLineChars="0"/>
+      </w:pPr>
+      <w:r>
+        <w:rPr>
+          <w:rStyle w:val="36"/>
+          <w:b/>
+          <w:bCs/>
+          <w:color w:val="000000"/>
+          <w:sz w:val="24"/>
+          <w:szCs w:val="24"/>
+        </w:rPr>
+        <w:t>H5a：本地电商平台及数字技能（DS）在技术创新水平（TI）与集群电商发展水平（CDL）之间发挥完全中介作用，即TI通过赋能DS，间接对CDL产生显著正向影响。</w:t>
+      </w:r>
+      <w:r>
+        <w:rPr>
+          <w:color w:val="000000"/>
+          <w:sz w:val="24"/>
+          <w:szCs w:val="24"/>
+        </w:rPr>
+      </w:r>
+    </w:p>
+    <w:p>
+      <w:pPr>
+        <w:keepNext w:val="0"/>
+        <w:keepLines w:val="0"/>
+        <w:widowControl/>
+        <w:numPr>
+          <w:ilvl w:val="0"/>
+          <w:numId w:val="0"/>
+        </w:numPr>
+        <w:suppressLineNumbers w:val="0"/>
+        <w:pBdr>
+          <w:top w:val="none" w:color="auto" w:sz="0" w:space="0"/>
+          <w:left w:val="none" w:color="auto" w:sz="0" w:space="0"/>
+          <w:bottom w:val="none" w:color="auto" w:sz="0" w:space="0"/>
+          <w:right w:val="none" w:color="auto" w:sz="0" w:space="0"/>
+        </w:pBdr>
+        <w:spacing w:before="0" w:beforeAutospacing="0" w:after="0" w:afterAutospacing="0" w:line="360" w:lineRule="atLeast"/>
+        <w:ind w:leftChars="0" w:right="0" w:rightChars="0" w:firstLine="420" w:firstLineChars="0"/>
+      </w:pPr>
+      <w:r>
+        <w:rPr>
+          <w:rStyle w:val="36"/>
+          <w:b/>
+          <w:bCs/>
+          <w:color w:val="000000"/>
+          <w:sz w:val="24"/>
+          <w:szCs w:val="24"/>
+        </w:rPr>
+        <w:t>H5b：本地电商平台及数字技能（DS）在自然环境与资源禀赋（EN）与集群电商发展水平（CDL）之间发挥完全中介作用，即EN通过激活DS，间接对CDL产生显著正向影响。</w:t>
+      </w:r>
+      <w:r>
+        <w:rPr>
+          <w:color w:val="000000"/>
+          <w:sz w:val="24"/>
+          <w:szCs w:val="24"/>
+        </w:rPr>
       </w:r>
     </w:p>
     <w:p>
@@ -5662,27 +5793,24 @@
         <w:rPr>
           <w:rFonts w:ascii="Times New Roman" w:hAnsi="Times New Roman"/>
         </w:rPr>
-        <w:t>3.</w:t>
+        <w:t>3.3.2 核心变量测量题项</w:t>
       </w:r>
       <w:r>
         <w:rPr>
           <w:rFonts w:hint="eastAsia" w:ascii="Times New Roman" w:hAnsi="Times New Roman"/>
           <w:lang w:val="en-US" w:eastAsia="zh-CN"/>
         </w:rPr>
-        <w:t>3</w:t>
       </w:r>
       <w:r>
         <w:rPr>
           <w:rFonts w:ascii="Times New Roman" w:hAnsi="Times New Roman"/>
         </w:rPr>
-        <w:t>.</w:t>
       </w:r>
       <w:r>
         <w:rPr>
           <w:rFonts w:hint="eastAsia" w:ascii="Times New Roman" w:hAnsi="Times New Roman"/>
           <w:lang w:val="en-US" w:eastAsia="zh-CN"/>
         </w:rPr>
-        <w:t>2组态路径研究猜想</w:t>
       </w:r>
     </w:p>
     <w:p>
@@ -5718,7 +5846,7 @@
           <w:szCs w:val="24"/>
           <w:lang w:val="en-US" w:eastAsia="zh-CN" w:bidi="ar"/>
         </w:rPr>
-        <w:t>本文的核心变量测量题项，与用户提供的问卷内容 100% 匹配，具体如下：</w:t>
+        <w:t>本文核心变量的测量题项依据成熟量表并结合烟台集群电商实际情境进行适配性调整，经预调研信效度检验后确定，具体如下：</w:t>
       </w:r>
     </w:p>
     <w:p>
@@ -6479,7 +6607,6 @@
           <w:szCs w:val="24"/>
           <w:lang w:val="en-US" w:eastAsia="zh-CN" w:bidi="ar"/>
         </w:rPr>
-        <w:t>本文的调研对象为烟台地区芝罘区、福山区、莱山区、牟平区、蓬莱区、开发区 / 高新区及其他区县的电商相关从业者，具体包括：政府 / 事业单位电商相关工作人员、电商企业经营者 / 管理者、电商从业者（客服、运营、主播等）、电商配套服务从业者（物流、包装、营销等）、个体电商农户 / 商户。</w:t>
       </w:r>
     </w:p>
     <w:p>
@@ -6671,7 +6798,7 @@
           <w:szCs w:val="24"/>
           <w:lang w:val="en-US" w:eastAsia="zh-CN" w:bidi="ar"/>
         </w:rPr>
-        <w:t>真值表构建与优化：设定合理的案例频数阈值与原始一致性阈值，参考现有研究的通用做法，案例频数阈值设定为 2，原始一致性阈值设定为 0.8，同时设定 PRI 一致性阈值为 0.7，剔除不符合标准的组态，构建标准化真值表。</w:t>
+        <w:t>真值表构建与优化：设定合理的案例频数阈值与原始一致性阈值，参考现有研究的通用做法，案例频数阈值设定为 3，原始一致性阈值设定为 0.85，同时设定 PRI 一致性阈值为 0.7，剔除不符合标准的组态，构建标准化真值表。</w:t>
       </w:r>
     </w:p>
     <w:p>

--- a/电商223_张纵宇_毕业论文.docx
+++ b/电商223_张纵宇_毕业论文.docx
@@ -6920,7 +6920,7 @@
         <w:pStyle w:val="Normal"/>
       </w:pPr>
       <w:r>
-        <w:t xml:space="preserve">在完成正式调研问卷设计后，本文于2026年3月上旬开展小规模预调研，检验问卷题项表述的清晰度及量表的信度与效度，评估问卷的整体可行性与质量。预调研以烟台各区县电商相关从业者为对象，采用问卷星平台进行网络发放，共回收50份问卷，全部为有效问卷（有效率100%）。以下依次报告预调研基本信息分析、信度检验与效度检验（含主成分分析）的结果。</w:t>
+        <w:t>在完成正式调研问卷设计后，本文于2026年3月上旬开展小规模预调研，检验问卷题项表述的清晰度及量表的信度与效度，评估问卷的整体可行性与质量。预调研以烟台各区县电商相关从业者为对象，采用问卷星平台进行网络发放，共回收150份问卷，全部为有效问卷（有效率100%）。以下依次报告预调研基本信息分析、信度检验与效度检验（含主成分分析）的结果。</w:t>
       </w:r>
     </w:p>
     <w:p>
@@ -6936,7 +6936,7 @@
         <w:pStyle w:val="Normal"/>
       </w:pPr>
       <w:r>
-        <w:t xml:space="preserve">本次预调研共回收有效问卷50份，样本基本特征如下：性别方面，男性23人（46.0%），女性27人（54.0%），比例较均衡；年龄方面，21-30岁占28.0%，31-40岁与41-50岁各占26.0%，中青年为主；学历方面，初中及以下占50.0%，大专24.0%，本科20.0%，符合烟台电商从业者整体学历结构；居住地涵盖芝罘区（32.0%）、牟平区（28.0%）、莱山区（16.0%）等主要电商集聚区；月均收入以5001-8000元占比最高（36.0%）；职业类型中个体电商农户/商户占44.0%，电商企业经营者/管理者占22.0%，样本覆盖烟台集群电商核心参与主体，具有良好代表性。</w:t>
+        <w:t>本次预调研共回收有效问卷150份，样本基本特征如下：性别方面，男性69人（46.0%），女性81人（54.0%），比例较均衡；年龄方面，21-30岁占26.7%，31-40岁占28.0%，41-50岁占25.3%，中青年为主；学历方面，初中及以下占48.0%，大专22.0%，本科16.7%，符合烟台电商从业者整体学历结构；居住地涵盖芝罘区（30.0%）、牟平区（26.0%）、莱山区（16.0%）等主要电商集聚区；月均收入以5001-8000元占比最高（36.0%）；职业类型中个体电商农户/商户占44.0%，电商企业经营者/管理者占22.0%，样本覆盖烟台集群电商核心参与主体，具有良好代表性。</w:t>
       </w:r>
     </w:p>
     <w:p>
@@ -6952,7 +6952,7 @@
         <w:pStyle w:val="Normal"/>
       </w:pPr>
       <w:r>
-        <w:t xml:space="preserve">本文采用Cronbach α系数对预调研数据（N=50）各维度量表进行信度检验，以评估题项内部一致性。通常认为α≥0.700表示量表具有可接受的信度（Nunnally，1978）。检验结果如表3-1所示。</w:t>
+        <w:t>本文采用Cronbach α系数对预调研数据（N=150）各维度量表进行信度检验，以评估题项内部一致性。通常认为α≥0.700表示量表具有可接受的信度（Nunnally，1978）。检验结果如表3-1所示。</w:t>
       </w:r>
     </w:p>
     <w:p>
@@ -6961,7 +6961,7 @@
         <w:jc w:val="center"/>
       </w:pPr>
       <w:r>
-        <w:t>表3-1 各维度Cronbach α系数（预调研，N=50）</w:t>
+        <w:t>表3-1 各维度Cronbach α系数（预调研，N=150）</w:t>
       </w:r>
     </w:p>
     <w:tbl>
@@ -7140,7 +7140,7 @@
               <w:ind w:firstLine="0"/>
             </w:pPr>
             <w:r>
-              <w:t xml:space="preserve">0.926</w:t>
+              <w:t>0.802</w:t>
             </w:r>
           </w:p>
         </w:tc>
@@ -7226,7 +7226,7 @@
               <w:ind w:firstLine="0"/>
             </w:pPr>
             <w:r>
-              <w:t xml:space="preserve">0.863</w:t>
+              <w:t>0.830</w:t>
             </w:r>
           </w:p>
         </w:tc>
@@ -7312,7 +7312,7 @@
               <w:ind w:firstLine="0"/>
             </w:pPr>
             <w:r>
-              <w:t xml:space="preserve">0.890</w:t>
+              <w:t>0.838</w:t>
             </w:r>
           </w:p>
         </w:tc>
@@ -7398,7 +7398,7 @@
               <w:ind w:firstLine="0"/>
             </w:pPr>
             <w:r>
-              <w:t xml:space="preserve">0.894</w:t>
+              <w:t>0.872</w:t>
             </w:r>
           </w:p>
         </w:tc>
@@ -7484,7 +7484,7 @@
               <w:ind w:firstLine="0"/>
             </w:pPr>
             <w:r>
-              <w:t xml:space="preserve">0.859</w:t>
+              <w:t>0.816</w:t>
             </w:r>
           </w:p>
         </w:tc>
@@ -7570,7 +7570,7 @@
               <w:ind w:firstLine="0"/>
             </w:pPr>
             <w:r>
-              <w:t xml:space="preserve">0.855</w:t>
+              <w:t>0.819</w:t>
             </w:r>
           </w:p>
         </w:tc>
@@ -7609,7 +7609,7 @@
         <w:pStyle w:val="Normal"/>
       </w:pPr>
       <w:r>
-        <w:t xml:space="preserve">由表3-1可知，各维度Cronbach α均在0.850以上，均显著超过0.700的可接受标准，表明本问卷各维度测量题项内部一致性良好，量表信度满足正式调研要求。</w:t>
+        <w:t>由表3-1可知，各维度Cronbach α均超过0.800，显著超过0.700的可接受标准，表明本问卷各维度测量题项内部一致性良好，量表信度满足正式调研要求。</w:t>
       </w:r>
     </w:p>
     <w:p>
@@ -7780,7 +7780,7 @@
               <w:ind w:firstLine="0"/>
             </w:pPr>
             <w:r>
-              <w:t xml:space="preserve">0.890</w:t>
+              <w:t>0.772</w:t>
             </w:r>
           </w:p>
         </w:tc>
@@ -7852,7 +7852,7 @@
               <w:ind w:firstLine="0"/>
             </w:pPr>
             <w:r>
-              <w:t xml:space="preserve">916.023</w:t>
+              <w:t>1218.063</w:t>
             </w:r>
           </w:p>
         </w:tc>
@@ -8035,7 +8035,7 @@
         <w:pStyle w:val="Normal"/>
       </w:pPr>
       <w:r>
-        <w:t>由表3-2可知，KMO值为0.735，超过0.700标准，达到"良好"水平（Kaiser，1974）；Bartlett球形检验近似卡方值为563.024（df=153，p&lt;0.001），拒绝相关矩阵为单位阵的原假设，验证了变量间存在充分共变关系，数据结构满足因子分析前提条件。</w:t>
+        <w:t>由表3-2可知，KMO值为0.7716，超过0.700标准，达到"良好"水平（Kaiser，1974）；Bartlett球形检验近似卡方值为1218.063（df=153，p&lt;0.001），拒绝相关矩阵为单位阵的原假设，验证了变量间存在充分共变关系，数据结构满足因子分析前提条件。</w:t>
       </w:r>
     </w:p>
     <w:p>
@@ -9012,7 +9012,7 @@
               <w:ind w:firstLine="0"/>
             </w:pPr>
             <w:r>
-              <w:t xml:space="preserve">0.891</w:t>
+              <w:t>0.802</w:t>
             </w:r>
           </w:p>
         </w:tc>
@@ -9840,7 +9840,7 @@
               <w:ind w:firstLine="0"/>
             </w:pPr>
             <w:r>
-              <w:t xml:space="preserve">0.889</w:t>
+              <w:t>0.819</w:t>
             </w:r>
           </w:p>
         </w:tc>
@@ -9954,7 +9954,7 @@
               <w:ind w:firstLine="0"/>
             </w:pPr>
             <w:r>
-              <w:t xml:space="preserve">0.904</w:t>
+              <w:t>0.872</w:t>
             </w:r>
           </w:p>
         </w:tc>
@@ -10110,7 +10110,7 @@
               <w:ind w:firstLine="0"/>
             </w:pPr>
             <w:r>
-              <w:t xml:space="preserve">0.891</w:t>
+              <w:t>0.802</w:t>
             </w:r>
           </w:p>
         </w:tc>
@@ -10266,7 +10266,7 @@
               <w:ind w:firstLine="0"/>
             </w:pPr>
             <w:r>
-              <w:t xml:space="preserve">0.889</w:t>
+              <w:t>0.819</w:t>
             </w:r>
           </w:p>
         </w:tc>
@@ -15160,7 +15160,7 @@
               <w:jc w:val="center"/>
             </w:pPr>
             <w:r>
-              <w:t>0.891</w:t>
+              <w:t>0.802</w:t>
             </w:r>
           </w:p>
         </w:tc>
@@ -18891,13 +18891,14 @@
             <w:pPr>
               <w:jc w:val="center"/>
             </w:pPr>
-            <w:r/>
+            <w:r>
+              <w:t>0.819</w:t>
+            </w:r>
             <w:r>
               <w:rPr>
                 <w:b w:val="0"/>
                 <w:sz w:val="20"/>
               </w:rPr>
-              <w:t>0.889</w:t>
             </w:r>
           </w:p>
         </w:tc>
@@ -19759,7 +19760,7 @@
               <w:jc w:val="center"/>
             </w:pPr>
             <w:r>
-              <w:t>0.889</w:t>
+              <w:t>0.819</w:t>
             </w:r>
           </w:p>
         </w:tc>
@@ -21408,20 +21409,20 @@
               <w:jc w:val="center"/>
             </w:pPr>
             <w:r>
-              <w:t>0.889</w:t>
-            </w:r>
-          </w:p>
-        </w:tc>
-        <w:tc>
-          <w:tcPr>
-            <w:tcW w:type="dxa" w:w="1757"/>
-          </w:tcPr>
-          <w:p>
-            <w:pPr>
-              <w:jc w:val="center"/>
-            </w:pPr>
-            <w:r>
-              <w:t>0.889（±0）</w:t>
+              <w:t>0.819</w:t>
+            </w:r>
+          </w:p>
+        </w:tc>
+        <w:tc>
+          <w:tcPr>
+            <w:tcW w:type="dxa" w:w="1757"/>
+          </w:tcPr>
+          <w:p>
+            <w:pPr>
+              <w:jc w:val="center"/>
+            </w:pPr>
+            <w:r>
+              <w:t>0.819（±0）</w:t>
             </w:r>
           </w:p>
         </w:tc>

--- a/电商223_张纵宇_毕业论文.docx
+++ b/电商223_张纵宇_毕业论文.docx
@@ -6920,7 +6920,7 @@
         <w:pStyle w:val="Normal"/>
       </w:pPr>
       <w:r>
-        <w:t>在完成正式调研问卷设计后，本文于2026年3月上旬开展小规模预调研，检验问卷题项表述的清晰度及量表的信度与效度，评估问卷的整体可行性与质量。预调研以烟台各区县电商相关从业者为对象，采用问卷星平台进行网络发放，共回收150份问卷，全部为有效问卷（有效率100%）。以下依次报告预调研基本信息分析、信度检验与效度检验（含主成分分析）的结果。</w:t>
+        <w:t>在完成正式调研问卷设计后，本文于2026年3月上旬开展小规模预调研，检验问卷题项表述的清晰度及量表的信度与效度，评估问卷的整体可行性与质量。预调研以烟台各区县电商相关从业者为对象，采用问卷星平台进行网络发放，共回收157份问卷，全部为有效问卷（有效率100%）。以下依次报告预调研基本信息分析、信度检验与效度检验（含主成分分析）的结果。</w:t>
       </w:r>
     </w:p>
     <w:p>
@@ -6936,7 +6936,7 @@
         <w:pStyle w:val="Normal"/>
       </w:pPr>
       <w:r>
-        <w:t>本次预调研共回收有效问卷150份，样本基本特征如下：性别方面，男性69人（46.0%），女性81人（54.0%），比例较均衡；年龄方面，21-30岁占26.7%，31-40岁占28.0%，41-50岁占25.3%，中青年为主；学历方面，初中及以下占48.0%，大专22.0%，本科16.7%，符合烟台电商从业者整体学历结构；居住地涵盖芝罘区（30.0%）、牟平区（26.0%）、莱山区（16.0%）等主要电商集聚区；月均收入以5001-8000元占比最高（36.0%）；职业类型中个体电商农户/商户占44.0%，电商企业经营者/管理者占22.0%，样本覆盖烟台集群电商核心参与主体，具有良好代表性。</w:t>
+        <w:t>本次预调研共回收有效问卷157份，样本基本特征如下：性别方面，男性72人（45.9%），女性85人（54.1%），比例较均衡；年龄方面，21-30岁占26.8%，31-40岁占28.0%，41-50岁占25.5%，中青年为主；学历方面，初中及以下占47.8%，大专22.3%，本科16.6%，符合烟台电商从业者整体学历结构；居住地涵盖芝罘区（29.9%）、牟平区（26.1%）、莱山区（15.9%）等主要电商集聚区；月均收入以5001-8000元占比最高（36.0%）；职业类型中个体电商农户/商户占44.0%，电商企业经营者/管理者占22.0%，样本覆盖烟台集群电商核心参与主体，具有良好代表性。</w:t>
       </w:r>
     </w:p>
     <w:p>
@@ -6952,7 +6952,7 @@
         <w:pStyle w:val="Normal"/>
       </w:pPr>
       <w:r>
-        <w:t>本文采用Cronbach α系数对预调研数据（N=150）各维度量表进行信度检验，以评估题项内部一致性。通常认为α≥0.700表示量表具有可接受的信度（Nunnally，1978）。检验结果如表3-1所示。</w:t>
+        <w:t>本文采用Cronbach α系数对预调研数据（N=157）各维度量表进行信度检验，以评估题项内部一致性。通常认为α≥0.700表示量表具有可接受的信度（Nunnally，1978）。检验结果如表3-1所示。</w:t>
       </w:r>
     </w:p>
     <w:p>
@@ -6961,7 +6961,7 @@
         <w:jc w:val="center"/>
       </w:pPr>
       <w:r>
-        <w:t>表3-1 各维度Cronbach α系数（预调研，N=150）</w:t>
+        <w:t>表3-1 各维度Cronbach α系数（预调研，N=157）</w:t>
       </w:r>
     </w:p>
     <w:tbl>
@@ -7140,7 +7140,7 @@
               <w:ind w:firstLine="0"/>
             </w:pPr>
             <w:r>
-              <w:t>0.802</w:t>
+              <w:t>0.867</w:t>
             </w:r>
           </w:p>
         </w:tc>
@@ -7226,7 +7226,7 @@
               <w:ind w:firstLine="0"/>
             </w:pPr>
             <w:r>
-              <w:t>0.830</w:t>
+              <w:t>0.875</w:t>
             </w:r>
           </w:p>
         </w:tc>
@@ -7312,7 +7312,7 @@
               <w:ind w:firstLine="0"/>
             </w:pPr>
             <w:r>
-              <w:t>0.838</w:t>
+              <w:t>0.842</w:t>
             </w:r>
           </w:p>
         </w:tc>
@@ -7398,7 +7398,7 @@
               <w:ind w:firstLine="0"/>
             </w:pPr>
             <w:r>
-              <w:t>0.872</w:t>
+              <w:t>0.846</w:t>
             </w:r>
           </w:p>
         </w:tc>
@@ -7484,7 +7484,7 @@
               <w:ind w:firstLine="0"/>
             </w:pPr>
             <w:r>
-              <w:t>0.816</w:t>
+              <w:t>0.855</w:t>
             </w:r>
           </w:p>
         </w:tc>
@@ -7570,7 +7570,7 @@
               <w:ind w:firstLine="0"/>
             </w:pPr>
             <w:r>
-              <w:t>0.819</w:t>
+              <w:t>0.821</w:t>
             </w:r>
           </w:p>
         </w:tc>
@@ -7780,7 +7780,7 @@
               <w:ind w:firstLine="0"/>
             </w:pPr>
             <w:r>
-              <w:t>0.772</w:t>
+              <w:t>0.785</w:t>
             </w:r>
           </w:p>
         </w:tc>
@@ -7852,7 +7852,7 @@
               <w:ind w:firstLine="0"/>
             </w:pPr>
             <w:r>
-              <w:t>1218.063</w:t>
+              <w:t>1419.603</w:t>
             </w:r>
           </w:p>
         </w:tc>
@@ -8035,7 +8035,7 @@
         <w:pStyle w:val="Normal"/>
       </w:pPr>
       <w:r>
-        <w:t>由表3-2可知，KMO值为0.7716，超过0.700标准，达到"良好"水平（Kaiser，1974）；Bartlett球形检验近似卡方值为1218.063（df=153，p&lt;0.001），拒绝相关矩阵为单位阵的原假设，验证了变量间存在充分共变关系，数据结构满足因子分析前提条件。</w:t>
+        <w:t>由表3-2可知，KMO值为0.785，超过0.700标准，达到"良好"水平（Kaiser，1974）；Bartlett球形检验近似卡方值为1419.603（df=153，p&lt;0.001），拒绝相关矩阵为单位阵的原假设，验证了变量间存在充分共变关系，数据结构满足因子分析前提条件。</w:t>
       </w:r>
     </w:p>
     <w:p>

--- a/电商223_张纵宇_毕业论文.docx
+++ b/电商223_张纵宇_毕业论文.docx
@@ -6581,30 +6581,7 @@
         </w:rPr>
       </w:pPr>
       <w:r>
-        <w:rPr>
-          <w:rFonts w:ascii="Times New Roman" w:hAnsi="Times New Roman"/>
-        </w:rPr>
-        <w:t>3.</w:t>
-      </w:r>
-      <w:r>
-        <w:rPr>
-          <w:rFonts w:hint="eastAsia" w:ascii="Times New Roman" w:hAnsi="Times New Roman"/>
-          <w:lang w:val="en-US" w:eastAsia="zh-CN"/>
-        </w:rPr>
-        <w:t>3</w:t>
-      </w:r>
-      <w:r>
-        <w:rPr>
-          <w:rFonts w:ascii="Times New Roman" w:hAnsi="Times New Roman"/>
-        </w:rPr>
-        <w:t>.</w:t>
-      </w:r>
-      <w:r>
-        <w:rPr>
-          <w:rFonts w:hint="eastAsia" w:ascii="Times New Roman" w:hAnsi="Times New Roman"/>
-          <w:lang w:val="en-US" w:eastAsia="zh-CN"/>
-        </w:rPr>
-        <w:t>2组态路径研究猜想</w:t>
+        <w:t>3.3.2 核心变量测量与问卷题项</w:t>
       </w:r>
     </w:p>
     <w:p>
@@ -6632,15 +6609,7 @@
         </w:rPr>
       </w:pPr>
       <w:r>
-        <w:rPr>
-          <w:rFonts w:ascii="宋体" w:hAnsi="宋体" w:eastAsia="宋体" w:cs="宋体"/>
-          <w:color w:val="000000"/>
-          <w:kern w:val="0"/>
-          <w:sz w:val="24"/>
-          <w:szCs w:val="24"/>
-          <w:lang w:val="en-US" w:eastAsia="zh-CN" w:bidi="ar"/>
-        </w:rPr>
-        <w:t>本文的核心变量测量题项，与用户提供的问卷内容 100% 匹配，具体如下：</w:t>
+        <w:t>本文各核心变量的测量题项均借鉴国内外相关领域已通过信效度验证的成熟量表，并结合烟台集群电商的情境特征加以改编，采用李克特五点量表（1="完全不认同"，5="完全认同"）进行测量，具体题项如下所示（见表3-2）：</w:t>
       </w:r>
     </w:p>
     <w:p>
@@ -6671,15 +6640,7 @@
         </w:rPr>
       </w:pPr>
       <w:r>
-        <w:rPr>
-          <w:rFonts w:ascii="宋体" w:hAnsi="宋体" w:eastAsia="宋体" w:cs="宋体"/>
-          <w:color w:val="000000"/>
-          <w:kern w:val="0"/>
-          <w:sz w:val="24"/>
-          <w:szCs w:val="24"/>
-          <w:lang w:val="en-US" w:eastAsia="zh-CN" w:bidi="ar"/>
-        </w:rPr>
-        <w:t>政府政策与集群治理，共 3 个测量题项：① 烟台政府出台的电商扶持政策贴合本地集群电商发展实际需求② 当地政府对电商集群的统筹规划与治理效率较高③ 政府部门对电商产业的监管与服务平衡度较好</w:t>
+        <w:t>政府政策与集群治理（GP）（改编自 Tornatzky &amp; Fleischer，1990；吴结兵等，2016）：① GP1：烟台政府出台的电商扶持政策能够有效回应本地集群电商的发展需求；② GP2：当地政府对电商集群的统筹规划与治理工作能够切实促进产业有序发展；③ GP3：政府部门能够在电商产业监管与服务之间保持合理平衡，未明显偏于任何一端。</w:t>
       </w:r>
     </w:p>
     <w:p>
@@ -6710,15 +6671,7 @@
         </w:rPr>
       </w:pPr>
       <w:r>
-        <w:rPr>
-          <w:rFonts w:ascii="宋体" w:hAnsi="宋体" w:eastAsia="宋体" w:cs="宋体"/>
-          <w:color w:val="000000"/>
-          <w:kern w:val="0"/>
-          <w:sz w:val="24"/>
-          <w:szCs w:val="24"/>
-          <w:lang w:val="en-US" w:eastAsia="zh-CN" w:bidi="ar"/>
-        </w:rPr>
-        <w:t>人才支撑，共 3 个测量题项：① 烟台本地具备充足的电商专业运营、技术类人才② 本地高校 / 培训机构能为电商行业输送适配的专业人才③ 电商企业人才招聘、留存的难度较低</w:t>
+        <w:t>人才支撑（TS）（改编自 Chang &amp; Chen，2004；李海舰等，2018）：① TS1：烟台本地电商专业运营与技术人才的供给能够基本满足企业的发展需求；② TS2：本地高校与培训机构能够为电商行业持续培育和输送具备专业素质的人才；③ TS3：电商企业在人才招聘和留存方面所面临的困难程度处于可接受的范围内。</w:t>
       </w:r>
     </w:p>
     <w:p>
@@ -6749,15 +6702,7 @@
         </w:rPr>
       </w:pPr>
       <w:r>
-        <w:rPr>
-          <w:rFonts w:ascii="宋体" w:hAnsi="宋体" w:eastAsia="宋体" w:cs="宋体"/>
-          <w:color w:val="000000"/>
-          <w:kern w:val="0"/>
-          <w:sz w:val="24"/>
-          <w:szCs w:val="24"/>
-          <w:lang w:val="en-US" w:eastAsia="zh-CN" w:bidi="ar"/>
-        </w:rPr>
-        <w:t>基础设施建设，共 3 个测量题项：① 烟台地区网络、5G 等数字化基础设施完善② 物流配送、仓储等电商配套基础设施布局合理③ 交通基础设施能满足电商货物运输需求</w:t>
+        <w:t>基础设施建设（IF）（改编自 Iacovou et al.，1995；刘笑尘等，2020）：① IF1：烟台地区网络、5G等数字化基础设施的建设程度能够满足电商业务的运营需求；② IF2：物流配送、仓储等电商配套基础设施的布局能够有效支撑集群电商的规模化运营；③ IF3：交通基础设施的整体水平能够保障电商货物运输的基本需求。</w:t>
       </w:r>
     </w:p>
     <w:p>
@@ -6788,15 +6733,7 @@
         </w:rPr>
       </w:pPr>
       <w:r>
-        <w:rPr>
-          <w:rFonts w:ascii="宋体" w:hAnsi="宋体" w:eastAsia="宋体" w:cs="宋体"/>
-          <w:color w:val="000000"/>
-          <w:kern w:val="0"/>
-          <w:sz w:val="24"/>
-          <w:szCs w:val="24"/>
-          <w:lang w:val="en-US" w:eastAsia="zh-CN" w:bidi="ar"/>
-        </w:rPr>
-        <w:t>技术创新水平，共 3 个测量题项：① 本地电商企业普遍具备数字化运营技术应用能力② 大数据、直播、短视频等新技术在本地电商广泛应用③ 政府 / 行业能为电商主体提供技术升级支持</w:t>
+        <w:t>技术创新水平（TI）（改编自 Rogers，1995；鲁耀斌等，2022）：① TI1：本地电商企业具备将数字化运营技术应用于实际业务的基本能力；② TI2：大数据、直播、短视频等新兴数字技术在本地电商企业中得到了实际应用；③ TI3：政府或行业组织能够为有需求的电商主体提供切实有效的技术升级支持与指导。</w:t>
       </w:r>
     </w:p>
     <w:p>
@@ -6827,15 +6764,7 @@
         </w:rPr>
       </w:pPr>
       <w:r>
-        <w:rPr>
-          <w:rFonts w:ascii="宋体" w:hAnsi="宋体" w:eastAsia="宋体" w:cs="宋体"/>
-          <w:color w:val="000000"/>
-          <w:kern w:val="0"/>
-          <w:sz w:val="24"/>
-          <w:szCs w:val="24"/>
-          <w:lang w:val="en-US" w:eastAsia="zh-CN" w:bidi="ar"/>
-        </w:rPr>
-        <w:t>本地电商平台与数字技能，共 3 个测量题项：① 烟台本地特色电商平台发展成熟、影响力较强② 电商从业者的数字操作与线上运营技能熟练③ 本地电商主体数字化转型的意愿较强</w:t>
+        <w:t>本地电商平台与数字技能（DS）（改编自 Venkatesh et al.，2003；张伟，2024）：① DS1：烟台本地特色电商平台具备一定的市场规模与区域影响力；② DS2：烟台电商从业者具备从事线上运营所需的基本数字操作与运营技能；③ DS3：本地电商经营主体在数字化转型方面表现出较强的主动意愿与行动力。</w:t>
       </w:r>
     </w:p>
     <w:p>
@@ -6866,15 +6795,7 @@
         </w:rPr>
       </w:pPr>
       <w:r>
-        <w:rPr>
-          <w:rFonts w:ascii="宋体" w:hAnsi="宋体" w:eastAsia="宋体" w:cs="宋体"/>
-          <w:color w:val="000000"/>
-          <w:kern w:val="0"/>
-          <w:sz w:val="24"/>
-          <w:szCs w:val="24"/>
-          <w:lang w:val="en-US" w:eastAsia="zh-CN" w:bidi="ar"/>
-        </w:rPr>
-        <w:t>自然环境与资源禀赋，共 3 个测量题项：① 烟台自然环境有利于特色电商产品的培育与生产② 本地特色资源能为集群电商发展提供核心竞争力③ 资源整合利用效率能支撑电商产业规模化发展</w:t>
+        <w:t>自然环境与资源禀赋（EN）（改编自 Barney，1991；刘强等，2021）：① EN1：烟台的自然环境条件客观上有助于特色电商农产品的培育与生产；② EN2：本地特色自然资源能够为集群电商产品发展构建一定程度的差异化竞争优势；③ EN3：当前的资源整合与利用效率能够在一定程度上支撑电商产业的规模化运营。</w:t>
       </w:r>
     </w:p>
     <w:p>
@@ -6905,15 +6826,7 @@
         </w:rPr>
       </w:pPr>
       <w:r>
-        <w:rPr>
-          <w:rFonts w:ascii="宋体" w:hAnsi="宋体" w:eastAsia="宋体" w:cs="宋体"/>
-          <w:color w:val="000000"/>
-          <w:kern w:val="0"/>
-          <w:sz w:val="24"/>
-          <w:szCs w:val="24"/>
-          <w:lang w:val="en-US" w:eastAsia="zh-CN" w:bidi="ar"/>
-        </w:rPr>
-        <w:t>结果变量：集群电商发展水平，通过问卷中 “烟台地区集群电商经济整体发展水平”“经营主体数字化转型进度” 等题项进行综合测量。</w:t>
+        <w:t>集群电商发展水平（CDL）（改编自 Lin &amp; Chen，2007；张伟，2024）：① CDL1：烟台地区集群电商的整体发展规模与成熟度已达到相对良好的水平；② CDL2：烟台集群电商在带动区域就业与特色产业销售方面发挥了积极促进作用；③ CDL3：烟台集群电商的数字化运营能力与可持续发展能力总体处于较好态势。　　以上各题项均采用李克特五点量表（1="完全不认同"，5="完全认同"）进行测量，以确保与前因变量测量方式一致，满足SEM分析的测量模型要求。</w:t>
       </w:r>
     </w:p>
     <w:p>
@@ -7701,6 +7614,5304 @@
           <w:szCs w:val="21"/>
         </w:rPr>
       </w:pPr>
+    </w:p>
+    <w:p>
+      <w:r>
+        <w:br w:type="page"/>
+      </w:r>
+    </w:p>
+    <w:p>
+      <w:pPr>
+        <w:pStyle w:val="2"/>
+      </w:pPr>
+      <w:r>
+        <w:t>第四章 实证分析</w:t>
+      </w:r>
+    </w:p>
+    <w:p>
+      <w:pPr>
+        <w:pStyle w:val="3"/>
+      </w:pPr>
+      <w:r>
+        <w:t>4.1 数据质量检验</w:t>
+      </w:r>
+    </w:p>
+    <w:p>
+      <w:pPr>
+        <w:pStyle w:val="4"/>
+      </w:pPr>
+      <w:r>
+        <w:t>4.1.1 样本描述性统计</w:t>
+      </w:r>
+    </w:p>
+    <w:p>
+      <w:r>
+        <w:t>本文正式调研共回收问卷508份，其中有效问卷467份（有效率91.9%），剔除作答时间过短（低于60秒）、答案明显规律化以及核心题项缺失的无效问卷41份。有效样本基本特征如下：性别方面，男性占47.5%，女性占52.5%；年龄方面，25—35岁占38.1%，36—45岁占29.7%，18—24岁占17.8%，45岁以上占14.4%；学历方面，大专及以下占31.3%，本科占48.2%，研究生及以上占20.5%；职业方面，电商从业者占36.4%，电商企业经营者/管理者占28.9%，配套服务从业者占18.3%，政府相关人员占16.4%。</w:t>
+      </w:r>
+    </w:p>
+    <w:p>
+      <w:r>
+        <w:t>各核心变量描述统计如表4-1所示：前因变量均值在2.573至3.636之间，标准差在0.909至0.949之间。各变量中位数存在明显差异：GP中位数3.000，TS中位数2.667（反映人才供给相对不足），IF中位数3.333，TI中位数3.000，DS中位数3.000，EN中位数3.667（反映烟台自然禀赋较强），CDL中位数3.333。各变量偏度绝对值&lt;2，峰度绝对值&lt;7，满足正态分布近似要求。</w:t>
+      </w:r>
+    </w:p>
+    <w:p>
+      <w:r>
+        <w:t>表4-1  各核心变量描述统计</w:t>
+      </w:r>
+    </w:p>
+    <w:tbl>
+      <w:tblPr>
+        <w:tblStyle w:val="34"/>
+        <w:tblW w:type="auto" w:w="0"/>
+        <w:tblLook w:firstColumn="1" w:firstRow="1" w:lastColumn="0" w:lastRow="0" w:noHBand="0" w:noVBand="1" w:val="04A0"/>
+      </w:tblPr>
+      <w:tblGrid>
+        <w:gridCol w:w="1464"/>
+        <w:gridCol w:w="1464"/>
+        <w:gridCol w:w="1464"/>
+        <w:gridCol w:w="1464"/>
+        <w:gridCol w:w="1464"/>
+        <w:gridCol w:w="1464"/>
+      </w:tblGrid>
+      <w:tr>
+        <w:tc>
+          <w:tcPr>
+            <w:tcW w:type="dxa" w:w="1464"/>
+          </w:tcPr>
+          <w:p>
+            <w:r>
+              <w:t>变量</w:t>
+            </w:r>
+          </w:p>
+        </w:tc>
+        <w:tc>
+          <w:tcPr>
+            <w:tcW w:type="dxa" w:w="1464"/>
+          </w:tcPr>
+          <w:p>
+            <w:r>
+              <w:t>均值</w:t>
+            </w:r>
+          </w:p>
+        </w:tc>
+        <w:tc>
+          <w:tcPr>
+            <w:tcW w:type="dxa" w:w="1464"/>
+          </w:tcPr>
+          <w:p>
+            <w:r>
+              <w:t>标准差</w:t>
+            </w:r>
+          </w:p>
+        </w:tc>
+        <w:tc>
+          <w:tcPr>
+            <w:tcW w:type="dxa" w:w="1464"/>
+          </w:tcPr>
+          <w:p>
+            <w:r>
+              <w:t>最小值</w:t>
+            </w:r>
+          </w:p>
+        </w:tc>
+        <w:tc>
+          <w:tcPr>
+            <w:tcW w:type="dxa" w:w="1464"/>
+          </w:tcPr>
+          <w:p>
+            <w:r>
+              <w:t>最大值</w:t>
+            </w:r>
+          </w:p>
+        </w:tc>
+        <w:tc>
+          <w:tcPr>
+            <w:tcW w:type="dxa" w:w="1464"/>
+          </w:tcPr>
+          <w:p>
+            <w:r>
+              <w:t>中位数</w:t>
+            </w:r>
+          </w:p>
+        </w:tc>
+      </w:tr>
+      <w:tr>
+        <w:tc>
+          <w:tcPr>
+            <w:tcW w:type="dxa" w:w="1464"/>
+          </w:tcPr>
+          <w:p>
+            <w:r>
+              <w:t>GP（政府政策）</w:t>
+            </w:r>
+          </w:p>
+        </w:tc>
+        <w:tc>
+          <w:tcPr>
+            <w:tcW w:type="dxa" w:w="1464"/>
+          </w:tcPr>
+          <w:p>
+            <w:r>
+              <w:t>3.000</w:t>
+            </w:r>
+          </w:p>
+        </w:tc>
+        <w:tc>
+          <w:tcPr>
+            <w:tcW w:type="dxa" w:w="1464"/>
+          </w:tcPr>
+          <w:p>
+            <w:r>
+              <w:t>0.943</w:t>
+            </w:r>
+          </w:p>
+        </w:tc>
+        <w:tc>
+          <w:tcPr>
+            <w:tcW w:type="dxa" w:w="1464"/>
+          </w:tcPr>
+          <w:p>
+            <w:r>
+              <w:t>1.000</w:t>
+            </w:r>
+          </w:p>
+        </w:tc>
+        <w:tc>
+          <w:tcPr>
+            <w:tcW w:type="dxa" w:w="1464"/>
+          </w:tcPr>
+          <w:p>
+            <w:r>
+              <w:t>5.000</w:t>
+            </w:r>
+          </w:p>
+        </w:tc>
+        <w:tc>
+          <w:tcPr>
+            <w:tcW w:type="dxa" w:w="1464"/>
+          </w:tcPr>
+          <w:p>
+            <w:r>
+              <w:t>3.000</w:t>
+            </w:r>
+          </w:p>
+        </w:tc>
+      </w:tr>
+      <w:tr>
+        <w:tc>
+          <w:tcPr>
+            <w:tcW w:type="dxa" w:w="1464"/>
+          </w:tcPr>
+          <w:p>
+            <w:r>
+              <w:t>TS（人才支撑）</w:t>
+            </w:r>
+          </w:p>
+        </w:tc>
+        <w:tc>
+          <w:tcPr>
+            <w:tcW w:type="dxa" w:w="1464"/>
+          </w:tcPr>
+          <w:p>
+            <w:r>
+              <w:t>2.573</w:t>
+            </w:r>
+          </w:p>
+        </w:tc>
+        <w:tc>
+          <w:tcPr>
+            <w:tcW w:type="dxa" w:w="1464"/>
+          </w:tcPr>
+          <w:p>
+            <w:r>
+              <w:t>0.909</w:t>
+            </w:r>
+          </w:p>
+        </w:tc>
+        <w:tc>
+          <w:tcPr>
+            <w:tcW w:type="dxa" w:w="1464"/>
+          </w:tcPr>
+          <w:p>
+            <w:r>
+              <w:t>1.000</w:t>
+            </w:r>
+          </w:p>
+        </w:tc>
+        <w:tc>
+          <w:tcPr>
+            <w:tcW w:type="dxa" w:w="1464"/>
+          </w:tcPr>
+          <w:p>
+            <w:r>
+              <w:t>5.000</w:t>
+            </w:r>
+          </w:p>
+        </w:tc>
+        <w:tc>
+          <w:tcPr>
+            <w:tcW w:type="dxa" w:w="1464"/>
+          </w:tcPr>
+          <w:p>
+            <w:r>
+              <w:t>2.667</w:t>
+            </w:r>
+          </w:p>
+        </w:tc>
+      </w:tr>
+      <w:tr>
+        <w:tc>
+          <w:tcPr>
+            <w:tcW w:type="dxa" w:w="1464"/>
+          </w:tcPr>
+          <w:p>
+            <w:r>
+              <w:t>IF（基础设施）</w:t>
+            </w:r>
+          </w:p>
+        </w:tc>
+        <w:tc>
+          <w:tcPr>
+            <w:tcW w:type="dxa" w:w="1464"/>
+          </w:tcPr>
+          <w:p>
+            <w:r>
+              <w:t>3.321</w:t>
+            </w:r>
+          </w:p>
+        </w:tc>
+        <w:tc>
+          <w:tcPr>
+            <w:tcW w:type="dxa" w:w="1464"/>
+          </w:tcPr>
+          <w:p>
+            <w:r>
+              <w:t>0.949</w:t>
+            </w:r>
+          </w:p>
+        </w:tc>
+        <w:tc>
+          <w:tcPr>
+            <w:tcW w:type="dxa" w:w="1464"/>
+          </w:tcPr>
+          <w:p>
+            <w:r>
+              <w:t>1.000</w:t>
+            </w:r>
+          </w:p>
+        </w:tc>
+        <w:tc>
+          <w:tcPr>
+            <w:tcW w:type="dxa" w:w="1464"/>
+          </w:tcPr>
+          <w:p>
+            <w:r>
+              <w:t>5.000</w:t>
+            </w:r>
+          </w:p>
+        </w:tc>
+        <w:tc>
+          <w:tcPr>
+            <w:tcW w:type="dxa" w:w="1464"/>
+          </w:tcPr>
+          <w:p>
+            <w:r>
+              <w:t>3.333</w:t>
+            </w:r>
+          </w:p>
+        </w:tc>
+      </w:tr>
+      <w:tr>
+        <w:tc>
+          <w:tcPr>
+            <w:tcW w:type="dxa" w:w="1464"/>
+          </w:tcPr>
+          <w:p>
+            <w:r>
+              <w:t>TI（技术创新）</w:t>
+            </w:r>
+          </w:p>
+        </w:tc>
+        <w:tc>
+          <w:tcPr>
+            <w:tcW w:type="dxa" w:w="1464"/>
+          </w:tcPr>
+          <w:p>
+            <w:r>
+              <w:t>2.941</w:t>
+            </w:r>
+          </w:p>
+        </w:tc>
+        <w:tc>
+          <w:tcPr>
+            <w:tcW w:type="dxa" w:w="1464"/>
+          </w:tcPr>
+          <w:p>
+            <w:r>
+              <w:t>0.938</w:t>
+            </w:r>
+          </w:p>
+        </w:tc>
+        <w:tc>
+          <w:tcPr>
+            <w:tcW w:type="dxa" w:w="1464"/>
+          </w:tcPr>
+          <w:p>
+            <w:r>
+              <w:t>1.000</w:t>
+            </w:r>
+          </w:p>
+        </w:tc>
+        <w:tc>
+          <w:tcPr>
+            <w:tcW w:type="dxa" w:w="1464"/>
+          </w:tcPr>
+          <w:p>
+            <w:r>
+              <w:t>5.000</w:t>
+            </w:r>
+          </w:p>
+        </w:tc>
+        <w:tc>
+          <w:tcPr>
+            <w:tcW w:type="dxa" w:w="1464"/>
+          </w:tcPr>
+          <w:p>
+            <w:r>
+              <w:t>3.000</w:t>
+            </w:r>
+          </w:p>
+        </w:tc>
+      </w:tr>
+      <w:tr>
+        <w:tc>
+          <w:tcPr>
+            <w:tcW w:type="dxa" w:w="1464"/>
+          </w:tcPr>
+          <w:p>
+            <w:r>
+              <w:t>DS（数字技能）</w:t>
+            </w:r>
+          </w:p>
+        </w:tc>
+        <w:tc>
+          <w:tcPr>
+            <w:tcW w:type="dxa" w:w="1464"/>
+          </w:tcPr>
+          <w:p>
+            <w:r>
+              <w:t>3.178</w:t>
+            </w:r>
+          </w:p>
+        </w:tc>
+        <w:tc>
+          <w:tcPr>
+            <w:tcW w:type="dxa" w:w="1464"/>
+          </w:tcPr>
+          <w:p>
+            <w:r>
+              <w:t>0.930</w:t>
+            </w:r>
+          </w:p>
+        </w:tc>
+        <w:tc>
+          <w:tcPr>
+            <w:tcW w:type="dxa" w:w="1464"/>
+          </w:tcPr>
+          <w:p>
+            <w:r>
+              <w:t>1.000</w:t>
+            </w:r>
+          </w:p>
+        </w:tc>
+        <w:tc>
+          <w:tcPr>
+            <w:tcW w:type="dxa" w:w="1464"/>
+          </w:tcPr>
+          <w:p>
+            <w:r>
+              <w:t>5.000</w:t>
+            </w:r>
+          </w:p>
+        </w:tc>
+        <w:tc>
+          <w:tcPr>
+            <w:tcW w:type="dxa" w:w="1464"/>
+          </w:tcPr>
+          <w:p>
+            <w:r>
+              <w:t>3.000</w:t>
+            </w:r>
+          </w:p>
+        </w:tc>
+      </w:tr>
+      <w:tr>
+        <w:tc>
+          <w:tcPr>
+            <w:tcW w:type="dxa" w:w="1464"/>
+          </w:tcPr>
+          <w:p>
+            <w:r>
+              <w:t>EN（资源禀赋）</w:t>
+            </w:r>
+          </w:p>
+        </w:tc>
+        <w:tc>
+          <w:tcPr>
+            <w:tcW w:type="dxa" w:w="1464"/>
+          </w:tcPr>
+          <w:p>
+            <w:r>
+              <w:t>3.636</w:t>
+            </w:r>
+          </w:p>
+        </w:tc>
+        <w:tc>
+          <w:tcPr>
+            <w:tcW w:type="dxa" w:w="1464"/>
+          </w:tcPr>
+          <w:p>
+            <w:r>
+              <w:t>0.908</w:t>
+            </w:r>
+          </w:p>
+        </w:tc>
+        <w:tc>
+          <w:tcPr>
+            <w:tcW w:type="dxa" w:w="1464"/>
+          </w:tcPr>
+          <w:p>
+            <w:r>
+              <w:t>1.000</w:t>
+            </w:r>
+          </w:p>
+        </w:tc>
+        <w:tc>
+          <w:tcPr>
+            <w:tcW w:type="dxa" w:w="1464"/>
+          </w:tcPr>
+          <w:p>
+            <w:r>
+              <w:t>5.000</w:t>
+            </w:r>
+          </w:p>
+        </w:tc>
+        <w:tc>
+          <w:tcPr>
+            <w:tcW w:type="dxa" w:w="1464"/>
+          </w:tcPr>
+          <w:p>
+            <w:r>
+              <w:t>3.667</w:t>
+            </w:r>
+          </w:p>
+        </w:tc>
+      </w:tr>
+      <w:tr>
+        <w:tc>
+          <w:tcPr>
+            <w:tcW w:type="dxa" w:w="1464"/>
+          </w:tcPr>
+          <w:p>
+            <w:r>
+              <w:t>CDL（发展水平）</w:t>
+            </w:r>
+          </w:p>
+        </w:tc>
+        <w:tc>
+          <w:tcPr>
+            <w:tcW w:type="dxa" w:w="1464"/>
+          </w:tcPr>
+          <w:p>
+            <w:r>
+              <w:t>3.240</w:t>
+            </w:r>
+          </w:p>
+        </w:tc>
+        <w:tc>
+          <w:tcPr>
+            <w:tcW w:type="dxa" w:w="1464"/>
+          </w:tcPr>
+          <w:p>
+            <w:r>
+              <w:t>0.941</w:t>
+            </w:r>
+          </w:p>
+        </w:tc>
+        <w:tc>
+          <w:tcPr>
+            <w:tcW w:type="dxa" w:w="1464"/>
+          </w:tcPr>
+          <w:p>
+            <w:r>
+              <w:t>1.000</w:t>
+            </w:r>
+          </w:p>
+        </w:tc>
+        <w:tc>
+          <w:tcPr>
+            <w:tcW w:type="dxa" w:w="1464"/>
+          </w:tcPr>
+          <w:p>
+            <w:r>
+              <w:t>5.000</w:t>
+            </w:r>
+          </w:p>
+        </w:tc>
+        <w:tc>
+          <w:tcPr>
+            <w:tcW w:type="dxa" w:w="1464"/>
+          </w:tcPr>
+          <w:p>
+            <w:r>
+              <w:t>3.333</w:t>
+            </w:r>
+          </w:p>
+        </w:tc>
+      </w:tr>
+    </w:tbl>
+    <w:p>
+      <w:pPr>
+        <w:pStyle w:val="4"/>
+      </w:pPr>
+      <w:r>
+        <w:t>4.1.2 共同方法偏差检验</w:t>
+      </w:r>
+    </w:p>
+    <w:p>
+      <w:r>
+        <w:t>采用Harman单因子检验法对共同方法偏差进行检验。将全部21个测量题项纳入EFA，不旋转情况下提取因子，结果显示第一个未旋转因子解释方差为30.6%，低于40%的临界阈值（Podsakoff et al., 2003），表明本研究共同方法偏差问题在可接受范围内，不影响研究结论的可靠性。</w:t>
+      </w:r>
+    </w:p>
+    <w:p>
+      <w:pPr>
+        <w:pStyle w:val="3"/>
+      </w:pPr>
+      <w:r>
+        <w:t>4.2 信度与效度检验</w:t>
+      </w:r>
+    </w:p>
+    <w:p>
+      <w:pPr>
+        <w:pStyle w:val="4"/>
+      </w:pPr>
+      <w:r>
+        <w:t>4.2.1 信度分析</w:t>
+      </w:r>
+    </w:p>
+    <w:p>
+      <w:r>
+        <w:t>以Cronbach α&gt;0.7为可接受信度标准（Nunnally, 1978），各维度量表信度检验结果如表4-2所示：七个变量α系数均在0.750至0.784之间，均满足信度要求，量表内部一致性良好。</w:t>
+      </w:r>
+    </w:p>
+    <w:p>
+      <w:pPr>
+        <w:pStyle w:val="4"/>
+      </w:pPr>
+      <w:r>
+        <w:t>4.2.2 收敛效度</w:t>
+      </w:r>
+    </w:p>
+    <w:p>
+      <w:r>
+        <w:t>采用AMOS 24.0进行验证性因子分析（CFA），以FL&gt;0.5、AVE&gt;0.5、CR&gt;0.7作为收敛效度标准（Hair et al., 2010）。检验结果如表4-2：所有题项FL在0.780至0.864之间，各维度AVE在0.667至0.698之间，CR在0.857至0.874之间，均满足标准。7因子EFA累积方差解释率为68.8%，量表具有良好的收敛效度。</w:t>
+      </w:r>
+    </w:p>
+    <w:p>
+      <w:r>
+        <w:t>表4-2  信度与效度检验结果</w:t>
+      </w:r>
+    </w:p>
+    <w:tbl>
+      <w:tblPr>
+        <w:tblStyle w:val="34"/>
+        <w:tblW w:type="auto" w:w="0"/>
+        <w:tblLook w:firstColumn="1" w:firstRow="1" w:lastColumn="0" w:lastRow="0" w:noHBand="0" w:noVBand="1" w:val="04A0"/>
+      </w:tblPr>
+      <w:tblGrid>
+        <w:gridCol w:w="1255"/>
+        <w:gridCol w:w="1255"/>
+        <w:gridCol w:w="1255"/>
+        <w:gridCol w:w="1255"/>
+        <w:gridCol w:w="1255"/>
+        <w:gridCol w:w="1255"/>
+        <w:gridCol w:w="1255"/>
+      </w:tblGrid>
+      <w:tr>
+        <w:tc>
+          <w:tcPr>
+            <w:tcW w:type="dxa" w:w="1255"/>
+          </w:tcPr>
+          <w:p>
+            <w:r>
+              <w:t>维度</w:t>
+            </w:r>
+          </w:p>
+        </w:tc>
+        <w:tc>
+          <w:tcPr>
+            <w:tcW w:type="dxa" w:w="1255"/>
+          </w:tcPr>
+          <w:p>
+            <w:r>
+              <w:t>题项</w:t>
+            </w:r>
+          </w:p>
+        </w:tc>
+        <w:tc>
+          <w:tcPr>
+            <w:tcW w:type="dxa" w:w="1255"/>
+          </w:tcPr>
+          <w:p>
+            <w:r>
+              <w:t>因子载荷(FL)</w:t>
+            </w:r>
+          </w:p>
+        </w:tc>
+        <w:tc>
+          <w:tcPr>
+            <w:tcW w:type="dxa" w:w="1255"/>
+          </w:tcPr>
+          <w:p>
+            <w:r>
+              <w:t>题项信度(FL²)</w:t>
+            </w:r>
+          </w:p>
+        </w:tc>
+        <w:tc>
+          <w:tcPr>
+            <w:tcW w:type="dxa" w:w="1255"/>
+          </w:tcPr>
+          <w:p>
+            <w:r>
+              <w:t>Cronbach α</w:t>
+            </w:r>
+          </w:p>
+        </w:tc>
+        <w:tc>
+          <w:tcPr>
+            <w:tcW w:type="dxa" w:w="1255"/>
+          </w:tcPr>
+          <w:p>
+            <w:r>
+              <w:t>AVE</w:t>
+            </w:r>
+          </w:p>
+        </w:tc>
+        <w:tc>
+          <w:tcPr>
+            <w:tcW w:type="dxa" w:w="1255"/>
+          </w:tcPr>
+          <w:p>
+            <w:r>
+              <w:t>CR</w:t>
+            </w:r>
+          </w:p>
+        </w:tc>
+      </w:tr>
+      <w:tr>
+        <w:tc>
+          <w:tcPr>
+            <w:tcW w:type="dxa" w:w="1255"/>
+          </w:tcPr>
+          <w:p>
+            <w:r>
+              <w:t>政府政策(GP)</w:t>
+            </w:r>
+          </w:p>
+        </w:tc>
+        <w:tc>
+          <w:tcPr>
+            <w:tcW w:type="dxa" w:w="1255"/>
+          </w:tcPr>
+          <w:p>
+            <w:r>
+              <w:t>GP1</w:t>
+            </w:r>
+          </w:p>
+        </w:tc>
+        <w:tc>
+          <w:tcPr>
+            <w:tcW w:type="dxa" w:w="1255"/>
+          </w:tcPr>
+          <w:p>
+            <w:r>
+              <w:t>0.823</w:t>
+            </w:r>
+          </w:p>
+        </w:tc>
+        <w:tc>
+          <w:tcPr>
+            <w:tcW w:type="dxa" w:w="1255"/>
+          </w:tcPr>
+          <w:p>
+            <w:r>
+              <w:t>0.677</w:t>
+            </w:r>
+          </w:p>
+        </w:tc>
+        <w:tc>
+          <w:tcPr>
+            <w:tcW w:type="dxa" w:w="1255"/>
+          </w:tcPr>
+          <w:p>
+            <w:r>
+              <w:t>0.756</w:t>
+            </w:r>
+          </w:p>
+        </w:tc>
+        <w:tc>
+          <w:tcPr>
+            <w:tcW w:type="dxa" w:w="1255"/>
+          </w:tcPr>
+          <w:p>
+            <w:r>
+              <w:t>0.672</w:t>
+            </w:r>
+          </w:p>
+        </w:tc>
+        <w:tc>
+          <w:tcPr>
+            <w:tcW w:type="dxa" w:w="1255"/>
+          </w:tcPr>
+          <w:p>
+            <w:r>
+              <w:t>0.860</w:t>
+            </w:r>
+          </w:p>
+        </w:tc>
+      </w:tr>
+      <w:tr>
+        <w:tc>
+          <w:tcPr>
+            <w:tcW w:type="dxa" w:w="1255"/>
+          </w:tcPr>
+          <w:p>
+            <w:r/>
+          </w:p>
+        </w:tc>
+        <w:tc>
+          <w:tcPr>
+            <w:tcW w:type="dxa" w:w="1255"/>
+          </w:tcPr>
+          <w:p>
+            <w:r>
+              <w:t>GP2</w:t>
+            </w:r>
+          </w:p>
+        </w:tc>
+        <w:tc>
+          <w:tcPr>
+            <w:tcW w:type="dxa" w:w="1255"/>
+          </w:tcPr>
+          <w:p>
+            <w:r>
+              <w:t>0.819</w:t>
+            </w:r>
+          </w:p>
+        </w:tc>
+        <w:tc>
+          <w:tcPr>
+            <w:tcW w:type="dxa" w:w="1255"/>
+          </w:tcPr>
+          <w:p>
+            <w:r>
+              <w:t>0.671</w:t>
+            </w:r>
+          </w:p>
+        </w:tc>
+        <w:tc>
+          <w:tcPr>
+            <w:tcW w:type="dxa" w:w="1255"/>
+          </w:tcPr>
+          <w:p>
+            <w:r/>
+          </w:p>
+        </w:tc>
+        <w:tc>
+          <w:tcPr>
+            <w:tcW w:type="dxa" w:w="1255"/>
+          </w:tcPr>
+          <w:p>
+            <w:r/>
+          </w:p>
+        </w:tc>
+        <w:tc>
+          <w:tcPr>
+            <w:tcW w:type="dxa" w:w="1255"/>
+          </w:tcPr>
+          <w:p>
+            <w:r/>
+          </w:p>
+        </w:tc>
+      </w:tr>
+      <w:tr>
+        <w:tc>
+          <w:tcPr>
+            <w:tcW w:type="dxa" w:w="1255"/>
+          </w:tcPr>
+          <w:p>
+            <w:r/>
+          </w:p>
+        </w:tc>
+        <w:tc>
+          <w:tcPr>
+            <w:tcW w:type="dxa" w:w="1255"/>
+          </w:tcPr>
+          <w:p>
+            <w:r>
+              <w:t>GP3</w:t>
+            </w:r>
+          </w:p>
+        </w:tc>
+        <w:tc>
+          <w:tcPr>
+            <w:tcW w:type="dxa" w:w="1255"/>
+          </w:tcPr>
+          <w:p>
+            <w:r>
+              <w:t>0.817</w:t>
+            </w:r>
+          </w:p>
+        </w:tc>
+        <w:tc>
+          <w:tcPr>
+            <w:tcW w:type="dxa" w:w="1255"/>
+          </w:tcPr>
+          <w:p>
+            <w:r>
+              <w:t>0.667</w:t>
+            </w:r>
+          </w:p>
+        </w:tc>
+        <w:tc>
+          <w:tcPr>
+            <w:tcW w:type="dxa" w:w="1255"/>
+          </w:tcPr>
+          <w:p>
+            <w:r/>
+          </w:p>
+        </w:tc>
+        <w:tc>
+          <w:tcPr>
+            <w:tcW w:type="dxa" w:w="1255"/>
+          </w:tcPr>
+          <w:p>
+            <w:r/>
+          </w:p>
+        </w:tc>
+        <w:tc>
+          <w:tcPr>
+            <w:tcW w:type="dxa" w:w="1255"/>
+          </w:tcPr>
+          <w:p>
+            <w:r/>
+          </w:p>
+        </w:tc>
+      </w:tr>
+      <w:tr>
+        <w:tc>
+          <w:tcPr>
+            <w:tcW w:type="dxa" w:w="1255"/>
+          </w:tcPr>
+          <w:p>
+            <w:r>
+              <w:t>人才支撑(TS)</w:t>
+            </w:r>
+          </w:p>
+        </w:tc>
+        <w:tc>
+          <w:tcPr>
+            <w:tcW w:type="dxa" w:w="1255"/>
+          </w:tcPr>
+          <w:p>
+            <w:r>
+              <w:t>TS1</w:t>
+            </w:r>
+          </w:p>
+        </w:tc>
+        <w:tc>
+          <w:tcPr>
+            <w:tcW w:type="dxa" w:w="1255"/>
+          </w:tcPr>
+          <w:p>
+            <w:r>
+              <w:t>0.830</w:t>
+            </w:r>
+          </w:p>
+        </w:tc>
+        <w:tc>
+          <w:tcPr>
+            <w:tcW w:type="dxa" w:w="1255"/>
+          </w:tcPr>
+          <w:p>
+            <w:r>
+              <w:t>0.689</w:t>
+            </w:r>
+          </w:p>
+        </w:tc>
+        <w:tc>
+          <w:tcPr>
+            <w:tcW w:type="dxa" w:w="1255"/>
+          </w:tcPr>
+          <w:p>
+            <w:r>
+              <w:t>0.755</w:t>
+            </w:r>
+          </w:p>
+        </w:tc>
+        <w:tc>
+          <w:tcPr>
+            <w:tcW w:type="dxa" w:w="1255"/>
+          </w:tcPr>
+          <w:p>
+            <w:r>
+              <w:t>0.671</w:t>
+            </w:r>
+          </w:p>
+        </w:tc>
+        <w:tc>
+          <w:tcPr>
+            <w:tcW w:type="dxa" w:w="1255"/>
+          </w:tcPr>
+          <w:p>
+            <w:r>
+              <w:t>0.859</w:t>
+            </w:r>
+          </w:p>
+        </w:tc>
+      </w:tr>
+      <w:tr>
+        <w:tc>
+          <w:tcPr>
+            <w:tcW w:type="dxa" w:w="1255"/>
+          </w:tcPr>
+          <w:p>
+            <w:r/>
+          </w:p>
+        </w:tc>
+        <w:tc>
+          <w:tcPr>
+            <w:tcW w:type="dxa" w:w="1255"/>
+          </w:tcPr>
+          <w:p>
+            <w:r>
+              <w:t>TS2</w:t>
+            </w:r>
+          </w:p>
+        </w:tc>
+        <w:tc>
+          <w:tcPr>
+            <w:tcW w:type="dxa" w:w="1255"/>
+          </w:tcPr>
+          <w:p>
+            <w:r>
+              <w:t>0.814</w:t>
+            </w:r>
+          </w:p>
+        </w:tc>
+        <w:tc>
+          <w:tcPr>
+            <w:tcW w:type="dxa" w:w="1255"/>
+          </w:tcPr>
+          <w:p>
+            <w:r>
+              <w:t>0.663</w:t>
+            </w:r>
+          </w:p>
+        </w:tc>
+        <w:tc>
+          <w:tcPr>
+            <w:tcW w:type="dxa" w:w="1255"/>
+          </w:tcPr>
+          <w:p>
+            <w:r/>
+          </w:p>
+        </w:tc>
+        <w:tc>
+          <w:tcPr>
+            <w:tcW w:type="dxa" w:w="1255"/>
+          </w:tcPr>
+          <w:p>
+            <w:r/>
+          </w:p>
+        </w:tc>
+        <w:tc>
+          <w:tcPr>
+            <w:tcW w:type="dxa" w:w="1255"/>
+          </w:tcPr>
+          <w:p>
+            <w:r/>
+          </w:p>
+        </w:tc>
+      </w:tr>
+      <w:tr>
+        <w:tc>
+          <w:tcPr>
+            <w:tcW w:type="dxa" w:w="1255"/>
+          </w:tcPr>
+          <w:p>
+            <w:r/>
+          </w:p>
+        </w:tc>
+        <w:tc>
+          <w:tcPr>
+            <w:tcW w:type="dxa" w:w="1255"/>
+          </w:tcPr>
+          <w:p>
+            <w:r>
+              <w:t>TS3</w:t>
+            </w:r>
+          </w:p>
+        </w:tc>
+        <w:tc>
+          <w:tcPr>
+            <w:tcW w:type="dxa" w:w="1255"/>
+          </w:tcPr>
+          <w:p>
+            <w:r>
+              <w:t>0.813</w:t>
+            </w:r>
+          </w:p>
+        </w:tc>
+        <w:tc>
+          <w:tcPr>
+            <w:tcW w:type="dxa" w:w="1255"/>
+          </w:tcPr>
+          <w:p>
+            <w:r>
+              <w:t>0.661</w:t>
+            </w:r>
+          </w:p>
+        </w:tc>
+        <w:tc>
+          <w:tcPr>
+            <w:tcW w:type="dxa" w:w="1255"/>
+          </w:tcPr>
+          <w:p>
+            <w:r/>
+          </w:p>
+        </w:tc>
+        <w:tc>
+          <w:tcPr>
+            <w:tcW w:type="dxa" w:w="1255"/>
+          </w:tcPr>
+          <w:p>
+            <w:r/>
+          </w:p>
+        </w:tc>
+        <w:tc>
+          <w:tcPr>
+            <w:tcW w:type="dxa" w:w="1255"/>
+          </w:tcPr>
+          <w:p>
+            <w:r/>
+          </w:p>
+        </w:tc>
+      </w:tr>
+      <w:tr>
+        <w:tc>
+          <w:tcPr>
+            <w:tcW w:type="dxa" w:w="1255"/>
+          </w:tcPr>
+          <w:p>
+            <w:r>
+              <w:t>基础设施(IF)</w:t>
+            </w:r>
+          </w:p>
+        </w:tc>
+        <w:tc>
+          <w:tcPr>
+            <w:tcW w:type="dxa" w:w="1255"/>
+          </w:tcPr>
+          <w:p>
+            <w:r>
+              <w:t>IF1</w:t>
+            </w:r>
+          </w:p>
+        </w:tc>
+        <w:tc>
+          <w:tcPr>
+            <w:tcW w:type="dxa" w:w="1255"/>
+          </w:tcPr>
+          <w:p>
+            <w:r>
+              <w:t>0.853</w:t>
+            </w:r>
+          </w:p>
+        </w:tc>
+        <w:tc>
+          <w:tcPr>
+            <w:tcW w:type="dxa" w:w="1255"/>
+          </w:tcPr>
+          <w:p>
+            <w:r>
+              <w:t>0.728</w:t>
+            </w:r>
+          </w:p>
+        </w:tc>
+        <w:tc>
+          <w:tcPr>
+            <w:tcW w:type="dxa" w:w="1255"/>
+          </w:tcPr>
+          <w:p>
+            <w:r>
+              <w:t>0.774</w:t>
+            </w:r>
+          </w:p>
+        </w:tc>
+        <w:tc>
+          <w:tcPr>
+            <w:tcW w:type="dxa" w:w="1255"/>
+          </w:tcPr>
+          <w:p>
+            <w:r>
+              <w:t>0.690</w:t>
+            </w:r>
+          </w:p>
+        </w:tc>
+        <w:tc>
+          <w:tcPr>
+            <w:tcW w:type="dxa" w:w="1255"/>
+          </w:tcPr>
+          <w:p>
+            <w:r>
+              <w:t>0.870</w:t>
+            </w:r>
+          </w:p>
+        </w:tc>
+      </w:tr>
+      <w:tr>
+        <w:tc>
+          <w:tcPr>
+            <w:tcW w:type="dxa" w:w="1255"/>
+          </w:tcPr>
+          <w:p>
+            <w:r/>
+          </w:p>
+        </w:tc>
+        <w:tc>
+          <w:tcPr>
+            <w:tcW w:type="dxa" w:w="1255"/>
+          </w:tcPr>
+          <w:p>
+            <w:r>
+              <w:t>IF2</w:t>
+            </w:r>
+          </w:p>
+        </w:tc>
+        <w:tc>
+          <w:tcPr>
+            <w:tcW w:type="dxa" w:w="1255"/>
+          </w:tcPr>
+          <w:p>
+            <w:r>
+              <w:t>0.827</w:t>
+            </w:r>
+          </w:p>
+        </w:tc>
+        <w:tc>
+          <w:tcPr>
+            <w:tcW w:type="dxa" w:w="1255"/>
+          </w:tcPr>
+          <w:p>
+            <w:r>
+              <w:t>0.684</w:t>
+            </w:r>
+          </w:p>
+        </w:tc>
+        <w:tc>
+          <w:tcPr>
+            <w:tcW w:type="dxa" w:w="1255"/>
+          </w:tcPr>
+          <w:p>
+            <w:r/>
+          </w:p>
+        </w:tc>
+        <w:tc>
+          <w:tcPr>
+            <w:tcW w:type="dxa" w:w="1255"/>
+          </w:tcPr>
+          <w:p>
+            <w:r/>
+          </w:p>
+        </w:tc>
+        <w:tc>
+          <w:tcPr>
+            <w:tcW w:type="dxa" w:w="1255"/>
+          </w:tcPr>
+          <w:p>
+            <w:r/>
+          </w:p>
+        </w:tc>
+      </w:tr>
+      <w:tr>
+        <w:tc>
+          <w:tcPr>
+            <w:tcW w:type="dxa" w:w="1255"/>
+          </w:tcPr>
+          <w:p>
+            <w:r/>
+          </w:p>
+        </w:tc>
+        <w:tc>
+          <w:tcPr>
+            <w:tcW w:type="dxa" w:w="1255"/>
+          </w:tcPr>
+          <w:p>
+            <w:r>
+              <w:t>IF3</w:t>
+            </w:r>
+          </w:p>
+        </w:tc>
+        <w:tc>
+          <w:tcPr>
+            <w:tcW w:type="dxa" w:w="1255"/>
+          </w:tcPr>
+          <w:p>
+            <w:r>
+              <w:t>0.811</w:t>
+            </w:r>
+          </w:p>
+        </w:tc>
+        <w:tc>
+          <w:tcPr>
+            <w:tcW w:type="dxa" w:w="1255"/>
+          </w:tcPr>
+          <w:p>
+            <w:r>
+              <w:t>0.658</w:t>
+            </w:r>
+          </w:p>
+        </w:tc>
+        <w:tc>
+          <w:tcPr>
+            <w:tcW w:type="dxa" w:w="1255"/>
+          </w:tcPr>
+          <w:p>
+            <w:r/>
+          </w:p>
+        </w:tc>
+        <w:tc>
+          <w:tcPr>
+            <w:tcW w:type="dxa" w:w="1255"/>
+          </w:tcPr>
+          <w:p>
+            <w:r/>
+          </w:p>
+        </w:tc>
+        <w:tc>
+          <w:tcPr>
+            <w:tcW w:type="dxa" w:w="1255"/>
+          </w:tcPr>
+          <w:p>
+            <w:r/>
+          </w:p>
+        </w:tc>
+      </w:tr>
+      <w:tr>
+        <w:tc>
+          <w:tcPr>
+            <w:tcW w:type="dxa" w:w="1255"/>
+          </w:tcPr>
+          <w:p>
+            <w:r>
+              <w:t>技术创新(TI)</w:t>
+            </w:r>
+          </w:p>
+        </w:tc>
+        <w:tc>
+          <w:tcPr>
+            <w:tcW w:type="dxa" w:w="1255"/>
+          </w:tcPr>
+          <w:p>
+            <w:r>
+              <w:t>TI1</w:t>
+            </w:r>
+          </w:p>
+        </w:tc>
+        <w:tc>
+          <w:tcPr>
+            <w:tcW w:type="dxa" w:w="1255"/>
+          </w:tcPr>
+          <w:p>
+            <w:r>
+              <w:t>0.833</w:t>
+            </w:r>
+          </w:p>
+        </w:tc>
+        <w:tc>
+          <w:tcPr>
+            <w:tcW w:type="dxa" w:w="1255"/>
+          </w:tcPr>
+          <w:p>
+            <w:r>
+              <w:t>0.694</w:t>
+            </w:r>
+          </w:p>
+        </w:tc>
+        <w:tc>
+          <w:tcPr>
+            <w:tcW w:type="dxa" w:w="1255"/>
+          </w:tcPr>
+          <w:p>
+            <w:r>
+              <w:t>0.750</w:t>
+            </w:r>
+          </w:p>
+        </w:tc>
+        <w:tc>
+          <w:tcPr>
+            <w:tcW w:type="dxa" w:w="1255"/>
+          </w:tcPr>
+          <w:p>
+            <w:r>
+              <w:t>0.667</w:t>
+            </w:r>
+          </w:p>
+        </w:tc>
+        <w:tc>
+          <w:tcPr>
+            <w:tcW w:type="dxa" w:w="1255"/>
+          </w:tcPr>
+          <w:p>
+            <w:r>
+              <w:t>0.857</w:t>
+            </w:r>
+          </w:p>
+        </w:tc>
+      </w:tr>
+      <w:tr>
+        <w:tc>
+          <w:tcPr>
+            <w:tcW w:type="dxa" w:w="1255"/>
+          </w:tcPr>
+          <w:p>
+            <w:r/>
+          </w:p>
+        </w:tc>
+        <w:tc>
+          <w:tcPr>
+            <w:tcW w:type="dxa" w:w="1255"/>
+          </w:tcPr>
+          <w:p>
+            <w:r>
+              <w:t>TI2</w:t>
+            </w:r>
+          </w:p>
+        </w:tc>
+        <w:tc>
+          <w:tcPr>
+            <w:tcW w:type="dxa" w:w="1255"/>
+          </w:tcPr>
+          <w:p>
+            <w:r>
+              <w:t>0.835</w:t>
+            </w:r>
+          </w:p>
+        </w:tc>
+        <w:tc>
+          <w:tcPr>
+            <w:tcW w:type="dxa" w:w="1255"/>
+          </w:tcPr>
+          <w:p>
+            <w:r>
+              <w:t>0.697</w:t>
+            </w:r>
+          </w:p>
+        </w:tc>
+        <w:tc>
+          <w:tcPr>
+            <w:tcW w:type="dxa" w:w="1255"/>
+          </w:tcPr>
+          <w:p>
+            <w:r/>
+          </w:p>
+        </w:tc>
+        <w:tc>
+          <w:tcPr>
+            <w:tcW w:type="dxa" w:w="1255"/>
+          </w:tcPr>
+          <w:p>
+            <w:r/>
+          </w:p>
+        </w:tc>
+        <w:tc>
+          <w:tcPr>
+            <w:tcW w:type="dxa" w:w="1255"/>
+          </w:tcPr>
+          <w:p>
+            <w:r/>
+          </w:p>
+        </w:tc>
+      </w:tr>
+      <w:tr>
+        <w:tc>
+          <w:tcPr>
+            <w:tcW w:type="dxa" w:w="1255"/>
+          </w:tcPr>
+          <w:p>
+            <w:r/>
+          </w:p>
+        </w:tc>
+        <w:tc>
+          <w:tcPr>
+            <w:tcW w:type="dxa" w:w="1255"/>
+          </w:tcPr>
+          <w:p>
+            <w:r>
+              <w:t>TI3</w:t>
+            </w:r>
+          </w:p>
+        </w:tc>
+        <w:tc>
+          <w:tcPr>
+            <w:tcW w:type="dxa" w:w="1255"/>
+          </w:tcPr>
+          <w:p>
+            <w:r>
+              <w:t>0.780</w:t>
+            </w:r>
+          </w:p>
+        </w:tc>
+        <w:tc>
+          <w:tcPr>
+            <w:tcW w:type="dxa" w:w="1255"/>
+          </w:tcPr>
+          <w:p>
+            <w:r>
+              <w:t>0.608</w:t>
+            </w:r>
+          </w:p>
+        </w:tc>
+        <w:tc>
+          <w:tcPr>
+            <w:tcW w:type="dxa" w:w="1255"/>
+          </w:tcPr>
+          <w:p>
+            <w:r/>
+          </w:p>
+        </w:tc>
+        <w:tc>
+          <w:tcPr>
+            <w:tcW w:type="dxa" w:w="1255"/>
+          </w:tcPr>
+          <w:p>
+            <w:r/>
+          </w:p>
+        </w:tc>
+        <w:tc>
+          <w:tcPr>
+            <w:tcW w:type="dxa" w:w="1255"/>
+          </w:tcPr>
+          <w:p>
+            <w:r/>
+          </w:p>
+        </w:tc>
+      </w:tr>
+      <w:tr>
+        <w:tc>
+          <w:tcPr>
+            <w:tcW w:type="dxa" w:w="1255"/>
+          </w:tcPr>
+          <w:p>
+            <w:r>
+              <w:t>数字技能(DS)</w:t>
+            </w:r>
+          </w:p>
+        </w:tc>
+        <w:tc>
+          <w:tcPr>
+            <w:tcW w:type="dxa" w:w="1255"/>
+          </w:tcPr>
+          <w:p>
+            <w:r>
+              <w:t>DS1</w:t>
+            </w:r>
+          </w:p>
+        </w:tc>
+        <w:tc>
+          <w:tcPr>
+            <w:tcW w:type="dxa" w:w="1255"/>
+          </w:tcPr>
+          <w:p>
+            <w:r>
+              <w:t>0.825</w:t>
+            </w:r>
+          </w:p>
+        </w:tc>
+        <w:tc>
+          <w:tcPr>
+            <w:tcW w:type="dxa" w:w="1255"/>
+          </w:tcPr>
+          <w:p>
+            <w:r>
+              <w:t>0.681</w:t>
+            </w:r>
+          </w:p>
+        </w:tc>
+        <w:tc>
+          <w:tcPr>
+            <w:tcW w:type="dxa" w:w="1255"/>
+          </w:tcPr>
+          <w:p>
+            <w:r>
+              <w:t>0.771</w:t>
+            </w:r>
+          </w:p>
+        </w:tc>
+        <w:tc>
+          <w:tcPr>
+            <w:tcW w:type="dxa" w:w="1255"/>
+          </w:tcPr>
+          <w:p>
+            <w:r>
+              <w:t>0.686</w:t>
+            </w:r>
+          </w:p>
+        </w:tc>
+        <w:tc>
+          <w:tcPr>
+            <w:tcW w:type="dxa" w:w="1255"/>
+          </w:tcPr>
+          <w:p>
+            <w:r>
+              <w:t>0.867</w:t>
+            </w:r>
+          </w:p>
+        </w:tc>
+      </w:tr>
+      <w:tr>
+        <w:tc>
+          <w:tcPr>
+            <w:tcW w:type="dxa" w:w="1255"/>
+          </w:tcPr>
+          <w:p>
+            <w:r/>
+          </w:p>
+        </w:tc>
+        <w:tc>
+          <w:tcPr>
+            <w:tcW w:type="dxa" w:w="1255"/>
+          </w:tcPr>
+          <w:p>
+            <w:r>
+              <w:t>DS2</w:t>
+            </w:r>
+          </w:p>
+        </w:tc>
+        <w:tc>
+          <w:tcPr>
+            <w:tcW w:type="dxa" w:w="1255"/>
+          </w:tcPr>
+          <w:p>
+            <w:r>
+              <w:t>0.823</w:t>
+            </w:r>
+          </w:p>
+        </w:tc>
+        <w:tc>
+          <w:tcPr>
+            <w:tcW w:type="dxa" w:w="1255"/>
+          </w:tcPr>
+          <w:p>
+            <w:r>
+              <w:t>0.677</w:t>
+            </w:r>
+          </w:p>
+        </w:tc>
+        <w:tc>
+          <w:tcPr>
+            <w:tcW w:type="dxa" w:w="1255"/>
+          </w:tcPr>
+          <w:p>
+            <w:r/>
+          </w:p>
+        </w:tc>
+        <w:tc>
+          <w:tcPr>
+            <w:tcW w:type="dxa" w:w="1255"/>
+          </w:tcPr>
+          <w:p>
+            <w:r/>
+          </w:p>
+        </w:tc>
+        <w:tc>
+          <w:tcPr>
+            <w:tcW w:type="dxa" w:w="1255"/>
+          </w:tcPr>
+          <w:p>
+            <w:r/>
+          </w:p>
+        </w:tc>
+      </w:tr>
+      <w:tr>
+        <w:tc>
+          <w:tcPr>
+            <w:tcW w:type="dxa" w:w="1255"/>
+          </w:tcPr>
+          <w:p>
+            <w:r/>
+          </w:p>
+        </w:tc>
+        <w:tc>
+          <w:tcPr>
+            <w:tcW w:type="dxa" w:w="1255"/>
+          </w:tcPr>
+          <w:p>
+            <w:r>
+              <w:t>DS3</w:t>
+            </w:r>
+          </w:p>
+        </w:tc>
+        <w:tc>
+          <w:tcPr>
+            <w:tcW w:type="dxa" w:w="1255"/>
+          </w:tcPr>
+          <w:p>
+            <w:r>
+              <w:t>0.836</w:t>
+            </w:r>
+          </w:p>
+        </w:tc>
+        <w:tc>
+          <w:tcPr>
+            <w:tcW w:type="dxa" w:w="1255"/>
+          </w:tcPr>
+          <w:p>
+            <w:r>
+              <w:t>0.699</w:t>
+            </w:r>
+          </w:p>
+        </w:tc>
+        <w:tc>
+          <w:tcPr>
+            <w:tcW w:type="dxa" w:w="1255"/>
+          </w:tcPr>
+          <w:p>
+            <w:r/>
+          </w:p>
+        </w:tc>
+        <w:tc>
+          <w:tcPr>
+            <w:tcW w:type="dxa" w:w="1255"/>
+          </w:tcPr>
+          <w:p>
+            <w:r/>
+          </w:p>
+        </w:tc>
+        <w:tc>
+          <w:tcPr>
+            <w:tcW w:type="dxa" w:w="1255"/>
+          </w:tcPr>
+          <w:p>
+            <w:r/>
+          </w:p>
+        </w:tc>
+      </w:tr>
+      <w:tr>
+        <w:tc>
+          <w:tcPr>
+            <w:tcW w:type="dxa" w:w="1255"/>
+          </w:tcPr>
+          <w:p>
+            <w:r>
+              <w:t>资源禀赋(EN)</w:t>
+            </w:r>
+          </w:p>
+        </w:tc>
+        <w:tc>
+          <w:tcPr>
+            <w:tcW w:type="dxa" w:w="1255"/>
+          </w:tcPr>
+          <w:p>
+            <w:r>
+              <w:t>EN1</w:t>
+            </w:r>
+          </w:p>
+        </w:tc>
+        <w:tc>
+          <w:tcPr>
+            <w:tcW w:type="dxa" w:w="1255"/>
+          </w:tcPr>
+          <w:p>
+            <w:r>
+              <w:t>0.807</w:t>
+            </w:r>
+          </w:p>
+        </w:tc>
+        <w:tc>
+          <w:tcPr>
+            <w:tcW w:type="dxa" w:w="1255"/>
+          </w:tcPr>
+          <w:p>
+            <w:r>
+              <w:t>0.651</w:t>
+            </w:r>
+          </w:p>
+        </w:tc>
+        <w:tc>
+          <w:tcPr>
+            <w:tcW w:type="dxa" w:w="1255"/>
+          </w:tcPr>
+          <w:p>
+            <w:r>
+              <w:t>0.761</w:t>
+            </w:r>
+          </w:p>
+        </w:tc>
+        <w:tc>
+          <w:tcPr>
+            <w:tcW w:type="dxa" w:w="1255"/>
+          </w:tcPr>
+          <w:p>
+            <w:r>
+              <w:t>0.677</w:t>
+            </w:r>
+          </w:p>
+        </w:tc>
+        <w:tc>
+          <w:tcPr>
+            <w:tcW w:type="dxa" w:w="1255"/>
+          </w:tcPr>
+          <w:p>
+            <w:r>
+              <w:t>0.863</w:t>
+            </w:r>
+          </w:p>
+        </w:tc>
+      </w:tr>
+      <w:tr>
+        <w:tc>
+          <w:tcPr>
+            <w:tcW w:type="dxa" w:w="1255"/>
+          </w:tcPr>
+          <w:p>
+            <w:r/>
+          </w:p>
+        </w:tc>
+        <w:tc>
+          <w:tcPr>
+            <w:tcW w:type="dxa" w:w="1255"/>
+          </w:tcPr>
+          <w:p>
+            <w:r>
+              <w:t>EN2</w:t>
+            </w:r>
+          </w:p>
+        </w:tc>
+        <w:tc>
+          <w:tcPr>
+            <w:tcW w:type="dxa" w:w="1255"/>
+          </w:tcPr>
+          <w:p>
+            <w:r>
+              <w:t>0.854</w:t>
+            </w:r>
+          </w:p>
+        </w:tc>
+        <w:tc>
+          <w:tcPr>
+            <w:tcW w:type="dxa" w:w="1255"/>
+          </w:tcPr>
+          <w:p>
+            <w:r>
+              <w:t>0.729</w:t>
+            </w:r>
+          </w:p>
+        </w:tc>
+        <w:tc>
+          <w:tcPr>
+            <w:tcW w:type="dxa" w:w="1255"/>
+          </w:tcPr>
+          <w:p>
+            <w:r/>
+          </w:p>
+        </w:tc>
+        <w:tc>
+          <w:tcPr>
+            <w:tcW w:type="dxa" w:w="1255"/>
+          </w:tcPr>
+          <w:p>
+            <w:r/>
+          </w:p>
+        </w:tc>
+        <w:tc>
+          <w:tcPr>
+            <w:tcW w:type="dxa" w:w="1255"/>
+          </w:tcPr>
+          <w:p>
+            <w:r/>
+          </w:p>
+        </w:tc>
+      </w:tr>
+      <w:tr>
+        <w:tc>
+          <w:tcPr>
+            <w:tcW w:type="dxa" w:w="1255"/>
+          </w:tcPr>
+          <w:p>
+            <w:r/>
+          </w:p>
+        </w:tc>
+        <w:tc>
+          <w:tcPr>
+            <w:tcW w:type="dxa" w:w="1255"/>
+          </w:tcPr>
+          <w:p>
+            <w:r>
+              <w:t>EN3</w:t>
+            </w:r>
+          </w:p>
+        </w:tc>
+        <w:tc>
+          <w:tcPr>
+            <w:tcW w:type="dxa" w:w="1255"/>
+          </w:tcPr>
+          <w:p>
+            <w:r>
+              <w:t>0.806</w:t>
+            </w:r>
+          </w:p>
+        </w:tc>
+        <w:tc>
+          <w:tcPr>
+            <w:tcW w:type="dxa" w:w="1255"/>
+          </w:tcPr>
+          <w:p>
+            <w:r>
+              <w:t>0.650</w:t>
+            </w:r>
+          </w:p>
+        </w:tc>
+        <w:tc>
+          <w:tcPr>
+            <w:tcW w:type="dxa" w:w="1255"/>
+          </w:tcPr>
+          <w:p>
+            <w:r/>
+          </w:p>
+        </w:tc>
+        <w:tc>
+          <w:tcPr>
+            <w:tcW w:type="dxa" w:w="1255"/>
+          </w:tcPr>
+          <w:p>
+            <w:r/>
+          </w:p>
+        </w:tc>
+        <w:tc>
+          <w:tcPr>
+            <w:tcW w:type="dxa" w:w="1255"/>
+          </w:tcPr>
+          <w:p>
+            <w:r/>
+          </w:p>
+        </w:tc>
+      </w:tr>
+      <w:tr>
+        <w:tc>
+          <w:tcPr>
+            <w:tcW w:type="dxa" w:w="1255"/>
+          </w:tcPr>
+          <w:p>
+            <w:r>
+              <w:t>发展水平(CDL)</w:t>
+            </w:r>
+          </w:p>
+        </w:tc>
+        <w:tc>
+          <w:tcPr>
+            <w:tcW w:type="dxa" w:w="1255"/>
+          </w:tcPr>
+          <w:p>
+            <w:r>
+              <w:t>CDL1</w:t>
+            </w:r>
+          </w:p>
+        </w:tc>
+        <w:tc>
+          <w:tcPr>
+            <w:tcW w:type="dxa" w:w="1255"/>
+          </w:tcPr>
+          <w:p>
+            <w:r>
+              <w:t>0.815</w:t>
+            </w:r>
+          </w:p>
+        </w:tc>
+        <w:tc>
+          <w:tcPr>
+            <w:tcW w:type="dxa" w:w="1255"/>
+          </w:tcPr>
+          <w:p>
+            <w:r>
+              <w:t>0.664</w:t>
+            </w:r>
+          </w:p>
+        </w:tc>
+        <w:tc>
+          <w:tcPr>
+            <w:tcW w:type="dxa" w:w="1255"/>
+          </w:tcPr>
+          <w:p>
+            <w:r>
+              <w:t>0.772</w:t>
+            </w:r>
+          </w:p>
+        </w:tc>
+        <w:tc>
+          <w:tcPr>
+            <w:tcW w:type="dxa" w:w="1255"/>
+          </w:tcPr>
+          <w:p>
+            <w:r>
+              <w:t>0.687</w:t>
+            </w:r>
+          </w:p>
+        </w:tc>
+        <w:tc>
+          <w:tcPr>
+            <w:tcW w:type="dxa" w:w="1255"/>
+          </w:tcPr>
+          <w:p>
+            <w:r>
+              <w:t>0.868</w:t>
+            </w:r>
+          </w:p>
+        </w:tc>
+      </w:tr>
+      <w:tr>
+        <w:tc>
+          <w:tcPr>
+            <w:tcW w:type="dxa" w:w="1255"/>
+          </w:tcPr>
+          <w:p>
+            <w:r/>
+          </w:p>
+        </w:tc>
+        <w:tc>
+          <w:tcPr>
+            <w:tcW w:type="dxa" w:w="1255"/>
+          </w:tcPr>
+          <w:p>
+            <w:r>
+              <w:t>CDL2</w:t>
+            </w:r>
+          </w:p>
+        </w:tc>
+        <w:tc>
+          <w:tcPr>
+            <w:tcW w:type="dxa" w:w="1255"/>
+          </w:tcPr>
+          <w:p>
+            <w:r>
+              <w:t>0.859</w:t>
+            </w:r>
+          </w:p>
+        </w:tc>
+        <w:tc>
+          <w:tcPr>
+            <w:tcW w:type="dxa" w:w="1255"/>
+          </w:tcPr>
+          <w:p>
+            <w:r>
+              <w:t>0.738</w:t>
+            </w:r>
+          </w:p>
+        </w:tc>
+        <w:tc>
+          <w:tcPr>
+            <w:tcW w:type="dxa" w:w="1255"/>
+          </w:tcPr>
+          <w:p>
+            <w:r/>
+          </w:p>
+        </w:tc>
+        <w:tc>
+          <w:tcPr>
+            <w:tcW w:type="dxa" w:w="1255"/>
+          </w:tcPr>
+          <w:p>
+            <w:r/>
+          </w:p>
+        </w:tc>
+        <w:tc>
+          <w:tcPr>
+            <w:tcW w:type="dxa" w:w="1255"/>
+          </w:tcPr>
+          <w:p>
+            <w:r/>
+          </w:p>
+        </w:tc>
+      </w:tr>
+      <w:tr>
+        <w:tc>
+          <w:tcPr>
+            <w:tcW w:type="dxa" w:w="1255"/>
+          </w:tcPr>
+          <w:p>
+            <w:r/>
+          </w:p>
+        </w:tc>
+        <w:tc>
+          <w:tcPr>
+            <w:tcW w:type="dxa" w:w="1255"/>
+          </w:tcPr>
+          <w:p>
+            <w:r>
+              <w:t>CDL3</w:t>
+            </w:r>
+          </w:p>
+        </w:tc>
+        <w:tc>
+          <w:tcPr>
+            <w:tcW w:type="dxa" w:w="1255"/>
+          </w:tcPr>
+          <w:p>
+            <w:r>
+              <w:t>0.812</w:t>
+            </w:r>
+          </w:p>
+        </w:tc>
+        <w:tc>
+          <w:tcPr>
+            <w:tcW w:type="dxa" w:w="1255"/>
+          </w:tcPr>
+          <w:p>
+            <w:r>
+              <w:t>0.660</w:t>
+            </w:r>
+          </w:p>
+        </w:tc>
+        <w:tc>
+          <w:tcPr>
+            <w:tcW w:type="dxa" w:w="1255"/>
+          </w:tcPr>
+          <w:p>
+            <w:r/>
+          </w:p>
+        </w:tc>
+        <w:tc>
+          <w:tcPr>
+            <w:tcW w:type="dxa" w:w="1255"/>
+          </w:tcPr>
+          <w:p>
+            <w:r/>
+          </w:p>
+        </w:tc>
+        <w:tc>
+          <w:tcPr>
+            <w:tcW w:type="dxa" w:w="1255"/>
+          </w:tcPr>
+          <w:p>
+            <w:r/>
+          </w:p>
+        </w:tc>
+      </w:tr>
+      <w:tr>
+        <w:tc>
+          <w:tcPr>
+            <w:tcW w:type="dxa" w:w="1255"/>
+          </w:tcPr>
+          <w:p/>
+        </w:tc>
+        <w:tc>
+          <w:tcPr>
+            <w:tcW w:type="dxa" w:w="1255"/>
+          </w:tcPr>
+          <w:p/>
+        </w:tc>
+        <w:tc>
+          <w:tcPr>
+            <w:tcW w:type="dxa" w:w="1255"/>
+          </w:tcPr>
+          <w:p/>
+        </w:tc>
+        <w:tc>
+          <w:tcPr>
+            <w:tcW w:type="dxa" w:w="1255"/>
+          </w:tcPr>
+          <w:p/>
+        </w:tc>
+        <w:tc>
+          <w:tcPr>
+            <w:tcW w:type="dxa" w:w="1255"/>
+          </w:tcPr>
+          <w:p/>
+        </w:tc>
+        <w:tc>
+          <w:tcPr>
+            <w:tcW w:type="dxa" w:w="1255"/>
+          </w:tcPr>
+          <w:p/>
+        </w:tc>
+        <w:tc>
+          <w:tcPr>
+            <w:tcW w:type="dxa" w:w="1255"/>
+          </w:tcPr>
+          <w:p/>
+        </w:tc>
+      </w:tr>
+    </w:tbl>
+    <w:p>
+      <w:pPr>
+        <w:pStyle w:val="4"/>
+      </w:pPr>
+      <w:r>
+        <w:t>4.2.3 区分效度</w:t>
+      </w:r>
+    </w:p>
+    <w:p>
+      <w:r>
+        <w:t>采用√AVE与相关系数比较法检验区分效度（Fornell &amp; Larcker, 1981）。结果如表4-3（对角线为√AVE，非对角线为两两相关系数）：七个变量√AVE均在0.817至0.836之间，所有相关系数均低于对应√AVE值，差距超过0.28，满足区分效度要求。</w:t>
+      </w:r>
+    </w:p>
+    <w:p>
+      <w:r>
+        <w:t>表4-3  判别效度检验结果（对角线为√AVE）</w:t>
+      </w:r>
+    </w:p>
+    <w:tbl>
+      <w:tblPr>
+        <w:tblStyle w:val="34"/>
+        <w:tblW w:type="auto" w:w="0"/>
+        <w:tblLook w:firstColumn="1" w:firstRow="1" w:lastColumn="0" w:lastRow="0" w:noHBand="0" w:noVBand="1" w:val="04A0"/>
+      </w:tblPr>
+      <w:tblGrid>
+        <w:gridCol w:w="1098"/>
+        <w:gridCol w:w="1098"/>
+        <w:gridCol w:w="1098"/>
+        <w:gridCol w:w="1098"/>
+        <w:gridCol w:w="1098"/>
+        <w:gridCol w:w="1098"/>
+        <w:gridCol w:w="1098"/>
+        <w:gridCol w:w="1098"/>
+      </w:tblGrid>
+      <w:tr>
+        <w:tc>
+          <w:tcPr>
+            <w:tcW w:type="dxa" w:w="1098"/>
+          </w:tcPr>
+          <w:p>
+            <w:r>
+              <w:t>变量</w:t>
+            </w:r>
+          </w:p>
+        </w:tc>
+        <w:tc>
+          <w:tcPr>
+            <w:tcW w:type="dxa" w:w="1098"/>
+          </w:tcPr>
+          <w:p>
+            <w:r>
+              <w:t>GP</w:t>
+            </w:r>
+          </w:p>
+        </w:tc>
+        <w:tc>
+          <w:tcPr>
+            <w:tcW w:type="dxa" w:w="1098"/>
+          </w:tcPr>
+          <w:p>
+            <w:r>
+              <w:t>TS</w:t>
+            </w:r>
+          </w:p>
+        </w:tc>
+        <w:tc>
+          <w:tcPr>
+            <w:tcW w:type="dxa" w:w="1098"/>
+          </w:tcPr>
+          <w:p>
+            <w:r>
+              <w:t>IF</w:t>
+            </w:r>
+          </w:p>
+        </w:tc>
+        <w:tc>
+          <w:tcPr>
+            <w:tcW w:type="dxa" w:w="1098"/>
+          </w:tcPr>
+          <w:p>
+            <w:r>
+              <w:t>TI</w:t>
+            </w:r>
+          </w:p>
+        </w:tc>
+        <w:tc>
+          <w:tcPr>
+            <w:tcW w:type="dxa" w:w="1098"/>
+          </w:tcPr>
+          <w:p>
+            <w:r>
+              <w:t>DS</w:t>
+            </w:r>
+          </w:p>
+        </w:tc>
+        <w:tc>
+          <w:tcPr>
+            <w:tcW w:type="dxa" w:w="1098"/>
+          </w:tcPr>
+          <w:p>
+            <w:r>
+              <w:t>EN</w:t>
+            </w:r>
+          </w:p>
+        </w:tc>
+        <w:tc>
+          <w:tcPr>
+            <w:tcW w:type="dxa" w:w="1098"/>
+          </w:tcPr>
+          <w:p>
+            <w:r>
+              <w:t>CDL</w:t>
+            </w:r>
+          </w:p>
+        </w:tc>
+      </w:tr>
+      <w:tr>
+        <w:tc>
+          <w:tcPr>
+            <w:tcW w:type="dxa" w:w="1098"/>
+          </w:tcPr>
+          <w:p>
+            <w:r>
+              <w:t>GP</w:t>
+            </w:r>
+          </w:p>
+        </w:tc>
+        <w:tc>
+          <w:tcPr>
+            <w:tcW w:type="dxa" w:w="1098"/>
+          </w:tcPr>
+          <w:p>
+            <w:r>
+              <w:t>0.820</w:t>
+            </w:r>
+          </w:p>
+        </w:tc>
+        <w:tc>
+          <w:tcPr>
+            <w:tcW w:type="dxa" w:w="1098"/>
+          </w:tcPr>
+          <w:p>
+            <w:r>
+              <w:t>0.396</w:t>
+            </w:r>
+          </w:p>
+        </w:tc>
+        <w:tc>
+          <w:tcPr>
+            <w:tcW w:type="dxa" w:w="1098"/>
+          </w:tcPr>
+          <w:p>
+            <w:r>
+              <w:t>0.479</w:t>
+            </w:r>
+          </w:p>
+        </w:tc>
+        <w:tc>
+          <w:tcPr>
+            <w:tcW w:type="dxa" w:w="1098"/>
+          </w:tcPr>
+          <w:p>
+            <w:r>
+              <w:t>0.272</w:t>
+            </w:r>
+          </w:p>
+        </w:tc>
+        <w:tc>
+          <w:tcPr>
+            <w:tcW w:type="dxa" w:w="1098"/>
+          </w:tcPr>
+          <w:p>
+            <w:r>
+              <w:t>0.170</w:t>
+            </w:r>
+          </w:p>
+        </w:tc>
+        <w:tc>
+          <w:tcPr>
+            <w:tcW w:type="dxa" w:w="1098"/>
+          </w:tcPr>
+          <w:p>
+            <w:r>
+              <w:t>0.157</w:t>
+            </w:r>
+          </w:p>
+        </w:tc>
+        <w:tc>
+          <w:tcPr>
+            <w:tcW w:type="dxa" w:w="1098"/>
+          </w:tcPr>
+          <w:p>
+            <w:r>
+              <w:t>0.518</w:t>
+            </w:r>
+          </w:p>
+        </w:tc>
+      </w:tr>
+      <w:tr>
+        <w:tc>
+          <w:tcPr>
+            <w:tcW w:type="dxa" w:w="1098"/>
+          </w:tcPr>
+          <w:p>
+            <w:r>
+              <w:t>TS</w:t>
+            </w:r>
+          </w:p>
+        </w:tc>
+        <w:tc>
+          <w:tcPr>
+            <w:tcW w:type="dxa" w:w="1098"/>
+          </w:tcPr>
+          <w:p>
+            <w:r>
+              <w:t>0.396</w:t>
+            </w:r>
+          </w:p>
+        </w:tc>
+        <w:tc>
+          <w:tcPr>
+            <w:tcW w:type="dxa" w:w="1098"/>
+          </w:tcPr>
+          <w:p>
+            <w:r>
+              <w:t>0.819</w:t>
+            </w:r>
+          </w:p>
+        </w:tc>
+        <w:tc>
+          <w:tcPr>
+            <w:tcW w:type="dxa" w:w="1098"/>
+          </w:tcPr>
+          <w:p>
+            <w:r>
+              <w:t>0.474</w:t>
+            </w:r>
+          </w:p>
+        </w:tc>
+        <w:tc>
+          <w:tcPr>
+            <w:tcW w:type="dxa" w:w="1098"/>
+          </w:tcPr>
+          <w:p>
+            <w:r>
+              <w:t>0.294</w:t>
+            </w:r>
+          </w:p>
+        </w:tc>
+        <w:tc>
+          <w:tcPr>
+            <w:tcW w:type="dxa" w:w="1098"/>
+          </w:tcPr>
+          <w:p>
+            <w:r>
+              <w:t>0.200</w:t>
+            </w:r>
+          </w:p>
+        </w:tc>
+        <w:tc>
+          <w:tcPr>
+            <w:tcW w:type="dxa" w:w="1098"/>
+          </w:tcPr>
+          <w:p>
+            <w:r>
+              <w:t>0.170</w:t>
+            </w:r>
+          </w:p>
+        </w:tc>
+        <w:tc>
+          <w:tcPr>
+            <w:tcW w:type="dxa" w:w="1098"/>
+          </w:tcPr>
+          <w:p>
+            <w:r>
+              <w:t>0.531</w:t>
+            </w:r>
+          </w:p>
+        </w:tc>
+      </w:tr>
+      <w:tr>
+        <w:tc>
+          <w:tcPr>
+            <w:tcW w:type="dxa" w:w="1098"/>
+          </w:tcPr>
+          <w:p>
+            <w:r>
+              <w:t>IF</w:t>
+            </w:r>
+          </w:p>
+        </w:tc>
+        <w:tc>
+          <w:tcPr>
+            <w:tcW w:type="dxa" w:w="1098"/>
+          </w:tcPr>
+          <w:p>
+            <w:r>
+              <w:t>0.479</w:t>
+            </w:r>
+          </w:p>
+        </w:tc>
+        <w:tc>
+          <w:tcPr>
+            <w:tcW w:type="dxa" w:w="1098"/>
+          </w:tcPr>
+          <w:p>
+            <w:r>
+              <w:t>0.474</w:t>
+            </w:r>
+          </w:p>
+        </w:tc>
+        <w:tc>
+          <w:tcPr>
+            <w:tcW w:type="dxa" w:w="1098"/>
+          </w:tcPr>
+          <w:p>
+            <w:r>
+              <w:t>0.831</w:t>
+            </w:r>
+          </w:p>
+        </w:tc>
+        <w:tc>
+          <w:tcPr>
+            <w:tcW w:type="dxa" w:w="1098"/>
+          </w:tcPr>
+          <w:p>
+            <w:r>
+              <w:t>0.254</w:t>
+            </w:r>
+          </w:p>
+        </w:tc>
+        <w:tc>
+          <w:tcPr>
+            <w:tcW w:type="dxa" w:w="1098"/>
+          </w:tcPr>
+          <w:p>
+            <w:r>
+              <w:t>0.207</w:t>
+            </w:r>
+          </w:p>
+        </w:tc>
+        <w:tc>
+          <w:tcPr>
+            <w:tcW w:type="dxa" w:w="1098"/>
+          </w:tcPr>
+          <w:p>
+            <w:r>
+              <w:t>0.178</w:t>
+            </w:r>
+          </w:p>
+        </w:tc>
+        <w:tc>
+          <w:tcPr>
+            <w:tcW w:type="dxa" w:w="1098"/>
+          </w:tcPr>
+          <w:p>
+            <w:r>
+              <w:t>0.450</w:t>
+            </w:r>
+          </w:p>
+        </w:tc>
+      </w:tr>
+      <w:tr>
+        <w:tc>
+          <w:tcPr>
+            <w:tcW w:type="dxa" w:w="1098"/>
+          </w:tcPr>
+          <w:p>
+            <w:r>
+              <w:t>TI</w:t>
+            </w:r>
+          </w:p>
+        </w:tc>
+        <w:tc>
+          <w:tcPr>
+            <w:tcW w:type="dxa" w:w="1098"/>
+          </w:tcPr>
+          <w:p>
+            <w:r>
+              <w:t>0.272</w:t>
+            </w:r>
+          </w:p>
+        </w:tc>
+        <w:tc>
+          <w:tcPr>
+            <w:tcW w:type="dxa" w:w="1098"/>
+          </w:tcPr>
+          <w:p>
+            <w:r>
+              <w:t>0.294</w:t>
+            </w:r>
+          </w:p>
+        </w:tc>
+        <w:tc>
+          <w:tcPr>
+            <w:tcW w:type="dxa" w:w="1098"/>
+          </w:tcPr>
+          <w:p>
+            <w:r>
+              <w:t>0.254</w:t>
+            </w:r>
+          </w:p>
+        </w:tc>
+        <w:tc>
+          <w:tcPr>
+            <w:tcW w:type="dxa" w:w="1098"/>
+          </w:tcPr>
+          <w:p>
+            <w:r>
+              <w:t>0.817</w:t>
+            </w:r>
+          </w:p>
+        </w:tc>
+        <w:tc>
+          <w:tcPr>
+            <w:tcW w:type="dxa" w:w="1098"/>
+          </w:tcPr>
+          <w:p>
+            <w:r>
+              <w:t>0.424</w:t>
+            </w:r>
+          </w:p>
+        </w:tc>
+        <w:tc>
+          <w:tcPr>
+            <w:tcW w:type="dxa" w:w="1098"/>
+          </w:tcPr>
+          <w:p>
+            <w:r>
+              <w:t>0.305</w:t>
+            </w:r>
+          </w:p>
+        </w:tc>
+        <w:tc>
+          <w:tcPr>
+            <w:tcW w:type="dxa" w:w="1098"/>
+          </w:tcPr>
+          <w:p>
+            <w:r>
+              <w:t>0.518</w:t>
+            </w:r>
+          </w:p>
+        </w:tc>
+      </w:tr>
+      <w:tr>
+        <w:tc>
+          <w:tcPr>
+            <w:tcW w:type="dxa" w:w="1098"/>
+          </w:tcPr>
+          <w:p>
+            <w:r>
+              <w:t>DS</w:t>
+            </w:r>
+          </w:p>
+        </w:tc>
+        <w:tc>
+          <w:tcPr>
+            <w:tcW w:type="dxa" w:w="1098"/>
+          </w:tcPr>
+          <w:p>
+            <w:r>
+              <w:t>0.170</w:t>
+            </w:r>
+          </w:p>
+        </w:tc>
+        <w:tc>
+          <w:tcPr>
+            <w:tcW w:type="dxa" w:w="1098"/>
+          </w:tcPr>
+          <w:p>
+            <w:r>
+              <w:t>0.200</w:t>
+            </w:r>
+          </w:p>
+        </w:tc>
+        <w:tc>
+          <w:tcPr>
+            <w:tcW w:type="dxa" w:w="1098"/>
+          </w:tcPr>
+          <w:p>
+            <w:r>
+              <w:t>0.207</w:t>
+            </w:r>
+          </w:p>
+        </w:tc>
+        <w:tc>
+          <w:tcPr>
+            <w:tcW w:type="dxa" w:w="1098"/>
+          </w:tcPr>
+          <w:p>
+            <w:r>
+              <w:t>0.424</w:t>
+            </w:r>
+          </w:p>
+        </w:tc>
+        <w:tc>
+          <w:tcPr>
+            <w:tcW w:type="dxa" w:w="1098"/>
+          </w:tcPr>
+          <w:p>
+            <w:r>
+              <w:t>0.828</w:t>
+            </w:r>
+          </w:p>
+        </w:tc>
+        <w:tc>
+          <w:tcPr>
+            <w:tcW w:type="dxa" w:w="1098"/>
+          </w:tcPr>
+          <w:p>
+            <w:r>
+              <w:t>0.446</w:t>
+            </w:r>
+          </w:p>
+        </w:tc>
+        <w:tc>
+          <w:tcPr>
+            <w:tcW w:type="dxa" w:w="1098"/>
+          </w:tcPr>
+          <w:p>
+            <w:r>
+              <w:t>0.426</w:t>
+            </w:r>
+          </w:p>
+        </w:tc>
+      </w:tr>
+      <w:tr>
+        <w:tc>
+          <w:tcPr>
+            <w:tcW w:type="dxa" w:w="1098"/>
+          </w:tcPr>
+          <w:p>
+            <w:r>
+              <w:t>EN</w:t>
+            </w:r>
+          </w:p>
+        </w:tc>
+        <w:tc>
+          <w:tcPr>
+            <w:tcW w:type="dxa" w:w="1098"/>
+          </w:tcPr>
+          <w:p>
+            <w:r>
+              <w:t>0.157</w:t>
+            </w:r>
+          </w:p>
+        </w:tc>
+        <w:tc>
+          <w:tcPr>
+            <w:tcW w:type="dxa" w:w="1098"/>
+          </w:tcPr>
+          <w:p>
+            <w:r>
+              <w:t>0.170</w:t>
+            </w:r>
+          </w:p>
+        </w:tc>
+        <w:tc>
+          <w:tcPr>
+            <w:tcW w:type="dxa" w:w="1098"/>
+          </w:tcPr>
+          <w:p>
+            <w:r>
+              <w:t>0.178</w:t>
+            </w:r>
+          </w:p>
+        </w:tc>
+        <w:tc>
+          <w:tcPr>
+            <w:tcW w:type="dxa" w:w="1098"/>
+          </w:tcPr>
+          <w:p>
+            <w:r>
+              <w:t>0.305</w:t>
+            </w:r>
+          </w:p>
+        </w:tc>
+        <w:tc>
+          <w:tcPr>
+            <w:tcW w:type="dxa" w:w="1098"/>
+          </w:tcPr>
+          <w:p>
+            <w:r>
+              <w:t>0.446</w:t>
+            </w:r>
+          </w:p>
+        </w:tc>
+        <w:tc>
+          <w:tcPr>
+            <w:tcW w:type="dxa" w:w="1098"/>
+          </w:tcPr>
+          <w:p>
+            <w:r>
+              <w:t>0.823</w:t>
+            </w:r>
+          </w:p>
+        </w:tc>
+        <w:tc>
+          <w:tcPr>
+            <w:tcW w:type="dxa" w:w="1098"/>
+          </w:tcPr>
+          <w:p>
+            <w:r>
+              <w:t>0.475</w:t>
+            </w:r>
+          </w:p>
+        </w:tc>
+      </w:tr>
+      <w:tr>
+        <w:tc>
+          <w:tcPr>
+            <w:tcW w:type="dxa" w:w="1098"/>
+          </w:tcPr>
+          <w:p>
+            <w:r>
+              <w:t>CDL</w:t>
+            </w:r>
+          </w:p>
+        </w:tc>
+        <w:tc>
+          <w:tcPr>
+            <w:tcW w:type="dxa" w:w="1098"/>
+          </w:tcPr>
+          <w:p>
+            <w:r>
+              <w:t>0.518</w:t>
+            </w:r>
+          </w:p>
+        </w:tc>
+        <w:tc>
+          <w:tcPr>
+            <w:tcW w:type="dxa" w:w="1098"/>
+          </w:tcPr>
+          <w:p>
+            <w:r>
+              <w:t>0.531</w:t>
+            </w:r>
+          </w:p>
+        </w:tc>
+        <w:tc>
+          <w:tcPr>
+            <w:tcW w:type="dxa" w:w="1098"/>
+          </w:tcPr>
+          <w:p>
+            <w:r>
+              <w:t>0.450</w:t>
+            </w:r>
+          </w:p>
+        </w:tc>
+        <w:tc>
+          <w:tcPr>
+            <w:tcW w:type="dxa" w:w="1098"/>
+          </w:tcPr>
+          <w:p>
+            <w:r>
+              <w:t>0.518</w:t>
+            </w:r>
+          </w:p>
+        </w:tc>
+        <w:tc>
+          <w:tcPr>
+            <w:tcW w:type="dxa" w:w="1098"/>
+          </w:tcPr>
+          <w:p>
+            <w:r>
+              <w:t>0.426</w:t>
+            </w:r>
+          </w:p>
+        </w:tc>
+        <w:tc>
+          <w:tcPr>
+            <w:tcW w:type="dxa" w:w="1098"/>
+          </w:tcPr>
+          <w:p>
+            <w:r>
+              <w:t>0.475</w:t>
+            </w:r>
+          </w:p>
+        </w:tc>
+        <w:tc>
+          <w:tcPr>
+            <w:tcW w:type="dxa" w:w="1098"/>
+          </w:tcPr>
+          <w:p>
+            <w:r>
+              <w:t>0.836</w:t>
+            </w:r>
+          </w:p>
+        </w:tc>
+      </w:tr>
+      <w:tr>
+        <w:tc>
+          <w:tcPr>
+            <w:tcW w:type="dxa" w:w="1098"/>
+          </w:tcPr>
+          <w:p/>
+        </w:tc>
+        <w:tc>
+          <w:tcPr>
+            <w:tcW w:type="dxa" w:w="1098"/>
+          </w:tcPr>
+          <w:p/>
+        </w:tc>
+        <w:tc>
+          <w:tcPr>
+            <w:tcW w:type="dxa" w:w="1098"/>
+          </w:tcPr>
+          <w:p/>
+        </w:tc>
+        <w:tc>
+          <w:tcPr>
+            <w:tcW w:type="dxa" w:w="1098"/>
+          </w:tcPr>
+          <w:p/>
+        </w:tc>
+        <w:tc>
+          <w:tcPr>
+            <w:tcW w:type="dxa" w:w="1098"/>
+          </w:tcPr>
+          <w:p/>
+        </w:tc>
+        <w:tc>
+          <w:tcPr>
+            <w:tcW w:type="dxa" w:w="1098"/>
+          </w:tcPr>
+          <w:p/>
+        </w:tc>
+        <w:tc>
+          <w:tcPr>
+            <w:tcW w:type="dxa" w:w="1098"/>
+          </w:tcPr>
+          <w:p/>
+        </w:tc>
+        <w:tc>
+          <w:tcPr>
+            <w:tcW w:type="dxa" w:w="1098"/>
+          </w:tcPr>
+          <w:p/>
+        </w:tc>
+      </w:tr>
+    </w:tbl>
+    <w:p>
+      <w:pPr>
+        <w:pStyle w:val="3"/>
+      </w:pPr>
+      <w:r>
+        <w:t>4.3 结构方程模型分析</w:t>
+      </w:r>
+    </w:p>
+    <w:p>
+      <w:pPr>
+        <w:pStyle w:val="4"/>
+      </w:pPr>
+      <w:r>
+        <w:t>4.3.1 模型设定与拟合检验</w:t>
+      </w:r>
+    </w:p>
+    <w:p>
+      <w:r>
+        <w:t>本文构建部分中介结构方程模型（Partial Mediation SEM）：以基础设施（IF）为GP、TS对CDL影响的中介变量，以数字技能平台（DS）为TI、EN对CDL影响的中介变量，同时保留GP、TS、TI、EN对CDL的直接影响路径，共设置10条路径。模型拟合指标如表4-4所示，各指标均满足学术标准（Hu &amp; Bentler, 1999），表明部分中介SEM模型与数据拟合良好。</w:t>
+      </w:r>
+    </w:p>
+    <w:p>
+      <w:r>
+        <w:t>表4-4  SEM模型拟合指标</w:t>
+      </w:r>
+    </w:p>
+    <w:tbl>
+      <w:tblPr>
+        <w:tblStyle w:val="34"/>
+        <w:tblW w:type="auto" w:w="0"/>
+        <w:tblLook w:firstColumn="1" w:firstRow="1" w:lastColumn="0" w:lastRow="0" w:noHBand="0" w:noVBand="1" w:val="04A0"/>
+      </w:tblPr>
+      <w:tblGrid>
+        <w:gridCol w:w="1464"/>
+        <w:gridCol w:w="1464"/>
+        <w:gridCol w:w="1464"/>
+        <w:gridCol w:w="1464"/>
+        <w:gridCol w:w="1464"/>
+        <w:gridCol w:w="1464"/>
+      </w:tblGrid>
+      <w:tr>
+        <w:tc>
+          <w:tcPr>
+            <w:tcW w:type="dxa" w:w="1464"/>
+          </w:tcPr>
+          <w:p>
+            <w:r>
+              <w:t>指标</w:t>
+            </w:r>
+          </w:p>
+        </w:tc>
+        <w:tc>
+          <w:tcPr>
+            <w:tcW w:type="dxa" w:w="1464"/>
+          </w:tcPr>
+          <w:p>
+            <w:r>
+              <w:t>χ²/df</w:t>
+            </w:r>
+          </w:p>
+        </w:tc>
+        <w:tc>
+          <w:tcPr>
+            <w:tcW w:type="dxa" w:w="1464"/>
+          </w:tcPr>
+          <w:p>
+            <w:r>
+              <w:t>RMSEA</w:t>
+            </w:r>
+          </w:p>
+        </w:tc>
+        <w:tc>
+          <w:tcPr>
+            <w:tcW w:type="dxa" w:w="1464"/>
+          </w:tcPr>
+          <w:p>
+            <w:r>
+              <w:t>SRMR</w:t>
+            </w:r>
+          </w:p>
+        </w:tc>
+        <w:tc>
+          <w:tcPr>
+            <w:tcW w:type="dxa" w:w="1464"/>
+          </w:tcPr>
+          <w:p>
+            <w:r>
+              <w:t>CFI</w:t>
+            </w:r>
+          </w:p>
+        </w:tc>
+        <w:tc>
+          <w:tcPr>
+            <w:tcW w:type="dxa" w:w="1464"/>
+          </w:tcPr>
+          <w:p>
+            <w:r>
+              <w:t>TLI</w:t>
+            </w:r>
+          </w:p>
+        </w:tc>
+      </w:tr>
+      <w:tr>
+        <w:tc>
+          <w:tcPr>
+            <w:tcW w:type="dxa" w:w="1464"/>
+          </w:tcPr>
+          <w:p>
+            <w:r>
+              <w:t>判断标准</w:t>
+            </w:r>
+          </w:p>
+        </w:tc>
+        <w:tc>
+          <w:tcPr>
+            <w:tcW w:type="dxa" w:w="1464"/>
+          </w:tcPr>
+          <w:p>
+            <w:r>
+              <w:t>&lt;3.0</w:t>
+            </w:r>
+          </w:p>
+        </w:tc>
+        <w:tc>
+          <w:tcPr>
+            <w:tcW w:type="dxa" w:w="1464"/>
+          </w:tcPr>
+          <w:p>
+            <w:r>
+              <w:t>&lt;0.08</w:t>
+            </w:r>
+          </w:p>
+        </w:tc>
+        <w:tc>
+          <w:tcPr>
+            <w:tcW w:type="dxa" w:w="1464"/>
+          </w:tcPr>
+          <w:p>
+            <w:r>
+              <w:t>&lt;0.08</w:t>
+            </w:r>
+          </w:p>
+        </w:tc>
+        <w:tc>
+          <w:tcPr>
+            <w:tcW w:type="dxa" w:w="1464"/>
+          </w:tcPr>
+          <w:p>
+            <w:r>
+              <w:t>&gt;0.90</w:t>
+            </w:r>
+          </w:p>
+        </w:tc>
+        <w:tc>
+          <w:tcPr>
+            <w:tcW w:type="dxa" w:w="1464"/>
+          </w:tcPr>
+          <w:p>
+            <w:r>
+              <w:t>&gt;0.90</w:t>
+            </w:r>
+          </w:p>
+        </w:tc>
+      </w:tr>
+      <w:tr>
+        <w:tc>
+          <w:tcPr>
+            <w:tcW w:type="dxa" w:w="1464"/>
+          </w:tcPr>
+          <w:p>
+            <w:r>
+              <w:t>本文结果</w:t>
+            </w:r>
+          </w:p>
+        </w:tc>
+        <w:tc>
+          <w:tcPr>
+            <w:tcW w:type="dxa" w:w="1464"/>
+          </w:tcPr>
+          <w:p>
+            <w:r>
+              <w:t>2.847</w:t>
+            </w:r>
+          </w:p>
+        </w:tc>
+        <w:tc>
+          <w:tcPr>
+            <w:tcW w:type="dxa" w:w="1464"/>
+          </w:tcPr>
+          <w:p>
+            <w:r>
+              <w:t>0.061</w:t>
+            </w:r>
+          </w:p>
+        </w:tc>
+        <w:tc>
+          <w:tcPr>
+            <w:tcW w:type="dxa" w:w="1464"/>
+          </w:tcPr>
+          <w:p>
+            <w:r>
+              <w:t>0.052</w:t>
+            </w:r>
+          </w:p>
+        </w:tc>
+        <w:tc>
+          <w:tcPr>
+            <w:tcW w:type="dxa" w:w="1464"/>
+          </w:tcPr>
+          <w:p>
+            <w:r>
+              <w:t>0.951</w:t>
+            </w:r>
+          </w:p>
+        </w:tc>
+        <w:tc>
+          <w:tcPr>
+            <w:tcW w:type="dxa" w:w="1464"/>
+          </w:tcPr>
+          <w:p>
+            <w:r>
+              <w:t>0.945</w:t>
+            </w:r>
+          </w:p>
+        </w:tc>
+      </w:tr>
+    </w:tbl>
+    <w:p>
+      <w:pPr>
+        <w:pStyle w:val="4"/>
+      </w:pPr>
+      <w:r>
+        <w:t>4.3.2 路径系数与假设检验</w:t>
+      </w:r>
+    </w:p>
+    <w:p>
+      <w:r>
+        <w:t>SEM结构路径系数如表4-5所示。中介路径方面：GP→IF（β=0.345，p&lt;0.001），TS→IF（β=0.338，p&lt;0.001），TI→DS（β=0.317，p&lt;0.001），EN→DS（β=0.350，p&lt;0.001），均显著支持。直接效应方面：GP→CDL（β=0.257，p&lt;0.001），TS→CDL（β=0.260，p&lt;0.001），TI→CDL（β=0.230，p&lt;0.001），EN→CDL（β=0.262，p&lt;0.001）；IF→CDL（β=0.078，p=0.025），DS→CDL（β=0.100，p=0.004）。所有10条路径均在统计上显著，假设H1—H8全部获得支持。</w:t>
+      </w:r>
+    </w:p>
+    <w:p>
+      <w:r>
+        <w:t>表4-5  SEM路径系数检验结果</w:t>
+      </w:r>
+    </w:p>
+    <w:tbl>
+      <w:tblPr>
+        <w:tblStyle w:val="34"/>
+        <w:tblW w:type="auto" w:w="0"/>
+        <w:tblLook w:firstColumn="1" w:firstRow="1" w:lastColumn="0" w:lastRow="0" w:noHBand="0" w:noVBand="1" w:val="04A0"/>
+      </w:tblPr>
+      <w:tblGrid>
+        <w:gridCol w:w="1255"/>
+        <w:gridCol w:w="1255"/>
+        <w:gridCol w:w="1255"/>
+        <w:gridCol w:w="1255"/>
+        <w:gridCol w:w="1255"/>
+        <w:gridCol w:w="1255"/>
+        <w:gridCol w:w="1255"/>
+      </w:tblGrid>
+      <w:tr>
+        <w:tc>
+          <w:tcPr>
+            <w:tcW w:type="dxa" w:w="1255"/>
+          </w:tcPr>
+          <w:p>
+            <w:r>
+              <w:t>路径</w:t>
+            </w:r>
+          </w:p>
+        </w:tc>
+        <w:tc>
+          <w:tcPr>
+            <w:tcW w:type="dxa" w:w="1255"/>
+          </w:tcPr>
+          <w:p>
+            <w:r>
+              <w:t>标准化路径系数(β)</w:t>
+            </w:r>
+          </w:p>
+        </w:tc>
+        <w:tc>
+          <w:tcPr>
+            <w:tcW w:type="dxa" w:w="1255"/>
+          </w:tcPr>
+          <w:p>
+            <w:r>
+              <w:t>标准误(SE)</w:t>
+            </w:r>
+          </w:p>
+        </w:tc>
+        <w:tc>
+          <w:tcPr>
+            <w:tcW w:type="dxa" w:w="1255"/>
+          </w:tcPr>
+          <w:p>
+            <w:r>
+              <w:t>临界比值(C.R.)</w:t>
+            </w:r>
+          </w:p>
+        </w:tc>
+        <w:tc>
+          <w:tcPr>
+            <w:tcW w:type="dxa" w:w="1255"/>
+          </w:tcPr>
+          <w:p>
+            <w:r>
+              <w:t>P值</w:t>
+            </w:r>
+          </w:p>
+        </w:tc>
+        <w:tc>
+          <w:tcPr>
+            <w:tcW w:type="dxa" w:w="1255"/>
+          </w:tcPr>
+          <w:p>
+            <w:r>
+              <w:t>显著性</w:t>
+            </w:r>
+          </w:p>
+        </w:tc>
+        <w:tc>
+          <w:tcPr>
+            <w:tcW w:type="dxa" w:w="1255"/>
+          </w:tcPr>
+          <w:p>
+            <w:r>
+              <w:t>假设结果</w:t>
+            </w:r>
+          </w:p>
+        </w:tc>
+      </w:tr>
+      <w:tr>
+        <w:tc>
+          <w:tcPr>
+            <w:tcW w:type="dxa" w:w="1255"/>
+          </w:tcPr>
+          <w:p>
+            <w:r>
+              <w:t>IF←GP</w:t>
+            </w:r>
+          </w:p>
+        </w:tc>
+        <w:tc>
+          <w:tcPr>
+            <w:tcW w:type="dxa" w:w="1255"/>
+          </w:tcPr>
+          <w:p>
+            <w:r>
+              <w:t>0.345</w:t>
+            </w:r>
+          </w:p>
+        </w:tc>
+        <w:tc>
+          <w:tcPr>
+            <w:tcW w:type="dxa" w:w="1255"/>
+          </w:tcPr>
+          <w:p>
+            <w:r>
+              <w:t>0.040</w:t>
+            </w:r>
+          </w:p>
+        </w:tc>
+        <w:tc>
+          <w:tcPr>
+            <w:tcW w:type="dxa" w:w="1255"/>
+          </w:tcPr>
+          <w:p>
+            <w:r>
+              <w:t>8.662</w:t>
+            </w:r>
+          </w:p>
+        </w:tc>
+        <w:tc>
+          <w:tcPr>
+            <w:tcW w:type="dxa" w:w="1255"/>
+          </w:tcPr>
+          <w:p>
+            <w:r>
+              <w:t>&lt;0.001</w:t>
+            </w:r>
+          </w:p>
+        </w:tc>
+        <w:tc>
+          <w:tcPr>
+            <w:tcW w:type="dxa" w:w="1255"/>
+          </w:tcPr>
+          <w:p>
+            <w:r>
+              <w:t>***</w:t>
+            </w:r>
+          </w:p>
+        </w:tc>
+        <w:tc>
+          <w:tcPr>
+            <w:tcW w:type="dxa" w:w="1255"/>
+          </w:tcPr>
+          <w:p>
+            <w:r>
+              <w:t>H1a支持</w:t>
+            </w:r>
+          </w:p>
+        </w:tc>
+      </w:tr>
+      <w:tr>
+        <w:tc>
+          <w:tcPr>
+            <w:tcW w:type="dxa" w:w="1255"/>
+          </w:tcPr>
+          <w:p>
+            <w:r>
+              <w:t>IF←TS</w:t>
+            </w:r>
+          </w:p>
+        </w:tc>
+        <w:tc>
+          <w:tcPr>
+            <w:tcW w:type="dxa" w:w="1255"/>
+          </w:tcPr>
+          <w:p>
+            <w:r>
+              <w:t>0.338</w:t>
+            </w:r>
+          </w:p>
+        </w:tc>
+        <w:tc>
+          <w:tcPr>
+            <w:tcW w:type="dxa" w:w="1255"/>
+          </w:tcPr>
+          <w:p>
+            <w:r>
+              <w:t>0.040</w:t>
+            </w:r>
+          </w:p>
+        </w:tc>
+        <w:tc>
+          <w:tcPr>
+            <w:tcW w:type="dxa" w:w="1255"/>
+          </w:tcPr>
+          <w:p>
+            <w:r>
+              <w:t>8.475</w:t>
+            </w:r>
+          </w:p>
+        </w:tc>
+        <w:tc>
+          <w:tcPr>
+            <w:tcW w:type="dxa" w:w="1255"/>
+          </w:tcPr>
+          <w:p>
+            <w:r>
+              <w:t>&lt;0.001</w:t>
+            </w:r>
+          </w:p>
+        </w:tc>
+        <w:tc>
+          <w:tcPr>
+            <w:tcW w:type="dxa" w:w="1255"/>
+          </w:tcPr>
+          <w:p>
+            <w:r>
+              <w:t>***</w:t>
+            </w:r>
+          </w:p>
+        </w:tc>
+        <w:tc>
+          <w:tcPr>
+            <w:tcW w:type="dxa" w:w="1255"/>
+          </w:tcPr>
+          <w:p>
+            <w:r>
+              <w:t>H1b支持</w:t>
+            </w:r>
+          </w:p>
+        </w:tc>
+      </w:tr>
+      <w:tr>
+        <w:tc>
+          <w:tcPr>
+            <w:tcW w:type="dxa" w:w="1255"/>
+          </w:tcPr>
+          <w:p>
+            <w:r>
+              <w:t>DS←TI</w:t>
+            </w:r>
+          </w:p>
+        </w:tc>
+        <w:tc>
+          <w:tcPr>
+            <w:tcW w:type="dxa" w:w="1255"/>
+          </w:tcPr>
+          <w:p>
+            <w:r>
+              <w:t>0.317</w:t>
+            </w:r>
+          </w:p>
+        </w:tc>
+        <w:tc>
+          <w:tcPr>
+            <w:tcW w:type="dxa" w:w="1255"/>
+          </w:tcPr>
+          <w:p>
+            <w:r>
+              <w:t>0.039</w:t>
+            </w:r>
+          </w:p>
+        </w:tc>
+        <w:tc>
+          <w:tcPr>
+            <w:tcW w:type="dxa" w:w="1255"/>
+          </w:tcPr>
+          <w:p>
+            <w:r>
+              <w:t>8.056</w:t>
+            </w:r>
+          </w:p>
+        </w:tc>
+        <w:tc>
+          <w:tcPr>
+            <w:tcW w:type="dxa" w:w="1255"/>
+          </w:tcPr>
+          <w:p>
+            <w:r>
+              <w:t>&lt;0.001</w:t>
+            </w:r>
+          </w:p>
+        </w:tc>
+        <w:tc>
+          <w:tcPr>
+            <w:tcW w:type="dxa" w:w="1255"/>
+          </w:tcPr>
+          <w:p>
+            <w:r>
+              <w:t>***</w:t>
+            </w:r>
+          </w:p>
+        </w:tc>
+        <w:tc>
+          <w:tcPr>
+            <w:tcW w:type="dxa" w:w="1255"/>
+          </w:tcPr>
+          <w:p>
+            <w:r>
+              <w:t>H2a支持</w:t>
+            </w:r>
+          </w:p>
+        </w:tc>
+      </w:tr>
+      <w:tr>
+        <w:tc>
+          <w:tcPr>
+            <w:tcW w:type="dxa" w:w="1255"/>
+          </w:tcPr>
+          <w:p>
+            <w:r>
+              <w:t>DS←EN</w:t>
+            </w:r>
+          </w:p>
+        </w:tc>
+        <w:tc>
+          <w:tcPr>
+            <w:tcW w:type="dxa" w:w="1255"/>
+          </w:tcPr>
+          <w:p>
+            <w:r>
+              <w:t>0.350</w:t>
+            </w:r>
+          </w:p>
+        </w:tc>
+        <w:tc>
+          <w:tcPr>
+            <w:tcW w:type="dxa" w:w="1255"/>
+          </w:tcPr>
+          <w:p>
+            <w:r>
+              <w:t>0.039</w:t>
+            </w:r>
+          </w:p>
+        </w:tc>
+        <w:tc>
+          <w:tcPr>
+            <w:tcW w:type="dxa" w:w="1255"/>
+          </w:tcPr>
+          <w:p>
+            <w:r>
+              <w:t>8.881</w:t>
+            </w:r>
+          </w:p>
+        </w:tc>
+        <w:tc>
+          <w:tcPr>
+            <w:tcW w:type="dxa" w:w="1255"/>
+          </w:tcPr>
+          <w:p>
+            <w:r>
+              <w:t>&lt;0.001</w:t>
+            </w:r>
+          </w:p>
+        </w:tc>
+        <w:tc>
+          <w:tcPr>
+            <w:tcW w:type="dxa" w:w="1255"/>
+          </w:tcPr>
+          <w:p>
+            <w:r>
+              <w:t>***</w:t>
+            </w:r>
+          </w:p>
+        </w:tc>
+        <w:tc>
+          <w:tcPr>
+            <w:tcW w:type="dxa" w:w="1255"/>
+          </w:tcPr>
+          <w:p>
+            <w:r>
+              <w:t>H2b支持</w:t>
+            </w:r>
+          </w:p>
+        </w:tc>
+      </w:tr>
+      <w:tr>
+        <w:tc>
+          <w:tcPr>
+            <w:tcW w:type="dxa" w:w="1255"/>
+          </w:tcPr>
+          <w:p>
+            <w:r>
+              <w:t>CDL←GP</w:t>
+            </w:r>
+          </w:p>
+        </w:tc>
+        <w:tc>
+          <w:tcPr>
+            <w:tcW w:type="dxa" w:w="1255"/>
+          </w:tcPr>
+          <w:p>
+            <w:r>
+              <w:t>0.257</w:t>
+            </w:r>
+          </w:p>
+        </w:tc>
+        <w:tc>
+          <w:tcPr>
+            <w:tcW w:type="dxa" w:w="1255"/>
+          </w:tcPr>
+          <w:p>
+            <w:r>
+              <w:t>0.034</w:t>
+            </w:r>
+          </w:p>
+        </w:tc>
+        <w:tc>
+          <w:tcPr>
+            <w:tcW w:type="dxa" w:w="1255"/>
+          </w:tcPr>
+          <w:p>
+            <w:r>
+              <w:t>7.631</w:t>
+            </w:r>
+          </w:p>
+        </w:tc>
+        <w:tc>
+          <w:tcPr>
+            <w:tcW w:type="dxa" w:w="1255"/>
+          </w:tcPr>
+          <w:p>
+            <w:r>
+              <w:t>&lt;0.001</w:t>
+            </w:r>
+          </w:p>
+        </w:tc>
+        <w:tc>
+          <w:tcPr>
+            <w:tcW w:type="dxa" w:w="1255"/>
+          </w:tcPr>
+          <w:p>
+            <w:r>
+              <w:t>***</w:t>
+            </w:r>
+          </w:p>
+        </w:tc>
+        <w:tc>
+          <w:tcPr>
+            <w:tcW w:type="dxa" w:w="1255"/>
+          </w:tcPr>
+          <w:p>
+            <w:r>
+              <w:t>H3支持</w:t>
+            </w:r>
+          </w:p>
+        </w:tc>
+      </w:tr>
+      <w:tr>
+        <w:tc>
+          <w:tcPr>
+            <w:tcW w:type="dxa" w:w="1255"/>
+          </w:tcPr>
+          <w:p>
+            <w:r>
+              <w:t>CDL←TS</w:t>
+            </w:r>
+          </w:p>
+        </w:tc>
+        <w:tc>
+          <w:tcPr>
+            <w:tcW w:type="dxa" w:w="1255"/>
+          </w:tcPr>
+          <w:p>
+            <w:r>
+              <w:t>0.260</w:t>
+            </w:r>
+          </w:p>
+        </w:tc>
+        <w:tc>
+          <w:tcPr>
+            <w:tcW w:type="dxa" w:w="1255"/>
+          </w:tcPr>
+          <w:p>
+            <w:r>
+              <w:t>0.034</w:t>
+            </w:r>
+          </w:p>
+        </w:tc>
+        <w:tc>
+          <w:tcPr>
+            <w:tcW w:type="dxa" w:w="1255"/>
+          </w:tcPr>
+          <w:p>
+            <w:r>
+              <w:t>7.689</w:t>
+            </w:r>
+          </w:p>
+        </w:tc>
+        <w:tc>
+          <w:tcPr>
+            <w:tcW w:type="dxa" w:w="1255"/>
+          </w:tcPr>
+          <w:p>
+            <w:r>
+              <w:t>&lt;0.001</w:t>
+            </w:r>
+          </w:p>
+        </w:tc>
+        <w:tc>
+          <w:tcPr>
+            <w:tcW w:type="dxa" w:w="1255"/>
+          </w:tcPr>
+          <w:p>
+            <w:r>
+              <w:t>***</w:t>
+            </w:r>
+          </w:p>
+        </w:tc>
+        <w:tc>
+          <w:tcPr>
+            <w:tcW w:type="dxa" w:w="1255"/>
+          </w:tcPr>
+          <w:p>
+            <w:r>
+              <w:t>H4支持</w:t>
+            </w:r>
+          </w:p>
+        </w:tc>
+      </w:tr>
+      <w:tr>
+        <w:tc>
+          <w:tcPr>
+            <w:tcW w:type="dxa" w:w="1255"/>
+          </w:tcPr>
+          <w:p>
+            <w:r>
+              <w:t>CDL←TI</w:t>
+            </w:r>
+          </w:p>
+        </w:tc>
+        <w:tc>
+          <w:tcPr>
+            <w:tcW w:type="dxa" w:w="1255"/>
+          </w:tcPr>
+          <w:p>
+            <w:r>
+              <w:t>0.230</w:t>
+            </w:r>
+          </w:p>
+        </w:tc>
+        <w:tc>
+          <w:tcPr>
+            <w:tcW w:type="dxa" w:w="1255"/>
+          </w:tcPr>
+          <w:p>
+            <w:r>
+              <w:t>0.033</w:t>
+            </w:r>
+          </w:p>
+        </w:tc>
+        <w:tc>
+          <w:tcPr>
+            <w:tcW w:type="dxa" w:w="1255"/>
+          </w:tcPr>
+          <w:p>
+            <w:r>
+              <w:t>6.956</w:t>
+            </w:r>
+          </w:p>
+        </w:tc>
+        <w:tc>
+          <w:tcPr>
+            <w:tcW w:type="dxa" w:w="1255"/>
+          </w:tcPr>
+          <w:p>
+            <w:r>
+              <w:t>&lt;0.001</w:t>
+            </w:r>
+          </w:p>
+        </w:tc>
+        <w:tc>
+          <w:tcPr>
+            <w:tcW w:type="dxa" w:w="1255"/>
+          </w:tcPr>
+          <w:p>
+            <w:r>
+              <w:t>***</w:t>
+            </w:r>
+          </w:p>
+        </w:tc>
+        <w:tc>
+          <w:tcPr>
+            <w:tcW w:type="dxa" w:w="1255"/>
+          </w:tcPr>
+          <w:p>
+            <w:r>
+              <w:t>H5支持</w:t>
+            </w:r>
+          </w:p>
+        </w:tc>
+      </w:tr>
+      <w:tr>
+        <w:tc>
+          <w:tcPr>
+            <w:tcW w:type="dxa" w:w="1255"/>
+          </w:tcPr>
+          <w:p>
+            <w:r>
+              <w:t>CDL←EN</w:t>
+            </w:r>
+          </w:p>
+        </w:tc>
+        <w:tc>
+          <w:tcPr>
+            <w:tcW w:type="dxa" w:w="1255"/>
+          </w:tcPr>
+          <w:p>
+            <w:r>
+              <w:t>0.262</w:t>
+            </w:r>
+          </w:p>
+        </w:tc>
+        <w:tc>
+          <w:tcPr>
+            <w:tcW w:type="dxa" w:w="1255"/>
+          </w:tcPr>
+          <w:p>
+            <w:r>
+              <w:t>0.032</w:t>
+            </w:r>
+          </w:p>
+        </w:tc>
+        <w:tc>
+          <w:tcPr>
+            <w:tcW w:type="dxa" w:w="1255"/>
+          </w:tcPr>
+          <w:p>
+            <w:r>
+              <w:t>8.098</w:t>
+            </w:r>
+          </w:p>
+        </w:tc>
+        <w:tc>
+          <w:tcPr>
+            <w:tcW w:type="dxa" w:w="1255"/>
+          </w:tcPr>
+          <w:p>
+            <w:r>
+              <w:t>&lt;0.001</w:t>
+            </w:r>
+          </w:p>
+        </w:tc>
+        <w:tc>
+          <w:tcPr>
+            <w:tcW w:type="dxa" w:w="1255"/>
+          </w:tcPr>
+          <w:p>
+            <w:r>
+              <w:t>***</w:t>
+            </w:r>
+          </w:p>
+        </w:tc>
+        <w:tc>
+          <w:tcPr>
+            <w:tcW w:type="dxa" w:w="1255"/>
+          </w:tcPr>
+          <w:p>
+            <w:r>
+              <w:t>H6支持</w:t>
+            </w:r>
+          </w:p>
+        </w:tc>
+      </w:tr>
+      <w:tr>
+        <w:tc>
+          <w:tcPr>
+            <w:tcW w:type="dxa" w:w="1255"/>
+          </w:tcPr>
+          <w:p>
+            <w:r>
+              <w:t>CDL←IF</w:t>
+            </w:r>
+          </w:p>
+        </w:tc>
+        <w:tc>
+          <w:tcPr>
+            <w:tcW w:type="dxa" w:w="1255"/>
+          </w:tcPr>
+          <w:p>
+            <w:r>
+              <w:t>0.078</w:t>
+            </w:r>
+          </w:p>
+        </w:tc>
+        <w:tc>
+          <w:tcPr>
+            <w:tcW w:type="dxa" w:w="1255"/>
+          </w:tcPr>
+          <w:p>
+            <w:r>
+              <w:t>0.035</w:t>
+            </w:r>
+          </w:p>
+        </w:tc>
+        <w:tc>
+          <w:tcPr>
+            <w:tcW w:type="dxa" w:w="1255"/>
+          </w:tcPr>
+          <w:p>
+            <w:r>
+              <w:t>2.241</w:t>
+            </w:r>
+          </w:p>
+        </w:tc>
+        <w:tc>
+          <w:tcPr>
+            <w:tcW w:type="dxa" w:w="1255"/>
+          </w:tcPr>
+          <w:p>
+            <w:r>
+              <w:t>0.025</w:t>
+            </w:r>
+          </w:p>
+        </w:tc>
+        <w:tc>
+          <w:tcPr>
+            <w:tcW w:type="dxa" w:w="1255"/>
+          </w:tcPr>
+          <w:p>
+            <w:r>
+              <w:t>*</w:t>
+            </w:r>
+          </w:p>
+        </w:tc>
+        <w:tc>
+          <w:tcPr>
+            <w:tcW w:type="dxa" w:w="1255"/>
+          </w:tcPr>
+          <w:p>
+            <w:r>
+              <w:t>H7支持</w:t>
+            </w:r>
+          </w:p>
+        </w:tc>
+      </w:tr>
+      <w:tr>
+        <w:tc>
+          <w:tcPr>
+            <w:tcW w:type="dxa" w:w="1255"/>
+          </w:tcPr>
+          <w:p>
+            <w:r>
+              <w:t>CDL←DS</w:t>
+            </w:r>
+          </w:p>
+        </w:tc>
+        <w:tc>
+          <w:tcPr>
+            <w:tcW w:type="dxa" w:w="1255"/>
+          </w:tcPr>
+          <w:p>
+            <w:r>
+              <w:t>0.100</w:t>
+            </w:r>
+          </w:p>
+        </w:tc>
+        <w:tc>
+          <w:tcPr>
+            <w:tcW w:type="dxa" w:w="1255"/>
+          </w:tcPr>
+          <w:p>
+            <w:r>
+              <w:t>0.034</w:t>
+            </w:r>
+          </w:p>
+        </w:tc>
+        <w:tc>
+          <w:tcPr>
+            <w:tcW w:type="dxa" w:w="1255"/>
+          </w:tcPr>
+          <w:p>
+            <w:r>
+              <w:t>2.934</w:t>
+            </w:r>
+          </w:p>
+        </w:tc>
+        <w:tc>
+          <w:tcPr>
+            <w:tcW w:type="dxa" w:w="1255"/>
+          </w:tcPr>
+          <w:p>
+            <w:r>
+              <w:t>0.003</w:t>
+            </w:r>
+          </w:p>
+        </w:tc>
+        <w:tc>
+          <w:tcPr>
+            <w:tcW w:type="dxa" w:w="1255"/>
+          </w:tcPr>
+          <w:p>
+            <w:r>
+              <w:t>**</w:t>
+            </w:r>
+          </w:p>
+        </w:tc>
+        <w:tc>
+          <w:tcPr>
+            <w:tcW w:type="dxa" w:w="1255"/>
+          </w:tcPr>
+          <w:p>
+            <w:r>
+              <w:t>H8支持</w:t>
+            </w:r>
+          </w:p>
+        </w:tc>
+      </w:tr>
+      <w:tr>
+        <w:tc>
+          <w:tcPr>
+            <w:tcW w:type="dxa" w:w="1255"/>
+          </w:tcPr>
+          <w:p/>
+        </w:tc>
+        <w:tc>
+          <w:tcPr>
+            <w:tcW w:type="dxa" w:w="1255"/>
+          </w:tcPr>
+          <w:p/>
+        </w:tc>
+        <w:tc>
+          <w:tcPr>
+            <w:tcW w:type="dxa" w:w="1255"/>
+          </w:tcPr>
+          <w:p/>
+        </w:tc>
+        <w:tc>
+          <w:tcPr>
+            <w:tcW w:type="dxa" w:w="1255"/>
+          </w:tcPr>
+          <w:p/>
+        </w:tc>
+        <w:tc>
+          <w:tcPr>
+            <w:tcW w:type="dxa" w:w="1255"/>
+          </w:tcPr>
+          <w:p/>
+        </w:tc>
+        <w:tc>
+          <w:tcPr>
+            <w:tcW w:type="dxa" w:w="1255"/>
+          </w:tcPr>
+          <w:p/>
+        </w:tc>
+        <w:tc>
+          <w:tcPr>
+            <w:tcW w:type="dxa" w:w="1255"/>
+          </w:tcPr>
+          <w:p/>
+        </w:tc>
+      </w:tr>
+    </w:tbl>
+    <w:p>
+      <w:pPr>
+        <w:pStyle w:val="4"/>
+      </w:pPr>
+      <w:r>
+        <w:t>4.3.3 中介效应检验</w:t>
+      </w:r>
+    </w:p>
+    <w:p>
+      <w:r>
+        <w:t>采用Bootstrap方法（重抽样5000次，95%置信区间）检验中介效应（Preacher &amp; Hayes, 2008）。结果如表4-6：四条间接效应置信区间均不包含0，中介效应显著。由于GP、TS、TI、EN对CDL的直接效应与间接效应均显著，IF和DS均发挥部分中介作用，部分中介模型得到验证。这表明基础设施与数字技能平台建设能够额外提升集群电商发展水平，但制度环境、人才、技术和资源等核心条件的直接驱动作用不可忽视。</w:t>
+      </w:r>
+    </w:p>
+    <w:p>
+      <w:r>
+        <w:t>表4-6  Bootstrap中介效应检验结果（N=5000）</w:t>
+      </w:r>
+    </w:p>
+    <w:tbl>
+      <w:tblPr>
+        <w:tblStyle w:val="34"/>
+        <w:tblW w:type="auto" w:w="0"/>
+        <w:tblLook w:firstColumn="1" w:firstRow="1" w:lastColumn="0" w:lastRow="0" w:noHBand="0" w:noVBand="1" w:val="04A0"/>
+      </w:tblPr>
+      <w:tblGrid>
+        <w:gridCol w:w="1757"/>
+        <w:gridCol w:w="1757"/>
+        <w:gridCol w:w="1757"/>
+        <w:gridCol w:w="1757"/>
+        <w:gridCol w:w="1757"/>
+      </w:tblGrid>
+      <w:tr>
+        <w:tc>
+          <w:tcPr>
+            <w:tcW w:type="dxa" w:w="1757"/>
+          </w:tcPr>
+          <w:p>
+            <w:r>
+              <w:t>路径</w:t>
+            </w:r>
+          </w:p>
+        </w:tc>
+        <w:tc>
+          <w:tcPr>
+            <w:tcW w:type="dxa" w:w="1757"/>
+          </w:tcPr>
+          <w:p>
+            <w:r>
+              <w:t>间接效应</w:t>
+            </w:r>
+          </w:p>
+        </w:tc>
+        <w:tc>
+          <w:tcPr>
+            <w:tcW w:type="dxa" w:w="1757"/>
+          </w:tcPr>
+          <w:p>
+            <w:r>
+              <w:t>SE</w:t>
+            </w:r>
+          </w:p>
+        </w:tc>
+        <w:tc>
+          <w:tcPr>
+            <w:tcW w:type="dxa" w:w="1757"/>
+          </w:tcPr>
+          <w:p>
+            <w:r>
+              <w:t>95% CI下限</w:t>
+            </w:r>
+          </w:p>
+        </w:tc>
+        <w:tc>
+          <w:tcPr>
+            <w:tcW w:type="dxa" w:w="1757"/>
+          </w:tcPr>
+          <w:p>
+            <w:r>
+              <w:t>95% CI上限</w:t>
+            </w:r>
+          </w:p>
+        </w:tc>
+      </w:tr>
+      <w:tr>
+        <w:tc>
+          <w:tcPr>
+            <w:tcW w:type="dxa" w:w="1757"/>
+          </w:tcPr>
+          <w:p>
+            <w:r>
+              <w:t>GP→IF→CDL</w:t>
+            </w:r>
+          </w:p>
+        </w:tc>
+        <w:tc>
+          <w:tcPr>
+            <w:tcW w:type="dxa" w:w="1757"/>
+          </w:tcPr>
+          <w:p>
+            <w:r>
+              <w:t>0.027</w:t>
+            </w:r>
+          </w:p>
+        </w:tc>
+        <w:tc>
+          <w:tcPr>
+            <w:tcW w:type="dxa" w:w="1757"/>
+          </w:tcPr>
+          <w:p>
+            <w:r>
+              <w:t>0.010</w:t>
+            </w:r>
+          </w:p>
+        </w:tc>
+        <w:tc>
+          <w:tcPr>
+            <w:tcW w:type="dxa" w:w="1757"/>
+          </w:tcPr>
+          <w:p>
+            <w:r>
+              <w:t>0.012</w:t>
+            </w:r>
+          </w:p>
+        </w:tc>
+        <w:tc>
+          <w:tcPr>
+            <w:tcW w:type="dxa" w:w="1757"/>
+          </w:tcPr>
+          <w:p>
+            <w:r>
+              <w:t>0.048</w:t>
+            </w:r>
+          </w:p>
+        </w:tc>
+      </w:tr>
+      <w:tr>
+        <w:tc>
+          <w:tcPr>
+            <w:tcW w:type="dxa" w:w="1757"/>
+          </w:tcPr>
+          <w:p>
+            <w:r>
+              <w:t>TS→IF→CDL</w:t>
+            </w:r>
+          </w:p>
+        </w:tc>
+        <w:tc>
+          <w:tcPr>
+            <w:tcW w:type="dxa" w:w="1757"/>
+          </w:tcPr>
+          <w:p>
+            <w:r>
+              <w:t>0.026</w:t>
+            </w:r>
+          </w:p>
+        </w:tc>
+        <w:tc>
+          <w:tcPr>
+            <w:tcW w:type="dxa" w:w="1757"/>
+          </w:tcPr>
+          <w:p>
+            <w:r>
+              <w:t>0.009</w:t>
+            </w:r>
+          </w:p>
+        </w:tc>
+        <w:tc>
+          <w:tcPr>
+            <w:tcW w:type="dxa" w:w="1757"/>
+          </w:tcPr>
+          <w:p>
+            <w:r>
+              <w:t>0.011</w:t>
+            </w:r>
+          </w:p>
+        </w:tc>
+        <w:tc>
+          <w:tcPr>
+            <w:tcW w:type="dxa" w:w="1757"/>
+          </w:tcPr>
+          <w:p>
+            <w:r>
+              <w:t>0.047</w:t>
+            </w:r>
+          </w:p>
+        </w:tc>
+      </w:tr>
+      <w:tr>
+        <w:tc>
+          <w:tcPr>
+            <w:tcW w:type="dxa" w:w="1757"/>
+          </w:tcPr>
+          <w:p>
+            <w:r>
+              <w:t>TI→DS→CDL</w:t>
+            </w:r>
+          </w:p>
+        </w:tc>
+        <w:tc>
+          <w:tcPr>
+            <w:tcW w:type="dxa" w:w="1757"/>
+          </w:tcPr>
+          <w:p>
+            <w:r>
+              <w:t>0.032</w:t>
+            </w:r>
+          </w:p>
+        </w:tc>
+        <w:tc>
+          <w:tcPr>
+            <w:tcW w:type="dxa" w:w="1757"/>
+          </w:tcPr>
+          <w:p>
+            <w:r>
+              <w:t>0.011</w:t>
+            </w:r>
+          </w:p>
+        </w:tc>
+        <w:tc>
+          <w:tcPr>
+            <w:tcW w:type="dxa" w:w="1757"/>
+          </w:tcPr>
+          <w:p>
+            <w:r>
+              <w:t>0.014</w:t>
+            </w:r>
+          </w:p>
+        </w:tc>
+        <w:tc>
+          <w:tcPr>
+            <w:tcW w:type="dxa" w:w="1757"/>
+          </w:tcPr>
+          <w:p>
+            <w:r>
+              <w:t>0.054</w:t>
+            </w:r>
+          </w:p>
+        </w:tc>
+      </w:tr>
+      <w:tr>
+        <w:tc>
+          <w:tcPr>
+            <w:tcW w:type="dxa" w:w="1757"/>
+          </w:tcPr>
+          <w:p>
+            <w:r>
+              <w:t>EN→DS→CDL</w:t>
+            </w:r>
+          </w:p>
+        </w:tc>
+        <w:tc>
+          <w:tcPr>
+            <w:tcW w:type="dxa" w:w="1757"/>
+          </w:tcPr>
+          <w:p>
+            <w:r>
+              <w:t>0.035</w:t>
+            </w:r>
+          </w:p>
+        </w:tc>
+        <w:tc>
+          <w:tcPr>
+            <w:tcW w:type="dxa" w:w="1757"/>
+          </w:tcPr>
+          <w:p>
+            <w:r>
+              <w:t>0.011</w:t>
+            </w:r>
+          </w:p>
+        </w:tc>
+        <w:tc>
+          <w:tcPr>
+            <w:tcW w:type="dxa" w:w="1757"/>
+          </w:tcPr>
+          <w:p>
+            <w:r>
+              <w:t>0.016</w:t>
+            </w:r>
+          </w:p>
+        </w:tc>
+        <w:tc>
+          <w:tcPr>
+            <w:tcW w:type="dxa" w:w="1757"/>
+          </w:tcPr>
+          <w:p>
+            <w:r>
+              <w:t>0.059</w:t>
+            </w:r>
+          </w:p>
+        </w:tc>
+      </w:tr>
+      <w:tr>
+        <w:tc>
+          <w:tcPr>
+            <w:tcW w:type="dxa" w:w="1757"/>
+          </w:tcPr>
+          <w:p/>
+        </w:tc>
+        <w:tc>
+          <w:tcPr>
+            <w:tcW w:type="dxa" w:w="1757"/>
+          </w:tcPr>
+          <w:p/>
+        </w:tc>
+        <w:tc>
+          <w:tcPr>
+            <w:tcW w:type="dxa" w:w="1757"/>
+          </w:tcPr>
+          <w:p/>
+        </w:tc>
+        <w:tc>
+          <w:tcPr>
+            <w:tcW w:type="dxa" w:w="1757"/>
+          </w:tcPr>
+          <w:p/>
+        </w:tc>
+        <w:tc>
+          <w:tcPr>
+            <w:tcW w:type="dxa" w:w="1757"/>
+          </w:tcPr>
+          <w:p/>
+        </w:tc>
+      </w:tr>
+    </w:tbl>
+    <w:p>
+      <w:pPr>
+        <w:pStyle w:val="3"/>
+      </w:pPr>
+      <w:r>
+        <w:t>4.4 多重共线性检验</w:t>
+      </w:r>
+    </w:p>
+    <w:p>
+      <w:r>
+        <w:t>多重共线性检验结果如表4-7所示：所有预测变量VIF均低于2.0（远低于10的临界值），容差均高于0.50（Hair et al., 2010），表明模型不存在多重共线性，估计结果可靠。</w:t>
+      </w:r>
+    </w:p>
+    <w:p>
+      <w:r>
+        <w:t>表4-7  多重共线性检验结果</w:t>
+      </w:r>
+    </w:p>
+    <w:tbl>
+      <w:tblPr>
+        <w:tblStyle w:val="34"/>
+        <w:tblW w:type="auto" w:w="0"/>
+        <w:tblLook w:firstColumn="1" w:firstRow="1" w:lastColumn="0" w:lastRow="0" w:noHBand="0" w:noVBand="1" w:val="04A0"/>
+      </w:tblPr>
+      <w:tblGrid>
+        <w:gridCol w:w="2929"/>
+        <w:gridCol w:w="2929"/>
+        <w:gridCol w:w="2929"/>
+      </w:tblGrid>
+      <w:tr>
+        <w:tc>
+          <w:tcPr>
+            <w:tcW w:type="dxa" w:w="2929"/>
+          </w:tcPr>
+          <w:p>
+            <w:r>
+              <w:t>变量</w:t>
+            </w:r>
+          </w:p>
+        </w:tc>
+        <w:tc>
+          <w:tcPr>
+            <w:tcW w:type="dxa" w:w="2929"/>
+          </w:tcPr>
+          <w:p>
+            <w:r>
+              <w:t>容差(Tolerance)</w:t>
+            </w:r>
+          </w:p>
+        </w:tc>
+        <w:tc>
+          <w:tcPr>
+            <w:tcW w:type="dxa" w:w="2929"/>
+          </w:tcPr>
+          <w:p>
+            <w:r>
+              <w:t>VIF</w:t>
+            </w:r>
+          </w:p>
+        </w:tc>
+      </w:tr>
+      <w:tr>
+        <w:tc>
+          <w:tcPr>
+            <w:tcW w:type="dxa" w:w="2929"/>
+          </w:tcPr>
+          <w:p>
+            <w:r>
+              <w:t>GP</w:t>
+            </w:r>
+          </w:p>
+        </w:tc>
+        <w:tc>
+          <w:tcPr>
+            <w:tcW w:type="dxa" w:w="2929"/>
+          </w:tcPr>
+          <w:p>
+            <w:r>
+              <w:t>0.719</w:t>
+            </w:r>
+          </w:p>
+        </w:tc>
+        <w:tc>
+          <w:tcPr>
+            <w:tcW w:type="dxa" w:w="2929"/>
+          </w:tcPr>
+          <w:p>
+            <w:r>
+              <w:t>1.390</w:t>
+            </w:r>
+          </w:p>
+        </w:tc>
+      </w:tr>
+      <w:tr>
+        <w:tc>
+          <w:tcPr>
+            <w:tcW w:type="dxa" w:w="2929"/>
+          </w:tcPr>
+          <w:p>
+            <w:r>
+              <w:t>TS</w:t>
+            </w:r>
+          </w:p>
+        </w:tc>
+        <w:tc>
+          <w:tcPr>
+            <w:tcW w:type="dxa" w:w="2929"/>
+          </w:tcPr>
+          <w:p>
+            <w:r>
+              <w:t>0.714</w:t>
+            </w:r>
+          </w:p>
+        </w:tc>
+        <w:tc>
+          <w:tcPr>
+            <w:tcW w:type="dxa" w:w="2929"/>
+          </w:tcPr>
+          <w:p>
+            <w:r>
+              <w:t>1.400</w:t>
+            </w:r>
+          </w:p>
+        </w:tc>
+      </w:tr>
+      <w:tr>
+        <w:tc>
+          <w:tcPr>
+            <w:tcW w:type="dxa" w:w="2929"/>
+          </w:tcPr>
+          <w:p>
+            <w:r>
+              <w:t>IF</w:t>
+            </w:r>
+          </w:p>
+        </w:tc>
+        <w:tc>
+          <w:tcPr>
+            <w:tcW w:type="dxa" w:w="2929"/>
+          </w:tcPr>
+          <w:p>
+            <w:r>
+              <w:t>0.665</w:t>
+            </w:r>
+          </w:p>
+        </w:tc>
+        <w:tc>
+          <w:tcPr>
+            <w:tcW w:type="dxa" w:w="2929"/>
+          </w:tcPr>
+          <w:p>
+            <w:r>
+              <w:t>1.502</w:t>
+            </w:r>
+          </w:p>
+        </w:tc>
+      </w:tr>
+      <w:tr>
+        <w:tc>
+          <w:tcPr>
+            <w:tcW w:type="dxa" w:w="2929"/>
+          </w:tcPr>
+          <w:p>
+            <w:r>
+              <w:t>TI</w:t>
+            </w:r>
+          </w:p>
+        </w:tc>
+        <w:tc>
+          <w:tcPr>
+            <w:tcW w:type="dxa" w:w="2929"/>
+          </w:tcPr>
+          <w:p>
+            <w:r>
+              <w:t>0.746</w:t>
+            </w:r>
+          </w:p>
+        </w:tc>
+        <w:tc>
+          <w:tcPr>
+            <w:tcW w:type="dxa" w:w="2929"/>
+          </w:tcPr>
+          <w:p>
+            <w:r>
+              <w:t>1.341</w:t>
+            </w:r>
+          </w:p>
+        </w:tc>
+      </w:tr>
+      <w:tr>
+        <w:tc>
+          <w:tcPr>
+            <w:tcW w:type="dxa" w:w="2929"/>
+          </w:tcPr>
+          <w:p>
+            <w:r>
+              <w:t>DS</w:t>
+            </w:r>
+          </w:p>
+        </w:tc>
+        <w:tc>
+          <w:tcPr>
+            <w:tcW w:type="dxa" w:w="2929"/>
+          </w:tcPr>
+          <w:p>
+            <w:r>
+              <w:t>0.705</w:t>
+            </w:r>
+          </w:p>
+        </w:tc>
+        <w:tc>
+          <w:tcPr>
+            <w:tcW w:type="dxa" w:w="2929"/>
+          </w:tcPr>
+          <w:p>
+            <w:r>
+              <w:t>1.419</w:t>
+            </w:r>
+          </w:p>
+        </w:tc>
+      </w:tr>
+      <w:tr>
+        <w:tc>
+          <w:tcPr>
+            <w:tcW w:type="dxa" w:w="2929"/>
+          </w:tcPr>
+          <w:p>
+            <w:r>
+              <w:t>EN</w:t>
+            </w:r>
+          </w:p>
+        </w:tc>
+        <w:tc>
+          <w:tcPr>
+            <w:tcW w:type="dxa" w:w="2929"/>
+          </w:tcPr>
+          <w:p>
+            <w:r>
+              <w:t>0.779</w:t>
+            </w:r>
+          </w:p>
+        </w:tc>
+        <w:tc>
+          <w:tcPr>
+            <w:tcW w:type="dxa" w:w="2929"/>
+          </w:tcPr>
+          <w:p>
+            <w:r>
+              <w:t>1.284</w:t>
+            </w:r>
+          </w:p>
+        </w:tc>
+      </w:tr>
+      <w:tr>
+        <w:tc>
+          <w:tcPr>
+            <w:tcW w:type="dxa" w:w="2929"/>
+          </w:tcPr>
+          <w:p/>
+        </w:tc>
+        <w:tc>
+          <w:tcPr>
+            <w:tcW w:type="dxa" w:w="2929"/>
+          </w:tcPr>
+          <w:p/>
+        </w:tc>
+        <w:tc>
+          <w:tcPr>
+            <w:tcW w:type="dxa" w:w="2929"/>
+          </w:tcPr>
+          <w:p/>
+        </w:tc>
+      </w:tr>
+    </w:tbl>
+    <w:p>
+      <w:pPr>
+        <w:pStyle w:val="3"/>
+      </w:pPr>
+      <w:r>
+        <w:t>4.5 模糊集定性比较分析（fsQCA）</w:t>
+      </w:r>
+    </w:p>
+    <w:p>
+      <w:pPr>
+        <w:pStyle w:val="4"/>
+      </w:pPr>
+      <w:r>
+        <w:t>4.5.1 变量校准</w:t>
+      </w:r>
+    </w:p>
+    <w:p>
+      <w:r>
+        <w:t>采用直接校准法，以P5、P50、P95分别作为完全不隶属（0.05）、交叉点（0.50）、完全隶属（0.95）三个锚点（Fiss, 2011），对4个前因变量与CDL进行校准。校准锚点如表4-8所示。</w:t>
+      </w:r>
+    </w:p>
+    <w:p>
+      <w:r>
+        <w:t>表4-8  fsQCA校准锚点</w:t>
+      </w:r>
+    </w:p>
+    <w:tbl>
+      <w:tblPr>
+        <w:tblStyle w:val="34"/>
+        <w:tblW w:type="auto" w:w="0"/>
+        <w:tblLook w:firstColumn="1" w:firstRow="1" w:lastColumn="0" w:lastRow="0" w:noHBand="0" w:noVBand="1" w:val="04A0"/>
+      </w:tblPr>
+      <w:tblGrid>
+        <w:gridCol w:w="2197"/>
+        <w:gridCol w:w="2197"/>
+        <w:gridCol w:w="2197"/>
+        <w:gridCol w:w="2197"/>
+      </w:tblGrid>
+      <w:tr>
+        <w:tc>
+          <w:tcPr>
+            <w:tcW w:type="dxa" w:w="2197"/>
+          </w:tcPr>
+          <w:p>
+            <w:r>
+              <w:t>变量</w:t>
+            </w:r>
+          </w:p>
+        </w:tc>
+        <w:tc>
+          <w:tcPr>
+            <w:tcW w:type="dxa" w:w="2197"/>
+          </w:tcPr>
+          <w:p>
+            <w:r>
+              <w:t>完全不隶属(P5)</w:t>
+            </w:r>
+          </w:p>
+        </w:tc>
+        <w:tc>
+          <w:tcPr>
+            <w:tcW w:type="dxa" w:w="2197"/>
+          </w:tcPr>
+          <w:p>
+            <w:r>
+              <w:t>交叉点(P50)</w:t>
+            </w:r>
+          </w:p>
+        </w:tc>
+        <w:tc>
+          <w:tcPr>
+            <w:tcW w:type="dxa" w:w="2197"/>
+          </w:tcPr>
+          <w:p>
+            <w:r>
+              <w:t>完全隶属(P95)</w:t>
+            </w:r>
+          </w:p>
+        </w:tc>
+      </w:tr>
+      <w:tr>
+        <w:tc>
+          <w:tcPr>
+            <w:tcW w:type="dxa" w:w="2197"/>
+          </w:tcPr>
+          <w:p>
+            <w:r>
+              <w:t>GP（政府政策）</w:t>
+            </w:r>
+          </w:p>
+        </w:tc>
+        <w:tc>
+          <w:tcPr>
+            <w:tcW w:type="dxa" w:w="2197"/>
+          </w:tcPr>
+          <w:p>
+            <w:r>
+              <w:t>1.667</w:t>
+            </w:r>
+          </w:p>
+        </w:tc>
+        <w:tc>
+          <w:tcPr>
+            <w:tcW w:type="dxa" w:w="2197"/>
+          </w:tcPr>
+          <w:p>
+            <w:r>
+              <w:t>3.000</w:t>
+            </w:r>
+          </w:p>
+        </w:tc>
+        <w:tc>
+          <w:tcPr>
+            <w:tcW w:type="dxa" w:w="2197"/>
+          </w:tcPr>
+          <w:p>
+            <w:r>
+              <w:t>4.333</w:t>
+            </w:r>
+          </w:p>
+        </w:tc>
+      </w:tr>
+      <w:tr>
+        <w:tc>
+          <w:tcPr>
+            <w:tcW w:type="dxa" w:w="2197"/>
+          </w:tcPr>
+          <w:p>
+            <w:r>
+              <w:t>TS（人才支撑）</w:t>
+            </w:r>
+          </w:p>
+        </w:tc>
+        <w:tc>
+          <w:tcPr>
+            <w:tcW w:type="dxa" w:w="2197"/>
+          </w:tcPr>
+          <w:p>
+            <w:r>
+              <w:t>1.333</w:t>
+            </w:r>
+          </w:p>
+        </w:tc>
+        <w:tc>
+          <w:tcPr>
+            <w:tcW w:type="dxa" w:w="2197"/>
+          </w:tcPr>
+          <w:p>
+            <w:r>
+              <w:t>2.667</w:t>
+            </w:r>
+          </w:p>
+        </w:tc>
+        <w:tc>
+          <w:tcPr>
+            <w:tcW w:type="dxa" w:w="2197"/>
+          </w:tcPr>
+          <w:p>
+            <w:r>
+              <w:t>4.000</w:t>
+            </w:r>
+          </w:p>
+        </w:tc>
+      </w:tr>
+      <w:tr>
+        <w:tc>
+          <w:tcPr>
+            <w:tcW w:type="dxa" w:w="2197"/>
+          </w:tcPr>
+          <w:p>
+            <w:r>
+              <w:t>TI（技术创新）</w:t>
+            </w:r>
+          </w:p>
+        </w:tc>
+        <w:tc>
+          <w:tcPr>
+            <w:tcW w:type="dxa" w:w="2197"/>
+          </w:tcPr>
+          <w:p>
+            <w:r>
+              <w:t>1.667</w:t>
+            </w:r>
+          </w:p>
+        </w:tc>
+        <w:tc>
+          <w:tcPr>
+            <w:tcW w:type="dxa" w:w="2197"/>
+          </w:tcPr>
+          <w:p>
+            <w:r>
+              <w:t>3.000</w:t>
+            </w:r>
+          </w:p>
+        </w:tc>
+        <w:tc>
+          <w:tcPr>
+            <w:tcW w:type="dxa" w:w="2197"/>
+          </w:tcPr>
+          <w:p>
+            <w:r>
+              <w:t>4.333</w:t>
+            </w:r>
+          </w:p>
+        </w:tc>
+      </w:tr>
+      <w:tr>
+        <w:tc>
+          <w:tcPr>
+            <w:tcW w:type="dxa" w:w="2197"/>
+          </w:tcPr>
+          <w:p>
+            <w:r>
+              <w:t>EN（资源禀赋）</w:t>
+            </w:r>
+          </w:p>
+        </w:tc>
+        <w:tc>
+          <w:tcPr>
+            <w:tcW w:type="dxa" w:w="2197"/>
+          </w:tcPr>
+          <w:p>
+            <w:r>
+              <w:t>2.000</w:t>
+            </w:r>
+          </w:p>
+        </w:tc>
+        <w:tc>
+          <w:tcPr>
+            <w:tcW w:type="dxa" w:w="2197"/>
+          </w:tcPr>
+          <w:p>
+            <w:r>
+              <w:t>3.667</w:t>
+            </w:r>
+          </w:p>
+        </w:tc>
+        <w:tc>
+          <w:tcPr>
+            <w:tcW w:type="dxa" w:w="2197"/>
+          </w:tcPr>
+          <w:p>
+            <w:r>
+              <w:t>5.000</w:t>
+            </w:r>
+          </w:p>
+        </w:tc>
+      </w:tr>
+      <w:tr>
+        <w:tc>
+          <w:tcPr>
+            <w:tcW w:type="dxa" w:w="2197"/>
+          </w:tcPr>
+          <w:p>
+            <w:r>
+              <w:t>CDL（发展水平）</w:t>
+            </w:r>
+          </w:p>
+        </w:tc>
+        <w:tc>
+          <w:tcPr>
+            <w:tcW w:type="dxa" w:w="2197"/>
+          </w:tcPr>
+          <w:p>
+            <w:r>
+              <w:t>1.667</w:t>
+            </w:r>
+          </w:p>
+        </w:tc>
+        <w:tc>
+          <w:tcPr>
+            <w:tcW w:type="dxa" w:w="2197"/>
+          </w:tcPr>
+          <w:p>
+            <w:r>
+              <w:t>3.333</w:t>
+            </w:r>
+          </w:p>
+        </w:tc>
+        <w:tc>
+          <w:tcPr>
+            <w:tcW w:type="dxa" w:w="2197"/>
+          </w:tcPr>
+          <w:p>
+            <w:r>
+              <w:t>4.667</w:t>
+            </w:r>
+          </w:p>
+        </w:tc>
+      </w:tr>
+      <w:tr>
+        <w:tc>
+          <w:tcPr>
+            <w:tcW w:type="dxa" w:w="2197"/>
+          </w:tcPr>
+          <w:p/>
+        </w:tc>
+        <w:tc>
+          <w:tcPr>
+            <w:tcW w:type="dxa" w:w="2197"/>
+          </w:tcPr>
+          <w:p/>
+        </w:tc>
+        <w:tc>
+          <w:tcPr>
+            <w:tcW w:type="dxa" w:w="2197"/>
+          </w:tcPr>
+          <w:p/>
+        </w:tc>
+        <w:tc>
+          <w:tcPr>
+            <w:tcW w:type="dxa" w:w="2197"/>
+          </w:tcPr>
+          <w:p/>
+        </w:tc>
+      </w:tr>
+    </w:tbl>
+    <w:p>
+      <w:pPr>
+        <w:pStyle w:val="4"/>
+      </w:pPr>
+      <w:r>
+        <w:t>4.5.2 必要条件检验</w:t>
+      </w:r>
+    </w:p>
+    <w:p>
+      <w:r>
+        <w:t>对各前因条件进行必要性检验，以一致性≥0.9作为必要条件判断标准（Ragin, 2008）。检验结果：GP必要性一致性0.789，TS为0.752，TI为0.763，EN为0.759，均低于0.9的阈值，表明不存在单一必要条件，与组态理论假设一致。</w:t>
+      </w:r>
+    </w:p>
+    <w:p>
+      <w:pPr>
+        <w:pStyle w:val="4"/>
+      </w:pPr>
+      <w:r>
+        <w:t>4.5.3 充分条件组态分析</w:t>
+      </w:r>
+    </w:p>
+    <w:p>
+      <w:r>
+        <w:t>设定频率阈值为5、原始一致性阈值为0.85，采用中间解进行组态分析。结果识别出5条充分条件组态路径（表4-9），总覆盖率0.832，总一致性0.871。</w:t>
+      </w:r>
+    </w:p>
+    <w:p>
+      <w:r>
+        <w:t>表4-9  fsQCA充分条件组态分析结果（中间解）</w:t>
+      </w:r>
+    </w:p>
+    <w:tbl>
+      <w:tblPr>
+        <w:tblStyle w:val="34"/>
+        <w:tblW w:type="auto" w:w="0"/>
+        <w:tblLook w:firstColumn="1" w:firstRow="1" w:lastColumn="0" w:lastRow="0" w:noHBand="0" w:noVBand="1" w:val="04A0"/>
+      </w:tblPr>
+      <w:tblGrid>
+        <w:gridCol w:w="1757"/>
+        <w:gridCol w:w="1757"/>
+        <w:gridCol w:w="1757"/>
+        <w:gridCol w:w="1757"/>
+        <w:gridCol w:w="1757"/>
+      </w:tblGrid>
+      <w:tr>
+        <w:tc>
+          <w:tcPr>
+            <w:tcW w:type="dxa" w:w="1757"/>
+          </w:tcPr>
+          <w:p>
+            <w:r>
+              <w:t>组态路径</w:t>
+            </w:r>
+          </w:p>
+        </w:tc>
+        <w:tc>
+          <w:tcPr>
+            <w:tcW w:type="dxa" w:w="1757"/>
+          </w:tcPr>
+          <w:p>
+            <w:r>
+              <w:t>含义</w:t>
+            </w:r>
+          </w:p>
+        </w:tc>
+        <w:tc>
+          <w:tcPr>
+            <w:tcW w:type="dxa" w:w="1757"/>
+          </w:tcPr>
+          <w:p>
+            <w:r>
+              <w:t>一致性</w:t>
+            </w:r>
+          </w:p>
+        </w:tc>
+        <w:tc>
+          <w:tcPr>
+            <w:tcW w:type="dxa" w:w="1757"/>
+          </w:tcPr>
+          <w:p>
+            <w:r>
+              <w:t>覆盖率</w:t>
+            </w:r>
+          </w:p>
+        </w:tc>
+        <w:tc>
+          <w:tcPr>
+            <w:tcW w:type="dxa" w:w="1757"/>
+          </w:tcPr>
+          <w:p>
+            <w:r>
+              <w:t>路径类型</w:t>
+            </w:r>
+          </w:p>
+        </w:tc>
+      </w:tr>
+      <w:tr>
+        <w:tc>
+          <w:tcPr>
+            <w:tcW w:type="dxa" w:w="1757"/>
+          </w:tcPr>
+          <w:p>
+            <w:r>
+              <w:t>GP*TS</w:t>
+            </w:r>
+          </w:p>
+        </w:tc>
+        <w:tc>
+          <w:tcPr>
+            <w:tcW w:type="dxa" w:w="1757"/>
+          </w:tcPr>
+          <w:p>
+            <w:r>
+              <w:t>政府政策×人才支撑</w:t>
+            </w:r>
+          </w:p>
+        </w:tc>
+        <w:tc>
+          <w:tcPr>
+            <w:tcW w:type="dxa" w:w="1757"/>
+          </w:tcPr>
+          <w:p>
+            <w:r>
+              <w:t>0.872</w:t>
+            </w:r>
+          </w:p>
+        </w:tc>
+        <w:tc>
+          <w:tcPr>
+            <w:tcW w:type="dxa" w:w="1757"/>
+          </w:tcPr>
+          <w:p>
+            <w:r>
+              <w:t>0.655</w:t>
+            </w:r>
+          </w:p>
+        </w:tc>
+        <w:tc>
+          <w:tcPr>
+            <w:tcW w:type="dxa" w:w="1757"/>
+          </w:tcPr>
+          <w:p>
+            <w:r>
+              <w:t>政策-人才协同驱动型</w:t>
+            </w:r>
+          </w:p>
+        </w:tc>
+      </w:tr>
+      <w:tr>
+        <w:tc>
+          <w:tcPr>
+            <w:tcW w:type="dxa" w:w="1757"/>
+          </w:tcPr>
+          <w:p>
+            <w:r>
+              <w:t>GP*EN</w:t>
+            </w:r>
+          </w:p>
+        </w:tc>
+        <w:tc>
+          <w:tcPr>
+            <w:tcW w:type="dxa" w:w="1757"/>
+          </w:tcPr>
+          <w:p>
+            <w:r>
+              <w:t>政府政策×资源禀赋</w:t>
+            </w:r>
+          </w:p>
+        </w:tc>
+        <w:tc>
+          <w:tcPr>
+            <w:tcW w:type="dxa" w:w="1757"/>
+          </w:tcPr>
+          <w:p>
+            <w:r>
+              <w:t>0.862</w:t>
+            </w:r>
+          </w:p>
+        </w:tc>
+        <w:tc>
+          <w:tcPr>
+            <w:tcW w:type="dxa" w:w="1757"/>
+          </w:tcPr>
+          <w:p>
+            <w:r>
+              <w:t>0.624</w:t>
+            </w:r>
+          </w:p>
+        </w:tc>
+        <w:tc>
+          <w:tcPr>
+            <w:tcW w:type="dxa" w:w="1757"/>
+          </w:tcPr>
+          <w:p>
+            <w:r>
+              <w:t>政策-资源激活型</w:t>
+            </w:r>
+          </w:p>
+        </w:tc>
+      </w:tr>
+      <w:tr>
+        <w:tc>
+          <w:tcPr>
+            <w:tcW w:type="dxa" w:w="1757"/>
+          </w:tcPr>
+          <w:p>
+            <w:r>
+              <w:t>TI*EN</w:t>
+            </w:r>
+          </w:p>
+        </w:tc>
+        <w:tc>
+          <w:tcPr>
+            <w:tcW w:type="dxa" w:w="1757"/>
+          </w:tcPr>
+          <w:p>
+            <w:r>
+              <w:t>技术创新×资源禀赋</w:t>
+            </w:r>
+          </w:p>
+        </w:tc>
+        <w:tc>
+          <w:tcPr>
+            <w:tcW w:type="dxa" w:w="1757"/>
+          </w:tcPr>
+          <w:p>
+            <w:r>
+              <w:t>0.854</w:t>
+            </w:r>
+          </w:p>
+        </w:tc>
+        <w:tc>
+          <w:tcPr>
+            <w:tcW w:type="dxa" w:w="1757"/>
+          </w:tcPr>
+          <w:p>
+            <w:r>
+              <w:t>0.636</w:t>
+            </w:r>
+          </w:p>
+        </w:tc>
+        <w:tc>
+          <w:tcPr>
+            <w:tcW w:type="dxa" w:w="1757"/>
+          </w:tcPr>
+          <w:p>
+            <w:r>
+              <w:t>技术-资源融合型</w:t>
+            </w:r>
+          </w:p>
+        </w:tc>
+      </w:tr>
+      <w:tr>
+        <w:tc>
+          <w:tcPr>
+            <w:tcW w:type="dxa" w:w="1757"/>
+          </w:tcPr>
+          <w:p>
+            <w:r>
+              <w:t>TS*EN</w:t>
+            </w:r>
+          </w:p>
+        </w:tc>
+        <w:tc>
+          <w:tcPr>
+            <w:tcW w:type="dxa" w:w="1757"/>
+          </w:tcPr>
+          <w:p>
+            <w:r>
+              <w:t>人才支撑×资源禀赋</w:t>
+            </w:r>
+          </w:p>
+        </w:tc>
+        <w:tc>
+          <w:tcPr>
+            <w:tcW w:type="dxa" w:w="1757"/>
+          </w:tcPr>
+          <w:p>
+            <w:r>
+              <w:t>0.850</w:t>
+            </w:r>
+          </w:p>
+        </w:tc>
+        <w:tc>
+          <w:tcPr>
+            <w:tcW w:type="dxa" w:w="1757"/>
+          </w:tcPr>
+          <w:p>
+            <w:r>
+              <w:t>0.595</w:t>
+            </w:r>
+          </w:p>
+        </w:tc>
+        <w:tc>
+          <w:tcPr>
+            <w:tcW w:type="dxa" w:w="1757"/>
+          </w:tcPr>
+          <w:p>
+            <w:r>
+              <w:t>人才-资源互补型</w:t>
+            </w:r>
+          </w:p>
+        </w:tc>
+      </w:tr>
+      <w:tr>
+        <w:tc>
+          <w:tcPr>
+            <w:tcW w:type="dxa" w:w="1757"/>
+          </w:tcPr>
+          <w:p>
+            <w:r>
+              <w:t>GP*TI</w:t>
+            </w:r>
+          </w:p>
+        </w:tc>
+        <w:tc>
+          <w:tcPr>
+            <w:tcW w:type="dxa" w:w="1757"/>
+          </w:tcPr>
+          <w:p>
+            <w:r>
+              <w:t>政府政策×技术创新</w:t>
+            </w:r>
+          </w:p>
+        </w:tc>
+        <w:tc>
+          <w:tcPr>
+            <w:tcW w:type="dxa" w:w="1757"/>
+          </w:tcPr>
+          <w:p>
+            <w:r>
+              <w:t>0.856</w:t>
+            </w:r>
+          </w:p>
+        </w:tc>
+        <w:tc>
+          <w:tcPr>
+            <w:tcW w:type="dxa" w:w="1757"/>
+          </w:tcPr>
+          <w:p>
+            <w:r>
+              <w:t>0.636</w:t>
+            </w:r>
+          </w:p>
+        </w:tc>
+        <w:tc>
+          <w:tcPr>
+            <w:tcW w:type="dxa" w:w="1757"/>
+          </w:tcPr>
+          <w:p>
+            <w:r>
+              <w:t>政策-技术赋能型</w:t>
+            </w:r>
+          </w:p>
+        </w:tc>
+      </w:tr>
+      <w:tr>
+        <w:tc>
+          <w:tcPr>
+            <w:tcW w:type="dxa" w:w="1757"/>
+          </w:tcPr>
+          <w:p/>
+        </w:tc>
+        <w:tc>
+          <w:tcPr>
+            <w:tcW w:type="dxa" w:w="1757"/>
+          </w:tcPr>
+          <w:p/>
+        </w:tc>
+        <w:tc>
+          <w:tcPr>
+            <w:tcW w:type="dxa" w:w="1757"/>
+          </w:tcPr>
+          <w:p/>
+        </w:tc>
+        <w:tc>
+          <w:tcPr>
+            <w:tcW w:type="dxa" w:w="1757"/>
+          </w:tcPr>
+          <w:p/>
+        </w:tc>
+        <w:tc>
+          <w:tcPr>
+            <w:tcW w:type="dxa" w:w="1757"/>
+          </w:tcPr>
+          <w:p/>
+        </w:tc>
+      </w:tr>
+    </w:tbl>
+    <w:p>
+      <w:r>
+        <w:t>从组态路径分析可得：</w:t>
+        <w:br/>
+        <w:t>（1）GP*TS（政策-人才协同驱动型，覆盖率最高为0.655）：政策保障与人才供给形成制度-人力协同效应；</w:t>
+        <w:br/>
+        <w:t>（2）GP*EN（政策-资源激活型）：政府政策激活烟台自然资源禀赋，将资源优势转化为电商竞争力；</w:t>
+        <w:br/>
+        <w:t>（3）TI*EN（技术-资源融合型）：技术创新与特色资源协同，体现"资源禀赋+技术赋能"双轮驱动；</w:t>
+        <w:br/>
+        <w:t>（4）TS*EN（人才-资源互补型）：技能人才能够更好地开发和利用本地资源；</w:t>
+        <w:br/>
+        <w:t>（5）GP*TI（政策-技术赋能型）：政策为技术创新应用提供制度支持。</w:t>
+        <w:br/>
+        <w:t>值得注意的是，自然资源禀赋（EN）出现在5条路径中的4条，表明其在烟台集群电商发展中具有重要的协同赋能地位。上述五条路径共同揭示了烟台集群电商高绩效发展的"殊途同归"特征，体现了组态理论的等效性原则（Equifinality）。</w:t>
+      </w:r>
     </w:p>
     <w:sectPr>
       <w:headerReference r:id="rId26" w:type="default"/>
